--- a/data/outputs/v2/Maths/SS3.2_Rotation/Mathematics_Rotation_CBE_LessonSequence.docx
+++ b/data/outputs/v2/Maths/SS3.2_Rotation/Mathematics_Rotation_CBE_LessonSequence.docx
@@ -3340,7 +3340,7 @@
             <w:pPr>
               <w:spacing w:after="20" w:before="0"/>
             </w:pPr>
-            <w:hyperlink w:history="1" r:id="rIdbeqyaletneuzf_xrzurmt">
+            <w:hyperlink w:history="1" r:id="rId6aurb5hzi-c7zlejz5ylt">
               <w:r>
                 <w:rPr>
                   <w:rFonts w:ascii="Arial" w:cs="Arial" w:eastAsia="Arial" w:hAnsi="Arial"/>
@@ -3349,7 +3349,7 @@
                   <w:szCs w:val="16"/>
                   <w:u w:val="single" w:color="2E75B6"/>
                 </w:rPr>
-                <w:t xml:space="preserve">Another Pythagorean theorem proof</w:t>
+                <w:t xml:space="preserve">Determining rotations</w:t>
               </w:r>
             </w:hyperlink>
           </w:p>
@@ -3373,7 +3373,7 @@
               <w:spacing w:after="10" w:before="0"/>
               <w:ind w:left="120"/>
             </w:pPr>
-            <w:hyperlink w:history="1" r:id="rIdw-irvpkx7g1qqwyu8lxhk">
+            <w:hyperlink w:history="1" r:id="rIdjijg4wln1we1tubgrkcbz">
               <w:r>
                 <w:rPr>
                   <w:rFonts w:ascii="Arial" w:cs="Arial" w:eastAsia="Arial" w:hAnsi="Arial"/>
@@ -3411,14 +3411,14 @@
                 <w:sz w:val="16"/>
                 <w:szCs w:val="16"/>
               </w:rPr>
-              <w:t xml:space="preserve">📖 HTML:</w:t>
+              <w:t xml:space="preserve">📖 EXERCISE:</w:t>
             </w:r>
           </w:p>
           <w:p>
             <w:pPr>
               <w:spacing w:after="20" w:before="0"/>
             </w:pPr>
-            <w:hyperlink w:history="1" r:id="rId2ldcgl63rvocqrcwkcmy0">
+            <w:hyperlink w:history="1" r:id="rIdghku69ivlgva2shbnrahd">
               <w:r>
                 <w:rPr>
                   <w:rFonts w:ascii="Arial" w:cs="Arial" w:eastAsia="Arial" w:hAnsi="Arial"/>
@@ -3427,7 +3427,7 @@
                   <w:szCs w:val="16"/>
                   <w:u w:val="single" w:color="2E75B6"/>
                 </w:rPr>
-                <w:t xml:space="preserve">Trigonometric Functions and Angles of Rotation (Flexbook)</w:t>
+                <w:t xml:space="preserve">Rotational symmetry of 2D shapes</w:t>
               </w:r>
             </w:hyperlink>
           </w:p>
@@ -3443,7 +3443,7 @@
                 <w:sz w:val="14"/>
                 <w:szCs w:val="14"/>
               </w:rPr>
-              <w:t xml:space="preserve">Source: CK-12</w:t>
+              <w:t xml:space="preserve">Source: Khan Academy (English - US curriculum)</w:t>
             </w:r>
           </w:p>
           <w:p>
@@ -3451,7 +3451,7 @@
               <w:spacing w:after="10" w:before="0"/>
               <w:ind w:left="120"/>
             </w:pPr>
-            <w:hyperlink w:history="1" r:id="rIdrhc00siifth9lohtvoumy">
+            <w:hyperlink w:history="1" r:id="rId-dy28fgu1np-lrudqp2pl">
               <w:r>
                 <w:rPr>
                   <w:rFonts w:ascii="Arial" w:cs="Arial" w:eastAsia="Arial" w:hAnsi="Arial"/>
@@ -3646,7 +3646,7 @@
             <w:pPr>
               <w:spacing w:after="20" w:before="0"/>
             </w:pPr>
-            <w:hyperlink w:history="1" r:id="rIdpglia-hzzxwad5zrqew9t">
+            <w:hyperlink w:history="1" r:id="rIdrrvgco1nb_5ckvavm8rtf">
               <w:r>
                 <w:rPr>
                   <w:rFonts w:ascii="Arial" w:cs="Arial" w:eastAsia="Arial" w:hAnsi="Arial"/>
@@ -3655,7 +3655,7 @@
                   <w:szCs w:val="16"/>
                   <w:u w:val="single" w:color="2E75B6"/>
                 </w:rPr>
-                <w:t xml:space="preserve">Another Pythagorean theorem proof</w:t>
+                <w:t xml:space="preserve">Rotating points</w:t>
               </w:r>
             </w:hyperlink>
           </w:p>
@@ -3679,7 +3679,7 @@
               <w:spacing w:after="10" w:before="0"/>
               <w:ind w:left="120"/>
             </w:pPr>
-            <w:hyperlink w:history="1" r:id="rIdz_lfw2etru_7r5nxj-vxe">
+            <w:hyperlink w:history="1" r:id="rIdqpbeuosxdeqd2xd2n9bym">
               <w:r>
                 <w:rPr>
                   <w:rFonts w:ascii="Arial" w:cs="Arial" w:eastAsia="Arial" w:hAnsi="Arial"/>
@@ -3717,14 +3717,14 @@
                 <w:sz w:val="16"/>
                 <w:szCs w:val="16"/>
               </w:rPr>
-              <w:t xml:space="preserve">📖 HTML:</w:t>
+              <w:t xml:space="preserve">📖 EXERCISE:</w:t>
             </w:r>
           </w:p>
           <w:p>
             <w:pPr>
               <w:spacing w:after="20" w:before="0"/>
             </w:pPr>
-            <w:hyperlink w:history="1" r:id="rIdwimkiqnxzugzp-og4psow">
+            <w:hyperlink w:history="1" r:id="rId3r_xlxmp5zcik6kdkazol">
               <w:r>
                 <w:rPr>
                   <w:rFonts w:ascii="Arial" w:cs="Arial" w:eastAsia="Arial" w:hAnsi="Arial"/>
@@ -3733,7 +3733,7 @@
                   <w:szCs w:val="16"/>
                   <w:u w:val="single" w:color="2E75B6"/>
                 </w:rPr>
-                <w:t xml:space="preserve">Trigonometric Functions and Angles of Rotation (Flexbook)</w:t>
+                <w:t xml:space="preserve">Determine rotations</w:t>
               </w:r>
             </w:hyperlink>
           </w:p>
@@ -3749,7 +3749,7 @@
                 <w:sz w:val="14"/>
                 <w:szCs w:val="14"/>
               </w:rPr>
-              <w:t xml:space="preserve">Source: CK-12</w:t>
+              <w:t xml:space="preserve">Source: Khan Academy (English - US curriculum)</w:t>
             </w:r>
           </w:p>
           <w:p>
@@ -3757,7 +3757,7 @@
               <w:spacing w:after="10" w:before="0"/>
               <w:ind w:left="120"/>
             </w:pPr>
-            <w:hyperlink w:history="1" r:id="rIdipuw0lmppjdc4lbyfrlse">
+            <w:hyperlink w:history="1" r:id="rIdnwi_1xfawhtg5gc9er4gx">
               <w:r>
                 <w:rPr>
                   <w:rFonts w:ascii="Arial" w:cs="Arial" w:eastAsia="Arial" w:hAnsi="Arial"/>
@@ -3952,7 +3952,7 @@
             <w:pPr>
               <w:spacing w:after="20" w:before="0"/>
             </w:pPr>
-            <w:hyperlink w:history="1" r:id="rIdkv307whfhrf8rbvpasksn">
+            <w:hyperlink w:history="1" r:id="rIdspqrplt6vsdzz_p1fvklk">
               <w:r>
                 <w:rPr>
                   <w:rFonts w:ascii="Arial" w:cs="Arial" w:eastAsia="Arial" w:hAnsi="Arial"/>
@@ -3961,7 +3961,7 @@
                   <w:szCs w:val="16"/>
                   <w:u w:val="single" w:color="2E75B6"/>
                 </w:rPr>
-                <w:t xml:space="preserve">Another Pythagorean theorem proof</w:t>
+                <w:t xml:space="preserve">Intro to rotational symmetry</w:t>
               </w:r>
             </w:hyperlink>
           </w:p>
@@ -3985,7 +3985,7 @@
               <w:spacing w:after="10" w:before="0"/>
               <w:ind w:left="120"/>
             </w:pPr>
-            <w:hyperlink w:history="1" r:id="rIdzlegbqjcjhp9yq6nzhn7q">
+            <w:hyperlink w:history="1" r:id="rIduyx2w-5c6l3cbtyluzev7">
               <w:r>
                 <w:rPr>
                   <w:rFonts w:ascii="Arial" w:cs="Arial" w:eastAsia="Arial" w:hAnsi="Arial"/>
@@ -4023,14 +4023,14 @@
                 <w:sz w:val="16"/>
                 <w:szCs w:val="16"/>
               </w:rPr>
-              <w:t xml:space="preserve">📖 HTML:</w:t>
+              <w:t xml:space="preserve">📖 EXERCISE:</w:t>
             </w:r>
           </w:p>
           <w:p>
             <w:pPr>
               <w:spacing w:after="20" w:before="0"/>
             </w:pPr>
-            <w:hyperlink w:history="1" r:id="rIdw3qrpsqqzbp5fb8et7o1o">
+            <w:hyperlink w:history="1" r:id="rId2cdpmfjsvtn44_1mvlhnf">
               <w:r>
                 <w:rPr>
                   <w:rFonts w:ascii="Arial" w:cs="Arial" w:eastAsia="Arial" w:hAnsi="Arial"/>
@@ -4039,7 +4039,7 @@
                   <w:szCs w:val="16"/>
                   <w:u w:val="single" w:color="2E75B6"/>
                 </w:rPr>
-                <w:t xml:space="preserve">Trigonometric Functions and Angles of Rotation (Flexbook)</w:t>
+                <w:t xml:space="preserve">Determine rotations (basic)</w:t>
               </w:r>
             </w:hyperlink>
           </w:p>
@@ -4055,7 +4055,7 @@
                 <w:sz w:val="14"/>
                 <w:szCs w:val="14"/>
               </w:rPr>
-              <w:t xml:space="preserve">Source: CK-12</w:t>
+              <w:t xml:space="preserve">Source: Khan Academy (English - US curriculum)</w:t>
             </w:r>
           </w:p>
           <w:p>
@@ -4063,7 +4063,7 @@
               <w:spacing w:after="10" w:before="0"/>
               <w:ind w:left="120"/>
             </w:pPr>
-            <w:hyperlink w:history="1" r:id="rIdlfnzixdwsqqbjlnqx37c4">
+            <w:hyperlink w:history="1" r:id="rIdvkqz_ct4amlfhr10qejfn">
               <w:r>
                 <w:rPr>
                   <w:rFonts w:ascii="Arial" w:cs="Arial" w:eastAsia="Arial" w:hAnsi="Arial"/>
@@ -4258,7 +4258,7 @@
             <w:pPr>
               <w:spacing w:after="20" w:before="0"/>
             </w:pPr>
-            <w:hyperlink w:history="1" r:id="rIdjlng5l6-djlhwdkdsi1gg">
+            <w:hyperlink w:history="1" r:id="rIdzajda_k0ohp0njn1qntwh">
               <w:r>
                 <w:rPr>
                   <w:rFonts w:ascii="Arial" w:cs="Arial" w:eastAsia="Arial" w:hAnsi="Arial"/>
@@ -4267,7 +4267,7 @@
                   <w:szCs w:val="16"/>
                   <w:u w:val="single" w:color="2E75B6"/>
                 </w:rPr>
-                <w:t xml:space="preserve">Another Pythagorean theorem proof</w:t>
+                <w:t xml:space="preserve">Determining rotations</w:t>
               </w:r>
             </w:hyperlink>
           </w:p>
@@ -4291,7 +4291,7 @@
               <w:spacing w:after="10" w:before="0"/>
               <w:ind w:left="120"/>
             </w:pPr>
-            <w:hyperlink w:history="1" r:id="rIdgvekcctu1bexs1nvhkq_a">
+            <w:hyperlink w:history="1" r:id="rIdwautpef8jwbk8p1zgdnap">
               <w:r>
                 <w:rPr>
                   <w:rFonts w:ascii="Arial" w:cs="Arial" w:eastAsia="Arial" w:hAnsi="Arial"/>
@@ -4336,7 +4336,7 @@
             <w:pPr>
               <w:spacing w:after="20" w:before="0"/>
             </w:pPr>
-            <w:hyperlink w:history="1" r:id="rIdn9huhlgsdj7g4cv2lzl2v">
+            <w:hyperlink w:history="1" r:id="rId_uwupnsl_amnoyg4htiwu">
               <w:r>
                 <w:rPr>
                   <w:rFonts w:ascii="Arial" w:cs="Arial" w:eastAsia="Arial" w:hAnsi="Arial"/>
@@ -4345,7 +4345,7 @@
                   <w:szCs w:val="16"/>
                   <w:u w:val="single" w:color="2E75B6"/>
                 </w:rPr>
-                <w:t xml:space="preserve">Trigonometric Functions and Angles of Rotation (Flexbook)</w:t>
+                <w:t xml:space="preserve">Introduction to Angles of Rotation, Coterminal Angles, and Reference Angles (Flexbook)</w:t>
               </w:r>
             </w:hyperlink>
           </w:p>
@@ -4369,7 +4369,7 @@
               <w:spacing w:after="10" w:before="0"/>
               <w:ind w:left="120"/>
             </w:pPr>
-            <w:hyperlink w:history="1" r:id="rIdejy4sjdqzjjxulwj2tpxi">
+            <w:hyperlink w:history="1" r:id="rIdvq4oimyitn51vqie1mols">
               <w:r>
                 <w:rPr>
                   <w:rFonts w:ascii="Arial" w:cs="Arial" w:eastAsia="Arial" w:hAnsi="Arial"/>
@@ -4564,7 +4564,7 @@
             <w:pPr>
               <w:spacing w:after="20" w:before="0"/>
             </w:pPr>
-            <w:hyperlink w:history="1" r:id="rIdjqayx-nttgr-fqwwinaat">
+            <w:hyperlink w:history="1" r:id="rIdmqycc33jkz1jf9ytnaebp">
               <w:r>
                 <w:rPr>
                   <w:rFonts w:ascii="Arial" w:cs="Arial" w:eastAsia="Arial" w:hAnsi="Arial"/>
@@ -4573,7 +4573,7 @@
                   <w:szCs w:val="16"/>
                   <w:u w:val="single" w:color="2E75B6"/>
                 </w:rPr>
-                <w:t xml:space="preserve">Another Pythagorean theorem proof</w:t>
+                <w:t xml:space="preserve">Determining rotations</w:t>
               </w:r>
             </w:hyperlink>
           </w:p>
@@ -4597,7 +4597,7 @@
               <w:spacing w:after="10" w:before="0"/>
               <w:ind w:left="120"/>
             </w:pPr>
-            <w:hyperlink w:history="1" r:id="rIdxdkdi3b-unro6aoulbiuh">
+            <w:hyperlink w:history="1" r:id="rIdtsloxg2ybnhxsf_p6zgfg">
               <w:r>
                 <w:rPr>
                   <w:rFonts w:ascii="Arial" w:cs="Arial" w:eastAsia="Arial" w:hAnsi="Arial"/>
@@ -4642,7 +4642,7 @@
             <w:pPr>
               <w:spacing w:after="20" w:before="0"/>
             </w:pPr>
-            <w:hyperlink w:history="1" r:id="rIdubdodibbuwwxdjrf7hjvl">
+            <w:hyperlink w:history="1" r:id="rIdwlg-5szoj0xwkfytvl1cz">
               <w:r>
                 <w:rPr>
                   <w:rFonts w:ascii="Arial" w:cs="Arial" w:eastAsia="Arial" w:hAnsi="Arial"/>
@@ -4651,7 +4651,7 @@
                   <w:szCs w:val="16"/>
                   <w:u w:val="single" w:color="2E75B6"/>
                 </w:rPr>
-                <w:t xml:space="preserve">Trigonometric Functions and Angles of Rotation (Flexbook)</w:t>
+                <w:t xml:space="preserve">Angles of Rotation in Standard Positions: Clock Angles (PLIX)</w:t>
               </w:r>
             </w:hyperlink>
           </w:p>
@@ -4675,7 +4675,7 @@
               <w:spacing w:after="10" w:before="0"/>
               <w:ind w:left="120"/>
             </w:pPr>
-            <w:hyperlink w:history="1" r:id="rId56vb-jo9lcpzx_b7xopam">
+            <w:hyperlink w:history="1" r:id="rIdky9lwbjuxemgeevl-mupz">
               <w:r>
                 <w:rPr>
                   <w:rFonts w:ascii="Arial" w:cs="Arial" w:eastAsia="Arial" w:hAnsi="Arial"/>
@@ -6257,7 +6257,7 @@
             <w:pPr>
               <w:spacing w:after="20" w:before="0"/>
             </w:pPr>
-            <w:hyperlink w:history="1" r:id="rIdfgnkrg6inuxfvec7icuc9">
+            <w:hyperlink w:history="1" r:id="rIds-0qnltcfujrfrzb5bgdn">
               <w:r>
                 <w:rPr>
                   <w:rFonts w:ascii="Arial" w:cs="Arial" w:eastAsia="Arial" w:hAnsi="Arial"/>
@@ -6266,7 +6266,7 @@
                   <w:szCs w:val="16"/>
                   <w:u w:val="single" w:color="2E75B6"/>
                 </w:rPr>
-                <w:t xml:space="preserve">Another Pythagorean theorem proof</w:t>
+                <w:t xml:space="preserve">Rotating points</w:t>
               </w:r>
             </w:hyperlink>
           </w:p>
@@ -6290,7 +6290,7 @@
               <w:spacing w:after="10" w:before="0"/>
               <w:ind w:left="120"/>
             </w:pPr>
-            <w:hyperlink w:history="1" r:id="rIda3-nvjno05wx4adthpe1d">
+            <w:hyperlink w:history="1" r:id="rIdc2ulmkykdlqwthajihl2m">
               <w:r>
                 <w:rPr>
                   <w:rFonts w:ascii="Arial" w:cs="Arial" w:eastAsia="Arial" w:hAnsi="Arial"/>
@@ -6328,14 +6328,14 @@
                 <w:sz w:val="16"/>
                 <w:szCs w:val="16"/>
               </w:rPr>
-              <w:t xml:space="preserve">📖 HTML:</w:t>
+              <w:t xml:space="preserve">📖 EXERCISE:</w:t>
             </w:r>
           </w:p>
           <w:p>
             <w:pPr>
               <w:spacing w:after="20" w:before="0"/>
             </w:pPr>
-            <w:hyperlink w:history="1" r:id="rIdvg2mgkecsb9vzsg5wbkmy">
+            <w:hyperlink w:history="1" r:id="rIdaxx1p3h_woq5-hz8l9fju">
               <w:r>
                 <w:rPr>
                   <w:rFonts w:ascii="Arial" w:cs="Arial" w:eastAsia="Arial" w:hAnsi="Arial"/>
@@ -6344,7 +6344,7 @@
                   <w:szCs w:val="16"/>
                   <w:u w:val="single" w:color="2E75B6"/>
                 </w:rPr>
-                <w:t xml:space="preserve">Trigonometric Functions and Angles of Rotation (Flexbook)</w:t>
+                <w:t xml:space="preserve">Determine rotations</w:t>
               </w:r>
             </w:hyperlink>
           </w:p>
@@ -6360,7 +6360,7 @@
                 <w:sz w:val="14"/>
                 <w:szCs w:val="14"/>
               </w:rPr>
-              <w:t xml:space="preserve">Source: CK-12</w:t>
+              <w:t xml:space="preserve">Source: Khan Academy (English - US curriculum)</w:t>
             </w:r>
           </w:p>
           <w:p>
@@ -6368,7 +6368,7 @@
               <w:spacing w:after="10" w:before="0"/>
               <w:ind w:left="120"/>
             </w:pPr>
-            <w:hyperlink w:history="1" r:id="rIdzghsfisib3ltrjglaslef">
+            <w:hyperlink w:history="1" r:id="rIdriqcullqiw4eemwtou8ro">
               <w:r>
                 <w:rPr>
                   <w:rFonts w:ascii="Arial" w:cs="Arial" w:eastAsia="Arial" w:hAnsi="Arial"/>
@@ -6563,7 +6563,7 @@
             <w:pPr>
               <w:spacing w:after="20" w:before="0"/>
             </w:pPr>
-            <w:hyperlink w:history="1" r:id="rIdl8uyljkhdrt3bwgaw2ern">
+            <w:hyperlink w:history="1" r:id="rIdtxzi8fjjsvqebpjf0-qmy">
               <w:r>
                 <w:rPr>
                   <w:rFonts w:ascii="Arial" w:cs="Arial" w:eastAsia="Arial" w:hAnsi="Arial"/>
@@ -6572,7 +6572,7 @@
                   <w:szCs w:val="16"/>
                   <w:u w:val="single" w:color="2E75B6"/>
                 </w:rPr>
-                <w:t xml:space="preserve">Another Pythagorean theorem proof</w:t>
+                <w:t xml:space="preserve">Determining rotations</w:t>
               </w:r>
             </w:hyperlink>
           </w:p>
@@ -6596,7 +6596,7 @@
               <w:spacing w:after="10" w:before="0"/>
               <w:ind w:left="120"/>
             </w:pPr>
-            <w:hyperlink w:history="1" r:id="rIdcsx3lpmrd2ns9p4ucvbua">
+            <w:hyperlink w:history="1" r:id="rIdf05s_ddffegqzsg1exgfr">
               <w:r>
                 <w:rPr>
                   <w:rFonts w:ascii="Arial" w:cs="Arial" w:eastAsia="Arial" w:hAnsi="Arial"/>
@@ -6634,14 +6634,14 @@
                 <w:sz w:val="16"/>
                 <w:szCs w:val="16"/>
               </w:rPr>
-              <w:t xml:space="preserve">📖 HTML:</w:t>
+              <w:t xml:space="preserve">📖 EXERCISE:</w:t>
             </w:r>
           </w:p>
           <w:p>
             <w:pPr>
               <w:spacing w:after="20" w:before="0"/>
             </w:pPr>
-            <w:hyperlink w:history="1" r:id="rIdr8cqxalq0pagqqrbemjxp">
+            <w:hyperlink w:history="1" r:id="rId_gvevdpcuiqnxgam9kf37">
               <w:r>
                 <w:rPr>
                   <w:rFonts w:ascii="Arial" w:cs="Arial" w:eastAsia="Arial" w:hAnsi="Arial"/>
@@ -6650,7 +6650,7 @@
                   <w:szCs w:val="16"/>
                   <w:u w:val="single" w:color="2E75B6"/>
                 </w:rPr>
-                <w:t xml:space="preserve">Trigonometric Functions and Angles of Rotation (Flexbook)</w:t>
+                <w:t xml:space="preserve">Determine rotations (basic)</w:t>
               </w:r>
             </w:hyperlink>
           </w:p>
@@ -6666,7 +6666,7 @@
                 <w:sz w:val="14"/>
                 <w:szCs w:val="14"/>
               </w:rPr>
-              <w:t xml:space="preserve">Source: CK-12</w:t>
+              <w:t xml:space="preserve">Source: Khan Academy (English - US curriculum)</w:t>
             </w:r>
           </w:p>
           <w:p>
@@ -6674,7 +6674,7 @@
               <w:spacing w:after="10" w:before="0"/>
               <w:ind w:left="120"/>
             </w:pPr>
-            <w:hyperlink w:history="1" r:id="rIdb51c1cccrmhn-pftwl7vw">
+            <w:hyperlink w:history="1" r:id="rId1f8sjzvpfz1rf5yx9l7ze">
               <w:r>
                 <w:rPr>
                   <w:rFonts w:ascii="Arial" w:cs="Arial" w:eastAsia="Arial" w:hAnsi="Arial"/>
@@ -6869,7 +6869,7 @@
             <w:pPr>
               <w:spacing w:after="20" w:before="0"/>
             </w:pPr>
-            <w:hyperlink w:history="1" r:id="rIdubni4yvndnyf4bzqllg7w">
+            <w:hyperlink w:history="1" r:id="rIdoxpirlv5dxo8k0zzpgzzl">
               <w:r>
                 <w:rPr>
                   <w:rFonts w:ascii="Arial" w:cs="Arial" w:eastAsia="Arial" w:hAnsi="Arial"/>
@@ -6878,7 +6878,7 @@
                   <w:szCs w:val="16"/>
                   <w:u w:val="single" w:color="2E75B6"/>
                 </w:rPr>
-                <w:t xml:space="preserve">Another Pythagorean theorem proof</w:t>
+                <w:t xml:space="preserve">Rotating points</w:t>
               </w:r>
             </w:hyperlink>
           </w:p>
@@ -6902,7 +6902,7 @@
               <w:spacing w:after="10" w:before="0"/>
               <w:ind w:left="120"/>
             </w:pPr>
-            <w:hyperlink w:history="1" r:id="rIdxfbknioihwmw_jczre04p">
+            <w:hyperlink w:history="1" r:id="rId6cyhlukqjhtbksqwxsmk7">
               <w:r>
                 <w:rPr>
                   <w:rFonts w:ascii="Arial" w:cs="Arial" w:eastAsia="Arial" w:hAnsi="Arial"/>
@@ -6947,7 +6947,7 @@
             <w:pPr>
               <w:spacing w:after="20" w:before="0"/>
             </w:pPr>
-            <w:hyperlink w:history="1" r:id="rIdkvkv5rj6pdnbtwc7lauq0">
+            <w:hyperlink w:history="1" r:id="rIdmcbb1xyqs3lfdjwe2b5j5">
               <w:r>
                 <w:rPr>
                   <w:rFonts w:ascii="Arial" w:cs="Arial" w:eastAsia="Arial" w:hAnsi="Arial"/>
@@ -6956,7 +6956,7 @@
                   <w:szCs w:val="16"/>
                   <w:u w:val="single" w:color="2E75B6"/>
                 </w:rPr>
-                <w:t xml:space="preserve">Trigonometric Functions and Angles of Rotation (Flexbook)</w:t>
+                <w:t xml:space="preserve">Introduction to Angles of Rotation, Coterminal Angles, and Reference Angles (Flexbook)</w:t>
               </w:r>
             </w:hyperlink>
           </w:p>
@@ -6980,7 +6980,7 @@
               <w:spacing w:after="10" w:before="0"/>
               <w:ind w:left="120"/>
             </w:pPr>
-            <w:hyperlink w:history="1" r:id="rIdg_p_gjfv4vfmddqhhvpma">
+            <w:hyperlink w:history="1" r:id="rIdcdnuobkazqlw7nrs7jb3j">
               <w:r>
                 <w:rPr>
                   <w:rFonts w:ascii="Arial" w:cs="Arial" w:eastAsia="Arial" w:hAnsi="Arial"/>
@@ -7175,7 +7175,7 @@
             <w:pPr>
               <w:spacing w:after="20" w:before="0"/>
             </w:pPr>
-            <w:hyperlink w:history="1" r:id="rIdtay2eunj0__bjr9qbvfa9">
+            <w:hyperlink w:history="1" r:id="rIduiw0bm4odfio8d-mgxqt2">
               <w:r>
                 <w:rPr>
                   <w:rFonts w:ascii="Arial" w:cs="Arial" w:eastAsia="Arial" w:hAnsi="Arial"/>
@@ -7184,7 +7184,7 @@
                   <w:szCs w:val="16"/>
                   <w:u w:val="single" w:color="2E75B6"/>
                 </w:rPr>
-                <w:t xml:space="preserve">Another Pythagorean theorem proof</w:t>
+                <w:t xml:space="preserve">Rotating points</w:t>
               </w:r>
             </w:hyperlink>
           </w:p>
@@ -7208,7 +7208,7 @@
               <w:spacing w:after="10" w:before="0"/>
               <w:ind w:left="120"/>
             </w:pPr>
-            <w:hyperlink w:history="1" r:id="rIdvam2k6hlczcs_jwuftcpv">
+            <w:hyperlink w:history="1" r:id="rIduwacgsdm5ozauyhsmde2r">
               <w:r>
                 <w:rPr>
                   <w:rFonts w:ascii="Arial" w:cs="Arial" w:eastAsia="Arial" w:hAnsi="Arial"/>
@@ -7253,7 +7253,7 @@
             <w:pPr>
               <w:spacing w:after="20" w:before="0"/>
             </w:pPr>
-            <w:hyperlink w:history="1" r:id="rIdtk7xfkwcs3ne86pnbc3yw">
+            <w:hyperlink w:history="1" r:id="rId5tmmaiarzhvunpzkkvz3r">
               <w:r>
                 <w:rPr>
                   <w:rFonts w:ascii="Arial" w:cs="Arial" w:eastAsia="Arial" w:hAnsi="Arial"/>
@@ -7262,7 +7262,7 @@
                   <w:szCs w:val="16"/>
                   <w:u w:val="single" w:color="2E75B6"/>
                 </w:rPr>
-                <w:t xml:space="preserve">Trigonometric Functions and Angles of Rotation (Flexbook)</w:t>
+                <w:t xml:space="preserve">Angles of Rotation in Standard Positions: Clock Angles (PLIX)</w:t>
               </w:r>
             </w:hyperlink>
           </w:p>
@@ -7286,7 +7286,7 @@
               <w:spacing w:after="10" w:before="0"/>
               <w:ind w:left="120"/>
             </w:pPr>
-            <w:hyperlink w:history="1" r:id="rIdycqt6eqobbgvuayigdqt5">
+            <w:hyperlink w:history="1" r:id="rIdwkbiuqeb5yjfvokr73woq">
               <w:r>
                 <w:rPr>
                   <w:rFonts w:ascii="Arial" w:cs="Arial" w:eastAsia="Arial" w:hAnsi="Arial"/>
@@ -7481,7 +7481,7 @@
             <w:pPr>
               <w:spacing w:after="20" w:before="0"/>
             </w:pPr>
-            <w:hyperlink w:history="1" r:id="rIdg_xdfnrpmimsw0_1fq9er">
+            <w:hyperlink w:history="1" r:id="rIdlk9iklizbvflxy6qq10ml">
               <w:r>
                 <w:rPr>
                   <w:rFonts w:ascii="Arial" w:cs="Arial" w:eastAsia="Arial" w:hAnsi="Arial"/>
@@ -7490,7 +7490,7 @@
                   <w:szCs w:val="16"/>
                   <w:u w:val="single" w:color="2E75B6"/>
                 </w:rPr>
-                <w:t xml:space="preserve">Another Pythagorean theorem proof</w:t>
+                <w:t xml:space="preserve">Rotating points</w:t>
               </w:r>
             </w:hyperlink>
           </w:p>
@@ -7514,7 +7514,7 @@
               <w:spacing w:after="10" w:before="0"/>
               <w:ind w:left="120"/>
             </w:pPr>
-            <w:hyperlink w:history="1" r:id="rIdrqzrnicedyrkzppcynr_q">
+            <w:hyperlink w:history="1" r:id="rId4el1a-xpgbc1svdr6x-6m">
               <w:r>
                 <w:rPr>
                   <w:rFonts w:ascii="Arial" w:cs="Arial" w:eastAsia="Arial" w:hAnsi="Arial"/>
@@ -7559,7 +7559,7 @@
             <w:pPr>
               <w:spacing w:after="20" w:before="0"/>
             </w:pPr>
-            <w:hyperlink w:history="1" r:id="rIdtzsnhgkdkydbfod5mbhdz">
+            <w:hyperlink w:history="1" r:id="rIddoa9wwndnk_lrlijqst1b">
               <w:r>
                 <w:rPr>
                   <w:rFonts w:ascii="Arial" w:cs="Arial" w:eastAsia="Arial" w:hAnsi="Arial"/>
@@ -7568,7 +7568,7 @@
                   <w:szCs w:val="16"/>
                   <w:u w:val="single" w:color="2E75B6"/>
                 </w:rPr>
-                <w:t xml:space="preserve">Trigonometric Functions and Angles of Rotation (Flexbook)</w:t>
+                <w:t xml:space="preserve">Angles of Rotation in Standard Positions (Flexbook)</w:t>
               </w:r>
             </w:hyperlink>
           </w:p>
@@ -7592,7 +7592,7 @@
               <w:spacing w:after="10" w:before="0"/>
               <w:ind w:left="120"/>
             </w:pPr>
-            <w:hyperlink w:history="1" r:id="rIdl7033yg0z0akaub_rucee">
+            <w:hyperlink w:history="1" r:id="rIdnzihcfptvs5pseuxhvfri">
               <w:r>
                 <w:rPr>
                   <w:rFonts w:ascii="Arial" w:cs="Arial" w:eastAsia="Arial" w:hAnsi="Arial"/>
@@ -9079,7 +9079,7 @@
             <w:pPr>
               <w:spacing w:after="20" w:before="0"/>
             </w:pPr>
-            <w:hyperlink w:history="1" r:id="rIdlsgqwqmxyhyxq_w-tfy3m">
+            <w:hyperlink w:history="1" r:id="rIdr98_1otc5jsxin0t1tc92">
               <w:r>
                 <w:rPr>
                   <w:rFonts w:ascii="Arial" w:cs="Arial" w:eastAsia="Arial" w:hAnsi="Arial"/>
@@ -9088,7 +9088,7 @@
                   <w:szCs w:val="16"/>
                   <w:u w:val="single" w:color="2E75B6"/>
                 </w:rPr>
-                <w:t xml:space="preserve">Intro to the coordinate plane</w:t>
+                <w:t xml:space="preserve">Rotating shapes</w:t>
               </w:r>
             </w:hyperlink>
           </w:p>
@@ -9112,7 +9112,7 @@
               <w:spacing w:after="10" w:before="0"/>
               <w:ind w:left="120"/>
             </w:pPr>
-            <w:hyperlink w:history="1" r:id="rIdgpi5mldxpofxmyzyx6t-k">
+            <w:hyperlink w:history="1" r:id="rId3m52ok0sofbrqudgrvoai">
               <w:r>
                 <w:rPr>
                   <w:rFonts w:ascii="Arial" w:cs="Arial" w:eastAsia="Arial" w:hAnsi="Arial"/>
@@ -9150,14 +9150,14 @@
                 <w:sz w:val="16"/>
                 <w:szCs w:val="16"/>
               </w:rPr>
-              <w:t xml:space="preserve">📖 HTML:</w:t>
+              <w:t xml:space="preserve">📖 EXERCISE:</w:t>
             </w:r>
           </w:p>
           <w:p>
             <w:pPr>
               <w:spacing w:after="20" w:before="0"/>
             </w:pPr>
-            <w:hyperlink w:history="1" r:id="rIdosqztyd-iacw8nclwcuok">
+            <w:hyperlink w:history="1" r:id="rIdqqod2hy5l6grmfn4rxogi">
               <w:r>
                 <w:rPr>
                   <w:rFonts w:ascii="Arial" w:cs="Arial" w:eastAsia="Arial" w:hAnsi="Arial"/>
@@ -9166,7 +9166,7 @@
                   <w:szCs w:val="16"/>
                   <w:u w:val="single" w:color="2E75B6"/>
                 </w:rPr>
-                <w:t xml:space="preserve">Trigonometric Functions and Angles of Rotation (Flexbook)</w:t>
+                <w:t xml:space="preserve">Rotate points (basic)</w:t>
               </w:r>
             </w:hyperlink>
           </w:p>
@@ -9182,7 +9182,7 @@
                 <w:sz w:val="14"/>
                 <w:szCs w:val="14"/>
               </w:rPr>
-              <w:t xml:space="preserve">Source: CK-12</w:t>
+              <w:t xml:space="preserve">Source: Khan Academy (English - US curriculum)</w:t>
             </w:r>
           </w:p>
           <w:p>
@@ -9190,7 +9190,7 @@
               <w:spacing w:after="10" w:before="0"/>
               <w:ind w:left="120"/>
             </w:pPr>
-            <w:hyperlink w:history="1" r:id="rIdlcf2jvg-foq2_ngxicd48">
+            <w:hyperlink w:history="1" r:id="rIdyjmyu3sx0rhh5fg1rrq9n">
               <w:r>
                 <w:rPr>
                   <w:rFonts w:ascii="Arial" w:cs="Arial" w:eastAsia="Arial" w:hAnsi="Arial"/>
@@ -9385,7 +9385,7 @@
             <w:pPr>
               <w:spacing w:after="20" w:before="0"/>
             </w:pPr>
-            <w:hyperlink w:history="1" r:id="rIdypybfpij84wpsi9ijir9e">
+            <w:hyperlink w:history="1" r:id="rIdfe9tsgooc0um-mafurdny">
               <w:r>
                 <w:rPr>
                   <w:rFonts w:ascii="Arial" w:cs="Arial" w:eastAsia="Arial" w:hAnsi="Arial"/>
@@ -9394,7 +9394,7 @@
                   <w:szCs w:val="16"/>
                   <w:u w:val="single" w:color="2E75B6"/>
                 </w:rPr>
-                <w:t xml:space="preserve">Intro to the coordinate plane</w:t>
+                <w:t xml:space="preserve">Rotating points</w:t>
               </w:r>
             </w:hyperlink>
           </w:p>
@@ -9418,7 +9418,7 @@
               <w:spacing w:after="10" w:before="0"/>
               <w:ind w:left="120"/>
             </w:pPr>
-            <w:hyperlink w:history="1" r:id="rIdtepv3tcxzko9nlkdd441g">
+            <w:hyperlink w:history="1" r:id="rIdlxrcbij2b9qzdr7suqdgd">
               <w:r>
                 <w:rPr>
                   <w:rFonts w:ascii="Arial" w:cs="Arial" w:eastAsia="Arial" w:hAnsi="Arial"/>
@@ -9456,14 +9456,14 @@
                 <w:sz w:val="16"/>
                 <w:szCs w:val="16"/>
               </w:rPr>
-              <w:t xml:space="preserve">📖 HTML:</w:t>
+              <w:t xml:space="preserve">📖 EXERCISE:</w:t>
             </w:r>
           </w:p>
           <w:p>
             <w:pPr>
               <w:spacing w:after="20" w:before="0"/>
             </w:pPr>
-            <w:hyperlink w:history="1" r:id="rId6snunh0p6ufzwyylujvnf">
+            <w:hyperlink w:history="1" r:id="rIdbzvggqh-o6boclh5itp4p">
               <w:r>
                 <w:rPr>
                   <w:rFonts w:ascii="Arial" w:cs="Arial" w:eastAsia="Arial" w:hAnsi="Arial"/>
@@ -9472,7 +9472,7 @@
                   <w:szCs w:val="16"/>
                   <w:u w:val="single" w:color="2E75B6"/>
                 </w:rPr>
-                <w:t xml:space="preserve">Trigonometric Functions and Angles of Rotation (Flexbook)</w:t>
+                <w:t xml:space="preserve">Rotate points</w:t>
               </w:r>
             </w:hyperlink>
           </w:p>
@@ -9488,7 +9488,7 @@
                 <w:sz w:val="14"/>
                 <w:szCs w:val="14"/>
               </w:rPr>
-              <w:t xml:space="preserve">Source: CK-12</w:t>
+              <w:t xml:space="preserve">Source: Khan Academy (English - US curriculum)</w:t>
             </w:r>
           </w:p>
           <w:p>
@@ -9496,7 +9496,7 @@
               <w:spacing w:after="10" w:before="0"/>
               <w:ind w:left="120"/>
             </w:pPr>
-            <w:hyperlink w:history="1" r:id="rIdrice7t9_anpwpa51okqdd">
+            <w:hyperlink w:history="1" r:id="rIdxp8hczbhuipwlux4hdqv8">
               <w:r>
                 <w:rPr>
                   <w:rFonts w:ascii="Arial" w:cs="Arial" w:eastAsia="Arial" w:hAnsi="Arial"/>
@@ -9691,7 +9691,7 @@
             <w:pPr>
               <w:spacing w:after="20" w:before="0"/>
             </w:pPr>
-            <w:hyperlink w:history="1" r:id="rIdhjr4dirxd_8u2q4wnamd2">
+            <w:hyperlink w:history="1" r:id="rIdgdc5ktm_8tgjmnkj9wwiq">
               <w:r>
                 <w:rPr>
                   <w:rFonts w:ascii="Arial" w:cs="Arial" w:eastAsia="Arial" w:hAnsi="Arial"/>
@@ -9700,7 +9700,7 @@
                   <w:szCs w:val="16"/>
                   <w:u w:val="single" w:color="2E75B6"/>
                 </w:rPr>
-                <w:t xml:space="preserve">Intro to the coordinate plane</w:t>
+                <w:t xml:space="preserve">Reflecting points in the coordinate plane</w:t>
               </w:r>
             </w:hyperlink>
           </w:p>
@@ -9724,7 +9724,7 @@
               <w:spacing w:after="10" w:before="0"/>
               <w:ind w:left="120"/>
             </w:pPr>
-            <w:hyperlink w:history="1" r:id="rIdsymk7kq-7xq8dvwel87e7">
+            <w:hyperlink w:history="1" r:id="rIdh4l8juhw45v8xb_4e_wh-">
               <w:r>
                 <w:rPr>
                   <w:rFonts w:ascii="Arial" w:cs="Arial" w:eastAsia="Arial" w:hAnsi="Arial"/>
@@ -9762,14 +9762,14 @@
                 <w:sz w:val="16"/>
                 <w:szCs w:val="16"/>
               </w:rPr>
-              <w:t xml:space="preserve">📖 HTML:</w:t>
+              <w:t xml:space="preserve">📖 EXERCISE:</w:t>
             </w:r>
           </w:p>
           <w:p>
             <w:pPr>
               <w:spacing w:after="20" w:before="0"/>
             </w:pPr>
-            <w:hyperlink w:history="1" r:id="rIdury1gxebbp71vdn5dp1bi">
+            <w:hyperlink w:history="1" r:id="rId9c43tq-_7i3fwqnczcvou">
               <w:r>
                 <w:rPr>
                   <w:rFonts w:ascii="Arial" w:cs="Arial" w:eastAsia="Arial" w:hAnsi="Arial"/>
@@ -9778,7 +9778,7 @@
                   <w:szCs w:val="16"/>
                   <w:u w:val="single" w:color="2E75B6"/>
                 </w:rPr>
-                <w:t xml:space="preserve">Trigonometric Functions and Angles of Rotation (Flexbook)</w:t>
+                <w:t xml:space="preserve">Determine rotations (basic)</w:t>
               </w:r>
             </w:hyperlink>
           </w:p>
@@ -9794,7 +9794,7 @@
                 <w:sz w:val="14"/>
                 <w:szCs w:val="14"/>
               </w:rPr>
-              <w:t xml:space="preserve">Source: CK-12</w:t>
+              <w:t xml:space="preserve">Source: Khan Academy (English - US curriculum)</w:t>
             </w:r>
           </w:p>
           <w:p>
@@ -9802,7 +9802,7 @@
               <w:spacing w:after="10" w:before="0"/>
               <w:ind w:left="120"/>
             </w:pPr>
-            <w:hyperlink w:history="1" r:id="rIdvj8hslnt-formd5jkqavt">
+            <w:hyperlink w:history="1" r:id="rIdwwskxzvfo6mcvkev-ulf6">
               <w:r>
                 <w:rPr>
                   <w:rFonts w:ascii="Arial" w:cs="Arial" w:eastAsia="Arial" w:hAnsi="Arial"/>
@@ -9997,7 +9997,7 @@
             <w:pPr>
               <w:spacing w:after="20" w:before="0"/>
             </w:pPr>
-            <w:hyperlink w:history="1" r:id="rId8l2yydz3yntulhcsncu8o">
+            <w:hyperlink w:history="1" r:id="rIdeuac0njiovij0bfkpghvu">
               <w:r>
                 <w:rPr>
                   <w:rFonts w:ascii="Arial" w:cs="Arial" w:eastAsia="Arial" w:hAnsi="Arial"/>
@@ -10006,7 +10006,7 @@
                   <w:szCs w:val="16"/>
                   <w:u w:val="single" w:color="2E75B6"/>
                 </w:rPr>
-                <w:t xml:space="preserve">Intro to the coordinate plane</w:t>
+                <w:t xml:space="preserve">Translation challenge problem</w:t>
               </w:r>
             </w:hyperlink>
           </w:p>
@@ -10030,7 +10030,7 @@
               <w:spacing w:after="10" w:before="0"/>
               <w:ind w:left="120"/>
             </w:pPr>
-            <w:hyperlink w:history="1" r:id="rIdf6jvliqzbnl7xwpgovlao">
+            <w:hyperlink w:history="1" r:id="rIdwqijumsxk0cjtugqcu4ib">
               <w:r>
                 <w:rPr>
                   <w:rFonts w:ascii="Arial" w:cs="Arial" w:eastAsia="Arial" w:hAnsi="Arial"/>
@@ -10068,14 +10068,14 @@
                 <w:sz w:val="16"/>
                 <w:szCs w:val="16"/>
               </w:rPr>
-              <w:t xml:space="preserve">📖 HTML:</w:t>
+              <w:t xml:space="preserve">📖 EXERCISE:</w:t>
             </w:r>
           </w:p>
           <w:p>
             <w:pPr>
               <w:spacing w:after="20" w:before="0"/>
             </w:pPr>
-            <w:hyperlink w:history="1" r:id="rIdalbsaet8lpvvw0keaqt1c">
+            <w:hyperlink w:history="1" r:id="rIdonrvgxdfjzz8fvycwbavp">
               <w:r>
                 <w:rPr>
                   <w:rFonts w:ascii="Arial" w:cs="Arial" w:eastAsia="Arial" w:hAnsi="Arial"/>
@@ -10084,7 +10084,7 @@
                   <w:szCs w:val="16"/>
                   <w:u w:val="single" w:color="2E75B6"/>
                 </w:rPr>
-                <w:t xml:space="preserve">Trigonometric Functions and Angles of Rotation (Flexbook)</w:t>
+                <w:t xml:space="preserve">Graphs of rules that relate 2 variables</w:t>
               </w:r>
             </w:hyperlink>
           </w:p>
@@ -10100,7 +10100,7 @@
                 <w:sz w:val="14"/>
                 <w:szCs w:val="14"/>
               </w:rPr>
-              <w:t xml:space="preserve">Source: CK-12</w:t>
+              <w:t xml:space="preserve">Source: Khan Academy (English - US curriculum)</w:t>
             </w:r>
           </w:p>
           <w:p>
@@ -10108,7 +10108,7 @@
               <w:spacing w:after="10" w:before="0"/>
               <w:ind w:left="120"/>
             </w:pPr>
-            <w:hyperlink w:history="1" r:id="rIdvbnos1a67scuclcv6lcb4">
+            <w:hyperlink w:history="1" r:id="rIdgsnuwr7fl9pes1uwbbvy-">
               <w:r>
                 <w:rPr>
                   <w:rFonts w:ascii="Arial" w:cs="Arial" w:eastAsia="Arial" w:hAnsi="Arial"/>
@@ -10303,7 +10303,7 @@
             <w:pPr>
               <w:spacing w:after="20" w:before="0"/>
             </w:pPr>
-            <w:hyperlink w:history="1" r:id="rId401pakayvbyyvyxxggl4d">
+            <w:hyperlink w:history="1" r:id="rIdyunl35atnpqfrsbhmoy71">
               <w:r>
                 <w:rPr>
                   <w:rFonts w:ascii="Arial" w:cs="Arial" w:eastAsia="Arial" w:hAnsi="Arial"/>
@@ -10312,7 +10312,7 @@
                   <w:szCs w:val="16"/>
                   <w:u w:val="single" w:color="2E75B6"/>
                 </w:rPr>
-                <w:t xml:space="preserve">Intro to the coordinate plane</w:t>
+                <w:t xml:space="preserve">Working with matrices as transformations of the plane</w:t>
               </w:r>
             </w:hyperlink>
           </w:p>
@@ -10336,7 +10336,7 @@
               <w:spacing w:after="10" w:before="0"/>
               <w:ind w:left="120"/>
             </w:pPr>
-            <w:hyperlink w:history="1" r:id="rIdfty2ks69zjluebrtwnu2r">
+            <w:hyperlink w:history="1" r:id="rIdtvxctl6jac4lcjn7le7dw">
               <w:r>
                 <w:rPr>
                   <w:rFonts w:ascii="Arial" w:cs="Arial" w:eastAsia="Arial" w:hAnsi="Arial"/>
@@ -10381,7 +10381,7 @@
             <w:pPr>
               <w:spacing w:after="20" w:before="0"/>
             </w:pPr>
-            <w:hyperlink w:history="1" r:id="rIdtsyxtvbgl4pusvmcvpowg">
+            <w:hyperlink w:history="1" r:id="rIdaeo3fuqemgz657bm1g_ja">
               <w:r>
                 <w:rPr>
                   <w:rFonts w:ascii="Arial" w:cs="Arial" w:eastAsia="Arial" w:hAnsi="Arial"/>
@@ -10390,7 +10390,7 @@
                   <w:szCs w:val="16"/>
                   <w:u w:val="single" w:color="2E75B6"/>
                 </w:rPr>
-                <w:t xml:space="preserve">Trigonometric Functions and Angles of Rotation (Flexbook)</w:t>
+                <w:t xml:space="preserve">Functions on a Cartesian Plane (Flexbook)</w:t>
               </w:r>
             </w:hyperlink>
           </w:p>
@@ -10414,7 +10414,7 @@
               <w:spacing w:after="10" w:before="0"/>
               <w:ind w:left="120"/>
             </w:pPr>
-            <w:hyperlink w:history="1" r:id="rIddeabieezmuq4kwsqsooot">
+            <w:hyperlink w:history="1" r:id="rIdyr6onubpmcefwfyh9afel">
               <w:r>
                 <w:rPr>
                   <w:rFonts w:ascii="Arial" w:cs="Arial" w:eastAsia="Arial" w:hAnsi="Arial"/>
@@ -11901,7 +11901,7 @@
             <w:pPr>
               <w:spacing w:after="20" w:before="0"/>
             </w:pPr>
-            <w:hyperlink w:history="1" r:id="rIdlxsa12tt3h4cgq3-tztup">
+            <w:hyperlink w:history="1" r:id="rId4fzmy5uondvjefawbaqag">
               <w:r>
                 <w:rPr>
                   <w:rFonts w:ascii="Arial" w:cs="Arial" w:eastAsia="Arial" w:hAnsi="Arial"/>
@@ -11910,7 +11910,7 @@
                   <w:szCs w:val="16"/>
                   <w:u w:val="single" w:color="2E75B6"/>
                 </w:rPr>
-                <w:t xml:space="preserve">Intro to the coordinate plane</w:t>
+                <w:t xml:space="preserve">Rotating shapes</w:t>
               </w:r>
             </w:hyperlink>
           </w:p>
@@ -11934,7 +11934,7 @@
               <w:spacing w:after="10" w:before="0"/>
               <w:ind w:left="120"/>
             </w:pPr>
-            <w:hyperlink w:history="1" r:id="rIdwsjk2hv5hquhmsnyrbzdf">
+            <w:hyperlink w:history="1" r:id="rIdo8b7c0mjr_impvr50uony">
               <w:r>
                 <w:rPr>
                   <w:rFonts w:ascii="Arial" w:cs="Arial" w:eastAsia="Arial" w:hAnsi="Arial"/>
@@ -11972,14 +11972,14 @@
                 <w:sz w:val="16"/>
                 <w:szCs w:val="16"/>
               </w:rPr>
-              <w:t xml:space="preserve">📖 HTML:</w:t>
+              <w:t xml:space="preserve">📖 EXERCISE:</w:t>
             </w:r>
           </w:p>
           <w:p>
             <w:pPr>
               <w:spacing w:after="20" w:before="0"/>
             </w:pPr>
-            <w:hyperlink w:history="1" r:id="rIdmaijzobjtykehujkpz3ry">
+            <w:hyperlink w:history="1" r:id="rIduiutxs7kobcbuhqbzfggd">
               <w:r>
                 <w:rPr>
                   <w:rFonts w:ascii="Arial" w:cs="Arial" w:eastAsia="Arial" w:hAnsi="Arial"/>
@@ -11988,7 +11988,7 @@
                   <w:szCs w:val="16"/>
                   <w:u w:val="single" w:color="2E75B6"/>
                 </w:rPr>
-                <w:t xml:space="preserve">Trigonometric Functions and Angles of Rotation (Flexbook)</w:t>
+                <w:t xml:space="preserve">Determine rotations</w:t>
               </w:r>
             </w:hyperlink>
           </w:p>
@@ -12004,7 +12004,7 @@
                 <w:sz w:val="14"/>
                 <w:szCs w:val="14"/>
               </w:rPr>
-              <w:t xml:space="preserve">Source: CK-12</w:t>
+              <w:t xml:space="preserve">Source: Khan Academy (English - US curriculum)</w:t>
             </w:r>
           </w:p>
           <w:p>
@@ -12012,7 +12012,7 @@
               <w:spacing w:after="10" w:before="0"/>
               <w:ind w:left="120"/>
             </w:pPr>
-            <w:hyperlink w:history="1" r:id="rIdusghgo8aozqesz1who_up">
+            <w:hyperlink w:history="1" r:id="rIds0zocuk5oyvak8dsovrm_">
               <w:r>
                 <w:rPr>
                   <w:rFonts w:ascii="Arial" w:cs="Arial" w:eastAsia="Arial" w:hAnsi="Arial"/>
@@ -12207,7 +12207,7 @@
             <w:pPr>
               <w:spacing w:after="20" w:before="0"/>
             </w:pPr>
-            <w:hyperlink w:history="1" r:id="rId4f9rrf2hl2hvvfe2kzzl_">
+            <w:hyperlink w:history="1" r:id="rIdjaip7zphpacyn4dmws5vi">
               <w:r>
                 <w:rPr>
                   <w:rFonts w:ascii="Arial" w:cs="Arial" w:eastAsia="Arial" w:hAnsi="Arial"/>
@@ -12216,7 +12216,7 @@
                   <w:szCs w:val="16"/>
                   <w:u w:val="single" w:color="2E75B6"/>
                 </w:rPr>
-                <w:t xml:space="preserve">Intro to the coordinate plane</w:t>
+                <w:t xml:space="preserve">Determining rotations</w:t>
               </w:r>
             </w:hyperlink>
           </w:p>
@@ -12240,7 +12240,7 @@
               <w:spacing w:after="10" w:before="0"/>
               <w:ind w:left="120"/>
             </w:pPr>
-            <w:hyperlink w:history="1" r:id="rIdgeatxwfa5tzoxwfhvpfzz">
+            <w:hyperlink w:history="1" r:id="rIdwvdtqfuin6oaggayjwy6n">
               <w:r>
                 <w:rPr>
                   <w:rFonts w:ascii="Arial" w:cs="Arial" w:eastAsia="Arial" w:hAnsi="Arial"/>
@@ -12278,14 +12278,14 @@
                 <w:sz w:val="16"/>
                 <w:szCs w:val="16"/>
               </w:rPr>
-              <w:t xml:space="preserve">📖 HTML:</w:t>
+              <w:t xml:space="preserve">📖 EXERCISE:</w:t>
             </w:r>
           </w:p>
           <w:p>
             <w:pPr>
               <w:spacing w:after="20" w:before="0"/>
             </w:pPr>
-            <w:hyperlink w:history="1" r:id="rIde8scnv4cvfxyeem8lfpti">
+            <w:hyperlink w:history="1" r:id="rIdorajof9-jf7hysqcflwzp">
               <w:r>
                 <w:rPr>
                   <w:rFonts w:ascii="Arial" w:cs="Arial" w:eastAsia="Arial" w:hAnsi="Arial"/>
@@ -12294,7 +12294,7 @@
                   <w:szCs w:val="16"/>
                   <w:u w:val="single" w:color="2E75B6"/>
                 </w:rPr>
-                <w:t xml:space="preserve">Trigonometric Functions and Angles of Rotation (Flexbook)</w:t>
+                <w:t xml:space="preserve">Determine rotations (basic)</w:t>
               </w:r>
             </w:hyperlink>
           </w:p>
@@ -12310,7 +12310,7 @@
                 <w:sz w:val="14"/>
                 <w:szCs w:val="14"/>
               </w:rPr>
-              <w:t xml:space="preserve">Source: CK-12</w:t>
+              <w:t xml:space="preserve">Source: Khan Academy (English - US curriculum)</w:t>
             </w:r>
           </w:p>
           <w:p>
@@ -12318,7 +12318,7 @@
               <w:spacing w:after="10" w:before="0"/>
               <w:ind w:left="120"/>
             </w:pPr>
-            <w:hyperlink w:history="1" r:id="rIdgcgmbnfd5vswi7fx56x_4">
+            <w:hyperlink w:history="1" r:id="rIdhil6cdcznhcbyt3vciutd">
               <w:r>
                 <w:rPr>
                   <w:rFonts w:ascii="Arial" w:cs="Arial" w:eastAsia="Arial" w:hAnsi="Arial"/>
@@ -12513,7 +12513,7 @@
             <w:pPr>
               <w:spacing w:after="20" w:before="0"/>
             </w:pPr>
-            <w:hyperlink w:history="1" r:id="rIdoyeztqo3o19rkterjrvmu">
+            <w:hyperlink w:history="1" r:id="rIdariwh-5eqtrvghenhfg0t">
               <w:r>
                 <w:rPr>
                   <w:rFonts w:ascii="Arial" w:cs="Arial" w:eastAsia="Arial" w:hAnsi="Arial"/>
@@ -12522,7 +12522,7 @@
                   <w:szCs w:val="16"/>
                   <w:u w:val="single" w:color="2E75B6"/>
                 </w:rPr>
-                <w:t xml:space="preserve">Intro to the coordinate plane</w:t>
+                <w:t xml:space="preserve">Translating shapes</w:t>
               </w:r>
             </w:hyperlink>
           </w:p>
@@ -12546,7 +12546,7 @@
               <w:spacing w:after="10" w:before="0"/>
               <w:ind w:left="120"/>
             </w:pPr>
-            <w:hyperlink w:history="1" r:id="rIdkekhwpzjfx8ddzac48ouy">
+            <w:hyperlink w:history="1" r:id="rId9r2ae6e8piysnlyf_8q6p">
               <w:r>
                 <w:rPr>
                   <w:rFonts w:ascii="Arial" w:cs="Arial" w:eastAsia="Arial" w:hAnsi="Arial"/>
@@ -12591,7 +12591,7 @@
             <w:pPr>
               <w:spacing w:after="20" w:before="0"/>
             </w:pPr>
-            <w:hyperlink w:history="1" r:id="rIdohxftdt3z0ie5mfrbldse">
+            <w:hyperlink w:history="1" r:id="rIdfz53faqezhup4ekfdq_mo">
               <w:r>
                 <w:rPr>
                   <w:rFonts w:ascii="Arial" w:cs="Arial" w:eastAsia="Arial" w:hAnsi="Arial"/>
@@ -12600,7 +12600,7 @@
                   <w:szCs w:val="16"/>
                   <w:u w:val="single" w:color="2E75B6"/>
                 </w:rPr>
-                <w:t xml:space="preserve">Trigonometric Functions and Angles of Rotation (Flexbook)</w:t>
+                <w:t xml:space="preserve">Functions on a Cartesian Plane (Flexbook)</w:t>
               </w:r>
             </w:hyperlink>
           </w:p>
@@ -12624,7 +12624,7 @@
               <w:spacing w:after="10" w:before="0"/>
               <w:ind w:left="120"/>
             </w:pPr>
-            <w:hyperlink w:history="1" r:id="rIdhvfm9i_vmtmeqhqqcmas3">
+            <w:hyperlink w:history="1" r:id="rIdxmsl8ns3unmymqn3u_jqr">
               <w:r>
                 <w:rPr>
                   <w:rFonts w:ascii="Arial" w:cs="Arial" w:eastAsia="Arial" w:hAnsi="Arial"/>
@@ -12819,7 +12819,7 @@
             <w:pPr>
               <w:spacing w:after="20" w:before="0"/>
             </w:pPr>
-            <w:hyperlink w:history="1" r:id="rIdhxqiei6tfox3o9xvqwdfs">
+            <w:hyperlink w:history="1" r:id="rId-o7kxodp6r6aljelmu0n0">
               <w:r>
                 <w:rPr>
                   <w:rFonts w:ascii="Arial" w:cs="Arial" w:eastAsia="Arial" w:hAnsi="Arial"/>
@@ -12828,7 +12828,7 @@
                   <w:szCs w:val="16"/>
                   <w:u w:val="single" w:color="2E75B6"/>
                 </w:rPr>
-                <w:t xml:space="preserve">Intro to the coordinate plane</w:t>
+                <w:t xml:space="preserve">Dilating shapes: shrinking</w:t>
               </w:r>
             </w:hyperlink>
           </w:p>
@@ -12852,7 +12852,7 @@
               <w:spacing w:after="10" w:before="0"/>
               <w:ind w:left="120"/>
             </w:pPr>
-            <w:hyperlink w:history="1" r:id="rIdagzwob94vtxpzcpq6kdk7">
+            <w:hyperlink w:history="1" r:id="rIdbm5vuqz8m_es1n5xjudq7">
               <w:r>
                 <w:rPr>
                   <w:rFonts w:ascii="Arial" w:cs="Arial" w:eastAsia="Arial" w:hAnsi="Arial"/>
@@ -12890,14 +12890,14 @@
                 <w:sz w:val="16"/>
                 <w:szCs w:val="16"/>
               </w:rPr>
-              <w:t xml:space="preserve">📖 HTML:</w:t>
+              <w:t xml:space="preserve">📖 EXERCISE:</w:t>
             </w:r>
           </w:p>
           <w:p>
             <w:pPr>
               <w:spacing w:after="20" w:before="0"/>
             </w:pPr>
-            <w:hyperlink w:history="1" r:id="rIdangfpazjhhjib36jm2usc">
+            <w:hyperlink w:history="1" r:id="rIdkswta9hmiswpmv6r6udz0">
               <w:r>
                 <w:rPr>
                   <w:rFonts w:ascii="Arial" w:cs="Arial" w:eastAsia="Arial" w:hAnsi="Arial"/>
@@ -12906,7 +12906,7 @@
                   <w:szCs w:val="16"/>
                   <w:u w:val="single" w:color="2E75B6"/>
                 </w:rPr>
-                <w:t xml:space="preserve">Trigonometric Functions and Angles of Rotation (Flexbook)</w:t>
+                <w:t xml:space="preserve">Functions on a Cartesian Plane Practice</w:t>
               </w:r>
             </w:hyperlink>
           </w:p>
@@ -12930,7 +12930,7 @@
               <w:spacing w:after="10" w:before="0"/>
               <w:ind w:left="120"/>
             </w:pPr>
-            <w:hyperlink w:history="1" r:id="rIdunvtmtoj5ckn3yrrt4cbw">
+            <w:hyperlink w:history="1" r:id="rIdflcuskrr_jrai5h0mzcyi">
               <w:r>
                 <w:rPr>
                   <w:rFonts w:ascii="Arial" w:cs="Arial" w:eastAsia="Arial" w:hAnsi="Arial"/>
@@ -13125,7 +13125,7 @@
             <w:pPr>
               <w:spacing w:after="20" w:before="0"/>
             </w:pPr>
-            <w:hyperlink w:history="1" r:id="rIdlesefxn9ob3n7y60lz-xb">
+            <w:hyperlink w:history="1" r:id="rIdypkbr8olxnfpxdg11lqvx">
               <w:r>
                 <w:rPr>
                   <w:rFonts w:ascii="Arial" w:cs="Arial" w:eastAsia="Arial" w:hAnsi="Arial"/>
@@ -13134,7 +13134,7 @@
                   <w:szCs w:val="16"/>
                   <w:u w:val="single" w:color="2E75B6"/>
                 </w:rPr>
-                <w:t xml:space="preserve">Intro to the coordinate plane</w:t>
+                <w:t xml:space="preserve">Complex numbers</w:t>
               </w:r>
             </w:hyperlink>
           </w:p>
@@ -13158,7 +13158,7 @@
               <w:spacing w:after="10" w:before="0"/>
               <w:ind w:left="120"/>
             </w:pPr>
-            <w:hyperlink w:history="1" r:id="rIdhroskizqi7kaqbvqt66gd">
+            <w:hyperlink w:history="1" r:id="rIdwv7toyl2kgt4txmacrxhi">
               <w:r>
                 <w:rPr>
                   <w:rFonts w:ascii="Arial" w:cs="Arial" w:eastAsia="Arial" w:hAnsi="Arial"/>
@@ -13203,7 +13203,7 @@
             <w:pPr>
               <w:spacing w:after="20" w:before="0"/>
             </w:pPr>
-            <w:hyperlink w:history="1" r:id="rIdvhywlv-j1q45pn2raesc8">
+            <w:hyperlink w:history="1" r:id="rIdd8eynuoaublyoufccfl0z">
               <w:r>
                 <w:rPr>
                   <w:rFonts w:ascii="Arial" w:cs="Arial" w:eastAsia="Arial" w:hAnsi="Arial"/>
@@ -13212,7 +13212,7 @@
                   <w:szCs w:val="16"/>
                   <w:u w:val="single" w:color="2E75B6"/>
                 </w:rPr>
-                <w:t xml:space="preserve">Trigonometric Functions and Angles of Rotation (Flexbook)</w:t>
+                <w:t xml:space="preserve">Functions on a Cartesian Plane (PLIX)</w:t>
               </w:r>
             </w:hyperlink>
           </w:p>
@@ -13236,7 +13236,7 @@
               <w:spacing w:after="10" w:before="0"/>
               <w:ind w:left="120"/>
             </w:pPr>
-            <w:hyperlink w:history="1" r:id="rIdctsq60pbwk8xcj1cmp2bj">
+            <w:hyperlink w:history="1" r:id="rIdujujnhwx3hb_50c2ktnnz">
               <w:r>
                 <w:rPr>
                   <w:rFonts w:ascii="Arial" w:cs="Arial" w:eastAsia="Arial" w:hAnsi="Arial"/>
@@ -14723,7 +14723,7 @@
             <w:pPr>
               <w:spacing w:after="20" w:before="0"/>
             </w:pPr>
-            <w:hyperlink w:history="1" r:id="rIdm6nzgov4hkqu2htfkuvd4">
+            <w:hyperlink w:history="1" r:id="rIdru5x4mxgsxs_znxs9qe3i">
               <w:r>
                 <w:rPr>
                   <w:rFonts w:ascii="Arial" w:cs="Arial" w:eastAsia="Arial" w:hAnsi="Arial"/>
@@ -14732,7 +14732,7 @@
                   <w:szCs w:val="16"/>
                   <w:u w:val="single" w:color="2E75B6"/>
                 </w:rPr>
-                <w:t xml:space="preserve">Proofs with transformations</w:t>
+                <w:t xml:space="preserve">Geometric constructions: perpendicular bisector</w:t>
               </w:r>
             </w:hyperlink>
           </w:p>
@@ -14756,7 +14756,7 @@
               <w:spacing w:after="10" w:before="0"/>
               <w:ind w:left="120"/>
             </w:pPr>
-            <w:hyperlink w:history="1" r:id="rIdstw98vlifnr5lctznjjd2">
+            <w:hyperlink w:history="1" r:id="rIdgoiog5nexnwrqilnuiroc">
               <w:r>
                 <w:rPr>
                   <w:rFonts w:ascii="Arial" w:cs="Arial" w:eastAsia="Arial" w:hAnsi="Arial"/>
@@ -14794,14 +14794,14 @@
                 <w:sz w:val="16"/>
                 <w:szCs w:val="16"/>
               </w:rPr>
-              <w:t xml:space="preserve">📖 HTML:</w:t>
+              <w:t xml:space="preserve">📖 EXERCISE:</w:t>
             </w:r>
           </w:p>
           <w:p>
             <w:pPr>
               <w:spacing w:after="20" w:before="0"/>
             </w:pPr>
-            <w:hyperlink w:history="1" r:id="rIdy6bcgnyr5dsy0x48unvut">
+            <w:hyperlink w:history="1" r:id="rIdhs4vpalu_q7rqdecjcojh">
               <w:r>
                 <w:rPr>
                   <w:rFonts w:ascii="Arial" w:cs="Arial" w:eastAsia="Arial" w:hAnsi="Arial"/>
@@ -14810,7 +14810,7 @@
                   <w:szCs w:val="16"/>
                   <w:u w:val="single" w:color="2E75B6"/>
                 </w:rPr>
-                <w:t xml:space="preserve">Trigonometric Functions and Angles of Rotation (Flexbook)</w:t>
+                <w:t xml:space="preserve">Justify constructions</w:t>
               </w:r>
             </w:hyperlink>
           </w:p>
@@ -14826,7 +14826,7 @@
                 <w:sz w:val="14"/>
                 <w:szCs w:val="14"/>
               </w:rPr>
-              <w:t xml:space="preserve">Source: CK-12</w:t>
+              <w:t xml:space="preserve">Source: Khan Academy (English - US curriculum)</w:t>
             </w:r>
           </w:p>
           <w:p>
@@ -14834,7 +14834,7 @@
               <w:spacing w:after="10" w:before="0"/>
               <w:ind w:left="120"/>
             </w:pPr>
-            <w:hyperlink w:history="1" r:id="rIdahttcbfspbhtaqvy2_eqr">
+            <w:hyperlink w:history="1" r:id="rId1sz6tlzsd99o55qe2ctbc">
               <w:r>
                 <w:rPr>
                   <w:rFonts w:ascii="Arial" w:cs="Arial" w:eastAsia="Arial" w:hAnsi="Arial"/>
@@ -15029,7 +15029,7 @@
             <w:pPr>
               <w:spacing w:after="20" w:before="0"/>
             </w:pPr>
-            <w:hyperlink w:history="1" r:id="rIdezwsbhs6hvkhdx0gungq7">
+            <w:hyperlink w:history="1" r:id="rIdx34v_ihlxdjw73ysgncn3">
               <w:r>
                 <w:rPr>
                   <w:rFonts w:ascii="Arial" w:cs="Arial" w:eastAsia="Arial" w:hAnsi="Arial"/>
@@ -15038,7 +15038,7 @@
                   <w:szCs w:val="16"/>
                   <w:u w:val="single" w:color="2E75B6"/>
                 </w:rPr>
-                <w:t xml:space="preserve">Proofs with transformations</w:t>
+                <w:t xml:space="preserve">Geometric constructions: angle bisector</w:t>
               </w:r>
             </w:hyperlink>
           </w:p>
@@ -15062,7 +15062,7 @@
               <w:spacing w:after="10" w:before="0"/>
               <w:ind w:left="120"/>
             </w:pPr>
-            <w:hyperlink w:history="1" r:id="rIdusrsn_s7d0eonhkdjxf_q">
+            <w:hyperlink w:history="1" r:id="rIdqy47ohzoedzorsnqr2vrc">
               <w:r>
                 <w:rPr>
                   <w:rFonts w:ascii="Arial" w:cs="Arial" w:eastAsia="Arial" w:hAnsi="Arial"/>
@@ -15100,14 +15100,14 @@
                 <w:sz w:val="16"/>
                 <w:szCs w:val="16"/>
               </w:rPr>
-              <w:t xml:space="preserve">📖 HTML:</w:t>
+              <w:t xml:space="preserve">📖 EXERCISE:</w:t>
             </w:r>
           </w:p>
           <w:p>
             <w:pPr>
               <w:spacing w:after="20" w:before="0"/>
             </w:pPr>
-            <w:hyperlink w:history="1" r:id="rId2tt22wizgobu4cga4ak_p">
+            <w:hyperlink w:history="1" r:id="rIdyqgxfz-yz-lpgiq84jcft">
               <w:r>
                 <w:rPr>
                   <w:rFonts w:ascii="Arial" w:cs="Arial" w:eastAsia="Arial" w:hAnsi="Arial"/>
@@ -15116,7 +15116,7 @@
                   <w:szCs w:val="16"/>
                   <w:u w:val="single" w:color="2E75B6"/>
                 </w:rPr>
-                <w:t xml:space="preserve">Trigonometric Functions and Angles of Rotation (Flexbook)</w:t>
+                <w:t xml:space="preserve">Justify constructions</w:t>
               </w:r>
             </w:hyperlink>
           </w:p>
@@ -15132,7 +15132,7 @@
                 <w:sz w:val="14"/>
                 <w:szCs w:val="14"/>
               </w:rPr>
-              <w:t xml:space="preserve">Source: CK-12</w:t>
+              <w:t xml:space="preserve">Source: Khan Academy (English - US curriculum)</w:t>
             </w:r>
           </w:p>
           <w:p>
@@ -15140,7 +15140,7 @@
               <w:spacing w:after="10" w:before="0"/>
               <w:ind w:left="120"/>
             </w:pPr>
-            <w:hyperlink w:history="1" r:id="rIdsulotqbjlmho3wtwz_ewt">
+            <w:hyperlink w:history="1" r:id="rIdwgu7uob3pog-2wzu7ifjc">
               <w:r>
                 <w:rPr>
                   <w:rFonts w:ascii="Arial" w:cs="Arial" w:eastAsia="Arial" w:hAnsi="Arial"/>
@@ -15335,7 +15335,7 @@
             <w:pPr>
               <w:spacing w:after="20" w:before="0"/>
             </w:pPr>
-            <w:hyperlink w:history="1" r:id="rIduekkj_7mo6bdakd2jl3xg">
+            <w:hyperlink w:history="1" r:id="rId7lqemwamx7ovc0x5hx9ae">
               <w:r>
                 <w:rPr>
                   <w:rFonts w:ascii="Arial" w:cs="Arial" w:eastAsia="Arial" w:hAnsi="Arial"/>
@@ -15344,7 +15344,7 @@
                   <w:szCs w:val="16"/>
                   <w:u w:val="single" w:color="2E75B6"/>
                 </w:rPr>
-                <w:t xml:space="preserve">Proofs with transformations</w:t>
+                <w:t xml:space="preserve">Determining rotations</w:t>
               </w:r>
             </w:hyperlink>
           </w:p>
@@ -15368,7 +15368,7 @@
               <w:spacing w:after="10" w:before="0"/>
               <w:ind w:left="120"/>
             </w:pPr>
-            <w:hyperlink w:history="1" r:id="rIdfcsln_qfop6uhpomwzi3v">
+            <w:hyperlink w:history="1" r:id="rIda-vm7hcjti6_8zmpolz86">
               <w:r>
                 <w:rPr>
                   <w:rFonts w:ascii="Arial" w:cs="Arial" w:eastAsia="Arial" w:hAnsi="Arial"/>
@@ -15406,14 +15406,14 @@
                 <w:sz w:val="16"/>
                 <w:szCs w:val="16"/>
               </w:rPr>
-              <w:t xml:space="preserve">📖 HTML:</w:t>
+              <w:t xml:space="preserve">📖 EXERCISE:</w:t>
             </w:r>
           </w:p>
           <w:p>
             <w:pPr>
               <w:spacing w:after="20" w:before="0"/>
             </w:pPr>
-            <w:hyperlink w:history="1" r:id="rId6whfurn-vupjrdgx0tpko">
+            <w:hyperlink w:history="1" r:id="rIdk9owgx5v1teno_obbvpkr">
               <w:r>
                 <w:rPr>
                   <w:rFonts w:ascii="Arial" w:cs="Arial" w:eastAsia="Arial" w:hAnsi="Arial"/>
@@ -15422,7 +15422,7 @@
                   <w:szCs w:val="16"/>
                   <w:u w:val="single" w:color="2E75B6"/>
                 </w:rPr>
-                <w:t xml:space="preserve">Trigonometric Functions and Angles of Rotation (Flexbook)</w:t>
+                <w:t xml:space="preserve">Justify constructions</w:t>
               </w:r>
             </w:hyperlink>
           </w:p>
@@ -15438,7 +15438,7 @@
                 <w:sz w:val="14"/>
                 <w:szCs w:val="14"/>
               </w:rPr>
-              <w:t xml:space="preserve">Source: CK-12</w:t>
+              <w:t xml:space="preserve">Source: Khan Academy (English - US curriculum)</w:t>
             </w:r>
           </w:p>
           <w:p>
@@ -15446,7 +15446,7 @@
               <w:spacing w:after="10" w:before="0"/>
               <w:ind w:left="120"/>
             </w:pPr>
-            <w:hyperlink w:history="1" r:id="rIdarqivaxjuofmtag9beqim">
+            <w:hyperlink w:history="1" r:id="rIdwxfns1zejnztfzunh2ktg">
               <w:r>
                 <w:rPr>
                   <w:rFonts w:ascii="Arial" w:cs="Arial" w:eastAsia="Arial" w:hAnsi="Arial"/>
@@ -15641,7 +15641,7 @@
             <w:pPr>
               <w:spacing w:after="20" w:before="0"/>
             </w:pPr>
-            <w:hyperlink w:history="1" r:id="rIdbgozvgif5fgti5oh4nqvx">
+            <w:hyperlink w:history="1" r:id="rIdmpexoli7hehlwwi4auqpu">
               <w:r>
                 <w:rPr>
                   <w:rFonts w:ascii="Arial" w:cs="Arial" w:eastAsia="Arial" w:hAnsi="Arial"/>
@@ -15650,7 +15650,7 @@
                   <w:szCs w:val="16"/>
                   <w:u w:val="single" w:color="2E75B6"/>
                 </w:rPr>
-                <w:t xml:space="preserve">Proofs with transformations</w:t>
+                <w:t xml:space="preserve">Geometric constructions: perpendicular bisector</w:t>
               </w:r>
             </w:hyperlink>
           </w:p>
@@ -15674,7 +15674,7 @@
               <w:spacing w:after="10" w:before="0"/>
               <w:ind w:left="120"/>
             </w:pPr>
-            <w:hyperlink w:history="1" r:id="rIdqryvgqdx3-f56i3hh8sdj">
+            <w:hyperlink w:history="1" r:id="rIdmlenkgj2vwbift1rr_dhn">
               <w:r>
                 <w:rPr>
                   <w:rFonts w:ascii="Arial" w:cs="Arial" w:eastAsia="Arial" w:hAnsi="Arial"/>
@@ -15712,14 +15712,14 @@
                 <w:sz w:val="16"/>
                 <w:szCs w:val="16"/>
               </w:rPr>
-              <w:t xml:space="preserve">📖 HTML:</w:t>
+              <w:t xml:space="preserve">📖 EXERCISE:</w:t>
             </w:r>
           </w:p>
           <w:p>
             <w:pPr>
               <w:spacing w:after="20" w:before="0"/>
             </w:pPr>
-            <w:hyperlink w:history="1" r:id="rIdwpneru9vbfymtvy8kd9m8">
+            <w:hyperlink w:history="1" r:id="rIdgwd1fq-0p9nlfruwkybgv">
               <w:r>
                 <w:rPr>
                   <w:rFonts w:ascii="Arial" w:cs="Arial" w:eastAsia="Arial" w:hAnsi="Arial"/>
@@ -15728,7 +15728,7 @@
                   <w:szCs w:val="16"/>
                   <w:u w:val="single" w:color="2E75B6"/>
                 </w:rPr>
-                <w:t xml:space="preserve">Trigonometric Functions and Angles of Rotation (Flexbook)</w:t>
+                <w:t xml:space="preserve">Justify constructions</w:t>
               </w:r>
             </w:hyperlink>
           </w:p>
@@ -15744,7 +15744,7 @@
                 <w:sz w:val="14"/>
                 <w:szCs w:val="14"/>
               </w:rPr>
-              <w:t xml:space="preserve">Source: CK-12</w:t>
+              <w:t xml:space="preserve">Source: Khan Academy (English - US curriculum)</w:t>
             </w:r>
           </w:p>
           <w:p>
@@ -15752,7 +15752,7 @@
               <w:spacing w:after="10" w:before="0"/>
               <w:ind w:left="120"/>
             </w:pPr>
-            <w:hyperlink w:history="1" r:id="rId1cybi1hqo6zftnpkqj19e">
+            <w:hyperlink w:history="1" r:id="rId6f6lsghi6hfuanhzy6-_y">
               <w:r>
                 <w:rPr>
                   <w:rFonts w:ascii="Arial" w:cs="Arial" w:eastAsia="Arial" w:hAnsi="Arial"/>
@@ -15947,7 +15947,7 @@
             <w:pPr>
               <w:spacing w:after="20" w:before="0"/>
             </w:pPr>
-            <w:hyperlink w:history="1" r:id="rIdjgjdudoz3xzu6yjymmzcs">
+            <w:hyperlink w:history="1" r:id="rIdfnmmlqauwqwzrzgbyrz22">
               <w:r>
                 <w:rPr>
                   <w:rFonts w:ascii="Arial" w:cs="Arial" w:eastAsia="Arial" w:hAnsi="Arial"/>
@@ -15956,7 +15956,7 @@
                   <w:szCs w:val="16"/>
                   <w:u w:val="single" w:color="2E75B6"/>
                 </w:rPr>
-                <w:t xml:space="preserve">Proofs with transformations</w:t>
+                <w:t xml:space="preserve">Geometric constructions: perpendicular bisector</w:t>
               </w:r>
             </w:hyperlink>
           </w:p>
@@ -15980,7 +15980,7 @@
               <w:spacing w:after="10" w:before="0"/>
               <w:ind w:left="120"/>
             </w:pPr>
-            <w:hyperlink w:history="1" r:id="rIdzej_5v_agj8rkw1tio4qd">
+            <w:hyperlink w:history="1" r:id="rId94tz_zlm0txqdjwflyayv">
               <w:r>
                 <w:rPr>
                   <w:rFonts w:ascii="Arial" w:cs="Arial" w:eastAsia="Arial" w:hAnsi="Arial"/>
@@ -16018,14 +16018,14 @@
                 <w:sz w:val="16"/>
                 <w:szCs w:val="16"/>
               </w:rPr>
-              <w:t xml:space="preserve">📖 HTML:</w:t>
+              <w:t xml:space="preserve">📖 EXERCISE:</w:t>
             </w:r>
           </w:p>
           <w:p>
             <w:pPr>
               <w:spacing w:after="20" w:before="0"/>
             </w:pPr>
-            <w:hyperlink w:history="1" r:id="rIdqkcjjtpq7zzen6pcw7y0e">
+            <w:hyperlink w:history="1" r:id="rIded9htob7lrsahmm2yullb">
               <w:r>
                 <w:rPr>
                   <w:rFonts w:ascii="Arial" w:cs="Arial" w:eastAsia="Arial" w:hAnsi="Arial"/>
@@ -16034,7 +16034,7 @@
                   <w:szCs w:val="16"/>
                   <w:u w:val="single" w:color="2E75B6"/>
                 </w:rPr>
-                <w:t xml:space="preserve">Trigonometric Functions and Angles of Rotation (Flexbook)</w:t>
+                <w:t xml:space="preserve">Justify constructions</w:t>
               </w:r>
             </w:hyperlink>
           </w:p>
@@ -16050,7 +16050,7 @@
                 <w:sz w:val="14"/>
                 <w:szCs w:val="14"/>
               </w:rPr>
-              <w:t xml:space="preserve">Source: CK-12</w:t>
+              <w:t xml:space="preserve">Source: Khan Academy (English - US curriculum)</w:t>
             </w:r>
           </w:p>
           <w:p>
@@ -16058,7 +16058,7 @@
               <w:spacing w:after="10" w:before="0"/>
               <w:ind w:left="120"/>
             </w:pPr>
-            <w:hyperlink w:history="1" r:id="rIdcuwhxgwdy0xn2oejbhmvq">
+            <w:hyperlink w:history="1" r:id="rIdw3oqtjzcar8zudo1ee77y">
               <w:r>
                 <w:rPr>
                   <w:rFonts w:ascii="Arial" w:cs="Arial" w:eastAsia="Arial" w:hAnsi="Arial"/>
@@ -17545,7 +17545,7 @@
             <w:pPr>
               <w:spacing w:after="20" w:before="0"/>
             </w:pPr>
-            <w:hyperlink w:history="1" r:id="rId3jwhdszxolnky_7m29tr-">
+            <w:hyperlink w:history="1" r:id="rIdnmbicxiwro3ndjd0dliir">
               <w:r>
                 <w:rPr>
                   <w:rFonts w:ascii="Arial" w:cs="Arial" w:eastAsia="Arial" w:hAnsi="Arial"/>
@@ -17554,7 +17554,7 @@
                   <w:szCs w:val="16"/>
                   <w:u w:val="single" w:color="2E75B6"/>
                 </w:rPr>
-                <w:t xml:space="preserve">Overview of Ellipses, Trapezoids, Rhombi, and Polygons</w:t>
+                <w:t xml:space="preserve">Intro to rotational symmetry</w:t>
               </w:r>
             </w:hyperlink>
           </w:p>
@@ -17570,7 +17570,7 @@
                 <w:sz w:val="14"/>
                 <w:szCs w:val="14"/>
               </w:rPr>
-              <w:t xml:space="preserve">Source: CK-12</w:t>
+              <w:t xml:space="preserve">Source: Khan Academy (English - US curriculum)</w:t>
             </w:r>
           </w:p>
           <w:p>
@@ -17578,7 +17578,7 @@
               <w:spacing w:after="10" w:before="0"/>
               <w:ind w:left="120"/>
             </w:pPr>
-            <w:hyperlink w:history="1" r:id="rIdeooyd1zmtezictbwksmtc">
+            <w:hyperlink w:history="1" r:id="rIduclavk9nm1hmsgkjk87dj">
               <w:r>
                 <w:rPr>
                   <w:rFonts w:ascii="Arial" w:cs="Arial" w:eastAsia="Arial" w:hAnsi="Arial"/>
@@ -17616,14 +17616,14 @@
                 <w:sz w:val="16"/>
                 <w:szCs w:val="16"/>
               </w:rPr>
-              <w:t xml:space="preserve">📖 HTML:</w:t>
+              <w:t xml:space="preserve">📖 EXERCISE:</w:t>
             </w:r>
           </w:p>
           <w:p>
             <w:pPr>
               <w:spacing w:after="20" w:before="0"/>
             </w:pPr>
-            <w:hyperlink w:history="1" r:id="rIdlxvmswk7hoapx-6flbqbd">
+            <w:hyperlink w:history="1" r:id="rIdco9rsfezj25wsvuwwz21v">
               <w:r>
                 <w:rPr>
                   <w:rFonts w:ascii="Arial" w:cs="Arial" w:eastAsia="Arial" w:hAnsi="Arial"/>
@@ -17632,7 +17632,7 @@
                   <w:szCs w:val="16"/>
                   <w:u w:val="single" w:color="2E75B6"/>
                 </w:rPr>
-                <w:t xml:space="preserve">Even and Odd Functions (Symmetry) (PLIX)</w:t>
+                <w:t xml:space="preserve">Rotational symmetry of 2D shapes</w:t>
               </w:r>
             </w:hyperlink>
           </w:p>
@@ -17648,7 +17648,7 @@
                 <w:sz w:val="14"/>
                 <w:szCs w:val="14"/>
               </w:rPr>
-              <w:t xml:space="preserve">Source: CK-12</w:t>
+              <w:t xml:space="preserve">Source: Khan Academy (English - US curriculum)</w:t>
             </w:r>
           </w:p>
           <w:p>
@@ -17656,7 +17656,7 @@
               <w:spacing w:after="10" w:before="0"/>
               <w:ind w:left="120"/>
             </w:pPr>
-            <w:hyperlink w:history="1" r:id="rId3xb-nazz3vwlui-gwjwof">
+            <w:hyperlink w:history="1" r:id="rIdmk7rwy_cvr_87uzpr_c5u">
               <w:r>
                 <w:rPr>
                   <w:rFonts w:ascii="Arial" w:cs="Arial" w:eastAsia="Arial" w:hAnsi="Arial"/>
@@ -17851,7 +17851,7 @@
             <w:pPr>
               <w:spacing w:after="20" w:before="0"/>
             </w:pPr>
-            <w:hyperlink w:history="1" r:id="rIdrfrntr0rfm9hbpxvydrjc">
+            <w:hyperlink w:history="1" r:id="rIdpfr0nlozcrlta_cavaiuu">
               <w:r>
                 <w:rPr>
                   <w:rFonts w:ascii="Arial" w:cs="Arial" w:eastAsia="Arial" w:hAnsi="Arial"/>
@@ -17860,7 +17860,7 @@
                   <w:szCs w:val="16"/>
                   <w:u w:val="single" w:color="2E75B6"/>
                 </w:rPr>
-                <w:t xml:space="preserve">Overview of Ellipses, Trapezoids, Rhombi, and Polygons</w:t>
+                <w:t xml:space="preserve">Rotational Symmetry Tutorial</w:t>
               </w:r>
             </w:hyperlink>
           </w:p>
@@ -17884,7 +17884,7 @@
               <w:spacing w:after="10" w:before="0"/>
               <w:ind w:left="120"/>
             </w:pPr>
-            <w:hyperlink w:history="1" r:id="rIdb2dic4h7kofan_z-pzqjq">
+            <w:hyperlink w:history="1" r:id="rIdipjmiztsqbjq_cyrggwih">
               <w:r>
                 <w:rPr>
                   <w:rFonts w:ascii="Arial" w:cs="Arial" w:eastAsia="Arial" w:hAnsi="Arial"/>
@@ -17929,7 +17929,7 @@
             <w:pPr>
               <w:spacing w:after="20" w:before="0"/>
             </w:pPr>
-            <w:hyperlink w:history="1" r:id="rIdl2x9qrsk7d0gz-altrgt7">
+            <w:hyperlink w:history="1" r:id="rIdcor0hz5khbzqudoruirvo">
               <w:r>
                 <w:rPr>
                   <w:rFonts w:ascii="Arial" w:cs="Arial" w:eastAsia="Arial" w:hAnsi="Arial"/>
@@ -17938,7 +17938,7 @@
                   <w:szCs w:val="16"/>
                   <w:u w:val="single" w:color="2E75B6"/>
                 </w:rPr>
-                <w:t xml:space="preserve">Even and Odd Functions (Symmetry) (PLIX)</w:t>
+                <w:t xml:space="preserve">Shapes for Rotational Symmetry (PLIX)</w:t>
               </w:r>
             </w:hyperlink>
           </w:p>
@@ -17962,7 +17962,7 @@
               <w:spacing w:after="10" w:before="0"/>
               <w:ind w:left="120"/>
             </w:pPr>
-            <w:hyperlink w:history="1" r:id="rIdu2ep5jy8tejmd5snejbgj">
+            <w:hyperlink w:history="1" r:id="rIdbqzveinhiyd-niptghkpp">
               <w:r>
                 <w:rPr>
                   <w:rFonts w:ascii="Arial" w:cs="Arial" w:eastAsia="Arial" w:hAnsi="Arial"/>
@@ -18157,7 +18157,7 @@
             <w:pPr>
               <w:spacing w:after="20" w:before="0"/>
             </w:pPr>
-            <w:hyperlink w:history="1" r:id="rIdker4zstgg9r-zw74tkphp">
+            <w:hyperlink w:history="1" r:id="rIdenvve0tuebqdw2sgkk0w0">
               <w:r>
                 <w:rPr>
                   <w:rFonts w:ascii="Arial" w:cs="Arial" w:eastAsia="Arial" w:hAnsi="Arial"/>
@@ -18166,7 +18166,7 @@
                   <w:szCs w:val="16"/>
                   <w:u w:val="single" w:color="2E75B6"/>
                 </w:rPr>
-                <w:t xml:space="preserve">Overview of Ellipses, Trapezoids, Rhombi, and Polygons</w:t>
+                <w:t xml:space="preserve">Overview of Rotational Symmetry</w:t>
               </w:r>
             </w:hyperlink>
           </w:p>
@@ -18190,7 +18190,7 @@
               <w:spacing w:after="10" w:before="0"/>
               <w:ind w:left="120"/>
             </w:pPr>
-            <w:hyperlink w:history="1" r:id="rIdvhvrmpennkcdecjki4fu7">
+            <w:hyperlink w:history="1" r:id="rIdo3nqmqzx4zftxxiegvr-a">
               <w:r>
                 <w:rPr>
                   <w:rFonts w:ascii="Arial" w:cs="Arial" w:eastAsia="Arial" w:hAnsi="Arial"/>
@@ -18235,7 +18235,7 @@
             <w:pPr>
               <w:spacing w:after="20" w:before="0"/>
             </w:pPr>
-            <w:hyperlink w:history="1" r:id="rIdcllnjcfkadank5pheaasa">
+            <w:hyperlink w:history="1" r:id="rIdf8fzjtpe5ewiekz2n193i">
               <w:r>
                 <w:rPr>
                   <w:rFonts w:ascii="Arial" w:cs="Arial" w:eastAsia="Arial" w:hAnsi="Arial"/>
@@ -18244,7 +18244,7 @@
                   <w:szCs w:val="16"/>
                   <w:u w:val="single" w:color="2E75B6"/>
                 </w:rPr>
-                <w:t xml:space="preserve">Even and Odd Functions (Symmetry) (PLIX)</w:t>
+                <w:t xml:space="preserve">Rotational Symmetry</w:t>
               </w:r>
             </w:hyperlink>
           </w:p>
@@ -18260,7 +18260,7 @@
                 <w:sz w:val="14"/>
                 <w:szCs w:val="14"/>
               </w:rPr>
-              <w:t xml:space="preserve">Source: CK-12</w:t>
+              <w:t xml:space="preserve">Source: math_expression</w:t>
             </w:r>
           </w:p>
           <w:p>
@@ -18268,7 +18268,7 @@
               <w:spacing w:after="10" w:before="0"/>
               <w:ind w:left="120"/>
             </w:pPr>
-            <w:hyperlink w:history="1" r:id="rIdj27vutaf48c6lv_plfpwp">
+            <w:hyperlink w:history="1" r:id="rIdbeqzj5kjyuk9yaizrndip">
               <w:r>
                 <w:rPr>
                   <w:rFonts w:ascii="Arial" w:cs="Arial" w:eastAsia="Arial" w:hAnsi="Arial"/>
@@ -18463,7 +18463,7 @@
             <w:pPr>
               <w:spacing w:after="20" w:before="0"/>
             </w:pPr>
-            <w:hyperlink w:history="1" r:id="rIdccyrqlpelsy27xk-g4bfc">
+            <w:hyperlink w:history="1" r:id="rIdkejfgkux1httyeoupypgq">
               <w:r>
                 <w:rPr>
                   <w:rFonts w:ascii="Arial" w:cs="Arial" w:eastAsia="Arial" w:hAnsi="Arial"/>
@@ -18472,7 +18472,7 @@
                   <w:szCs w:val="16"/>
                   <w:u w:val="single" w:color="2E75B6"/>
                 </w:rPr>
-                <w:t xml:space="preserve">Overview of Ellipses, Trapezoids, Rhombi, and Polygons</w:t>
+                <w:t xml:space="preserve">Intro to rotational symmetry</w:t>
               </w:r>
             </w:hyperlink>
           </w:p>
@@ -18488,7 +18488,7 @@
                 <w:sz w:val="14"/>
                 <w:szCs w:val="14"/>
               </w:rPr>
-              <w:t xml:space="preserve">Source: CK-12</w:t>
+              <w:t xml:space="preserve">Source: Khan Academy (English - US curriculum)</w:t>
             </w:r>
           </w:p>
           <w:p>
@@ -18496,7 +18496,7 @@
               <w:spacing w:after="10" w:before="0"/>
               <w:ind w:left="120"/>
             </w:pPr>
-            <w:hyperlink w:history="1" r:id="rIdwbnhfqj4rnsapubxw295i">
+            <w:hyperlink w:history="1" r:id="rIdw0tjtvnevn6vkorotwb_m">
               <w:r>
                 <w:rPr>
                   <w:rFonts w:ascii="Arial" w:cs="Arial" w:eastAsia="Arial" w:hAnsi="Arial"/>
@@ -18541,7 +18541,7 @@
             <w:pPr>
               <w:spacing w:after="20" w:before="0"/>
             </w:pPr>
-            <w:hyperlink w:history="1" r:id="rId0hqp12rlma3dzzv3mr2ql">
+            <w:hyperlink w:history="1" r:id="rId9hucnp1pqqx4cghzjoc3-">
               <w:r>
                 <w:rPr>
                   <w:rFonts w:ascii="Arial" w:cs="Arial" w:eastAsia="Arial" w:hAnsi="Arial"/>
@@ -18550,7 +18550,7 @@
                   <w:szCs w:val="16"/>
                   <w:u w:val="single" w:color="2E75B6"/>
                 </w:rPr>
-                <w:t xml:space="preserve">Even and Odd Functions (Symmetry) (PLIX)</w:t>
+                <w:t xml:space="preserve">2D Rotational Symmetry</w:t>
               </w:r>
             </w:hyperlink>
           </w:p>
@@ -18566,7 +18566,7 @@
                 <w:sz w:val="14"/>
                 <w:szCs w:val="14"/>
               </w:rPr>
-              <w:t xml:space="preserve">Source: CK-12</w:t>
+              <w:t xml:space="preserve">Source: math_expression</w:t>
             </w:r>
           </w:p>
           <w:p>
@@ -18574,7 +18574,7 @@
               <w:spacing w:after="10" w:before="0"/>
               <w:ind w:left="120"/>
             </w:pPr>
-            <w:hyperlink w:history="1" r:id="rIdbpz_tiz75skadtairzjmm">
+            <w:hyperlink w:history="1" r:id="rIdbrizg0rvzc4indotqtu8y">
               <w:r>
                 <w:rPr>
                   <w:rFonts w:ascii="Arial" w:cs="Arial" w:eastAsia="Arial" w:hAnsi="Arial"/>
@@ -18769,7 +18769,7 @@
             <w:pPr>
               <w:spacing w:after="20" w:before="0"/>
             </w:pPr>
-            <w:hyperlink w:history="1" r:id="rId3c4d77xrupxy2bsq5z4yh">
+            <w:hyperlink w:history="1" r:id="rId1ipr2aw7c75fibzhlm8te">
               <w:r>
                 <w:rPr>
                   <w:rFonts w:ascii="Arial" w:cs="Arial" w:eastAsia="Arial" w:hAnsi="Arial"/>
@@ -18778,7 +18778,7 @@
                   <w:szCs w:val="16"/>
                   <w:u w:val="single" w:color="2E75B6"/>
                 </w:rPr>
-                <w:t xml:space="preserve">Overview of Ellipses, Trapezoids, Rhombi, and Polygons</w:t>
+                <w:t xml:space="preserve">Intro to rotational symmetry</w:t>
               </w:r>
             </w:hyperlink>
           </w:p>
@@ -18794,7 +18794,7 @@
                 <w:sz w:val="14"/>
                 <w:szCs w:val="14"/>
               </w:rPr>
-              <w:t xml:space="preserve">Source: CK-12</w:t>
+              <w:t xml:space="preserve">Source: Khan Academy (English - US curriculum)</w:t>
             </w:r>
           </w:p>
           <w:p>
@@ -18802,7 +18802,7 @@
               <w:spacing w:after="10" w:before="0"/>
               <w:ind w:left="120"/>
             </w:pPr>
-            <w:hyperlink w:history="1" r:id="rIdzta0u2mmef0e6pg6rexw_">
+            <w:hyperlink w:history="1" r:id="rId40ronvqvc4jpxfs50ltz7">
               <w:r>
                 <w:rPr>
                   <w:rFonts w:ascii="Arial" w:cs="Arial" w:eastAsia="Arial" w:hAnsi="Arial"/>
@@ -18840,14 +18840,14 @@
                 <w:sz w:val="16"/>
                 <w:szCs w:val="16"/>
               </w:rPr>
-              <w:t xml:space="preserve">📖 HTML:</w:t>
+              <w:t xml:space="preserve">📖 EXERCISE:</w:t>
             </w:r>
           </w:p>
           <w:p>
             <w:pPr>
               <w:spacing w:after="20" w:before="0"/>
             </w:pPr>
-            <w:hyperlink w:history="1" r:id="rIdnksyh1ictjmvs4jov_6bn">
+            <w:hyperlink w:history="1" r:id="rIdfho0byk1aqscz7-vwavxd">
               <w:r>
                 <w:rPr>
                   <w:rFonts w:ascii="Arial" w:cs="Arial" w:eastAsia="Arial" w:hAnsi="Arial"/>
@@ -18856,7 +18856,7 @@
                   <w:szCs w:val="16"/>
                   <w:u w:val="single" w:color="2E75B6"/>
                 </w:rPr>
-                <w:t xml:space="preserve">Even and Odd Functions (Symmetry) (PLIX)</w:t>
+                <w:t xml:space="preserve">Rotational symmetry of 2D shapes</w:t>
               </w:r>
             </w:hyperlink>
           </w:p>
@@ -18872,7 +18872,7 @@
                 <w:sz w:val="14"/>
                 <w:szCs w:val="14"/>
               </w:rPr>
-              <w:t xml:space="preserve">Source: CK-12</w:t>
+              <w:t xml:space="preserve">Source: Khan Academy (English - US curriculum)</w:t>
             </w:r>
           </w:p>
           <w:p>
@@ -18880,7 +18880,7 @@
               <w:spacing w:after="10" w:before="0"/>
               <w:ind w:left="120"/>
             </w:pPr>
-            <w:hyperlink w:history="1" r:id="rIdnuo0onjuqfsaqzcwzpt9a">
+            <w:hyperlink w:history="1" r:id="rIdduqx17pxb8di-h22_k9zf">
               <w:r>
                 <w:rPr>
                   <w:rFonts w:ascii="Arial" w:cs="Arial" w:eastAsia="Arial" w:hAnsi="Arial"/>
@@ -20367,7 +20367,7 @@
             <w:pPr>
               <w:spacing w:after="20" w:before="0"/>
             </w:pPr>
-            <w:hyperlink w:history="1" r:id="rId554vqvaziwu5golqwjymp">
+            <w:hyperlink w:history="1" r:id="rIdgsfeju4npgswjvucgbulk">
               <w:r>
                 <w:rPr>
                   <w:rFonts w:ascii="Arial" w:cs="Arial" w:eastAsia="Arial" w:hAnsi="Arial"/>
@@ -20376,7 +20376,7 @@
                   <w:szCs w:val="16"/>
                   <w:u w:val="single" w:color="2E75B6"/>
                 </w:rPr>
-                <w:t xml:space="preserve">Electrochemical gradients and secondary active transport</w:t>
+                <w:t xml:space="preserve">Intro to rotational symmetry</w:t>
               </w:r>
             </w:hyperlink>
           </w:p>
@@ -20400,7 +20400,7 @@
               <w:spacing w:after="10" w:before="0"/>
               <w:ind w:left="120"/>
             </w:pPr>
-            <w:hyperlink w:history="1" r:id="rIdtovidxt0_ngmdtbuymikk">
+            <w:hyperlink w:history="1" r:id="rIdkd8zz2dtbzn6aoqoq0xta">
               <w:r>
                 <w:rPr>
                   <w:rFonts w:ascii="Arial" w:cs="Arial" w:eastAsia="Arial" w:hAnsi="Arial"/>
@@ -20438,14 +20438,14 @@
                 <w:sz w:val="16"/>
                 <w:szCs w:val="16"/>
               </w:rPr>
-              <w:t xml:space="preserve">📖 HTML:</w:t>
+              <w:t xml:space="preserve">📖 EXERCISE:</w:t>
             </w:r>
           </w:p>
           <w:p>
             <w:pPr>
               <w:spacing w:after="20" w:before="0"/>
             </w:pPr>
-            <w:hyperlink w:history="1" r:id="rIdar3zzcr0btncuhjihxcf3">
+            <w:hyperlink w:history="1" r:id="rIddkcjdptba_z_sku4ahyfg">
               <w:r>
                 <w:rPr>
                   <w:rFonts w:ascii="Arial" w:cs="Arial" w:eastAsia="Arial" w:hAnsi="Arial"/>
@@ -20454,7 +20454,7 @@
                   <w:szCs w:val="16"/>
                   <w:u w:val="single" w:color="2E75B6"/>
                 </w:rPr>
-                <w:t xml:space="preserve">Even and Odd Functions (Symmetry) (PLIX)</w:t>
+                <w:t xml:space="preserve">Rotational symmetry of 2D shapes</w:t>
               </w:r>
             </w:hyperlink>
           </w:p>
@@ -20470,7 +20470,7 @@
                 <w:sz w:val="14"/>
                 <w:szCs w:val="14"/>
               </w:rPr>
-              <w:t xml:space="preserve">Source: CK-12</w:t>
+              <w:t xml:space="preserve">Source: Khan Academy (English - US curriculum)</w:t>
             </w:r>
           </w:p>
           <w:p>
@@ -20478,7 +20478,7 @@
               <w:spacing w:after="10" w:before="0"/>
               <w:ind w:left="120"/>
             </w:pPr>
-            <w:hyperlink w:history="1" r:id="rIdu0sapl3xs8hq86eptcr_-">
+            <w:hyperlink w:history="1" r:id="rIdwo7ebepzi3ty8sh_7ordb">
               <w:r>
                 <w:rPr>
                   <w:rFonts w:ascii="Arial" w:cs="Arial" w:eastAsia="Arial" w:hAnsi="Arial"/>
@@ -20673,7 +20673,7 @@
             <w:pPr>
               <w:spacing w:after="20" w:before="0"/>
             </w:pPr>
-            <w:hyperlink w:history="1" r:id="rIdl6_6sse5agbfourvz4grw">
+            <w:hyperlink w:history="1" r:id="rIdioii7d5rcumuwucge2o36">
               <w:r>
                 <w:rPr>
                   <w:rFonts w:ascii="Arial" w:cs="Arial" w:eastAsia="Arial" w:hAnsi="Arial"/>
@@ -20682,7 +20682,7 @@
                   <w:szCs w:val="16"/>
                   <w:u w:val="single" w:color="2E75B6"/>
                 </w:rPr>
-                <w:t xml:space="preserve">Electrochemical gradients and secondary active transport</w:t>
+                <w:t xml:space="preserve">Rotation Symmetry Principles - Basic</w:t>
               </w:r>
             </w:hyperlink>
           </w:p>
@@ -20698,7 +20698,7 @@
                 <w:sz w:val="14"/>
                 <w:szCs w:val="14"/>
               </w:rPr>
-              <w:t xml:space="preserve">Source: Khan Academy (English - US curriculum)</w:t>
+              <w:t xml:space="preserve">Source: CK-12</w:t>
             </w:r>
           </w:p>
           <w:p>
@@ -20706,7 +20706,7 @@
               <w:spacing w:after="10" w:before="0"/>
               <w:ind w:left="120"/>
             </w:pPr>
-            <w:hyperlink w:history="1" r:id="rId_ywcnscrxfrb6geuc_aks">
+            <w:hyperlink w:history="1" r:id="rIda2gmgaepugiwaugek2lgj">
               <w:r>
                 <w:rPr>
                   <w:rFonts w:ascii="Arial" w:cs="Arial" w:eastAsia="Arial" w:hAnsi="Arial"/>
@@ -20744,14 +20744,14 @@
                 <w:sz w:val="16"/>
                 <w:szCs w:val="16"/>
               </w:rPr>
-              <w:t xml:space="preserve">📖 HTML:</w:t>
+              <w:t xml:space="preserve">📖 EXERCISE:</w:t>
             </w:r>
           </w:p>
           <w:p>
             <w:pPr>
               <w:spacing w:after="20" w:before="0"/>
             </w:pPr>
-            <w:hyperlink w:history="1" r:id="rIdernrysxylepms5es2jh_m">
+            <w:hyperlink w:history="1" r:id="rIdvvsdpzl8d6wzuvaophzpv">
               <w:r>
                 <w:rPr>
                   <w:rFonts w:ascii="Arial" w:cs="Arial" w:eastAsia="Arial" w:hAnsi="Arial"/>
@@ -20760,7 +20760,7 @@
                   <w:szCs w:val="16"/>
                   <w:u w:val="single" w:color="2E75B6"/>
                 </w:rPr>
-                <w:t xml:space="preserve">Even and Odd Functions (Symmetry) (PLIX)</w:t>
+                <w:t xml:space="preserve">Determine rotations</w:t>
               </w:r>
             </w:hyperlink>
           </w:p>
@@ -20776,7 +20776,7 @@
                 <w:sz w:val="14"/>
                 <w:szCs w:val="14"/>
               </w:rPr>
-              <w:t xml:space="preserve">Source: CK-12</w:t>
+              <w:t xml:space="preserve">Source: Khan Academy (English - US curriculum)</w:t>
             </w:r>
           </w:p>
           <w:p>
@@ -20784,7 +20784,7 @@
               <w:spacing w:after="10" w:before="0"/>
               <w:ind w:left="120"/>
             </w:pPr>
-            <w:hyperlink w:history="1" r:id="rId4lrspavgv8kye17lvpgdn">
+            <w:hyperlink w:history="1" r:id="rIdchfw3ufmkfclnjsxqhhv1">
               <w:r>
                 <w:rPr>
                   <w:rFonts w:ascii="Arial" w:cs="Arial" w:eastAsia="Arial" w:hAnsi="Arial"/>
@@ -20979,7 +20979,7 @@
             <w:pPr>
               <w:spacing w:after="20" w:before="0"/>
             </w:pPr>
-            <w:hyperlink w:history="1" r:id="rIdsqu2rcyflejvs6worbk4h">
+            <w:hyperlink w:history="1" r:id="rIdyb2_z1cz9lcyjjtj6r2mc">
               <w:r>
                 <w:rPr>
                   <w:rFonts w:ascii="Arial" w:cs="Arial" w:eastAsia="Arial" w:hAnsi="Arial"/>
@@ -20988,7 +20988,7 @@
                   <w:szCs w:val="16"/>
                   <w:u w:val="single" w:color="2E75B6"/>
                 </w:rPr>
-                <w:t xml:space="preserve">Electrochemical gradients and secondary active transport</w:t>
+                <w:t xml:space="preserve">Ordering by length</w:t>
               </w:r>
             </w:hyperlink>
           </w:p>
@@ -21012,7 +21012,7 @@
               <w:spacing w:after="10" w:before="0"/>
               <w:ind w:left="120"/>
             </w:pPr>
-            <w:hyperlink w:history="1" r:id="rIdhwivnw2_coy7vmkhmtno6">
+            <w:hyperlink w:history="1" r:id="rIdufo0iwhg2h2yzhbrx1uir">
               <w:r>
                 <w:rPr>
                   <w:rFonts w:ascii="Arial" w:cs="Arial" w:eastAsia="Arial" w:hAnsi="Arial"/>
@@ -21050,14 +21050,14 @@
                 <w:sz w:val="16"/>
                 <w:szCs w:val="16"/>
               </w:rPr>
-              <w:t xml:space="preserve">📖 HTML:</w:t>
+              <w:t xml:space="preserve">📖 EXERCISE:</w:t>
             </w:r>
           </w:p>
           <w:p>
             <w:pPr>
               <w:spacing w:after="20" w:before="0"/>
             </w:pPr>
-            <w:hyperlink w:history="1" r:id="rIds_bb2rrky5muu0idb19i1">
+            <w:hyperlink w:history="1" r:id="rIdcnldo6gve0_tu3ztf_gsx">
               <w:r>
                 <w:rPr>
                   <w:rFonts w:ascii="Arial" w:cs="Arial" w:eastAsia="Arial" w:hAnsi="Arial"/>
@@ -21066,7 +21066,7 @@
                   <w:szCs w:val="16"/>
                   <w:u w:val="single" w:color="2E75B6"/>
                 </w:rPr>
-                <w:t xml:space="preserve">Even and Odd Functions (Symmetry) (PLIX)</w:t>
+                <w:t xml:space="preserve">Determine rotations (basic)</w:t>
               </w:r>
             </w:hyperlink>
           </w:p>
@@ -21082,7 +21082,7 @@
                 <w:sz w:val="14"/>
                 <w:szCs w:val="14"/>
               </w:rPr>
-              <w:t xml:space="preserve">Source: CK-12</w:t>
+              <w:t xml:space="preserve">Source: Khan Academy (English - US curriculum)</w:t>
             </w:r>
           </w:p>
           <w:p>
@@ -21090,7 +21090,7 @@
               <w:spacing w:after="10" w:before="0"/>
               <w:ind w:left="120"/>
             </w:pPr>
-            <w:hyperlink w:history="1" r:id="rIdsshnahjxrptbfrabzvzqu">
+            <w:hyperlink w:history="1" r:id="rIdt2tnx2vwvh8ak0jnacgz9">
               <w:r>
                 <w:rPr>
                   <w:rFonts w:ascii="Arial" w:cs="Arial" w:eastAsia="Arial" w:hAnsi="Arial"/>
@@ -21285,7 +21285,7 @@
             <w:pPr>
               <w:spacing w:after="20" w:before="0"/>
             </w:pPr>
-            <w:hyperlink w:history="1" r:id="rIdpdk6tebthcb082yq0mee8">
+            <w:hyperlink w:history="1" r:id="rIde2axbl6duay2rxhbbosii">
               <w:r>
                 <w:rPr>
                   <w:rFonts w:ascii="Arial" w:cs="Arial" w:eastAsia="Arial" w:hAnsi="Arial"/>
@@ -21294,7 +21294,7 @@
                   <w:szCs w:val="16"/>
                   <w:u w:val="single" w:color="2E75B6"/>
                 </w:rPr>
-                <w:t xml:space="preserve">Electrochemical gradients and secondary active transport</w:t>
+                <w:t xml:space="preserve">Intro to rotational symmetry</w:t>
               </w:r>
             </w:hyperlink>
           </w:p>
@@ -21318,7 +21318,7 @@
               <w:spacing w:after="10" w:before="0"/>
               <w:ind w:left="120"/>
             </w:pPr>
-            <w:hyperlink w:history="1" r:id="rId-_bmaw92-rewncnquolkm">
+            <w:hyperlink w:history="1" r:id="rIdvcpaw15splzxbrvr1qyes">
               <w:r>
                 <w:rPr>
                   <w:rFonts w:ascii="Arial" w:cs="Arial" w:eastAsia="Arial" w:hAnsi="Arial"/>
@@ -21356,14 +21356,14 @@
                 <w:sz w:val="16"/>
                 <w:szCs w:val="16"/>
               </w:rPr>
-              <w:t xml:space="preserve">📖 HTML:</w:t>
+              <w:t xml:space="preserve">📖 EXERCISE:</w:t>
             </w:r>
           </w:p>
           <w:p>
             <w:pPr>
               <w:spacing w:after="20" w:before="0"/>
             </w:pPr>
-            <w:hyperlink w:history="1" r:id="rIdmkycrtvtvhjwseqw1edls">
+            <w:hyperlink w:history="1" r:id="rIdnuwpueuim6eep6lptpwxu">
               <w:r>
                 <w:rPr>
                   <w:rFonts w:ascii="Arial" w:cs="Arial" w:eastAsia="Arial" w:hAnsi="Arial"/>
@@ -21372,7 +21372,7 @@
                   <w:szCs w:val="16"/>
                   <w:u w:val="single" w:color="2E75B6"/>
                 </w:rPr>
-                <w:t xml:space="preserve">Even and Odd Functions (Symmetry) (PLIX)</w:t>
+                <w:t xml:space="preserve">Rotational symmetry of 2D shapes</w:t>
               </w:r>
             </w:hyperlink>
           </w:p>
@@ -21388,7 +21388,7 @@
                 <w:sz w:val="14"/>
                 <w:szCs w:val="14"/>
               </w:rPr>
-              <w:t xml:space="preserve">Source: CK-12</w:t>
+              <w:t xml:space="preserve">Source: Khan Academy (English - US curriculum)</w:t>
             </w:r>
           </w:p>
           <w:p>
@@ -21396,7 +21396,7 @@
               <w:spacing w:after="10" w:before="0"/>
               <w:ind w:left="120"/>
             </w:pPr>
-            <w:hyperlink w:history="1" r:id="rIdhvhepef6dv1anxqlimlc-">
+            <w:hyperlink w:history="1" r:id="rIdanchh8ewo7yt5gxnf7slb">
               <w:r>
                 <w:rPr>
                   <w:rFonts w:ascii="Arial" w:cs="Arial" w:eastAsia="Arial" w:hAnsi="Arial"/>
@@ -21591,7 +21591,7 @@
             <w:pPr>
               <w:spacing w:after="20" w:before="0"/>
             </w:pPr>
-            <w:hyperlink w:history="1" r:id="rIdl-mcwzu-w8ojcw17xq6gx">
+            <w:hyperlink w:history="1" r:id="rIdtuicr8qbv90oranjqqheh">
               <w:r>
                 <w:rPr>
                   <w:rFonts w:ascii="Arial" w:cs="Arial" w:eastAsia="Arial" w:hAnsi="Arial"/>
@@ -21600,7 +21600,7 @@
                   <w:szCs w:val="16"/>
                   <w:u w:val="single" w:color="2E75B6"/>
                 </w:rPr>
-                <w:t xml:space="preserve">Electrochemical gradients and secondary active transport</w:t>
+                <w:t xml:space="preserve">Intro to rotational symmetry</w:t>
               </w:r>
             </w:hyperlink>
           </w:p>
@@ -21624,7 +21624,7 @@
               <w:spacing w:after="10" w:before="0"/>
               <w:ind w:left="120"/>
             </w:pPr>
-            <w:hyperlink w:history="1" r:id="rIdjs-crqmxrwpjbooizu43p">
+            <w:hyperlink w:history="1" r:id="rIdxfnkhgfvwv4mtdg98g8vm">
               <w:r>
                 <w:rPr>
                   <w:rFonts w:ascii="Arial" w:cs="Arial" w:eastAsia="Arial" w:hAnsi="Arial"/>
@@ -21662,14 +21662,14 @@
                 <w:sz w:val="16"/>
                 <w:szCs w:val="16"/>
               </w:rPr>
-              <w:t xml:space="preserve">📖 HTML:</w:t>
+              <w:t xml:space="preserve">📖 EXERCISE:</w:t>
             </w:r>
           </w:p>
           <w:p>
             <w:pPr>
               <w:spacing w:after="20" w:before="0"/>
             </w:pPr>
-            <w:hyperlink w:history="1" r:id="rId_kmyfs549j6ho1onsg7ix">
+            <w:hyperlink w:history="1" r:id="rIdlvmx86pgjh-idpfrpcxx4">
               <w:r>
                 <w:rPr>
                   <w:rFonts w:ascii="Arial" w:cs="Arial" w:eastAsia="Arial" w:hAnsi="Arial"/>
@@ -21678,7 +21678,7 @@
                   <w:szCs w:val="16"/>
                   <w:u w:val="single" w:color="2E75B6"/>
                 </w:rPr>
-                <w:t xml:space="preserve">Even and Odd Functions (Symmetry) (PLIX)</w:t>
+                <w:t xml:space="preserve">Rotational symmetry of 2D shapes</w:t>
               </w:r>
             </w:hyperlink>
           </w:p>
@@ -21694,7 +21694,7 @@
                 <w:sz w:val="14"/>
                 <w:szCs w:val="14"/>
               </w:rPr>
-              <w:t xml:space="preserve">Source: CK-12</w:t>
+              <w:t xml:space="preserve">Source: Khan Academy (English - US curriculum)</w:t>
             </w:r>
           </w:p>
           <w:p>
@@ -21702,7 +21702,7 @@
               <w:spacing w:after="10" w:before="0"/>
               <w:ind w:left="120"/>
             </w:pPr>
-            <w:hyperlink w:history="1" r:id="rIdurqie2u0pb1rpyztfuwj6">
+            <w:hyperlink w:history="1" r:id="rId0plpe4n38agm2hr5_-5uz">
               <w:r>
                 <w:rPr>
                   <w:rFonts w:ascii="Arial" w:cs="Arial" w:eastAsia="Arial" w:hAnsi="Arial"/>
@@ -23189,7 +23189,7 @@
             <w:pPr>
               <w:spacing w:after="20" w:before="0"/>
             </w:pPr>
-            <w:hyperlink w:history="1" r:id="rIdwwgyxhdakt6dd17qoehwm">
+            <w:hyperlink w:history="1" r:id="rIdkgfvdxisttkxvkwf6lnx5">
               <w:r>
                 <w:rPr>
                   <w:rFonts w:ascii="Arial" w:cs="Arial" w:eastAsia="Arial" w:hAnsi="Arial"/>
@@ -23198,7 +23198,7 @@
                   <w:szCs w:val="16"/>
                   <w:u w:val="single" w:color="2E75B6"/>
                 </w:rPr>
-                <w:t xml:space="preserve">Properties of Equality and Congruence Principles - Basic</w:t>
+                <w:t xml:space="preserve">Proving the SAS triangle congruence criterion using transformations</w:t>
               </w:r>
             </w:hyperlink>
           </w:p>
@@ -23214,7 +23214,7 @@
                 <w:sz w:val="14"/>
                 <w:szCs w:val="14"/>
               </w:rPr>
-              <w:t xml:space="preserve">Source: CK-12</w:t>
+              <w:t xml:space="preserve">Source: Khan Academy (English - US curriculum)</w:t>
             </w:r>
           </w:p>
           <w:p>
@@ -23222,7 +23222,7 @@
               <w:spacing w:after="10" w:before="0"/>
               <w:ind w:left="120"/>
             </w:pPr>
-            <w:hyperlink w:history="1" r:id="rId9ncaotwmj6xb_7gnyfa4h">
+            <w:hyperlink w:history="1" r:id="rIdkkyclbbffwbqs-fgfnobg">
               <w:r>
                 <w:rPr>
                   <w:rFonts w:ascii="Arial" w:cs="Arial" w:eastAsia="Arial" w:hAnsi="Arial"/>
@@ -23267,7 +23267,7 @@
             <w:pPr>
               <w:spacing w:after="20" w:before="0"/>
             </w:pPr>
-            <w:hyperlink w:history="1" r:id="rIdnpfnslpt_sg3lxu6gkpex">
+            <w:hyperlink w:history="1" r:id="rId0zevdkffmdjiepquxiakd">
               <w:r>
                 <w:rPr>
                   <w:rFonts w:ascii="Arial" w:cs="Arial" w:eastAsia="Arial" w:hAnsi="Arial"/>
@@ -23276,7 +23276,7 @@
                   <w:szCs w:val="16"/>
                   <w:u w:val="single" w:color="2E75B6"/>
                 </w:rPr>
-                <w:t xml:space="preserve">Trigonometric Functions and Angles of Rotation (Flexbook)</w:t>
+                <w:t xml:space="preserve">Translations, Rotations, and Reflections (Flexbook)</w:t>
               </w:r>
             </w:hyperlink>
           </w:p>
@@ -23300,7 +23300,7 @@
               <w:spacing w:after="10" w:before="0"/>
               <w:ind w:left="120"/>
             </w:pPr>
-            <w:hyperlink w:history="1" r:id="rIdvn7zrezl7dnc7bgdfst9x">
+            <w:hyperlink w:history="1" r:id="rIduy5fljnhrjgsjqyrua0ud">
               <w:r>
                 <w:rPr>
                   <w:rFonts w:ascii="Arial" w:cs="Arial" w:eastAsia="Arial" w:hAnsi="Arial"/>
@@ -23495,7 +23495,7 @@
             <w:pPr>
               <w:spacing w:after="20" w:before="0"/>
             </w:pPr>
-            <w:hyperlink w:history="1" r:id="rIduwqme1hugmleeweipbfzh">
+            <w:hyperlink w:history="1" r:id="rIdorvcqk9nzpdpwgq4gilsr">
               <w:r>
                 <w:rPr>
                   <w:rFonts w:ascii="Arial" w:cs="Arial" w:eastAsia="Arial" w:hAnsi="Arial"/>
@@ -23504,7 +23504,7 @@
                   <w:szCs w:val="16"/>
                   <w:u w:val="single" w:color="2E75B6"/>
                 </w:rPr>
-                <w:t xml:space="preserve">Properties of Equality and Congruence Principles - Basic</w:t>
+                <w:t xml:space="preserve">Proving the ASA and AAS triangle congruence criteria using transformations</w:t>
               </w:r>
             </w:hyperlink>
           </w:p>
@@ -23520,7 +23520,7 @@
                 <w:sz w:val="14"/>
                 <w:szCs w:val="14"/>
               </w:rPr>
-              <w:t xml:space="preserve">Source: CK-12</w:t>
+              <w:t xml:space="preserve">Source: Khan Academy (English - US curriculum)</w:t>
             </w:r>
           </w:p>
           <w:p>
@@ -23528,7 +23528,7 @@
               <w:spacing w:after="10" w:before="0"/>
               <w:ind w:left="120"/>
             </w:pPr>
-            <w:hyperlink w:history="1" r:id="rIdsw8mwwalgvoyh7mrvibfe">
+            <w:hyperlink w:history="1" r:id="rIdede1ukrzzrygy-pake1ct">
               <w:r>
                 <w:rPr>
                   <w:rFonts w:ascii="Arial" w:cs="Arial" w:eastAsia="Arial" w:hAnsi="Arial"/>
@@ -23566,14 +23566,14 @@
                 <w:sz w:val="16"/>
                 <w:szCs w:val="16"/>
               </w:rPr>
-              <w:t xml:space="preserve">📖 HTML:</w:t>
+              <w:t xml:space="preserve">📖 EXERCISE:</w:t>
             </w:r>
           </w:p>
           <w:p>
             <w:pPr>
               <w:spacing w:after="20" w:before="0"/>
             </w:pPr>
-            <w:hyperlink w:history="1" r:id="rIdnufb3uhzpet50e6ysfqg-">
+            <w:hyperlink w:history="1" r:id="rIdn9lrbneem0i_t5ryxch6m">
               <w:r>
                 <w:rPr>
                   <w:rFonts w:ascii="Arial" w:cs="Arial" w:eastAsia="Arial" w:hAnsi="Arial"/>
@@ -23582,7 +23582,7 @@
                   <w:szCs w:val="16"/>
                   <w:u w:val="single" w:color="2E75B6"/>
                 </w:rPr>
-                <w:t xml:space="preserve">Trigonometric Functions and Angles of Rotation (Flexbook)</w:t>
+                <w:t xml:space="preserve">Translations, Rotations, and Reflections Practice</w:t>
               </w:r>
             </w:hyperlink>
           </w:p>
@@ -23606,7 +23606,7 @@
               <w:spacing w:after="10" w:before="0"/>
               <w:ind w:left="120"/>
             </w:pPr>
-            <w:hyperlink w:history="1" r:id="rIdvxlquvwwbcqd08f0lfjpd">
+            <w:hyperlink w:history="1" r:id="rIdb8y0yocti-ptjacnyhuvq">
               <w:r>
                 <w:rPr>
                   <w:rFonts w:ascii="Arial" w:cs="Arial" w:eastAsia="Arial" w:hAnsi="Arial"/>
@@ -23801,7 +23801,7 @@
             <w:pPr>
               <w:spacing w:after="20" w:before="0"/>
             </w:pPr>
-            <w:hyperlink w:history="1" r:id="rIddakjxzwlmcmelrbcrowla">
+            <w:hyperlink w:history="1" r:id="rIddwp3xpmraiuh63_j2uuib">
               <w:r>
                 <w:rPr>
                   <w:rFonts w:ascii="Arial" w:cs="Arial" w:eastAsia="Arial" w:hAnsi="Arial"/>
@@ -23810,7 +23810,7 @@
                   <w:szCs w:val="16"/>
                   <w:u w:val="single" w:color="2E75B6"/>
                 </w:rPr>
-                <w:t xml:space="preserve">Properties of Equality and Congruence Principles - Basic</w:t>
+                <w:t xml:space="preserve">Identifying transformations</w:t>
               </w:r>
             </w:hyperlink>
           </w:p>
@@ -23826,7 +23826,7 @@
                 <w:sz w:val="14"/>
                 <w:szCs w:val="14"/>
               </w:rPr>
-              <w:t xml:space="preserve">Source: CK-12</w:t>
+              <w:t xml:space="preserve">Source: Khan Academy (English - US curriculum)</w:t>
             </w:r>
           </w:p>
           <w:p>
@@ -23834,7 +23834,7 @@
               <w:spacing w:after="10" w:before="0"/>
               <w:ind w:left="120"/>
             </w:pPr>
-            <w:hyperlink w:history="1" r:id="rId1im66on8oqgax8uquv3sh">
+            <w:hyperlink w:history="1" r:id="rIdsdyac-tcktnf_blo4s7iy">
               <w:r>
                 <w:rPr>
                   <w:rFonts w:ascii="Arial" w:cs="Arial" w:eastAsia="Arial" w:hAnsi="Arial"/>
@@ -23872,14 +23872,14 @@
                 <w:sz w:val="16"/>
                 <w:szCs w:val="16"/>
               </w:rPr>
-              <w:t xml:space="preserve">📖 HTML:</w:t>
+              <w:t xml:space="preserve">📖 EXERCISE:</w:t>
             </w:r>
           </w:p>
           <w:p>
             <w:pPr>
               <w:spacing w:after="20" w:before="0"/>
             </w:pPr>
-            <w:hyperlink w:history="1" r:id="rIdmubrqgjzbrthdvmirqdcw">
+            <w:hyperlink w:history="1" r:id="rIdr9adkj291vhrok1lqbed9">
               <w:r>
                 <w:rPr>
                   <w:rFonts w:ascii="Arial" w:cs="Arial" w:eastAsia="Arial" w:hAnsi="Arial"/>
@@ -23888,7 +23888,7 @@
                   <w:szCs w:val="16"/>
                   <w:u w:val="single" w:color="2E75B6"/>
                 </w:rPr>
-                <w:t xml:space="preserve">Trigonometric Functions and Angles of Rotation (Flexbook)</w:t>
+                <w:t xml:space="preserve">Identify transformations</w:t>
               </w:r>
             </w:hyperlink>
           </w:p>
@@ -23904,7 +23904,7 @@
                 <w:sz w:val="14"/>
                 <w:szCs w:val="14"/>
               </w:rPr>
-              <w:t xml:space="preserve">Source: CK-12</w:t>
+              <w:t xml:space="preserve">Source: Khan Academy (English - US curriculum)</w:t>
             </w:r>
           </w:p>
           <w:p>
@@ -23912,7 +23912,7 @@
               <w:spacing w:after="10" w:before="0"/>
               <w:ind w:left="120"/>
             </w:pPr>
-            <w:hyperlink w:history="1" r:id="rIdzz38vlbvxyw7v4s4z3ovl">
+            <w:hyperlink w:history="1" r:id="rIdi8xbi5q97lqcb6-p095r_">
               <w:r>
                 <w:rPr>
                   <w:rFonts w:ascii="Arial" w:cs="Arial" w:eastAsia="Arial" w:hAnsi="Arial"/>
@@ -24107,7 +24107,7 @@
             <w:pPr>
               <w:spacing w:after="20" w:before="0"/>
             </w:pPr>
-            <w:hyperlink w:history="1" r:id="rIdmggtdcngw-glxupqry01p">
+            <w:hyperlink w:history="1" r:id="rIdrstpjpr6v5slwownklw9e">
               <w:r>
                 <w:rPr>
                   <w:rFonts w:ascii="Arial" w:cs="Arial" w:eastAsia="Arial" w:hAnsi="Arial"/>
@@ -24116,7 +24116,7 @@
                   <w:szCs w:val="16"/>
                   <w:u w:val="single" w:color="2E75B6"/>
                 </w:rPr>
-                <w:t xml:space="preserve">Properties of Equality and Congruence Principles - Basic</w:t>
+                <w:t xml:space="preserve">Defining transformations</w:t>
               </w:r>
             </w:hyperlink>
           </w:p>
@@ -24132,7 +24132,7 @@
                 <w:sz w:val="14"/>
                 <w:szCs w:val="14"/>
               </w:rPr>
-              <w:t xml:space="preserve">Source: CK-12</w:t>
+              <w:t xml:space="preserve">Source: Khan Academy (English - US curriculum)</w:t>
             </w:r>
           </w:p>
           <w:p>
@@ -24140,7 +24140,7 @@
               <w:spacing w:after="10" w:before="0"/>
               <w:ind w:left="120"/>
             </w:pPr>
-            <w:hyperlink w:history="1" r:id="rIdzk2gaabuzt2zipzovfyub">
+            <w:hyperlink w:history="1" r:id="rIdttmfehkmj2iazmyfjo-lc">
               <w:r>
                 <w:rPr>
                   <w:rFonts w:ascii="Arial" w:cs="Arial" w:eastAsia="Arial" w:hAnsi="Arial"/>
@@ -24178,14 +24178,14 @@
                 <w:sz w:val="16"/>
                 <w:szCs w:val="16"/>
               </w:rPr>
-              <w:t xml:space="preserve">📖 HTML:</w:t>
+              <w:t xml:space="preserve">📖 EXERCISE:</w:t>
             </w:r>
           </w:p>
           <w:p>
             <w:pPr>
               <w:spacing w:after="20" w:before="0"/>
             </w:pPr>
-            <w:hyperlink w:history="1" r:id="rIdmg3c90tvpdvyf-i0_nko-">
+            <w:hyperlink w:history="1" r:id="rId6plozu36n2gnxebmr0kvh">
               <w:r>
                 <w:rPr>
                   <w:rFonts w:ascii="Arial" w:cs="Arial" w:eastAsia="Arial" w:hAnsi="Arial"/>
@@ -24194,7 +24194,7 @@
                   <w:szCs w:val="16"/>
                   <w:u w:val="single" w:color="2E75B6"/>
                 </w:rPr>
-                <w:t xml:space="preserve">Trigonometric Functions and Angles of Rotation (Flexbook)</w:t>
+                <w:t xml:space="preserve">Rigid transformations: preserved properties</w:t>
               </w:r>
             </w:hyperlink>
           </w:p>
@@ -24210,7 +24210,7 @@
                 <w:sz w:val="14"/>
                 <w:szCs w:val="14"/>
               </w:rPr>
-              <w:t xml:space="preserve">Source: CK-12</w:t>
+              <w:t xml:space="preserve">Source: Khan Academy (English - US curriculum)</w:t>
             </w:r>
           </w:p>
           <w:p>
@@ -24218,7 +24218,7 @@
               <w:spacing w:after="10" w:before="0"/>
               <w:ind w:left="120"/>
             </w:pPr>
-            <w:hyperlink w:history="1" r:id="rId3qtoa0ffshy8lbvt5baza">
+            <w:hyperlink w:history="1" r:id="rIdtmr8u6wxebrtbootfrb5p">
               <w:r>
                 <w:rPr>
                   <w:rFonts w:ascii="Arial" w:cs="Arial" w:eastAsia="Arial" w:hAnsi="Arial"/>
@@ -24413,7 +24413,7 @@
             <w:pPr>
               <w:spacing w:after="20" w:before="0"/>
             </w:pPr>
-            <w:hyperlink w:history="1" r:id="rIdlcfqimevi4y56kqmtg7c1">
+            <w:hyperlink w:history="1" r:id="rIdrbrhde9ms8ktspukvhher">
               <w:r>
                 <w:rPr>
                   <w:rFonts w:ascii="Arial" w:cs="Arial" w:eastAsia="Arial" w:hAnsi="Arial"/>
@@ -24422,7 +24422,7 @@
                   <w:szCs w:val="16"/>
                   <w:u w:val="single" w:color="2E75B6"/>
                 </w:rPr>
-                <w:t xml:space="preserve">Properties of Equality and Congruence Principles - Basic</w:t>
+                <w:t xml:space="preserve">Proving the SSS triangle congruence criterion using transformations</w:t>
               </w:r>
             </w:hyperlink>
           </w:p>
@@ -24438,7 +24438,7 @@
                 <w:sz w:val="14"/>
                 <w:szCs w:val="14"/>
               </w:rPr>
-              <w:t xml:space="preserve">Source: CK-12</w:t>
+              <w:t xml:space="preserve">Source: Khan Academy (English - US curriculum)</w:t>
             </w:r>
           </w:p>
           <w:p>
@@ -24446,7 +24446,7 @@
               <w:spacing w:after="10" w:before="0"/>
               <w:ind w:left="120"/>
             </w:pPr>
-            <w:hyperlink w:history="1" r:id="rIdlnca-y3coa_fflh0tnfvu">
+            <w:hyperlink w:history="1" r:id="rIdyprl3x503_hs1fxasz_zm">
               <w:r>
                 <w:rPr>
                   <w:rFonts w:ascii="Arial" w:cs="Arial" w:eastAsia="Arial" w:hAnsi="Arial"/>
@@ -24484,14 +24484,14 @@
                 <w:sz w:val="16"/>
                 <w:szCs w:val="16"/>
               </w:rPr>
-              <w:t xml:space="preserve">📖 HTML:</w:t>
+              <w:t xml:space="preserve">📖 EXERCISE:</w:t>
             </w:r>
           </w:p>
           <w:p>
             <w:pPr>
               <w:spacing w:after="20" w:before="0"/>
             </w:pPr>
-            <w:hyperlink w:history="1" r:id="rIdtemvfdbcbcyus7q9fu2ic">
+            <w:hyperlink w:history="1" r:id="rIdxct12xhohilltppfl1mo8">
               <w:r>
                 <w:rPr>
                   <w:rFonts w:ascii="Arial" w:cs="Arial" w:eastAsia="Arial" w:hAnsi="Arial"/>
@@ -24500,7 +24500,7 @@
                   <w:szCs w:val="16"/>
                   <w:u w:val="single" w:color="2E75B6"/>
                 </w:rPr>
-                <w:t xml:space="preserve">Trigonometric Functions and Angles of Rotation (Flexbook)</w:t>
+                <w:t xml:space="preserve">Justify constructions</w:t>
               </w:r>
             </w:hyperlink>
           </w:p>
@@ -24516,7 +24516,7 @@
                 <w:sz w:val="14"/>
                 <w:szCs w:val="14"/>
               </w:rPr>
-              <w:t xml:space="preserve">Source: CK-12</w:t>
+              <w:t xml:space="preserve">Source: Khan Academy (English - US curriculum)</w:t>
             </w:r>
           </w:p>
           <w:p>
@@ -24524,7 +24524,7 @@
               <w:spacing w:after="10" w:before="0"/>
               <w:ind w:left="120"/>
             </w:pPr>
-            <w:hyperlink w:history="1" r:id="rIdyezixchkwiy1dzy6xlw8-">
+            <w:hyperlink w:history="1" r:id="rIdsdiidhqooxcrakemfn6wv">
               <w:r>
                 <w:rPr>
                   <w:rFonts w:ascii="Arial" w:cs="Arial" w:eastAsia="Arial" w:hAnsi="Arial"/>
@@ -26011,7 +26011,7 @@
             <w:pPr>
               <w:spacing w:after="20" w:before="0"/>
             </w:pPr>
-            <w:hyperlink w:history="1" r:id="rIduc59fvr27ftatxujstnnf">
+            <w:hyperlink w:history="1" r:id="rIdg19beakqgnlhny3ycptwo">
               <w:r>
                 <w:rPr>
                   <w:rFonts w:ascii="Arial" w:cs="Arial" w:eastAsia="Arial" w:hAnsi="Arial"/>
@@ -26020,7 +26020,7 @@
                   <w:szCs w:val="16"/>
                   <w:u w:val="single" w:color="2E75B6"/>
                 </w:rPr>
-                <w:t xml:space="preserve">Another Pythagorean theorem proof</w:t>
+                <w:t xml:space="preserve">Intro to rotational symmetry</w:t>
               </w:r>
             </w:hyperlink>
           </w:p>
@@ -26044,7 +26044,7 @@
               <w:spacing w:after="10" w:before="0"/>
               <w:ind w:left="120"/>
             </w:pPr>
-            <w:hyperlink w:history="1" r:id="rIdpt8r1oyyn_bvvcpbdqug8">
+            <w:hyperlink w:history="1" r:id="rIdw9ddbu1zdl2h_ux0rmalt">
               <w:r>
                 <w:rPr>
                   <w:rFonts w:ascii="Arial" w:cs="Arial" w:eastAsia="Arial" w:hAnsi="Arial"/>
@@ -26089,7 +26089,7 @@
             <w:pPr>
               <w:spacing w:after="20" w:before="0"/>
             </w:pPr>
-            <w:hyperlink w:history="1" r:id="rIdfsmnp-yzu7q6m4e0oqats">
+            <w:hyperlink w:history="1" r:id="rIdvlyx2wqs7djifzommdsca">
               <w:r>
                 <w:rPr>
                   <w:rFonts w:ascii="Arial" w:cs="Arial" w:eastAsia="Arial" w:hAnsi="Arial"/>
@@ -26098,7 +26098,7 @@
                   <w:szCs w:val="16"/>
                   <w:u w:val="single" w:color="2E75B6"/>
                 </w:rPr>
-                <w:t xml:space="preserve">Trigonometric Functions and Angles of Rotation (Flexbook)</w:t>
+                <w:t xml:space="preserve">Angles of Rotation in Standard Positions: Clock Angles (PLIX)</w:t>
               </w:r>
             </w:hyperlink>
           </w:p>
@@ -26122,7 +26122,7 @@
               <w:spacing w:after="10" w:before="0"/>
               <w:ind w:left="120"/>
             </w:pPr>
-            <w:hyperlink w:history="1" r:id="rIdsfuyz0f-w3zcrz6umnmyd">
+            <w:hyperlink w:history="1" r:id="rIdkbrbz4ey-2nyzrrlaz_xp">
               <w:r>
                 <w:rPr>
                   <w:rFonts w:ascii="Arial" w:cs="Arial" w:eastAsia="Arial" w:hAnsi="Arial"/>
@@ -26317,7 +26317,7 @@
             <w:pPr>
               <w:spacing w:after="20" w:before="0"/>
             </w:pPr>
-            <w:hyperlink w:history="1" r:id="rIdwpjj5c18s3etl3khkru6h">
+            <w:hyperlink w:history="1" r:id="rId07xvrigyh1ojb54gvf5lx">
               <w:r>
                 <w:rPr>
                   <w:rFonts w:ascii="Arial" w:cs="Arial" w:eastAsia="Arial" w:hAnsi="Arial"/>
@@ -26326,7 +26326,7 @@
                   <w:szCs w:val="16"/>
                   <w:u w:val="single" w:color="2E75B6"/>
                 </w:rPr>
-                <w:t xml:space="preserve">Another Pythagorean theorem proof</w:t>
+                <w:t xml:space="preserve">Rotating points</w:t>
               </w:r>
             </w:hyperlink>
           </w:p>
@@ -26350,7 +26350,7 @@
               <w:spacing w:after="10" w:before="0"/>
               <w:ind w:left="120"/>
             </w:pPr>
-            <w:hyperlink w:history="1" r:id="rId8fu_kbid7fhsdziy0r5_q">
+            <w:hyperlink w:history="1" r:id="rId-xc7be4xklonanqheczcw">
               <w:r>
                 <w:rPr>
                   <w:rFonts w:ascii="Arial" w:cs="Arial" w:eastAsia="Arial" w:hAnsi="Arial"/>
@@ -26388,14 +26388,14 @@
                 <w:sz w:val="16"/>
                 <w:szCs w:val="16"/>
               </w:rPr>
-              <w:t xml:space="preserve">📖 HTML:</w:t>
+              <w:t xml:space="preserve">📖 EXERCISE:</w:t>
             </w:r>
           </w:p>
           <w:p>
             <w:pPr>
               <w:spacing w:after="20" w:before="0"/>
             </w:pPr>
-            <w:hyperlink w:history="1" r:id="rIde0es3jx1rlr_q7rcnl0eo">
+            <w:hyperlink w:history="1" r:id="rIdjmrlxzkrwot_aaa9g4rov">
               <w:r>
                 <w:rPr>
                   <w:rFonts w:ascii="Arial" w:cs="Arial" w:eastAsia="Arial" w:hAnsi="Arial"/>
@@ -26404,7 +26404,7 @@
                   <w:szCs w:val="16"/>
                   <w:u w:val="single" w:color="2E75B6"/>
                 </w:rPr>
-                <w:t xml:space="preserve">Trigonometric Functions and Angles of Rotation (Flexbook)</w:t>
+                <w:t xml:space="preserve">Rotational symmetry of 2D shapes</w:t>
               </w:r>
             </w:hyperlink>
           </w:p>
@@ -26420,7 +26420,7 @@
                 <w:sz w:val="14"/>
                 <w:szCs w:val="14"/>
               </w:rPr>
-              <w:t xml:space="preserve">Source: CK-12</w:t>
+              <w:t xml:space="preserve">Source: Khan Academy (English - US curriculum)</w:t>
             </w:r>
           </w:p>
           <w:p>
@@ -26428,7 +26428,7 @@
               <w:spacing w:after="10" w:before="0"/>
               <w:ind w:left="120"/>
             </w:pPr>
-            <w:hyperlink w:history="1" r:id="rId0cr6dfzuwx45jl87u3h3d">
+            <w:hyperlink w:history="1" r:id="rIddwne-leutii8py0vq3qa-">
               <w:r>
                 <w:rPr>
                   <w:rFonts w:ascii="Arial" w:cs="Arial" w:eastAsia="Arial" w:hAnsi="Arial"/>
@@ -26623,7 +26623,7 @@
             <w:pPr>
               <w:spacing w:after="20" w:before="0"/>
             </w:pPr>
-            <w:hyperlink w:history="1" r:id="rIdebs9av-2yhpdqfvs_9u2o">
+            <w:hyperlink w:history="1" r:id="rIdwpiokodplyufw5dspj34a">
               <w:r>
                 <w:rPr>
                   <w:rFonts w:ascii="Arial" w:cs="Arial" w:eastAsia="Arial" w:hAnsi="Arial"/>
@@ -26632,7 +26632,7 @@
                   <w:szCs w:val="16"/>
                   <w:u w:val="single" w:color="2E75B6"/>
                 </w:rPr>
-                <w:t xml:space="preserve">Another Pythagorean theorem proof</w:t>
+                <w:t xml:space="preserve">Determining rotations</w:t>
               </w:r>
             </w:hyperlink>
           </w:p>
@@ -26656,7 +26656,7 @@
               <w:spacing w:after="10" w:before="0"/>
               <w:ind w:left="120"/>
             </w:pPr>
-            <w:hyperlink w:history="1" r:id="rIdmsnufxwrwbr5y4k3av21y">
+            <w:hyperlink w:history="1" r:id="rIdwlorscxsufgsp5w6fb83r">
               <w:r>
                 <w:rPr>
                   <w:rFonts w:ascii="Arial" w:cs="Arial" w:eastAsia="Arial" w:hAnsi="Arial"/>
@@ -26694,14 +26694,14 @@
                 <w:sz w:val="16"/>
                 <w:szCs w:val="16"/>
               </w:rPr>
-              <w:t xml:space="preserve">📖 HTML:</w:t>
+              <w:t xml:space="preserve">📖 EXERCISE:</w:t>
             </w:r>
           </w:p>
           <w:p>
             <w:pPr>
               <w:spacing w:after="20" w:before="0"/>
             </w:pPr>
-            <w:hyperlink w:history="1" r:id="rIdh4zmqz0uxyafupo8qfoe9">
+            <w:hyperlink w:history="1" r:id="rIdwvicvtequorn-xczyuuyl">
               <w:r>
                 <w:rPr>
                   <w:rFonts w:ascii="Arial" w:cs="Arial" w:eastAsia="Arial" w:hAnsi="Arial"/>
@@ -26710,7 +26710,7 @@
                   <w:szCs w:val="16"/>
                   <w:u w:val="single" w:color="2E75B6"/>
                 </w:rPr>
-                <w:t xml:space="preserve">Trigonometric Functions and Angles of Rotation (Flexbook)</w:t>
+                <w:t xml:space="preserve">Determine rotations</w:t>
               </w:r>
             </w:hyperlink>
           </w:p>
@@ -26726,7 +26726,7 @@
                 <w:sz w:val="14"/>
                 <w:szCs w:val="14"/>
               </w:rPr>
-              <w:t xml:space="preserve">Source: CK-12</w:t>
+              <w:t xml:space="preserve">Source: Khan Academy (English - US curriculum)</w:t>
             </w:r>
           </w:p>
           <w:p>
@@ -26734,7 +26734,7 @@
               <w:spacing w:after="10" w:before="0"/>
               <w:ind w:left="120"/>
             </w:pPr>
-            <w:hyperlink w:history="1" r:id="rIdnuhjfalrm1agjgbliknop">
+            <w:hyperlink w:history="1" r:id="rIdmwdixhmmshopgmdcsam9c">
               <w:r>
                 <w:rPr>
                   <w:rFonts w:ascii="Arial" w:cs="Arial" w:eastAsia="Arial" w:hAnsi="Arial"/>
@@ -26929,7 +26929,7 @@
             <w:pPr>
               <w:spacing w:after="20" w:before="0"/>
             </w:pPr>
-            <w:hyperlink w:history="1" r:id="rIduogjkp4habxb_wigqjgw-">
+            <w:hyperlink w:history="1" r:id="rIde0gksdj0eye0cn1qr0mpz">
               <w:r>
                 <w:rPr>
                   <w:rFonts w:ascii="Arial" w:cs="Arial" w:eastAsia="Arial" w:hAnsi="Arial"/>
@@ -26938,7 +26938,7 @@
                   <w:szCs w:val="16"/>
                   <w:u w:val="single" w:color="2E75B6"/>
                 </w:rPr>
-                <w:t xml:space="preserve">Another Pythagorean theorem proof</w:t>
+                <w:t xml:space="preserve">Milankovitch cycles   precession and obliquity</w:t>
               </w:r>
             </w:hyperlink>
           </w:p>
@@ -26962,7 +26962,7 @@
               <w:spacing w:after="10" w:before="0"/>
               <w:ind w:left="120"/>
             </w:pPr>
-            <w:hyperlink w:history="1" r:id="rIdwepge4m4qdo96kzms7deq">
+            <w:hyperlink w:history="1" r:id="rIdcbjytiynuap5kifctboto">
               <w:r>
                 <w:rPr>
                   <w:rFonts w:ascii="Arial" w:cs="Arial" w:eastAsia="Arial" w:hAnsi="Arial"/>
@@ -27000,14 +27000,14 @@
                 <w:sz w:val="16"/>
                 <w:szCs w:val="16"/>
               </w:rPr>
-              <w:t xml:space="preserve">📖 HTML:</w:t>
+              <w:t xml:space="preserve">📖 EXERCISE:</w:t>
             </w:r>
           </w:p>
           <w:p>
             <w:pPr>
               <w:spacing w:after="20" w:before="0"/>
             </w:pPr>
-            <w:hyperlink w:history="1" r:id="rIdu65vv0wkxdhf4spiwzw2-">
+            <w:hyperlink w:history="1" r:id="rIdau_xiex3jo5lkdzneysbs">
               <w:r>
                 <w:rPr>
                   <w:rFonts w:ascii="Arial" w:cs="Arial" w:eastAsia="Arial" w:hAnsi="Arial"/>
@@ -27016,7 +27016,7 @@
                   <w:szCs w:val="16"/>
                   <w:u w:val="single" w:color="2E75B6"/>
                 </w:rPr>
-                <w:t xml:space="preserve">Trigonometric Functions and Angles of Rotation (Flexbook)</w:t>
+                <w:t xml:space="preserve">Determine rotations (basic)</w:t>
               </w:r>
             </w:hyperlink>
           </w:p>
@@ -27032,7 +27032,7 @@
                 <w:sz w:val="14"/>
                 <w:szCs w:val="14"/>
               </w:rPr>
-              <w:t xml:space="preserve">Source: CK-12</w:t>
+              <w:t xml:space="preserve">Source: Khan Academy (English - US curriculum)</w:t>
             </w:r>
           </w:p>
           <w:p>
@@ -27040,7 +27040,7 @@
               <w:spacing w:after="10" w:before="0"/>
               <w:ind w:left="120"/>
             </w:pPr>
-            <w:hyperlink w:history="1" r:id="rIdklr135wiqdugq7dejbhvm">
+            <w:hyperlink w:history="1" r:id="rIdmmdyi3crnrrvsnu1r_dhp">
               <w:r>
                 <w:rPr>
                   <w:rFonts w:ascii="Arial" w:cs="Arial" w:eastAsia="Arial" w:hAnsi="Arial"/>
@@ -27235,7 +27235,7 @@
             <w:pPr>
               <w:spacing w:after="20" w:before="0"/>
             </w:pPr>
-            <w:hyperlink w:history="1" r:id="rId9xrjxac_clps5qryrnpcf">
+            <w:hyperlink w:history="1" r:id="rIdt7r5x3fl9d0xxzbewllfh">
               <w:r>
                 <w:rPr>
                   <w:rFonts w:ascii="Arial" w:cs="Arial" w:eastAsia="Arial" w:hAnsi="Arial"/>
@@ -27244,7 +27244,7 @@
                   <w:szCs w:val="16"/>
                   <w:u w:val="single" w:color="2E75B6"/>
                 </w:rPr>
-                <w:t xml:space="preserve">Another Pythagorean theorem proof</w:t>
+                <w:t xml:space="preserve">Examples: Determine Angles of Rotation</w:t>
               </w:r>
             </w:hyperlink>
           </w:p>
@@ -27260,7 +27260,7 @@
                 <w:sz w:val="14"/>
                 <w:szCs w:val="14"/>
               </w:rPr>
-              <w:t xml:space="preserve">Source: Khan Academy (English - US curriculum)</w:t>
+              <w:t xml:space="preserve">Source: CK-12</w:t>
             </w:r>
           </w:p>
           <w:p>
@@ -27268,7 +27268,7 @@
               <w:spacing w:after="10" w:before="0"/>
               <w:ind w:left="120"/>
             </w:pPr>
-            <w:hyperlink w:history="1" r:id="rIdodb943huu4zjoat6xh5y6">
+            <w:hyperlink w:history="1" r:id="rId129xlic4aeeoii41fj3rq">
               <w:r>
                 <w:rPr>
                   <w:rFonts w:ascii="Arial" w:cs="Arial" w:eastAsia="Arial" w:hAnsi="Arial"/>
@@ -27313,7 +27313,7 @@
             <w:pPr>
               <w:spacing w:after="20" w:before="0"/>
             </w:pPr>
-            <w:hyperlink w:history="1" r:id="rId4_qfhuh8kc0iccthafj70">
+            <w:hyperlink w:history="1" r:id="rIdvuxe5s9urmp7xdq72khfi">
               <w:r>
                 <w:rPr>
                   <w:rFonts w:ascii="Arial" w:cs="Arial" w:eastAsia="Arial" w:hAnsi="Arial"/>
@@ -27322,7 +27322,7 @@
                   <w:szCs w:val="16"/>
                   <w:u w:val="single" w:color="2E75B6"/>
                 </w:rPr>
-                <w:t xml:space="preserve">Trigonometric Functions and Angles of Rotation (Flexbook)</w:t>
+                <w:t xml:space="preserve">Introduction to Angles of Rotation, Coterminal Angles, and Reference Angles (Flexbook)</w:t>
               </w:r>
             </w:hyperlink>
           </w:p>
@@ -27346,7 +27346,7 @@
               <w:spacing w:after="10" w:before="0"/>
               <w:ind w:left="120"/>
             </w:pPr>
-            <w:hyperlink w:history="1" r:id="rIddnfsn1cobza9btt27uyou">
+            <w:hyperlink w:history="1" r:id="rIdxj2xxvhuvaz4glo09lgl7">
               <w:r>
                 <w:rPr>
                   <w:rFonts w:ascii="Arial" w:cs="Arial" w:eastAsia="Arial" w:hAnsi="Arial"/>
@@ -28833,7 +28833,7 @@
             <w:pPr>
               <w:spacing w:after="20" w:before="0"/>
             </w:pPr>
-            <w:hyperlink w:history="1" r:id="rIdejz9qivkbqxryac6qettb">
+            <w:hyperlink w:history="1" r:id="rIdkjmv61gfzwfx5jy_toovf">
               <w:r>
                 <w:rPr>
                   <w:rFonts w:ascii="Arial" w:cs="Arial" w:eastAsia="Arial" w:hAnsi="Arial"/>
@@ -28842,7 +28842,7 @@
                   <w:szCs w:val="16"/>
                   <w:u w:val="single" w:color="2E75B6"/>
                 </w:rPr>
-                <w:t xml:space="preserve">Another Pythagorean theorem proof</w:t>
+                <w:t xml:space="preserve">Intro to rotational symmetry</w:t>
               </w:r>
             </w:hyperlink>
           </w:p>
@@ -28866,7 +28866,7 @@
               <w:spacing w:after="10" w:before="0"/>
               <w:ind w:left="120"/>
             </w:pPr>
-            <w:hyperlink w:history="1" r:id="rIdmczfpoeylqkqvy_ndkrwe">
+            <w:hyperlink w:history="1" r:id="rIdsutiow_omyrucgus-rhk6">
               <w:r>
                 <w:rPr>
                   <w:rFonts w:ascii="Arial" w:cs="Arial" w:eastAsia="Arial" w:hAnsi="Arial"/>
@@ -28904,14 +28904,14 @@
                 <w:sz w:val="16"/>
                 <w:szCs w:val="16"/>
               </w:rPr>
-              <w:t xml:space="preserve">📖 HTML:</w:t>
+              <w:t xml:space="preserve">📖 EXERCISE:</w:t>
             </w:r>
           </w:p>
           <w:p>
             <w:pPr>
               <w:spacing w:after="20" w:before="0"/>
             </w:pPr>
-            <w:hyperlink w:history="1" r:id="rId9gp0qp9_v5lqbbtsoejwz">
+            <w:hyperlink w:history="1" r:id="rIdw-fui5jh35xgfutqh3szk">
               <w:r>
                 <w:rPr>
                   <w:rFonts w:ascii="Arial" w:cs="Arial" w:eastAsia="Arial" w:hAnsi="Arial"/>
@@ -28920,7 +28920,7 @@
                   <w:szCs w:val="16"/>
                   <w:u w:val="single" w:color="2E75B6"/>
                 </w:rPr>
-                <w:t xml:space="preserve">Trigonometric Functions and Angles of Rotation (Flexbook)</w:t>
+                <w:t xml:space="preserve">Determine rotations</w:t>
               </w:r>
             </w:hyperlink>
           </w:p>
@@ -28936,7 +28936,7 @@
                 <w:sz w:val="14"/>
                 <w:szCs w:val="14"/>
               </w:rPr>
-              <w:t xml:space="preserve">Source: CK-12</w:t>
+              <w:t xml:space="preserve">Source: Khan Academy (English - US curriculum)</w:t>
             </w:r>
           </w:p>
           <w:p>
@@ -28944,7 +28944,7 @@
               <w:spacing w:after="10" w:before="0"/>
               <w:ind w:left="120"/>
             </w:pPr>
-            <w:hyperlink w:history="1" r:id="rId7kwd9jgpt9vbdsjxkjppr">
+            <w:hyperlink w:history="1" r:id="rIdegit5mbsqfi_gajh5cr1t">
               <w:r>
                 <w:rPr>
                   <w:rFonts w:ascii="Arial" w:cs="Arial" w:eastAsia="Arial" w:hAnsi="Arial"/>
@@ -29139,7 +29139,7 @@
             <w:pPr>
               <w:spacing w:after="20" w:before="0"/>
             </w:pPr>
-            <w:hyperlink w:history="1" r:id="rIdbw_psl8ggs-i-p-bfbuvf">
+            <w:hyperlink w:history="1" r:id="rIdtubthrh-todok1y2uffm_">
               <w:r>
                 <w:rPr>
                   <w:rFonts w:ascii="Arial" w:cs="Arial" w:eastAsia="Arial" w:hAnsi="Arial"/>
@@ -29148,7 +29148,7 @@
                   <w:szCs w:val="16"/>
                   <w:u w:val="single" w:color="2E75B6"/>
                 </w:rPr>
-                <w:t xml:space="preserve">Another Pythagorean theorem proof</w:t>
+                <w:t xml:space="preserve">Rotating points</w:t>
               </w:r>
             </w:hyperlink>
           </w:p>
@@ -29172,7 +29172,7 @@
               <w:spacing w:after="10" w:before="0"/>
               <w:ind w:left="120"/>
             </w:pPr>
-            <w:hyperlink w:history="1" r:id="rIdmqefpf4dfc-7y4bwzu6y6">
+            <w:hyperlink w:history="1" r:id="rId0hnojid_bd8e7mkoqhlfe">
               <w:r>
                 <w:rPr>
                   <w:rFonts w:ascii="Arial" w:cs="Arial" w:eastAsia="Arial" w:hAnsi="Arial"/>
@@ -29210,14 +29210,14 @@
                 <w:sz w:val="16"/>
                 <w:szCs w:val="16"/>
               </w:rPr>
-              <w:t xml:space="preserve">📖 HTML:</w:t>
+              <w:t xml:space="preserve">📖 EXERCISE:</w:t>
             </w:r>
           </w:p>
           <w:p>
             <w:pPr>
               <w:spacing w:after="20" w:before="0"/>
             </w:pPr>
-            <w:hyperlink w:history="1" r:id="rIdu3-2dc8adwsyluprm-0zl">
+            <w:hyperlink w:history="1" r:id="rId-varhysegkjobr55suwnb">
               <w:r>
                 <w:rPr>
                   <w:rFonts w:ascii="Arial" w:cs="Arial" w:eastAsia="Arial" w:hAnsi="Arial"/>
@@ -29226,7 +29226,7 @@
                   <w:szCs w:val="16"/>
                   <w:u w:val="single" w:color="2E75B6"/>
                 </w:rPr>
-                <w:t xml:space="preserve">Trigonometric Functions and Angles of Rotation (Flexbook)</w:t>
+                <w:t xml:space="preserve">Determine rotations (basic)</w:t>
               </w:r>
             </w:hyperlink>
           </w:p>
@@ -29242,7 +29242,7 @@
                 <w:sz w:val="14"/>
                 <w:szCs w:val="14"/>
               </w:rPr>
-              <w:t xml:space="preserve">Source: CK-12</w:t>
+              <w:t xml:space="preserve">Source: Khan Academy (English - US curriculum)</w:t>
             </w:r>
           </w:p>
           <w:p>
@@ -29250,7 +29250,7 @@
               <w:spacing w:after="10" w:before="0"/>
               <w:ind w:left="120"/>
             </w:pPr>
-            <w:hyperlink w:history="1" r:id="rIdmxpuzivxgckyxzylsxoqo">
+            <w:hyperlink w:history="1" r:id="rIdk1ledigs4odvqwscebu3n">
               <w:r>
                 <w:rPr>
                   <w:rFonts w:ascii="Arial" w:cs="Arial" w:eastAsia="Arial" w:hAnsi="Arial"/>
@@ -29445,7 +29445,7 @@
             <w:pPr>
               <w:spacing w:after="20" w:before="0"/>
             </w:pPr>
-            <w:hyperlink w:history="1" r:id="rIdiwn7gy9q6n4xzkjhfy108">
+            <w:hyperlink w:history="1" r:id="rId9wsbw17kytqio904jd46n">
               <w:r>
                 <w:rPr>
                   <w:rFonts w:ascii="Arial" w:cs="Arial" w:eastAsia="Arial" w:hAnsi="Arial"/>
@@ -29454,7 +29454,7 @@
                   <w:szCs w:val="16"/>
                   <w:u w:val="single" w:color="2E75B6"/>
                 </w:rPr>
-                <w:t xml:space="preserve">Another Pythagorean theorem proof</w:t>
+                <w:t xml:space="preserve">Determining rotations</w:t>
               </w:r>
             </w:hyperlink>
           </w:p>
@@ -29478,7 +29478,7 @@
               <w:spacing w:after="10" w:before="0"/>
               <w:ind w:left="120"/>
             </w:pPr>
-            <w:hyperlink w:history="1" r:id="rId2gamhdqx6ji6igbwx0dw3">
+            <w:hyperlink w:history="1" r:id="rIdlslzfwmz1vuidkpysayd4">
               <w:r>
                 <w:rPr>
                   <w:rFonts w:ascii="Arial" w:cs="Arial" w:eastAsia="Arial" w:hAnsi="Arial"/>
@@ -29516,14 +29516,14 @@
                 <w:sz w:val="16"/>
                 <w:szCs w:val="16"/>
               </w:rPr>
-              <w:t xml:space="preserve">📖 HTML:</w:t>
+              <w:t xml:space="preserve">📖 EXERCISE:</w:t>
             </w:r>
           </w:p>
           <w:p>
             <w:pPr>
               <w:spacing w:after="20" w:before="0"/>
             </w:pPr>
-            <w:hyperlink w:history="1" r:id="rIdzmvv9yqltlpfn4tnwvrtk">
+            <w:hyperlink w:history="1" r:id="rId7iqyqu_bdio2d5zl2tisv">
               <w:r>
                 <w:rPr>
                   <w:rFonts w:ascii="Arial" w:cs="Arial" w:eastAsia="Arial" w:hAnsi="Arial"/>
@@ -29532,7 +29532,7 @@
                   <w:szCs w:val="16"/>
                   <w:u w:val="single" w:color="2E75B6"/>
                 </w:rPr>
-                <w:t xml:space="preserve">Trigonometric Functions and Angles of Rotation (Flexbook)</w:t>
+                <w:t xml:space="preserve">Rotational symmetry of 2D shapes</w:t>
               </w:r>
             </w:hyperlink>
           </w:p>
@@ -29548,7 +29548,7 @@
                 <w:sz w:val="14"/>
                 <w:szCs w:val="14"/>
               </w:rPr>
-              <w:t xml:space="preserve">Source: CK-12</w:t>
+              <w:t xml:space="preserve">Source: Khan Academy (English - US curriculum)</w:t>
             </w:r>
           </w:p>
           <w:p>
@@ -29556,7 +29556,7 @@
               <w:spacing w:after="10" w:before="0"/>
               <w:ind w:left="120"/>
             </w:pPr>
-            <w:hyperlink w:history="1" r:id="rIdgutp0-bzqxy6ukj-k3sms">
+            <w:hyperlink w:history="1" r:id="rIdts2ssb7mglftzcwvawrfp">
               <w:r>
                 <w:rPr>
                   <w:rFonts w:ascii="Arial" w:cs="Arial" w:eastAsia="Arial" w:hAnsi="Arial"/>
@@ -29751,7 +29751,7 @@
             <w:pPr>
               <w:spacing w:after="20" w:before="0"/>
             </w:pPr>
-            <w:hyperlink w:history="1" r:id="rId2m2zgz3sao2wnnhwuldun">
+            <w:hyperlink w:history="1" r:id="rIdikuwlnpkwbay7vb4tvkdp">
               <w:r>
                 <w:rPr>
                   <w:rFonts w:ascii="Arial" w:cs="Arial" w:eastAsia="Arial" w:hAnsi="Arial"/>
@@ -29760,7 +29760,7 @@
                   <w:szCs w:val="16"/>
                   <w:u w:val="single" w:color="2E75B6"/>
                 </w:rPr>
-                <w:t xml:space="preserve">Another Pythagorean theorem proof</w:t>
+                <w:t xml:space="preserve">Intro to rotational symmetry</w:t>
               </w:r>
             </w:hyperlink>
           </w:p>
@@ -29784,7 +29784,7 @@
               <w:spacing w:after="10" w:before="0"/>
               <w:ind w:left="120"/>
             </w:pPr>
-            <w:hyperlink w:history="1" r:id="rIdm__dae1v0nyx_dsubv28z">
+            <w:hyperlink w:history="1" r:id="rIdm4fovibsmai7o6-hvbmfn">
               <w:r>
                 <w:rPr>
                   <w:rFonts w:ascii="Arial" w:cs="Arial" w:eastAsia="Arial" w:hAnsi="Arial"/>
@@ -29822,14 +29822,14 @@
                 <w:sz w:val="16"/>
                 <w:szCs w:val="16"/>
               </w:rPr>
-              <w:t xml:space="preserve">📖 HTML:</w:t>
+              <w:t xml:space="preserve">📖 EXERCISE:</w:t>
             </w:r>
           </w:p>
           <w:p>
             <w:pPr>
               <w:spacing w:after="20" w:before="0"/>
             </w:pPr>
-            <w:hyperlink w:history="1" r:id="rId5rktir-9yudquwkae1zxz">
+            <w:hyperlink w:history="1" r:id="rIdlr65iqgxfrmzrv_wq2ral">
               <w:r>
                 <w:rPr>
                   <w:rFonts w:ascii="Arial" w:cs="Arial" w:eastAsia="Arial" w:hAnsi="Arial"/>
@@ -29838,7 +29838,7 @@
                   <w:szCs w:val="16"/>
                   <w:u w:val="single" w:color="2E75B6"/>
                 </w:rPr>
-                <w:t xml:space="preserve">Trigonometric Functions and Angles of Rotation (Flexbook)</w:t>
+                <w:t xml:space="preserve">Determine rotations</w:t>
               </w:r>
             </w:hyperlink>
           </w:p>
@@ -29854,7 +29854,7 @@
                 <w:sz w:val="14"/>
                 <w:szCs w:val="14"/>
               </w:rPr>
-              <w:t xml:space="preserve">Source: CK-12</w:t>
+              <w:t xml:space="preserve">Source: Khan Academy (English - US curriculum)</w:t>
             </w:r>
           </w:p>
           <w:p>
@@ -29862,7 +29862,7 @@
               <w:spacing w:after="10" w:before="0"/>
               <w:ind w:left="120"/>
             </w:pPr>
-            <w:hyperlink w:history="1" r:id="rIdmj2ndo0svzmcifobv5lh8">
+            <w:hyperlink w:history="1" r:id="rIdvoajayhsln2jv_0ipkzag">
               <w:r>
                 <w:rPr>
                   <w:rFonts w:ascii="Arial" w:cs="Arial" w:eastAsia="Arial" w:hAnsi="Arial"/>
@@ -30057,7 +30057,7 @@
             <w:pPr>
               <w:spacing w:after="20" w:before="0"/>
             </w:pPr>
-            <w:hyperlink w:history="1" r:id="rIds_shb7hbdwcnvibx8_rl_">
+            <w:hyperlink w:history="1" r:id="rIdicxdtqqxwoqvdpufuuy7s">
               <w:r>
                 <w:rPr>
                   <w:rFonts w:ascii="Arial" w:cs="Arial" w:eastAsia="Arial" w:hAnsi="Arial"/>
@@ -30066,7 +30066,7 @@
                   <w:szCs w:val="16"/>
                   <w:u w:val="single" w:color="2E75B6"/>
                 </w:rPr>
-                <w:t xml:space="preserve">Another Pythagorean theorem proof</w:t>
+                <w:t xml:space="preserve">Intro to rotational symmetry</w:t>
               </w:r>
             </w:hyperlink>
           </w:p>
@@ -30090,7 +30090,7 @@
               <w:spacing w:after="10" w:before="0"/>
               <w:ind w:left="120"/>
             </w:pPr>
-            <w:hyperlink w:history="1" r:id="rIdbwtbd_ex3wqj8kbhxbz_z">
+            <w:hyperlink w:history="1" r:id="rIdgzbxi3kwzhst7lgizpq6g">
               <w:r>
                 <w:rPr>
                   <w:rFonts w:ascii="Arial" w:cs="Arial" w:eastAsia="Arial" w:hAnsi="Arial"/>
@@ -30128,14 +30128,14 @@
                 <w:sz w:val="16"/>
                 <w:szCs w:val="16"/>
               </w:rPr>
-              <w:t xml:space="preserve">📖 HTML:</w:t>
+              <w:t xml:space="preserve">📖 EXERCISE:</w:t>
             </w:r>
           </w:p>
           <w:p>
             <w:pPr>
               <w:spacing w:after="20" w:before="0"/>
             </w:pPr>
-            <w:hyperlink w:history="1" r:id="rIdh3-ulfe7wjyddj2ea8i6r">
+            <w:hyperlink w:history="1" r:id="rIdct9qpox-yzfh_fcv5cuxb">
               <w:r>
                 <w:rPr>
                   <w:rFonts w:ascii="Arial" w:cs="Arial" w:eastAsia="Arial" w:hAnsi="Arial"/>
@@ -30144,7 +30144,7 @@
                   <w:szCs w:val="16"/>
                   <w:u w:val="single" w:color="2E75B6"/>
                 </w:rPr>
-                <w:t xml:space="preserve">Trigonometric Functions and Angles of Rotation (Flexbook)</w:t>
+                <w:t xml:space="preserve">Determine rotations</w:t>
               </w:r>
             </w:hyperlink>
           </w:p>
@@ -30160,7 +30160,7 @@
                 <w:sz w:val="14"/>
                 <w:szCs w:val="14"/>
               </w:rPr>
-              <w:t xml:space="preserve">Source: CK-12</w:t>
+              <w:t xml:space="preserve">Source: Khan Academy (English - US curriculum)</w:t>
             </w:r>
           </w:p>
           <w:p>
@@ -30168,7 +30168,7 @@
               <w:spacing w:after="10" w:before="0"/>
               <w:ind w:left="120"/>
             </w:pPr>
-            <w:hyperlink w:history="1" r:id="rIdubo-jg55oxpynlv6rnzqh">
+            <w:hyperlink w:history="1" r:id="rIde5lfhge92ovufheq2bhdi">
               <w:r>
                 <w:rPr>
                   <w:rFonts w:ascii="Arial" w:cs="Arial" w:eastAsia="Arial" w:hAnsi="Arial"/>

--- a/data/outputs/v2/Maths/SS3.2_Rotation/Mathematics_Rotation_CBE_LessonSequence.docx
+++ b/data/outputs/v2/Maths/SS3.2_Rotation/Mathematics_Rotation_CBE_LessonSequence.docx
@@ -42,6 +42,177 @@
     </w:p>
     <w:p>
       <w:pPr>
+        <w:spacing w:after="80" w:before="120"/>
+      </w:pPr>
+      <w:r>
+        <w:rPr>
+          <w:rFonts w:ascii="Arial" w:cs="Arial" w:eastAsia="Arial" w:hAnsi="Arial"/>
+          <w:b/>
+          <w:bCs/>
+          <w:color w:val="1F3864"/>
+          <w:sz w:val="20"/>
+          <w:szCs w:val="20"/>
+        </w:rPr>
+        <w:t xml:space="preserve">ATTRIBUTION AND LICENSING</w:t>
+      </w:r>
+    </w:p>
+    <w:p>
+      <w:pPr>
+        <w:spacing w:after="60" w:before="0"/>
+      </w:pPr>
+      <w:r>
+        <w:rPr>
+          <w:rFonts w:ascii="Arial" w:cs="Arial" w:eastAsia="Arial" w:hAnsi="Arial"/>
+          <w:b/>
+          <w:bCs/>
+          <w:sz w:val="17"/>
+          <w:szCs w:val="17"/>
+        </w:rPr>
+        <w:t xml:space="preserve">Curriculum Alignment: </w:t>
+      </w:r>
+      <w:r>
+        <w:rPr>
+          <w:rFonts w:ascii="Arial" w:cs="Arial" w:eastAsia="Arial" w:hAnsi="Arial"/>
+          <w:sz w:val="17"/>
+          <w:szCs w:val="17"/>
+        </w:rPr>
+        <w:t xml:space="preserve">Structured in pedagogical alignment with the competence-based curriculum format and learning outcomes established by the Kenya Institute of Curriculum Development (KICD). This material is independently developed and is not officially endorsed or published by KICD.</w:t>
+      </w:r>
+    </w:p>
+    <w:p>
+      <w:pPr>
+        <w:spacing w:after="60" w:before="0"/>
+      </w:pPr>
+      <w:r>
+        <w:rPr>
+          <w:rFonts w:ascii="Arial" w:cs="Arial" w:eastAsia="Arial" w:hAnsi="Arial"/>
+          <w:b/>
+          <w:bCs/>
+          <w:sz w:val="17"/>
+          <w:szCs w:val="17"/>
+        </w:rPr>
+        <w:t xml:space="preserve">Content &amp; Pedagogy: </w:t>
+      </w:r>
+      <w:r>
+        <w:rPr>
+          <w:rFonts w:ascii="Arial" w:cs="Arial" w:eastAsia="Arial" w:hAnsi="Arial"/>
+          <w:sz w:val="17"/>
+          <w:szCs w:val="17"/>
+        </w:rPr>
+        <w:t xml:space="preserve">Developed and adapted by the educator team at SeaVuria (registered 501(c)(3) in the United States and registered NGO in Kenya, No. 872-850A-BF11), who designed the pedagogical framework, lesson templates and exemplar lessons on which this material is based.</w:t>
+      </w:r>
+    </w:p>
+    <w:p>
+      <w:pPr>
+        <w:spacing w:after="60" w:before="0"/>
+      </w:pPr>
+      <w:r>
+        <w:rPr>
+          <w:rFonts w:ascii="Arial" w:cs="Arial" w:eastAsia="Arial" w:hAnsi="Arial"/>
+          <w:b/>
+          <w:bCs/>
+          <w:sz w:val="17"/>
+          <w:szCs w:val="17"/>
+        </w:rPr>
+        <w:t xml:space="preserve">Production &amp; Layout: </w:t>
+      </w:r>
+      <w:r>
+        <w:rPr>
+          <w:rFonts w:ascii="Arial" w:cs="Arial" w:eastAsia="Arial" w:hAnsi="Arial"/>
+          <w:sz w:val="17"/>
+          <w:szCs w:val="17"/>
+        </w:rPr>
+        <w:t xml:space="preserve">Educational design and curriculum sequencing by SeaVuria. Technical layout, structural formatting, and digital optimization/implementation executed in partnership with ARES Education (registered 501(c)(3) in the United States and Canada (as Afretech Aid) and registered NGO in Kenya), with lesson drafting and compilation assisted by AI (Claude, Anthropic).</w:t>
+      </w:r>
+    </w:p>
+    <w:p>
+      <w:pPr>
+        <w:pBdr>
+          <w:bottom w:val="single" w:color="1F3864" w:sz="6" w:space="6"/>
+        </w:pBdr>
+        <w:spacing w:after="60" w:before="0"/>
+      </w:pPr>
+      <w:r>
+        <w:rPr>
+          <w:rFonts w:ascii="Arial" w:cs="Arial" w:eastAsia="Arial" w:hAnsi="Arial"/>
+          <w:b/>
+          <w:bCs/>
+          <w:sz w:val="17"/>
+          <w:szCs w:val="17"/>
+        </w:rPr>
+        <w:t xml:space="preserve">Licensing &amp; Copyright: </w:t>
+      </w:r>
+      <w:r>
+        <w:rPr>
+          <w:rFonts w:ascii="Arial" w:cs="Arial" w:eastAsia="Arial" w:hAnsi="Arial"/>
+          <w:sz w:val="17"/>
+          <w:szCs w:val="17"/>
+        </w:rPr>
+        <w:t xml:space="preserve">© 2026 SeaVuria and ARES. This work is licensed under a </w:t>
+      </w:r>
+      <w:hyperlink w:history="1" r:id="rIdwmzvgikrmwmnwmuv46ick">
+        <w:r>
+          <w:rPr>
+            <w:rFonts w:ascii="Arial" w:cs="Arial" w:eastAsia="Arial" w:hAnsi="Arial"/>
+            <w:color w:val="1F6B75"/>
+            <w:sz w:val="17"/>
+            <w:szCs w:val="17"/>
+            <w:u w:val="single" w:color="1F6B75"/>
+          </w:rPr>
+          <w:t xml:space="preserve">Creative Commons Attribution-NonCommercial 4.0 International License</w:t>
+        </w:r>
+      </w:hyperlink>
+      <w:r>
+        <w:rPr>
+          <w:rFonts w:ascii="Arial" w:cs="Arial" w:eastAsia="Arial" w:hAnsi="Arial"/>
+          <w:sz w:val="17"/>
+          <w:szCs w:val="17"/>
+        </w:rPr>
+        <w:t xml:space="preserve"> (</w:t>
+      </w:r>
+      <w:hyperlink w:history="1" r:id="rIdeshesfhqjc9qepw354zmh">
+        <w:r>
+          <w:rPr>
+            <w:rFonts w:ascii="Arial" w:cs="Arial" w:eastAsia="Arial" w:hAnsi="Arial"/>
+            <w:color w:val="1F6B75"/>
+            <w:sz w:val="17"/>
+            <w:szCs w:val="17"/>
+            <w:u w:val="single" w:color="1F6B75"/>
+          </w:rPr>
+          <w:t xml:space="preserve">CC BY-NC 4.0</w:t>
+        </w:r>
+      </w:hyperlink>
+      <w:r>
+        <w:rPr>
+          <w:rFonts w:ascii="Arial" w:cs="Arial" w:eastAsia="Arial" w:hAnsi="Arial"/>
+          <w:sz w:val="17"/>
+          <w:szCs w:val="17"/>
+        </w:rPr>
+        <w:t xml:space="preserve">). To view a copy of this license, visit </w:t>
+      </w:r>
+      <w:hyperlink w:history="1" r:id="rIdg1ouyum2i58qvgeq0vti5">
+        <w:r>
+          <w:rPr>
+            <w:rFonts w:ascii="Arial" w:cs="Arial" w:eastAsia="Arial" w:hAnsi="Arial"/>
+            <w:color w:val="1F6B75"/>
+            <w:sz w:val="17"/>
+            <w:szCs w:val="17"/>
+            <w:u w:val="single" w:color="1F6B75"/>
+          </w:rPr>
+          <w:t xml:space="preserve">https://creativecommons.org/licenses/by-nc/4.0/</w:t>
+        </w:r>
+      </w:hyperlink>
+      <w:r>
+        <w:rPr>
+          <w:rFonts w:ascii="Arial" w:cs="Arial" w:eastAsia="Arial" w:hAnsi="Arial"/>
+          <w:sz w:val="17"/>
+          <w:szCs w:val="17"/>
+        </w:rPr>
+        <w:t xml:space="preserve">. You are free to copy, redistribute, and adapt this material in any medium or format, provided appropriate credit is given and the material is not used for commercial purposes. KICD learning outcomes and curriculum designations reproduced here for alignment purposes remain the property of KICD and are not covered by this license. Linked external resources (e.g. CK-12, Khan Academy, PhET) are subject to their own licenses.</w:t>
+      </w:r>
+    </w:p>
+    <w:p>
+      <w:pPr>
         <w:spacing w:after="120"/>
       </w:pPr>
       <w:r>
@@ -3340,7 +3511,7 @@
             <w:pPr>
               <w:spacing w:after="20" w:before="0"/>
             </w:pPr>
-            <w:hyperlink w:history="1" r:id="rIdghygkl0srnq3ioklvlqyi">
+            <w:hyperlink w:history="1" r:id="rIdkwesjv4ibkanr0z3izitk">
               <w:r>
                 <w:rPr>
                   <w:rFonts w:ascii="Arial" w:cs="Arial" w:eastAsia="Arial" w:hAnsi="Arial"/>
@@ -3373,7 +3544,7 @@
               <w:spacing w:after="10" w:before="0"/>
               <w:ind w:left="120"/>
             </w:pPr>
-            <w:hyperlink w:history="1" r:id="rIdfbfgejyae3etklb3y1lp2">
+            <w:hyperlink w:history="1" r:id="rIdqqgtxeegxeade_gseram8">
               <w:r>
                 <w:rPr>
                   <w:rFonts w:ascii="Arial" w:cs="Arial" w:eastAsia="Arial" w:hAnsi="Arial"/>
@@ -3418,7 +3589,7 @@
             <w:pPr>
               <w:spacing w:after="20" w:before="0"/>
             </w:pPr>
-            <w:hyperlink w:history="1" r:id="rIdsfq19ckbvxn1fwkb4xq_s">
+            <w:hyperlink w:history="1" r:id="rIdcfmh0vsvt1ftcihuoccpl">
               <w:r>
                 <w:rPr>
                   <w:rFonts w:ascii="Arial" w:cs="Arial" w:eastAsia="Arial" w:hAnsi="Arial"/>
@@ -3451,7 +3622,7 @@
               <w:spacing w:after="10" w:before="0"/>
               <w:ind w:left="120"/>
             </w:pPr>
-            <w:hyperlink w:history="1" r:id="rIdfqrwwon_juc2xvuv0vhhg">
+            <w:hyperlink w:history="1" r:id="rIdluvbtrmpoui4pgqnlxmjl">
               <w:r>
                 <w:rPr>
                   <w:rFonts w:ascii="Arial" w:cs="Arial" w:eastAsia="Arial" w:hAnsi="Arial"/>
@@ -3646,7 +3817,7 @@
             <w:pPr>
               <w:spacing w:after="20" w:before="0"/>
             </w:pPr>
-            <w:hyperlink w:history="1" r:id="rIdu8zt5alxgm4sisnivr1e1">
+            <w:hyperlink w:history="1" r:id="rIdmtodoy4umwpkt20jvd56c">
               <w:r>
                 <w:rPr>
                   <w:rFonts w:ascii="Arial" w:cs="Arial" w:eastAsia="Arial" w:hAnsi="Arial"/>
@@ -3679,7 +3850,7 @@
               <w:spacing w:after="10" w:before="0"/>
               <w:ind w:left="120"/>
             </w:pPr>
-            <w:hyperlink w:history="1" r:id="rIdv5ismhuoc3cdfodpio45j">
+            <w:hyperlink w:history="1" r:id="rIdqrwtcnzukf2nsjopa4nzi">
               <w:r>
                 <w:rPr>
                   <w:rFonts w:ascii="Arial" w:cs="Arial" w:eastAsia="Arial" w:hAnsi="Arial"/>
@@ -3724,7 +3895,7 @@
             <w:pPr>
               <w:spacing w:after="20" w:before="0"/>
             </w:pPr>
-            <w:hyperlink w:history="1" r:id="rIdmhupdxya9pbdnsfdwhvym">
+            <w:hyperlink w:history="1" r:id="rIdh0akp21zbemrqi706qqhu">
               <w:r>
                 <w:rPr>
                   <w:rFonts w:ascii="Arial" w:cs="Arial" w:eastAsia="Arial" w:hAnsi="Arial"/>
@@ -3757,7 +3928,7 @@
               <w:spacing w:after="10" w:before="0"/>
               <w:ind w:left="120"/>
             </w:pPr>
-            <w:hyperlink w:history="1" r:id="rIdt_gopoxlhuzkdqmbxw6lu">
+            <w:hyperlink w:history="1" r:id="rIdk-nhojwa7kehjmjcxuqwd">
               <w:r>
                 <w:rPr>
                   <w:rFonts w:ascii="Arial" w:cs="Arial" w:eastAsia="Arial" w:hAnsi="Arial"/>
@@ -3952,7 +4123,7 @@
             <w:pPr>
               <w:spacing w:after="20" w:before="0"/>
             </w:pPr>
-            <w:hyperlink w:history="1" r:id="rIde_ppvfsvgj4eiu6b-vs7j">
+            <w:hyperlink w:history="1" r:id="rId7n7opphsa_bzh09mvgpma">
               <w:r>
                 <w:rPr>
                   <w:rFonts w:ascii="Arial" w:cs="Arial" w:eastAsia="Arial" w:hAnsi="Arial"/>
@@ -3985,7 +4156,7 @@
               <w:spacing w:after="10" w:before="0"/>
               <w:ind w:left="120"/>
             </w:pPr>
-            <w:hyperlink w:history="1" r:id="rIdigquj3qslfilnprzsymu9">
+            <w:hyperlink w:history="1" r:id="rIdxmcpbd3s1gs1lg3l9lqj4">
               <w:r>
                 <w:rPr>
                   <w:rFonts w:ascii="Arial" w:cs="Arial" w:eastAsia="Arial" w:hAnsi="Arial"/>
@@ -4030,7 +4201,7 @@
             <w:pPr>
               <w:spacing w:after="20" w:before="0"/>
             </w:pPr>
-            <w:hyperlink w:history="1" r:id="rId4andtnxmudg_tf6hqm_o4">
+            <w:hyperlink w:history="1" r:id="rIdueiy8vlxms7vs3gtnrfqe">
               <w:r>
                 <w:rPr>
                   <w:rFonts w:ascii="Arial" w:cs="Arial" w:eastAsia="Arial" w:hAnsi="Arial"/>
@@ -4063,7 +4234,7 @@
               <w:spacing w:after="10" w:before="0"/>
               <w:ind w:left="120"/>
             </w:pPr>
-            <w:hyperlink w:history="1" r:id="rIdsfwnseaqwfw-jolm8qgqa">
+            <w:hyperlink w:history="1" r:id="rId68e0atn3kgdvkxvlsm_r2">
               <w:r>
                 <w:rPr>
                   <w:rFonts w:ascii="Arial" w:cs="Arial" w:eastAsia="Arial" w:hAnsi="Arial"/>
@@ -4258,7 +4429,7 @@
             <w:pPr>
               <w:spacing w:after="20" w:before="0"/>
             </w:pPr>
-            <w:hyperlink w:history="1" r:id="rIdzj82zoyp-voq20lzakekq">
+            <w:hyperlink w:history="1" r:id="rIdyurd7kx5mtlqaqdmzr5vn">
               <w:r>
                 <w:rPr>
                   <w:rFonts w:ascii="Arial" w:cs="Arial" w:eastAsia="Arial" w:hAnsi="Arial"/>
@@ -4291,7 +4462,7 @@
               <w:spacing w:after="10" w:before="0"/>
               <w:ind w:left="120"/>
             </w:pPr>
-            <w:hyperlink w:history="1" r:id="rId6hkwxstwi-imj51xdzlbb">
+            <w:hyperlink w:history="1" r:id="rId6bnk4bluaczcu4bxnmmjn">
               <w:r>
                 <w:rPr>
                   <w:rFonts w:ascii="Arial" w:cs="Arial" w:eastAsia="Arial" w:hAnsi="Arial"/>
@@ -4336,7 +4507,7 @@
             <w:pPr>
               <w:spacing w:after="20" w:before="0"/>
             </w:pPr>
-            <w:hyperlink w:history="1" r:id="rIdlawvwu_rm-bsycllpuh4e">
+            <w:hyperlink w:history="1" r:id="rIds575ceytxhrszblqo0ms1">
               <w:r>
                 <w:rPr>
                   <w:rFonts w:ascii="Arial" w:cs="Arial" w:eastAsia="Arial" w:hAnsi="Arial"/>
@@ -4369,7 +4540,7 @@
               <w:spacing w:after="10" w:before="0"/>
               <w:ind w:left="120"/>
             </w:pPr>
-            <w:hyperlink w:history="1" r:id="rIdoq9ml_5pmgwtr4lrz7h_s">
+            <w:hyperlink w:history="1" r:id="rIdpy166k4b2cp5zggvppr1l">
               <w:r>
                 <w:rPr>
                   <w:rFonts w:ascii="Arial" w:cs="Arial" w:eastAsia="Arial" w:hAnsi="Arial"/>
@@ -4564,7 +4735,7 @@
             <w:pPr>
               <w:spacing w:after="20" w:before="0"/>
             </w:pPr>
-            <w:hyperlink w:history="1" r:id="rIdak5cadvwzstcnf2wdxng9">
+            <w:hyperlink w:history="1" r:id="rIdk3bb8eealrbg2qdz3auxb">
               <w:r>
                 <w:rPr>
                   <w:rFonts w:ascii="Arial" w:cs="Arial" w:eastAsia="Arial" w:hAnsi="Arial"/>
@@ -4597,7 +4768,7 @@
               <w:spacing w:after="10" w:before="0"/>
               <w:ind w:left="120"/>
             </w:pPr>
-            <w:hyperlink w:history="1" r:id="rId9_va0g63vh8owcbyuiqw7">
+            <w:hyperlink w:history="1" r:id="rIdoszl_ll1o6xwgoxr3gdg3">
               <w:r>
                 <w:rPr>
                   <w:rFonts w:ascii="Arial" w:cs="Arial" w:eastAsia="Arial" w:hAnsi="Arial"/>
@@ -4642,7 +4813,7 @@
             <w:pPr>
               <w:spacing w:after="20" w:before="0"/>
             </w:pPr>
-            <w:hyperlink w:history="1" r:id="rId3ardsq3rq1svtlnnbzmsj">
+            <w:hyperlink w:history="1" r:id="rId-k6i8nrtrbok5vi5ut7jw">
               <w:r>
                 <w:rPr>
                   <w:rFonts w:ascii="Arial" w:cs="Arial" w:eastAsia="Arial" w:hAnsi="Arial"/>
@@ -4675,7 +4846,7 @@
               <w:spacing w:after="10" w:before="0"/>
               <w:ind w:left="120"/>
             </w:pPr>
-            <w:hyperlink w:history="1" r:id="rIddve7k4_5h2czx-pchcgbz">
+            <w:hyperlink w:history="1" r:id="rIdxl0tqfh14vv9vzqohyl1y">
               <w:r>
                 <w:rPr>
                   <w:rFonts w:ascii="Arial" w:cs="Arial" w:eastAsia="Arial" w:hAnsi="Arial"/>
@@ -5266,6 +5437,65 @@
         </w:tc>
       </w:tr>
     </w:tbl>
+    <w:p>
+      <w:pPr>
+        <w:pBdr>
+          <w:top w:val="single" w:color="BBBBBB" w:sz="4" w:space="4"/>
+        </w:pBdr>
+        <w:spacing w:after="0" w:before="160"/>
+      </w:pPr>
+      <w:r>
+        <w:rPr>
+          <w:rFonts w:ascii="Arial" w:cs="Arial" w:eastAsia="Arial" w:hAnsi="Arial"/>
+          <w:color w:val="666666"/>
+          <w:sz w:val="14"/>
+          <w:szCs w:val="14"/>
+        </w:rPr>
+        <w:t xml:space="preserve">© 2026 SeaVuria and ARES. Aligned with KICD objectives. Developed by SeaVuria; technical implementation by ARES (with AI assistance from Claude). Licensed under </w:t>
+      </w:r>
+      <w:hyperlink w:history="1" r:id="rId3h9etdjhptxr3js_s8nsl">
+        <w:r>
+          <w:rPr>
+            <w:rFonts w:ascii="Arial" w:cs="Arial" w:eastAsia="Arial" w:hAnsi="Arial"/>
+            <w:color w:val="1F6B75"/>
+            <w:sz w:val="14"/>
+            <w:szCs w:val="14"/>
+            <w:u w:val="single" w:color="1F6B75"/>
+          </w:rPr>
+          <w:t xml:space="preserve">CC BY-NC 4.0</w:t>
+        </w:r>
+      </w:hyperlink>
+      <w:r>
+        <w:rPr>
+          <w:rFonts w:ascii="Arial" w:cs="Arial" w:eastAsia="Arial" w:hAnsi="Arial"/>
+          <w:color w:val="666666"/>
+          <w:sz w:val="14"/>
+          <w:szCs w:val="14"/>
+        </w:rPr>
+        <w:t xml:space="preserve"> (</w:t>
+      </w:r>
+      <w:hyperlink w:history="1" r:id="rIdfexfy4d8qfd3prtlfpomd">
+        <w:r>
+          <w:rPr>
+            <w:rFonts w:ascii="Arial" w:cs="Arial" w:eastAsia="Arial" w:hAnsi="Arial"/>
+            <w:color w:val="1F6B75"/>
+            <w:sz w:val="14"/>
+            <w:szCs w:val="14"/>
+            <w:u w:val="single" w:color="1F6B75"/>
+          </w:rPr>
+          <w:t xml:space="preserve">https://creativecommons.org/licenses/by-nc/4.0/</w:t>
+        </w:r>
+      </w:hyperlink>
+      <w:r>
+        <w:rPr>
+          <w:rFonts w:ascii="Arial" w:cs="Arial" w:eastAsia="Arial" w:hAnsi="Arial"/>
+          <w:color w:val="666666"/>
+          <w:sz w:val="14"/>
+          <w:szCs w:val="14"/>
+        </w:rPr>
+        <w:t xml:space="preserve">).</w:t>
+      </w:r>
+    </w:p>
     <w:p>
       <w:r>
         <w:br w:type="page"/>
@@ -6257,7 +6487,7 @@
             <w:pPr>
               <w:spacing w:after="20" w:before="0"/>
             </w:pPr>
-            <w:hyperlink w:history="1" r:id="rIdccltneorqoryo6brvkqxb">
+            <w:hyperlink w:history="1" r:id="rIdym8eeb-iqbxw7-bueiomn">
               <w:r>
                 <w:rPr>
                   <w:rFonts w:ascii="Arial" w:cs="Arial" w:eastAsia="Arial" w:hAnsi="Arial"/>
@@ -6290,7 +6520,7 @@
               <w:spacing w:after="10" w:before="0"/>
               <w:ind w:left="120"/>
             </w:pPr>
-            <w:hyperlink w:history="1" r:id="rIdkm7-v1uikdt8zdb4pmhvg">
+            <w:hyperlink w:history="1" r:id="rIdlvxpvvnyzqtqw7tzvguii">
               <w:r>
                 <w:rPr>
                   <w:rFonts w:ascii="Arial" w:cs="Arial" w:eastAsia="Arial" w:hAnsi="Arial"/>
@@ -6335,7 +6565,7 @@
             <w:pPr>
               <w:spacing w:after="20" w:before="0"/>
             </w:pPr>
-            <w:hyperlink w:history="1" r:id="rIddnqb9mp1w2ex-auflrbyp">
+            <w:hyperlink w:history="1" r:id="rIdli_dll_0_uynrki1tyqxz">
               <w:r>
                 <w:rPr>
                   <w:rFonts w:ascii="Arial" w:cs="Arial" w:eastAsia="Arial" w:hAnsi="Arial"/>
@@ -6368,7 +6598,7 @@
               <w:spacing w:after="10" w:before="0"/>
               <w:ind w:left="120"/>
             </w:pPr>
-            <w:hyperlink w:history="1" r:id="rIdu_gy0wngo3myqqnf0g1-h">
+            <w:hyperlink w:history="1" r:id="rId_brnxop-rfbiys2svlto6">
               <w:r>
                 <w:rPr>
                   <w:rFonts w:ascii="Arial" w:cs="Arial" w:eastAsia="Arial" w:hAnsi="Arial"/>
@@ -6563,7 +6793,7 @@
             <w:pPr>
               <w:spacing w:after="20" w:before="0"/>
             </w:pPr>
-            <w:hyperlink w:history="1" r:id="rIdhbh3ik988gtgkkeo3edm_">
+            <w:hyperlink w:history="1" r:id="rIdd-iyvtldecr7tmqjstpc2">
               <w:r>
                 <w:rPr>
                   <w:rFonts w:ascii="Arial" w:cs="Arial" w:eastAsia="Arial" w:hAnsi="Arial"/>
@@ -6596,7 +6826,7 @@
               <w:spacing w:after="10" w:before="0"/>
               <w:ind w:left="120"/>
             </w:pPr>
-            <w:hyperlink w:history="1" r:id="rIdfxeoqcelb39s6clhzmee5">
+            <w:hyperlink w:history="1" r:id="rId1joewmojqw-gwe85ipiml">
               <w:r>
                 <w:rPr>
                   <w:rFonts w:ascii="Arial" w:cs="Arial" w:eastAsia="Arial" w:hAnsi="Arial"/>
@@ -6641,7 +6871,7 @@
             <w:pPr>
               <w:spacing w:after="20" w:before="0"/>
             </w:pPr>
-            <w:hyperlink w:history="1" r:id="rIdpipnnzgxzq3zy3xjmgfof">
+            <w:hyperlink w:history="1" r:id="rId1qqgkliltwo00g2yjzhti">
               <w:r>
                 <w:rPr>
                   <w:rFonts w:ascii="Arial" w:cs="Arial" w:eastAsia="Arial" w:hAnsi="Arial"/>
@@ -6674,7 +6904,7 @@
               <w:spacing w:after="10" w:before="0"/>
               <w:ind w:left="120"/>
             </w:pPr>
-            <w:hyperlink w:history="1" r:id="rIdkspqnmczg8ve6ujbvf1tp">
+            <w:hyperlink w:history="1" r:id="rIdnoq9utqogktpll4l6j2pe">
               <w:r>
                 <w:rPr>
                   <w:rFonts w:ascii="Arial" w:cs="Arial" w:eastAsia="Arial" w:hAnsi="Arial"/>
@@ -6869,7 +7099,7 @@
             <w:pPr>
               <w:spacing w:after="20" w:before="0"/>
             </w:pPr>
-            <w:hyperlink w:history="1" r:id="rIdtjafvwj8lq6odmetgfrfg">
+            <w:hyperlink w:history="1" r:id="rId5si140hu5m9vaxahpbbq3">
               <w:r>
                 <w:rPr>
                   <w:rFonts w:ascii="Arial" w:cs="Arial" w:eastAsia="Arial" w:hAnsi="Arial"/>
@@ -6902,7 +7132,7 @@
               <w:spacing w:after="10" w:before="0"/>
               <w:ind w:left="120"/>
             </w:pPr>
-            <w:hyperlink w:history="1" r:id="rIdumftm28sk-7s9wbbxcew7">
+            <w:hyperlink w:history="1" r:id="rId3p-1l65kzbf43ik0k0-za">
               <w:r>
                 <w:rPr>
                   <w:rFonts w:ascii="Arial" w:cs="Arial" w:eastAsia="Arial" w:hAnsi="Arial"/>
@@ -6947,7 +7177,7 @@
             <w:pPr>
               <w:spacing w:after="20" w:before="0"/>
             </w:pPr>
-            <w:hyperlink w:history="1" r:id="rIdhy9sw8gsnjdgnettaunyi">
+            <w:hyperlink w:history="1" r:id="rIdhttybkoc5mtax7h6yn0s1">
               <w:r>
                 <w:rPr>
                   <w:rFonts w:ascii="Arial" w:cs="Arial" w:eastAsia="Arial" w:hAnsi="Arial"/>
@@ -6980,7 +7210,7 @@
               <w:spacing w:after="10" w:before="0"/>
               <w:ind w:left="120"/>
             </w:pPr>
-            <w:hyperlink w:history="1" r:id="rIddtmk2y1yhtogk2slgnl29">
+            <w:hyperlink w:history="1" r:id="rIdylytlzuejz0e_i4z3h-mz">
               <w:r>
                 <w:rPr>
                   <w:rFonts w:ascii="Arial" w:cs="Arial" w:eastAsia="Arial" w:hAnsi="Arial"/>
@@ -7175,7 +7405,7 @@
             <w:pPr>
               <w:spacing w:after="20" w:before="0"/>
             </w:pPr>
-            <w:hyperlink w:history="1" r:id="rIdamc7acs1enxu8mxwviybn">
+            <w:hyperlink w:history="1" r:id="rIdfx6jy0fmfte42sjmpixa0">
               <w:r>
                 <w:rPr>
                   <w:rFonts w:ascii="Arial" w:cs="Arial" w:eastAsia="Arial" w:hAnsi="Arial"/>
@@ -7208,7 +7438,7 @@
               <w:spacing w:after="10" w:before="0"/>
               <w:ind w:left="120"/>
             </w:pPr>
-            <w:hyperlink w:history="1" r:id="rIdsln13luqfd30o9llqat9r">
+            <w:hyperlink w:history="1" r:id="rIdlyagrutdw7r8nqv_-r-x5">
               <w:r>
                 <w:rPr>
                   <w:rFonts w:ascii="Arial" w:cs="Arial" w:eastAsia="Arial" w:hAnsi="Arial"/>
@@ -7253,7 +7483,7 @@
             <w:pPr>
               <w:spacing w:after="20" w:before="0"/>
             </w:pPr>
-            <w:hyperlink w:history="1" r:id="rIdfejyddusq9wecqqpp-ovk">
+            <w:hyperlink w:history="1" r:id="rIdw1uhxwnltqohipcfuphcm">
               <w:r>
                 <w:rPr>
                   <w:rFonts w:ascii="Arial" w:cs="Arial" w:eastAsia="Arial" w:hAnsi="Arial"/>
@@ -7286,7 +7516,7 @@
               <w:spacing w:after="10" w:before="0"/>
               <w:ind w:left="120"/>
             </w:pPr>
-            <w:hyperlink w:history="1" r:id="rId5qbsnzuw_aybljyjurcxu">
+            <w:hyperlink w:history="1" r:id="rIdk0hjfg5lcc25wz-bkpru6">
               <w:r>
                 <w:rPr>
                   <w:rFonts w:ascii="Arial" w:cs="Arial" w:eastAsia="Arial" w:hAnsi="Arial"/>
@@ -7481,7 +7711,7 @@
             <w:pPr>
               <w:spacing w:after="20" w:before="0"/>
             </w:pPr>
-            <w:hyperlink w:history="1" r:id="rId8hneotastjtplzuyfiwah">
+            <w:hyperlink w:history="1" r:id="rIdcmxmkpqi1ip3xs-p1fqzn">
               <w:r>
                 <w:rPr>
                   <w:rFonts w:ascii="Arial" w:cs="Arial" w:eastAsia="Arial" w:hAnsi="Arial"/>
@@ -7514,7 +7744,7 @@
               <w:spacing w:after="10" w:before="0"/>
               <w:ind w:left="120"/>
             </w:pPr>
-            <w:hyperlink w:history="1" r:id="rId_xvgziepe5xj5zmrimuc8">
+            <w:hyperlink w:history="1" r:id="rIdkx7lsirhjwhjvljs6qrr7">
               <w:r>
                 <w:rPr>
                   <w:rFonts w:ascii="Arial" w:cs="Arial" w:eastAsia="Arial" w:hAnsi="Arial"/>
@@ -7559,7 +7789,7 @@
             <w:pPr>
               <w:spacing w:after="20" w:before="0"/>
             </w:pPr>
-            <w:hyperlink w:history="1" r:id="rIdlj1gscjl3j_gvhcgpwzkh">
+            <w:hyperlink w:history="1" r:id="rIdibrzxufzcu2fo8utym3rh">
               <w:r>
                 <w:rPr>
                   <w:rFonts w:ascii="Arial" w:cs="Arial" w:eastAsia="Arial" w:hAnsi="Arial"/>
@@ -7592,7 +7822,7 @@
               <w:spacing w:after="10" w:before="0"/>
               <w:ind w:left="120"/>
             </w:pPr>
-            <w:hyperlink w:history="1" r:id="rIdjhk3chycfj2tqmx0f8sum">
+            <w:hyperlink w:history="1" r:id="rIdudjp6o2rayholq4a6vzxg">
               <w:r>
                 <w:rPr>
                   <w:rFonts w:ascii="Arial" w:cs="Arial" w:eastAsia="Arial" w:hAnsi="Arial"/>
@@ -8088,6 +8318,65 @@
         </w:tc>
       </w:tr>
     </w:tbl>
+    <w:p>
+      <w:pPr>
+        <w:pBdr>
+          <w:top w:val="single" w:color="BBBBBB" w:sz="4" w:space="4"/>
+        </w:pBdr>
+        <w:spacing w:after="0" w:before="160"/>
+      </w:pPr>
+      <w:r>
+        <w:rPr>
+          <w:rFonts w:ascii="Arial" w:cs="Arial" w:eastAsia="Arial" w:hAnsi="Arial"/>
+          <w:color w:val="666666"/>
+          <w:sz w:val="14"/>
+          <w:szCs w:val="14"/>
+        </w:rPr>
+        <w:t xml:space="preserve">© 2026 SeaVuria and ARES. Aligned with KICD objectives. Developed by SeaVuria; technical implementation by ARES (with AI assistance from Claude). Licensed under </w:t>
+      </w:r>
+      <w:hyperlink w:history="1" r:id="rIdnt-qnkakqueonlfxee5vl">
+        <w:r>
+          <w:rPr>
+            <w:rFonts w:ascii="Arial" w:cs="Arial" w:eastAsia="Arial" w:hAnsi="Arial"/>
+            <w:color w:val="1F6B75"/>
+            <w:sz w:val="14"/>
+            <w:szCs w:val="14"/>
+            <w:u w:val="single" w:color="1F6B75"/>
+          </w:rPr>
+          <w:t xml:space="preserve">CC BY-NC 4.0</w:t>
+        </w:r>
+      </w:hyperlink>
+      <w:r>
+        <w:rPr>
+          <w:rFonts w:ascii="Arial" w:cs="Arial" w:eastAsia="Arial" w:hAnsi="Arial"/>
+          <w:color w:val="666666"/>
+          <w:sz w:val="14"/>
+          <w:szCs w:val="14"/>
+        </w:rPr>
+        <w:t xml:space="preserve"> (</w:t>
+      </w:r>
+      <w:hyperlink w:history="1" r:id="rId_g-xvqqam0pipihwww5ko">
+        <w:r>
+          <w:rPr>
+            <w:rFonts w:ascii="Arial" w:cs="Arial" w:eastAsia="Arial" w:hAnsi="Arial"/>
+            <w:color w:val="1F6B75"/>
+            <w:sz w:val="14"/>
+            <w:szCs w:val="14"/>
+            <w:u w:val="single" w:color="1F6B75"/>
+          </w:rPr>
+          <w:t xml:space="preserve">https://creativecommons.org/licenses/by-nc/4.0/</w:t>
+        </w:r>
+      </w:hyperlink>
+      <w:r>
+        <w:rPr>
+          <w:rFonts w:ascii="Arial" w:cs="Arial" w:eastAsia="Arial" w:hAnsi="Arial"/>
+          <w:color w:val="666666"/>
+          <w:sz w:val="14"/>
+          <w:szCs w:val="14"/>
+        </w:rPr>
+        <w:t xml:space="preserve">).</w:t>
+      </w:r>
+    </w:p>
     <w:p>
       <w:r>
         <w:br w:type="page"/>
@@ -9079,7 +9368,7 @@
             <w:pPr>
               <w:spacing w:after="20" w:before="0"/>
             </w:pPr>
-            <w:hyperlink w:history="1" r:id="rIdkvgs9jdldeenrqbj7eetu">
+            <w:hyperlink w:history="1" r:id="rIdqr0rylomkwugnn54qogyu">
               <w:r>
                 <w:rPr>
                   <w:rFonts w:ascii="Arial" w:cs="Arial" w:eastAsia="Arial" w:hAnsi="Arial"/>
@@ -9112,7 +9401,7 @@
               <w:spacing w:after="10" w:before="0"/>
               <w:ind w:left="120"/>
             </w:pPr>
-            <w:hyperlink w:history="1" r:id="rIdbk2wgs7pbsga_xukobo0o">
+            <w:hyperlink w:history="1" r:id="rId87lzmr_vxs5t5ub6hlryc">
               <w:r>
                 <w:rPr>
                   <w:rFonts w:ascii="Arial" w:cs="Arial" w:eastAsia="Arial" w:hAnsi="Arial"/>
@@ -9157,7 +9446,7 @@
             <w:pPr>
               <w:spacing w:after="20" w:before="0"/>
             </w:pPr>
-            <w:hyperlink w:history="1" r:id="rIdc8ewinyxsb0gnom8hk6dh">
+            <w:hyperlink w:history="1" r:id="rIdbobtxq90jmflg3hjlsdon">
               <w:r>
                 <w:rPr>
                   <w:rFonts w:ascii="Arial" w:cs="Arial" w:eastAsia="Arial" w:hAnsi="Arial"/>
@@ -9190,7 +9479,7 @@
               <w:spacing w:after="10" w:before="0"/>
               <w:ind w:left="120"/>
             </w:pPr>
-            <w:hyperlink w:history="1" r:id="rIdddmqyfrl9gbippdldijse">
+            <w:hyperlink w:history="1" r:id="rId9nkgcci1t6ibpbyaoyogj">
               <w:r>
                 <w:rPr>
                   <w:rFonts w:ascii="Arial" w:cs="Arial" w:eastAsia="Arial" w:hAnsi="Arial"/>
@@ -9385,7 +9674,7 @@
             <w:pPr>
               <w:spacing w:after="20" w:before="0"/>
             </w:pPr>
-            <w:hyperlink w:history="1" r:id="rIdxujjegzwc4eb45rhimjg_">
+            <w:hyperlink w:history="1" r:id="rIdgpdiqqzgwsrpk-_rjvmkv">
               <w:r>
                 <w:rPr>
                   <w:rFonts w:ascii="Arial" w:cs="Arial" w:eastAsia="Arial" w:hAnsi="Arial"/>
@@ -9418,7 +9707,7 @@
               <w:spacing w:after="10" w:before="0"/>
               <w:ind w:left="120"/>
             </w:pPr>
-            <w:hyperlink w:history="1" r:id="rIdkye_7to_wyuh7fquw6gwm">
+            <w:hyperlink w:history="1" r:id="rIdlmcjcphxxjqmgqdrmxnb8">
               <w:r>
                 <w:rPr>
                   <w:rFonts w:ascii="Arial" w:cs="Arial" w:eastAsia="Arial" w:hAnsi="Arial"/>
@@ -9463,7 +9752,7 @@
             <w:pPr>
               <w:spacing w:after="20" w:before="0"/>
             </w:pPr>
-            <w:hyperlink w:history="1" r:id="rId726j4abbinvmhxtlabjqw">
+            <w:hyperlink w:history="1" r:id="rIdwsvvwenobvsexhf3e42tj">
               <w:r>
                 <w:rPr>
                   <w:rFonts w:ascii="Arial" w:cs="Arial" w:eastAsia="Arial" w:hAnsi="Arial"/>
@@ -9496,7 +9785,7 @@
               <w:spacing w:after="10" w:before="0"/>
               <w:ind w:left="120"/>
             </w:pPr>
-            <w:hyperlink w:history="1" r:id="rId0sqxhijyrm5paxdlsguyn">
+            <w:hyperlink w:history="1" r:id="rIdlxttn-ll6pdalyaonbdzv">
               <w:r>
                 <w:rPr>
                   <w:rFonts w:ascii="Arial" w:cs="Arial" w:eastAsia="Arial" w:hAnsi="Arial"/>
@@ -9691,7 +9980,7 @@
             <w:pPr>
               <w:spacing w:after="20" w:before="0"/>
             </w:pPr>
-            <w:hyperlink w:history="1" r:id="rIdvbp56vplr1ttofue8t5k0">
+            <w:hyperlink w:history="1" r:id="rIdjy4tbs1lm_rwsenogdaqb">
               <w:r>
                 <w:rPr>
                   <w:rFonts w:ascii="Arial" w:cs="Arial" w:eastAsia="Arial" w:hAnsi="Arial"/>
@@ -9724,7 +10013,7 @@
               <w:spacing w:after="10" w:before="0"/>
               <w:ind w:left="120"/>
             </w:pPr>
-            <w:hyperlink w:history="1" r:id="rId60toxpzgle9yqmkuv0b6y">
+            <w:hyperlink w:history="1" r:id="rIdb2wt1rxnwtzq1or4hpys8">
               <w:r>
                 <w:rPr>
                   <w:rFonts w:ascii="Arial" w:cs="Arial" w:eastAsia="Arial" w:hAnsi="Arial"/>
@@ -9769,7 +10058,7 @@
             <w:pPr>
               <w:spacing w:after="20" w:before="0"/>
             </w:pPr>
-            <w:hyperlink w:history="1" r:id="rIdn_8v6fxvgyatt--x5n6cf">
+            <w:hyperlink w:history="1" r:id="rIdxqqgn6rsev6vka1eatqqf">
               <w:r>
                 <w:rPr>
                   <w:rFonts w:ascii="Arial" w:cs="Arial" w:eastAsia="Arial" w:hAnsi="Arial"/>
@@ -9802,7 +10091,7 @@
               <w:spacing w:after="10" w:before="0"/>
               <w:ind w:left="120"/>
             </w:pPr>
-            <w:hyperlink w:history="1" r:id="rIdqknh9tjkgrre5wdksqdtk">
+            <w:hyperlink w:history="1" r:id="rIdtsd25cnoks8qw4bgkxz0e">
               <w:r>
                 <w:rPr>
                   <w:rFonts w:ascii="Arial" w:cs="Arial" w:eastAsia="Arial" w:hAnsi="Arial"/>
@@ -9997,7 +10286,7 @@
             <w:pPr>
               <w:spacing w:after="20" w:before="0"/>
             </w:pPr>
-            <w:hyperlink w:history="1" r:id="rIdnn3smzuvwtuqusqm6obje">
+            <w:hyperlink w:history="1" r:id="rIdj2skbu0hbc4ov0bz4klhx">
               <w:r>
                 <w:rPr>
                   <w:rFonts w:ascii="Arial" w:cs="Arial" w:eastAsia="Arial" w:hAnsi="Arial"/>
@@ -10030,7 +10319,7 @@
               <w:spacing w:after="10" w:before="0"/>
               <w:ind w:left="120"/>
             </w:pPr>
-            <w:hyperlink w:history="1" r:id="rIdmd1rliab4fivqw9e_deo8">
+            <w:hyperlink w:history="1" r:id="rIdizsv1dsma8-3tmpj5daic">
               <w:r>
                 <w:rPr>
                   <w:rFonts w:ascii="Arial" w:cs="Arial" w:eastAsia="Arial" w:hAnsi="Arial"/>
@@ -10075,7 +10364,7 @@
             <w:pPr>
               <w:spacing w:after="20" w:before="0"/>
             </w:pPr>
-            <w:hyperlink w:history="1" r:id="rIdrezq4deiat3qippc677f4">
+            <w:hyperlink w:history="1" r:id="rIdm4gsx10lvzhd6axjry2xd">
               <w:r>
                 <w:rPr>
                   <w:rFonts w:ascii="Arial" w:cs="Arial" w:eastAsia="Arial" w:hAnsi="Arial"/>
@@ -10108,7 +10397,7 @@
               <w:spacing w:after="10" w:before="0"/>
               <w:ind w:left="120"/>
             </w:pPr>
-            <w:hyperlink w:history="1" r:id="rIdxgpblnfdvreyrn7vjcvfd">
+            <w:hyperlink w:history="1" r:id="rId2_ewjpmz-jc4hzumqm3ps">
               <w:r>
                 <w:rPr>
                   <w:rFonts w:ascii="Arial" w:cs="Arial" w:eastAsia="Arial" w:hAnsi="Arial"/>
@@ -10303,7 +10592,7 @@
             <w:pPr>
               <w:spacing w:after="20" w:before="0"/>
             </w:pPr>
-            <w:hyperlink w:history="1" r:id="rIdaajhxr1qmwc-fnxnjx9kq">
+            <w:hyperlink w:history="1" r:id="rIdi6c-cohtz-czjga9va_z_">
               <w:r>
                 <w:rPr>
                   <w:rFonts w:ascii="Arial" w:cs="Arial" w:eastAsia="Arial" w:hAnsi="Arial"/>
@@ -10336,7 +10625,7 @@
               <w:spacing w:after="10" w:before="0"/>
               <w:ind w:left="120"/>
             </w:pPr>
-            <w:hyperlink w:history="1" r:id="rIdnlkzyjioji0ixb2jgl7a7">
+            <w:hyperlink w:history="1" r:id="rIdo4adm8hdizwxrc53oqylc">
               <w:r>
                 <w:rPr>
                   <w:rFonts w:ascii="Arial" w:cs="Arial" w:eastAsia="Arial" w:hAnsi="Arial"/>
@@ -10381,7 +10670,7 @@
             <w:pPr>
               <w:spacing w:after="20" w:before="0"/>
             </w:pPr>
-            <w:hyperlink w:history="1" r:id="rIdhq9pjuqnvhih5zjhylxom">
+            <w:hyperlink w:history="1" r:id="rId2_98sgrqms2rahw2rg3d7">
               <w:r>
                 <w:rPr>
                   <w:rFonts w:ascii="Arial" w:cs="Arial" w:eastAsia="Arial" w:hAnsi="Arial"/>
@@ -10414,7 +10703,7 @@
               <w:spacing w:after="10" w:before="0"/>
               <w:ind w:left="120"/>
             </w:pPr>
-            <w:hyperlink w:history="1" r:id="rIdvmqrzvqwnq3mupgrcnfwl">
+            <w:hyperlink w:history="1" r:id="rId7dvh7njlh60_tz9rpqlqs">
               <w:r>
                 <w:rPr>
                   <w:rFonts w:ascii="Arial" w:cs="Arial" w:eastAsia="Arial" w:hAnsi="Arial"/>
@@ -10910,6 +11199,65 @@
         </w:tc>
       </w:tr>
     </w:tbl>
+    <w:p>
+      <w:pPr>
+        <w:pBdr>
+          <w:top w:val="single" w:color="BBBBBB" w:sz="4" w:space="4"/>
+        </w:pBdr>
+        <w:spacing w:after="0" w:before="160"/>
+      </w:pPr>
+      <w:r>
+        <w:rPr>
+          <w:rFonts w:ascii="Arial" w:cs="Arial" w:eastAsia="Arial" w:hAnsi="Arial"/>
+          <w:color w:val="666666"/>
+          <w:sz w:val="14"/>
+          <w:szCs w:val="14"/>
+        </w:rPr>
+        <w:t xml:space="preserve">© 2026 SeaVuria and ARES. Aligned with KICD objectives. Developed by SeaVuria; technical implementation by ARES (with AI assistance from Claude). Licensed under </w:t>
+      </w:r>
+      <w:hyperlink w:history="1" r:id="rIdhrlsmeikux6al6o3cqia4">
+        <w:r>
+          <w:rPr>
+            <w:rFonts w:ascii="Arial" w:cs="Arial" w:eastAsia="Arial" w:hAnsi="Arial"/>
+            <w:color w:val="1F6B75"/>
+            <w:sz w:val="14"/>
+            <w:szCs w:val="14"/>
+            <w:u w:val="single" w:color="1F6B75"/>
+          </w:rPr>
+          <w:t xml:space="preserve">CC BY-NC 4.0</w:t>
+        </w:r>
+      </w:hyperlink>
+      <w:r>
+        <w:rPr>
+          <w:rFonts w:ascii="Arial" w:cs="Arial" w:eastAsia="Arial" w:hAnsi="Arial"/>
+          <w:color w:val="666666"/>
+          <w:sz w:val="14"/>
+          <w:szCs w:val="14"/>
+        </w:rPr>
+        <w:t xml:space="preserve"> (</w:t>
+      </w:r>
+      <w:hyperlink w:history="1" r:id="rIdyoerzadb5x_3k63rksgrk">
+        <w:r>
+          <w:rPr>
+            <w:rFonts w:ascii="Arial" w:cs="Arial" w:eastAsia="Arial" w:hAnsi="Arial"/>
+            <w:color w:val="1F6B75"/>
+            <w:sz w:val="14"/>
+            <w:szCs w:val="14"/>
+            <w:u w:val="single" w:color="1F6B75"/>
+          </w:rPr>
+          <w:t xml:space="preserve">https://creativecommons.org/licenses/by-nc/4.0/</w:t>
+        </w:r>
+      </w:hyperlink>
+      <w:r>
+        <w:rPr>
+          <w:rFonts w:ascii="Arial" w:cs="Arial" w:eastAsia="Arial" w:hAnsi="Arial"/>
+          <w:color w:val="666666"/>
+          <w:sz w:val="14"/>
+          <w:szCs w:val="14"/>
+        </w:rPr>
+        <w:t xml:space="preserve">).</w:t>
+      </w:r>
+    </w:p>
     <w:p>
       <w:r>
         <w:br w:type="page"/>
@@ -11901,7 +12249,7 @@
             <w:pPr>
               <w:spacing w:after="20" w:before="0"/>
             </w:pPr>
-            <w:hyperlink w:history="1" r:id="rIdxsyhwxavkqda1ney47pyg">
+            <w:hyperlink w:history="1" r:id="rIdgmcc3uxhbde56kmhfvosa">
               <w:r>
                 <w:rPr>
                   <w:rFonts w:ascii="Arial" w:cs="Arial" w:eastAsia="Arial" w:hAnsi="Arial"/>
@@ -11934,7 +12282,7 @@
               <w:spacing w:after="10" w:before="0"/>
               <w:ind w:left="120"/>
             </w:pPr>
-            <w:hyperlink w:history="1" r:id="rIdjhz1zfu283_ozy4u38mfl">
+            <w:hyperlink w:history="1" r:id="rIdsz1vdigvwasengyyygi7u">
               <w:r>
                 <w:rPr>
                   <w:rFonts w:ascii="Arial" w:cs="Arial" w:eastAsia="Arial" w:hAnsi="Arial"/>
@@ -11979,7 +12327,7 @@
             <w:pPr>
               <w:spacing w:after="20" w:before="0"/>
             </w:pPr>
-            <w:hyperlink w:history="1" r:id="rId2dvpq_5qhkhyzvi8j6qzr">
+            <w:hyperlink w:history="1" r:id="rIdypo3uus3-kh58r3dca8te">
               <w:r>
                 <w:rPr>
                   <w:rFonts w:ascii="Arial" w:cs="Arial" w:eastAsia="Arial" w:hAnsi="Arial"/>
@@ -12012,7 +12360,7 @@
               <w:spacing w:after="10" w:before="0"/>
               <w:ind w:left="120"/>
             </w:pPr>
-            <w:hyperlink w:history="1" r:id="rIdtk8ijv6-xc-taliy5rgsq">
+            <w:hyperlink w:history="1" r:id="rIduyz8yigkvbfrw37-miyhn">
               <w:r>
                 <w:rPr>
                   <w:rFonts w:ascii="Arial" w:cs="Arial" w:eastAsia="Arial" w:hAnsi="Arial"/>
@@ -12207,7 +12555,7 @@
             <w:pPr>
               <w:spacing w:after="20" w:before="0"/>
             </w:pPr>
-            <w:hyperlink w:history="1" r:id="rIdy-d_lqdt7zlxk4uskhkw3">
+            <w:hyperlink w:history="1" r:id="rIdb0mjz3prlyql54vzifjy-">
               <w:r>
                 <w:rPr>
                   <w:rFonts w:ascii="Arial" w:cs="Arial" w:eastAsia="Arial" w:hAnsi="Arial"/>
@@ -12240,7 +12588,7 @@
               <w:spacing w:after="10" w:before="0"/>
               <w:ind w:left="120"/>
             </w:pPr>
-            <w:hyperlink w:history="1" r:id="rIdnjcrkdose8pji5igczsps">
+            <w:hyperlink w:history="1" r:id="rIdgcwpt0bxmij60kgmj3_yc">
               <w:r>
                 <w:rPr>
                   <w:rFonts w:ascii="Arial" w:cs="Arial" w:eastAsia="Arial" w:hAnsi="Arial"/>
@@ -12285,7 +12633,7 @@
             <w:pPr>
               <w:spacing w:after="20" w:before="0"/>
             </w:pPr>
-            <w:hyperlink w:history="1" r:id="rIduyai-8g0vstssrcozsoof">
+            <w:hyperlink w:history="1" r:id="rIdlslyekonodrm5zzem5zte">
               <w:r>
                 <w:rPr>
                   <w:rFonts w:ascii="Arial" w:cs="Arial" w:eastAsia="Arial" w:hAnsi="Arial"/>
@@ -12318,7 +12666,7 @@
               <w:spacing w:after="10" w:before="0"/>
               <w:ind w:left="120"/>
             </w:pPr>
-            <w:hyperlink w:history="1" r:id="rIdgsohzr8hbuqjmc38vuc_k">
+            <w:hyperlink w:history="1" r:id="rIdqcqje4crkdqbedhri9n5u">
               <w:r>
                 <w:rPr>
                   <w:rFonts w:ascii="Arial" w:cs="Arial" w:eastAsia="Arial" w:hAnsi="Arial"/>
@@ -12513,7 +12861,7 @@
             <w:pPr>
               <w:spacing w:after="20" w:before="0"/>
             </w:pPr>
-            <w:hyperlink w:history="1" r:id="rIdgwyy9yi5i0ho2kx3nk7po">
+            <w:hyperlink w:history="1" r:id="rIdef5nfh8vqsmzzjwnmsqil">
               <w:r>
                 <w:rPr>
                   <w:rFonts w:ascii="Arial" w:cs="Arial" w:eastAsia="Arial" w:hAnsi="Arial"/>
@@ -12546,7 +12894,7 @@
               <w:spacing w:after="10" w:before="0"/>
               <w:ind w:left="120"/>
             </w:pPr>
-            <w:hyperlink w:history="1" r:id="rIdamcu68ewf7hbllbzpyzbq">
+            <w:hyperlink w:history="1" r:id="rIdgikilxpys-yqqbdjqwzlm">
               <w:r>
                 <w:rPr>
                   <w:rFonts w:ascii="Arial" w:cs="Arial" w:eastAsia="Arial" w:hAnsi="Arial"/>
@@ -12591,7 +12939,7 @@
             <w:pPr>
               <w:spacing w:after="20" w:before="0"/>
             </w:pPr>
-            <w:hyperlink w:history="1" r:id="rIdi4zxm3xb9omfjnv2oooxv">
+            <w:hyperlink w:history="1" r:id="rIdfycigmhfx5c2ka--utvlb">
               <w:r>
                 <w:rPr>
                   <w:rFonts w:ascii="Arial" w:cs="Arial" w:eastAsia="Arial" w:hAnsi="Arial"/>
@@ -12624,7 +12972,7 @@
               <w:spacing w:after="10" w:before="0"/>
               <w:ind w:left="120"/>
             </w:pPr>
-            <w:hyperlink w:history="1" r:id="rIdvlflp3rkhrmln5xazogz9">
+            <w:hyperlink w:history="1" r:id="rIdtflan_w2tsgn6xjlresyu">
               <w:r>
                 <w:rPr>
                   <w:rFonts w:ascii="Arial" w:cs="Arial" w:eastAsia="Arial" w:hAnsi="Arial"/>
@@ -12819,7 +13167,7 @@
             <w:pPr>
               <w:spacing w:after="20" w:before="0"/>
             </w:pPr>
-            <w:hyperlink w:history="1" r:id="rIdvqpp1hr1pyia20gdafz82">
+            <w:hyperlink w:history="1" r:id="rIdlsfzahrx7qhfiaq4oc85_">
               <w:r>
                 <w:rPr>
                   <w:rFonts w:ascii="Arial" w:cs="Arial" w:eastAsia="Arial" w:hAnsi="Arial"/>
@@ -12852,7 +13200,7 @@
               <w:spacing w:after="10" w:before="0"/>
               <w:ind w:left="120"/>
             </w:pPr>
-            <w:hyperlink w:history="1" r:id="rIdswxzfcyr5cnah2wnigzxu">
+            <w:hyperlink w:history="1" r:id="rIdpx7p4d9hrljff2oiqy6gw">
               <w:r>
                 <w:rPr>
                   <w:rFonts w:ascii="Arial" w:cs="Arial" w:eastAsia="Arial" w:hAnsi="Arial"/>
@@ -12897,7 +13245,7 @@
             <w:pPr>
               <w:spacing w:after="20" w:before="0"/>
             </w:pPr>
-            <w:hyperlink w:history="1" r:id="rIdpcezycy0mxjuli3blhpry">
+            <w:hyperlink w:history="1" r:id="rIdxk07mh0cefzzeuaintri_">
               <w:r>
                 <w:rPr>
                   <w:rFonts w:ascii="Arial" w:cs="Arial" w:eastAsia="Arial" w:hAnsi="Arial"/>
@@ -12930,7 +13278,7 @@
               <w:spacing w:after="10" w:before="0"/>
               <w:ind w:left="120"/>
             </w:pPr>
-            <w:hyperlink w:history="1" r:id="rIdzvftqyactlyywrnrvbjvf">
+            <w:hyperlink w:history="1" r:id="rIdcrzku9l8zrhu0lcpihn2h">
               <w:r>
                 <w:rPr>
                   <w:rFonts w:ascii="Arial" w:cs="Arial" w:eastAsia="Arial" w:hAnsi="Arial"/>
@@ -13125,7 +13473,7 @@
             <w:pPr>
               <w:spacing w:after="20" w:before="0"/>
             </w:pPr>
-            <w:hyperlink w:history="1" r:id="rIdier6k_6vyzxrge9jfetfs">
+            <w:hyperlink w:history="1" r:id="rIdewjpvd2spdvojtqivdefc">
               <w:r>
                 <w:rPr>
                   <w:rFonts w:ascii="Arial" w:cs="Arial" w:eastAsia="Arial" w:hAnsi="Arial"/>
@@ -13158,7 +13506,7 @@
               <w:spacing w:after="10" w:before="0"/>
               <w:ind w:left="120"/>
             </w:pPr>
-            <w:hyperlink w:history="1" r:id="rIdpndvuh5d8zuavwm6fomls">
+            <w:hyperlink w:history="1" r:id="rIde1a_97yecgrarpnlarexp">
               <w:r>
                 <w:rPr>
                   <w:rFonts w:ascii="Arial" w:cs="Arial" w:eastAsia="Arial" w:hAnsi="Arial"/>
@@ -13203,7 +13551,7 @@
             <w:pPr>
               <w:spacing w:after="20" w:before="0"/>
             </w:pPr>
-            <w:hyperlink w:history="1" r:id="rId5x1pv2p8kyzpevej6q25x">
+            <w:hyperlink w:history="1" r:id="rIdv8djgdgfm7l0znfb4nwhb">
               <w:r>
                 <w:rPr>
                   <w:rFonts w:ascii="Arial" w:cs="Arial" w:eastAsia="Arial" w:hAnsi="Arial"/>
@@ -13236,7 +13584,7 @@
               <w:spacing w:after="10" w:before="0"/>
               <w:ind w:left="120"/>
             </w:pPr>
-            <w:hyperlink w:history="1" r:id="rIdigr9_5z9mv4iboyla5kti">
+            <w:hyperlink w:history="1" r:id="rIdgxw4hkgqzsblemgop9iod">
               <w:r>
                 <w:rPr>
                   <w:rFonts w:ascii="Arial" w:cs="Arial" w:eastAsia="Arial" w:hAnsi="Arial"/>
@@ -13732,6 +14080,65 @@
         </w:tc>
       </w:tr>
     </w:tbl>
+    <w:p>
+      <w:pPr>
+        <w:pBdr>
+          <w:top w:val="single" w:color="BBBBBB" w:sz="4" w:space="4"/>
+        </w:pBdr>
+        <w:spacing w:after="0" w:before="160"/>
+      </w:pPr>
+      <w:r>
+        <w:rPr>
+          <w:rFonts w:ascii="Arial" w:cs="Arial" w:eastAsia="Arial" w:hAnsi="Arial"/>
+          <w:color w:val="666666"/>
+          <w:sz w:val="14"/>
+          <w:szCs w:val="14"/>
+        </w:rPr>
+        <w:t xml:space="preserve">© 2026 SeaVuria and ARES. Aligned with KICD objectives. Developed by SeaVuria; technical implementation by ARES (with AI assistance from Claude). Licensed under </w:t>
+      </w:r>
+      <w:hyperlink w:history="1" r:id="rIdumd6q5znhgynezbq9b-qm">
+        <w:r>
+          <w:rPr>
+            <w:rFonts w:ascii="Arial" w:cs="Arial" w:eastAsia="Arial" w:hAnsi="Arial"/>
+            <w:color w:val="1F6B75"/>
+            <w:sz w:val="14"/>
+            <w:szCs w:val="14"/>
+            <w:u w:val="single" w:color="1F6B75"/>
+          </w:rPr>
+          <w:t xml:space="preserve">CC BY-NC 4.0</w:t>
+        </w:r>
+      </w:hyperlink>
+      <w:r>
+        <w:rPr>
+          <w:rFonts w:ascii="Arial" w:cs="Arial" w:eastAsia="Arial" w:hAnsi="Arial"/>
+          <w:color w:val="666666"/>
+          <w:sz w:val="14"/>
+          <w:szCs w:val="14"/>
+        </w:rPr>
+        <w:t xml:space="preserve"> (</w:t>
+      </w:r>
+      <w:hyperlink w:history="1" r:id="rIdwnqn8mhj8eo9-ctmg8vuz">
+        <w:r>
+          <w:rPr>
+            <w:rFonts w:ascii="Arial" w:cs="Arial" w:eastAsia="Arial" w:hAnsi="Arial"/>
+            <w:color w:val="1F6B75"/>
+            <w:sz w:val="14"/>
+            <w:szCs w:val="14"/>
+            <w:u w:val="single" w:color="1F6B75"/>
+          </w:rPr>
+          <w:t xml:space="preserve">https://creativecommons.org/licenses/by-nc/4.0/</w:t>
+        </w:r>
+      </w:hyperlink>
+      <w:r>
+        <w:rPr>
+          <w:rFonts w:ascii="Arial" w:cs="Arial" w:eastAsia="Arial" w:hAnsi="Arial"/>
+          <w:color w:val="666666"/>
+          <w:sz w:val="14"/>
+          <w:szCs w:val="14"/>
+        </w:rPr>
+        <w:t xml:space="preserve">).</w:t>
+      </w:r>
+    </w:p>
     <w:p>
       <w:r>
         <w:br w:type="page"/>
@@ -14723,7 +15130,7 @@
             <w:pPr>
               <w:spacing w:after="20" w:before="0"/>
             </w:pPr>
-            <w:hyperlink w:history="1" r:id="rIdpds3aeabiy5um2q8mxxxp">
+            <w:hyperlink w:history="1" r:id="rIdzu0z49vtldaqqy5ehn36f">
               <w:r>
                 <w:rPr>
                   <w:rFonts w:ascii="Arial" w:cs="Arial" w:eastAsia="Arial" w:hAnsi="Arial"/>
@@ -14756,7 +15163,7 @@
               <w:spacing w:after="10" w:before="0"/>
               <w:ind w:left="120"/>
             </w:pPr>
-            <w:hyperlink w:history="1" r:id="rIdb-hjoarsfzuw8qumccij-">
+            <w:hyperlink w:history="1" r:id="rIdpqjjcldplpn0mx_mxcmgh">
               <w:r>
                 <w:rPr>
                   <w:rFonts w:ascii="Arial" w:cs="Arial" w:eastAsia="Arial" w:hAnsi="Arial"/>
@@ -14801,7 +15208,7 @@
             <w:pPr>
               <w:spacing w:after="20" w:before="0"/>
             </w:pPr>
-            <w:hyperlink w:history="1" r:id="rIdxzqmxkwsyixi2ubgpt6__">
+            <w:hyperlink w:history="1" r:id="rId-qcms4zvw6hfrm83wydwz">
               <w:r>
                 <w:rPr>
                   <w:rFonts w:ascii="Arial" w:cs="Arial" w:eastAsia="Arial" w:hAnsi="Arial"/>
@@ -14834,7 +15241,7 @@
               <w:spacing w:after="10" w:before="0"/>
               <w:ind w:left="120"/>
             </w:pPr>
-            <w:hyperlink w:history="1" r:id="rIdof_eh8e3tvfgptshzvoci">
+            <w:hyperlink w:history="1" r:id="rId9x5rtzbly2kzhklydkyl1">
               <w:r>
                 <w:rPr>
                   <w:rFonts w:ascii="Arial" w:cs="Arial" w:eastAsia="Arial" w:hAnsi="Arial"/>
@@ -15029,7 +15436,7 @@
             <w:pPr>
               <w:spacing w:after="20" w:before="0"/>
             </w:pPr>
-            <w:hyperlink w:history="1" r:id="rIdnorb6thelleuutgfavclw">
+            <w:hyperlink w:history="1" r:id="rIdqaarxgmjsmpmij5i5fcq3">
               <w:r>
                 <w:rPr>
                   <w:rFonts w:ascii="Arial" w:cs="Arial" w:eastAsia="Arial" w:hAnsi="Arial"/>
@@ -15062,7 +15469,7 @@
               <w:spacing w:after="10" w:before="0"/>
               <w:ind w:left="120"/>
             </w:pPr>
-            <w:hyperlink w:history="1" r:id="rIdmqa4nnpf3ewx9brzst4jo">
+            <w:hyperlink w:history="1" r:id="rIdjd9owfi5xqyyvnfi6xpid">
               <w:r>
                 <w:rPr>
                   <w:rFonts w:ascii="Arial" w:cs="Arial" w:eastAsia="Arial" w:hAnsi="Arial"/>
@@ -15107,7 +15514,7 @@
             <w:pPr>
               <w:spacing w:after="20" w:before="0"/>
             </w:pPr>
-            <w:hyperlink w:history="1" r:id="rIdxjl7onjgh0jl4rs5rzbgf">
+            <w:hyperlink w:history="1" r:id="rIdsnplkcccltf87siyzsxy8">
               <w:r>
                 <w:rPr>
                   <w:rFonts w:ascii="Arial" w:cs="Arial" w:eastAsia="Arial" w:hAnsi="Arial"/>
@@ -15140,7 +15547,7 @@
               <w:spacing w:after="10" w:before="0"/>
               <w:ind w:left="120"/>
             </w:pPr>
-            <w:hyperlink w:history="1" r:id="rIdjpemdtmkf0cumjo4yyi4b">
+            <w:hyperlink w:history="1" r:id="rIdqyww4rzi723irjthlkh2u">
               <w:r>
                 <w:rPr>
                   <w:rFonts w:ascii="Arial" w:cs="Arial" w:eastAsia="Arial" w:hAnsi="Arial"/>
@@ -15335,7 +15742,7 @@
             <w:pPr>
               <w:spacing w:after="20" w:before="0"/>
             </w:pPr>
-            <w:hyperlink w:history="1" r:id="rIdyiuvoswfjv7oxacexmzuq">
+            <w:hyperlink w:history="1" r:id="rIdpqhcytrwonyoeqrzmdcdj">
               <w:r>
                 <w:rPr>
                   <w:rFonts w:ascii="Arial" w:cs="Arial" w:eastAsia="Arial" w:hAnsi="Arial"/>
@@ -15368,7 +15775,7 @@
               <w:spacing w:after="10" w:before="0"/>
               <w:ind w:left="120"/>
             </w:pPr>
-            <w:hyperlink w:history="1" r:id="rIdngxabe4vgf6mfbl2rqfce">
+            <w:hyperlink w:history="1" r:id="rIdnwrgptc6ejzsos_li_phc">
               <w:r>
                 <w:rPr>
                   <w:rFonts w:ascii="Arial" w:cs="Arial" w:eastAsia="Arial" w:hAnsi="Arial"/>
@@ -15413,7 +15820,7 @@
             <w:pPr>
               <w:spacing w:after="20" w:before="0"/>
             </w:pPr>
-            <w:hyperlink w:history="1" r:id="rIdne3bxcwahf4izkulhdyvu">
+            <w:hyperlink w:history="1" r:id="rIdtjaxrpszdhwwyx6zs872v">
               <w:r>
                 <w:rPr>
                   <w:rFonts w:ascii="Arial" w:cs="Arial" w:eastAsia="Arial" w:hAnsi="Arial"/>
@@ -15446,7 +15853,7 @@
               <w:spacing w:after="10" w:before="0"/>
               <w:ind w:left="120"/>
             </w:pPr>
-            <w:hyperlink w:history="1" r:id="rIdshiqzin3pdumwjn85qyht">
+            <w:hyperlink w:history="1" r:id="rIdi4krhy589smpy6j5wl-od">
               <w:r>
                 <w:rPr>
                   <w:rFonts w:ascii="Arial" w:cs="Arial" w:eastAsia="Arial" w:hAnsi="Arial"/>
@@ -15641,7 +16048,7 @@
             <w:pPr>
               <w:spacing w:after="20" w:before="0"/>
             </w:pPr>
-            <w:hyperlink w:history="1" r:id="rId9k3qpgmeidyix2lm1411p">
+            <w:hyperlink w:history="1" r:id="rId0n18nhaqciwvzxexsid6j">
               <w:r>
                 <w:rPr>
                   <w:rFonts w:ascii="Arial" w:cs="Arial" w:eastAsia="Arial" w:hAnsi="Arial"/>
@@ -15674,7 +16081,7 @@
               <w:spacing w:after="10" w:before="0"/>
               <w:ind w:left="120"/>
             </w:pPr>
-            <w:hyperlink w:history="1" r:id="rId_stp-ofefrbd7k5xrhaps">
+            <w:hyperlink w:history="1" r:id="rIdsb0bqjixnwsyeuby5r78f">
               <w:r>
                 <w:rPr>
                   <w:rFonts w:ascii="Arial" w:cs="Arial" w:eastAsia="Arial" w:hAnsi="Arial"/>
@@ -15719,7 +16126,7 @@
             <w:pPr>
               <w:spacing w:after="20" w:before="0"/>
             </w:pPr>
-            <w:hyperlink w:history="1" r:id="rIdyx7blatlfym8a4rzny_sn">
+            <w:hyperlink w:history="1" r:id="rIdunyevpltnkxrnarwaglov">
               <w:r>
                 <w:rPr>
                   <w:rFonts w:ascii="Arial" w:cs="Arial" w:eastAsia="Arial" w:hAnsi="Arial"/>
@@ -15752,7 +16159,7 @@
               <w:spacing w:after="10" w:before="0"/>
               <w:ind w:left="120"/>
             </w:pPr>
-            <w:hyperlink w:history="1" r:id="rIdhytizngfbnrzfo3yentht">
+            <w:hyperlink w:history="1" r:id="rIdyh8_rgtlfrcryhdyq-ppf">
               <w:r>
                 <w:rPr>
                   <w:rFonts w:ascii="Arial" w:cs="Arial" w:eastAsia="Arial" w:hAnsi="Arial"/>
@@ -15947,7 +16354,7 @@
             <w:pPr>
               <w:spacing w:after="20" w:before="0"/>
             </w:pPr>
-            <w:hyperlink w:history="1" r:id="rIdmct2y6k_gvgghrxa4qupo">
+            <w:hyperlink w:history="1" r:id="rIdykihs7qtgcjzos-xthtg3">
               <w:r>
                 <w:rPr>
                   <w:rFonts w:ascii="Arial" w:cs="Arial" w:eastAsia="Arial" w:hAnsi="Arial"/>
@@ -15980,7 +16387,7 @@
               <w:spacing w:after="10" w:before="0"/>
               <w:ind w:left="120"/>
             </w:pPr>
-            <w:hyperlink w:history="1" r:id="rIdmf3id20r2gstyundo-sbn">
+            <w:hyperlink w:history="1" r:id="rIdubhgl_2tqmojxgxxosrpg">
               <w:r>
                 <w:rPr>
                   <w:rFonts w:ascii="Arial" w:cs="Arial" w:eastAsia="Arial" w:hAnsi="Arial"/>
@@ -16025,7 +16432,7 @@
             <w:pPr>
               <w:spacing w:after="20" w:before="0"/>
             </w:pPr>
-            <w:hyperlink w:history="1" r:id="rIdhu4bnuguinf9hv_yjnjtr">
+            <w:hyperlink w:history="1" r:id="rId2v4-avhx6mnzyk2r5cse6">
               <w:r>
                 <w:rPr>
                   <w:rFonts w:ascii="Arial" w:cs="Arial" w:eastAsia="Arial" w:hAnsi="Arial"/>
@@ -16058,7 +16465,7 @@
               <w:spacing w:after="10" w:before="0"/>
               <w:ind w:left="120"/>
             </w:pPr>
-            <w:hyperlink w:history="1" r:id="rIdn5xhbmlrbt_xgkroslbav">
+            <w:hyperlink w:history="1" r:id="rIdqjcyfi2wofsmu-7eduiy8">
               <w:r>
                 <w:rPr>
                   <w:rFonts w:ascii="Arial" w:cs="Arial" w:eastAsia="Arial" w:hAnsi="Arial"/>
@@ -16554,6 +16961,65 @@
         </w:tc>
       </w:tr>
     </w:tbl>
+    <w:p>
+      <w:pPr>
+        <w:pBdr>
+          <w:top w:val="single" w:color="BBBBBB" w:sz="4" w:space="4"/>
+        </w:pBdr>
+        <w:spacing w:after="0" w:before="160"/>
+      </w:pPr>
+      <w:r>
+        <w:rPr>
+          <w:rFonts w:ascii="Arial" w:cs="Arial" w:eastAsia="Arial" w:hAnsi="Arial"/>
+          <w:color w:val="666666"/>
+          <w:sz w:val="14"/>
+          <w:szCs w:val="14"/>
+        </w:rPr>
+        <w:t xml:space="preserve">© 2026 SeaVuria and ARES. Aligned with KICD objectives. Developed by SeaVuria; technical implementation by ARES (with AI assistance from Claude). Licensed under </w:t>
+      </w:r>
+      <w:hyperlink w:history="1" r:id="rIdgn5uyatcaftahmbfagpkw">
+        <w:r>
+          <w:rPr>
+            <w:rFonts w:ascii="Arial" w:cs="Arial" w:eastAsia="Arial" w:hAnsi="Arial"/>
+            <w:color w:val="1F6B75"/>
+            <w:sz w:val="14"/>
+            <w:szCs w:val="14"/>
+            <w:u w:val="single" w:color="1F6B75"/>
+          </w:rPr>
+          <w:t xml:space="preserve">CC BY-NC 4.0</w:t>
+        </w:r>
+      </w:hyperlink>
+      <w:r>
+        <w:rPr>
+          <w:rFonts w:ascii="Arial" w:cs="Arial" w:eastAsia="Arial" w:hAnsi="Arial"/>
+          <w:color w:val="666666"/>
+          <w:sz w:val="14"/>
+          <w:szCs w:val="14"/>
+        </w:rPr>
+        <w:t xml:space="preserve"> (</w:t>
+      </w:r>
+      <w:hyperlink w:history="1" r:id="rIdjr3n9w0k7fzjvr36atzy8">
+        <w:r>
+          <w:rPr>
+            <w:rFonts w:ascii="Arial" w:cs="Arial" w:eastAsia="Arial" w:hAnsi="Arial"/>
+            <w:color w:val="1F6B75"/>
+            <w:sz w:val="14"/>
+            <w:szCs w:val="14"/>
+            <w:u w:val="single" w:color="1F6B75"/>
+          </w:rPr>
+          <w:t xml:space="preserve">https://creativecommons.org/licenses/by-nc/4.0/</w:t>
+        </w:r>
+      </w:hyperlink>
+      <w:r>
+        <w:rPr>
+          <w:rFonts w:ascii="Arial" w:cs="Arial" w:eastAsia="Arial" w:hAnsi="Arial"/>
+          <w:color w:val="666666"/>
+          <w:sz w:val="14"/>
+          <w:szCs w:val="14"/>
+        </w:rPr>
+        <w:t xml:space="preserve">).</w:t>
+      </w:r>
+    </w:p>
     <w:p>
       <w:r>
         <w:br w:type="page"/>
@@ -17545,7 +18011,7 @@
             <w:pPr>
               <w:spacing w:after="20" w:before="0"/>
             </w:pPr>
-            <w:hyperlink w:history="1" r:id="rId4gz9oz17btl_v2fwdl8_r">
+            <w:hyperlink w:history="1" r:id="rIdxcdbjlh1j3qj3sfz902hx">
               <w:r>
                 <w:rPr>
                   <w:rFonts w:ascii="Arial" w:cs="Arial" w:eastAsia="Arial" w:hAnsi="Arial"/>
@@ -17578,7 +18044,7 @@
               <w:spacing w:after="10" w:before="0"/>
               <w:ind w:left="120"/>
             </w:pPr>
-            <w:hyperlink w:history="1" r:id="rIdvxry03anszm6jpbtigfgq">
+            <w:hyperlink w:history="1" r:id="rIdnunywwkeb_x4oat5xgz-0">
               <w:r>
                 <w:rPr>
                   <w:rFonts w:ascii="Arial" w:cs="Arial" w:eastAsia="Arial" w:hAnsi="Arial"/>
@@ -17623,7 +18089,7 @@
             <w:pPr>
               <w:spacing w:after="20" w:before="0"/>
             </w:pPr>
-            <w:hyperlink w:history="1" r:id="rIdm4it0rgwt49ki6iuzr-vg">
+            <w:hyperlink w:history="1" r:id="rIdbifmskkgnljhsy0cbgtv-">
               <w:r>
                 <w:rPr>
                   <w:rFonts w:ascii="Arial" w:cs="Arial" w:eastAsia="Arial" w:hAnsi="Arial"/>
@@ -17656,7 +18122,7 @@
               <w:spacing w:after="10" w:before="0"/>
               <w:ind w:left="120"/>
             </w:pPr>
-            <w:hyperlink w:history="1" r:id="rIdkvyddpbhr9rp4pzlbwjat">
+            <w:hyperlink w:history="1" r:id="rIds-nvzkrrexhlmrawrt5eu">
               <w:r>
                 <w:rPr>
                   <w:rFonts w:ascii="Arial" w:cs="Arial" w:eastAsia="Arial" w:hAnsi="Arial"/>
@@ -17851,7 +18317,7 @@
             <w:pPr>
               <w:spacing w:after="20" w:before="0"/>
             </w:pPr>
-            <w:hyperlink w:history="1" r:id="rIdx_4bzodijxjsxn1ojeixi">
+            <w:hyperlink w:history="1" r:id="rIdc9_yw30xbpw6fzp2wvrwn">
               <w:r>
                 <w:rPr>
                   <w:rFonts w:ascii="Arial" w:cs="Arial" w:eastAsia="Arial" w:hAnsi="Arial"/>
@@ -17884,7 +18350,7 @@
               <w:spacing w:after="10" w:before="0"/>
               <w:ind w:left="120"/>
             </w:pPr>
-            <w:hyperlink w:history="1" r:id="rId061gfv6ng6cjqpvndoyze">
+            <w:hyperlink w:history="1" r:id="rId0pq0y2zfzjgpmxwwaqbgd">
               <w:r>
                 <w:rPr>
                   <w:rFonts w:ascii="Arial" w:cs="Arial" w:eastAsia="Arial" w:hAnsi="Arial"/>
@@ -17929,7 +18395,7 @@
             <w:pPr>
               <w:spacing w:after="20" w:before="0"/>
             </w:pPr>
-            <w:hyperlink w:history="1" r:id="rIdfaayvjb6oscxx_4h4arup">
+            <w:hyperlink w:history="1" r:id="rIdh61tcpqm_luei5qpt21ua">
               <w:r>
                 <w:rPr>
                   <w:rFonts w:ascii="Arial" w:cs="Arial" w:eastAsia="Arial" w:hAnsi="Arial"/>
@@ -17962,7 +18428,7 @@
               <w:spacing w:after="10" w:before="0"/>
               <w:ind w:left="120"/>
             </w:pPr>
-            <w:hyperlink w:history="1" r:id="rIdbceiny4bhbuxi_nq0uqca">
+            <w:hyperlink w:history="1" r:id="rIdlfppteumjtyewrsgytlvp">
               <w:r>
                 <w:rPr>
                   <w:rFonts w:ascii="Arial" w:cs="Arial" w:eastAsia="Arial" w:hAnsi="Arial"/>
@@ -18157,7 +18623,7 @@
             <w:pPr>
               <w:spacing w:after="20" w:before="0"/>
             </w:pPr>
-            <w:hyperlink w:history="1" r:id="rIdfsb01jymvd9vzmhnywhlb">
+            <w:hyperlink w:history="1" r:id="rIdfopwqb3fo-fgmoqbydaxj">
               <w:r>
                 <w:rPr>
                   <w:rFonts w:ascii="Arial" w:cs="Arial" w:eastAsia="Arial" w:hAnsi="Arial"/>
@@ -18190,7 +18656,7 @@
               <w:spacing w:after="10" w:before="0"/>
               <w:ind w:left="120"/>
             </w:pPr>
-            <w:hyperlink w:history="1" r:id="rIduugd5a6gjfsdr8tzgo-rt">
+            <w:hyperlink w:history="1" r:id="rIdf8wxdjxk-nldqsyh1oxt6">
               <w:r>
                 <w:rPr>
                   <w:rFonts w:ascii="Arial" w:cs="Arial" w:eastAsia="Arial" w:hAnsi="Arial"/>
@@ -18235,7 +18701,7 @@
             <w:pPr>
               <w:spacing w:after="20" w:before="0"/>
             </w:pPr>
-            <w:hyperlink w:history="1" r:id="rIdp_h9mhhcguuibpc0amuwk">
+            <w:hyperlink w:history="1" r:id="rId8zxhd0jczqh_-lkswftwj">
               <w:r>
                 <w:rPr>
                   <w:rFonts w:ascii="Arial" w:cs="Arial" w:eastAsia="Arial" w:hAnsi="Arial"/>
@@ -18268,7 +18734,7 @@
               <w:spacing w:after="10" w:before="0"/>
               <w:ind w:left="120"/>
             </w:pPr>
-            <w:hyperlink w:history="1" r:id="rId-k7jqaassi-lxrllht83e">
+            <w:hyperlink w:history="1" r:id="rIdcergrbyq3p4f9ios8jacy">
               <w:r>
                 <w:rPr>
                   <w:rFonts w:ascii="Arial" w:cs="Arial" w:eastAsia="Arial" w:hAnsi="Arial"/>
@@ -18463,7 +18929,7 @@
             <w:pPr>
               <w:spacing w:after="20" w:before="0"/>
             </w:pPr>
-            <w:hyperlink w:history="1" r:id="rIdvl9skh18dwcjzzryylvcx">
+            <w:hyperlink w:history="1" r:id="rIdo_bxbog0dkxkiy-35j2zg">
               <w:r>
                 <w:rPr>
                   <w:rFonts w:ascii="Arial" w:cs="Arial" w:eastAsia="Arial" w:hAnsi="Arial"/>
@@ -18496,7 +18962,7 @@
               <w:spacing w:after="10" w:before="0"/>
               <w:ind w:left="120"/>
             </w:pPr>
-            <w:hyperlink w:history="1" r:id="rIdpptwqb4v1v2y-9ejyz3xf">
+            <w:hyperlink w:history="1" r:id="rIdus6cs_n095fogi-8mtwvk">
               <w:r>
                 <w:rPr>
                   <w:rFonts w:ascii="Arial" w:cs="Arial" w:eastAsia="Arial" w:hAnsi="Arial"/>
@@ -18541,7 +19007,7 @@
             <w:pPr>
               <w:spacing w:after="20" w:before="0"/>
             </w:pPr>
-            <w:hyperlink w:history="1" r:id="rIdtnygtz7vookkaiode6fgj">
+            <w:hyperlink w:history="1" r:id="rIdg4wuhbldhwc-iloanp_ck">
               <w:r>
                 <w:rPr>
                   <w:rFonts w:ascii="Arial" w:cs="Arial" w:eastAsia="Arial" w:hAnsi="Arial"/>
@@ -18574,7 +19040,7 @@
               <w:spacing w:after="10" w:before="0"/>
               <w:ind w:left="120"/>
             </w:pPr>
-            <w:hyperlink w:history="1" r:id="rIddw4nejfx0nfd6cyfcbklf">
+            <w:hyperlink w:history="1" r:id="rIdsu5nkcvozqtnqettrbatu">
               <w:r>
                 <w:rPr>
                   <w:rFonts w:ascii="Arial" w:cs="Arial" w:eastAsia="Arial" w:hAnsi="Arial"/>
@@ -18769,7 +19235,7 @@
             <w:pPr>
               <w:spacing w:after="20" w:before="0"/>
             </w:pPr>
-            <w:hyperlink w:history="1" r:id="rId9hnvsuuue5fqtngk6n7bx">
+            <w:hyperlink w:history="1" r:id="rIdovpp_e8xmjkcra1pltcbs">
               <w:r>
                 <w:rPr>
                   <w:rFonts w:ascii="Arial" w:cs="Arial" w:eastAsia="Arial" w:hAnsi="Arial"/>
@@ -18802,7 +19268,7 @@
               <w:spacing w:after="10" w:before="0"/>
               <w:ind w:left="120"/>
             </w:pPr>
-            <w:hyperlink w:history="1" r:id="rIdb42lfo1b5k_qo5rg4m5he">
+            <w:hyperlink w:history="1" r:id="rIdcvx-oz5pac2pgytsaeg25">
               <w:r>
                 <w:rPr>
                   <w:rFonts w:ascii="Arial" w:cs="Arial" w:eastAsia="Arial" w:hAnsi="Arial"/>
@@ -18847,7 +19313,7 @@
             <w:pPr>
               <w:spacing w:after="20" w:before="0"/>
             </w:pPr>
-            <w:hyperlink w:history="1" r:id="rIdvf7wgeb6tnhov9pjfrngx">
+            <w:hyperlink w:history="1" r:id="rIdehubhy7dqdatgmqfx4z71">
               <w:r>
                 <w:rPr>
                   <w:rFonts w:ascii="Arial" w:cs="Arial" w:eastAsia="Arial" w:hAnsi="Arial"/>
@@ -18880,7 +19346,7 @@
               <w:spacing w:after="10" w:before="0"/>
               <w:ind w:left="120"/>
             </w:pPr>
-            <w:hyperlink w:history="1" r:id="rIdw2l2pnvspqovumztgzlke">
+            <w:hyperlink w:history="1" r:id="rIds2rbmzkujs5tooudbk6z6">
               <w:r>
                 <w:rPr>
                   <w:rFonts w:ascii="Arial" w:cs="Arial" w:eastAsia="Arial" w:hAnsi="Arial"/>
@@ -19376,6 +19842,65 @@
         </w:tc>
       </w:tr>
     </w:tbl>
+    <w:p>
+      <w:pPr>
+        <w:pBdr>
+          <w:top w:val="single" w:color="BBBBBB" w:sz="4" w:space="4"/>
+        </w:pBdr>
+        <w:spacing w:after="0" w:before="160"/>
+      </w:pPr>
+      <w:r>
+        <w:rPr>
+          <w:rFonts w:ascii="Arial" w:cs="Arial" w:eastAsia="Arial" w:hAnsi="Arial"/>
+          <w:color w:val="666666"/>
+          <w:sz w:val="14"/>
+          <w:szCs w:val="14"/>
+        </w:rPr>
+        <w:t xml:space="preserve">© 2026 SeaVuria and ARES. Aligned with KICD objectives. Developed by SeaVuria; technical implementation by ARES (with AI assistance from Claude). Licensed under </w:t>
+      </w:r>
+      <w:hyperlink w:history="1" r:id="rIduh8db_bfwtfcbbfi-ocbw">
+        <w:r>
+          <w:rPr>
+            <w:rFonts w:ascii="Arial" w:cs="Arial" w:eastAsia="Arial" w:hAnsi="Arial"/>
+            <w:color w:val="1F6B75"/>
+            <w:sz w:val="14"/>
+            <w:szCs w:val="14"/>
+            <w:u w:val="single" w:color="1F6B75"/>
+          </w:rPr>
+          <w:t xml:space="preserve">CC BY-NC 4.0</w:t>
+        </w:r>
+      </w:hyperlink>
+      <w:r>
+        <w:rPr>
+          <w:rFonts w:ascii="Arial" w:cs="Arial" w:eastAsia="Arial" w:hAnsi="Arial"/>
+          <w:color w:val="666666"/>
+          <w:sz w:val="14"/>
+          <w:szCs w:val="14"/>
+        </w:rPr>
+        <w:t xml:space="preserve"> (</w:t>
+      </w:r>
+      <w:hyperlink w:history="1" r:id="rIdcfbqjpnf-5vt_njbdtxee">
+        <w:r>
+          <w:rPr>
+            <w:rFonts w:ascii="Arial" w:cs="Arial" w:eastAsia="Arial" w:hAnsi="Arial"/>
+            <w:color w:val="1F6B75"/>
+            <w:sz w:val="14"/>
+            <w:szCs w:val="14"/>
+            <w:u w:val="single" w:color="1F6B75"/>
+          </w:rPr>
+          <w:t xml:space="preserve">https://creativecommons.org/licenses/by-nc/4.0/</w:t>
+        </w:r>
+      </w:hyperlink>
+      <w:r>
+        <w:rPr>
+          <w:rFonts w:ascii="Arial" w:cs="Arial" w:eastAsia="Arial" w:hAnsi="Arial"/>
+          <w:color w:val="666666"/>
+          <w:sz w:val="14"/>
+          <w:szCs w:val="14"/>
+        </w:rPr>
+        <w:t xml:space="preserve">).</w:t>
+      </w:r>
+    </w:p>
     <w:p>
       <w:r>
         <w:br w:type="page"/>
@@ -20367,7 +20892,7 @@
             <w:pPr>
               <w:spacing w:after="20" w:before="0"/>
             </w:pPr>
-            <w:hyperlink w:history="1" r:id="rId84-exczpcwjvdvdj5uwhe">
+            <w:hyperlink w:history="1" r:id="rIdzemah4_chu7ahpw6ikyj3">
               <w:r>
                 <w:rPr>
                   <w:rFonts w:ascii="Arial" w:cs="Arial" w:eastAsia="Arial" w:hAnsi="Arial"/>
@@ -20400,7 +20925,7 @@
               <w:spacing w:after="10" w:before="0"/>
               <w:ind w:left="120"/>
             </w:pPr>
-            <w:hyperlink w:history="1" r:id="rId5ni18a7dh9njbxxlq_8og">
+            <w:hyperlink w:history="1" r:id="rIdtuuxdmbmlftcz1r2clv-q">
               <w:r>
                 <w:rPr>
                   <w:rFonts w:ascii="Arial" w:cs="Arial" w:eastAsia="Arial" w:hAnsi="Arial"/>
@@ -20445,7 +20970,7 @@
             <w:pPr>
               <w:spacing w:after="20" w:before="0"/>
             </w:pPr>
-            <w:hyperlink w:history="1" r:id="rIduhb9aejtpdr6kq7g_shz3">
+            <w:hyperlink w:history="1" r:id="rId9smaajir_shzjzvmnzfwu">
               <w:r>
                 <w:rPr>
                   <w:rFonts w:ascii="Arial" w:cs="Arial" w:eastAsia="Arial" w:hAnsi="Arial"/>
@@ -20478,7 +21003,7 @@
               <w:spacing w:after="10" w:before="0"/>
               <w:ind w:left="120"/>
             </w:pPr>
-            <w:hyperlink w:history="1" r:id="rIdhrp2zonoodd-wm905pxjt">
+            <w:hyperlink w:history="1" r:id="rIdtozueh9md2jpjwvybripj">
               <w:r>
                 <w:rPr>
                   <w:rFonts w:ascii="Arial" w:cs="Arial" w:eastAsia="Arial" w:hAnsi="Arial"/>
@@ -20673,7 +21198,7 @@
             <w:pPr>
               <w:spacing w:after="20" w:before="0"/>
             </w:pPr>
-            <w:hyperlink w:history="1" r:id="rIdjhnukdeavsitvybnfst-h">
+            <w:hyperlink w:history="1" r:id="rId7c4hxnzvix78krhzzlhta">
               <w:r>
                 <w:rPr>
                   <w:rFonts w:ascii="Arial" w:cs="Arial" w:eastAsia="Arial" w:hAnsi="Arial"/>
@@ -20706,7 +21231,7 @@
               <w:spacing w:after="10" w:before="0"/>
               <w:ind w:left="120"/>
             </w:pPr>
-            <w:hyperlink w:history="1" r:id="rIdpgin4ngbntknmkr56ljh1">
+            <w:hyperlink w:history="1" r:id="rId2vxzgtfr60m0gjhljclfn">
               <w:r>
                 <w:rPr>
                   <w:rFonts w:ascii="Arial" w:cs="Arial" w:eastAsia="Arial" w:hAnsi="Arial"/>
@@ -20751,7 +21276,7 @@
             <w:pPr>
               <w:spacing w:after="20" w:before="0"/>
             </w:pPr>
-            <w:hyperlink w:history="1" r:id="rId1uzmuhqaprvhcowlneaoy">
+            <w:hyperlink w:history="1" r:id="rIdu-zfd5ipxadhlyfllotxm">
               <w:r>
                 <w:rPr>
                   <w:rFonts w:ascii="Arial" w:cs="Arial" w:eastAsia="Arial" w:hAnsi="Arial"/>
@@ -20784,7 +21309,7 @@
               <w:spacing w:after="10" w:before="0"/>
               <w:ind w:left="120"/>
             </w:pPr>
-            <w:hyperlink w:history="1" r:id="rIdba3omdvuf2l9uugraxsm7">
+            <w:hyperlink w:history="1" r:id="rId-5sarz0fise-5wnkv8-xs">
               <w:r>
                 <w:rPr>
                   <w:rFonts w:ascii="Arial" w:cs="Arial" w:eastAsia="Arial" w:hAnsi="Arial"/>
@@ -20979,7 +21504,7 @@
             <w:pPr>
               <w:spacing w:after="20" w:before="0"/>
             </w:pPr>
-            <w:hyperlink w:history="1" r:id="rIdwu96woqelksy9ix4hdyzo">
+            <w:hyperlink w:history="1" r:id="rIdqurjthk8kau6tzitima1z">
               <w:r>
                 <w:rPr>
                   <w:rFonts w:ascii="Arial" w:cs="Arial" w:eastAsia="Arial" w:hAnsi="Arial"/>
@@ -21012,7 +21537,7 @@
               <w:spacing w:after="10" w:before="0"/>
               <w:ind w:left="120"/>
             </w:pPr>
-            <w:hyperlink w:history="1" r:id="rIdgsrp8s11loamqd6movc4q">
+            <w:hyperlink w:history="1" r:id="rId3zdwpjnog6glwxekxbkby">
               <w:r>
                 <w:rPr>
                   <w:rFonts w:ascii="Arial" w:cs="Arial" w:eastAsia="Arial" w:hAnsi="Arial"/>
@@ -21057,7 +21582,7 @@
             <w:pPr>
               <w:spacing w:after="20" w:before="0"/>
             </w:pPr>
-            <w:hyperlink w:history="1" r:id="rIdisf5igneuxiruvb3nsuwu">
+            <w:hyperlink w:history="1" r:id="rIdybc84mg_sdd5nbh8amlpf">
               <w:r>
                 <w:rPr>
                   <w:rFonts w:ascii="Arial" w:cs="Arial" w:eastAsia="Arial" w:hAnsi="Arial"/>
@@ -21090,7 +21615,7 @@
               <w:spacing w:after="10" w:before="0"/>
               <w:ind w:left="120"/>
             </w:pPr>
-            <w:hyperlink w:history="1" r:id="rIdtygvbstq4nlhq2tvxaalb">
+            <w:hyperlink w:history="1" r:id="rId56snyfnbfkhq3h2gjyqz2">
               <w:r>
                 <w:rPr>
                   <w:rFonts w:ascii="Arial" w:cs="Arial" w:eastAsia="Arial" w:hAnsi="Arial"/>
@@ -21285,7 +21810,7 @@
             <w:pPr>
               <w:spacing w:after="20" w:before="0"/>
             </w:pPr>
-            <w:hyperlink w:history="1" r:id="rId39hvgwxmhjpbnrkutrif5">
+            <w:hyperlink w:history="1" r:id="rIdhmjwjd28pl69ffle_0xcc">
               <w:r>
                 <w:rPr>
                   <w:rFonts w:ascii="Arial" w:cs="Arial" w:eastAsia="Arial" w:hAnsi="Arial"/>
@@ -21318,7 +21843,7 @@
               <w:spacing w:after="10" w:before="0"/>
               <w:ind w:left="120"/>
             </w:pPr>
-            <w:hyperlink w:history="1" r:id="rIdl4p_kjz9zppf9zyobqql0">
+            <w:hyperlink w:history="1" r:id="rIdscma285js76nmshl1oisk">
               <w:r>
                 <w:rPr>
                   <w:rFonts w:ascii="Arial" w:cs="Arial" w:eastAsia="Arial" w:hAnsi="Arial"/>
@@ -21363,7 +21888,7 @@
             <w:pPr>
               <w:spacing w:after="20" w:before="0"/>
             </w:pPr>
-            <w:hyperlink w:history="1" r:id="rIdpc2iyb92mwoxe1ayhidpc">
+            <w:hyperlink w:history="1" r:id="rIdxha-n8jr2tyxyoyjwulxv">
               <w:r>
                 <w:rPr>
                   <w:rFonts w:ascii="Arial" w:cs="Arial" w:eastAsia="Arial" w:hAnsi="Arial"/>
@@ -21396,7 +21921,7 @@
               <w:spacing w:after="10" w:before="0"/>
               <w:ind w:left="120"/>
             </w:pPr>
-            <w:hyperlink w:history="1" r:id="rId9jz5hf083njdqooyqn7dj">
+            <w:hyperlink w:history="1" r:id="rIdi4b8p2krb3oj9aiikvw5y">
               <w:r>
                 <w:rPr>
                   <w:rFonts w:ascii="Arial" w:cs="Arial" w:eastAsia="Arial" w:hAnsi="Arial"/>
@@ -21591,7 +22116,7 @@
             <w:pPr>
               <w:spacing w:after="20" w:before="0"/>
             </w:pPr>
-            <w:hyperlink w:history="1" r:id="rIdrvy2rlluxoqyu5v90cprt">
+            <w:hyperlink w:history="1" r:id="rIda2kv3tnwzns9ul39if3ze">
               <w:r>
                 <w:rPr>
                   <w:rFonts w:ascii="Arial" w:cs="Arial" w:eastAsia="Arial" w:hAnsi="Arial"/>
@@ -21624,7 +22149,7 @@
               <w:spacing w:after="10" w:before="0"/>
               <w:ind w:left="120"/>
             </w:pPr>
-            <w:hyperlink w:history="1" r:id="rIdejuliq23bfxumnjhpmuqm">
+            <w:hyperlink w:history="1" r:id="rIdish3-hlrkniiiupllwpbh">
               <w:r>
                 <w:rPr>
                   <w:rFonts w:ascii="Arial" w:cs="Arial" w:eastAsia="Arial" w:hAnsi="Arial"/>
@@ -21669,7 +22194,7 @@
             <w:pPr>
               <w:spacing w:after="20" w:before="0"/>
             </w:pPr>
-            <w:hyperlink w:history="1" r:id="rId5drihzwnsd716fwrwu0ri">
+            <w:hyperlink w:history="1" r:id="rIdri__ruffksvgbrij5yivl">
               <w:r>
                 <w:rPr>
                   <w:rFonts w:ascii="Arial" w:cs="Arial" w:eastAsia="Arial" w:hAnsi="Arial"/>
@@ -21702,7 +22227,7 @@
               <w:spacing w:after="10" w:before="0"/>
               <w:ind w:left="120"/>
             </w:pPr>
-            <w:hyperlink w:history="1" r:id="rIdo9lco4frus9sq9xsco2i0">
+            <w:hyperlink w:history="1" r:id="rIdlkkqwbfq5tjasjbodswxu">
               <w:r>
                 <w:rPr>
                   <w:rFonts w:ascii="Arial" w:cs="Arial" w:eastAsia="Arial" w:hAnsi="Arial"/>
@@ -22198,6 +22723,65 @@
         </w:tc>
       </w:tr>
     </w:tbl>
+    <w:p>
+      <w:pPr>
+        <w:pBdr>
+          <w:top w:val="single" w:color="BBBBBB" w:sz="4" w:space="4"/>
+        </w:pBdr>
+        <w:spacing w:after="0" w:before="160"/>
+      </w:pPr>
+      <w:r>
+        <w:rPr>
+          <w:rFonts w:ascii="Arial" w:cs="Arial" w:eastAsia="Arial" w:hAnsi="Arial"/>
+          <w:color w:val="666666"/>
+          <w:sz w:val="14"/>
+          <w:szCs w:val="14"/>
+        </w:rPr>
+        <w:t xml:space="preserve">© 2026 SeaVuria and ARES. Aligned with KICD objectives. Developed by SeaVuria; technical implementation by ARES (with AI assistance from Claude). Licensed under </w:t>
+      </w:r>
+      <w:hyperlink w:history="1" r:id="rIdz3wm9_zuol25j8cw5javk">
+        <w:r>
+          <w:rPr>
+            <w:rFonts w:ascii="Arial" w:cs="Arial" w:eastAsia="Arial" w:hAnsi="Arial"/>
+            <w:color w:val="1F6B75"/>
+            <w:sz w:val="14"/>
+            <w:szCs w:val="14"/>
+            <w:u w:val="single" w:color="1F6B75"/>
+          </w:rPr>
+          <w:t xml:space="preserve">CC BY-NC 4.0</w:t>
+        </w:r>
+      </w:hyperlink>
+      <w:r>
+        <w:rPr>
+          <w:rFonts w:ascii="Arial" w:cs="Arial" w:eastAsia="Arial" w:hAnsi="Arial"/>
+          <w:color w:val="666666"/>
+          <w:sz w:val="14"/>
+          <w:szCs w:val="14"/>
+        </w:rPr>
+        <w:t xml:space="preserve"> (</w:t>
+      </w:r>
+      <w:hyperlink w:history="1" r:id="rId7xojsv49ont7yqt0anahn">
+        <w:r>
+          <w:rPr>
+            <w:rFonts w:ascii="Arial" w:cs="Arial" w:eastAsia="Arial" w:hAnsi="Arial"/>
+            <w:color w:val="1F6B75"/>
+            <w:sz w:val="14"/>
+            <w:szCs w:val="14"/>
+            <w:u w:val="single" w:color="1F6B75"/>
+          </w:rPr>
+          <w:t xml:space="preserve">https://creativecommons.org/licenses/by-nc/4.0/</w:t>
+        </w:r>
+      </w:hyperlink>
+      <w:r>
+        <w:rPr>
+          <w:rFonts w:ascii="Arial" w:cs="Arial" w:eastAsia="Arial" w:hAnsi="Arial"/>
+          <w:color w:val="666666"/>
+          <w:sz w:val="14"/>
+          <w:szCs w:val="14"/>
+        </w:rPr>
+        <w:t xml:space="preserve">).</w:t>
+      </w:r>
+    </w:p>
     <w:p>
       <w:r>
         <w:br w:type="page"/>
@@ -23189,7 +23773,7 @@
             <w:pPr>
               <w:spacing w:after="20" w:before="0"/>
             </w:pPr>
-            <w:hyperlink w:history="1" r:id="rIds1-cixlkmmcnrl1fignlj">
+            <w:hyperlink w:history="1" r:id="rIddfmd1scsvggpxntf_kyoj">
               <w:r>
                 <w:rPr>
                   <w:rFonts w:ascii="Arial" w:cs="Arial" w:eastAsia="Arial" w:hAnsi="Arial"/>
@@ -23222,7 +23806,7 @@
               <w:spacing w:after="10" w:before="0"/>
               <w:ind w:left="120"/>
             </w:pPr>
-            <w:hyperlink w:history="1" r:id="rId_9zoqmte6ms4e7dmc5coc">
+            <w:hyperlink w:history="1" r:id="rIdklhvrie3i0jchulpt5j79">
               <w:r>
                 <w:rPr>
                   <w:rFonts w:ascii="Arial" w:cs="Arial" w:eastAsia="Arial" w:hAnsi="Arial"/>
@@ -23267,7 +23851,7 @@
             <w:pPr>
               <w:spacing w:after="20" w:before="0"/>
             </w:pPr>
-            <w:hyperlink w:history="1" r:id="rIdsjwz3rpxcs-viq4h4tpbq">
+            <w:hyperlink w:history="1" r:id="rIdwul5wqrf0aozosujdi4ra">
               <w:r>
                 <w:rPr>
                   <w:rFonts w:ascii="Arial" w:cs="Arial" w:eastAsia="Arial" w:hAnsi="Arial"/>
@@ -23300,7 +23884,7 @@
               <w:spacing w:after="10" w:before="0"/>
               <w:ind w:left="120"/>
             </w:pPr>
-            <w:hyperlink w:history="1" r:id="rIds2yvz4qcwn9ukpnbk4qil">
+            <w:hyperlink w:history="1" r:id="rIdzb_n7dugkctyfdo9-zagp">
               <w:r>
                 <w:rPr>
                   <w:rFonts w:ascii="Arial" w:cs="Arial" w:eastAsia="Arial" w:hAnsi="Arial"/>
@@ -23495,7 +24079,7 @@
             <w:pPr>
               <w:spacing w:after="20" w:before="0"/>
             </w:pPr>
-            <w:hyperlink w:history="1" r:id="rIdlzcmrjk_hbilzuu3h_ypm">
+            <w:hyperlink w:history="1" r:id="rIdeewmw8p6htlplipi1quts">
               <w:r>
                 <w:rPr>
                   <w:rFonts w:ascii="Arial" w:cs="Arial" w:eastAsia="Arial" w:hAnsi="Arial"/>
@@ -23528,7 +24112,7 @@
               <w:spacing w:after="10" w:before="0"/>
               <w:ind w:left="120"/>
             </w:pPr>
-            <w:hyperlink w:history="1" r:id="rIdxew86mk3srqaxu0y7xwyi">
+            <w:hyperlink w:history="1" r:id="rId0gcjaecjylo6-kdhtw9xh">
               <w:r>
                 <w:rPr>
                   <w:rFonts w:ascii="Arial" w:cs="Arial" w:eastAsia="Arial" w:hAnsi="Arial"/>
@@ -23573,7 +24157,7 @@
             <w:pPr>
               <w:spacing w:after="20" w:before="0"/>
             </w:pPr>
-            <w:hyperlink w:history="1" r:id="rIdl2o1jiayzyd97g-xdgo5g">
+            <w:hyperlink w:history="1" r:id="rIdtq-1v97ymi8mjbk4kdsuj">
               <w:r>
                 <w:rPr>
                   <w:rFonts w:ascii="Arial" w:cs="Arial" w:eastAsia="Arial" w:hAnsi="Arial"/>
@@ -23606,7 +24190,7 @@
               <w:spacing w:after="10" w:before="0"/>
               <w:ind w:left="120"/>
             </w:pPr>
-            <w:hyperlink w:history="1" r:id="rIdza9ddpuyyd0lfn7eomw-k">
+            <w:hyperlink w:history="1" r:id="rIdssmp0nuevjpvl623ds2_w">
               <w:r>
                 <w:rPr>
                   <w:rFonts w:ascii="Arial" w:cs="Arial" w:eastAsia="Arial" w:hAnsi="Arial"/>
@@ -23801,7 +24385,7 @@
             <w:pPr>
               <w:spacing w:after="20" w:before="0"/>
             </w:pPr>
-            <w:hyperlink w:history="1" r:id="rIdjiosbgmugxmsl75e3cobd">
+            <w:hyperlink w:history="1" r:id="rIdyhxcx7kehdxhbaowvf3-o">
               <w:r>
                 <w:rPr>
                   <w:rFonts w:ascii="Arial" w:cs="Arial" w:eastAsia="Arial" w:hAnsi="Arial"/>
@@ -23834,7 +24418,7 @@
               <w:spacing w:after="10" w:before="0"/>
               <w:ind w:left="120"/>
             </w:pPr>
-            <w:hyperlink w:history="1" r:id="rId37rccssrjcwlu7wewexse">
+            <w:hyperlink w:history="1" r:id="rIdekpkknvkospaw6z1znwa3">
               <w:r>
                 <w:rPr>
                   <w:rFonts w:ascii="Arial" w:cs="Arial" w:eastAsia="Arial" w:hAnsi="Arial"/>
@@ -23879,7 +24463,7 @@
             <w:pPr>
               <w:spacing w:after="20" w:before="0"/>
             </w:pPr>
-            <w:hyperlink w:history="1" r:id="rIdlcg4nvtwzkochzocsdxzo">
+            <w:hyperlink w:history="1" r:id="rIdqg2nehfb0i8otpygxmu4v">
               <w:r>
                 <w:rPr>
                   <w:rFonts w:ascii="Arial" w:cs="Arial" w:eastAsia="Arial" w:hAnsi="Arial"/>
@@ -23912,7 +24496,7 @@
               <w:spacing w:after="10" w:before="0"/>
               <w:ind w:left="120"/>
             </w:pPr>
-            <w:hyperlink w:history="1" r:id="rIdfwsmhqa4b2eeskeefisoz">
+            <w:hyperlink w:history="1" r:id="rIdb4hrig2mzhttg3_-ds7tx">
               <w:r>
                 <w:rPr>
                   <w:rFonts w:ascii="Arial" w:cs="Arial" w:eastAsia="Arial" w:hAnsi="Arial"/>
@@ -24107,7 +24691,7 @@
             <w:pPr>
               <w:spacing w:after="20" w:before="0"/>
             </w:pPr>
-            <w:hyperlink w:history="1" r:id="rIdhwb7mqmete9_fspyn8oyf">
+            <w:hyperlink w:history="1" r:id="rIdhxz9risqgnrsokkocqnnf">
               <w:r>
                 <w:rPr>
                   <w:rFonts w:ascii="Arial" w:cs="Arial" w:eastAsia="Arial" w:hAnsi="Arial"/>
@@ -24140,7 +24724,7 @@
               <w:spacing w:after="10" w:before="0"/>
               <w:ind w:left="120"/>
             </w:pPr>
-            <w:hyperlink w:history="1" r:id="rId1fkcyqujmzbhfnmzpnzm2">
+            <w:hyperlink w:history="1" r:id="rId0xqwio1sb8emvttunyzst">
               <w:r>
                 <w:rPr>
                   <w:rFonts w:ascii="Arial" w:cs="Arial" w:eastAsia="Arial" w:hAnsi="Arial"/>
@@ -24185,7 +24769,7 @@
             <w:pPr>
               <w:spacing w:after="20" w:before="0"/>
             </w:pPr>
-            <w:hyperlink w:history="1" r:id="rIdbk9ilutylfrjdnzet3pnd">
+            <w:hyperlink w:history="1" r:id="rIdm1c8_2jezf77apxtmfkgb">
               <w:r>
                 <w:rPr>
                   <w:rFonts w:ascii="Arial" w:cs="Arial" w:eastAsia="Arial" w:hAnsi="Arial"/>
@@ -24218,7 +24802,7 @@
               <w:spacing w:after="10" w:before="0"/>
               <w:ind w:left="120"/>
             </w:pPr>
-            <w:hyperlink w:history="1" r:id="rIdfl3g7znnoknatv2v_evkf">
+            <w:hyperlink w:history="1" r:id="rId9-eowpriagiqn9lpqbv-o">
               <w:r>
                 <w:rPr>
                   <w:rFonts w:ascii="Arial" w:cs="Arial" w:eastAsia="Arial" w:hAnsi="Arial"/>
@@ -24413,7 +24997,7 @@
             <w:pPr>
               <w:spacing w:after="20" w:before="0"/>
             </w:pPr>
-            <w:hyperlink w:history="1" r:id="rId5smxidhodbtajpsi-fqa7">
+            <w:hyperlink w:history="1" r:id="rIdj2vd3vmuu2wvkzjhekduq">
               <w:r>
                 <w:rPr>
                   <w:rFonts w:ascii="Arial" w:cs="Arial" w:eastAsia="Arial" w:hAnsi="Arial"/>
@@ -24446,7 +25030,7 @@
               <w:spacing w:after="10" w:before="0"/>
               <w:ind w:left="120"/>
             </w:pPr>
-            <w:hyperlink w:history="1" r:id="rIdx7j-8p6ycmpvvywsmzu0h">
+            <w:hyperlink w:history="1" r:id="rIdjdejnzsza9re6vua2efpz">
               <w:r>
                 <w:rPr>
                   <w:rFonts w:ascii="Arial" w:cs="Arial" w:eastAsia="Arial" w:hAnsi="Arial"/>
@@ -24491,7 +25075,7 @@
             <w:pPr>
               <w:spacing w:after="20" w:before="0"/>
             </w:pPr>
-            <w:hyperlink w:history="1" r:id="rIdaeolsljf4pcoxzmsq9xzz">
+            <w:hyperlink w:history="1" r:id="rIdpsffw7vimia0mqrpmpzml">
               <w:r>
                 <w:rPr>
                   <w:rFonts w:ascii="Arial" w:cs="Arial" w:eastAsia="Arial" w:hAnsi="Arial"/>
@@ -24524,7 +25108,7 @@
               <w:spacing w:after="10" w:before="0"/>
               <w:ind w:left="120"/>
             </w:pPr>
-            <w:hyperlink w:history="1" r:id="rIdijpkwsvthov38uhm60sid">
+            <w:hyperlink w:history="1" r:id="rIdz3x1q8alg_d3kvlmcm_mq">
               <w:r>
                 <w:rPr>
                   <w:rFonts w:ascii="Arial" w:cs="Arial" w:eastAsia="Arial" w:hAnsi="Arial"/>
@@ -25020,6 +25604,65 @@
         </w:tc>
       </w:tr>
     </w:tbl>
+    <w:p>
+      <w:pPr>
+        <w:pBdr>
+          <w:top w:val="single" w:color="BBBBBB" w:sz="4" w:space="4"/>
+        </w:pBdr>
+        <w:spacing w:after="0" w:before="160"/>
+      </w:pPr>
+      <w:r>
+        <w:rPr>
+          <w:rFonts w:ascii="Arial" w:cs="Arial" w:eastAsia="Arial" w:hAnsi="Arial"/>
+          <w:color w:val="666666"/>
+          <w:sz w:val="14"/>
+          <w:szCs w:val="14"/>
+        </w:rPr>
+        <w:t xml:space="preserve">© 2026 SeaVuria and ARES. Aligned with KICD objectives. Developed by SeaVuria; technical implementation by ARES (with AI assistance from Claude). Licensed under </w:t>
+      </w:r>
+      <w:hyperlink w:history="1" r:id="rIdyzkwhhdpgudep--rwtk36">
+        <w:r>
+          <w:rPr>
+            <w:rFonts w:ascii="Arial" w:cs="Arial" w:eastAsia="Arial" w:hAnsi="Arial"/>
+            <w:color w:val="1F6B75"/>
+            <w:sz w:val="14"/>
+            <w:szCs w:val="14"/>
+            <w:u w:val="single" w:color="1F6B75"/>
+          </w:rPr>
+          <w:t xml:space="preserve">CC BY-NC 4.0</w:t>
+        </w:r>
+      </w:hyperlink>
+      <w:r>
+        <w:rPr>
+          <w:rFonts w:ascii="Arial" w:cs="Arial" w:eastAsia="Arial" w:hAnsi="Arial"/>
+          <w:color w:val="666666"/>
+          <w:sz w:val="14"/>
+          <w:szCs w:val="14"/>
+        </w:rPr>
+        <w:t xml:space="preserve"> (</w:t>
+      </w:r>
+      <w:hyperlink w:history="1" r:id="rIdjtnz8pcitfve1w9cz7_wx">
+        <w:r>
+          <w:rPr>
+            <w:rFonts w:ascii="Arial" w:cs="Arial" w:eastAsia="Arial" w:hAnsi="Arial"/>
+            <w:color w:val="1F6B75"/>
+            <w:sz w:val="14"/>
+            <w:szCs w:val="14"/>
+            <w:u w:val="single" w:color="1F6B75"/>
+          </w:rPr>
+          <w:t xml:space="preserve">https://creativecommons.org/licenses/by-nc/4.0/</w:t>
+        </w:r>
+      </w:hyperlink>
+      <w:r>
+        <w:rPr>
+          <w:rFonts w:ascii="Arial" w:cs="Arial" w:eastAsia="Arial" w:hAnsi="Arial"/>
+          <w:color w:val="666666"/>
+          <w:sz w:val="14"/>
+          <w:szCs w:val="14"/>
+        </w:rPr>
+        <w:t xml:space="preserve">).</w:t>
+      </w:r>
+    </w:p>
     <w:p>
       <w:r>
         <w:br w:type="page"/>
@@ -26011,7 +26654,7 @@
             <w:pPr>
               <w:spacing w:after="20" w:before="0"/>
             </w:pPr>
-            <w:hyperlink w:history="1" r:id="rId3qrqzkvavolabpcs1pftk">
+            <w:hyperlink w:history="1" r:id="rIdm2txwixkescnwgkdpmrnb">
               <w:r>
                 <w:rPr>
                   <w:rFonts w:ascii="Arial" w:cs="Arial" w:eastAsia="Arial" w:hAnsi="Arial"/>
@@ -26044,7 +26687,7 @@
               <w:spacing w:after="10" w:before="0"/>
               <w:ind w:left="120"/>
             </w:pPr>
-            <w:hyperlink w:history="1" r:id="rIdjggnsevalt-wntemhemts">
+            <w:hyperlink w:history="1" r:id="rIdb8vus2g06zygbbjpy3qcr">
               <w:r>
                 <w:rPr>
                   <w:rFonts w:ascii="Arial" w:cs="Arial" w:eastAsia="Arial" w:hAnsi="Arial"/>
@@ -26089,7 +26732,7 @@
             <w:pPr>
               <w:spacing w:after="20" w:before="0"/>
             </w:pPr>
-            <w:hyperlink w:history="1" r:id="rId-gxtqaqlo2-exj0wnlkrz">
+            <w:hyperlink w:history="1" r:id="rId77bl1iozjb418xmpeosid">
               <w:r>
                 <w:rPr>
                   <w:rFonts w:ascii="Arial" w:cs="Arial" w:eastAsia="Arial" w:hAnsi="Arial"/>
@@ -26122,7 +26765,7 @@
               <w:spacing w:after="10" w:before="0"/>
               <w:ind w:left="120"/>
             </w:pPr>
-            <w:hyperlink w:history="1" r:id="rIdhond4o3l4nttn7tjzxo5x">
+            <w:hyperlink w:history="1" r:id="rIdqoac9ye07da5lyhfceo05">
               <w:r>
                 <w:rPr>
                   <w:rFonts w:ascii="Arial" w:cs="Arial" w:eastAsia="Arial" w:hAnsi="Arial"/>
@@ -26317,7 +26960,7 @@
             <w:pPr>
               <w:spacing w:after="20" w:before="0"/>
             </w:pPr>
-            <w:hyperlink w:history="1" r:id="rIdtx3rd5bu_oh3vkiv7waxr">
+            <w:hyperlink w:history="1" r:id="rIdzmjs8qs6n2cso2yd4-0kj">
               <w:r>
                 <w:rPr>
                   <w:rFonts w:ascii="Arial" w:cs="Arial" w:eastAsia="Arial" w:hAnsi="Arial"/>
@@ -26350,7 +26993,7 @@
               <w:spacing w:after="10" w:before="0"/>
               <w:ind w:left="120"/>
             </w:pPr>
-            <w:hyperlink w:history="1" r:id="rIdojcohsjhqvv_tj35-yesg">
+            <w:hyperlink w:history="1" r:id="rId4mnvuml3wo0ebtl_bfwff">
               <w:r>
                 <w:rPr>
                   <w:rFonts w:ascii="Arial" w:cs="Arial" w:eastAsia="Arial" w:hAnsi="Arial"/>
@@ -26395,7 +27038,7 @@
             <w:pPr>
               <w:spacing w:after="20" w:before="0"/>
             </w:pPr>
-            <w:hyperlink w:history="1" r:id="rIdmxjabjdt8_lb7knir8sht">
+            <w:hyperlink w:history="1" r:id="rIdyhelhviant71qzw-iojyv">
               <w:r>
                 <w:rPr>
                   <w:rFonts w:ascii="Arial" w:cs="Arial" w:eastAsia="Arial" w:hAnsi="Arial"/>
@@ -26428,7 +27071,7 @@
               <w:spacing w:after="10" w:before="0"/>
               <w:ind w:left="120"/>
             </w:pPr>
-            <w:hyperlink w:history="1" r:id="rIdolk-zflnzmzhwoo9c2cam">
+            <w:hyperlink w:history="1" r:id="rId52sdhs-kcqr1uly7blmay">
               <w:r>
                 <w:rPr>
                   <w:rFonts w:ascii="Arial" w:cs="Arial" w:eastAsia="Arial" w:hAnsi="Arial"/>
@@ -26623,7 +27266,7 @@
             <w:pPr>
               <w:spacing w:after="20" w:before="0"/>
             </w:pPr>
-            <w:hyperlink w:history="1" r:id="rIdgymzcowkzrsgvf7zvhoaj">
+            <w:hyperlink w:history="1" r:id="rIdnfnnrank8uula2p5lbgnl">
               <w:r>
                 <w:rPr>
                   <w:rFonts w:ascii="Arial" w:cs="Arial" w:eastAsia="Arial" w:hAnsi="Arial"/>
@@ -26656,7 +27299,7 @@
               <w:spacing w:after="10" w:before="0"/>
               <w:ind w:left="120"/>
             </w:pPr>
-            <w:hyperlink w:history="1" r:id="rIdlhn3xix1nlwvr2l1nlvsx">
+            <w:hyperlink w:history="1" r:id="rId9csrtw6qkbffaxluzoyee">
               <w:r>
                 <w:rPr>
                   <w:rFonts w:ascii="Arial" w:cs="Arial" w:eastAsia="Arial" w:hAnsi="Arial"/>
@@ -26701,7 +27344,7 @@
             <w:pPr>
               <w:spacing w:after="20" w:before="0"/>
             </w:pPr>
-            <w:hyperlink w:history="1" r:id="rIdg211d6kqdrfk8ma6vjr32">
+            <w:hyperlink w:history="1" r:id="rIdi7z5doy5wlrsirt7nuyxl">
               <w:r>
                 <w:rPr>
                   <w:rFonts w:ascii="Arial" w:cs="Arial" w:eastAsia="Arial" w:hAnsi="Arial"/>
@@ -26734,7 +27377,7 @@
               <w:spacing w:after="10" w:before="0"/>
               <w:ind w:left="120"/>
             </w:pPr>
-            <w:hyperlink w:history="1" r:id="rIdyj33cegbfmrjm-gs8wp8s">
+            <w:hyperlink w:history="1" r:id="rIdmwruhdlcc2wplrz9usoxh">
               <w:r>
                 <w:rPr>
                   <w:rFonts w:ascii="Arial" w:cs="Arial" w:eastAsia="Arial" w:hAnsi="Arial"/>
@@ -26929,7 +27572,7 @@
             <w:pPr>
               <w:spacing w:after="20" w:before="0"/>
             </w:pPr>
-            <w:hyperlink w:history="1" r:id="rIdrem9r8p2t01agqgdrejum">
+            <w:hyperlink w:history="1" r:id="rIdhic7nqbjio0urfxhjw4rb">
               <w:r>
                 <w:rPr>
                   <w:rFonts w:ascii="Arial" w:cs="Arial" w:eastAsia="Arial" w:hAnsi="Arial"/>
@@ -26962,7 +27605,7 @@
               <w:spacing w:after="10" w:before="0"/>
               <w:ind w:left="120"/>
             </w:pPr>
-            <w:hyperlink w:history="1" r:id="rIdcgu6khuuqnthazjmf_djk">
+            <w:hyperlink w:history="1" r:id="rIdoczbelutw21pa2wmdyxap">
               <w:r>
                 <w:rPr>
                   <w:rFonts w:ascii="Arial" w:cs="Arial" w:eastAsia="Arial" w:hAnsi="Arial"/>
@@ -27007,7 +27650,7 @@
             <w:pPr>
               <w:spacing w:after="20" w:before="0"/>
             </w:pPr>
-            <w:hyperlink w:history="1" r:id="rId25ec4dmeogojpnfhmacdd">
+            <w:hyperlink w:history="1" r:id="rIdgmvy0b0tropseveddj-zs">
               <w:r>
                 <w:rPr>
                   <w:rFonts w:ascii="Arial" w:cs="Arial" w:eastAsia="Arial" w:hAnsi="Arial"/>
@@ -27040,7 +27683,7 @@
               <w:spacing w:after="10" w:before="0"/>
               <w:ind w:left="120"/>
             </w:pPr>
-            <w:hyperlink w:history="1" r:id="rIdw6vbkr6fullds0gz55eyb">
+            <w:hyperlink w:history="1" r:id="rIdppwtqu0kbqfawzelh1nbk">
               <w:r>
                 <w:rPr>
                   <w:rFonts w:ascii="Arial" w:cs="Arial" w:eastAsia="Arial" w:hAnsi="Arial"/>
@@ -27235,7 +27878,7 @@
             <w:pPr>
               <w:spacing w:after="20" w:before="0"/>
             </w:pPr>
-            <w:hyperlink w:history="1" r:id="rIdh_njygkpbmdnqrcmgr6wa">
+            <w:hyperlink w:history="1" r:id="rIdpn6i1oreg3u1sksj0f9ip">
               <w:r>
                 <w:rPr>
                   <w:rFonts w:ascii="Arial" w:cs="Arial" w:eastAsia="Arial" w:hAnsi="Arial"/>
@@ -27268,7 +27911,7 @@
               <w:spacing w:after="10" w:before="0"/>
               <w:ind w:left="120"/>
             </w:pPr>
-            <w:hyperlink w:history="1" r:id="rIdzssm1ccepcdjj_hpyfqww">
+            <w:hyperlink w:history="1" r:id="rIdackqko5wnhm7nkfez9mdg">
               <w:r>
                 <w:rPr>
                   <w:rFonts w:ascii="Arial" w:cs="Arial" w:eastAsia="Arial" w:hAnsi="Arial"/>
@@ -27313,7 +27956,7 @@
             <w:pPr>
               <w:spacing w:after="20" w:before="0"/>
             </w:pPr>
-            <w:hyperlink w:history="1" r:id="rIdpydkpln4kmavwc7__w5gc">
+            <w:hyperlink w:history="1" r:id="rId8300jpuyrz_r9z5k4d_z4">
               <w:r>
                 <w:rPr>
                   <w:rFonts w:ascii="Arial" w:cs="Arial" w:eastAsia="Arial" w:hAnsi="Arial"/>
@@ -27346,7 +27989,7 @@
               <w:spacing w:after="10" w:before="0"/>
               <w:ind w:left="120"/>
             </w:pPr>
-            <w:hyperlink w:history="1" r:id="rIdvfwbka_dtd8bks-md_n0m">
+            <w:hyperlink w:history="1" r:id="rId-zra_jf_jhjxvszz24amm">
               <w:r>
                 <w:rPr>
                   <w:rFonts w:ascii="Arial" w:cs="Arial" w:eastAsia="Arial" w:hAnsi="Arial"/>
@@ -27842,6 +28485,65 @@
         </w:tc>
       </w:tr>
     </w:tbl>
+    <w:p>
+      <w:pPr>
+        <w:pBdr>
+          <w:top w:val="single" w:color="BBBBBB" w:sz="4" w:space="4"/>
+        </w:pBdr>
+        <w:spacing w:after="0" w:before="160"/>
+      </w:pPr>
+      <w:r>
+        <w:rPr>
+          <w:rFonts w:ascii="Arial" w:cs="Arial" w:eastAsia="Arial" w:hAnsi="Arial"/>
+          <w:color w:val="666666"/>
+          <w:sz w:val="14"/>
+          <w:szCs w:val="14"/>
+        </w:rPr>
+        <w:t xml:space="preserve">© 2026 SeaVuria and ARES. Aligned with KICD objectives. Developed by SeaVuria; technical implementation by ARES (with AI assistance from Claude). Licensed under </w:t>
+      </w:r>
+      <w:hyperlink w:history="1" r:id="rId_zv21p_w9t-bj8dgqal7q">
+        <w:r>
+          <w:rPr>
+            <w:rFonts w:ascii="Arial" w:cs="Arial" w:eastAsia="Arial" w:hAnsi="Arial"/>
+            <w:color w:val="1F6B75"/>
+            <w:sz w:val="14"/>
+            <w:szCs w:val="14"/>
+            <w:u w:val="single" w:color="1F6B75"/>
+          </w:rPr>
+          <w:t xml:space="preserve">CC BY-NC 4.0</w:t>
+        </w:r>
+      </w:hyperlink>
+      <w:r>
+        <w:rPr>
+          <w:rFonts w:ascii="Arial" w:cs="Arial" w:eastAsia="Arial" w:hAnsi="Arial"/>
+          <w:color w:val="666666"/>
+          <w:sz w:val="14"/>
+          <w:szCs w:val="14"/>
+        </w:rPr>
+        <w:t xml:space="preserve"> (</w:t>
+      </w:r>
+      <w:hyperlink w:history="1" r:id="rId-crhggisx1raxjnamro6o">
+        <w:r>
+          <w:rPr>
+            <w:rFonts w:ascii="Arial" w:cs="Arial" w:eastAsia="Arial" w:hAnsi="Arial"/>
+            <w:color w:val="1F6B75"/>
+            <w:sz w:val="14"/>
+            <w:szCs w:val="14"/>
+            <w:u w:val="single" w:color="1F6B75"/>
+          </w:rPr>
+          <w:t xml:space="preserve">https://creativecommons.org/licenses/by-nc/4.0/</w:t>
+        </w:r>
+      </w:hyperlink>
+      <w:r>
+        <w:rPr>
+          <w:rFonts w:ascii="Arial" w:cs="Arial" w:eastAsia="Arial" w:hAnsi="Arial"/>
+          <w:color w:val="666666"/>
+          <w:sz w:val="14"/>
+          <w:szCs w:val="14"/>
+        </w:rPr>
+        <w:t xml:space="preserve">).</w:t>
+      </w:r>
+    </w:p>
     <w:p>
       <w:r>
         <w:br w:type="page"/>
@@ -28833,7 +29535,7 @@
             <w:pPr>
               <w:spacing w:after="20" w:before="0"/>
             </w:pPr>
-            <w:hyperlink w:history="1" r:id="rIdejbzehyholmonpsap2b-x">
+            <w:hyperlink w:history="1" r:id="rIdyd1glxuva6wrvicl1zbu-">
               <w:r>
                 <w:rPr>
                   <w:rFonts w:ascii="Arial" w:cs="Arial" w:eastAsia="Arial" w:hAnsi="Arial"/>
@@ -28866,7 +29568,7 @@
               <w:spacing w:after="10" w:before="0"/>
               <w:ind w:left="120"/>
             </w:pPr>
-            <w:hyperlink w:history="1" r:id="rIdhby9nqzsvx1pja7tawmxt">
+            <w:hyperlink w:history="1" r:id="rIdjusrsjp-zvv-vtmyomura">
               <w:r>
                 <w:rPr>
                   <w:rFonts w:ascii="Arial" w:cs="Arial" w:eastAsia="Arial" w:hAnsi="Arial"/>
@@ -28911,7 +29613,7 @@
             <w:pPr>
               <w:spacing w:after="20" w:before="0"/>
             </w:pPr>
-            <w:hyperlink w:history="1" r:id="rIdjgremi-16tmit99oxocxa">
+            <w:hyperlink w:history="1" r:id="rIdni6veeajwygmp0_fpz03x">
               <w:r>
                 <w:rPr>
                   <w:rFonts w:ascii="Arial" w:cs="Arial" w:eastAsia="Arial" w:hAnsi="Arial"/>
@@ -28944,7 +29646,7 @@
               <w:spacing w:after="10" w:before="0"/>
               <w:ind w:left="120"/>
             </w:pPr>
-            <w:hyperlink w:history="1" r:id="rIdwcfemtjmweakmowkatzkv">
+            <w:hyperlink w:history="1" r:id="rIdbkjwkn-haz50xfhj6dhtk">
               <w:r>
                 <w:rPr>
                   <w:rFonts w:ascii="Arial" w:cs="Arial" w:eastAsia="Arial" w:hAnsi="Arial"/>
@@ -29139,7 +29841,7 @@
             <w:pPr>
               <w:spacing w:after="20" w:before="0"/>
             </w:pPr>
-            <w:hyperlink w:history="1" r:id="rId-ovd6lm21-to_0vuelwu_">
+            <w:hyperlink w:history="1" r:id="rIdn6buqmwwdi8rykkg7cknm">
               <w:r>
                 <w:rPr>
                   <w:rFonts w:ascii="Arial" w:cs="Arial" w:eastAsia="Arial" w:hAnsi="Arial"/>
@@ -29172,7 +29874,7 @@
               <w:spacing w:after="10" w:before="0"/>
               <w:ind w:left="120"/>
             </w:pPr>
-            <w:hyperlink w:history="1" r:id="rIdd8scmty3mt_vqmgvyztba">
+            <w:hyperlink w:history="1" r:id="rIdkqt8pbfa1s6ipxh3g7gt6">
               <w:r>
                 <w:rPr>
                   <w:rFonts w:ascii="Arial" w:cs="Arial" w:eastAsia="Arial" w:hAnsi="Arial"/>
@@ -29217,7 +29919,7 @@
             <w:pPr>
               <w:spacing w:after="20" w:before="0"/>
             </w:pPr>
-            <w:hyperlink w:history="1" r:id="rIdydsy_0ippfrg9cewk5vnv">
+            <w:hyperlink w:history="1" r:id="rIdvmcdsbwq-_funootcwgqp">
               <w:r>
                 <w:rPr>
                   <w:rFonts w:ascii="Arial" w:cs="Arial" w:eastAsia="Arial" w:hAnsi="Arial"/>
@@ -29250,7 +29952,7 @@
               <w:spacing w:after="10" w:before="0"/>
               <w:ind w:left="120"/>
             </w:pPr>
-            <w:hyperlink w:history="1" r:id="rIdxxm7afxfvl396im0x4ckf">
+            <w:hyperlink w:history="1" r:id="rIdbpwpqqrc7ctymt8jloxva">
               <w:r>
                 <w:rPr>
                   <w:rFonts w:ascii="Arial" w:cs="Arial" w:eastAsia="Arial" w:hAnsi="Arial"/>
@@ -29445,7 +30147,7 @@
             <w:pPr>
               <w:spacing w:after="20" w:before="0"/>
             </w:pPr>
-            <w:hyperlink w:history="1" r:id="rIdi_ialdiy9kxw0yn3g63wo">
+            <w:hyperlink w:history="1" r:id="rIdcauhokpgiltzltqqrrh4y">
               <w:r>
                 <w:rPr>
                   <w:rFonts w:ascii="Arial" w:cs="Arial" w:eastAsia="Arial" w:hAnsi="Arial"/>
@@ -29478,7 +30180,7 @@
               <w:spacing w:after="10" w:before="0"/>
               <w:ind w:left="120"/>
             </w:pPr>
-            <w:hyperlink w:history="1" r:id="rId93uzn7fpx-7ion1vm6nyg">
+            <w:hyperlink w:history="1" r:id="rIdmdrptdamigtjcyf-hczi8">
               <w:r>
                 <w:rPr>
                   <w:rFonts w:ascii="Arial" w:cs="Arial" w:eastAsia="Arial" w:hAnsi="Arial"/>
@@ -29523,7 +30225,7 @@
             <w:pPr>
               <w:spacing w:after="20" w:before="0"/>
             </w:pPr>
-            <w:hyperlink w:history="1" r:id="rId3f1l9hhwwmfkt9zimch3d">
+            <w:hyperlink w:history="1" r:id="rIds5r2evj3iwcbhsnw1d1cl">
               <w:r>
                 <w:rPr>
                   <w:rFonts w:ascii="Arial" w:cs="Arial" w:eastAsia="Arial" w:hAnsi="Arial"/>
@@ -29556,7 +30258,7 @@
               <w:spacing w:after="10" w:before="0"/>
               <w:ind w:left="120"/>
             </w:pPr>
-            <w:hyperlink w:history="1" r:id="rId2kl3pfhzw2xjcwpsicnun">
+            <w:hyperlink w:history="1" r:id="rId8sllyjmcj-64qc6he02qu">
               <w:r>
                 <w:rPr>
                   <w:rFonts w:ascii="Arial" w:cs="Arial" w:eastAsia="Arial" w:hAnsi="Arial"/>
@@ -29751,7 +30453,7 @@
             <w:pPr>
               <w:spacing w:after="20" w:before="0"/>
             </w:pPr>
-            <w:hyperlink w:history="1" r:id="rIdnqu3w_bhckpy-ngxszvai">
+            <w:hyperlink w:history="1" r:id="rId4iqrsnd4eb5gf9ektwzc5">
               <w:r>
                 <w:rPr>
                   <w:rFonts w:ascii="Arial" w:cs="Arial" w:eastAsia="Arial" w:hAnsi="Arial"/>
@@ -29784,7 +30486,7 @@
               <w:spacing w:after="10" w:before="0"/>
               <w:ind w:left="120"/>
             </w:pPr>
-            <w:hyperlink w:history="1" r:id="rIdkfvldnjf2jtzszqhhng4m">
+            <w:hyperlink w:history="1" r:id="rIddimj5gdemzpnv8gon6wgh">
               <w:r>
                 <w:rPr>
                   <w:rFonts w:ascii="Arial" w:cs="Arial" w:eastAsia="Arial" w:hAnsi="Arial"/>
@@ -29829,7 +30531,7 @@
             <w:pPr>
               <w:spacing w:after="20" w:before="0"/>
             </w:pPr>
-            <w:hyperlink w:history="1" r:id="rIdtw_h6nm411rfjcmfcht8c">
+            <w:hyperlink w:history="1" r:id="rId_00p-xxvf_gnxv1umodca">
               <w:r>
                 <w:rPr>
                   <w:rFonts w:ascii="Arial" w:cs="Arial" w:eastAsia="Arial" w:hAnsi="Arial"/>
@@ -29862,7 +30564,7 @@
               <w:spacing w:after="10" w:before="0"/>
               <w:ind w:left="120"/>
             </w:pPr>
-            <w:hyperlink w:history="1" r:id="rIdxknwweshxnsguqa6d4qaj">
+            <w:hyperlink w:history="1" r:id="rIdd8i0-ko2ai_cv4ph4pcpf">
               <w:r>
                 <w:rPr>
                   <w:rFonts w:ascii="Arial" w:cs="Arial" w:eastAsia="Arial" w:hAnsi="Arial"/>
@@ -30057,7 +30759,7 @@
             <w:pPr>
               <w:spacing w:after="20" w:before="0"/>
             </w:pPr>
-            <w:hyperlink w:history="1" r:id="rIdr9qkvqi7s6achtdthgkbe">
+            <w:hyperlink w:history="1" r:id="rId701bkvi5qplemt59geui4">
               <w:r>
                 <w:rPr>
                   <w:rFonts w:ascii="Arial" w:cs="Arial" w:eastAsia="Arial" w:hAnsi="Arial"/>
@@ -30090,7 +30792,7 @@
               <w:spacing w:after="10" w:before="0"/>
               <w:ind w:left="120"/>
             </w:pPr>
-            <w:hyperlink w:history="1" r:id="rIdsqmosbdq-7osrb37f_a_o">
+            <w:hyperlink w:history="1" r:id="rIdeicrrwn2cnr-s8rjm5fw7">
               <w:r>
                 <w:rPr>
                   <w:rFonts w:ascii="Arial" w:cs="Arial" w:eastAsia="Arial" w:hAnsi="Arial"/>
@@ -30135,7 +30837,7 @@
             <w:pPr>
               <w:spacing w:after="20" w:before="0"/>
             </w:pPr>
-            <w:hyperlink w:history="1" r:id="rIdwfsyiygiwyq_n1hdml94n">
+            <w:hyperlink w:history="1" r:id="rIdpymp4ulf6fhsj6geo_-aj">
               <w:r>
                 <w:rPr>
                   <w:rFonts w:ascii="Arial" w:cs="Arial" w:eastAsia="Arial" w:hAnsi="Arial"/>
@@ -30168,7 +30870,7 @@
               <w:spacing w:after="10" w:before="0"/>
               <w:ind w:left="120"/>
             </w:pPr>
-            <w:hyperlink w:history="1" r:id="rIdq4ys5uystuis7s4ovvmcu">
+            <w:hyperlink w:history="1" r:id="rIdas4kpy4gt3plhzzspbl5f">
               <w:r>
                 <w:rPr>
                   <w:rFonts w:ascii="Arial" w:cs="Arial" w:eastAsia="Arial" w:hAnsi="Arial"/>
@@ -30930,6 +31632,65 @@
         </w:tc>
       </w:tr>
     </w:tbl>
+    <w:p>
+      <w:pPr>
+        <w:pBdr>
+          <w:top w:val="single" w:color="BBBBBB" w:sz="4" w:space="4"/>
+        </w:pBdr>
+        <w:spacing w:after="0" w:before="160"/>
+      </w:pPr>
+      <w:r>
+        <w:rPr>
+          <w:rFonts w:ascii="Arial" w:cs="Arial" w:eastAsia="Arial" w:hAnsi="Arial"/>
+          <w:color w:val="666666"/>
+          <w:sz w:val="14"/>
+          <w:szCs w:val="14"/>
+        </w:rPr>
+        <w:t xml:space="preserve">© 2026 SeaVuria and ARES. Aligned with KICD objectives. Developed by SeaVuria; technical implementation by ARES (with AI assistance from Claude). Licensed under </w:t>
+      </w:r>
+      <w:hyperlink w:history="1" r:id="rId0wtld0fpl9thxjxcnm7x9">
+        <w:r>
+          <w:rPr>
+            <w:rFonts w:ascii="Arial" w:cs="Arial" w:eastAsia="Arial" w:hAnsi="Arial"/>
+            <w:color w:val="1F6B75"/>
+            <w:sz w:val="14"/>
+            <w:szCs w:val="14"/>
+            <w:u w:val="single" w:color="1F6B75"/>
+          </w:rPr>
+          <w:t xml:space="preserve">CC BY-NC 4.0</w:t>
+        </w:r>
+      </w:hyperlink>
+      <w:r>
+        <w:rPr>
+          <w:rFonts w:ascii="Arial" w:cs="Arial" w:eastAsia="Arial" w:hAnsi="Arial"/>
+          <w:color w:val="666666"/>
+          <w:sz w:val="14"/>
+          <w:szCs w:val="14"/>
+        </w:rPr>
+        <w:t xml:space="preserve"> (</w:t>
+      </w:r>
+      <w:hyperlink w:history="1" r:id="rIdxkyuo9axnhzzmnoxjf3w3">
+        <w:r>
+          <w:rPr>
+            <w:rFonts w:ascii="Arial" w:cs="Arial" w:eastAsia="Arial" w:hAnsi="Arial"/>
+            <w:color w:val="1F6B75"/>
+            <w:sz w:val="14"/>
+            <w:szCs w:val="14"/>
+            <w:u w:val="single" w:color="1F6B75"/>
+          </w:rPr>
+          <w:t xml:space="preserve">https://creativecommons.org/licenses/by-nc/4.0/</w:t>
+        </w:r>
+      </w:hyperlink>
+      <w:r>
+        <w:rPr>
+          <w:rFonts w:ascii="Arial" w:cs="Arial" w:eastAsia="Arial" w:hAnsi="Arial"/>
+          <w:color w:val="666666"/>
+          <w:sz w:val="14"/>
+          <w:szCs w:val="14"/>
+        </w:rPr>
+        <w:t xml:space="preserve">).</w:t>
+      </w:r>
+    </w:p>
     <w:p>
       <w:r>
         <w:br w:type="page"/>

--- a/data/outputs/v2/Maths/SS3.2_Rotation/Mathematics_Rotation_CBE_LessonSequence.docx
+++ b/data/outputs/v2/Maths/SS3.2_Rotation/Mathematics_Rotation_CBE_LessonSequence.docx
@@ -38,6 +38,2315 @@
           <w:szCs w:val="22"/>
         </w:rPr>
         <w:t xml:space="preserve">CBE Phenomenon-Driven Lesson Sequence — Sub-Strand 3.2 (10 Lessons)</w:t>
+      </w:r>
+    </w:p>
+    <w:p>
+      <w:pPr>
+        <w:spacing w:after="120"/>
+      </w:pPr>
+      <w:r>
+        <w:t xml:space="preserve"/>
+      </w:r>
+    </w:p>
+    <w:tbl>
+      <w:tblPr>
+        <w:tblW w:type="dxa" w:w="13680"/>
+        <w:tblBorders>
+          <w:top w:val="single" w:color="AAAAAA" w:sz="4"/>
+          <w:left w:val="single" w:color="AAAAAA" w:sz="4"/>
+          <w:bottom w:val="single" w:color="AAAAAA" w:sz="4"/>
+          <w:right w:val="single" w:color="AAAAAA" w:sz="4"/>
+          <w:insideH w:val="single" w:color="auto" w:sz="4"/>
+          <w:insideV w:val="single" w:color="auto" w:sz="4"/>
+        </w:tblBorders>
+        <w:tblLayout w:type="fixed"/>
+      </w:tblPr>
+      <w:tblGrid>
+        <w:gridCol w:w="3000"/>
+        <w:gridCol w:w="10680"/>
+      </w:tblGrid>
+      <w:tr>
+        <w:tc>
+          <w:tcPr>
+            <w:tcW w:type="dxa" w:w="13680"/>
+            <w:gridSpan w:val="2"/>
+            <w:shd w:fill="1F3864" w:color="auto" w:val="clear"/>
+            <w:tcMar>
+              <w:top w:type="dxa" w:w="60"/>
+              <w:left w:type="dxa" w:w="120"/>
+              <w:bottom w:type="dxa" w:w="60"/>
+              <w:right w:type="dxa" w:w="120"/>
+            </w:tcMar>
+            <w:vAlign w:val="top"/>
+          </w:tcPr>
+          <w:p>
+            <w:pPr>
+              <w:spacing w:after="40" w:before="0"/>
+              <w:jc w:val="center"/>
+            </w:pPr>
+            <w:r>
+              <w:rPr>
+                <w:rFonts w:ascii="Arial" w:cs="Arial" w:eastAsia="Arial" w:hAnsi="Arial"/>
+                <w:b/>
+                <w:bCs/>
+                <w:i w:val="false"/>
+                <w:iCs w:val="false"/>
+                <w:color w:val="FFFFFF"/>
+                <w:sz w:val="22"/>
+                <w:szCs w:val="22"/>
+              </w:rPr>
+              <w:t xml:space="preserve">SUB-STRAND OVERVIEW</w:t>
+            </w:r>
+          </w:p>
+        </w:tc>
+      </w:tr>
+      <w:tr>
+        <w:tc>
+          <w:tcPr>
+            <w:tcW w:type="dxa" w:w="3000"/>
+            <w:shd w:fill="D5E8F0" w:color="auto" w:val="clear"/>
+            <w:tcMar>
+              <w:top w:type="dxa" w:w="60"/>
+              <w:left w:type="dxa" w:w="120"/>
+              <w:bottom w:type="dxa" w:w="60"/>
+              <w:right w:type="dxa" w:w="120"/>
+            </w:tcMar>
+            <w:vAlign w:val="top"/>
+          </w:tcPr>
+          <w:p>
+            <w:pPr>
+              <w:spacing w:after="40" w:before="0"/>
+              <w:jc w:val="left"/>
+            </w:pPr>
+            <w:r>
+              <w:rPr>
+                <w:rFonts w:ascii="Arial" w:cs="Arial" w:eastAsia="Arial" w:hAnsi="Arial"/>
+                <w:b/>
+                <w:bCs/>
+                <w:i w:val="false"/>
+                <w:iCs w:val="false"/>
+                <w:color w:val="000000"/>
+                <w:sz w:val="18"/>
+                <w:szCs w:val="18"/>
+              </w:rPr>
+              <w:t xml:space="preserve">Grade Level</w:t>
+            </w:r>
+          </w:p>
+        </w:tc>
+        <w:tc>
+          <w:tcPr>
+            <w:tcW w:type="dxa" w:w="10680"/>
+            <w:shd w:fill="FFFFFF" w:color="auto" w:val="clear"/>
+            <w:tcMar>
+              <w:top w:type="dxa" w:w="60"/>
+              <w:left w:type="dxa" w:w="120"/>
+              <w:bottom w:type="dxa" w:w="60"/>
+              <w:right w:type="dxa" w:w="120"/>
+            </w:tcMar>
+            <w:vAlign w:val="top"/>
+          </w:tcPr>
+          <w:p>
+            <w:pPr>
+              <w:spacing w:after="40" w:before="0"/>
+              <w:jc w:val="left"/>
+            </w:pPr>
+            <w:r>
+              <w:rPr>
+                <w:rFonts w:ascii="Arial" w:cs="Arial" w:eastAsia="Arial" w:hAnsi="Arial"/>
+                <w:b w:val="false"/>
+                <w:bCs w:val="false"/>
+                <w:i w:val="false"/>
+                <w:iCs w:val="false"/>
+                <w:color w:val="000000"/>
+                <w:sz w:val="18"/>
+                <w:szCs w:val="18"/>
+              </w:rPr>
+              <w:t xml:space="preserve">10</w:t>
+            </w:r>
+          </w:p>
+        </w:tc>
+      </w:tr>
+      <w:tr>
+        <w:tc>
+          <w:tcPr>
+            <w:tcW w:type="dxa" w:w="3000"/>
+            <w:shd w:fill="D5E8F0" w:color="auto" w:val="clear"/>
+            <w:tcMar>
+              <w:top w:type="dxa" w:w="60"/>
+              <w:left w:type="dxa" w:w="120"/>
+              <w:bottom w:type="dxa" w:w="60"/>
+              <w:right w:type="dxa" w:w="120"/>
+            </w:tcMar>
+            <w:vAlign w:val="top"/>
+          </w:tcPr>
+          <w:p>
+            <w:pPr>
+              <w:spacing w:after="40" w:before="0"/>
+              <w:jc w:val="left"/>
+            </w:pPr>
+            <w:r>
+              <w:rPr>
+                <w:rFonts w:ascii="Arial" w:cs="Arial" w:eastAsia="Arial" w:hAnsi="Arial"/>
+                <w:b/>
+                <w:bCs/>
+                <w:i w:val="false"/>
+                <w:iCs w:val="false"/>
+                <w:color w:val="000000"/>
+                <w:sz w:val="18"/>
+                <w:szCs w:val="18"/>
+              </w:rPr>
+              <w:t xml:space="preserve">Subject</w:t>
+            </w:r>
+          </w:p>
+        </w:tc>
+        <w:tc>
+          <w:tcPr>
+            <w:tcW w:type="dxa" w:w="10680"/>
+            <w:shd w:fill="FFFFFF" w:color="auto" w:val="clear"/>
+            <w:tcMar>
+              <w:top w:type="dxa" w:w="60"/>
+              <w:left w:type="dxa" w:w="120"/>
+              <w:bottom w:type="dxa" w:w="60"/>
+              <w:right w:type="dxa" w:w="120"/>
+            </w:tcMar>
+            <w:vAlign w:val="top"/>
+          </w:tcPr>
+          <w:p>
+            <w:pPr>
+              <w:spacing w:after="40" w:before="0"/>
+              <w:jc w:val="left"/>
+            </w:pPr>
+            <w:r>
+              <w:rPr>
+                <w:rFonts w:ascii="Arial" w:cs="Arial" w:eastAsia="Arial" w:hAnsi="Arial"/>
+                <w:b w:val="false"/>
+                <w:bCs w:val="false"/>
+                <w:i w:val="false"/>
+                <w:iCs w:val="false"/>
+                <w:color w:val="000000"/>
+                <w:sz w:val="18"/>
+                <w:szCs w:val="18"/>
+              </w:rPr>
+              <w:t xml:space="preserve">Mathematics</w:t>
+            </w:r>
+          </w:p>
+        </w:tc>
+      </w:tr>
+      <w:tr>
+        <w:tc>
+          <w:tcPr>
+            <w:tcW w:type="dxa" w:w="3000"/>
+            <w:shd w:fill="D5E8F0" w:color="auto" w:val="clear"/>
+            <w:tcMar>
+              <w:top w:type="dxa" w:w="60"/>
+              <w:left w:type="dxa" w:w="120"/>
+              <w:bottom w:type="dxa" w:w="60"/>
+              <w:right w:type="dxa" w:w="120"/>
+            </w:tcMar>
+            <w:vAlign w:val="top"/>
+          </w:tcPr>
+          <w:p>
+            <w:pPr>
+              <w:spacing w:after="40" w:before="0"/>
+              <w:jc w:val="left"/>
+            </w:pPr>
+            <w:r>
+              <w:rPr>
+                <w:rFonts w:ascii="Arial" w:cs="Arial" w:eastAsia="Arial" w:hAnsi="Arial"/>
+                <w:b/>
+                <w:bCs/>
+                <w:i w:val="false"/>
+                <w:iCs w:val="false"/>
+                <w:color w:val="000000"/>
+                <w:sz w:val="18"/>
+                <w:szCs w:val="18"/>
+              </w:rPr>
+              <w:t xml:space="preserve">Strand</w:t>
+            </w:r>
+          </w:p>
+        </w:tc>
+        <w:tc>
+          <w:tcPr>
+            <w:tcW w:type="dxa" w:w="10680"/>
+            <w:shd w:fill="FFFFFF" w:color="auto" w:val="clear"/>
+            <w:tcMar>
+              <w:top w:type="dxa" w:w="60"/>
+              <w:left w:type="dxa" w:w="120"/>
+              <w:bottom w:type="dxa" w:w="60"/>
+              <w:right w:type="dxa" w:w="120"/>
+            </w:tcMar>
+            <w:vAlign w:val="top"/>
+          </w:tcPr>
+          <w:p>
+            <w:pPr>
+              <w:spacing w:after="40" w:before="0"/>
+              <w:jc w:val="left"/>
+            </w:pPr>
+            <w:r>
+              <w:rPr>
+                <w:rFonts w:ascii="Arial" w:cs="Arial" w:eastAsia="Arial" w:hAnsi="Arial"/>
+                <w:b w:val="false"/>
+                <w:bCs w:val="false"/>
+                <w:i w:val="false"/>
+                <w:iCs w:val="false"/>
+                <w:color w:val="000000"/>
+                <w:sz w:val="18"/>
+                <w:szCs w:val="18"/>
+              </w:rPr>
+              <w:t xml:space="preserve">Strand 3.0: Geometry</w:t>
+            </w:r>
+          </w:p>
+        </w:tc>
+      </w:tr>
+      <w:tr>
+        <w:tc>
+          <w:tcPr>
+            <w:tcW w:type="dxa" w:w="3000"/>
+            <w:shd w:fill="D5E8F0" w:color="auto" w:val="clear"/>
+            <w:tcMar>
+              <w:top w:type="dxa" w:w="60"/>
+              <w:left w:type="dxa" w:w="120"/>
+              <w:bottom w:type="dxa" w:w="60"/>
+              <w:right w:type="dxa" w:w="120"/>
+            </w:tcMar>
+            <w:vAlign w:val="top"/>
+          </w:tcPr>
+          <w:p>
+            <w:pPr>
+              <w:spacing w:after="40" w:before="0"/>
+              <w:jc w:val="left"/>
+            </w:pPr>
+            <w:r>
+              <w:rPr>
+                <w:rFonts w:ascii="Arial" w:cs="Arial" w:eastAsia="Arial" w:hAnsi="Arial"/>
+                <w:b/>
+                <w:bCs/>
+                <w:i w:val="false"/>
+                <w:iCs w:val="false"/>
+                <w:color w:val="000000"/>
+                <w:sz w:val="18"/>
+                <w:szCs w:val="18"/>
+              </w:rPr>
+              <w:t xml:space="preserve">Sub-Strand</w:t>
+            </w:r>
+          </w:p>
+        </w:tc>
+        <w:tc>
+          <w:tcPr>
+            <w:tcW w:type="dxa" w:w="10680"/>
+            <w:shd w:fill="FFFFFF" w:color="auto" w:val="clear"/>
+            <w:tcMar>
+              <w:top w:type="dxa" w:w="60"/>
+              <w:left w:type="dxa" w:w="120"/>
+              <w:bottom w:type="dxa" w:w="60"/>
+              <w:right w:type="dxa" w:w="120"/>
+            </w:tcMar>
+            <w:vAlign w:val="top"/>
+          </w:tcPr>
+          <w:p>
+            <w:pPr>
+              <w:spacing w:after="40" w:before="0"/>
+              <w:jc w:val="left"/>
+            </w:pPr>
+            <w:r>
+              <w:rPr>
+                <w:rFonts w:ascii="Arial" w:cs="Arial" w:eastAsia="Arial" w:hAnsi="Arial"/>
+                <w:b w:val="false"/>
+                <w:bCs w:val="false"/>
+                <w:i w:val="false"/>
+                <w:iCs w:val="false"/>
+                <w:color w:val="000000"/>
+                <w:sz w:val="18"/>
+                <w:szCs w:val="18"/>
+              </w:rPr>
+              <w:t xml:space="preserve">Sub-Strand 3.2: Rotation</w:t>
+            </w:r>
+          </w:p>
+        </w:tc>
+      </w:tr>
+      <w:tr>
+        <w:tc>
+          <w:tcPr>
+            <w:tcW w:type="dxa" w:w="3000"/>
+            <w:shd w:fill="D5E8F0" w:color="auto" w:val="clear"/>
+            <w:tcMar>
+              <w:top w:type="dxa" w:w="60"/>
+              <w:left w:type="dxa" w:w="120"/>
+              <w:bottom w:type="dxa" w:w="60"/>
+              <w:right w:type="dxa" w:w="120"/>
+            </w:tcMar>
+            <w:vAlign w:val="top"/>
+          </w:tcPr>
+          <w:p>
+            <w:pPr>
+              <w:spacing w:after="40" w:before="0"/>
+              <w:jc w:val="left"/>
+            </w:pPr>
+            <w:r>
+              <w:rPr>
+                <w:rFonts w:ascii="Arial" w:cs="Arial" w:eastAsia="Arial" w:hAnsi="Arial"/>
+                <w:b/>
+                <w:bCs/>
+                <w:i w:val="false"/>
+                <w:iCs w:val="false"/>
+                <w:color w:val="000000"/>
+                <w:sz w:val="18"/>
+                <w:szCs w:val="18"/>
+              </w:rPr>
+              <w:t xml:space="preserve">Total Duration</w:t>
+            </w:r>
+          </w:p>
+        </w:tc>
+        <w:tc>
+          <w:tcPr>
+            <w:tcW w:type="dxa" w:w="10680"/>
+            <w:shd w:fill="FFFFFF" w:color="auto" w:val="clear"/>
+            <w:tcMar>
+              <w:top w:type="dxa" w:w="60"/>
+              <w:left w:type="dxa" w:w="120"/>
+              <w:bottom w:type="dxa" w:w="60"/>
+              <w:right w:type="dxa" w:w="120"/>
+            </w:tcMar>
+            <w:vAlign w:val="top"/>
+          </w:tcPr>
+          <w:p>
+            <w:pPr>
+              <w:spacing w:after="40" w:before="0"/>
+              <w:jc w:val="left"/>
+            </w:pPr>
+            <w:r>
+              <w:rPr>
+                <w:rFonts w:ascii="Arial" w:cs="Arial" w:eastAsia="Arial" w:hAnsi="Arial"/>
+                <w:b w:val="false"/>
+                <w:bCs w:val="false"/>
+                <w:i w:val="false"/>
+                <w:iCs w:val="false"/>
+                <w:color w:val="000000"/>
+                <w:sz w:val="18"/>
+                <w:szCs w:val="18"/>
+              </w:rPr>
+              <w:t xml:space="preserve">10 lessons (approximately 20 periods × 40 minutes = 800 minutes)</w:t>
+            </w:r>
+          </w:p>
+        </w:tc>
+      </w:tr>
+      <w:tr>
+        <w:tc>
+          <w:tcPr>
+            <w:tcW w:type="dxa" w:w="3000"/>
+            <w:shd w:fill="D5E8F0" w:color="auto" w:val="clear"/>
+            <w:tcMar>
+              <w:top w:type="dxa" w:w="60"/>
+              <w:left w:type="dxa" w:w="120"/>
+              <w:bottom w:type="dxa" w:w="60"/>
+              <w:right w:type="dxa" w:w="120"/>
+            </w:tcMar>
+            <w:vAlign w:val="top"/>
+          </w:tcPr>
+          <w:p>
+            <w:pPr>
+              <w:spacing w:after="40" w:before="0"/>
+              <w:jc w:val="left"/>
+            </w:pPr>
+            <w:r>
+              <w:rPr>
+                <w:rFonts w:ascii="Arial" w:cs="Arial" w:eastAsia="Arial" w:hAnsi="Arial"/>
+                <w:b/>
+                <w:bCs/>
+                <w:i w:val="false"/>
+                <w:iCs w:val="false"/>
+                <w:color w:val="000000"/>
+                <w:sz w:val="18"/>
+                <w:szCs w:val="18"/>
+              </w:rPr>
+              <w:t xml:space="preserve">Sub-Strand Content</w:t>
+            </w:r>
+          </w:p>
+        </w:tc>
+        <w:tc>
+          <w:tcPr>
+            <w:tcW w:type="dxa" w:w="10680"/>
+            <w:shd w:fill="FFFFFF" w:color="auto" w:val="clear"/>
+            <w:tcMar>
+              <w:top w:type="dxa" w:w="60"/>
+              <w:left w:type="dxa" w:w="120"/>
+              <w:bottom w:type="dxa" w:w="60"/>
+              <w:right w:type="dxa" w:w="120"/>
+            </w:tcMar>
+            <w:vAlign w:val="top"/>
+          </w:tcPr>
+          <w:p>
+            <w:pPr>
+              <w:spacing w:after="30" w:before="0"/>
+              <w:ind w:left="360" w:hanging="180"/>
+              <w:jc w:val="left"/>
+            </w:pPr>
+            <w:r>
+              <w:rPr>
+                <w:rFonts w:ascii="Arial" w:cs="Arial" w:eastAsia="Arial" w:hAnsi="Arial"/>
+                <w:b w:val="false"/>
+                <w:bCs w:val="false"/>
+                <w:i w:val="false"/>
+                <w:iCs w:val="false"/>
+                <w:color w:val="000000"/>
+                <w:sz w:val="18"/>
+                <w:szCs w:val="18"/>
+              </w:rPr>
+              <w:t xml:space="preserve">–  Properties of rotation</w:t>
+            </w:r>
+          </w:p>
+          <w:p>
+            <w:pPr>
+              <w:spacing w:after="30" w:before="0"/>
+              <w:ind w:left="360" w:hanging="180"/>
+              <w:jc w:val="left"/>
+            </w:pPr>
+            <w:r>
+              <w:rPr>
+                <w:rFonts w:ascii="Arial" w:cs="Arial" w:eastAsia="Arial" w:hAnsi="Arial"/>
+                <w:b w:val="false"/>
+                <w:bCs w:val="false"/>
+                <w:i w:val="false"/>
+                <w:iCs w:val="false"/>
+                <w:color w:val="000000"/>
+                <w:sz w:val="18"/>
+                <w:szCs w:val="18"/>
+              </w:rPr>
+              <w:t xml:space="preserve">–  Angle of rotation</w:t>
+            </w:r>
+          </w:p>
+          <w:p>
+            <w:pPr>
+              <w:spacing w:after="30" w:before="0"/>
+              <w:ind w:left="360" w:hanging="180"/>
+              <w:jc w:val="left"/>
+            </w:pPr>
+            <w:r>
+              <w:rPr>
+                <w:rFonts w:ascii="Arial" w:cs="Arial" w:eastAsia="Arial" w:hAnsi="Arial"/>
+                <w:b w:val="false"/>
+                <w:bCs w:val="false"/>
+                <w:i w:val="false"/>
+                <w:iCs w:val="false"/>
+                <w:color w:val="000000"/>
+                <w:sz w:val="18"/>
+                <w:szCs w:val="18"/>
+              </w:rPr>
+              <w:t xml:space="preserve">–  Centre of rotation</w:t>
+            </w:r>
+          </w:p>
+          <w:p>
+            <w:pPr>
+              <w:spacing w:after="30" w:before="0"/>
+              <w:ind w:left="360" w:hanging="180"/>
+              <w:jc w:val="left"/>
+            </w:pPr>
+            <w:r>
+              <w:rPr>
+                <w:rFonts w:ascii="Arial" w:cs="Arial" w:eastAsia="Arial" w:hAnsi="Arial"/>
+                <w:b w:val="false"/>
+                <w:bCs w:val="false"/>
+                <w:i w:val="false"/>
+                <w:iCs w:val="false"/>
+                <w:color w:val="000000"/>
+                <w:sz w:val="18"/>
+                <w:szCs w:val="18"/>
+              </w:rPr>
+              <w:t xml:space="preserve">–  Rotating points and shapes on the Cartesian plane</w:t>
+            </w:r>
+          </w:p>
+          <w:p>
+            <w:pPr>
+              <w:spacing w:after="30" w:before="0"/>
+              <w:ind w:left="360" w:hanging="180"/>
+              <w:jc w:val="left"/>
+            </w:pPr>
+            <w:r>
+              <w:rPr>
+                <w:rFonts w:ascii="Arial" w:cs="Arial" w:eastAsia="Arial" w:hAnsi="Arial"/>
+                <w:b w:val="false"/>
+                <w:bCs w:val="false"/>
+                <w:i w:val="false"/>
+                <w:iCs w:val="false"/>
+                <w:color w:val="000000"/>
+                <w:sz w:val="18"/>
+                <w:szCs w:val="18"/>
+              </w:rPr>
+              <w:t xml:space="preserve">–  Determining the angle and centre of rotation given an object and its image</w:t>
+            </w:r>
+          </w:p>
+          <w:p>
+            <w:pPr>
+              <w:spacing w:after="30" w:before="0"/>
+              <w:ind w:left="360" w:hanging="180"/>
+              <w:jc w:val="left"/>
+            </w:pPr>
+            <w:r>
+              <w:rPr>
+                <w:rFonts w:ascii="Arial" w:cs="Arial" w:eastAsia="Arial" w:hAnsi="Arial"/>
+                <w:b w:val="false"/>
+                <w:bCs w:val="false"/>
+                <w:i w:val="false"/>
+                <w:iCs w:val="false"/>
+                <w:color w:val="000000"/>
+                <w:sz w:val="18"/>
+                <w:szCs w:val="18"/>
+              </w:rPr>
+              <w:t xml:space="preserve">–  Order of rotational symmetry</w:t>
+            </w:r>
+          </w:p>
+          <w:p>
+            <w:pPr>
+              <w:spacing w:after="30" w:before="0"/>
+              <w:ind w:left="360" w:hanging="180"/>
+              <w:jc w:val="left"/>
+            </w:pPr>
+            <w:r>
+              <w:rPr>
+                <w:rFonts w:ascii="Arial" w:cs="Arial" w:eastAsia="Arial" w:hAnsi="Arial"/>
+                <w:b w:val="false"/>
+                <w:bCs w:val="false"/>
+                <w:i w:val="false"/>
+                <w:iCs w:val="false"/>
+                <w:color w:val="000000"/>
+                <w:sz w:val="18"/>
+                <w:szCs w:val="18"/>
+              </w:rPr>
+              <w:t xml:space="preserve">–  Axis of rotational symmetry</w:t>
+            </w:r>
+          </w:p>
+          <w:p>
+            <w:pPr>
+              <w:spacing w:after="30" w:before="0"/>
+              <w:ind w:left="360" w:hanging="180"/>
+              <w:jc w:val="left"/>
+            </w:pPr>
+            <w:r>
+              <w:rPr>
+                <w:rFonts w:ascii="Arial" w:cs="Arial" w:eastAsia="Arial" w:hAnsi="Arial"/>
+                <w:b w:val="false"/>
+                <w:bCs w:val="false"/>
+                <w:i w:val="false"/>
+                <w:iCs w:val="false"/>
+                <w:color w:val="000000"/>
+                <w:sz w:val="18"/>
+                <w:szCs w:val="18"/>
+              </w:rPr>
+              <w:t xml:space="preserve">–  Congruence and rotation</w:t>
+            </w:r>
+          </w:p>
+          <w:p>
+            <w:pPr>
+              <w:spacing w:after="30" w:before="0"/>
+              <w:ind w:left="360" w:hanging="180"/>
+              <w:jc w:val="left"/>
+            </w:pPr>
+            <w:r>
+              <w:rPr>
+                <w:rFonts w:ascii="Arial" w:cs="Arial" w:eastAsia="Arial" w:hAnsi="Arial"/>
+                <w:b w:val="false"/>
+                <w:bCs w:val="false"/>
+                <w:i w:val="false"/>
+                <w:iCs w:val="false"/>
+                <w:color w:val="000000"/>
+                <w:sz w:val="18"/>
+                <w:szCs w:val="18"/>
+              </w:rPr>
+              <w:t xml:space="preserve">–  Applications of rotation in real-life situations</w:t>
+            </w:r>
+          </w:p>
+        </w:tc>
+      </w:tr>
+      <w:tr>
+        <w:tc>
+          <w:tcPr>
+            <w:tcW w:type="dxa" w:w="3000"/>
+            <w:shd w:fill="D5E8F0" w:color="auto" w:val="clear"/>
+            <w:tcMar>
+              <w:top w:type="dxa" w:w="60"/>
+              <w:left w:type="dxa" w:w="120"/>
+              <w:bottom w:type="dxa" w:w="60"/>
+              <w:right w:type="dxa" w:w="120"/>
+            </w:tcMar>
+            <w:vAlign w:val="top"/>
+          </w:tcPr>
+          <w:p>
+            <w:pPr>
+              <w:spacing w:after="40" w:before="0"/>
+              <w:jc w:val="left"/>
+            </w:pPr>
+            <w:r>
+              <w:rPr>
+                <w:rFonts w:ascii="Arial" w:cs="Arial" w:eastAsia="Arial" w:hAnsi="Arial"/>
+                <w:b/>
+                <w:bCs/>
+                <w:i w:val="false"/>
+                <w:iCs w:val="false"/>
+                <w:color w:val="000000"/>
+                <w:sz w:val="18"/>
+                <w:szCs w:val="18"/>
+              </w:rPr>
+              <w:t xml:space="preserve">Learning Outcomes</w:t>
+            </w:r>
+          </w:p>
+        </w:tc>
+        <w:tc>
+          <w:tcPr>
+            <w:tcW w:type="dxa" w:w="10680"/>
+            <w:shd w:fill="FFFFFF" w:color="auto" w:val="clear"/>
+            <w:tcMar>
+              <w:top w:type="dxa" w:w="60"/>
+              <w:left w:type="dxa" w:w="120"/>
+              <w:bottom w:type="dxa" w:w="60"/>
+              <w:right w:type="dxa" w:w="120"/>
+            </w:tcMar>
+            <w:vAlign w:val="top"/>
+          </w:tcPr>
+          <w:p>
+            <w:pPr>
+              <w:spacing w:after="40" w:before="0"/>
+              <w:jc w:val="left"/>
+            </w:pPr>
+            <w:r>
+              <w:rPr>
+                <w:rFonts w:ascii="Arial" w:cs="Arial" w:eastAsia="Arial" w:hAnsi="Arial"/>
+                <w:b w:val="false"/>
+                <w:bCs w:val="false"/>
+                <w:i w:val="false"/>
+                <w:iCs w:val="false"/>
+                <w:color w:val="000000"/>
+                <w:sz w:val="18"/>
+                <w:szCs w:val="18"/>
+              </w:rPr>
+              <w:t xml:space="preserve">By the end of the sub-strand, the learner should be able to:</w:t>
+            </w:r>
+          </w:p>
+          <w:p>
+            <w:pPr>
+              <w:spacing w:after="40" w:before="0"/>
+              <w:jc w:val="left"/>
+            </w:pPr>
+            <w:r>
+              <w:rPr>
+                <w:rFonts w:ascii="Arial" w:cs="Arial" w:eastAsia="Arial" w:hAnsi="Arial"/>
+                <w:b w:val="false"/>
+                <w:bCs w:val="false"/>
+                <w:i w:val="false"/>
+                <w:iCs w:val="false"/>
+                <w:color w:val="000000"/>
+                <w:sz w:val="18"/>
+                <w:szCs w:val="18"/>
+              </w:rPr>
+              <w:t xml:space="preserve">a) identify and describe the properties of rotation in different situations,</w:t>
+            </w:r>
+          </w:p>
+          <w:p>
+            <w:pPr>
+              <w:spacing w:after="40" w:before="0"/>
+              <w:jc w:val="left"/>
+            </w:pPr>
+            <w:r>
+              <w:rPr>
+                <w:rFonts w:ascii="Arial" w:cs="Arial" w:eastAsia="Arial" w:hAnsi="Arial"/>
+                <w:b w:val="false"/>
+                <w:bCs w:val="false"/>
+                <w:i w:val="false"/>
+                <w:iCs w:val="false"/>
+                <w:color w:val="000000"/>
+                <w:sz w:val="18"/>
+                <w:szCs w:val="18"/>
+              </w:rPr>
+              <w:t xml:space="preserve">b) rotate points and shapes through a given angle about a given centre on the Cartesian plane,</w:t>
+            </w:r>
+          </w:p>
+          <w:p>
+            <w:pPr>
+              <w:spacing w:after="40" w:before="0"/>
+              <w:jc w:val="left"/>
+            </w:pPr>
+            <w:r>
+              <w:rPr>
+                <w:rFonts w:ascii="Arial" w:cs="Arial" w:eastAsia="Arial" w:hAnsi="Arial"/>
+                <w:b w:val="false"/>
+                <w:bCs w:val="false"/>
+                <w:i w:val="false"/>
+                <w:iCs w:val="false"/>
+                <w:color w:val="000000"/>
+                <w:sz w:val="18"/>
+                <w:szCs w:val="18"/>
+              </w:rPr>
+              <w:t xml:space="preserve">c) determine the angle and centre of rotation given an object and its image,</w:t>
+            </w:r>
+          </w:p>
+          <w:p>
+            <w:pPr>
+              <w:spacing w:after="40" w:before="0"/>
+              <w:jc w:val="left"/>
+            </w:pPr>
+            <w:r>
+              <w:rPr>
+                <w:rFonts w:ascii="Arial" w:cs="Arial" w:eastAsia="Arial" w:hAnsi="Arial"/>
+                <w:b w:val="false"/>
+                <w:bCs w:val="false"/>
+                <w:i w:val="false"/>
+                <w:iCs w:val="false"/>
+                <w:color w:val="000000"/>
+                <w:sz w:val="18"/>
+                <w:szCs w:val="18"/>
+              </w:rPr>
+              <w:t xml:space="preserve">d) determine the order and axis of rotational symmetry of plane figures,</w:t>
+            </w:r>
+          </w:p>
+          <w:p>
+            <w:pPr>
+              <w:spacing w:after="40" w:before="0"/>
+              <w:jc w:val="left"/>
+            </w:pPr>
+            <w:r>
+              <w:rPr>
+                <w:rFonts w:ascii="Arial" w:cs="Arial" w:eastAsia="Arial" w:hAnsi="Arial"/>
+                <w:b w:val="false"/>
+                <w:bCs w:val="false"/>
+                <w:i w:val="false"/>
+                <w:iCs w:val="false"/>
+                <w:color w:val="000000"/>
+                <w:sz w:val="18"/>
+                <w:szCs w:val="18"/>
+              </w:rPr>
+              <w:t xml:space="preserve">e) relate rotation to congruence of shapes,</w:t>
+            </w:r>
+          </w:p>
+          <w:p>
+            <w:pPr>
+              <w:spacing w:after="40" w:before="0"/>
+              <w:jc w:val="left"/>
+            </w:pPr>
+            <w:r>
+              <w:rPr>
+                <w:rFonts w:ascii="Arial" w:cs="Arial" w:eastAsia="Arial" w:hAnsi="Arial"/>
+                <w:b w:val="false"/>
+                <w:bCs w:val="false"/>
+                <w:i w:val="false"/>
+                <w:iCs w:val="false"/>
+                <w:color w:val="000000"/>
+                <w:sz w:val="18"/>
+                <w:szCs w:val="18"/>
+              </w:rPr>
+              <w:t xml:space="preserve">f) apply rotation to solve problems in real-life situations,</w:t>
+            </w:r>
+          </w:p>
+          <w:p>
+            <w:pPr>
+              <w:spacing w:after="40" w:before="0"/>
+              <w:jc w:val="left"/>
+            </w:pPr>
+            <w:r>
+              <w:rPr>
+                <w:rFonts w:ascii="Arial" w:cs="Arial" w:eastAsia="Arial" w:hAnsi="Arial"/>
+                <w:b w:val="false"/>
+                <w:bCs w:val="false"/>
+                <w:i w:val="false"/>
+                <w:iCs w:val="false"/>
+                <w:color w:val="000000"/>
+                <w:sz w:val="18"/>
+                <w:szCs w:val="18"/>
+              </w:rPr>
+              <w:t xml:space="preserve">g) appreciate the use of rotation in everyday contexts such as design, engineering, and nature.</w:t>
+            </w:r>
+          </w:p>
+        </w:tc>
+      </w:tr>
+      <w:tr>
+        <w:tc>
+          <w:tcPr>
+            <w:tcW w:type="dxa" w:w="3000"/>
+            <w:shd w:fill="D5E8F0" w:color="auto" w:val="clear"/>
+            <w:tcMar>
+              <w:top w:type="dxa" w:w="60"/>
+              <w:left w:type="dxa" w:w="120"/>
+              <w:bottom w:type="dxa" w:w="60"/>
+              <w:right w:type="dxa" w:w="120"/>
+            </w:tcMar>
+            <w:vAlign w:val="top"/>
+          </w:tcPr>
+          <w:p>
+            <w:pPr>
+              <w:spacing w:after="40" w:before="0"/>
+              <w:jc w:val="left"/>
+            </w:pPr>
+            <w:r>
+              <w:rPr>
+                <w:rFonts w:ascii="Arial" w:cs="Arial" w:eastAsia="Arial" w:hAnsi="Arial"/>
+                <w:b/>
+                <w:bCs/>
+                <w:i w:val="false"/>
+                <w:iCs w:val="false"/>
+                <w:color w:val="000000"/>
+                <w:sz w:val="18"/>
+                <w:szCs w:val="18"/>
+              </w:rPr>
+              <w:t xml:space="preserve">Core Competencies</w:t>
+            </w:r>
+          </w:p>
+        </w:tc>
+        <w:tc>
+          <w:tcPr>
+            <w:tcW w:type="dxa" w:w="10680"/>
+            <w:shd w:fill="FFFFFF" w:color="auto" w:val="clear"/>
+            <w:tcMar>
+              <w:top w:type="dxa" w:w="60"/>
+              <w:left w:type="dxa" w:w="120"/>
+              <w:bottom w:type="dxa" w:w="60"/>
+              <w:right w:type="dxa" w:w="120"/>
+            </w:tcMar>
+            <w:vAlign w:val="top"/>
+          </w:tcPr>
+          <w:p>
+            <w:pPr>
+              <w:spacing w:after="30" w:before="0"/>
+              <w:ind w:left="360" w:hanging="180"/>
+              <w:jc w:val="left"/>
+            </w:pPr>
+            <w:r>
+              <w:rPr>
+                <w:rFonts w:ascii="Arial" w:cs="Arial" w:eastAsia="Arial" w:hAnsi="Arial"/>
+                <w:b w:val="false"/>
+                <w:bCs w:val="false"/>
+                <w:i w:val="false"/>
+                <w:iCs w:val="false"/>
+                <w:color w:val="000000"/>
+                <w:sz w:val="18"/>
+                <w:szCs w:val="18"/>
+              </w:rPr>
+              <w:t xml:space="preserve">–  Communication and Collaboration: the learner discusses with peers to identify and describe the properties of rotation and shares findings on rotating shapes on the Cartesian plane.</w:t>
+            </w:r>
+          </w:p>
+          <w:p>
+            <w:pPr>
+              <w:spacing w:after="30" w:before="0"/>
+              <w:ind w:left="360" w:hanging="180"/>
+              <w:jc w:val="left"/>
+            </w:pPr>
+            <w:r>
+              <w:rPr>
+                <w:rFonts w:ascii="Arial" w:cs="Arial" w:eastAsia="Arial" w:hAnsi="Arial"/>
+                <w:b w:val="false"/>
+                <w:bCs w:val="false"/>
+                <w:i w:val="false"/>
+                <w:iCs w:val="false"/>
+                <w:color w:val="000000"/>
+                <w:sz w:val="18"/>
+                <w:szCs w:val="18"/>
+              </w:rPr>
+              <w:t xml:space="preserve">–  Critical Thinking and Problem Solving: the learner determines the angle and centre of rotation given an object and its image, and applies rotation to solve real-life mathematical problems.</w:t>
+            </w:r>
+          </w:p>
+          <w:p>
+            <w:pPr>
+              <w:spacing w:after="30" w:before="0"/>
+              <w:ind w:left="360" w:hanging="180"/>
+              <w:jc w:val="left"/>
+            </w:pPr>
+            <w:r>
+              <w:rPr>
+                <w:rFonts w:ascii="Arial" w:cs="Arial" w:eastAsia="Arial" w:hAnsi="Arial"/>
+                <w:b w:val="false"/>
+                <w:bCs w:val="false"/>
+                <w:i w:val="false"/>
+                <w:iCs w:val="false"/>
+                <w:color w:val="000000"/>
+                <w:sz w:val="18"/>
+                <w:szCs w:val="18"/>
+              </w:rPr>
+              <w:t xml:space="preserve">–  Creativity and Imagination: the learner designs patterns and figures using rotational symmetry, exploring applications in art, architecture, and nature found in Kenya.</w:t>
+            </w:r>
+          </w:p>
+          <w:p>
+            <w:pPr>
+              <w:spacing w:after="30" w:before="0"/>
+              <w:ind w:left="360" w:hanging="180"/>
+              <w:jc w:val="left"/>
+            </w:pPr>
+            <w:r>
+              <w:rPr>
+                <w:rFonts w:ascii="Arial" w:cs="Arial" w:eastAsia="Arial" w:hAnsi="Arial"/>
+                <w:b w:val="false"/>
+                <w:bCs w:val="false"/>
+                <w:i w:val="false"/>
+                <w:iCs w:val="false"/>
+                <w:color w:val="000000"/>
+                <w:sz w:val="18"/>
+                <w:szCs w:val="18"/>
+              </w:rPr>
+              <w:t xml:space="preserve">–  Digital Literacy: the learner uses digital devices and simulation tools to explore rotation of points and shapes and to verify results obtained by hand construction.</w:t>
+            </w:r>
+          </w:p>
+        </w:tc>
+      </w:tr>
+      <w:tr>
+        <w:tc>
+          <w:tcPr>
+            <w:tcW w:type="dxa" w:w="3000"/>
+            <w:shd w:fill="E2EFDA" w:color="auto" w:val="clear"/>
+            <w:tcMar>
+              <w:top w:type="dxa" w:w="60"/>
+              <w:left w:type="dxa" w:w="120"/>
+              <w:bottom w:type="dxa" w:w="60"/>
+              <w:right w:type="dxa" w:w="120"/>
+            </w:tcMar>
+            <w:vAlign w:val="top"/>
+          </w:tcPr>
+          <w:p>
+            <w:pPr>
+              <w:spacing w:after="40" w:before="0"/>
+              <w:jc w:val="left"/>
+            </w:pPr>
+            <w:r>
+              <w:rPr>
+                <w:rFonts w:ascii="Arial" w:cs="Arial" w:eastAsia="Arial" w:hAnsi="Arial"/>
+                <w:b/>
+                <w:bCs/>
+                <w:i w:val="false"/>
+                <w:iCs w:val="false"/>
+                <w:color w:val="000000"/>
+                <w:sz w:val="18"/>
+                <w:szCs w:val="18"/>
+              </w:rPr>
+              <w:t xml:space="preserve">Core Values</w:t>
+            </w:r>
+          </w:p>
+        </w:tc>
+        <w:tc>
+          <w:tcPr>
+            <w:tcW w:type="dxa" w:w="10680"/>
+            <w:shd w:fill="FFFFFF" w:color="auto" w:val="clear"/>
+            <w:tcMar>
+              <w:top w:type="dxa" w:w="60"/>
+              <w:left w:type="dxa" w:w="120"/>
+              <w:bottom w:type="dxa" w:w="60"/>
+              <w:right w:type="dxa" w:w="120"/>
+            </w:tcMar>
+            <w:vAlign w:val="top"/>
+          </w:tcPr>
+          <w:p>
+            <w:pPr>
+              <w:spacing w:after="30" w:before="0"/>
+              <w:ind w:left="360" w:hanging="180"/>
+              <w:jc w:val="left"/>
+            </w:pPr>
+            <w:r>
+              <w:rPr>
+                <w:rFonts w:ascii="Arial" w:cs="Arial" w:eastAsia="Arial" w:hAnsi="Arial"/>
+                <w:b w:val="false"/>
+                <w:bCs w:val="false"/>
+                <w:i w:val="false"/>
+                <w:iCs w:val="false"/>
+                <w:color w:val="000000"/>
+                <w:sz w:val="18"/>
+                <w:szCs w:val="18"/>
+              </w:rPr>
+              <w:t xml:space="preserve">–  Unity: the learner collaborates in group activities to explore the properties of rotation and determine centres and angles of rotation.</w:t>
+            </w:r>
+          </w:p>
+          <w:p>
+            <w:pPr>
+              <w:spacing w:after="30" w:before="0"/>
+              <w:ind w:left="360" w:hanging="180"/>
+              <w:jc w:val="left"/>
+            </w:pPr>
+            <w:r>
+              <w:rPr>
+                <w:rFonts w:ascii="Arial" w:cs="Arial" w:eastAsia="Arial" w:hAnsi="Arial"/>
+                <w:b w:val="false"/>
+                <w:bCs w:val="false"/>
+                <w:i w:val="false"/>
+                <w:iCs w:val="false"/>
+                <w:color w:val="000000"/>
+                <w:sz w:val="18"/>
+                <w:szCs w:val="18"/>
+              </w:rPr>
+              <w:t xml:space="preserve">–  Responsibility: the learner takes care of mathematical instruments (protractors, compasses, rulers) and digital devices used during rotation constructions.</w:t>
+            </w:r>
+          </w:p>
+          <w:p>
+            <w:pPr>
+              <w:spacing w:after="30" w:before="0"/>
+              <w:ind w:left="360" w:hanging="180"/>
+              <w:jc w:val="left"/>
+            </w:pPr>
+            <w:r>
+              <w:rPr>
+                <w:rFonts w:ascii="Arial" w:cs="Arial" w:eastAsia="Arial" w:hAnsi="Arial"/>
+                <w:b w:val="false"/>
+                <w:bCs w:val="false"/>
+                <w:i w:val="false"/>
+                <w:iCs w:val="false"/>
+                <w:color w:val="000000"/>
+                <w:sz w:val="18"/>
+                <w:szCs w:val="18"/>
+              </w:rPr>
+              <w:t xml:space="preserve">–  Respect: the learner listens to and values contributions from peers during group discussions and presentations on rotational symmetry.</w:t>
+            </w:r>
+          </w:p>
+          <w:p>
+            <w:pPr>
+              <w:spacing w:after="30" w:before="0"/>
+              <w:ind w:left="360" w:hanging="180"/>
+              <w:jc w:val="left"/>
+            </w:pPr>
+            <w:r>
+              <w:rPr>
+                <w:rFonts w:ascii="Arial" w:cs="Arial" w:eastAsia="Arial" w:hAnsi="Arial"/>
+                <w:b w:val="false"/>
+                <w:bCs w:val="false"/>
+                <w:i w:val="false"/>
+                <w:iCs w:val="false"/>
+                <w:color w:val="000000"/>
+                <w:sz w:val="18"/>
+                <w:szCs w:val="18"/>
+              </w:rPr>
+              <w:t xml:space="preserve">–  Integrity: the learner accurately records and reports measurements and constructions without falsifying results.</w:t>
+            </w:r>
+          </w:p>
+        </w:tc>
+      </w:tr>
+      <w:tr>
+        <w:tc>
+          <w:tcPr>
+            <w:tcW w:type="dxa" w:w="3000"/>
+            <w:shd w:fill="D5E8F0" w:color="auto" w:val="clear"/>
+            <w:tcMar>
+              <w:top w:type="dxa" w:w="60"/>
+              <w:left w:type="dxa" w:w="120"/>
+              <w:bottom w:type="dxa" w:w="60"/>
+              <w:right w:type="dxa" w:w="120"/>
+            </w:tcMar>
+            <w:vAlign w:val="top"/>
+          </w:tcPr>
+          <w:p>
+            <w:pPr>
+              <w:spacing w:after="40" w:before="0"/>
+              <w:jc w:val="left"/>
+            </w:pPr>
+            <w:r>
+              <w:rPr>
+                <w:rFonts w:ascii="Arial" w:cs="Arial" w:eastAsia="Arial" w:hAnsi="Arial"/>
+                <w:b/>
+                <w:bCs/>
+                <w:i w:val="false"/>
+                <w:iCs w:val="false"/>
+                <w:color w:val="000000"/>
+                <w:sz w:val="18"/>
+                <w:szCs w:val="18"/>
+              </w:rPr>
+              <w:t xml:space="preserve">Science &amp; Engineering Practices</w:t>
+            </w:r>
+          </w:p>
+        </w:tc>
+        <w:tc>
+          <w:tcPr>
+            <w:tcW w:type="dxa" w:w="10680"/>
+            <w:shd w:fill="FFFFFF" w:color="auto" w:val="clear"/>
+            <w:tcMar>
+              <w:top w:type="dxa" w:w="60"/>
+              <w:left w:type="dxa" w:w="120"/>
+              <w:bottom w:type="dxa" w:w="60"/>
+              <w:right w:type="dxa" w:w="120"/>
+            </w:tcMar>
+            <w:vAlign w:val="top"/>
+          </w:tcPr>
+          <w:p>
+            <w:pPr>
+              <w:spacing w:after="30" w:before="0"/>
+              <w:ind w:left="360" w:hanging="180"/>
+              <w:jc w:val="left"/>
+            </w:pPr>
+            <w:r>
+              <w:rPr>
+                <w:rFonts w:ascii="Arial" w:cs="Arial" w:eastAsia="Arial" w:hAnsi="Arial"/>
+                <w:b w:val="false"/>
+                <w:bCs w:val="false"/>
+                <w:i w:val="false"/>
+                <w:iCs w:val="false"/>
+                <w:color w:val="000000"/>
+                <w:sz w:val="18"/>
+                <w:szCs w:val="18"/>
+              </w:rPr>
+              <w:t xml:space="preserve">–  Developing and Using Models: the learner builds and revises cumulative diagrams/models on the Cartesian plane to represent how a shape transforms under rotation, tracking changes in position and orientation.</w:t>
+            </w:r>
+          </w:p>
+          <w:p>
+            <w:pPr>
+              <w:spacing w:after="30" w:before="0"/>
+              <w:ind w:left="360" w:hanging="180"/>
+              <w:jc w:val="left"/>
+            </w:pPr>
+            <w:r>
+              <w:rPr>
+                <w:rFonts w:ascii="Arial" w:cs="Arial" w:eastAsia="Arial" w:hAnsi="Arial"/>
+                <w:b w:val="false"/>
+                <w:bCs w:val="false"/>
+                <w:i w:val="false"/>
+                <w:iCs w:val="false"/>
+                <w:color w:val="000000"/>
+                <w:sz w:val="18"/>
+                <w:szCs w:val="18"/>
+              </w:rPr>
+              <w:t xml:space="preserve">–  Analyzing and Interpreting Data: the learner measures and records angles and coordinates of object and image points, then interprets patterns to determine the centre and angle of rotation.</w:t>
+            </w:r>
+          </w:p>
+          <w:p>
+            <w:pPr>
+              <w:spacing w:after="30" w:before="0"/>
+              <w:ind w:left="360" w:hanging="180"/>
+              <w:jc w:val="left"/>
+            </w:pPr>
+            <w:r>
+              <w:rPr>
+                <w:rFonts w:ascii="Arial" w:cs="Arial" w:eastAsia="Arial" w:hAnsi="Arial"/>
+                <w:b w:val="false"/>
+                <w:bCs w:val="false"/>
+                <w:i w:val="false"/>
+                <w:iCs w:val="false"/>
+                <w:color w:val="000000"/>
+                <w:sz w:val="18"/>
+                <w:szCs w:val="18"/>
+              </w:rPr>
+              <w:t xml:space="preserve">–  Constructing Explanations: the learner uses observed properties of rotation to explain why object and image are always congruent and why distance from the centre of rotation is invariant.</w:t>
+            </w:r>
+          </w:p>
+          <w:p>
+            <w:pPr>
+              <w:spacing w:after="30" w:before="0"/>
+              <w:ind w:left="360" w:hanging="180"/>
+              <w:jc w:val="left"/>
+            </w:pPr>
+            <w:r>
+              <w:rPr>
+                <w:rFonts w:ascii="Arial" w:cs="Arial" w:eastAsia="Arial" w:hAnsi="Arial"/>
+                <w:b w:val="false"/>
+                <w:bCs w:val="false"/>
+                <w:i w:val="false"/>
+                <w:iCs w:val="false"/>
+                <w:color w:val="000000"/>
+                <w:sz w:val="18"/>
+                <w:szCs w:val="18"/>
+              </w:rPr>
+              <w:t xml:space="preserve">–  Engaging in Argument from Evidence: the learner justifies the identified order of rotational symmetry of a figure by providing symmetry evidence from multiple orientations.</w:t>
+            </w:r>
+          </w:p>
+          <w:p>
+            <w:pPr>
+              <w:spacing w:after="30" w:before="0"/>
+              <w:ind w:left="360" w:hanging="180"/>
+              <w:jc w:val="left"/>
+            </w:pPr>
+            <w:r>
+              <w:rPr>
+                <w:rFonts w:ascii="Arial" w:cs="Arial" w:eastAsia="Arial" w:hAnsi="Arial"/>
+                <w:b w:val="false"/>
+                <w:bCs w:val="false"/>
+                <w:i w:val="false"/>
+                <w:iCs w:val="false"/>
+                <w:color w:val="000000"/>
+                <w:sz w:val="18"/>
+                <w:szCs w:val="18"/>
+              </w:rPr>
+              <w:t xml:space="preserve">–  Obtaining, Evaluating, and Communicating Information: the learner reads, evaluates, and communicates findings from video resources, simulations, and readings about rotation in real-life contexts.</w:t>
+            </w:r>
+          </w:p>
+        </w:tc>
+      </w:tr>
+      <w:tr>
+        <w:tc>
+          <w:tcPr>
+            <w:tcW w:type="dxa" w:w="3000"/>
+            <w:shd w:fill="FCE4D6" w:color="auto" w:val="clear"/>
+            <w:tcMar>
+              <w:top w:type="dxa" w:w="60"/>
+              <w:left w:type="dxa" w:w="120"/>
+              <w:bottom w:type="dxa" w:w="60"/>
+              <w:right w:type="dxa" w:w="120"/>
+            </w:tcMar>
+            <w:vAlign w:val="top"/>
+          </w:tcPr>
+          <w:p>
+            <w:pPr>
+              <w:spacing w:after="40" w:before="0"/>
+              <w:jc w:val="left"/>
+            </w:pPr>
+            <w:r>
+              <w:rPr>
+                <w:rFonts w:ascii="Arial" w:cs="Arial" w:eastAsia="Arial" w:hAnsi="Arial"/>
+                <w:b/>
+                <w:bCs/>
+                <w:i w:val="false"/>
+                <w:iCs w:val="false"/>
+                <w:color w:val="000000"/>
+                <w:sz w:val="18"/>
+                <w:szCs w:val="18"/>
+              </w:rPr>
+              <w:t xml:space="preserve">Pertinent &amp; Contemporary Issues (PCIs)</w:t>
+            </w:r>
+          </w:p>
+        </w:tc>
+        <w:tc>
+          <w:tcPr>
+            <w:tcW w:type="dxa" w:w="10680"/>
+            <w:shd w:fill="FFFFFF" w:color="auto" w:val="clear"/>
+            <w:tcMar>
+              <w:top w:type="dxa" w:w="60"/>
+              <w:left w:type="dxa" w:w="120"/>
+              <w:bottom w:type="dxa" w:w="60"/>
+              <w:right w:type="dxa" w:w="120"/>
+            </w:tcMar>
+            <w:vAlign w:val="top"/>
+          </w:tcPr>
+          <w:p>
+            <w:pPr>
+              <w:spacing w:after="30" w:before="0"/>
+              <w:ind w:left="360" w:hanging="180"/>
+              <w:jc w:val="left"/>
+            </w:pPr>
+            <w:r>
+              <w:rPr>
+                <w:rFonts w:ascii="Arial" w:cs="Arial" w:eastAsia="Arial" w:hAnsi="Arial"/>
+                <w:b w:val="false"/>
+                <w:bCs w:val="false"/>
+                <w:i w:val="false"/>
+                <w:iCs w:val="false"/>
+                <w:color w:val="000000"/>
+                <w:sz w:val="18"/>
+                <w:szCs w:val="18"/>
+              </w:rPr>
+              <w:t xml:space="preserve">–  Life Skills (Critical Thinking): the learner applies logical reasoning to determine the angle and centre of rotation given an object and its image, building problem-solving confidence.</w:t>
+            </w:r>
+          </w:p>
+          <w:p>
+            <w:pPr>
+              <w:spacing w:after="30" w:before="0"/>
+              <w:ind w:left="360" w:hanging="180"/>
+              <w:jc w:val="left"/>
+            </w:pPr>
+            <w:r>
+              <w:rPr>
+                <w:rFonts w:ascii="Arial" w:cs="Arial" w:eastAsia="Arial" w:hAnsi="Arial"/>
+                <w:b w:val="false"/>
+                <w:bCs w:val="false"/>
+                <w:i w:val="false"/>
+                <w:iCs w:val="false"/>
+                <w:color w:val="000000"/>
+                <w:sz w:val="18"/>
+                <w:szCs w:val="18"/>
+              </w:rPr>
+              <w:t xml:space="preserve">–  Life Skills (Self-Esteem): the learner participates actively in discussions and presentations on rotational symmetry, developing confidence in mathematical communication.</w:t>
+            </w:r>
+          </w:p>
+          <w:p>
+            <w:pPr>
+              <w:spacing w:after="30" w:before="0"/>
+              <w:ind w:left="360" w:hanging="180"/>
+              <w:jc w:val="left"/>
+            </w:pPr>
+            <w:r>
+              <w:rPr>
+                <w:rFonts w:ascii="Arial" w:cs="Arial" w:eastAsia="Arial" w:hAnsi="Arial"/>
+                <w:b w:val="false"/>
+                <w:bCs w:val="false"/>
+                <w:i w:val="false"/>
+                <w:iCs w:val="false"/>
+                <w:color w:val="000000"/>
+                <w:sz w:val="18"/>
+                <w:szCs w:val="18"/>
+              </w:rPr>
+              <w:t xml:space="preserve">–  Environmental Education: the learner identifies rotational symmetry in natural Kenyan environments — e.g., the symmetry of flowers, Maasai beadwork patterns, and the rotating blades of wind turbines at Ngong Hills.</w:t>
+            </w:r>
+          </w:p>
+          <w:p>
+            <w:pPr>
+              <w:spacing w:after="30" w:before="0"/>
+              <w:ind w:left="360" w:hanging="180"/>
+              <w:jc w:val="left"/>
+            </w:pPr>
+            <w:r>
+              <w:rPr>
+                <w:rFonts w:ascii="Arial" w:cs="Arial" w:eastAsia="Arial" w:hAnsi="Arial"/>
+                <w:b w:val="false"/>
+                <w:bCs w:val="false"/>
+                <w:i w:val="false"/>
+                <w:iCs w:val="false"/>
+                <w:color w:val="000000"/>
+                <w:sz w:val="18"/>
+                <w:szCs w:val="18"/>
+              </w:rPr>
+              <w:t xml:space="preserve">–  Safety: the learner uses mathematical instruments carefully during constructions to avoid injury and damage.</w:t>
+            </w:r>
+          </w:p>
+        </w:tc>
+      </w:tr>
+      <w:tr>
+        <w:tc>
+          <w:tcPr>
+            <w:tcW w:type="dxa" w:w="3000"/>
+            <w:shd w:fill="D9EEF1" w:color="auto" w:val="clear"/>
+            <w:tcMar>
+              <w:top w:type="dxa" w:w="60"/>
+              <w:left w:type="dxa" w:w="120"/>
+              <w:bottom w:type="dxa" w:w="60"/>
+              <w:right w:type="dxa" w:w="120"/>
+            </w:tcMar>
+            <w:vAlign w:val="top"/>
+          </w:tcPr>
+          <w:p>
+            <w:pPr>
+              <w:spacing w:after="40" w:before="0"/>
+              <w:jc w:val="left"/>
+            </w:pPr>
+            <w:r>
+              <w:rPr>
+                <w:rFonts w:ascii="Arial" w:cs="Arial" w:eastAsia="Arial" w:hAnsi="Arial"/>
+                <w:b/>
+                <w:bCs/>
+                <w:i w:val="false"/>
+                <w:iCs w:val="false"/>
+                <w:color w:val="000000"/>
+                <w:sz w:val="18"/>
+                <w:szCs w:val="18"/>
+              </w:rPr>
+              <w:t xml:space="preserve">Career Connections</w:t>
+            </w:r>
+          </w:p>
+        </w:tc>
+        <w:tc>
+          <w:tcPr>
+            <w:tcW w:type="dxa" w:w="10680"/>
+            <w:shd w:fill="FFFFFF" w:color="auto" w:val="clear"/>
+            <w:tcMar>
+              <w:top w:type="dxa" w:w="60"/>
+              <w:left w:type="dxa" w:w="120"/>
+              <w:bottom w:type="dxa" w:w="60"/>
+              <w:right w:type="dxa" w:w="120"/>
+            </w:tcMar>
+            <w:vAlign w:val="top"/>
+          </w:tcPr>
+          <w:p>
+            <w:pPr>
+              <w:spacing w:after="30" w:before="0"/>
+              <w:ind w:left="360" w:hanging="180"/>
+              <w:jc w:val="left"/>
+            </w:pPr>
+            <w:r>
+              <w:rPr>
+                <w:rFonts w:ascii="Arial" w:cs="Arial" w:eastAsia="Arial" w:hAnsi="Arial"/>
+                <w:b w:val="false"/>
+                <w:bCs w:val="false"/>
+                <w:i w:val="false"/>
+                <w:iCs w:val="false"/>
+                <w:color w:val="000000"/>
+                <w:sz w:val="18"/>
+                <w:szCs w:val="18"/>
+              </w:rPr>
+              <w:t xml:space="preserve">–  Architecture and Construction: rotation is used in designing rotationally symmetric structures such as the domes of Kenyan mosques, the KICC building in Nairobi, and circular stadium layouts.</w:t>
+            </w:r>
+          </w:p>
+          <w:p>
+            <w:pPr>
+              <w:spacing w:after="30" w:before="0"/>
+              <w:ind w:left="360" w:hanging="180"/>
+              <w:jc w:val="left"/>
+            </w:pPr>
+            <w:r>
+              <w:rPr>
+                <w:rFonts w:ascii="Arial" w:cs="Arial" w:eastAsia="Arial" w:hAnsi="Arial"/>
+                <w:b w:val="false"/>
+                <w:bCs w:val="false"/>
+                <w:i w:val="false"/>
+                <w:iCs w:val="false"/>
+                <w:color w:val="000000"/>
+                <w:sz w:val="18"/>
+                <w:szCs w:val="18"/>
+              </w:rPr>
+              <w:t xml:space="preserve">–  Engineering: mechanical engineers apply rotation when designing rotating parts such as turbine blades at the Ngong Hills Wind Farm and gear systems in machinery.</w:t>
+            </w:r>
+          </w:p>
+          <w:p>
+            <w:pPr>
+              <w:spacing w:after="30" w:before="0"/>
+              <w:ind w:left="360" w:hanging="180"/>
+              <w:jc w:val="left"/>
+            </w:pPr>
+            <w:r>
+              <w:rPr>
+                <w:rFonts w:ascii="Arial" w:cs="Arial" w:eastAsia="Arial" w:hAnsi="Arial"/>
+                <w:b w:val="false"/>
+                <w:bCs w:val="false"/>
+                <w:i w:val="false"/>
+                <w:iCs w:val="false"/>
+                <w:color w:val="000000"/>
+                <w:sz w:val="18"/>
+                <w:szCs w:val="18"/>
+              </w:rPr>
+              <w:t xml:space="preserve">–  Graphic Design and Art: designers use rotational symmetry to create Kenyan fabric patterns, logos, and decorative motifs found in Lamu and Maasai crafts.</w:t>
+            </w:r>
+          </w:p>
+          <w:p>
+            <w:pPr>
+              <w:spacing w:after="30" w:before="0"/>
+              <w:ind w:left="360" w:hanging="180"/>
+              <w:jc w:val="left"/>
+            </w:pPr>
+            <w:r>
+              <w:rPr>
+                <w:rFonts w:ascii="Arial" w:cs="Arial" w:eastAsia="Arial" w:hAnsi="Arial"/>
+                <w:b w:val="false"/>
+                <w:bCs w:val="false"/>
+                <w:i w:val="false"/>
+                <w:iCs w:val="false"/>
+                <w:color w:val="000000"/>
+                <w:sz w:val="18"/>
+                <w:szCs w:val="18"/>
+              </w:rPr>
+              <w:t xml:space="preserve">–  Astronomy and Navigation: understanding rotation underpins the study of Earth's rotation, satellite orbits, and navigation systems used in Kenyan aviation and maritime transport on Lake Victoria.</w:t>
+            </w:r>
+          </w:p>
+          <w:p>
+            <w:pPr>
+              <w:spacing w:after="30" w:before="0"/>
+              <w:ind w:left="360" w:hanging="180"/>
+              <w:jc w:val="left"/>
+            </w:pPr>
+            <w:r>
+              <w:rPr>
+                <w:rFonts w:ascii="Arial" w:cs="Arial" w:eastAsia="Arial" w:hAnsi="Arial"/>
+                <w:b w:val="false"/>
+                <w:bCs w:val="false"/>
+                <w:i w:val="false"/>
+                <w:iCs w:val="false"/>
+                <w:color w:val="000000"/>
+                <w:sz w:val="18"/>
+                <w:szCs w:val="18"/>
+              </w:rPr>
+              <w:t xml:space="preserve">–  Computer Animation and Gaming: rotation transformations are fundamental algorithms used in software to animate characters and objects in Kenyan-developed mobile apps and games.</w:t>
+            </w:r>
+          </w:p>
+        </w:tc>
+      </w:tr>
+      <w:tr>
+        <w:tc>
+          <w:tcPr>
+            <w:tcW w:type="dxa" w:w="3000"/>
+            <w:shd w:fill="D5E8F0" w:color="auto" w:val="clear"/>
+            <w:tcMar>
+              <w:top w:type="dxa" w:w="60"/>
+              <w:left w:type="dxa" w:w="120"/>
+              <w:bottom w:type="dxa" w:w="60"/>
+              <w:right w:type="dxa" w:w="120"/>
+            </w:tcMar>
+            <w:vAlign w:val="top"/>
+          </w:tcPr>
+          <w:p>
+            <w:pPr>
+              <w:spacing w:after="40" w:before="0"/>
+              <w:jc w:val="left"/>
+            </w:pPr>
+            <w:r>
+              <w:rPr>
+                <w:rFonts w:ascii="Arial" w:cs="Arial" w:eastAsia="Arial" w:hAnsi="Arial"/>
+                <w:b/>
+                <w:bCs/>
+                <w:i w:val="false"/>
+                <w:iCs w:val="false"/>
+                <w:color w:val="000000"/>
+                <w:sz w:val="18"/>
+                <w:szCs w:val="18"/>
+              </w:rPr>
+              <w:t xml:space="preserve">Focus for Lessons</w:t>
+            </w:r>
+          </w:p>
+        </w:tc>
+        <w:tc>
+          <w:tcPr>
+            <w:tcW w:type="dxa" w:w="10680"/>
+            <w:shd w:fill="FFFFFF" w:color="auto" w:val="clear"/>
+            <w:tcMar>
+              <w:top w:type="dxa" w:w="60"/>
+              <w:left w:type="dxa" w:w="120"/>
+              <w:bottom w:type="dxa" w:w="60"/>
+              <w:right w:type="dxa" w:w="120"/>
+            </w:tcMar>
+            <w:vAlign w:val="top"/>
+          </w:tcPr>
+          <w:p>
+            <w:pPr>
+              <w:spacing w:after="40" w:before="0"/>
+              <w:jc w:val="left"/>
+            </w:pPr>
+            <w:r>
+              <w:rPr>
+                <w:rFonts w:ascii="Arial" w:cs="Arial" w:eastAsia="Arial" w:hAnsi="Arial"/>
+                <w:b w:val="false"/>
+                <w:bCs w:val="false"/>
+                <w:i w:val="false"/>
+                <w:iCs w:val="false"/>
+                <w:color w:val="000000"/>
+                <w:sz w:val="18"/>
+                <w:szCs w:val="18"/>
+              </w:rPr>
+              <w:t xml:space="preserve">This unit develops learners' understanding of rotation as a geometric transformation, moving from the fundamental properties of rotation to practical applications in real-life Kenyan contexts. Learners explore how shapes rotate about a fixed centre, investigate rotational symmetry in natural and man-made objects, and connect rotation to the concept of congruence. The unit uses a phenomenon-driven, model-building approach where learners progressively revise their understanding through prediction, observation, and explanation phases anchored to a compelling real-world anchoring phenomenon.</w:t>
+            </w:r>
+          </w:p>
+        </w:tc>
+      </w:tr>
+      <w:tr>
+        <w:tc>
+          <w:tcPr>
+            <w:tcW w:type="dxa" w:w="3000"/>
+            <w:shd w:fill="EAD1F5" w:color="auto" w:val="clear"/>
+            <w:tcMar>
+              <w:top w:type="dxa" w:w="60"/>
+              <w:left w:type="dxa" w:w="120"/>
+              <w:bottom w:type="dxa" w:w="60"/>
+              <w:right w:type="dxa" w:w="120"/>
+            </w:tcMar>
+            <w:vAlign w:val="top"/>
+          </w:tcPr>
+          <w:p>
+            <w:pPr>
+              <w:spacing w:after="40" w:before="0"/>
+              <w:jc w:val="left"/>
+            </w:pPr>
+            <w:r>
+              <w:rPr>
+                <w:rFonts w:ascii="Arial" w:cs="Arial" w:eastAsia="Arial" w:hAnsi="Arial"/>
+                <w:b/>
+                <w:bCs/>
+                <w:i w:val="false"/>
+                <w:iCs w:val="false"/>
+                <w:color w:val="000000"/>
+                <w:sz w:val="18"/>
+                <w:szCs w:val="18"/>
+              </w:rPr>
+              <w:t xml:space="preserve">Driving Question / Key Inquiry Questions</w:t>
+            </w:r>
+          </w:p>
+        </w:tc>
+        <w:tc>
+          <w:tcPr>
+            <w:tcW w:type="dxa" w:w="10680"/>
+            <w:shd w:fill="FFFFFF" w:color="auto" w:val="clear"/>
+            <w:tcMar>
+              <w:top w:type="dxa" w:w="60"/>
+              <w:left w:type="dxa" w:w="120"/>
+              <w:bottom w:type="dxa" w:w="60"/>
+              <w:right w:type="dxa" w:w="120"/>
+            </w:tcMar>
+            <w:vAlign w:val="top"/>
+          </w:tcPr>
+          <w:p>
+            <w:pPr>
+              <w:spacing w:after="40" w:before="0"/>
+              <w:jc w:val="left"/>
+            </w:pPr>
+            <w:r>
+              <w:rPr>
+                <w:rFonts w:ascii="Arial" w:cs="Arial" w:eastAsia="Arial" w:hAnsi="Arial"/>
+                <w:b w:val="false"/>
+                <w:bCs w:val="false"/>
+                <w:i w:val="false"/>
+                <w:iCs w:val="false"/>
+                <w:color w:val="000000"/>
+                <w:sz w:val="18"/>
+                <w:szCs w:val="18"/>
+              </w:rPr>
+              <w:t xml:space="preserve">DRIVING QUESTION: Why do the blades of the Ngong Hills wind turbine always look the same no matter how far they rotate — and how can we use the mathematics of rotation to predict exactly where any point on the blade will land?</w:t>
+            </w:r>
+          </w:p>
+          <w:p>
+            <w:pPr>
+              <w:spacing w:after="40" w:before="0"/>
+              <w:jc w:val="left"/>
+            </w:pPr>
+            <w:r>
+              <w:rPr>
+                <w:rFonts w:ascii="Arial" w:cs="Arial" w:eastAsia="Arial" w:hAnsi="Arial"/>
+                <w:b w:val="false"/>
+                <w:bCs w:val="false"/>
+                <w:i w:val="false"/>
+                <w:iCs w:val="false"/>
+                <w:color w:val="000000"/>
+                <w:sz w:val="18"/>
+                <w:szCs w:val="18"/>
+              </w:rPr>
+              <w:t xml:space="preserve"/>
+            </w:r>
+          </w:p>
+          <w:p>
+            <w:pPr>
+              <w:spacing w:after="40" w:before="0"/>
+              <w:jc w:val="left"/>
+            </w:pPr>
+            <w:r>
+              <w:rPr>
+                <w:rFonts w:ascii="Arial" w:cs="Arial" w:eastAsia="Arial" w:hAnsi="Arial"/>
+                <w:b w:val="false"/>
+                <w:bCs w:val="false"/>
+                <w:i w:val="false"/>
+                <w:iCs w:val="false"/>
+                <w:color w:val="000000"/>
+                <w:sz w:val="18"/>
+                <w:szCs w:val="18"/>
+              </w:rPr>
+              <w:t xml:space="preserve">KICD KEY INQUIRY QUESTIONS:</w:t>
+            </w:r>
+          </w:p>
+          <w:p>
+            <w:pPr>
+              <w:spacing w:after="40" w:before="0"/>
+              <w:jc w:val="left"/>
+            </w:pPr>
+            <w:r>
+              <w:rPr>
+                <w:rFonts w:ascii="Arial" w:cs="Arial" w:eastAsia="Arial" w:hAnsi="Arial"/>
+                <w:b w:val="false"/>
+                <w:bCs w:val="false"/>
+                <w:i w:val="false"/>
+                <w:iCs w:val="false"/>
+                <w:color w:val="000000"/>
+                <w:sz w:val="18"/>
+                <w:szCs w:val="18"/>
+              </w:rPr>
+              <w:t xml:space="preserve">1. What are the properties of rotation as a geometric transformation?</w:t>
+            </w:r>
+          </w:p>
+          <w:p>
+            <w:pPr>
+              <w:spacing w:after="40" w:before="0"/>
+              <w:jc w:val="left"/>
+            </w:pPr>
+            <w:r>
+              <w:rPr>
+                <w:rFonts w:ascii="Arial" w:cs="Arial" w:eastAsia="Arial" w:hAnsi="Arial"/>
+                <w:b w:val="false"/>
+                <w:bCs w:val="false"/>
+                <w:i w:val="false"/>
+                <w:iCs w:val="false"/>
+                <w:color w:val="000000"/>
+                <w:sz w:val="18"/>
+                <w:szCs w:val="18"/>
+              </w:rPr>
+              <w:t xml:space="preserve">2. How do we determine the centre and angle of rotation given an object and its image?</w:t>
+            </w:r>
+          </w:p>
+        </w:tc>
+      </w:tr>
+      <w:tr>
+        <w:tc>
+          <w:tcPr>
+            <w:tcW w:type="dxa" w:w="3000"/>
+            <w:shd w:fill="EAD1F5" w:color="auto" w:val="clear"/>
+            <w:tcMar>
+              <w:top w:type="dxa" w:w="60"/>
+              <w:left w:type="dxa" w:w="120"/>
+              <w:bottom w:type="dxa" w:w="60"/>
+              <w:right w:type="dxa" w:w="120"/>
+            </w:tcMar>
+            <w:vAlign w:val="top"/>
+          </w:tcPr>
+          <w:p>
+            <w:pPr>
+              <w:spacing w:after="40" w:before="0"/>
+              <w:jc w:val="left"/>
+            </w:pPr>
+            <w:r>
+              <w:rPr>
+                <w:rFonts w:ascii="Arial" w:cs="Arial" w:eastAsia="Arial" w:hAnsi="Arial"/>
+                <w:b/>
+                <w:bCs/>
+                <w:i w:val="false"/>
+                <w:iCs w:val="false"/>
+                <w:color w:val="000000"/>
+                <w:sz w:val="18"/>
+                <w:szCs w:val="18"/>
+              </w:rPr>
+              <w:t xml:space="preserve">Anchoring Phenomenon</w:t>
+            </w:r>
+          </w:p>
+        </w:tc>
+        <w:tc>
+          <w:tcPr>
+            <w:tcW w:type="dxa" w:w="10680"/>
+            <w:shd w:fill="FFFFFF" w:color="auto" w:val="clear"/>
+            <w:tcMar>
+              <w:top w:type="dxa" w:w="60"/>
+              <w:left w:type="dxa" w:w="120"/>
+              <w:bottom w:type="dxa" w:w="60"/>
+              <w:right w:type="dxa" w:w="120"/>
+            </w:tcMar>
+            <w:vAlign w:val="top"/>
+          </w:tcPr>
+          <w:p>
+            <w:pPr>
+              <w:spacing w:after="40" w:before="0"/>
+              <w:jc w:val="left"/>
+            </w:pPr>
+            <w:r>
+              <w:rPr>
+                <w:rFonts w:ascii="Arial" w:cs="Arial" w:eastAsia="Arial" w:hAnsi="Arial"/>
+                <w:b w:val="false"/>
+                <w:bCs w:val="false"/>
+                <w:i w:val="false"/>
+                <w:iCs w:val="false"/>
+                <w:color w:val="000000"/>
+                <w:sz w:val="18"/>
+                <w:szCs w:val="18"/>
+              </w:rPr>
+              <w:t xml:space="preserve">Students are shown a video of the Ngong Hills Wind Farm turbines rotating. The blades spin continuously about a fixed central hub — each blade sweeps through equal angles in equal time, always returning to positions that look identical to the original. Students are asked: "Why does each blade always look the same no matter which position it stops at? How does the whole turbine blade assembly map perfectly onto itself?" This is puzzling because students can see that the blades move significantly through space, yet the overall shape appears unchanged — raising questions about what stays the same and what changes during a rotation, where the fixed point is, and why three blades spaced equally apart produce this effect. This phenomenon anchors the entire unit, with each lesson resolving a piece of the puzzle about how rotation works, how we measure it, and what properties are preserved.</w:t>
+            </w:r>
+          </w:p>
+        </w:tc>
+      </w:tr>
+      <w:tr>
+        <w:tc>
+          <w:tcPr>
+            <w:tcW w:type="dxa" w:w="3000"/>
+            <w:shd w:fill="D9EEF1" w:color="auto" w:val="clear"/>
+            <w:tcMar>
+              <w:top w:type="dxa" w:w="60"/>
+              <w:left w:type="dxa" w:w="120"/>
+              <w:bottom w:type="dxa" w:w="60"/>
+              <w:right w:type="dxa" w:w="120"/>
+            </w:tcMar>
+            <w:vAlign w:val="top"/>
+          </w:tcPr>
+          <w:p>
+            <w:pPr>
+              <w:spacing w:after="40" w:before="0"/>
+              <w:jc w:val="left"/>
+            </w:pPr>
+            <w:r>
+              <w:rPr>
+                <w:rFonts w:ascii="Arial" w:cs="Arial" w:eastAsia="Arial" w:hAnsi="Arial"/>
+                <w:b/>
+                <w:bCs/>
+                <w:i w:val="false"/>
+                <w:iCs w:val="false"/>
+                <w:color w:val="000000"/>
+                <w:sz w:val="18"/>
+                <w:szCs w:val="18"/>
+              </w:rPr>
+              <w:t xml:space="preserve">Storyline Thread</w:t>
+            </w:r>
+          </w:p>
+        </w:tc>
+        <w:tc>
+          <w:tcPr>
+            <w:tcW w:type="dxa" w:w="10680"/>
+            <w:shd w:fill="FFFFFF" w:color="auto" w:val="clear"/>
+            <w:tcMar>
+              <w:top w:type="dxa" w:w="60"/>
+              <w:left w:type="dxa" w:w="120"/>
+              <w:bottom w:type="dxa" w:w="60"/>
+              <w:right w:type="dxa" w:w="120"/>
+            </w:tcMar>
+            <w:vAlign w:val="top"/>
+          </w:tcPr>
+          <w:p>
+            <w:pPr>
+              <w:spacing w:after="40" w:before="0"/>
+              <w:jc w:val="left"/>
+            </w:pPr>
+            <w:r>
+              <w:rPr>
+                <w:rFonts w:ascii="Arial" w:cs="Arial" w:eastAsia="Arial" w:hAnsi="Arial"/>
+                <w:b w:val="false"/>
+                <w:bCs w:val="false"/>
+                <w:i w:val="false"/>
+                <w:iCs w:val="false"/>
+                <w:color w:val="000000"/>
+                <w:sz w:val="18"/>
+                <w:szCs w:val="18"/>
+              </w:rPr>
+              <w:t xml:space="preserve">Lesson 1 — Anchoring Phenomenon &amp; Introduction to Rotation: Students watch the Ngong Hills wind turbine video and make initial predictions about what stays the same and what changes. Class co-constructs the Driving Question Board (DQB) with initial questions and ideas. Students read an introductory passage on rotation, establishing the need-to-know questions that will drive the unit.</w:t>
+            </w:r>
+          </w:p>
+          <w:p>
+            <w:pPr>
+              <w:spacing w:after="40" w:before="0"/>
+              <w:jc w:val="left"/>
+            </w:pPr>
+            <w:r>
+              <w:rPr>
+                <w:rFonts w:ascii="Arial" w:cs="Arial" w:eastAsia="Arial" w:hAnsi="Arial"/>
+                <w:b w:val="false"/>
+                <w:bCs w:val="false"/>
+                <w:i w:val="false"/>
+                <w:iCs w:val="false"/>
+                <w:color w:val="000000"/>
+                <w:sz w:val="18"/>
+                <w:szCs w:val="18"/>
+              </w:rPr>
+              <w:t xml:space="preserve"/>
+            </w:r>
+          </w:p>
+          <w:p>
+            <w:pPr>
+              <w:spacing w:after="40" w:before="0"/>
+              <w:jc w:val="left"/>
+            </w:pPr>
+            <w:r>
+              <w:rPr>
+                <w:rFonts w:ascii="Arial" w:cs="Arial" w:eastAsia="Arial" w:hAnsi="Arial"/>
+                <w:b w:val="false"/>
+                <w:bCs w:val="false"/>
+                <w:i w:val="false"/>
+                <w:iCs w:val="false"/>
+                <w:color w:val="000000"/>
+                <w:sz w:val="18"/>
+                <w:szCs w:val="18"/>
+              </w:rPr>
+              <w:t xml:space="preserve">Lesson 2 — Properties of Rotation: Students explore the defining properties of rotation (fixed centre, invariant distances, direction of turn, angle of rotation) using cut-out shapes and protractors. They rotate shapes manually and observe that object and image are always congruent and that every point maintains its distance from the centre. Findings are connected back to the turbine blades phenomenon.</w:t>
+            </w:r>
+          </w:p>
+          <w:p>
+            <w:pPr>
+              <w:spacing w:after="40" w:before="0"/>
+              <w:jc w:val="left"/>
+            </w:pPr>
+            <w:r>
+              <w:rPr>
+                <w:rFonts w:ascii="Arial" w:cs="Arial" w:eastAsia="Arial" w:hAnsi="Arial"/>
+                <w:b w:val="false"/>
+                <w:bCs w:val="false"/>
+                <w:i w:val="false"/>
+                <w:iCs w:val="false"/>
+                <w:color w:val="000000"/>
+                <w:sz w:val="18"/>
+                <w:szCs w:val="18"/>
+              </w:rPr>
+              <w:t xml:space="preserve"/>
+            </w:r>
+          </w:p>
+          <w:p>
+            <w:pPr>
+              <w:spacing w:after="40" w:before="0"/>
+              <w:jc w:val="left"/>
+            </w:pPr>
+            <w:r>
+              <w:rPr>
+                <w:rFonts w:ascii="Arial" w:cs="Arial" w:eastAsia="Arial" w:hAnsi="Arial"/>
+                <w:b w:val="false"/>
+                <w:bCs w:val="false"/>
+                <w:i w:val="false"/>
+                <w:iCs w:val="false"/>
+                <w:color w:val="000000"/>
+                <w:sz w:val="18"/>
+                <w:szCs w:val="18"/>
+              </w:rPr>
+              <w:t xml:space="preserve">Lesson 3 — Rotating Points on the Cartesian Plane: Students learn to rotate individual points by 90°, 180°, and 270° (clockwise and anticlockwise) about the origin on the Cartesian plane. They use coordinate rules and verify using a video simulation. Students update their DQB models with coordinate evidence.</w:t>
+            </w:r>
+          </w:p>
+          <w:p>
+            <w:pPr>
+              <w:spacing w:after="40" w:before="0"/>
+              <w:jc w:val="left"/>
+            </w:pPr>
+            <w:r>
+              <w:rPr>
+                <w:rFonts w:ascii="Arial" w:cs="Arial" w:eastAsia="Arial" w:hAnsi="Arial"/>
+                <w:b w:val="false"/>
+                <w:bCs w:val="false"/>
+                <w:i w:val="false"/>
+                <w:iCs w:val="false"/>
+                <w:color w:val="000000"/>
+                <w:sz w:val="18"/>
+                <w:szCs w:val="18"/>
+              </w:rPr>
+              <w:t xml:space="preserve"/>
+            </w:r>
+          </w:p>
+          <w:p>
+            <w:pPr>
+              <w:spacing w:after="40" w:before="0"/>
+              <w:jc w:val="left"/>
+            </w:pPr>
+            <w:r>
+              <w:rPr>
+                <w:rFonts w:ascii="Arial" w:cs="Arial" w:eastAsia="Arial" w:hAnsi="Arial"/>
+                <w:b w:val="false"/>
+                <w:bCs w:val="false"/>
+                <w:i w:val="false"/>
+                <w:iCs w:val="false"/>
+                <w:color w:val="000000"/>
+                <w:sz w:val="18"/>
+                <w:szCs w:val="18"/>
+              </w:rPr>
+              <w:t xml:space="preserve">Lesson 4 — Rotating Shapes on the Cartesian Plane: Students extend point rotation to full shapes (triangles, quadrilaterals) on the Cartesian plane, rotating about the origin and other given centres. They construct images using protractors, rulers, and squared paper, then verify with digital tools.</w:t>
+            </w:r>
+          </w:p>
+          <w:p>
+            <w:pPr>
+              <w:spacing w:after="40" w:before="0"/>
+              <w:jc w:val="left"/>
+            </w:pPr>
+            <w:r>
+              <w:rPr>
+                <w:rFonts w:ascii="Arial" w:cs="Arial" w:eastAsia="Arial" w:hAnsi="Arial"/>
+                <w:b w:val="false"/>
+                <w:bCs w:val="false"/>
+                <w:i w:val="false"/>
+                <w:iCs w:val="false"/>
+                <w:color w:val="000000"/>
+                <w:sz w:val="18"/>
+                <w:szCs w:val="18"/>
+              </w:rPr>
+              <w:t xml:space="preserve"/>
+            </w:r>
+          </w:p>
+          <w:p>
+            <w:pPr>
+              <w:spacing w:after="40" w:before="0"/>
+              <w:jc w:val="left"/>
+            </w:pPr>
+            <w:r>
+              <w:rPr>
+                <w:rFonts w:ascii="Arial" w:cs="Arial" w:eastAsia="Arial" w:hAnsi="Arial"/>
+                <w:b w:val="false"/>
+                <w:bCs w:val="false"/>
+                <w:i w:val="false"/>
+                <w:iCs w:val="false"/>
+                <w:color w:val="000000"/>
+                <w:sz w:val="18"/>
+                <w:szCs w:val="18"/>
+              </w:rPr>
+              <w:t xml:space="preserve">Lesson 5 — Angle and Centre of Rotation (Given Object and Image): Students are given object-image pairs and must determine the angle and centre of rotation by construction (perpendicular bisectors of corresponding point segments). A reading on logical reasoning in geometry supports sensemaking. Students revisit the turbine: "If we know one blade position and its rotated image, can we find the centre?"</w:t>
+            </w:r>
+          </w:p>
+          <w:p>
+            <w:pPr>
+              <w:spacing w:after="40" w:before="0"/>
+              <w:jc w:val="left"/>
+            </w:pPr>
+            <w:r>
+              <w:rPr>
+                <w:rFonts w:ascii="Arial" w:cs="Arial" w:eastAsia="Arial" w:hAnsi="Arial"/>
+                <w:b w:val="false"/>
+                <w:bCs w:val="false"/>
+                <w:i w:val="false"/>
+                <w:iCs w:val="false"/>
+                <w:color w:val="000000"/>
+                <w:sz w:val="18"/>
+                <w:szCs w:val="18"/>
+              </w:rPr>
+              <w:t xml:space="preserve"/>
+            </w:r>
+          </w:p>
+          <w:p>
+            <w:pPr>
+              <w:spacing w:after="40" w:before="0"/>
+              <w:jc w:val="left"/>
+            </w:pPr>
+            <w:r>
+              <w:rPr>
+                <w:rFonts w:ascii="Arial" w:cs="Arial" w:eastAsia="Arial" w:hAnsi="Arial"/>
+                <w:b w:val="false"/>
+                <w:bCs w:val="false"/>
+                <w:i w:val="false"/>
+                <w:iCs w:val="false"/>
+                <w:color w:val="000000"/>
+                <w:sz w:val="18"/>
+                <w:szCs w:val="18"/>
+              </w:rPr>
+              <w:t xml:space="preserve">Lesson 6 — Order of Rotational Symmetry: Students investigate which regular shapes (equilateral triangle, square, regular hexagon, etc.) map onto themselves during a rotation of less than 360°. They define order of rotational symmetry and determine the order for various Kenyan patterns (Maasai beadwork, tiling designs). A video guides exploration.</w:t>
+            </w:r>
+          </w:p>
+          <w:p>
+            <w:pPr>
+              <w:spacing w:after="40" w:before="0"/>
+              <w:jc w:val="left"/>
+            </w:pPr>
+            <w:r>
+              <w:rPr>
+                <w:rFonts w:ascii="Arial" w:cs="Arial" w:eastAsia="Arial" w:hAnsi="Arial"/>
+                <w:b w:val="false"/>
+                <w:bCs w:val="false"/>
+                <w:i w:val="false"/>
+                <w:iCs w:val="false"/>
+                <w:color w:val="000000"/>
+                <w:sz w:val="18"/>
+                <w:szCs w:val="18"/>
+              </w:rPr>
+              <w:t xml:space="preserve"/>
+            </w:r>
+          </w:p>
+          <w:p>
+            <w:pPr>
+              <w:spacing w:after="40" w:before="0"/>
+              <w:jc w:val="left"/>
+            </w:pPr>
+            <w:r>
+              <w:rPr>
+                <w:rFonts w:ascii="Arial" w:cs="Arial" w:eastAsia="Arial" w:hAnsi="Arial"/>
+                <w:b w:val="false"/>
+                <w:bCs w:val="false"/>
+                <w:i w:val="false"/>
+                <w:iCs w:val="false"/>
+                <w:color w:val="000000"/>
+                <w:sz w:val="18"/>
+                <w:szCs w:val="18"/>
+              </w:rPr>
+              <w:t xml:space="preserve">Lesson 7 — Axis and Order of Rotational Symmetry (3D Extension &amp; Consolidation): Students distinguish between axis of rotational symmetry (for 3D objects) and order of rotational symmetry (for 2D figures). They examine everyday Kenyan objects (a sufuria, a wheel, a gear) and determine their axis and order. Students update cumulative models on the DQB.</w:t>
+            </w:r>
+          </w:p>
+          <w:p>
+            <w:pPr>
+              <w:spacing w:after="40" w:before="0"/>
+              <w:jc w:val="left"/>
+            </w:pPr>
+            <w:r>
+              <w:rPr>
+                <w:rFonts w:ascii="Arial" w:cs="Arial" w:eastAsia="Arial" w:hAnsi="Arial"/>
+                <w:b w:val="false"/>
+                <w:bCs w:val="false"/>
+                <w:i w:val="false"/>
+                <w:iCs w:val="false"/>
+                <w:color w:val="000000"/>
+                <w:sz w:val="18"/>
+                <w:szCs w:val="18"/>
+              </w:rPr>
+              <w:t xml:space="preserve"/>
+            </w:r>
+          </w:p>
+          <w:p>
+            <w:pPr>
+              <w:spacing w:after="40" w:before="0"/>
+              <w:jc w:val="left"/>
+            </w:pPr>
+            <w:r>
+              <w:rPr>
+                <w:rFonts w:ascii="Arial" w:cs="Arial" w:eastAsia="Arial" w:hAnsi="Arial"/>
+                <w:b w:val="false"/>
+                <w:bCs w:val="false"/>
+                <w:i w:val="false"/>
+                <w:iCs w:val="false"/>
+                <w:color w:val="000000"/>
+                <w:sz w:val="18"/>
+                <w:szCs w:val="18"/>
+              </w:rPr>
+              <w:t xml:space="preserve">Lesson 8 — Congruence and Rotation: Students establish formally that rotation is an isometric transformation — it preserves length, angle size, and area. They compare rotation to reflection and translation as congruence transformations. A video and worked examples consolidate the link between rotation and congruence. Students argue from evidence: "Are the three turbine blades congruent to each other? Prove it using rotation."</w:t>
+            </w:r>
+          </w:p>
+          <w:p>
+            <w:pPr>
+              <w:spacing w:after="40" w:before="0"/>
+              <w:jc w:val="left"/>
+            </w:pPr>
+            <w:r>
+              <w:rPr>
+                <w:rFonts w:ascii="Arial" w:cs="Arial" w:eastAsia="Arial" w:hAnsi="Arial"/>
+                <w:b w:val="false"/>
+                <w:bCs w:val="false"/>
+                <w:i w:val="false"/>
+                <w:iCs w:val="false"/>
+                <w:color w:val="000000"/>
+                <w:sz w:val="18"/>
+                <w:szCs w:val="18"/>
+              </w:rPr>
+              <w:t xml:space="preserve"/>
+            </w:r>
+          </w:p>
+          <w:p>
+            <w:pPr>
+              <w:spacing w:after="40" w:before="0"/>
+              <w:jc w:val="left"/>
+            </w:pPr>
+            <w:r>
+              <w:rPr>
+                <w:rFonts w:ascii="Arial" w:cs="Arial" w:eastAsia="Arial" w:hAnsi="Arial"/>
+                <w:b w:val="false"/>
+                <w:bCs w:val="false"/>
+                <w:i w:val="false"/>
+                <w:iCs w:val="false"/>
+                <w:color w:val="000000"/>
+                <w:sz w:val="18"/>
+                <w:szCs w:val="18"/>
+              </w:rPr>
+              <w:t xml:space="preserve">Lesson 9 — Applications of Rotation in Real-Life Situations: Students explore and solve problems involving rotation in real-life Kenyan contexts: designing rotationally symmetric logos, calculating the angle swept by a clock hand, the rotation of the Earth, and gear ratios in machinery. Students work in groups to present a real-life rotation problem and solution.</w:t>
+            </w:r>
+          </w:p>
+          <w:p>
+            <w:pPr>
+              <w:spacing w:after="40" w:before="0"/>
+              <w:jc w:val="left"/>
+            </w:pPr>
+            <w:r>
+              <w:rPr>
+                <w:rFonts w:ascii="Arial" w:cs="Arial" w:eastAsia="Arial" w:hAnsi="Arial"/>
+                <w:b w:val="false"/>
+                <w:bCs w:val="false"/>
+                <w:i w:val="false"/>
+                <w:iCs w:val="false"/>
+                <w:color w:val="000000"/>
+                <w:sz w:val="18"/>
+                <w:szCs w:val="18"/>
+              </w:rPr>
+              <w:t xml:space="preserve"/>
+            </w:r>
+          </w:p>
+          <w:p>
+            <w:pPr>
+              <w:spacing w:after="40" w:before="0"/>
+              <w:jc w:val="left"/>
+            </w:pPr>
+            <w:r>
+              <w:rPr>
+                <w:rFonts w:ascii="Arial" w:cs="Arial" w:eastAsia="Arial" w:hAnsi="Arial"/>
+                <w:b w:val="false"/>
+                <w:bCs w:val="false"/>
+                <w:i w:val="false"/>
+                <w:iCs w:val="false"/>
+                <w:color w:val="000000"/>
+                <w:sz w:val="18"/>
+                <w:szCs w:val="18"/>
+              </w:rPr>
+              <w:t xml:space="preserve">Lesson 10 — Unit Consolidation, Model Finalisation &amp; DQB Review: Students finalise their cumulative rotation models, answering the driving question with full evidence. The DQB is reviewed — all initial questions are answered with mathematical justification. Students complete a summative task: given a real-life scenario (turbine blade position), they determine the angle of rotation, centre, order of rotational symmetry, and verify congruence of the image.</w:t>
+            </w:r>
+          </w:p>
+        </w:tc>
+      </w:tr>
+      <w:tr>
+        <w:tc>
+          <w:tcPr>
+            <w:tcW w:type="dxa" w:w="3000"/>
+            <w:shd w:fill="EAD1F5" w:color="auto" w:val="clear"/>
+            <w:tcMar>
+              <w:top w:type="dxa" w:w="60"/>
+              <w:left w:type="dxa" w:w="120"/>
+              <w:bottom w:type="dxa" w:w="60"/>
+              <w:right w:type="dxa" w:w="120"/>
+            </w:tcMar>
+            <w:vAlign w:val="top"/>
+          </w:tcPr>
+          <w:p>
+            <w:pPr>
+              <w:spacing w:after="40" w:before="0"/>
+              <w:jc w:val="left"/>
+            </w:pPr>
+            <w:r>
+              <w:rPr>
+                <w:rFonts w:ascii="Arial" w:cs="Arial" w:eastAsia="Arial" w:hAnsi="Arial"/>
+                <w:b/>
+                <w:bCs/>
+                <w:i w:val="false"/>
+                <w:iCs w:val="false"/>
+                <w:color w:val="000000"/>
+                <w:sz w:val="18"/>
+                <w:szCs w:val="18"/>
+              </w:rPr>
+              <w:t xml:space="preserve">Supporting Phenomena</w:t>
+            </w:r>
+          </w:p>
+        </w:tc>
+        <w:tc>
+          <w:tcPr>
+            <w:tcW w:type="dxa" w:w="10680"/>
+            <w:shd w:fill="FFFFFF" w:color="auto" w:val="clear"/>
+            <w:tcMar>
+              <w:top w:type="dxa" w:w="60"/>
+              <w:left w:type="dxa" w:w="120"/>
+              <w:bottom w:type="dxa" w:w="60"/>
+              <w:right w:type="dxa" w:w="120"/>
+            </w:tcMar>
+            <w:vAlign w:val="top"/>
+          </w:tcPr>
+          <w:p>
+            <w:pPr>
+              <w:spacing w:after="30" w:before="0"/>
+              <w:ind w:left="360" w:hanging="180"/>
+              <w:jc w:val="left"/>
+            </w:pPr>
+            <w:r>
+              <w:rPr>
+                <w:rFonts w:ascii="Arial" w:cs="Arial" w:eastAsia="Arial" w:hAnsi="Arial"/>
+                <w:b w:val="false"/>
+                <w:bCs w:val="false"/>
+                <w:i w:val="false"/>
+                <w:iCs w:val="false"/>
+                <w:color w:val="000000"/>
+                <w:sz w:val="18"/>
+                <w:szCs w:val="18"/>
+              </w:rPr>
+              <w:t xml:space="preserve">–  A video of a Ferris wheel at the Nairobi fun fair rotating about its central axle — students observe individual passenger cabs tracing circular arcs while their distance from the centre remains constant, supporting exploration of how individual points rotate.</w:t>
+            </w:r>
+          </w:p>
+          <w:p>
+            <w:pPr>
+              <w:spacing w:after="30" w:before="0"/>
+              <w:ind w:left="360" w:hanging="180"/>
+              <w:jc w:val="left"/>
+            </w:pPr>
+            <w:r>
+              <w:rPr>
+                <w:rFonts w:ascii="Arial" w:cs="Arial" w:eastAsia="Arial" w:hAnsi="Arial"/>
+                <w:b w:val="false"/>
+                <w:bCs w:val="false"/>
+                <w:i w:val="false"/>
+                <w:iCs w:val="false"/>
+                <w:color w:val="000000"/>
+                <w:sz w:val="18"/>
+                <w:szCs w:val="18"/>
+              </w:rPr>
+              <w:t xml:space="preserve">–  Images of Maasai beadwork and Kente-inspired Kenyan fabric patterns showing rotational symmetry — students identify the centre and order of rotational symmetry, connecting the mathematics to local cultural art.</w:t>
+            </w:r>
+          </w:p>
+          <w:p>
+            <w:pPr>
+              <w:spacing w:after="30" w:before="0"/>
+              <w:ind w:left="360" w:hanging="180"/>
+              <w:jc w:val="left"/>
+            </w:pPr>
+            <w:r>
+              <w:rPr>
+                <w:rFonts w:ascii="Arial" w:cs="Arial" w:eastAsia="Arial" w:hAnsi="Arial"/>
+                <w:b w:val="false"/>
+                <w:bCs w:val="false"/>
+                <w:i w:val="false"/>
+                <w:iCs w:val="false"/>
+                <w:color w:val="000000"/>
+                <w:sz w:val="18"/>
+                <w:szCs w:val="18"/>
+              </w:rPr>
+              <w:t xml:space="preserve">–  A rotating ceiling fan in a classroom or a video of a gear mechanism from a Kenyan sugar mill (e.g., Mumias Sugar) — supports the lesson on congruence and rotation, showing how rotated images are identical in shape and size to the original.</w:t>
+            </w:r>
+          </w:p>
+          <w:p>
+            <w:pPr>
+              <w:spacing w:after="30" w:before="0"/>
+              <w:ind w:left="360" w:hanging="180"/>
+              <w:jc w:val="left"/>
+            </w:pPr>
+            <w:r>
+              <w:rPr>
+                <w:rFonts w:ascii="Arial" w:cs="Arial" w:eastAsia="Arial" w:hAnsi="Arial"/>
+                <w:b w:val="false"/>
+                <w:bCs w:val="false"/>
+                <w:i w:val="false"/>
+                <w:iCs w:val="false"/>
+                <w:color w:val="000000"/>
+                <w:sz w:val="18"/>
+                <w:szCs w:val="18"/>
+              </w:rPr>
+              <w:t xml:space="preserve">–  A time-lapse video or diagram of the Earth rotating about its axis, referenced in the context of Kenyan time zones and sunrise/sunset — supports real-life applications of rotation and the concept of axis of rotation.</w:t>
+            </w:r>
+          </w:p>
+        </w:tc>
+      </w:tr>
+    </w:tbl>
+    <w:p>
+      <w:pPr>
+        <w:spacing w:after="120"/>
+      </w:pPr>
+      <w:r>
+        <w:t xml:space="preserve"/>
       </w:r>
     </w:p>
     <w:p>
@@ -150,7 +2459,7 @@
         </w:rPr>
         <w:t xml:space="preserve">© 2026 SeaVuria and ARES. This work is licensed under a </w:t>
       </w:r>
-      <w:hyperlink w:history="1" r:id="rIdwmzvgikrmwmnwmuv46ick">
+      <w:hyperlink w:history="1" r:id="rIduolqelz83khgnq5opuzo6">
         <w:r>
           <w:rPr>
             <w:rFonts w:ascii="Arial" w:cs="Arial" w:eastAsia="Arial" w:hAnsi="Arial"/>
@@ -170,7 +2479,7 @@
         </w:rPr>
         <w:t xml:space="preserve"> (</w:t>
       </w:r>
-      <w:hyperlink w:history="1" r:id="rIdeshesfhqjc9qepw354zmh">
+      <w:hyperlink w:history="1" r:id="rIdqeab1struaubgcgxhaylq">
         <w:r>
           <w:rPr>
             <w:rFonts w:ascii="Arial" w:cs="Arial" w:eastAsia="Arial" w:hAnsi="Arial"/>
@@ -190,7 +2499,7 @@
         </w:rPr>
         <w:t xml:space="preserve">). To view a copy of this license, visit </w:t>
       </w:r>
-      <w:hyperlink w:history="1" r:id="rIdg1ouyum2i58qvgeq0vti5">
+      <w:hyperlink w:history="1" r:id="rId-z6jxn64mzktc43exydim">
         <w:r>
           <w:rPr>
             <w:rFonts w:ascii="Arial" w:cs="Arial" w:eastAsia="Arial" w:hAnsi="Arial"/>
@@ -209,2315 +2518,6 @@
           <w:szCs w:val="17"/>
         </w:rPr>
         <w:t xml:space="preserve">. You are free to copy, redistribute, and adapt this material in any medium or format, provided appropriate credit is given and the material is not used for commercial purposes. KICD learning outcomes and curriculum designations reproduced here for alignment purposes remain the property of KICD and are not covered by this license. Linked external resources (e.g. CK-12, Khan Academy, PhET) are subject to their own licenses.</w:t>
-      </w:r>
-    </w:p>
-    <w:p>
-      <w:pPr>
-        <w:spacing w:after="120"/>
-      </w:pPr>
-      <w:r>
-        <w:t xml:space="preserve"/>
-      </w:r>
-    </w:p>
-    <w:tbl>
-      <w:tblPr>
-        <w:tblW w:type="dxa" w:w="13680"/>
-        <w:tblBorders>
-          <w:top w:val="single" w:color="AAAAAA" w:sz="4"/>
-          <w:left w:val="single" w:color="AAAAAA" w:sz="4"/>
-          <w:bottom w:val="single" w:color="AAAAAA" w:sz="4"/>
-          <w:right w:val="single" w:color="AAAAAA" w:sz="4"/>
-          <w:insideH w:val="single" w:color="auto" w:sz="4"/>
-          <w:insideV w:val="single" w:color="auto" w:sz="4"/>
-        </w:tblBorders>
-        <w:tblLayout w:type="fixed"/>
-      </w:tblPr>
-      <w:tblGrid>
-        <w:gridCol w:w="3000"/>
-        <w:gridCol w:w="10680"/>
-      </w:tblGrid>
-      <w:tr>
-        <w:tc>
-          <w:tcPr>
-            <w:tcW w:type="dxa" w:w="13680"/>
-            <w:gridSpan w:val="2"/>
-            <w:shd w:fill="1F3864" w:color="auto" w:val="clear"/>
-            <w:tcMar>
-              <w:top w:type="dxa" w:w="60"/>
-              <w:left w:type="dxa" w:w="120"/>
-              <w:bottom w:type="dxa" w:w="60"/>
-              <w:right w:type="dxa" w:w="120"/>
-            </w:tcMar>
-            <w:vAlign w:val="top"/>
-          </w:tcPr>
-          <w:p>
-            <w:pPr>
-              <w:spacing w:after="40" w:before="0"/>
-              <w:jc w:val="center"/>
-            </w:pPr>
-            <w:r>
-              <w:rPr>
-                <w:rFonts w:ascii="Arial" w:cs="Arial" w:eastAsia="Arial" w:hAnsi="Arial"/>
-                <w:b/>
-                <w:bCs/>
-                <w:i w:val="false"/>
-                <w:iCs w:val="false"/>
-                <w:color w:val="FFFFFF"/>
-                <w:sz w:val="22"/>
-                <w:szCs w:val="22"/>
-              </w:rPr>
-              <w:t xml:space="preserve">SUB-STRAND OVERVIEW</w:t>
-            </w:r>
-          </w:p>
-        </w:tc>
-      </w:tr>
-      <w:tr>
-        <w:tc>
-          <w:tcPr>
-            <w:tcW w:type="dxa" w:w="3000"/>
-            <w:shd w:fill="D5E8F0" w:color="auto" w:val="clear"/>
-            <w:tcMar>
-              <w:top w:type="dxa" w:w="60"/>
-              <w:left w:type="dxa" w:w="120"/>
-              <w:bottom w:type="dxa" w:w="60"/>
-              <w:right w:type="dxa" w:w="120"/>
-            </w:tcMar>
-            <w:vAlign w:val="top"/>
-          </w:tcPr>
-          <w:p>
-            <w:pPr>
-              <w:spacing w:after="40" w:before="0"/>
-              <w:jc w:val="left"/>
-            </w:pPr>
-            <w:r>
-              <w:rPr>
-                <w:rFonts w:ascii="Arial" w:cs="Arial" w:eastAsia="Arial" w:hAnsi="Arial"/>
-                <w:b/>
-                <w:bCs/>
-                <w:i w:val="false"/>
-                <w:iCs w:val="false"/>
-                <w:color w:val="000000"/>
-                <w:sz w:val="18"/>
-                <w:szCs w:val="18"/>
-              </w:rPr>
-              <w:t xml:space="preserve">Grade Level</w:t>
-            </w:r>
-          </w:p>
-        </w:tc>
-        <w:tc>
-          <w:tcPr>
-            <w:tcW w:type="dxa" w:w="10680"/>
-            <w:shd w:fill="FFFFFF" w:color="auto" w:val="clear"/>
-            <w:tcMar>
-              <w:top w:type="dxa" w:w="60"/>
-              <w:left w:type="dxa" w:w="120"/>
-              <w:bottom w:type="dxa" w:w="60"/>
-              <w:right w:type="dxa" w:w="120"/>
-            </w:tcMar>
-            <w:vAlign w:val="top"/>
-          </w:tcPr>
-          <w:p>
-            <w:pPr>
-              <w:spacing w:after="40" w:before="0"/>
-              <w:jc w:val="left"/>
-            </w:pPr>
-            <w:r>
-              <w:rPr>
-                <w:rFonts w:ascii="Arial" w:cs="Arial" w:eastAsia="Arial" w:hAnsi="Arial"/>
-                <w:b w:val="false"/>
-                <w:bCs w:val="false"/>
-                <w:i w:val="false"/>
-                <w:iCs w:val="false"/>
-                <w:color w:val="000000"/>
-                <w:sz w:val="18"/>
-                <w:szCs w:val="18"/>
-              </w:rPr>
-              <w:t xml:space="preserve">10</w:t>
-            </w:r>
-          </w:p>
-        </w:tc>
-      </w:tr>
-      <w:tr>
-        <w:tc>
-          <w:tcPr>
-            <w:tcW w:type="dxa" w:w="3000"/>
-            <w:shd w:fill="D5E8F0" w:color="auto" w:val="clear"/>
-            <w:tcMar>
-              <w:top w:type="dxa" w:w="60"/>
-              <w:left w:type="dxa" w:w="120"/>
-              <w:bottom w:type="dxa" w:w="60"/>
-              <w:right w:type="dxa" w:w="120"/>
-            </w:tcMar>
-            <w:vAlign w:val="top"/>
-          </w:tcPr>
-          <w:p>
-            <w:pPr>
-              <w:spacing w:after="40" w:before="0"/>
-              <w:jc w:val="left"/>
-            </w:pPr>
-            <w:r>
-              <w:rPr>
-                <w:rFonts w:ascii="Arial" w:cs="Arial" w:eastAsia="Arial" w:hAnsi="Arial"/>
-                <w:b/>
-                <w:bCs/>
-                <w:i w:val="false"/>
-                <w:iCs w:val="false"/>
-                <w:color w:val="000000"/>
-                <w:sz w:val="18"/>
-                <w:szCs w:val="18"/>
-              </w:rPr>
-              <w:t xml:space="preserve">Subject</w:t>
-            </w:r>
-          </w:p>
-        </w:tc>
-        <w:tc>
-          <w:tcPr>
-            <w:tcW w:type="dxa" w:w="10680"/>
-            <w:shd w:fill="FFFFFF" w:color="auto" w:val="clear"/>
-            <w:tcMar>
-              <w:top w:type="dxa" w:w="60"/>
-              <w:left w:type="dxa" w:w="120"/>
-              <w:bottom w:type="dxa" w:w="60"/>
-              <w:right w:type="dxa" w:w="120"/>
-            </w:tcMar>
-            <w:vAlign w:val="top"/>
-          </w:tcPr>
-          <w:p>
-            <w:pPr>
-              <w:spacing w:after="40" w:before="0"/>
-              <w:jc w:val="left"/>
-            </w:pPr>
-            <w:r>
-              <w:rPr>
-                <w:rFonts w:ascii="Arial" w:cs="Arial" w:eastAsia="Arial" w:hAnsi="Arial"/>
-                <w:b w:val="false"/>
-                <w:bCs w:val="false"/>
-                <w:i w:val="false"/>
-                <w:iCs w:val="false"/>
-                <w:color w:val="000000"/>
-                <w:sz w:val="18"/>
-                <w:szCs w:val="18"/>
-              </w:rPr>
-              <w:t xml:space="preserve">Mathematics</w:t>
-            </w:r>
-          </w:p>
-        </w:tc>
-      </w:tr>
-      <w:tr>
-        <w:tc>
-          <w:tcPr>
-            <w:tcW w:type="dxa" w:w="3000"/>
-            <w:shd w:fill="D5E8F0" w:color="auto" w:val="clear"/>
-            <w:tcMar>
-              <w:top w:type="dxa" w:w="60"/>
-              <w:left w:type="dxa" w:w="120"/>
-              <w:bottom w:type="dxa" w:w="60"/>
-              <w:right w:type="dxa" w:w="120"/>
-            </w:tcMar>
-            <w:vAlign w:val="top"/>
-          </w:tcPr>
-          <w:p>
-            <w:pPr>
-              <w:spacing w:after="40" w:before="0"/>
-              <w:jc w:val="left"/>
-            </w:pPr>
-            <w:r>
-              <w:rPr>
-                <w:rFonts w:ascii="Arial" w:cs="Arial" w:eastAsia="Arial" w:hAnsi="Arial"/>
-                <w:b/>
-                <w:bCs/>
-                <w:i w:val="false"/>
-                <w:iCs w:val="false"/>
-                <w:color w:val="000000"/>
-                <w:sz w:val="18"/>
-                <w:szCs w:val="18"/>
-              </w:rPr>
-              <w:t xml:space="preserve">Strand</w:t>
-            </w:r>
-          </w:p>
-        </w:tc>
-        <w:tc>
-          <w:tcPr>
-            <w:tcW w:type="dxa" w:w="10680"/>
-            <w:shd w:fill="FFFFFF" w:color="auto" w:val="clear"/>
-            <w:tcMar>
-              <w:top w:type="dxa" w:w="60"/>
-              <w:left w:type="dxa" w:w="120"/>
-              <w:bottom w:type="dxa" w:w="60"/>
-              <w:right w:type="dxa" w:w="120"/>
-            </w:tcMar>
-            <w:vAlign w:val="top"/>
-          </w:tcPr>
-          <w:p>
-            <w:pPr>
-              <w:spacing w:after="40" w:before="0"/>
-              <w:jc w:val="left"/>
-            </w:pPr>
-            <w:r>
-              <w:rPr>
-                <w:rFonts w:ascii="Arial" w:cs="Arial" w:eastAsia="Arial" w:hAnsi="Arial"/>
-                <w:b w:val="false"/>
-                <w:bCs w:val="false"/>
-                <w:i w:val="false"/>
-                <w:iCs w:val="false"/>
-                <w:color w:val="000000"/>
-                <w:sz w:val="18"/>
-                <w:szCs w:val="18"/>
-              </w:rPr>
-              <w:t xml:space="preserve">Strand 3.0: Geometry</w:t>
-            </w:r>
-          </w:p>
-        </w:tc>
-      </w:tr>
-      <w:tr>
-        <w:tc>
-          <w:tcPr>
-            <w:tcW w:type="dxa" w:w="3000"/>
-            <w:shd w:fill="D5E8F0" w:color="auto" w:val="clear"/>
-            <w:tcMar>
-              <w:top w:type="dxa" w:w="60"/>
-              <w:left w:type="dxa" w:w="120"/>
-              <w:bottom w:type="dxa" w:w="60"/>
-              <w:right w:type="dxa" w:w="120"/>
-            </w:tcMar>
-            <w:vAlign w:val="top"/>
-          </w:tcPr>
-          <w:p>
-            <w:pPr>
-              <w:spacing w:after="40" w:before="0"/>
-              <w:jc w:val="left"/>
-            </w:pPr>
-            <w:r>
-              <w:rPr>
-                <w:rFonts w:ascii="Arial" w:cs="Arial" w:eastAsia="Arial" w:hAnsi="Arial"/>
-                <w:b/>
-                <w:bCs/>
-                <w:i w:val="false"/>
-                <w:iCs w:val="false"/>
-                <w:color w:val="000000"/>
-                <w:sz w:val="18"/>
-                <w:szCs w:val="18"/>
-              </w:rPr>
-              <w:t xml:space="preserve">Sub-Strand</w:t>
-            </w:r>
-          </w:p>
-        </w:tc>
-        <w:tc>
-          <w:tcPr>
-            <w:tcW w:type="dxa" w:w="10680"/>
-            <w:shd w:fill="FFFFFF" w:color="auto" w:val="clear"/>
-            <w:tcMar>
-              <w:top w:type="dxa" w:w="60"/>
-              <w:left w:type="dxa" w:w="120"/>
-              <w:bottom w:type="dxa" w:w="60"/>
-              <w:right w:type="dxa" w:w="120"/>
-            </w:tcMar>
-            <w:vAlign w:val="top"/>
-          </w:tcPr>
-          <w:p>
-            <w:pPr>
-              <w:spacing w:after="40" w:before="0"/>
-              <w:jc w:val="left"/>
-            </w:pPr>
-            <w:r>
-              <w:rPr>
-                <w:rFonts w:ascii="Arial" w:cs="Arial" w:eastAsia="Arial" w:hAnsi="Arial"/>
-                <w:b w:val="false"/>
-                <w:bCs w:val="false"/>
-                <w:i w:val="false"/>
-                <w:iCs w:val="false"/>
-                <w:color w:val="000000"/>
-                <w:sz w:val="18"/>
-                <w:szCs w:val="18"/>
-              </w:rPr>
-              <w:t xml:space="preserve">Sub-Strand 3.2: Rotation</w:t>
-            </w:r>
-          </w:p>
-        </w:tc>
-      </w:tr>
-      <w:tr>
-        <w:tc>
-          <w:tcPr>
-            <w:tcW w:type="dxa" w:w="3000"/>
-            <w:shd w:fill="D5E8F0" w:color="auto" w:val="clear"/>
-            <w:tcMar>
-              <w:top w:type="dxa" w:w="60"/>
-              <w:left w:type="dxa" w:w="120"/>
-              <w:bottom w:type="dxa" w:w="60"/>
-              <w:right w:type="dxa" w:w="120"/>
-            </w:tcMar>
-            <w:vAlign w:val="top"/>
-          </w:tcPr>
-          <w:p>
-            <w:pPr>
-              <w:spacing w:after="40" w:before="0"/>
-              <w:jc w:val="left"/>
-            </w:pPr>
-            <w:r>
-              <w:rPr>
-                <w:rFonts w:ascii="Arial" w:cs="Arial" w:eastAsia="Arial" w:hAnsi="Arial"/>
-                <w:b/>
-                <w:bCs/>
-                <w:i w:val="false"/>
-                <w:iCs w:val="false"/>
-                <w:color w:val="000000"/>
-                <w:sz w:val="18"/>
-                <w:szCs w:val="18"/>
-              </w:rPr>
-              <w:t xml:space="preserve">Total Duration</w:t>
-            </w:r>
-          </w:p>
-        </w:tc>
-        <w:tc>
-          <w:tcPr>
-            <w:tcW w:type="dxa" w:w="10680"/>
-            <w:shd w:fill="FFFFFF" w:color="auto" w:val="clear"/>
-            <w:tcMar>
-              <w:top w:type="dxa" w:w="60"/>
-              <w:left w:type="dxa" w:w="120"/>
-              <w:bottom w:type="dxa" w:w="60"/>
-              <w:right w:type="dxa" w:w="120"/>
-            </w:tcMar>
-            <w:vAlign w:val="top"/>
-          </w:tcPr>
-          <w:p>
-            <w:pPr>
-              <w:spacing w:after="40" w:before="0"/>
-              <w:jc w:val="left"/>
-            </w:pPr>
-            <w:r>
-              <w:rPr>
-                <w:rFonts w:ascii="Arial" w:cs="Arial" w:eastAsia="Arial" w:hAnsi="Arial"/>
-                <w:b w:val="false"/>
-                <w:bCs w:val="false"/>
-                <w:i w:val="false"/>
-                <w:iCs w:val="false"/>
-                <w:color w:val="000000"/>
-                <w:sz w:val="18"/>
-                <w:szCs w:val="18"/>
-              </w:rPr>
-              <w:t xml:space="preserve">10 lessons (approximately 20 periods × 40 minutes = 800 minutes)</w:t>
-            </w:r>
-          </w:p>
-        </w:tc>
-      </w:tr>
-      <w:tr>
-        <w:tc>
-          <w:tcPr>
-            <w:tcW w:type="dxa" w:w="3000"/>
-            <w:shd w:fill="D5E8F0" w:color="auto" w:val="clear"/>
-            <w:tcMar>
-              <w:top w:type="dxa" w:w="60"/>
-              <w:left w:type="dxa" w:w="120"/>
-              <w:bottom w:type="dxa" w:w="60"/>
-              <w:right w:type="dxa" w:w="120"/>
-            </w:tcMar>
-            <w:vAlign w:val="top"/>
-          </w:tcPr>
-          <w:p>
-            <w:pPr>
-              <w:spacing w:after="40" w:before="0"/>
-              <w:jc w:val="left"/>
-            </w:pPr>
-            <w:r>
-              <w:rPr>
-                <w:rFonts w:ascii="Arial" w:cs="Arial" w:eastAsia="Arial" w:hAnsi="Arial"/>
-                <w:b/>
-                <w:bCs/>
-                <w:i w:val="false"/>
-                <w:iCs w:val="false"/>
-                <w:color w:val="000000"/>
-                <w:sz w:val="18"/>
-                <w:szCs w:val="18"/>
-              </w:rPr>
-              <w:t xml:space="preserve">Sub-Strand Content</w:t>
-            </w:r>
-          </w:p>
-        </w:tc>
-        <w:tc>
-          <w:tcPr>
-            <w:tcW w:type="dxa" w:w="10680"/>
-            <w:shd w:fill="FFFFFF" w:color="auto" w:val="clear"/>
-            <w:tcMar>
-              <w:top w:type="dxa" w:w="60"/>
-              <w:left w:type="dxa" w:w="120"/>
-              <w:bottom w:type="dxa" w:w="60"/>
-              <w:right w:type="dxa" w:w="120"/>
-            </w:tcMar>
-            <w:vAlign w:val="top"/>
-          </w:tcPr>
-          <w:p>
-            <w:pPr>
-              <w:spacing w:after="30" w:before="0"/>
-              <w:ind w:left="360" w:hanging="180"/>
-              <w:jc w:val="left"/>
-            </w:pPr>
-            <w:r>
-              <w:rPr>
-                <w:rFonts w:ascii="Arial" w:cs="Arial" w:eastAsia="Arial" w:hAnsi="Arial"/>
-                <w:b w:val="false"/>
-                <w:bCs w:val="false"/>
-                <w:i w:val="false"/>
-                <w:iCs w:val="false"/>
-                <w:color w:val="000000"/>
-                <w:sz w:val="18"/>
-                <w:szCs w:val="18"/>
-              </w:rPr>
-              <w:t xml:space="preserve">–  Properties of rotation</w:t>
-            </w:r>
-          </w:p>
-          <w:p>
-            <w:pPr>
-              <w:spacing w:after="30" w:before="0"/>
-              <w:ind w:left="360" w:hanging="180"/>
-              <w:jc w:val="left"/>
-            </w:pPr>
-            <w:r>
-              <w:rPr>
-                <w:rFonts w:ascii="Arial" w:cs="Arial" w:eastAsia="Arial" w:hAnsi="Arial"/>
-                <w:b w:val="false"/>
-                <w:bCs w:val="false"/>
-                <w:i w:val="false"/>
-                <w:iCs w:val="false"/>
-                <w:color w:val="000000"/>
-                <w:sz w:val="18"/>
-                <w:szCs w:val="18"/>
-              </w:rPr>
-              <w:t xml:space="preserve">–  Angle of rotation</w:t>
-            </w:r>
-          </w:p>
-          <w:p>
-            <w:pPr>
-              <w:spacing w:after="30" w:before="0"/>
-              <w:ind w:left="360" w:hanging="180"/>
-              <w:jc w:val="left"/>
-            </w:pPr>
-            <w:r>
-              <w:rPr>
-                <w:rFonts w:ascii="Arial" w:cs="Arial" w:eastAsia="Arial" w:hAnsi="Arial"/>
-                <w:b w:val="false"/>
-                <w:bCs w:val="false"/>
-                <w:i w:val="false"/>
-                <w:iCs w:val="false"/>
-                <w:color w:val="000000"/>
-                <w:sz w:val="18"/>
-                <w:szCs w:val="18"/>
-              </w:rPr>
-              <w:t xml:space="preserve">–  Centre of rotation</w:t>
-            </w:r>
-          </w:p>
-          <w:p>
-            <w:pPr>
-              <w:spacing w:after="30" w:before="0"/>
-              <w:ind w:left="360" w:hanging="180"/>
-              <w:jc w:val="left"/>
-            </w:pPr>
-            <w:r>
-              <w:rPr>
-                <w:rFonts w:ascii="Arial" w:cs="Arial" w:eastAsia="Arial" w:hAnsi="Arial"/>
-                <w:b w:val="false"/>
-                <w:bCs w:val="false"/>
-                <w:i w:val="false"/>
-                <w:iCs w:val="false"/>
-                <w:color w:val="000000"/>
-                <w:sz w:val="18"/>
-                <w:szCs w:val="18"/>
-              </w:rPr>
-              <w:t xml:space="preserve">–  Rotating points and shapes on the Cartesian plane</w:t>
-            </w:r>
-          </w:p>
-          <w:p>
-            <w:pPr>
-              <w:spacing w:after="30" w:before="0"/>
-              <w:ind w:left="360" w:hanging="180"/>
-              <w:jc w:val="left"/>
-            </w:pPr>
-            <w:r>
-              <w:rPr>
-                <w:rFonts w:ascii="Arial" w:cs="Arial" w:eastAsia="Arial" w:hAnsi="Arial"/>
-                <w:b w:val="false"/>
-                <w:bCs w:val="false"/>
-                <w:i w:val="false"/>
-                <w:iCs w:val="false"/>
-                <w:color w:val="000000"/>
-                <w:sz w:val="18"/>
-                <w:szCs w:val="18"/>
-              </w:rPr>
-              <w:t xml:space="preserve">–  Determining the angle and centre of rotation given an object and its image</w:t>
-            </w:r>
-          </w:p>
-          <w:p>
-            <w:pPr>
-              <w:spacing w:after="30" w:before="0"/>
-              <w:ind w:left="360" w:hanging="180"/>
-              <w:jc w:val="left"/>
-            </w:pPr>
-            <w:r>
-              <w:rPr>
-                <w:rFonts w:ascii="Arial" w:cs="Arial" w:eastAsia="Arial" w:hAnsi="Arial"/>
-                <w:b w:val="false"/>
-                <w:bCs w:val="false"/>
-                <w:i w:val="false"/>
-                <w:iCs w:val="false"/>
-                <w:color w:val="000000"/>
-                <w:sz w:val="18"/>
-                <w:szCs w:val="18"/>
-              </w:rPr>
-              <w:t xml:space="preserve">–  Order of rotational symmetry</w:t>
-            </w:r>
-          </w:p>
-          <w:p>
-            <w:pPr>
-              <w:spacing w:after="30" w:before="0"/>
-              <w:ind w:left="360" w:hanging="180"/>
-              <w:jc w:val="left"/>
-            </w:pPr>
-            <w:r>
-              <w:rPr>
-                <w:rFonts w:ascii="Arial" w:cs="Arial" w:eastAsia="Arial" w:hAnsi="Arial"/>
-                <w:b w:val="false"/>
-                <w:bCs w:val="false"/>
-                <w:i w:val="false"/>
-                <w:iCs w:val="false"/>
-                <w:color w:val="000000"/>
-                <w:sz w:val="18"/>
-                <w:szCs w:val="18"/>
-              </w:rPr>
-              <w:t xml:space="preserve">–  Axis of rotational symmetry</w:t>
-            </w:r>
-          </w:p>
-          <w:p>
-            <w:pPr>
-              <w:spacing w:after="30" w:before="0"/>
-              <w:ind w:left="360" w:hanging="180"/>
-              <w:jc w:val="left"/>
-            </w:pPr>
-            <w:r>
-              <w:rPr>
-                <w:rFonts w:ascii="Arial" w:cs="Arial" w:eastAsia="Arial" w:hAnsi="Arial"/>
-                <w:b w:val="false"/>
-                <w:bCs w:val="false"/>
-                <w:i w:val="false"/>
-                <w:iCs w:val="false"/>
-                <w:color w:val="000000"/>
-                <w:sz w:val="18"/>
-                <w:szCs w:val="18"/>
-              </w:rPr>
-              <w:t xml:space="preserve">–  Congruence and rotation</w:t>
-            </w:r>
-          </w:p>
-          <w:p>
-            <w:pPr>
-              <w:spacing w:after="30" w:before="0"/>
-              <w:ind w:left="360" w:hanging="180"/>
-              <w:jc w:val="left"/>
-            </w:pPr>
-            <w:r>
-              <w:rPr>
-                <w:rFonts w:ascii="Arial" w:cs="Arial" w:eastAsia="Arial" w:hAnsi="Arial"/>
-                <w:b w:val="false"/>
-                <w:bCs w:val="false"/>
-                <w:i w:val="false"/>
-                <w:iCs w:val="false"/>
-                <w:color w:val="000000"/>
-                <w:sz w:val="18"/>
-                <w:szCs w:val="18"/>
-              </w:rPr>
-              <w:t xml:space="preserve">–  Applications of rotation in real-life situations</w:t>
-            </w:r>
-          </w:p>
-        </w:tc>
-      </w:tr>
-      <w:tr>
-        <w:tc>
-          <w:tcPr>
-            <w:tcW w:type="dxa" w:w="3000"/>
-            <w:shd w:fill="D5E8F0" w:color="auto" w:val="clear"/>
-            <w:tcMar>
-              <w:top w:type="dxa" w:w="60"/>
-              <w:left w:type="dxa" w:w="120"/>
-              <w:bottom w:type="dxa" w:w="60"/>
-              <w:right w:type="dxa" w:w="120"/>
-            </w:tcMar>
-            <w:vAlign w:val="top"/>
-          </w:tcPr>
-          <w:p>
-            <w:pPr>
-              <w:spacing w:after="40" w:before="0"/>
-              <w:jc w:val="left"/>
-            </w:pPr>
-            <w:r>
-              <w:rPr>
-                <w:rFonts w:ascii="Arial" w:cs="Arial" w:eastAsia="Arial" w:hAnsi="Arial"/>
-                <w:b/>
-                <w:bCs/>
-                <w:i w:val="false"/>
-                <w:iCs w:val="false"/>
-                <w:color w:val="000000"/>
-                <w:sz w:val="18"/>
-                <w:szCs w:val="18"/>
-              </w:rPr>
-              <w:t xml:space="preserve">Learning Outcomes</w:t>
-            </w:r>
-          </w:p>
-        </w:tc>
-        <w:tc>
-          <w:tcPr>
-            <w:tcW w:type="dxa" w:w="10680"/>
-            <w:shd w:fill="FFFFFF" w:color="auto" w:val="clear"/>
-            <w:tcMar>
-              <w:top w:type="dxa" w:w="60"/>
-              <w:left w:type="dxa" w:w="120"/>
-              <w:bottom w:type="dxa" w:w="60"/>
-              <w:right w:type="dxa" w:w="120"/>
-            </w:tcMar>
-            <w:vAlign w:val="top"/>
-          </w:tcPr>
-          <w:p>
-            <w:pPr>
-              <w:spacing w:after="40" w:before="0"/>
-              <w:jc w:val="left"/>
-            </w:pPr>
-            <w:r>
-              <w:rPr>
-                <w:rFonts w:ascii="Arial" w:cs="Arial" w:eastAsia="Arial" w:hAnsi="Arial"/>
-                <w:b w:val="false"/>
-                <w:bCs w:val="false"/>
-                <w:i w:val="false"/>
-                <w:iCs w:val="false"/>
-                <w:color w:val="000000"/>
-                <w:sz w:val="18"/>
-                <w:szCs w:val="18"/>
-              </w:rPr>
-              <w:t xml:space="preserve">By the end of the sub-strand, the learner should be able to:</w:t>
-            </w:r>
-          </w:p>
-          <w:p>
-            <w:pPr>
-              <w:spacing w:after="40" w:before="0"/>
-              <w:jc w:val="left"/>
-            </w:pPr>
-            <w:r>
-              <w:rPr>
-                <w:rFonts w:ascii="Arial" w:cs="Arial" w:eastAsia="Arial" w:hAnsi="Arial"/>
-                <w:b w:val="false"/>
-                <w:bCs w:val="false"/>
-                <w:i w:val="false"/>
-                <w:iCs w:val="false"/>
-                <w:color w:val="000000"/>
-                <w:sz w:val="18"/>
-                <w:szCs w:val="18"/>
-              </w:rPr>
-              <w:t xml:space="preserve">a) identify and describe the properties of rotation in different situations,</w:t>
-            </w:r>
-          </w:p>
-          <w:p>
-            <w:pPr>
-              <w:spacing w:after="40" w:before="0"/>
-              <w:jc w:val="left"/>
-            </w:pPr>
-            <w:r>
-              <w:rPr>
-                <w:rFonts w:ascii="Arial" w:cs="Arial" w:eastAsia="Arial" w:hAnsi="Arial"/>
-                <w:b w:val="false"/>
-                <w:bCs w:val="false"/>
-                <w:i w:val="false"/>
-                <w:iCs w:val="false"/>
-                <w:color w:val="000000"/>
-                <w:sz w:val="18"/>
-                <w:szCs w:val="18"/>
-              </w:rPr>
-              <w:t xml:space="preserve">b) rotate points and shapes through a given angle about a given centre on the Cartesian plane,</w:t>
-            </w:r>
-          </w:p>
-          <w:p>
-            <w:pPr>
-              <w:spacing w:after="40" w:before="0"/>
-              <w:jc w:val="left"/>
-            </w:pPr>
-            <w:r>
-              <w:rPr>
-                <w:rFonts w:ascii="Arial" w:cs="Arial" w:eastAsia="Arial" w:hAnsi="Arial"/>
-                <w:b w:val="false"/>
-                <w:bCs w:val="false"/>
-                <w:i w:val="false"/>
-                <w:iCs w:val="false"/>
-                <w:color w:val="000000"/>
-                <w:sz w:val="18"/>
-                <w:szCs w:val="18"/>
-              </w:rPr>
-              <w:t xml:space="preserve">c) determine the angle and centre of rotation given an object and its image,</w:t>
-            </w:r>
-          </w:p>
-          <w:p>
-            <w:pPr>
-              <w:spacing w:after="40" w:before="0"/>
-              <w:jc w:val="left"/>
-            </w:pPr>
-            <w:r>
-              <w:rPr>
-                <w:rFonts w:ascii="Arial" w:cs="Arial" w:eastAsia="Arial" w:hAnsi="Arial"/>
-                <w:b w:val="false"/>
-                <w:bCs w:val="false"/>
-                <w:i w:val="false"/>
-                <w:iCs w:val="false"/>
-                <w:color w:val="000000"/>
-                <w:sz w:val="18"/>
-                <w:szCs w:val="18"/>
-              </w:rPr>
-              <w:t xml:space="preserve">d) determine the order and axis of rotational symmetry of plane figures,</w:t>
-            </w:r>
-          </w:p>
-          <w:p>
-            <w:pPr>
-              <w:spacing w:after="40" w:before="0"/>
-              <w:jc w:val="left"/>
-            </w:pPr>
-            <w:r>
-              <w:rPr>
-                <w:rFonts w:ascii="Arial" w:cs="Arial" w:eastAsia="Arial" w:hAnsi="Arial"/>
-                <w:b w:val="false"/>
-                <w:bCs w:val="false"/>
-                <w:i w:val="false"/>
-                <w:iCs w:val="false"/>
-                <w:color w:val="000000"/>
-                <w:sz w:val="18"/>
-                <w:szCs w:val="18"/>
-              </w:rPr>
-              <w:t xml:space="preserve">e) relate rotation to congruence of shapes,</w:t>
-            </w:r>
-          </w:p>
-          <w:p>
-            <w:pPr>
-              <w:spacing w:after="40" w:before="0"/>
-              <w:jc w:val="left"/>
-            </w:pPr>
-            <w:r>
-              <w:rPr>
-                <w:rFonts w:ascii="Arial" w:cs="Arial" w:eastAsia="Arial" w:hAnsi="Arial"/>
-                <w:b w:val="false"/>
-                <w:bCs w:val="false"/>
-                <w:i w:val="false"/>
-                <w:iCs w:val="false"/>
-                <w:color w:val="000000"/>
-                <w:sz w:val="18"/>
-                <w:szCs w:val="18"/>
-              </w:rPr>
-              <w:t xml:space="preserve">f) apply rotation to solve problems in real-life situations,</w:t>
-            </w:r>
-          </w:p>
-          <w:p>
-            <w:pPr>
-              <w:spacing w:after="40" w:before="0"/>
-              <w:jc w:val="left"/>
-            </w:pPr>
-            <w:r>
-              <w:rPr>
-                <w:rFonts w:ascii="Arial" w:cs="Arial" w:eastAsia="Arial" w:hAnsi="Arial"/>
-                <w:b w:val="false"/>
-                <w:bCs w:val="false"/>
-                <w:i w:val="false"/>
-                <w:iCs w:val="false"/>
-                <w:color w:val="000000"/>
-                <w:sz w:val="18"/>
-                <w:szCs w:val="18"/>
-              </w:rPr>
-              <w:t xml:space="preserve">g) appreciate the use of rotation in everyday contexts such as design, engineering, and nature.</w:t>
-            </w:r>
-          </w:p>
-        </w:tc>
-      </w:tr>
-      <w:tr>
-        <w:tc>
-          <w:tcPr>
-            <w:tcW w:type="dxa" w:w="3000"/>
-            <w:shd w:fill="D5E8F0" w:color="auto" w:val="clear"/>
-            <w:tcMar>
-              <w:top w:type="dxa" w:w="60"/>
-              <w:left w:type="dxa" w:w="120"/>
-              <w:bottom w:type="dxa" w:w="60"/>
-              <w:right w:type="dxa" w:w="120"/>
-            </w:tcMar>
-            <w:vAlign w:val="top"/>
-          </w:tcPr>
-          <w:p>
-            <w:pPr>
-              <w:spacing w:after="40" w:before="0"/>
-              <w:jc w:val="left"/>
-            </w:pPr>
-            <w:r>
-              <w:rPr>
-                <w:rFonts w:ascii="Arial" w:cs="Arial" w:eastAsia="Arial" w:hAnsi="Arial"/>
-                <w:b/>
-                <w:bCs/>
-                <w:i w:val="false"/>
-                <w:iCs w:val="false"/>
-                <w:color w:val="000000"/>
-                <w:sz w:val="18"/>
-                <w:szCs w:val="18"/>
-              </w:rPr>
-              <w:t xml:space="preserve">Core Competencies</w:t>
-            </w:r>
-          </w:p>
-        </w:tc>
-        <w:tc>
-          <w:tcPr>
-            <w:tcW w:type="dxa" w:w="10680"/>
-            <w:shd w:fill="FFFFFF" w:color="auto" w:val="clear"/>
-            <w:tcMar>
-              <w:top w:type="dxa" w:w="60"/>
-              <w:left w:type="dxa" w:w="120"/>
-              <w:bottom w:type="dxa" w:w="60"/>
-              <w:right w:type="dxa" w:w="120"/>
-            </w:tcMar>
-            <w:vAlign w:val="top"/>
-          </w:tcPr>
-          <w:p>
-            <w:pPr>
-              <w:spacing w:after="30" w:before="0"/>
-              <w:ind w:left="360" w:hanging="180"/>
-              <w:jc w:val="left"/>
-            </w:pPr>
-            <w:r>
-              <w:rPr>
-                <w:rFonts w:ascii="Arial" w:cs="Arial" w:eastAsia="Arial" w:hAnsi="Arial"/>
-                <w:b w:val="false"/>
-                <w:bCs w:val="false"/>
-                <w:i w:val="false"/>
-                <w:iCs w:val="false"/>
-                <w:color w:val="000000"/>
-                <w:sz w:val="18"/>
-                <w:szCs w:val="18"/>
-              </w:rPr>
-              <w:t xml:space="preserve">–  Communication and Collaboration: the learner discusses with peers to identify and describe the properties of rotation and shares findings on rotating shapes on the Cartesian plane.</w:t>
-            </w:r>
-          </w:p>
-          <w:p>
-            <w:pPr>
-              <w:spacing w:after="30" w:before="0"/>
-              <w:ind w:left="360" w:hanging="180"/>
-              <w:jc w:val="left"/>
-            </w:pPr>
-            <w:r>
-              <w:rPr>
-                <w:rFonts w:ascii="Arial" w:cs="Arial" w:eastAsia="Arial" w:hAnsi="Arial"/>
-                <w:b w:val="false"/>
-                <w:bCs w:val="false"/>
-                <w:i w:val="false"/>
-                <w:iCs w:val="false"/>
-                <w:color w:val="000000"/>
-                <w:sz w:val="18"/>
-                <w:szCs w:val="18"/>
-              </w:rPr>
-              <w:t xml:space="preserve">–  Critical Thinking and Problem Solving: the learner determines the angle and centre of rotation given an object and its image, and applies rotation to solve real-life mathematical problems.</w:t>
-            </w:r>
-          </w:p>
-          <w:p>
-            <w:pPr>
-              <w:spacing w:after="30" w:before="0"/>
-              <w:ind w:left="360" w:hanging="180"/>
-              <w:jc w:val="left"/>
-            </w:pPr>
-            <w:r>
-              <w:rPr>
-                <w:rFonts w:ascii="Arial" w:cs="Arial" w:eastAsia="Arial" w:hAnsi="Arial"/>
-                <w:b w:val="false"/>
-                <w:bCs w:val="false"/>
-                <w:i w:val="false"/>
-                <w:iCs w:val="false"/>
-                <w:color w:val="000000"/>
-                <w:sz w:val="18"/>
-                <w:szCs w:val="18"/>
-              </w:rPr>
-              <w:t xml:space="preserve">–  Creativity and Imagination: the learner designs patterns and figures using rotational symmetry, exploring applications in art, architecture, and nature found in Kenya.</w:t>
-            </w:r>
-          </w:p>
-          <w:p>
-            <w:pPr>
-              <w:spacing w:after="30" w:before="0"/>
-              <w:ind w:left="360" w:hanging="180"/>
-              <w:jc w:val="left"/>
-            </w:pPr>
-            <w:r>
-              <w:rPr>
-                <w:rFonts w:ascii="Arial" w:cs="Arial" w:eastAsia="Arial" w:hAnsi="Arial"/>
-                <w:b w:val="false"/>
-                <w:bCs w:val="false"/>
-                <w:i w:val="false"/>
-                <w:iCs w:val="false"/>
-                <w:color w:val="000000"/>
-                <w:sz w:val="18"/>
-                <w:szCs w:val="18"/>
-              </w:rPr>
-              <w:t xml:space="preserve">–  Digital Literacy: the learner uses digital devices and simulation tools to explore rotation of points and shapes and to verify results obtained by hand construction.</w:t>
-            </w:r>
-          </w:p>
-        </w:tc>
-      </w:tr>
-      <w:tr>
-        <w:tc>
-          <w:tcPr>
-            <w:tcW w:type="dxa" w:w="3000"/>
-            <w:shd w:fill="E2EFDA" w:color="auto" w:val="clear"/>
-            <w:tcMar>
-              <w:top w:type="dxa" w:w="60"/>
-              <w:left w:type="dxa" w:w="120"/>
-              <w:bottom w:type="dxa" w:w="60"/>
-              <w:right w:type="dxa" w:w="120"/>
-            </w:tcMar>
-            <w:vAlign w:val="top"/>
-          </w:tcPr>
-          <w:p>
-            <w:pPr>
-              <w:spacing w:after="40" w:before="0"/>
-              <w:jc w:val="left"/>
-            </w:pPr>
-            <w:r>
-              <w:rPr>
-                <w:rFonts w:ascii="Arial" w:cs="Arial" w:eastAsia="Arial" w:hAnsi="Arial"/>
-                <w:b/>
-                <w:bCs/>
-                <w:i w:val="false"/>
-                <w:iCs w:val="false"/>
-                <w:color w:val="000000"/>
-                <w:sz w:val="18"/>
-                <w:szCs w:val="18"/>
-              </w:rPr>
-              <w:t xml:space="preserve">Core Values</w:t>
-            </w:r>
-          </w:p>
-        </w:tc>
-        <w:tc>
-          <w:tcPr>
-            <w:tcW w:type="dxa" w:w="10680"/>
-            <w:shd w:fill="FFFFFF" w:color="auto" w:val="clear"/>
-            <w:tcMar>
-              <w:top w:type="dxa" w:w="60"/>
-              <w:left w:type="dxa" w:w="120"/>
-              <w:bottom w:type="dxa" w:w="60"/>
-              <w:right w:type="dxa" w:w="120"/>
-            </w:tcMar>
-            <w:vAlign w:val="top"/>
-          </w:tcPr>
-          <w:p>
-            <w:pPr>
-              <w:spacing w:after="30" w:before="0"/>
-              <w:ind w:left="360" w:hanging="180"/>
-              <w:jc w:val="left"/>
-            </w:pPr>
-            <w:r>
-              <w:rPr>
-                <w:rFonts w:ascii="Arial" w:cs="Arial" w:eastAsia="Arial" w:hAnsi="Arial"/>
-                <w:b w:val="false"/>
-                <w:bCs w:val="false"/>
-                <w:i w:val="false"/>
-                <w:iCs w:val="false"/>
-                <w:color w:val="000000"/>
-                <w:sz w:val="18"/>
-                <w:szCs w:val="18"/>
-              </w:rPr>
-              <w:t xml:space="preserve">–  Unity: the learner collaborates in group activities to explore the properties of rotation and determine centres and angles of rotation.</w:t>
-            </w:r>
-          </w:p>
-          <w:p>
-            <w:pPr>
-              <w:spacing w:after="30" w:before="0"/>
-              <w:ind w:left="360" w:hanging="180"/>
-              <w:jc w:val="left"/>
-            </w:pPr>
-            <w:r>
-              <w:rPr>
-                <w:rFonts w:ascii="Arial" w:cs="Arial" w:eastAsia="Arial" w:hAnsi="Arial"/>
-                <w:b w:val="false"/>
-                <w:bCs w:val="false"/>
-                <w:i w:val="false"/>
-                <w:iCs w:val="false"/>
-                <w:color w:val="000000"/>
-                <w:sz w:val="18"/>
-                <w:szCs w:val="18"/>
-              </w:rPr>
-              <w:t xml:space="preserve">–  Responsibility: the learner takes care of mathematical instruments (protractors, compasses, rulers) and digital devices used during rotation constructions.</w:t>
-            </w:r>
-          </w:p>
-          <w:p>
-            <w:pPr>
-              <w:spacing w:after="30" w:before="0"/>
-              <w:ind w:left="360" w:hanging="180"/>
-              <w:jc w:val="left"/>
-            </w:pPr>
-            <w:r>
-              <w:rPr>
-                <w:rFonts w:ascii="Arial" w:cs="Arial" w:eastAsia="Arial" w:hAnsi="Arial"/>
-                <w:b w:val="false"/>
-                <w:bCs w:val="false"/>
-                <w:i w:val="false"/>
-                <w:iCs w:val="false"/>
-                <w:color w:val="000000"/>
-                <w:sz w:val="18"/>
-                <w:szCs w:val="18"/>
-              </w:rPr>
-              <w:t xml:space="preserve">–  Respect: the learner listens to and values contributions from peers during group discussions and presentations on rotational symmetry.</w:t>
-            </w:r>
-          </w:p>
-          <w:p>
-            <w:pPr>
-              <w:spacing w:after="30" w:before="0"/>
-              <w:ind w:left="360" w:hanging="180"/>
-              <w:jc w:val="left"/>
-            </w:pPr>
-            <w:r>
-              <w:rPr>
-                <w:rFonts w:ascii="Arial" w:cs="Arial" w:eastAsia="Arial" w:hAnsi="Arial"/>
-                <w:b w:val="false"/>
-                <w:bCs w:val="false"/>
-                <w:i w:val="false"/>
-                <w:iCs w:val="false"/>
-                <w:color w:val="000000"/>
-                <w:sz w:val="18"/>
-                <w:szCs w:val="18"/>
-              </w:rPr>
-              <w:t xml:space="preserve">–  Integrity: the learner accurately records and reports measurements and constructions without falsifying results.</w:t>
-            </w:r>
-          </w:p>
-        </w:tc>
-      </w:tr>
-      <w:tr>
-        <w:tc>
-          <w:tcPr>
-            <w:tcW w:type="dxa" w:w="3000"/>
-            <w:shd w:fill="D5E8F0" w:color="auto" w:val="clear"/>
-            <w:tcMar>
-              <w:top w:type="dxa" w:w="60"/>
-              <w:left w:type="dxa" w:w="120"/>
-              <w:bottom w:type="dxa" w:w="60"/>
-              <w:right w:type="dxa" w:w="120"/>
-            </w:tcMar>
-            <w:vAlign w:val="top"/>
-          </w:tcPr>
-          <w:p>
-            <w:pPr>
-              <w:spacing w:after="40" w:before="0"/>
-              <w:jc w:val="left"/>
-            </w:pPr>
-            <w:r>
-              <w:rPr>
-                <w:rFonts w:ascii="Arial" w:cs="Arial" w:eastAsia="Arial" w:hAnsi="Arial"/>
-                <w:b/>
-                <w:bCs/>
-                <w:i w:val="false"/>
-                <w:iCs w:val="false"/>
-                <w:color w:val="000000"/>
-                <w:sz w:val="18"/>
-                <w:szCs w:val="18"/>
-              </w:rPr>
-              <w:t xml:space="preserve">Science &amp; Engineering Practices</w:t>
-            </w:r>
-          </w:p>
-        </w:tc>
-        <w:tc>
-          <w:tcPr>
-            <w:tcW w:type="dxa" w:w="10680"/>
-            <w:shd w:fill="FFFFFF" w:color="auto" w:val="clear"/>
-            <w:tcMar>
-              <w:top w:type="dxa" w:w="60"/>
-              <w:left w:type="dxa" w:w="120"/>
-              <w:bottom w:type="dxa" w:w="60"/>
-              <w:right w:type="dxa" w:w="120"/>
-            </w:tcMar>
-            <w:vAlign w:val="top"/>
-          </w:tcPr>
-          <w:p>
-            <w:pPr>
-              <w:spacing w:after="30" w:before="0"/>
-              <w:ind w:left="360" w:hanging="180"/>
-              <w:jc w:val="left"/>
-            </w:pPr>
-            <w:r>
-              <w:rPr>
-                <w:rFonts w:ascii="Arial" w:cs="Arial" w:eastAsia="Arial" w:hAnsi="Arial"/>
-                <w:b w:val="false"/>
-                <w:bCs w:val="false"/>
-                <w:i w:val="false"/>
-                <w:iCs w:val="false"/>
-                <w:color w:val="000000"/>
-                <w:sz w:val="18"/>
-                <w:szCs w:val="18"/>
-              </w:rPr>
-              <w:t xml:space="preserve">–  Developing and Using Models: the learner builds and revises cumulative diagrams/models on the Cartesian plane to represent how a shape transforms under rotation, tracking changes in position and orientation.</w:t>
-            </w:r>
-          </w:p>
-          <w:p>
-            <w:pPr>
-              <w:spacing w:after="30" w:before="0"/>
-              <w:ind w:left="360" w:hanging="180"/>
-              <w:jc w:val="left"/>
-            </w:pPr>
-            <w:r>
-              <w:rPr>
-                <w:rFonts w:ascii="Arial" w:cs="Arial" w:eastAsia="Arial" w:hAnsi="Arial"/>
-                <w:b w:val="false"/>
-                <w:bCs w:val="false"/>
-                <w:i w:val="false"/>
-                <w:iCs w:val="false"/>
-                <w:color w:val="000000"/>
-                <w:sz w:val="18"/>
-                <w:szCs w:val="18"/>
-              </w:rPr>
-              <w:t xml:space="preserve">–  Analyzing and Interpreting Data: the learner measures and records angles and coordinates of object and image points, then interprets patterns to determine the centre and angle of rotation.</w:t>
-            </w:r>
-          </w:p>
-          <w:p>
-            <w:pPr>
-              <w:spacing w:after="30" w:before="0"/>
-              <w:ind w:left="360" w:hanging="180"/>
-              <w:jc w:val="left"/>
-            </w:pPr>
-            <w:r>
-              <w:rPr>
-                <w:rFonts w:ascii="Arial" w:cs="Arial" w:eastAsia="Arial" w:hAnsi="Arial"/>
-                <w:b w:val="false"/>
-                <w:bCs w:val="false"/>
-                <w:i w:val="false"/>
-                <w:iCs w:val="false"/>
-                <w:color w:val="000000"/>
-                <w:sz w:val="18"/>
-                <w:szCs w:val="18"/>
-              </w:rPr>
-              <w:t xml:space="preserve">–  Constructing Explanations: the learner uses observed properties of rotation to explain why object and image are always congruent and why distance from the centre of rotation is invariant.</w:t>
-            </w:r>
-          </w:p>
-          <w:p>
-            <w:pPr>
-              <w:spacing w:after="30" w:before="0"/>
-              <w:ind w:left="360" w:hanging="180"/>
-              <w:jc w:val="left"/>
-            </w:pPr>
-            <w:r>
-              <w:rPr>
-                <w:rFonts w:ascii="Arial" w:cs="Arial" w:eastAsia="Arial" w:hAnsi="Arial"/>
-                <w:b w:val="false"/>
-                <w:bCs w:val="false"/>
-                <w:i w:val="false"/>
-                <w:iCs w:val="false"/>
-                <w:color w:val="000000"/>
-                <w:sz w:val="18"/>
-                <w:szCs w:val="18"/>
-              </w:rPr>
-              <w:t xml:space="preserve">–  Engaging in Argument from Evidence: the learner justifies the identified order of rotational symmetry of a figure by providing symmetry evidence from multiple orientations.</w:t>
-            </w:r>
-          </w:p>
-          <w:p>
-            <w:pPr>
-              <w:spacing w:after="30" w:before="0"/>
-              <w:ind w:left="360" w:hanging="180"/>
-              <w:jc w:val="left"/>
-            </w:pPr>
-            <w:r>
-              <w:rPr>
-                <w:rFonts w:ascii="Arial" w:cs="Arial" w:eastAsia="Arial" w:hAnsi="Arial"/>
-                <w:b w:val="false"/>
-                <w:bCs w:val="false"/>
-                <w:i w:val="false"/>
-                <w:iCs w:val="false"/>
-                <w:color w:val="000000"/>
-                <w:sz w:val="18"/>
-                <w:szCs w:val="18"/>
-              </w:rPr>
-              <w:t xml:space="preserve">–  Obtaining, Evaluating, and Communicating Information: the learner reads, evaluates, and communicates findings from video resources, simulations, and readings about rotation in real-life contexts.</w:t>
-            </w:r>
-          </w:p>
-        </w:tc>
-      </w:tr>
-      <w:tr>
-        <w:tc>
-          <w:tcPr>
-            <w:tcW w:type="dxa" w:w="3000"/>
-            <w:shd w:fill="FCE4D6" w:color="auto" w:val="clear"/>
-            <w:tcMar>
-              <w:top w:type="dxa" w:w="60"/>
-              <w:left w:type="dxa" w:w="120"/>
-              <w:bottom w:type="dxa" w:w="60"/>
-              <w:right w:type="dxa" w:w="120"/>
-            </w:tcMar>
-            <w:vAlign w:val="top"/>
-          </w:tcPr>
-          <w:p>
-            <w:pPr>
-              <w:spacing w:after="40" w:before="0"/>
-              <w:jc w:val="left"/>
-            </w:pPr>
-            <w:r>
-              <w:rPr>
-                <w:rFonts w:ascii="Arial" w:cs="Arial" w:eastAsia="Arial" w:hAnsi="Arial"/>
-                <w:b/>
-                <w:bCs/>
-                <w:i w:val="false"/>
-                <w:iCs w:val="false"/>
-                <w:color w:val="000000"/>
-                <w:sz w:val="18"/>
-                <w:szCs w:val="18"/>
-              </w:rPr>
-              <w:t xml:space="preserve">Pertinent &amp; Contemporary Issues (PCIs)</w:t>
-            </w:r>
-          </w:p>
-        </w:tc>
-        <w:tc>
-          <w:tcPr>
-            <w:tcW w:type="dxa" w:w="10680"/>
-            <w:shd w:fill="FFFFFF" w:color="auto" w:val="clear"/>
-            <w:tcMar>
-              <w:top w:type="dxa" w:w="60"/>
-              <w:left w:type="dxa" w:w="120"/>
-              <w:bottom w:type="dxa" w:w="60"/>
-              <w:right w:type="dxa" w:w="120"/>
-            </w:tcMar>
-            <w:vAlign w:val="top"/>
-          </w:tcPr>
-          <w:p>
-            <w:pPr>
-              <w:spacing w:after="30" w:before="0"/>
-              <w:ind w:left="360" w:hanging="180"/>
-              <w:jc w:val="left"/>
-            </w:pPr>
-            <w:r>
-              <w:rPr>
-                <w:rFonts w:ascii="Arial" w:cs="Arial" w:eastAsia="Arial" w:hAnsi="Arial"/>
-                <w:b w:val="false"/>
-                <w:bCs w:val="false"/>
-                <w:i w:val="false"/>
-                <w:iCs w:val="false"/>
-                <w:color w:val="000000"/>
-                <w:sz w:val="18"/>
-                <w:szCs w:val="18"/>
-              </w:rPr>
-              <w:t xml:space="preserve">–  Life Skills (Critical Thinking): the learner applies logical reasoning to determine the angle and centre of rotation given an object and its image, building problem-solving confidence.</w:t>
-            </w:r>
-          </w:p>
-          <w:p>
-            <w:pPr>
-              <w:spacing w:after="30" w:before="0"/>
-              <w:ind w:left="360" w:hanging="180"/>
-              <w:jc w:val="left"/>
-            </w:pPr>
-            <w:r>
-              <w:rPr>
-                <w:rFonts w:ascii="Arial" w:cs="Arial" w:eastAsia="Arial" w:hAnsi="Arial"/>
-                <w:b w:val="false"/>
-                <w:bCs w:val="false"/>
-                <w:i w:val="false"/>
-                <w:iCs w:val="false"/>
-                <w:color w:val="000000"/>
-                <w:sz w:val="18"/>
-                <w:szCs w:val="18"/>
-              </w:rPr>
-              <w:t xml:space="preserve">–  Life Skills (Self-Esteem): the learner participates actively in discussions and presentations on rotational symmetry, developing confidence in mathematical communication.</w:t>
-            </w:r>
-          </w:p>
-          <w:p>
-            <w:pPr>
-              <w:spacing w:after="30" w:before="0"/>
-              <w:ind w:left="360" w:hanging="180"/>
-              <w:jc w:val="left"/>
-            </w:pPr>
-            <w:r>
-              <w:rPr>
-                <w:rFonts w:ascii="Arial" w:cs="Arial" w:eastAsia="Arial" w:hAnsi="Arial"/>
-                <w:b w:val="false"/>
-                <w:bCs w:val="false"/>
-                <w:i w:val="false"/>
-                <w:iCs w:val="false"/>
-                <w:color w:val="000000"/>
-                <w:sz w:val="18"/>
-                <w:szCs w:val="18"/>
-              </w:rPr>
-              <w:t xml:space="preserve">–  Environmental Education: the learner identifies rotational symmetry in natural Kenyan environments — e.g., the symmetry of flowers, Maasai beadwork patterns, and the rotating blades of wind turbines at Ngong Hills.</w:t>
-            </w:r>
-          </w:p>
-          <w:p>
-            <w:pPr>
-              <w:spacing w:after="30" w:before="0"/>
-              <w:ind w:left="360" w:hanging="180"/>
-              <w:jc w:val="left"/>
-            </w:pPr>
-            <w:r>
-              <w:rPr>
-                <w:rFonts w:ascii="Arial" w:cs="Arial" w:eastAsia="Arial" w:hAnsi="Arial"/>
-                <w:b w:val="false"/>
-                <w:bCs w:val="false"/>
-                <w:i w:val="false"/>
-                <w:iCs w:val="false"/>
-                <w:color w:val="000000"/>
-                <w:sz w:val="18"/>
-                <w:szCs w:val="18"/>
-              </w:rPr>
-              <w:t xml:space="preserve">–  Safety: the learner uses mathematical instruments carefully during constructions to avoid injury and damage.</w:t>
-            </w:r>
-          </w:p>
-        </w:tc>
-      </w:tr>
-      <w:tr>
-        <w:tc>
-          <w:tcPr>
-            <w:tcW w:type="dxa" w:w="3000"/>
-            <w:shd w:fill="D9EEF1" w:color="auto" w:val="clear"/>
-            <w:tcMar>
-              <w:top w:type="dxa" w:w="60"/>
-              <w:left w:type="dxa" w:w="120"/>
-              <w:bottom w:type="dxa" w:w="60"/>
-              <w:right w:type="dxa" w:w="120"/>
-            </w:tcMar>
-            <w:vAlign w:val="top"/>
-          </w:tcPr>
-          <w:p>
-            <w:pPr>
-              <w:spacing w:after="40" w:before="0"/>
-              <w:jc w:val="left"/>
-            </w:pPr>
-            <w:r>
-              <w:rPr>
-                <w:rFonts w:ascii="Arial" w:cs="Arial" w:eastAsia="Arial" w:hAnsi="Arial"/>
-                <w:b/>
-                <w:bCs/>
-                <w:i w:val="false"/>
-                <w:iCs w:val="false"/>
-                <w:color w:val="000000"/>
-                <w:sz w:val="18"/>
-                <w:szCs w:val="18"/>
-              </w:rPr>
-              <w:t xml:space="preserve">Career Connections</w:t>
-            </w:r>
-          </w:p>
-        </w:tc>
-        <w:tc>
-          <w:tcPr>
-            <w:tcW w:type="dxa" w:w="10680"/>
-            <w:shd w:fill="FFFFFF" w:color="auto" w:val="clear"/>
-            <w:tcMar>
-              <w:top w:type="dxa" w:w="60"/>
-              <w:left w:type="dxa" w:w="120"/>
-              <w:bottom w:type="dxa" w:w="60"/>
-              <w:right w:type="dxa" w:w="120"/>
-            </w:tcMar>
-            <w:vAlign w:val="top"/>
-          </w:tcPr>
-          <w:p>
-            <w:pPr>
-              <w:spacing w:after="30" w:before="0"/>
-              <w:ind w:left="360" w:hanging="180"/>
-              <w:jc w:val="left"/>
-            </w:pPr>
-            <w:r>
-              <w:rPr>
-                <w:rFonts w:ascii="Arial" w:cs="Arial" w:eastAsia="Arial" w:hAnsi="Arial"/>
-                <w:b w:val="false"/>
-                <w:bCs w:val="false"/>
-                <w:i w:val="false"/>
-                <w:iCs w:val="false"/>
-                <w:color w:val="000000"/>
-                <w:sz w:val="18"/>
-                <w:szCs w:val="18"/>
-              </w:rPr>
-              <w:t xml:space="preserve">–  Architecture and Construction: rotation is used in designing rotationally symmetric structures such as the domes of Kenyan mosques, the KICC building in Nairobi, and circular stadium layouts.</w:t>
-            </w:r>
-          </w:p>
-          <w:p>
-            <w:pPr>
-              <w:spacing w:after="30" w:before="0"/>
-              <w:ind w:left="360" w:hanging="180"/>
-              <w:jc w:val="left"/>
-            </w:pPr>
-            <w:r>
-              <w:rPr>
-                <w:rFonts w:ascii="Arial" w:cs="Arial" w:eastAsia="Arial" w:hAnsi="Arial"/>
-                <w:b w:val="false"/>
-                <w:bCs w:val="false"/>
-                <w:i w:val="false"/>
-                <w:iCs w:val="false"/>
-                <w:color w:val="000000"/>
-                <w:sz w:val="18"/>
-                <w:szCs w:val="18"/>
-              </w:rPr>
-              <w:t xml:space="preserve">–  Engineering: mechanical engineers apply rotation when designing rotating parts such as turbine blades at the Ngong Hills Wind Farm and gear systems in machinery.</w:t>
-            </w:r>
-          </w:p>
-          <w:p>
-            <w:pPr>
-              <w:spacing w:after="30" w:before="0"/>
-              <w:ind w:left="360" w:hanging="180"/>
-              <w:jc w:val="left"/>
-            </w:pPr>
-            <w:r>
-              <w:rPr>
-                <w:rFonts w:ascii="Arial" w:cs="Arial" w:eastAsia="Arial" w:hAnsi="Arial"/>
-                <w:b w:val="false"/>
-                <w:bCs w:val="false"/>
-                <w:i w:val="false"/>
-                <w:iCs w:val="false"/>
-                <w:color w:val="000000"/>
-                <w:sz w:val="18"/>
-                <w:szCs w:val="18"/>
-              </w:rPr>
-              <w:t xml:space="preserve">–  Graphic Design and Art: designers use rotational symmetry to create Kenyan fabric patterns, logos, and decorative motifs found in Lamu and Maasai crafts.</w:t>
-            </w:r>
-          </w:p>
-          <w:p>
-            <w:pPr>
-              <w:spacing w:after="30" w:before="0"/>
-              <w:ind w:left="360" w:hanging="180"/>
-              <w:jc w:val="left"/>
-            </w:pPr>
-            <w:r>
-              <w:rPr>
-                <w:rFonts w:ascii="Arial" w:cs="Arial" w:eastAsia="Arial" w:hAnsi="Arial"/>
-                <w:b w:val="false"/>
-                <w:bCs w:val="false"/>
-                <w:i w:val="false"/>
-                <w:iCs w:val="false"/>
-                <w:color w:val="000000"/>
-                <w:sz w:val="18"/>
-                <w:szCs w:val="18"/>
-              </w:rPr>
-              <w:t xml:space="preserve">–  Astronomy and Navigation: understanding rotation underpins the study of Earth's rotation, satellite orbits, and navigation systems used in Kenyan aviation and maritime transport on Lake Victoria.</w:t>
-            </w:r>
-          </w:p>
-          <w:p>
-            <w:pPr>
-              <w:spacing w:after="30" w:before="0"/>
-              <w:ind w:left="360" w:hanging="180"/>
-              <w:jc w:val="left"/>
-            </w:pPr>
-            <w:r>
-              <w:rPr>
-                <w:rFonts w:ascii="Arial" w:cs="Arial" w:eastAsia="Arial" w:hAnsi="Arial"/>
-                <w:b w:val="false"/>
-                <w:bCs w:val="false"/>
-                <w:i w:val="false"/>
-                <w:iCs w:val="false"/>
-                <w:color w:val="000000"/>
-                <w:sz w:val="18"/>
-                <w:szCs w:val="18"/>
-              </w:rPr>
-              <w:t xml:space="preserve">–  Computer Animation and Gaming: rotation transformations are fundamental algorithms used in software to animate characters and objects in Kenyan-developed mobile apps and games.</w:t>
-            </w:r>
-          </w:p>
-        </w:tc>
-      </w:tr>
-      <w:tr>
-        <w:tc>
-          <w:tcPr>
-            <w:tcW w:type="dxa" w:w="3000"/>
-            <w:shd w:fill="D5E8F0" w:color="auto" w:val="clear"/>
-            <w:tcMar>
-              <w:top w:type="dxa" w:w="60"/>
-              <w:left w:type="dxa" w:w="120"/>
-              <w:bottom w:type="dxa" w:w="60"/>
-              <w:right w:type="dxa" w:w="120"/>
-            </w:tcMar>
-            <w:vAlign w:val="top"/>
-          </w:tcPr>
-          <w:p>
-            <w:pPr>
-              <w:spacing w:after="40" w:before="0"/>
-              <w:jc w:val="left"/>
-            </w:pPr>
-            <w:r>
-              <w:rPr>
-                <w:rFonts w:ascii="Arial" w:cs="Arial" w:eastAsia="Arial" w:hAnsi="Arial"/>
-                <w:b/>
-                <w:bCs/>
-                <w:i w:val="false"/>
-                <w:iCs w:val="false"/>
-                <w:color w:val="000000"/>
-                <w:sz w:val="18"/>
-                <w:szCs w:val="18"/>
-              </w:rPr>
-              <w:t xml:space="preserve">Focus for Lessons</w:t>
-            </w:r>
-          </w:p>
-        </w:tc>
-        <w:tc>
-          <w:tcPr>
-            <w:tcW w:type="dxa" w:w="10680"/>
-            <w:shd w:fill="FFFFFF" w:color="auto" w:val="clear"/>
-            <w:tcMar>
-              <w:top w:type="dxa" w:w="60"/>
-              <w:left w:type="dxa" w:w="120"/>
-              <w:bottom w:type="dxa" w:w="60"/>
-              <w:right w:type="dxa" w:w="120"/>
-            </w:tcMar>
-            <w:vAlign w:val="top"/>
-          </w:tcPr>
-          <w:p>
-            <w:pPr>
-              <w:spacing w:after="40" w:before="0"/>
-              <w:jc w:val="left"/>
-            </w:pPr>
-            <w:r>
-              <w:rPr>
-                <w:rFonts w:ascii="Arial" w:cs="Arial" w:eastAsia="Arial" w:hAnsi="Arial"/>
-                <w:b w:val="false"/>
-                <w:bCs w:val="false"/>
-                <w:i w:val="false"/>
-                <w:iCs w:val="false"/>
-                <w:color w:val="000000"/>
-                <w:sz w:val="18"/>
-                <w:szCs w:val="18"/>
-              </w:rPr>
-              <w:t xml:space="preserve">This unit develops learners' understanding of rotation as a geometric transformation, moving from the fundamental properties of rotation to practical applications in real-life Kenyan contexts. Learners explore how shapes rotate about a fixed centre, investigate rotational symmetry in natural and man-made objects, and connect rotation to the concept of congruence. The unit uses a phenomenon-driven, model-building approach where learners progressively revise their understanding through prediction, observation, and explanation phases anchored to a compelling real-world anchoring phenomenon.</w:t>
-            </w:r>
-          </w:p>
-        </w:tc>
-      </w:tr>
-      <w:tr>
-        <w:tc>
-          <w:tcPr>
-            <w:tcW w:type="dxa" w:w="3000"/>
-            <w:shd w:fill="EAD1F5" w:color="auto" w:val="clear"/>
-            <w:tcMar>
-              <w:top w:type="dxa" w:w="60"/>
-              <w:left w:type="dxa" w:w="120"/>
-              <w:bottom w:type="dxa" w:w="60"/>
-              <w:right w:type="dxa" w:w="120"/>
-            </w:tcMar>
-            <w:vAlign w:val="top"/>
-          </w:tcPr>
-          <w:p>
-            <w:pPr>
-              <w:spacing w:after="40" w:before="0"/>
-              <w:jc w:val="left"/>
-            </w:pPr>
-            <w:r>
-              <w:rPr>
-                <w:rFonts w:ascii="Arial" w:cs="Arial" w:eastAsia="Arial" w:hAnsi="Arial"/>
-                <w:b/>
-                <w:bCs/>
-                <w:i w:val="false"/>
-                <w:iCs w:val="false"/>
-                <w:color w:val="000000"/>
-                <w:sz w:val="18"/>
-                <w:szCs w:val="18"/>
-              </w:rPr>
-              <w:t xml:space="preserve">Driving Question / Key Inquiry Questions</w:t>
-            </w:r>
-          </w:p>
-        </w:tc>
-        <w:tc>
-          <w:tcPr>
-            <w:tcW w:type="dxa" w:w="10680"/>
-            <w:shd w:fill="FFFFFF" w:color="auto" w:val="clear"/>
-            <w:tcMar>
-              <w:top w:type="dxa" w:w="60"/>
-              <w:left w:type="dxa" w:w="120"/>
-              <w:bottom w:type="dxa" w:w="60"/>
-              <w:right w:type="dxa" w:w="120"/>
-            </w:tcMar>
-            <w:vAlign w:val="top"/>
-          </w:tcPr>
-          <w:p>
-            <w:pPr>
-              <w:spacing w:after="40" w:before="0"/>
-              <w:jc w:val="left"/>
-            </w:pPr>
-            <w:r>
-              <w:rPr>
-                <w:rFonts w:ascii="Arial" w:cs="Arial" w:eastAsia="Arial" w:hAnsi="Arial"/>
-                <w:b w:val="false"/>
-                <w:bCs w:val="false"/>
-                <w:i w:val="false"/>
-                <w:iCs w:val="false"/>
-                <w:color w:val="000000"/>
-                <w:sz w:val="18"/>
-                <w:szCs w:val="18"/>
-              </w:rPr>
-              <w:t xml:space="preserve">DRIVING QUESTION: Why do the blades of the Ngong Hills wind turbine always look the same no matter how far they rotate — and how can we use the mathematics of rotation to predict exactly where any point on the blade will land?</w:t>
-            </w:r>
-          </w:p>
-          <w:p>
-            <w:pPr>
-              <w:spacing w:after="40" w:before="0"/>
-              <w:jc w:val="left"/>
-            </w:pPr>
-            <w:r>
-              <w:rPr>
-                <w:rFonts w:ascii="Arial" w:cs="Arial" w:eastAsia="Arial" w:hAnsi="Arial"/>
-                <w:b w:val="false"/>
-                <w:bCs w:val="false"/>
-                <w:i w:val="false"/>
-                <w:iCs w:val="false"/>
-                <w:color w:val="000000"/>
-                <w:sz w:val="18"/>
-                <w:szCs w:val="18"/>
-              </w:rPr>
-              <w:t xml:space="preserve"/>
-            </w:r>
-          </w:p>
-          <w:p>
-            <w:pPr>
-              <w:spacing w:after="40" w:before="0"/>
-              <w:jc w:val="left"/>
-            </w:pPr>
-            <w:r>
-              <w:rPr>
-                <w:rFonts w:ascii="Arial" w:cs="Arial" w:eastAsia="Arial" w:hAnsi="Arial"/>
-                <w:b w:val="false"/>
-                <w:bCs w:val="false"/>
-                <w:i w:val="false"/>
-                <w:iCs w:val="false"/>
-                <w:color w:val="000000"/>
-                <w:sz w:val="18"/>
-                <w:szCs w:val="18"/>
-              </w:rPr>
-              <w:t xml:space="preserve">KICD KEY INQUIRY QUESTIONS:</w:t>
-            </w:r>
-          </w:p>
-          <w:p>
-            <w:pPr>
-              <w:spacing w:after="40" w:before="0"/>
-              <w:jc w:val="left"/>
-            </w:pPr>
-            <w:r>
-              <w:rPr>
-                <w:rFonts w:ascii="Arial" w:cs="Arial" w:eastAsia="Arial" w:hAnsi="Arial"/>
-                <w:b w:val="false"/>
-                <w:bCs w:val="false"/>
-                <w:i w:val="false"/>
-                <w:iCs w:val="false"/>
-                <w:color w:val="000000"/>
-                <w:sz w:val="18"/>
-                <w:szCs w:val="18"/>
-              </w:rPr>
-              <w:t xml:space="preserve">1. What are the properties of rotation as a geometric transformation?</w:t>
-            </w:r>
-          </w:p>
-          <w:p>
-            <w:pPr>
-              <w:spacing w:after="40" w:before="0"/>
-              <w:jc w:val="left"/>
-            </w:pPr>
-            <w:r>
-              <w:rPr>
-                <w:rFonts w:ascii="Arial" w:cs="Arial" w:eastAsia="Arial" w:hAnsi="Arial"/>
-                <w:b w:val="false"/>
-                <w:bCs w:val="false"/>
-                <w:i w:val="false"/>
-                <w:iCs w:val="false"/>
-                <w:color w:val="000000"/>
-                <w:sz w:val="18"/>
-                <w:szCs w:val="18"/>
-              </w:rPr>
-              <w:t xml:space="preserve">2. How do we determine the centre and angle of rotation given an object and its image?</w:t>
-            </w:r>
-          </w:p>
-        </w:tc>
-      </w:tr>
-      <w:tr>
-        <w:tc>
-          <w:tcPr>
-            <w:tcW w:type="dxa" w:w="3000"/>
-            <w:shd w:fill="EAD1F5" w:color="auto" w:val="clear"/>
-            <w:tcMar>
-              <w:top w:type="dxa" w:w="60"/>
-              <w:left w:type="dxa" w:w="120"/>
-              <w:bottom w:type="dxa" w:w="60"/>
-              <w:right w:type="dxa" w:w="120"/>
-            </w:tcMar>
-            <w:vAlign w:val="top"/>
-          </w:tcPr>
-          <w:p>
-            <w:pPr>
-              <w:spacing w:after="40" w:before="0"/>
-              <w:jc w:val="left"/>
-            </w:pPr>
-            <w:r>
-              <w:rPr>
-                <w:rFonts w:ascii="Arial" w:cs="Arial" w:eastAsia="Arial" w:hAnsi="Arial"/>
-                <w:b/>
-                <w:bCs/>
-                <w:i w:val="false"/>
-                <w:iCs w:val="false"/>
-                <w:color w:val="000000"/>
-                <w:sz w:val="18"/>
-                <w:szCs w:val="18"/>
-              </w:rPr>
-              <w:t xml:space="preserve">Anchoring Phenomenon</w:t>
-            </w:r>
-          </w:p>
-        </w:tc>
-        <w:tc>
-          <w:tcPr>
-            <w:tcW w:type="dxa" w:w="10680"/>
-            <w:shd w:fill="FFFFFF" w:color="auto" w:val="clear"/>
-            <w:tcMar>
-              <w:top w:type="dxa" w:w="60"/>
-              <w:left w:type="dxa" w:w="120"/>
-              <w:bottom w:type="dxa" w:w="60"/>
-              <w:right w:type="dxa" w:w="120"/>
-            </w:tcMar>
-            <w:vAlign w:val="top"/>
-          </w:tcPr>
-          <w:p>
-            <w:pPr>
-              <w:spacing w:after="40" w:before="0"/>
-              <w:jc w:val="left"/>
-            </w:pPr>
-            <w:r>
-              <w:rPr>
-                <w:rFonts w:ascii="Arial" w:cs="Arial" w:eastAsia="Arial" w:hAnsi="Arial"/>
-                <w:b w:val="false"/>
-                <w:bCs w:val="false"/>
-                <w:i w:val="false"/>
-                <w:iCs w:val="false"/>
-                <w:color w:val="000000"/>
-                <w:sz w:val="18"/>
-                <w:szCs w:val="18"/>
-              </w:rPr>
-              <w:t xml:space="preserve">Students are shown a video of the Ngong Hills Wind Farm turbines rotating. The blades spin continuously about a fixed central hub — each blade sweeps through equal angles in equal time, always returning to positions that look identical to the original. Students are asked: "Why does each blade always look the same no matter which position it stops at? How does the whole turbine blade assembly map perfectly onto itself?" This is puzzling because students can see that the blades move significantly through space, yet the overall shape appears unchanged — raising questions about what stays the same and what changes during a rotation, where the fixed point is, and why three blades spaced equally apart produce this effect. This phenomenon anchors the entire unit, with each lesson resolving a piece of the puzzle about how rotation works, how we measure it, and what properties are preserved.</w:t>
-            </w:r>
-          </w:p>
-        </w:tc>
-      </w:tr>
-      <w:tr>
-        <w:tc>
-          <w:tcPr>
-            <w:tcW w:type="dxa" w:w="3000"/>
-            <w:shd w:fill="D9EEF1" w:color="auto" w:val="clear"/>
-            <w:tcMar>
-              <w:top w:type="dxa" w:w="60"/>
-              <w:left w:type="dxa" w:w="120"/>
-              <w:bottom w:type="dxa" w:w="60"/>
-              <w:right w:type="dxa" w:w="120"/>
-            </w:tcMar>
-            <w:vAlign w:val="top"/>
-          </w:tcPr>
-          <w:p>
-            <w:pPr>
-              <w:spacing w:after="40" w:before="0"/>
-              <w:jc w:val="left"/>
-            </w:pPr>
-            <w:r>
-              <w:rPr>
-                <w:rFonts w:ascii="Arial" w:cs="Arial" w:eastAsia="Arial" w:hAnsi="Arial"/>
-                <w:b/>
-                <w:bCs/>
-                <w:i w:val="false"/>
-                <w:iCs w:val="false"/>
-                <w:color w:val="000000"/>
-                <w:sz w:val="18"/>
-                <w:szCs w:val="18"/>
-              </w:rPr>
-              <w:t xml:space="preserve">Storyline Thread</w:t>
-            </w:r>
-          </w:p>
-        </w:tc>
-        <w:tc>
-          <w:tcPr>
-            <w:tcW w:type="dxa" w:w="10680"/>
-            <w:shd w:fill="FFFFFF" w:color="auto" w:val="clear"/>
-            <w:tcMar>
-              <w:top w:type="dxa" w:w="60"/>
-              <w:left w:type="dxa" w:w="120"/>
-              <w:bottom w:type="dxa" w:w="60"/>
-              <w:right w:type="dxa" w:w="120"/>
-            </w:tcMar>
-            <w:vAlign w:val="top"/>
-          </w:tcPr>
-          <w:p>
-            <w:pPr>
-              <w:spacing w:after="40" w:before="0"/>
-              <w:jc w:val="left"/>
-            </w:pPr>
-            <w:r>
-              <w:rPr>
-                <w:rFonts w:ascii="Arial" w:cs="Arial" w:eastAsia="Arial" w:hAnsi="Arial"/>
-                <w:b w:val="false"/>
-                <w:bCs w:val="false"/>
-                <w:i w:val="false"/>
-                <w:iCs w:val="false"/>
-                <w:color w:val="000000"/>
-                <w:sz w:val="18"/>
-                <w:szCs w:val="18"/>
-              </w:rPr>
-              <w:t xml:space="preserve">Lesson 1 — Anchoring Phenomenon &amp; Introduction to Rotation: Students watch the Ngong Hills wind turbine video and make initial predictions about what stays the same and what changes. Class co-constructs the Driving Question Board (DQB) with initial questions and ideas. Students read an introductory passage on rotation, establishing the need-to-know questions that will drive the unit.</w:t>
-            </w:r>
-          </w:p>
-          <w:p>
-            <w:pPr>
-              <w:spacing w:after="40" w:before="0"/>
-              <w:jc w:val="left"/>
-            </w:pPr>
-            <w:r>
-              <w:rPr>
-                <w:rFonts w:ascii="Arial" w:cs="Arial" w:eastAsia="Arial" w:hAnsi="Arial"/>
-                <w:b w:val="false"/>
-                <w:bCs w:val="false"/>
-                <w:i w:val="false"/>
-                <w:iCs w:val="false"/>
-                <w:color w:val="000000"/>
-                <w:sz w:val="18"/>
-                <w:szCs w:val="18"/>
-              </w:rPr>
-              <w:t xml:space="preserve"/>
-            </w:r>
-          </w:p>
-          <w:p>
-            <w:pPr>
-              <w:spacing w:after="40" w:before="0"/>
-              <w:jc w:val="left"/>
-            </w:pPr>
-            <w:r>
-              <w:rPr>
-                <w:rFonts w:ascii="Arial" w:cs="Arial" w:eastAsia="Arial" w:hAnsi="Arial"/>
-                <w:b w:val="false"/>
-                <w:bCs w:val="false"/>
-                <w:i w:val="false"/>
-                <w:iCs w:val="false"/>
-                <w:color w:val="000000"/>
-                <w:sz w:val="18"/>
-                <w:szCs w:val="18"/>
-              </w:rPr>
-              <w:t xml:space="preserve">Lesson 2 — Properties of Rotation: Students explore the defining properties of rotation (fixed centre, invariant distances, direction of turn, angle of rotation) using cut-out shapes and protractors. They rotate shapes manually and observe that object and image are always congruent and that every point maintains its distance from the centre. Findings are connected back to the turbine blades phenomenon.</w:t>
-            </w:r>
-          </w:p>
-          <w:p>
-            <w:pPr>
-              <w:spacing w:after="40" w:before="0"/>
-              <w:jc w:val="left"/>
-            </w:pPr>
-            <w:r>
-              <w:rPr>
-                <w:rFonts w:ascii="Arial" w:cs="Arial" w:eastAsia="Arial" w:hAnsi="Arial"/>
-                <w:b w:val="false"/>
-                <w:bCs w:val="false"/>
-                <w:i w:val="false"/>
-                <w:iCs w:val="false"/>
-                <w:color w:val="000000"/>
-                <w:sz w:val="18"/>
-                <w:szCs w:val="18"/>
-              </w:rPr>
-              <w:t xml:space="preserve"/>
-            </w:r>
-          </w:p>
-          <w:p>
-            <w:pPr>
-              <w:spacing w:after="40" w:before="0"/>
-              <w:jc w:val="left"/>
-            </w:pPr>
-            <w:r>
-              <w:rPr>
-                <w:rFonts w:ascii="Arial" w:cs="Arial" w:eastAsia="Arial" w:hAnsi="Arial"/>
-                <w:b w:val="false"/>
-                <w:bCs w:val="false"/>
-                <w:i w:val="false"/>
-                <w:iCs w:val="false"/>
-                <w:color w:val="000000"/>
-                <w:sz w:val="18"/>
-                <w:szCs w:val="18"/>
-              </w:rPr>
-              <w:t xml:space="preserve">Lesson 3 — Rotating Points on the Cartesian Plane: Students learn to rotate individual points by 90°, 180°, and 270° (clockwise and anticlockwise) about the origin on the Cartesian plane. They use coordinate rules and verify using a video simulation. Students update their DQB models with coordinate evidence.</w:t>
-            </w:r>
-          </w:p>
-          <w:p>
-            <w:pPr>
-              <w:spacing w:after="40" w:before="0"/>
-              <w:jc w:val="left"/>
-            </w:pPr>
-            <w:r>
-              <w:rPr>
-                <w:rFonts w:ascii="Arial" w:cs="Arial" w:eastAsia="Arial" w:hAnsi="Arial"/>
-                <w:b w:val="false"/>
-                <w:bCs w:val="false"/>
-                <w:i w:val="false"/>
-                <w:iCs w:val="false"/>
-                <w:color w:val="000000"/>
-                <w:sz w:val="18"/>
-                <w:szCs w:val="18"/>
-              </w:rPr>
-              <w:t xml:space="preserve"/>
-            </w:r>
-          </w:p>
-          <w:p>
-            <w:pPr>
-              <w:spacing w:after="40" w:before="0"/>
-              <w:jc w:val="left"/>
-            </w:pPr>
-            <w:r>
-              <w:rPr>
-                <w:rFonts w:ascii="Arial" w:cs="Arial" w:eastAsia="Arial" w:hAnsi="Arial"/>
-                <w:b w:val="false"/>
-                <w:bCs w:val="false"/>
-                <w:i w:val="false"/>
-                <w:iCs w:val="false"/>
-                <w:color w:val="000000"/>
-                <w:sz w:val="18"/>
-                <w:szCs w:val="18"/>
-              </w:rPr>
-              <w:t xml:space="preserve">Lesson 4 — Rotating Shapes on the Cartesian Plane: Students extend point rotation to full shapes (triangles, quadrilaterals) on the Cartesian plane, rotating about the origin and other given centres. They construct images using protractors, rulers, and squared paper, then verify with digital tools.</w:t>
-            </w:r>
-          </w:p>
-          <w:p>
-            <w:pPr>
-              <w:spacing w:after="40" w:before="0"/>
-              <w:jc w:val="left"/>
-            </w:pPr>
-            <w:r>
-              <w:rPr>
-                <w:rFonts w:ascii="Arial" w:cs="Arial" w:eastAsia="Arial" w:hAnsi="Arial"/>
-                <w:b w:val="false"/>
-                <w:bCs w:val="false"/>
-                <w:i w:val="false"/>
-                <w:iCs w:val="false"/>
-                <w:color w:val="000000"/>
-                <w:sz w:val="18"/>
-                <w:szCs w:val="18"/>
-              </w:rPr>
-              <w:t xml:space="preserve"/>
-            </w:r>
-          </w:p>
-          <w:p>
-            <w:pPr>
-              <w:spacing w:after="40" w:before="0"/>
-              <w:jc w:val="left"/>
-            </w:pPr>
-            <w:r>
-              <w:rPr>
-                <w:rFonts w:ascii="Arial" w:cs="Arial" w:eastAsia="Arial" w:hAnsi="Arial"/>
-                <w:b w:val="false"/>
-                <w:bCs w:val="false"/>
-                <w:i w:val="false"/>
-                <w:iCs w:val="false"/>
-                <w:color w:val="000000"/>
-                <w:sz w:val="18"/>
-                <w:szCs w:val="18"/>
-              </w:rPr>
-              <w:t xml:space="preserve">Lesson 5 — Angle and Centre of Rotation (Given Object and Image): Students are given object-image pairs and must determine the angle and centre of rotation by construction (perpendicular bisectors of corresponding point segments). A reading on logical reasoning in geometry supports sensemaking. Students revisit the turbine: "If we know one blade position and its rotated image, can we find the centre?"</w:t>
-            </w:r>
-          </w:p>
-          <w:p>
-            <w:pPr>
-              <w:spacing w:after="40" w:before="0"/>
-              <w:jc w:val="left"/>
-            </w:pPr>
-            <w:r>
-              <w:rPr>
-                <w:rFonts w:ascii="Arial" w:cs="Arial" w:eastAsia="Arial" w:hAnsi="Arial"/>
-                <w:b w:val="false"/>
-                <w:bCs w:val="false"/>
-                <w:i w:val="false"/>
-                <w:iCs w:val="false"/>
-                <w:color w:val="000000"/>
-                <w:sz w:val="18"/>
-                <w:szCs w:val="18"/>
-              </w:rPr>
-              <w:t xml:space="preserve"/>
-            </w:r>
-          </w:p>
-          <w:p>
-            <w:pPr>
-              <w:spacing w:after="40" w:before="0"/>
-              <w:jc w:val="left"/>
-            </w:pPr>
-            <w:r>
-              <w:rPr>
-                <w:rFonts w:ascii="Arial" w:cs="Arial" w:eastAsia="Arial" w:hAnsi="Arial"/>
-                <w:b w:val="false"/>
-                <w:bCs w:val="false"/>
-                <w:i w:val="false"/>
-                <w:iCs w:val="false"/>
-                <w:color w:val="000000"/>
-                <w:sz w:val="18"/>
-                <w:szCs w:val="18"/>
-              </w:rPr>
-              <w:t xml:space="preserve">Lesson 6 — Order of Rotational Symmetry: Students investigate which regular shapes (equilateral triangle, square, regular hexagon, etc.) map onto themselves during a rotation of less than 360°. They define order of rotational symmetry and determine the order for various Kenyan patterns (Maasai beadwork, tiling designs). A video guides exploration.</w:t>
-            </w:r>
-          </w:p>
-          <w:p>
-            <w:pPr>
-              <w:spacing w:after="40" w:before="0"/>
-              <w:jc w:val="left"/>
-            </w:pPr>
-            <w:r>
-              <w:rPr>
-                <w:rFonts w:ascii="Arial" w:cs="Arial" w:eastAsia="Arial" w:hAnsi="Arial"/>
-                <w:b w:val="false"/>
-                <w:bCs w:val="false"/>
-                <w:i w:val="false"/>
-                <w:iCs w:val="false"/>
-                <w:color w:val="000000"/>
-                <w:sz w:val="18"/>
-                <w:szCs w:val="18"/>
-              </w:rPr>
-              <w:t xml:space="preserve"/>
-            </w:r>
-          </w:p>
-          <w:p>
-            <w:pPr>
-              <w:spacing w:after="40" w:before="0"/>
-              <w:jc w:val="left"/>
-            </w:pPr>
-            <w:r>
-              <w:rPr>
-                <w:rFonts w:ascii="Arial" w:cs="Arial" w:eastAsia="Arial" w:hAnsi="Arial"/>
-                <w:b w:val="false"/>
-                <w:bCs w:val="false"/>
-                <w:i w:val="false"/>
-                <w:iCs w:val="false"/>
-                <w:color w:val="000000"/>
-                <w:sz w:val="18"/>
-                <w:szCs w:val="18"/>
-              </w:rPr>
-              <w:t xml:space="preserve">Lesson 7 — Axis and Order of Rotational Symmetry (3D Extension &amp; Consolidation): Students distinguish between axis of rotational symmetry (for 3D objects) and order of rotational symmetry (for 2D figures). They examine everyday Kenyan objects (a sufuria, a wheel, a gear) and determine their axis and order. Students update cumulative models on the DQB.</w:t>
-            </w:r>
-          </w:p>
-          <w:p>
-            <w:pPr>
-              <w:spacing w:after="40" w:before="0"/>
-              <w:jc w:val="left"/>
-            </w:pPr>
-            <w:r>
-              <w:rPr>
-                <w:rFonts w:ascii="Arial" w:cs="Arial" w:eastAsia="Arial" w:hAnsi="Arial"/>
-                <w:b w:val="false"/>
-                <w:bCs w:val="false"/>
-                <w:i w:val="false"/>
-                <w:iCs w:val="false"/>
-                <w:color w:val="000000"/>
-                <w:sz w:val="18"/>
-                <w:szCs w:val="18"/>
-              </w:rPr>
-              <w:t xml:space="preserve"/>
-            </w:r>
-          </w:p>
-          <w:p>
-            <w:pPr>
-              <w:spacing w:after="40" w:before="0"/>
-              <w:jc w:val="left"/>
-            </w:pPr>
-            <w:r>
-              <w:rPr>
-                <w:rFonts w:ascii="Arial" w:cs="Arial" w:eastAsia="Arial" w:hAnsi="Arial"/>
-                <w:b w:val="false"/>
-                <w:bCs w:val="false"/>
-                <w:i w:val="false"/>
-                <w:iCs w:val="false"/>
-                <w:color w:val="000000"/>
-                <w:sz w:val="18"/>
-                <w:szCs w:val="18"/>
-              </w:rPr>
-              <w:t xml:space="preserve">Lesson 8 — Congruence and Rotation: Students establish formally that rotation is an isometric transformation — it preserves length, angle size, and area. They compare rotation to reflection and translation as congruence transformations. A video and worked examples consolidate the link between rotation and congruence. Students argue from evidence: "Are the three turbine blades congruent to each other? Prove it using rotation."</w:t>
-            </w:r>
-          </w:p>
-          <w:p>
-            <w:pPr>
-              <w:spacing w:after="40" w:before="0"/>
-              <w:jc w:val="left"/>
-            </w:pPr>
-            <w:r>
-              <w:rPr>
-                <w:rFonts w:ascii="Arial" w:cs="Arial" w:eastAsia="Arial" w:hAnsi="Arial"/>
-                <w:b w:val="false"/>
-                <w:bCs w:val="false"/>
-                <w:i w:val="false"/>
-                <w:iCs w:val="false"/>
-                <w:color w:val="000000"/>
-                <w:sz w:val="18"/>
-                <w:szCs w:val="18"/>
-              </w:rPr>
-              <w:t xml:space="preserve"/>
-            </w:r>
-          </w:p>
-          <w:p>
-            <w:pPr>
-              <w:spacing w:after="40" w:before="0"/>
-              <w:jc w:val="left"/>
-            </w:pPr>
-            <w:r>
-              <w:rPr>
-                <w:rFonts w:ascii="Arial" w:cs="Arial" w:eastAsia="Arial" w:hAnsi="Arial"/>
-                <w:b w:val="false"/>
-                <w:bCs w:val="false"/>
-                <w:i w:val="false"/>
-                <w:iCs w:val="false"/>
-                <w:color w:val="000000"/>
-                <w:sz w:val="18"/>
-                <w:szCs w:val="18"/>
-              </w:rPr>
-              <w:t xml:space="preserve">Lesson 9 — Applications of Rotation in Real-Life Situations: Students explore and solve problems involving rotation in real-life Kenyan contexts: designing rotationally symmetric logos, calculating the angle swept by a clock hand, the rotation of the Earth, and gear ratios in machinery. Students work in groups to present a real-life rotation problem and solution.</w:t>
-            </w:r>
-          </w:p>
-          <w:p>
-            <w:pPr>
-              <w:spacing w:after="40" w:before="0"/>
-              <w:jc w:val="left"/>
-            </w:pPr>
-            <w:r>
-              <w:rPr>
-                <w:rFonts w:ascii="Arial" w:cs="Arial" w:eastAsia="Arial" w:hAnsi="Arial"/>
-                <w:b w:val="false"/>
-                <w:bCs w:val="false"/>
-                <w:i w:val="false"/>
-                <w:iCs w:val="false"/>
-                <w:color w:val="000000"/>
-                <w:sz w:val="18"/>
-                <w:szCs w:val="18"/>
-              </w:rPr>
-              <w:t xml:space="preserve"/>
-            </w:r>
-          </w:p>
-          <w:p>
-            <w:pPr>
-              <w:spacing w:after="40" w:before="0"/>
-              <w:jc w:val="left"/>
-            </w:pPr>
-            <w:r>
-              <w:rPr>
-                <w:rFonts w:ascii="Arial" w:cs="Arial" w:eastAsia="Arial" w:hAnsi="Arial"/>
-                <w:b w:val="false"/>
-                <w:bCs w:val="false"/>
-                <w:i w:val="false"/>
-                <w:iCs w:val="false"/>
-                <w:color w:val="000000"/>
-                <w:sz w:val="18"/>
-                <w:szCs w:val="18"/>
-              </w:rPr>
-              <w:t xml:space="preserve">Lesson 10 — Unit Consolidation, Model Finalisation &amp; DQB Review: Students finalise their cumulative rotation models, answering the driving question with full evidence. The DQB is reviewed — all initial questions are answered with mathematical justification. Students complete a summative task: given a real-life scenario (turbine blade position), they determine the angle of rotation, centre, order of rotational symmetry, and verify congruence of the image.</w:t>
-            </w:r>
-          </w:p>
-        </w:tc>
-      </w:tr>
-      <w:tr>
-        <w:tc>
-          <w:tcPr>
-            <w:tcW w:type="dxa" w:w="3000"/>
-            <w:shd w:fill="EAD1F5" w:color="auto" w:val="clear"/>
-            <w:tcMar>
-              <w:top w:type="dxa" w:w="60"/>
-              <w:left w:type="dxa" w:w="120"/>
-              <w:bottom w:type="dxa" w:w="60"/>
-              <w:right w:type="dxa" w:w="120"/>
-            </w:tcMar>
-            <w:vAlign w:val="top"/>
-          </w:tcPr>
-          <w:p>
-            <w:pPr>
-              <w:spacing w:after="40" w:before="0"/>
-              <w:jc w:val="left"/>
-            </w:pPr>
-            <w:r>
-              <w:rPr>
-                <w:rFonts w:ascii="Arial" w:cs="Arial" w:eastAsia="Arial" w:hAnsi="Arial"/>
-                <w:b/>
-                <w:bCs/>
-                <w:i w:val="false"/>
-                <w:iCs w:val="false"/>
-                <w:color w:val="000000"/>
-                <w:sz w:val="18"/>
-                <w:szCs w:val="18"/>
-              </w:rPr>
-              <w:t xml:space="preserve">Supporting Phenomena</w:t>
-            </w:r>
-          </w:p>
-        </w:tc>
-        <w:tc>
-          <w:tcPr>
-            <w:tcW w:type="dxa" w:w="10680"/>
-            <w:shd w:fill="FFFFFF" w:color="auto" w:val="clear"/>
-            <w:tcMar>
-              <w:top w:type="dxa" w:w="60"/>
-              <w:left w:type="dxa" w:w="120"/>
-              <w:bottom w:type="dxa" w:w="60"/>
-              <w:right w:type="dxa" w:w="120"/>
-            </w:tcMar>
-            <w:vAlign w:val="top"/>
-          </w:tcPr>
-          <w:p>
-            <w:pPr>
-              <w:spacing w:after="30" w:before="0"/>
-              <w:ind w:left="360" w:hanging="180"/>
-              <w:jc w:val="left"/>
-            </w:pPr>
-            <w:r>
-              <w:rPr>
-                <w:rFonts w:ascii="Arial" w:cs="Arial" w:eastAsia="Arial" w:hAnsi="Arial"/>
-                <w:b w:val="false"/>
-                <w:bCs w:val="false"/>
-                <w:i w:val="false"/>
-                <w:iCs w:val="false"/>
-                <w:color w:val="000000"/>
-                <w:sz w:val="18"/>
-                <w:szCs w:val="18"/>
-              </w:rPr>
-              <w:t xml:space="preserve">–  A video of a Ferris wheel at the Nairobi fun fair rotating about its central axle — students observe individual passenger cabs tracing circular arcs while their distance from the centre remains constant, supporting exploration of how individual points rotate.</w:t>
-            </w:r>
-          </w:p>
-          <w:p>
-            <w:pPr>
-              <w:spacing w:after="30" w:before="0"/>
-              <w:ind w:left="360" w:hanging="180"/>
-              <w:jc w:val="left"/>
-            </w:pPr>
-            <w:r>
-              <w:rPr>
-                <w:rFonts w:ascii="Arial" w:cs="Arial" w:eastAsia="Arial" w:hAnsi="Arial"/>
-                <w:b w:val="false"/>
-                <w:bCs w:val="false"/>
-                <w:i w:val="false"/>
-                <w:iCs w:val="false"/>
-                <w:color w:val="000000"/>
-                <w:sz w:val="18"/>
-                <w:szCs w:val="18"/>
-              </w:rPr>
-              <w:t xml:space="preserve">–  Images of Maasai beadwork and Kente-inspired Kenyan fabric patterns showing rotational symmetry — students identify the centre and order of rotational symmetry, connecting the mathematics to local cultural art.</w:t>
-            </w:r>
-          </w:p>
-          <w:p>
-            <w:pPr>
-              <w:spacing w:after="30" w:before="0"/>
-              <w:ind w:left="360" w:hanging="180"/>
-              <w:jc w:val="left"/>
-            </w:pPr>
-            <w:r>
-              <w:rPr>
-                <w:rFonts w:ascii="Arial" w:cs="Arial" w:eastAsia="Arial" w:hAnsi="Arial"/>
-                <w:b w:val="false"/>
-                <w:bCs w:val="false"/>
-                <w:i w:val="false"/>
-                <w:iCs w:val="false"/>
-                <w:color w:val="000000"/>
-                <w:sz w:val="18"/>
-                <w:szCs w:val="18"/>
-              </w:rPr>
-              <w:t xml:space="preserve">–  A rotating ceiling fan in a classroom or a video of a gear mechanism from a Kenyan sugar mill (e.g., Mumias Sugar) — supports the lesson on congruence and rotation, showing how rotated images are identical in shape and size to the original.</w:t>
-            </w:r>
-          </w:p>
-          <w:p>
-            <w:pPr>
-              <w:spacing w:after="30" w:before="0"/>
-              <w:ind w:left="360" w:hanging="180"/>
-              <w:jc w:val="left"/>
-            </w:pPr>
-            <w:r>
-              <w:rPr>
-                <w:rFonts w:ascii="Arial" w:cs="Arial" w:eastAsia="Arial" w:hAnsi="Arial"/>
-                <w:b w:val="false"/>
-                <w:bCs w:val="false"/>
-                <w:i w:val="false"/>
-                <w:iCs w:val="false"/>
-                <w:color w:val="000000"/>
-                <w:sz w:val="18"/>
-                <w:szCs w:val="18"/>
-              </w:rPr>
-              <w:t xml:space="preserve">–  A time-lapse video or diagram of the Earth rotating about its axis, referenced in the context of Kenyan time zones and sunrise/sunset — supports real-life applications of rotation and the concept of axis of rotation.</w:t>
-            </w:r>
-          </w:p>
-        </w:tc>
-      </w:tr>
-    </w:tbl>
-    <w:p>
-      <w:pPr>
-        <w:spacing w:after="120"/>
-      </w:pPr>
-      <w:r>
-        <w:t xml:space="preserve"/>
       </w:r>
     </w:p>
     <w:p>
@@ -3511,7 +3511,7 @@
             <w:pPr>
               <w:spacing w:after="20" w:before="0"/>
             </w:pPr>
-            <w:hyperlink w:history="1" r:id="rIdkwesjv4ibkanr0z3izitk">
+            <w:hyperlink w:history="1" r:id="rIdezpd7klolfjptepvrzt9o">
               <w:r>
                 <w:rPr>
                   <w:rFonts w:ascii="Arial" w:cs="Arial" w:eastAsia="Arial" w:hAnsi="Arial"/>
@@ -3544,7 +3544,7 @@
               <w:spacing w:after="10" w:before="0"/>
               <w:ind w:left="120"/>
             </w:pPr>
-            <w:hyperlink w:history="1" r:id="rIdqqgtxeegxeade_gseram8">
+            <w:hyperlink w:history="1" r:id="rIdn1iazmycpkpa2lp9uyifh">
               <w:r>
                 <w:rPr>
                   <w:rFonts w:ascii="Arial" w:cs="Arial" w:eastAsia="Arial" w:hAnsi="Arial"/>
@@ -3589,7 +3589,7 @@
             <w:pPr>
               <w:spacing w:after="20" w:before="0"/>
             </w:pPr>
-            <w:hyperlink w:history="1" r:id="rIdcfmh0vsvt1ftcihuoccpl">
+            <w:hyperlink w:history="1" r:id="rIdebksxbwoi6ryzfovkbmbq">
               <w:r>
                 <w:rPr>
                   <w:rFonts w:ascii="Arial" w:cs="Arial" w:eastAsia="Arial" w:hAnsi="Arial"/>
@@ -3622,7 +3622,7 @@
               <w:spacing w:after="10" w:before="0"/>
               <w:ind w:left="120"/>
             </w:pPr>
-            <w:hyperlink w:history="1" r:id="rIdluvbtrmpoui4pgqnlxmjl">
+            <w:hyperlink w:history="1" r:id="rIdgavkg4jsg6v5y3qv9lpge">
               <w:r>
                 <w:rPr>
                   <w:rFonts w:ascii="Arial" w:cs="Arial" w:eastAsia="Arial" w:hAnsi="Arial"/>
@@ -3817,7 +3817,7 @@
             <w:pPr>
               <w:spacing w:after="20" w:before="0"/>
             </w:pPr>
-            <w:hyperlink w:history="1" r:id="rIdmtodoy4umwpkt20jvd56c">
+            <w:hyperlink w:history="1" r:id="rId0xspyulpxv7kwgcuyowzl">
               <w:r>
                 <w:rPr>
                   <w:rFonts w:ascii="Arial" w:cs="Arial" w:eastAsia="Arial" w:hAnsi="Arial"/>
@@ -3850,7 +3850,7 @@
               <w:spacing w:after="10" w:before="0"/>
               <w:ind w:left="120"/>
             </w:pPr>
-            <w:hyperlink w:history="1" r:id="rIdqrwtcnzukf2nsjopa4nzi">
+            <w:hyperlink w:history="1" r:id="rIdgezucdecbxxhojymy45sv">
               <w:r>
                 <w:rPr>
                   <w:rFonts w:ascii="Arial" w:cs="Arial" w:eastAsia="Arial" w:hAnsi="Arial"/>
@@ -3895,7 +3895,7 @@
             <w:pPr>
               <w:spacing w:after="20" w:before="0"/>
             </w:pPr>
-            <w:hyperlink w:history="1" r:id="rIdh0akp21zbemrqi706qqhu">
+            <w:hyperlink w:history="1" r:id="rIdtjko3juswfexmux3plwmx">
               <w:r>
                 <w:rPr>
                   <w:rFonts w:ascii="Arial" w:cs="Arial" w:eastAsia="Arial" w:hAnsi="Arial"/>
@@ -3928,7 +3928,7 @@
               <w:spacing w:after="10" w:before="0"/>
               <w:ind w:left="120"/>
             </w:pPr>
-            <w:hyperlink w:history="1" r:id="rIdk-nhojwa7kehjmjcxuqwd">
+            <w:hyperlink w:history="1" r:id="rIdkxvenkjjaumhjlvjmlfdj">
               <w:r>
                 <w:rPr>
                   <w:rFonts w:ascii="Arial" w:cs="Arial" w:eastAsia="Arial" w:hAnsi="Arial"/>
@@ -4123,7 +4123,7 @@
             <w:pPr>
               <w:spacing w:after="20" w:before="0"/>
             </w:pPr>
-            <w:hyperlink w:history="1" r:id="rId7n7opphsa_bzh09mvgpma">
+            <w:hyperlink w:history="1" r:id="rIdneeuxifvpj7w2bltamzz9">
               <w:r>
                 <w:rPr>
                   <w:rFonts w:ascii="Arial" w:cs="Arial" w:eastAsia="Arial" w:hAnsi="Arial"/>
@@ -4156,7 +4156,7 @@
               <w:spacing w:after="10" w:before="0"/>
               <w:ind w:left="120"/>
             </w:pPr>
-            <w:hyperlink w:history="1" r:id="rIdxmcpbd3s1gs1lg3l9lqj4">
+            <w:hyperlink w:history="1" r:id="rId9d-ihalqgr2kyx6slmaqr">
               <w:r>
                 <w:rPr>
                   <w:rFonts w:ascii="Arial" w:cs="Arial" w:eastAsia="Arial" w:hAnsi="Arial"/>
@@ -4201,7 +4201,7 @@
             <w:pPr>
               <w:spacing w:after="20" w:before="0"/>
             </w:pPr>
-            <w:hyperlink w:history="1" r:id="rIdueiy8vlxms7vs3gtnrfqe">
+            <w:hyperlink w:history="1" r:id="rIdgkrkxoialpilw6d5pkqr7">
               <w:r>
                 <w:rPr>
                   <w:rFonts w:ascii="Arial" w:cs="Arial" w:eastAsia="Arial" w:hAnsi="Arial"/>
@@ -4234,7 +4234,7 @@
               <w:spacing w:after="10" w:before="0"/>
               <w:ind w:left="120"/>
             </w:pPr>
-            <w:hyperlink w:history="1" r:id="rId68e0atn3kgdvkxvlsm_r2">
+            <w:hyperlink w:history="1" r:id="rIdixjk0aezbrmkfikhk6mfo">
               <w:r>
                 <w:rPr>
                   <w:rFonts w:ascii="Arial" w:cs="Arial" w:eastAsia="Arial" w:hAnsi="Arial"/>
@@ -4429,7 +4429,7 @@
             <w:pPr>
               <w:spacing w:after="20" w:before="0"/>
             </w:pPr>
-            <w:hyperlink w:history="1" r:id="rIdyurd7kx5mtlqaqdmzr5vn">
+            <w:hyperlink w:history="1" r:id="rId2lcqo2b4nqqliynkb0z7f">
               <w:r>
                 <w:rPr>
                   <w:rFonts w:ascii="Arial" w:cs="Arial" w:eastAsia="Arial" w:hAnsi="Arial"/>
@@ -4462,7 +4462,7 @@
               <w:spacing w:after="10" w:before="0"/>
               <w:ind w:left="120"/>
             </w:pPr>
-            <w:hyperlink w:history="1" r:id="rId6bnk4bluaczcu4bxnmmjn">
+            <w:hyperlink w:history="1" r:id="rIdmtykzdhdkzo0m7dwx-hkz">
               <w:r>
                 <w:rPr>
                   <w:rFonts w:ascii="Arial" w:cs="Arial" w:eastAsia="Arial" w:hAnsi="Arial"/>
@@ -4507,7 +4507,7 @@
             <w:pPr>
               <w:spacing w:after="20" w:before="0"/>
             </w:pPr>
-            <w:hyperlink w:history="1" r:id="rIds575ceytxhrszblqo0ms1">
+            <w:hyperlink w:history="1" r:id="rIdq0nirxxr8wrknsnplmitu">
               <w:r>
                 <w:rPr>
                   <w:rFonts w:ascii="Arial" w:cs="Arial" w:eastAsia="Arial" w:hAnsi="Arial"/>
@@ -4540,7 +4540,7 @@
               <w:spacing w:after="10" w:before="0"/>
               <w:ind w:left="120"/>
             </w:pPr>
-            <w:hyperlink w:history="1" r:id="rIdpy166k4b2cp5zggvppr1l">
+            <w:hyperlink w:history="1" r:id="rIdmopg8twns3dh5c7ztprws">
               <w:r>
                 <w:rPr>
                   <w:rFonts w:ascii="Arial" w:cs="Arial" w:eastAsia="Arial" w:hAnsi="Arial"/>
@@ -4735,7 +4735,7 @@
             <w:pPr>
               <w:spacing w:after="20" w:before="0"/>
             </w:pPr>
-            <w:hyperlink w:history="1" r:id="rIdk3bb8eealrbg2qdz3auxb">
+            <w:hyperlink w:history="1" r:id="rIdoq8cbqll2wjklxalwktlx">
               <w:r>
                 <w:rPr>
                   <w:rFonts w:ascii="Arial" w:cs="Arial" w:eastAsia="Arial" w:hAnsi="Arial"/>
@@ -4768,7 +4768,7 @@
               <w:spacing w:after="10" w:before="0"/>
               <w:ind w:left="120"/>
             </w:pPr>
-            <w:hyperlink w:history="1" r:id="rIdoszl_ll1o6xwgoxr3gdg3">
+            <w:hyperlink w:history="1" r:id="rIdnepx-xcgcdkbv4zy3dt55">
               <w:r>
                 <w:rPr>
                   <w:rFonts w:ascii="Arial" w:cs="Arial" w:eastAsia="Arial" w:hAnsi="Arial"/>
@@ -4813,7 +4813,7 @@
             <w:pPr>
               <w:spacing w:after="20" w:before="0"/>
             </w:pPr>
-            <w:hyperlink w:history="1" r:id="rId-k6i8nrtrbok5vi5ut7jw">
+            <w:hyperlink w:history="1" r:id="rIdvcka3boqfoechc8lx_jwy">
               <w:r>
                 <w:rPr>
                   <w:rFonts w:ascii="Arial" w:cs="Arial" w:eastAsia="Arial" w:hAnsi="Arial"/>
@@ -4846,7 +4846,7 @@
               <w:spacing w:after="10" w:before="0"/>
               <w:ind w:left="120"/>
             </w:pPr>
-            <w:hyperlink w:history="1" r:id="rIdxl0tqfh14vv9vzqohyl1y">
+            <w:hyperlink w:history="1" r:id="rIdxier3v2x8djlsmskdzcnm">
               <w:r>
                 <w:rPr>
                   <w:rFonts w:ascii="Arial" w:cs="Arial" w:eastAsia="Arial" w:hAnsi="Arial"/>
@@ -5453,7 +5453,7 @@
         </w:rPr>
         <w:t xml:space="preserve">© 2026 SeaVuria and ARES. Aligned with KICD objectives. Developed by SeaVuria; technical implementation by ARES (with AI assistance from Claude). Licensed under </w:t>
       </w:r>
-      <w:hyperlink w:history="1" r:id="rId3h9etdjhptxr3js_s8nsl">
+      <w:hyperlink w:history="1" r:id="rId_kovalcq9stec6rxctjte">
         <w:r>
           <w:rPr>
             <w:rFonts w:ascii="Arial" w:cs="Arial" w:eastAsia="Arial" w:hAnsi="Arial"/>
@@ -5474,7 +5474,7 @@
         </w:rPr>
         <w:t xml:space="preserve"> (</w:t>
       </w:r>
-      <w:hyperlink w:history="1" r:id="rIdfexfy4d8qfd3prtlfpomd">
+      <w:hyperlink w:history="1" r:id="rId7tekredctzmadhvdpxpdd">
         <w:r>
           <w:rPr>
             <w:rFonts w:ascii="Arial" w:cs="Arial" w:eastAsia="Arial" w:hAnsi="Arial"/>
@@ -6487,7 +6487,7 @@
             <w:pPr>
               <w:spacing w:after="20" w:before="0"/>
             </w:pPr>
-            <w:hyperlink w:history="1" r:id="rIdym8eeb-iqbxw7-bueiomn">
+            <w:hyperlink w:history="1" r:id="rIdimmpkyluvgxmnjrmmqauj">
               <w:r>
                 <w:rPr>
                   <w:rFonts w:ascii="Arial" w:cs="Arial" w:eastAsia="Arial" w:hAnsi="Arial"/>
@@ -6520,7 +6520,7 @@
               <w:spacing w:after="10" w:before="0"/>
               <w:ind w:left="120"/>
             </w:pPr>
-            <w:hyperlink w:history="1" r:id="rIdlvxpvvnyzqtqw7tzvguii">
+            <w:hyperlink w:history="1" r:id="rIdsxoamxel6w5f8cb1kbmcy">
               <w:r>
                 <w:rPr>
                   <w:rFonts w:ascii="Arial" w:cs="Arial" w:eastAsia="Arial" w:hAnsi="Arial"/>
@@ -6565,7 +6565,7 @@
             <w:pPr>
               <w:spacing w:after="20" w:before="0"/>
             </w:pPr>
-            <w:hyperlink w:history="1" r:id="rIdli_dll_0_uynrki1tyqxz">
+            <w:hyperlink w:history="1" r:id="rId66qdx9hevx4-dnlogz_2l">
               <w:r>
                 <w:rPr>
                   <w:rFonts w:ascii="Arial" w:cs="Arial" w:eastAsia="Arial" w:hAnsi="Arial"/>
@@ -6598,7 +6598,7 @@
               <w:spacing w:after="10" w:before="0"/>
               <w:ind w:left="120"/>
             </w:pPr>
-            <w:hyperlink w:history="1" r:id="rId_brnxop-rfbiys2svlto6">
+            <w:hyperlink w:history="1" r:id="rIdxiauzsi8ifybcckby4x2s">
               <w:r>
                 <w:rPr>
                   <w:rFonts w:ascii="Arial" w:cs="Arial" w:eastAsia="Arial" w:hAnsi="Arial"/>
@@ -6793,7 +6793,7 @@
             <w:pPr>
               <w:spacing w:after="20" w:before="0"/>
             </w:pPr>
-            <w:hyperlink w:history="1" r:id="rIdd-iyvtldecr7tmqjstpc2">
+            <w:hyperlink w:history="1" r:id="rIdyhfbj4-ry_-0eejbg4y-t">
               <w:r>
                 <w:rPr>
                   <w:rFonts w:ascii="Arial" w:cs="Arial" w:eastAsia="Arial" w:hAnsi="Arial"/>
@@ -6826,7 +6826,7 @@
               <w:spacing w:after="10" w:before="0"/>
               <w:ind w:left="120"/>
             </w:pPr>
-            <w:hyperlink w:history="1" r:id="rId1joewmojqw-gwe85ipiml">
+            <w:hyperlink w:history="1" r:id="rIdozir8wurkfu9rj0f7f-ma">
               <w:r>
                 <w:rPr>
                   <w:rFonts w:ascii="Arial" w:cs="Arial" w:eastAsia="Arial" w:hAnsi="Arial"/>
@@ -6871,7 +6871,7 @@
             <w:pPr>
               <w:spacing w:after="20" w:before="0"/>
             </w:pPr>
-            <w:hyperlink w:history="1" r:id="rId1qqgkliltwo00g2yjzhti">
+            <w:hyperlink w:history="1" r:id="rIdxzc9s_rxwe9ri8frtcd-y">
               <w:r>
                 <w:rPr>
                   <w:rFonts w:ascii="Arial" w:cs="Arial" w:eastAsia="Arial" w:hAnsi="Arial"/>
@@ -6904,7 +6904,7 @@
               <w:spacing w:after="10" w:before="0"/>
               <w:ind w:left="120"/>
             </w:pPr>
-            <w:hyperlink w:history="1" r:id="rIdnoq9utqogktpll4l6j2pe">
+            <w:hyperlink w:history="1" r:id="rIdl1n_o330ajgzurbuviwed">
               <w:r>
                 <w:rPr>
                   <w:rFonts w:ascii="Arial" w:cs="Arial" w:eastAsia="Arial" w:hAnsi="Arial"/>
@@ -7099,7 +7099,7 @@
             <w:pPr>
               <w:spacing w:after="20" w:before="0"/>
             </w:pPr>
-            <w:hyperlink w:history="1" r:id="rId5si140hu5m9vaxahpbbq3">
+            <w:hyperlink w:history="1" r:id="rId0wmu59gwnn17iyaqblr5l">
               <w:r>
                 <w:rPr>
                   <w:rFonts w:ascii="Arial" w:cs="Arial" w:eastAsia="Arial" w:hAnsi="Arial"/>
@@ -7132,7 +7132,7 @@
               <w:spacing w:after="10" w:before="0"/>
               <w:ind w:left="120"/>
             </w:pPr>
-            <w:hyperlink w:history="1" r:id="rId3p-1l65kzbf43ik0k0-za">
+            <w:hyperlink w:history="1" r:id="rIdauufncdl6ae_ycjg9sagb">
               <w:r>
                 <w:rPr>
                   <w:rFonts w:ascii="Arial" w:cs="Arial" w:eastAsia="Arial" w:hAnsi="Arial"/>
@@ -7177,7 +7177,7 @@
             <w:pPr>
               <w:spacing w:after="20" w:before="0"/>
             </w:pPr>
-            <w:hyperlink w:history="1" r:id="rIdhttybkoc5mtax7h6yn0s1">
+            <w:hyperlink w:history="1" r:id="rIdoiiklaflry009dkptmgq8">
               <w:r>
                 <w:rPr>
                   <w:rFonts w:ascii="Arial" w:cs="Arial" w:eastAsia="Arial" w:hAnsi="Arial"/>
@@ -7210,7 +7210,7 @@
               <w:spacing w:after="10" w:before="0"/>
               <w:ind w:left="120"/>
             </w:pPr>
-            <w:hyperlink w:history="1" r:id="rIdylytlzuejz0e_i4z3h-mz">
+            <w:hyperlink w:history="1" r:id="rIddqmq38q93pzp-dk_ktifn">
               <w:r>
                 <w:rPr>
                   <w:rFonts w:ascii="Arial" w:cs="Arial" w:eastAsia="Arial" w:hAnsi="Arial"/>
@@ -7405,7 +7405,7 @@
             <w:pPr>
               <w:spacing w:after="20" w:before="0"/>
             </w:pPr>
-            <w:hyperlink w:history="1" r:id="rIdfx6jy0fmfte42sjmpixa0">
+            <w:hyperlink w:history="1" r:id="rIdnnai4pyvbczrwkktzbgki">
               <w:r>
                 <w:rPr>
                   <w:rFonts w:ascii="Arial" w:cs="Arial" w:eastAsia="Arial" w:hAnsi="Arial"/>
@@ -7438,7 +7438,7 @@
               <w:spacing w:after="10" w:before="0"/>
               <w:ind w:left="120"/>
             </w:pPr>
-            <w:hyperlink w:history="1" r:id="rIdlyagrutdw7r8nqv_-r-x5">
+            <w:hyperlink w:history="1" r:id="rIdw5d2rhjhg4t2u5t-5ibmz">
               <w:r>
                 <w:rPr>
                   <w:rFonts w:ascii="Arial" w:cs="Arial" w:eastAsia="Arial" w:hAnsi="Arial"/>
@@ -7483,7 +7483,7 @@
             <w:pPr>
               <w:spacing w:after="20" w:before="0"/>
             </w:pPr>
-            <w:hyperlink w:history="1" r:id="rIdw1uhxwnltqohipcfuphcm">
+            <w:hyperlink w:history="1" r:id="rId-x8nm4zyggkh6k-t4ho96">
               <w:r>
                 <w:rPr>
                   <w:rFonts w:ascii="Arial" w:cs="Arial" w:eastAsia="Arial" w:hAnsi="Arial"/>
@@ -7516,7 +7516,7 @@
               <w:spacing w:after="10" w:before="0"/>
               <w:ind w:left="120"/>
             </w:pPr>
-            <w:hyperlink w:history="1" r:id="rIdk0hjfg5lcc25wz-bkpru6">
+            <w:hyperlink w:history="1" r:id="rIddkrdxpchs_5v1a1zaf-jv">
               <w:r>
                 <w:rPr>
                   <w:rFonts w:ascii="Arial" w:cs="Arial" w:eastAsia="Arial" w:hAnsi="Arial"/>
@@ -7711,7 +7711,7 @@
             <w:pPr>
               <w:spacing w:after="20" w:before="0"/>
             </w:pPr>
-            <w:hyperlink w:history="1" r:id="rIdcmxmkpqi1ip3xs-p1fqzn">
+            <w:hyperlink w:history="1" r:id="rIdgl6ogybtpdsc3seruv-vp">
               <w:r>
                 <w:rPr>
                   <w:rFonts w:ascii="Arial" w:cs="Arial" w:eastAsia="Arial" w:hAnsi="Arial"/>
@@ -7744,7 +7744,7 @@
               <w:spacing w:after="10" w:before="0"/>
               <w:ind w:left="120"/>
             </w:pPr>
-            <w:hyperlink w:history="1" r:id="rIdkx7lsirhjwhjvljs6qrr7">
+            <w:hyperlink w:history="1" r:id="rId8jx0vtokoms2lferuuprk">
               <w:r>
                 <w:rPr>
                   <w:rFonts w:ascii="Arial" w:cs="Arial" w:eastAsia="Arial" w:hAnsi="Arial"/>
@@ -7789,7 +7789,7 @@
             <w:pPr>
               <w:spacing w:after="20" w:before="0"/>
             </w:pPr>
-            <w:hyperlink w:history="1" r:id="rIdibrzxufzcu2fo8utym3rh">
+            <w:hyperlink w:history="1" r:id="rIdpzj3ah8hlm_-uuolkh9ia">
               <w:r>
                 <w:rPr>
                   <w:rFonts w:ascii="Arial" w:cs="Arial" w:eastAsia="Arial" w:hAnsi="Arial"/>
@@ -7822,7 +7822,7 @@
               <w:spacing w:after="10" w:before="0"/>
               <w:ind w:left="120"/>
             </w:pPr>
-            <w:hyperlink w:history="1" r:id="rIdudjp6o2rayholq4a6vzxg">
+            <w:hyperlink w:history="1" r:id="rId3uzx2v3hxj_0pggpa7wxn">
               <w:r>
                 <w:rPr>
                   <w:rFonts w:ascii="Arial" w:cs="Arial" w:eastAsia="Arial" w:hAnsi="Arial"/>
@@ -8334,7 +8334,7 @@
         </w:rPr>
         <w:t xml:space="preserve">© 2026 SeaVuria and ARES. Aligned with KICD objectives. Developed by SeaVuria; technical implementation by ARES (with AI assistance from Claude). Licensed under </w:t>
       </w:r>
-      <w:hyperlink w:history="1" r:id="rIdnt-qnkakqueonlfxee5vl">
+      <w:hyperlink w:history="1" r:id="rIdmaves5izyx00k_zdykmfm">
         <w:r>
           <w:rPr>
             <w:rFonts w:ascii="Arial" w:cs="Arial" w:eastAsia="Arial" w:hAnsi="Arial"/>
@@ -8355,7 +8355,7 @@
         </w:rPr>
         <w:t xml:space="preserve"> (</w:t>
       </w:r>
-      <w:hyperlink w:history="1" r:id="rId_g-xvqqam0pipihwww5ko">
+      <w:hyperlink w:history="1" r:id="rIdtymywac7ras0uivcbv_pz">
         <w:r>
           <w:rPr>
             <w:rFonts w:ascii="Arial" w:cs="Arial" w:eastAsia="Arial" w:hAnsi="Arial"/>
@@ -9368,7 +9368,7 @@
             <w:pPr>
               <w:spacing w:after="20" w:before="0"/>
             </w:pPr>
-            <w:hyperlink w:history="1" r:id="rIdqr0rylomkwugnn54qogyu">
+            <w:hyperlink w:history="1" r:id="rIdpcekc6xatnbp1tymqjn_o">
               <w:r>
                 <w:rPr>
                   <w:rFonts w:ascii="Arial" w:cs="Arial" w:eastAsia="Arial" w:hAnsi="Arial"/>
@@ -9401,7 +9401,7 @@
               <w:spacing w:after="10" w:before="0"/>
               <w:ind w:left="120"/>
             </w:pPr>
-            <w:hyperlink w:history="1" r:id="rId87lzmr_vxs5t5ub6hlryc">
+            <w:hyperlink w:history="1" r:id="rIdj-ha9t9xgl-u6xamkrfwt">
               <w:r>
                 <w:rPr>
                   <w:rFonts w:ascii="Arial" w:cs="Arial" w:eastAsia="Arial" w:hAnsi="Arial"/>
@@ -9446,7 +9446,7 @@
             <w:pPr>
               <w:spacing w:after="20" w:before="0"/>
             </w:pPr>
-            <w:hyperlink w:history="1" r:id="rIdbobtxq90jmflg3hjlsdon">
+            <w:hyperlink w:history="1" r:id="rIdwcfgfdbk5urzyj0ottvoo">
               <w:r>
                 <w:rPr>
                   <w:rFonts w:ascii="Arial" w:cs="Arial" w:eastAsia="Arial" w:hAnsi="Arial"/>
@@ -9479,7 +9479,7 @@
               <w:spacing w:after="10" w:before="0"/>
               <w:ind w:left="120"/>
             </w:pPr>
-            <w:hyperlink w:history="1" r:id="rId9nkgcci1t6ibpbyaoyogj">
+            <w:hyperlink w:history="1" r:id="rIdf_ht8s18jmtnt58jwrkqk">
               <w:r>
                 <w:rPr>
                   <w:rFonts w:ascii="Arial" w:cs="Arial" w:eastAsia="Arial" w:hAnsi="Arial"/>
@@ -9674,7 +9674,7 @@
             <w:pPr>
               <w:spacing w:after="20" w:before="0"/>
             </w:pPr>
-            <w:hyperlink w:history="1" r:id="rIdgpdiqqzgwsrpk-_rjvmkv">
+            <w:hyperlink w:history="1" r:id="rIddnmyz-h-rrplbbz1y7fyk">
               <w:r>
                 <w:rPr>
                   <w:rFonts w:ascii="Arial" w:cs="Arial" w:eastAsia="Arial" w:hAnsi="Arial"/>
@@ -9707,7 +9707,7 @@
               <w:spacing w:after="10" w:before="0"/>
               <w:ind w:left="120"/>
             </w:pPr>
-            <w:hyperlink w:history="1" r:id="rIdlmcjcphxxjqmgqdrmxnb8">
+            <w:hyperlink w:history="1" r:id="rIdkosxayjlpomnqy772bven">
               <w:r>
                 <w:rPr>
                   <w:rFonts w:ascii="Arial" w:cs="Arial" w:eastAsia="Arial" w:hAnsi="Arial"/>
@@ -9752,7 +9752,7 @@
             <w:pPr>
               <w:spacing w:after="20" w:before="0"/>
             </w:pPr>
-            <w:hyperlink w:history="1" r:id="rIdwsvvwenobvsexhf3e42tj">
+            <w:hyperlink w:history="1" r:id="rIddps8h1zm_rghahtuhoqbi">
               <w:r>
                 <w:rPr>
                   <w:rFonts w:ascii="Arial" w:cs="Arial" w:eastAsia="Arial" w:hAnsi="Arial"/>
@@ -9785,7 +9785,7 @@
               <w:spacing w:after="10" w:before="0"/>
               <w:ind w:left="120"/>
             </w:pPr>
-            <w:hyperlink w:history="1" r:id="rIdlxttn-ll6pdalyaonbdzv">
+            <w:hyperlink w:history="1" r:id="rId5t4r5c0rgckkmthbea4cl">
               <w:r>
                 <w:rPr>
                   <w:rFonts w:ascii="Arial" w:cs="Arial" w:eastAsia="Arial" w:hAnsi="Arial"/>
@@ -9980,7 +9980,7 @@
             <w:pPr>
               <w:spacing w:after="20" w:before="0"/>
             </w:pPr>
-            <w:hyperlink w:history="1" r:id="rIdjy4tbs1lm_rwsenogdaqb">
+            <w:hyperlink w:history="1" r:id="rId3pfairgafkfm6szd5p7qt">
               <w:r>
                 <w:rPr>
                   <w:rFonts w:ascii="Arial" w:cs="Arial" w:eastAsia="Arial" w:hAnsi="Arial"/>
@@ -10013,7 +10013,7 @@
               <w:spacing w:after="10" w:before="0"/>
               <w:ind w:left="120"/>
             </w:pPr>
-            <w:hyperlink w:history="1" r:id="rIdb2wt1rxnwtzq1or4hpys8">
+            <w:hyperlink w:history="1" r:id="rId61rz1mvgiyhxj4t0wqh7t">
               <w:r>
                 <w:rPr>
                   <w:rFonts w:ascii="Arial" w:cs="Arial" w:eastAsia="Arial" w:hAnsi="Arial"/>
@@ -10058,7 +10058,7 @@
             <w:pPr>
               <w:spacing w:after="20" w:before="0"/>
             </w:pPr>
-            <w:hyperlink w:history="1" r:id="rIdxqqgn6rsev6vka1eatqqf">
+            <w:hyperlink w:history="1" r:id="rIdi2haphgdhd4vl1eokxjq_">
               <w:r>
                 <w:rPr>
                   <w:rFonts w:ascii="Arial" w:cs="Arial" w:eastAsia="Arial" w:hAnsi="Arial"/>
@@ -10091,7 +10091,7 @@
               <w:spacing w:after="10" w:before="0"/>
               <w:ind w:left="120"/>
             </w:pPr>
-            <w:hyperlink w:history="1" r:id="rIdtsd25cnoks8qw4bgkxz0e">
+            <w:hyperlink w:history="1" r:id="rIdyo3dgpg43ancaeilhmu2c">
               <w:r>
                 <w:rPr>
                   <w:rFonts w:ascii="Arial" w:cs="Arial" w:eastAsia="Arial" w:hAnsi="Arial"/>
@@ -10286,7 +10286,7 @@
             <w:pPr>
               <w:spacing w:after="20" w:before="0"/>
             </w:pPr>
-            <w:hyperlink w:history="1" r:id="rIdj2skbu0hbc4ov0bz4klhx">
+            <w:hyperlink w:history="1" r:id="rIdvhrij8olqaujuq9x-gtik">
               <w:r>
                 <w:rPr>
                   <w:rFonts w:ascii="Arial" w:cs="Arial" w:eastAsia="Arial" w:hAnsi="Arial"/>
@@ -10319,7 +10319,7 @@
               <w:spacing w:after="10" w:before="0"/>
               <w:ind w:left="120"/>
             </w:pPr>
-            <w:hyperlink w:history="1" r:id="rIdizsv1dsma8-3tmpj5daic">
+            <w:hyperlink w:history="1" r:id="rIdoloenhzsdggb3gye9zwc3">
               <w:r>
                 <w:rPr>
                   <w:rFonts w:ascii="Arial" w:cs="Arial" w:eastAsia="Arial" w:hAnsi="Arial"/>
@@ -10364,7 +10364,7 @@
             <w:pPr>
               <w:spacing w:after="20" w:before="0"/>
             </w:pPr>
-            <w:hyperlink w:history="1" r:id="rIdm4gsx10lvzhd6axjry2xd">
+            <w:hyperlink w:history="1" r:id="rIdu9eahpzechwhhgdzov6u5">
               <w:r>
                 <w:rPr>
                   <w:rFonts w:ascii="Arial" w:cs="Arial" w:eastAsia="Arial" w:hAnsi="Arial"/>
@@ -10397,7 +10397,7 @@
               <w:spacing w:after="10" w:before="0"/>
               <w:ind w:left="120"/>
             </w:pPr>
-            <w:hyperlink w:history="1" r:id="rId2_ewjpmz-jc4hzumqm3ps">
+            <w:hyperlink w:history="1" r:id="rId4y48cg6iwtl-cwglapnzj">
               <w:r>
                 <w:rPr>
                   <w:rFonts w:ascii="Arial" w:cs="Arial" w:eastAsia="Arial" w:hAnsi="Arial"/>
@@ -10592,7 +10592,7 @@
             <w:pPr>
               <w:spacing w:after="20" w:before="0"/>
             </w:pPr>
-            <w:hyperlink w:history="1" r:id="rIdi6c-cohtz-czjga9va_z_">
+            <w:hyperlink w:history="1" r:id="rIdlt6yz2bn1hn8-fw_zjr_z">
               <w:r>
                 <w:rPr>
                   <w:rFonts w:ascii="Arial" w:cs="Arial" w:eastAsia="Arial" w:hAnsi="Arial"/>
@@ -10625,7 +10625,7 @@
               <w:spacing w:after="10" w:before="0"/>
               <w:ind w:left="120"/>
             </w:pPr>
-            <w:hyperlink w:history="1" r:id="rIdo4adm8hdizwxrc53oqylc">
+            <w:hyperlink w:history="1" r:id="rIdyy9iahwogqitjzys3bbr-">
               <w:r>
                 <w:rPr>
                   <w:rFonts w:ascii="Arial" w:cs="Arial" w:eastAsia="Arial" w:hAnsi="Arial"/>
@@ -10670,7 +10670,7 @@
             <w:pPr>
               <w:spacing w:after="20" w:before="0"/>
             </w:pPr>
-            <w:hyperlink w:history="1" r:id="rId2_98sgrqms2rahw2rg3d7">
+            <w:hyperlink w:history="1" r:id="rIdlmuylwnffycw60psnduze">
               <w:r>
                 <w:rPr>
                   <w:rFonts w:ascii="Arial" w:cs="Arial" w:eastAsia="Arial" w:hAnsi="Arial"/>
@@ -10703,7 +10703,7 @@
               <w:spacing w:after="10" w:before="0"/>
               <w:ind w:left="120"/>
             </w:pPr>
-            <w:hyperlink w:history="1" r:id="rId7dvh7njlh60_tz9rpqlqs">
+            <w:hyperlink w:history="1" r:id="rIdqvtnrllowqocw87k5ziqv">
               <w:r>
                 <w:rPr>
                   <w:rFonts w:ascii="Arial" w:cs="Arial" w:eastAsia="Arial" w:hAnsi="Arial"/>
@@ -11215,7 +11215,7 @@
         </w:rPr>
         <w:t xml:space="preserve">© 2026 SeaVuria and ARES. Aligned with KICD objectives. Developed by SeaVuria; technical implementation by ARES (with AI assistance from Claude). Licensed under </w:t>
       </w:r>
-      <w:hyperlink w:history="1" r:id="rIdhrlsmeikux6al6o3cqia4">
+      <w:hyperlink w:history="1" r:id="rIdvhrs09grfvqnikqn_-n3v">
         <w:r>
           <w:rPr>
             <w:rFonts w:ascii="Arial" w:cs="Arial" w:eastAsia="Arial" w:hAnsi="Arial"/>
@@ -11236,7 +11236,7 @@
         </w:rPr>
         <w:t xml:space="preserve"> (</w:t>
       </w:r>
-      <w:hyperlink w:history="1" r:id="rIdyoerzadb5x_3k63rksgrk">
+      <w:hyperlink w:history="1" r:id="rIdjkxjqsvwx05oxradbpeh7">
         <w:r>
           <w:rPr>
             <w:rFonts w:ascii="Arial" w:cs="Arial" w:eastAsia="Arial" w:hAnsi="Arial"/>
@@ -12249,7 +12249,7 @@
             <w:pPr>
               <w:spacing w:after="20" w:before="0"/>
             </w:pPr>
-            <w:hyperlink w:history="1" r:id="rIdgmcc3uxhbde56kmhfvosa">
+            <w:hyperlink w:history="1" r:id="rId9lqt-wlfk0l_ptvq26dwo">
               <w:r>
                 <w:rPr>
                   <w:rFonts w:ascii="Arial" w:cs="Arial" w:eastAsia="Arial" w:hAnsi="Arial"/>
@@ -12282,7 +12282,7 @@
               <w:spacing w:after="10" w:before="0"/>
               <w:ind w:left="120"/>
             </w:pPr>
-            <w:hyperlink w:history="1" r:id="rIdsz1vdigvwasengyyygi7u">
+            <w:hyperlink w:history="1" r:id="rIdwedont1ej5nskutkoxfbo">
               <w:r>
                 <w:rPr>
                   <w:rFonts w:ascii="Arial" w:cs="Arial" w:eastAsia="Arial" w:hAnsi="Arial"/>
@@ -12327,7 +12327,7 @@
             <w:pPr>
               <w:spacing w:after="20" w:before="0"/>
             </w:pPr>
-            <w:hyperlink w:history="1" r:id="rIdypo3uus3-kh58r3dca8te">
+            <w:hyperlink w:history="1" r:id="rId4couqispvo6zmuakibgd_">
               <w:r>
                 <w:rPr>
                   <w:rFonts w:ascii="Arial" w:cs="Arial" w:eastAsia="Arial" w:hAnsi="Arial"/>
@@ -12360,7 +12360,7 @@
               <w:spacing w:after="10" w:before="0"/>
               <w:ind w:left="120"/>
             </w:pPr>
-            <w:hyperlink w:history="1" r:id="rIduyz8yigkvbfrw37-miyhn">
+            <w:hyperlink w:history="1" r:id="rIdji68vqlr9uorcfqq180cj">
               <w:r>
                 <w:rPr>
                   <w:rFonts w:ascii="Arial" w:cs="Arial" w:eastAsia="Arial" w:hAnsi="Arial"/>
@@ -12555,7 +12555,7 @@
             <w:pPr>
               <w:spacing w:after="20" w:before="0"/>
             </w:pPr>
-            <w:hyperlink w:history="1" r:id="rIdb0mjz3prlyql54vzifjy-">
+            <w:hyperlink w:history="1" r:id="rIdqr-sd3nlrhoca5uv7xze6">
               <w:r>
                 <w:rPr>
                   <w:rFonts w:ascii="Arial" w:cs="Arial" w:eastAsia="Arial" w:hAnsi="Arial"/>
@@ -12588,7 +12588,7 @@
               <w:spacing w:after="10" w:before="0"/>
               <w:ind w:left="120"/>
             </w:pPr>
-            <w:hyperlink w:history="1" r:id="rIdgcwpt0bxmij60kgmj3_yc">
+            <w:hyperlink w:history="1" r:id="rIdwwfn3j-8hp-ymcheablcp">
               <w:r>
                 <w:rPr>
                   <w:rFonts w:ascii="Arial" w:cs="Arial" w:eastAsia="Arial" w:hAnsi="Arial"/>
@@ -12633,7 +12633,7 @@
             <w:pPr>
               <w:spacing w:after="20" w:before="0"/>
             </w:pPr>
-            <w:hyperlink w:history="1" r:id="rIdlslyekonodrm5zzem5zte">
+            <w:hyperlink w:history="1" r:id="rIdfybg1zjrsqlnufon8gdlc">
               <w:r>
                 <w:rPr>
                   <w:rFonts w:ascii="Arial" w:cs="Arial" w:eastAsia="Arial" w:hAnsi="Arial"/>
@@ -12666,7 +12666,7 @@
               <w:spacing w:after="10" w:before="0"/>
               <w:ind w:left="120"/>
             </w:pPr>
-            <w:hyperlink w:history="1" r:id="rIdqcqje4crkdqbedhri9n5u">
+            <w:hyperlink w:history="1" r:id="rIdlxxugyeaky3zxd-atugzw">
               <w:r>
                 <w:rPr>
                   <w:rFonts w:ascii="Arial" w:cs="Arial" w:eastAsia="Arial" w:hAnsi="Arial"/>
@@ -12861,7 +12861,7 @@
             <w:pPr>
               <w:spacing w:after="20" w:before="0"/>
             </w:pPr>
-            <w:hyperlink w:history="1" r:id="rIdef5nfh8vqsmzzjwnmsqil">
+            <w:hyperlink w:history="1" r:id="rIdgyr4efxk_hvqqfw1gsv4g">
               <w:r>
                 <w:rPr>
                   <w:rFonts w:ascii="Arial" w:cs="Arial" w:eastAsia="Arial" w:hAnsi="Arial"/>
@@ -12894,7 +12894,7 @@
               <w:spacing w:after="10" w:before="0"/>
               <w:ind w:left="120"/>
             </w:pPr>
-            <w:hyperlink w:history="1" r:id="rIdgikilxpys-yqqbdjqwzlm">
+            <w:hyperlink w:history="1" r:id="rIdmb3x7cwx-uihaflow_gve">
               <w:r>
                 <w:rPr>
                   <w:rFonts w:ascii="Arial" w:cs="Arial" w:eastAsia="Arial" w:hAnsi="Arial"/>
@@ -12939,7 +12939,7 @@
             <w:pPr>
               <w:spacing w:after="20" w:before="0"/>
             </w:pPr>
-            <w:hyperlink w:history="1" r:id="rIdfycigmhfx5c2ka--utvlb">
+            <w:hyperlink w:history="1" r:id="rIdwzzp8ylc3q-6xz7xpbcou">
               <w:r>
                 <w:rPr>
                   <w:rFonts w:ascii="Arial" w:cs="Arial" w:eastAsia="Arial" w:hAnsi="Arial"/>
@@ -12972,7 +12972,7 @@
               <w:spacing w:after="10" w:before="0"/>
               <w:ind w:left="120"/>
             </w:pPr>
-            <w:hyperlink w:history="1" r:id="rIdtflan_w2tsgn6xjlresyu">
+            <w:hyperlink w:history="1" r:id="rIdjzes3lohjeep0mjinrt--">
               <w:r>
                 <w:rPr>
                   <w:rFonts w:ascii="Arial" w:cs="Arial" w:eastAsia="Arial" w:hAnsi="Arial"/>
@@ -13167,7 +13167,7 @@
             <w:pPr>
               <w:spacing w:after="20" w:before="0"/>
             </w:pPr>
-            <w:hyperlink w:history="1" r:id="rIdlsfzahrx7qhfiaq4oc85_">
+            <w:hyperlink w:history="1" r:id="rIdh7gdhdmecj8fgoyliq2q-">
               <w:r>
                 <w:rPr>
                   <w:rFonts w:ascii="Arial" w:cs="Arial" w:eastAsia="Arial" w:hAnsi="Arial"/>
@@ -13200,7 +13200,7 @@
               <w:spacing w:after="10" w:before="0"/>
               <w:ind w:left="120"/>
             </w:pPr>
-            <w:hyperlink w:history="1" r:id="rIdpx7p4d9hrljff2oiqy6gw">
+            <w:hyperlink w:history="1" r:id="rIdkmfunz_dr88kusjrbxwuu">
               <w:r>
                 <w:rPr>
                   <w:rFonts w:ascii="Arial" w:cs="Arial" w:eastAsia="Arial" w:hAnsi="Arial"/>
@@ -13245,7 +13245,7 @@
             <w:pPr>
               <w:spacing w:after="20" w:before="0"/>
             </w:pPr>
-            <w:hyperlink w:history="1" r:id="rIdxk07mh0cefzzeuaintri_">
+            <w:hyperlink w:history="1" r:id="rId5oiodnz_l8z-_vt0uk-m5">
               <w:r>
                 <w:rPr>
                   <w:rFonts w:ascii="Arial" w:cs="Arial" w:eastAsia="Arial" w:hAnsi="Arial"/>
@@ -13278,7 +13278,7 @@
               <w:spacing w:after="10" w:before="0"/>
               <w:ind w:left="120"/>
             </w:pPr>
-            <w:hyperlink w:history="1" r:id="rIdcrzku9l8zrhu0lcpihn2h">
+            <w:hyperlink w:history="1" r:id="rIdvjycbnlnykuiwmrdk81ym">
               <w:r>
                 <w:rPr>
                   <w:rFonts w:ascii="Arial" w:cs="Arial" w:eastAsia="Arial" w:hAnsi="Arial"/>
@@ -13473,7 +13473,7 @@
             <w:pPr>
               <w:spacing w:after="20" w:before="0"/>
             </w:pPr>
-            <w:hyperlink w:history="1" r:id="rIdewjpvd2spdvojtqivdefc">
+            <w:hyperlink w:history="1" r:id="rIdx3c5fnvhqwgoedmynz9b9">
               <w:r>
                 <w:rPr>
                   <w:rFonts w:ascii="Arial" w:cs="Arial" w:eastAsia="Arial" w:hAnsi="Arial"/>
@@ -13506,7 +13506,7 @@
               <w:spacing w:after="10" w:before="0"/>
               <w:ind w:left="120"/>
             </w:pPr>
-            <w:hyperlink w:history="1" r:id="rIde1a_97yecgrarpnlarexp">
+            <w:hyperlink w:history="1" r:id="rId8wul9nltkhtqsw1odghk7">
               <w:r>
                 <w:rPr>
                   <w:rFonts w:ascii="Arial" w:cs="Arial" w:eastAsia="Arial" w:hAnsi="Arial"/>
@@ -13551,7 +13551,7 @@
             <w:pPr>
               <w:spacing w:after="20" w:before="0"/>
             </w:pPr>
-            <w:hyperlink w:history="1" r:id="rIdv8djgdgfm7l0znfb4nwhb">
+            <w:hyperlink w:history="1" r:id="rIdyfsb1zul6i4n9ojqkijvq">
               <w:r>
                 <w:rPr>
                   <w:rFonts w:ascii="Arial" w:cs="Arial" w:eastAsia="Arial" w:hAnsi="Arial"/>
@@ -13584,7 +13584,7 @@
               <w:spacing w:after="10" w:before="0"/>
               <w:ind w:left="120"/>
             </w:pPr>
-            <w:hyperlink w:history="1" r:id="rIdgxw4hkgqzsblemgop9iod">
+            <w:hyperlink w:history="1" r:id="rIdwikclp9wgvxdd-6csak81">
               <w:r>
                 <w:rPr>
                   <w:rFonts w:ascii="Arial" w:cs="Arial" w:eastAsia="Arial" w:hAnsi="Arial"/>
@@ -14096,7 +14096,7 @@
         </w:rPr>
         <w:t xml:space="preserve">© 2026 SeaVuria and ARES. Aligned with KICD objectives. Developed by SeaVuria; technical implementation by ARES (with AI assistance from Claude). Licensed under </w:t>
       </w:r>
-      <w:hyperlink w:history="1" r:id="rIdumd6q5znhgynezbq9b-qm">
+      <w:hyperlink w:history="1" r:id="rIdvsrbmdknwi6_j7ytwfp7c">
         <w:r>
           <w:rPr>
             <w:rFonts w:ascii="Arial" w:cs="Arial" w:eastAsia="Arial" w:hAnsi="Arial"/>
@@ -14117,7 +14117,7 @@
         </w:rPr>
         <w:t xml:space="preserve"> (</w:t>
       </w:r>
-      <w:hyperlink w:history="1" r:id="rIdwnqn8mhj8eo9-ctmg8vuz">
+      <w:hyperlink w:history="1" r:id="rIdlybtyyr-hfewmn8ouxzz3">
         <w:r>
           <w:rPr>
             <w:rFonts w:ascii="Arial" w:cs="Arial" w:eastAsia="Arial" w:hAnsi="Arial"/>
@@ -15130,7 +15130,7 @@
             <w:pPr>
               <w:spacing w:after="20" w:before="0"/>
             </w:pPr>
-            <w:hyperlink w:history="1" r:id="rIdzu0z49vtldaqqy5ehn36f">
+            <w:hyperlink w:history="1" r:id="rIdho4svssjs-gtdzt2kp_qg">
               <w:r>
                 <w:rPr>
                   <w:rFonts w:ascii="Arial" w:cs="Arial" w:eastAsia="Arial" w:hAnsi="Arial"/>
@@ -15163,7 +15163,7 @@
               <w:spacing w:after="10" w:before="0"/>
               <w:ind w:left="120"/>
             </w:pPr>
-            <w:hyperlink w:history="1" r:id="rIdpqjjcldplpn0mx_mxcmgh">
+            <w:hyperlink w:history="1" r:id="rIdedgja39w9ej-rmgdc3-wa">
               <w:r>
                 <w:rPr>
                   <w:rFonts w:ascii="Arial" w:cs="Arial" w:eastAsia="Arial" w:hAnsi="Arial"/>
@@ -15208,7 +15208,7 @@
             <w:pPr>
               <w:spacing w:after="20" w:before="0"/>
             </w:pPr>
-            <w:hyperlink w:history="1" r:id="rId-qcms4zvw6hfrm83wydwz">
+            <w:hyperlink w:history="1" r:id="rIdzmuttwmxlhdnxwilvtkxt">
               <w:r>
                 <w:rPr>
                   <w:rFonts w:ascii="Arial" w:cs="Arial" w:eastAsia="Arial" w:hAnsi="Arial"/>
@@ -15241,7 +15241,7 @@
               <w:spacing w:after="10" w:before="0"/>
               <w:ind w:left="120"/>
             </w:pPr>
-            <w:hyperlink w:history="1" r:id="rId9x5rtzbly2kzhklydkyl1">
+            <w:hyperlink w:history="1" r:id="rIdad32ckncaemnqjvltjswn">
               <w:r>
                 <w:rPr>
                   <w:rFonts w:ascii="Arial" w:cs="Arial" w:eastAsia="Arial" w:hAnsi="Arial"/>
@@ -15436,7 +15436,7 @@
             <w:pPr>
               <w:spacing w:after="20" w:before="0"/>
             </w:pPr>
-            <w:hyperlink w:history="1" r:id="rIdqaarxgmjsmpmij5i5fcq3">
+            <w:hyperlink w:history="1" r:id="rIdf7izlnace2wdhndvoj2cb">
               <w:r>
                 <w:rPr>
                   <w:rFonts w:ascii="Arial" w:cs="Arial" w:eastAsia="Arial" w:hAnsi="Arial"/>
@@ -15469,7 +15469,7 @@
               <w:spacing w:after="10" w:before="0"/>
               <w:ind w:left="120"/>
             </w:pPr>
-            <w:hyperlink w:history="1" r:id="rIdjd9owfi5xqyyvnfi6xpid">
+            <w:hyperlink w:history="1" r:id="rIdozq3f-cocwb4dlcetaks8">
               <w:r>
                 <w:rPr>
                   <w:rFonts w:ascii="Arial" w:cs="Arial" w:eastAsia="Arial" w:hAnsi="Arial"/>
@@ -15514,7 +15514,7 @@
             <w:pPr>
               <w:spacing w:after="20" w:before="0"/>
             </w:pPr>
-            <w:hyperlink w:history="1" r:id="rIdsnplkcccltf87siyzsxy8">
+            <w:hyperlink w:history="1" r:id="rIdglvxiaqvuzdu_5vah-6-p">
               <w:r>
                 <w:rPr>
                   <w:rFonts w:ascii="Arial" w:cs="Arial" w:eastAsia="Arial" w:hAnsi="Arial"/>
@@ -15547,7 +15547,7 @@
               <w:spacing w:after="10" w:before="0"/>
               <w:ind w:left="120"/>
             </w:pPr>
-            <w:hyperlink w:history="1" r:id="rIdqyww4rzi723irjthlkh2u">
+            <w:hyperlink w:history="1" r:id="rIdd-2tdiqygmfi0auhptbfe">
               <w:r>
                 <w:rPr>
                   <w:rFonts w:ascii="Arial" w:cs="Arial" w:eastAsia="Arial" w:hAnsi="Arial"/>
@@ -15742,7 +15742,7 @@
             <w:pPr>
               <w:spacing w:after="20" w:before="0"/>
             </w:pPr>
-            <w:hyperlink w:history="1" r:id="rIdpqhcytrwonyoeqrzmdcdj">
+            <w:hyperlink w:history="1" r:id="rId9wkgzviqi7up_5b-amlz-">
               <w:r>
                 <w:rPr>
                   <w:rFonts w:ascii="Arial" w:cs="Arial" w:eastAsia="Arial" w:hAnsi="Arial"/>
@@ -15775,7 +15775,7 @@
               <w:spacing w:after="10" w:before="0"/>
               <w:ind w:left="120"/>
             </w:pPr>
-            <w:hyperlink w:history="1" r:id="rIdnwrgptc6ejzsos_li_phc">
+            <w:hyperlink w:history="1" r:id="rIdbskgbnotsg8alo3u20t2y">
               <w:r>
                 <w:rPr>
                   <w:rFonts w:ascii="Arial" w:cs="Arial" w:eastAsia="Arial" w:hAnsi="Arial"/>
@@ -15820,7 +15820,7 @@
             <w:pPr>
               <w:spacing w:after="20" w:before="0"/>
             </w:pPr>
-            <w:hyperlink w:history="1" r:id="rIdtjaxrpszdhwwyx6zs872v">
+            <w:hyperlink w:history="1" r:id="rIdea95zjfdnfaainiggsvk2">
               <w:r>
                 <w:rPr>
                   <w:rFonts w:ascii="Arial" w:cs="Arial" w:eastAsia="Arial" w:hAnsi="Arial"/>
@@ -15853,7 +15853,7 @@
               <w:spacing w:after="10" w:before="0"/>
               <w:ind w:left="120"/>
             </w:pPr>
-            <w:hyperlink w:history="1" r:id="rIdi4krhy589smpy6j5wl-od">
+            <w:hyperlink w:history="1" r:id="rIdargbq-qm6bjf7xpd81cbh">
               <w:r>
                 <w:rPr>
                   <w:rFonts w:ascii="Arial" w:cs="Arial" w:eastAsia="Arial" w:hAnsi="Arial"/>
@@ -16048,7 +16048,7 @@
             <w:pPr>
               <w:spacing w:after="20" w:before="0"/>
             </w:pPr>
-            <w:hyperlink w:history="1" r:id="rId0n18nhaqciwvzxexsid6j">
+            <w:hyperlink w:history="1" r:id="rIdkh6k7j8zorcq6f9v1tmpi">
               <w:r>
                 <w:rPr>
                   <w:rFonts w:ascii="Arial" w:cs="Arial" w:eastAsia="Arial" w:hAnsi="Arial"/>
@@ -16081,7 +16081,7 @@
               <w:spacing w:after="10" w:before="0"/>
               <w:ind w:left="120"/>
             </w:pPr>
-            <w:hyperlink w:history="1" r:id="rIdsb0bqjixnwsyeuby5r78f">
+            <w:hyperlink w:history="1" r:id="rIdx4xx_p6dpf4ositijtlpj">
               <w:r>
                 <w:rPr>
                   <w:rFonts w:ascii="Arial" w:cs="Arial" w:eastAsia="Arial" w:hAnsi="Arial"/>
@@ -16126,7 +16126,7 @@
             <w:pPr>
               <w:spacing w:after="20" w:before="0"/>
             </w:pPr>
-            <w:hyperlink w:history="1" r:id="rIdunyevpltnkxrnarwaglov">
+            <w:hyperlink w:history="1" r:id="rIds3kbarf9iff899be1z3zn">
               <w:r>
                 <w:rPr>
                   <w:rFonts w:ascii="Arial" w:cs="Arial" w:eastAsia="Arial" w:hAnsi="Arial"/>
@@ -16159,7 +16159,7 @@
               <w:spacing w:after="10" w:before="0"/>
               <w:ind w:left="120"/>
             </w:pPr>
-            <w:hyperlink w:history="1" r:id="rIdyh8_rgtlfrcryhdyq-ppf">
+            <w:hyperlink w:history="1" r:id="rIdhsp1bb0pvpfot0j8nd3vw">
               <w:r>
                 <w:rPr>
                   <w:rFonts w:ascii="Arial" w:cs="Arial" w:eastAsia="Arial" w:hAnsi="Arial"/>
@@ -16354,7 +16354,7 @@
             <w:pPr>
               <w:spacing w:after="20" w:before="0"/>
             </w:pPr>
-            <w:hyperlink w:history="1" r:id="rIdykihs7qtgcjzos-xthtg3">
+            <w:hyperlink w:history="1" r:id="rIdkvcpj_uyb9hfonokewohj">
               <w:r>
                 <w:rPr>
                   <w:rFonts w:ascii="Arial" w:cs="Arial" w:eastAsia="Arial" w:hAnsi="Arial"/>
@@ -16387,7 +16387,7 @@
               <w:spacing w:after="10" w:before="0"/>
               <w:ind w:left="120"/>
             </w:pPr>
-            <w:hyperlink w:history="1" r:id="rIdubhgl_2tqmojxgxxosrpg">
+            <w:hyperlink w:history="1" r:id="rIdnge9bebxaulf2ru3opky1">
               <w:r>
                 <w:rPr>
                   <w:rFonts w:ascii="Arial" w:cs="Arial" w:eastAsia="Arial" w:hAnsi="Arial"/>
@@ -16432,7 +16432,7 @@
             <w:pPr>
               <w:spacing w:after="20" w:before="0"/>
             </w:pPr>
-            <w:hyperlink w:history="1" r:id="rId2v4-avhx6mnzyk2r5cse6">
+            <w:hyperlink w:history="1" r:id="rId2gw4han-lt9cra-w2kja5">
               <w:r>
                 <w:rPr>
                   <w:rFonts w:ascii="Arial" w:cs="Arial" w:eastAsia="Arial" w:hAnsi="Arial"/>
@@ -16465,7 +16465,7 @@
               <w:spacing w:after="10" w:before="0"/>
               <w:ind w:left="120"/>
             </w:pPr>
-            <w:hyperlink w:history="1" r:id="rIdqjcyfi2wofsmu-7eduiy8">
+            <w:hyperlink w:history="1" r:id="rId-llgmcm24kzcz-xqki_dd">
               <w:r>
                 <w:rPr>
                   <w:rFonts w:ascii="Arial" w:cs="Arial" w:eastAsia="Arial" w:hAnsi="Arial"/>
@@ -16977,7 +16977,7 @@
         </w:rPr>
         <w:t xml:space="preserve">© 2026 SeaVuria and ARES. Aligned with KICD objectives. Developed by SeaVuria; technical implementation by ARES (with AI assistance from Claude). Licensed under </w:t>
       </w:r>
-      <w:hyperlink w:history="1" r:id="rIdgn5uyatcaftahmbfagpkw">
+      <w:hyperlink w:history="1" r:id="rIdh47vjeh3ty0w07kij1tsw">
         <w:r>
           <w:rPr>
             <w:rFonts w:ascii="Arial" w:cs="Arial" w:eastAsia="Arial" w:hAnsi="Arial"/>
@@ -16998,7 +16998,7 @@
         </w:rPr>
         <w:t xml:space="preserve"> (</w:t>
       </w:r>
-      <w:hyperlink w:history="1" r:id="rIdjr3n9w0k7fzjvr36atzy8">
+      <w:hyperlink w:history="1" r:id="rIdrgcizjv6-blfpntn2-5y5">
         <w:r>
           <w:rPr>
             <w:rFonts w:ascii="Arial" w:cs="Arial" w:eastAsia="Arial" w:hAnsi="Arial"/>
@@ -18011,7 +18011,7 @@
             <w:pPr>
               <w:spacing w:after="20" w:before="0"/>
             </w:pPr>
-            <w:hyperlink w:history="1" r:id="rIdxcdbjlh1j3qj3sfz902hx">
+            <w:hyperlink w:history="1" r:id="rIdo_51rtzaecylizozjzoyh">
               <w:r>
                 <w:rPr>
                   <w:rFonts w:ascii="Arial" w:cs="Arial" w:eastAsia="Arial" w:hAnsi="Arial"/>
@@ -18044,7 +18044,7 @@
               <w:spacing w:after="10" w:before="0"/>
               <w:ind w:left="120"/>
             </w:pPr>
-            <w:hyperlink w:history="1" r:id="rIdnunywwkeb_x4oat5xgz-0">
+            <w:hyperlink w:history="1" r:id="rIduuofpb4xbxndegkkiyck1">
               <w:r>
                 <w:rPr>
                   <w:rFonts w:ascii="Arial" w:cs="Arial" w:eastAsia="Arial" w:hAnsi="Arial"/>
@@ -18089,7 +18089,7 @@
             <w:pPr>
               <w:spacing w:after="20" w:before="0"/>
             </w:pPr>
-            <w:hyperlink w:history="1" r:id="rIdbifmskkgnljhsy0cbgtv-">
+            <w:hyperlink w:history="1" r:id="rIdiqzlmovspaz8pl85vpgvr">
               <w:r>
                 <w:rPr>
                   <w:rFonts w:ascii="Arial" w:cs="Arial" w:eastAsia="Arial" w:hAnsi="Arial"/>
@@ -18122,7 +18122,7 @@
               <w:spacing w:after="10" w:before="0"/>
               <w:ind w:left="120"/>
             </w:pPr>
-            <w:hyperlink w:history="1" r:id="rIds-nvzkrrexhlmrawrt5eu">
+            <w:hyperlink w:history="1" r:id="rIdyafz9s8_l1sgx72ckopld">
               <w:r>
                 <w:rPr>
                   <w:rFonts w:ascii="Arial" w:cs="Arial" w:eastAsia="Arial" w:hAnsi="Arial"/>
@@ -18317,7 +18317,7 @@
             <w:pPr>
               <w:spacing w:after="20" w:before="0"/>
             </w:pPr>
-            <w:hyperlink w:history="1" r:id="rIdc9_yw30xbpw6fzp2wvrwn">
+            <w:hyperlink w:history="1" r:id="rIdbq1-hkvaiphtga_dtfa07">
               <w:r>
                 <w:rPr>
                   <w:rFonts w:ascii="Arial" w:cs="Arial" w:eastAsia="Arial" w:hAnsi="Arial"/>
@@ -18350,7 +18350,7 @@
               <w:spacing w:after="10" w:before="0"/>
               <w:ind w:left="120"/>
             </w:pPr>
-            <w:hyperlink w:history="1" r:id="rId0pq0y2zfzjgpmxwwaqbgd">
+            <w:hyperlink w:history="1" r:id="rId68sgjmkozu9faga6ul58o">
               <w:r>
                 <w:rPr>
                   <w:rFonts w:ascii="Arial" w:cs="Arial" w:eastAsia="Arial" w:hAnsi="Arial"/>
@@ -18395,7 +18395,7 @@
             <w:pPr>
               <w:spacing w:after="20" w:before="0"/>
             </w:pPr>
-            <w:hyperlink w:history="1" r:id="rIdh61tcpqm_luei5qpt21ua">
+            <w:hyperlink w:history="1" r:id="rIdjufdl7i00e-pjiwlyaa4i">
               <w:r>
                 <w:rPr>
                   <w:rFonts w:ascii="Arial" w:cs="Arial" w:eastAsia="Arial" w:hAnsi="Arial"/>
@@ -18428,7 +18428,7 @@
               <w:spacing w:after="10" w:before="0"/>
               <w:ind w:left="120"/>
             </w:pPr>
-            <w:hyperlink w:history="1" r:id="rIdlfppteumjtyewrsgytlvp">
+            <w:hyperlink w:history="1" r:id="rIdarfav1lbukrhq5d72hnht">
               <w:r>
                 <w:rPr>
                   <w:rFonts w:ascii="Arial" w:cs="Arial" w:eastAsia="Arial" w:hAnsi="Arial"/>
@@ -18623,7 +18623,7 @@
             <w:pPr>
               <w:spacing w:after="20" w:before="0"/>
             </w:pPr>
-            <w:hyperlink w:history="1" r:id="rIdfopwqb3fo-fgmoqbydaxj">
+            <w:hyperlink w:history="1" r:id="rIdzm8eu9mnynkzyxqfgjzqi">
               <w:r>
                 <w:rPr>
                   <w:rFonts w:ascii="Arial" w:cs="Arial" w:eastAsia="Arial" w:hAnsi="Arial"/>
@@ -18656,7 +18656,7 @@
               <w:spacing w:after="10" w:before="0"/>
               <w:ind w:left="120"/>
             </w:pPr>
-            <w:hyperlink w:history="1" r:id="rIdf8wxdjxk-nldqsyh1oxt6">
+            <w:hyperlink w:history="1" r:id="rIdxtedw8h5l40bldbickgla">
               <w:r>
                 <w:rPr>
                   <w:rFonts w:ascii="Arial" w:cs="Arial" w:eastAsia="Arial" w:hAnsi="Arial"/>
@@ -18701,7 +18701,7 @@
             <w:pPr>
               <w:spacing w:after="20" w:before="0"/>
             </w:pPr>
-            <w:hyperlink w:history="1" r:id="rId8zxhd0jczqh_-lkswftwj">
+            <w:hyperlink w:history="1" r:id="rIdqcrjyq9ta5df4qvuezwee">
               <w:r>
                 <w:rPr>
                   <w:rFonts w:ascii="Arial" w:cs="Arial" w:eastAsia="Arial" w:hAnsi="Arial"/>
@@ -18734,7 +18734,7 @@
               <w:spacing w:after="10" w:before="0"/>
               <w:ind w:left="120"/>
             </w:pPr>
-            <w:hyperlink w:history="1" r:id="rIdcergrbyq3p4f9ios8jacy">
+            <w:hyperlink w:history="1" r:id="rIdkxkxwdvh3vms2i4-ngpxb">
               <w:r>
                 <w:rPr>
                   <w:rFonts w:ascii="Arial" w:cs="Arial" w:eastAsia="Arial" w:hAnsi="Arial"/>
@@ -18929,7 +18929,7 @@
             <w:pPr>
               <w:spacing w:after="20" w:before="0"/>
             </w:pPr>
-            <w:hyperlink w:history="1" r:id="rIdo_bxbog0dkxkiy-35j2zg">
+            <w:hyperlink w:history="1" r:id="rIdn_kol3qosbvdmyi6q-cca">
               <w:r>
                 <w:rPr>
                   <w:rFonts w:ascii="Arial" w:cs="Arial" w:eastAsia="Arial" w:hAnsi="Arial"/>
@@ -18962,7 +18962,7 @@
               <w:spacing w:after="10" w:before="0"/>
               <w:ind w:left="120"/>
             </w:pPr>
-            <w:hyperlink w:history="1" r:id="rIdus6cs_n095fogi-8mtwvk">
+            <w:hyperlink w:history="1" r:id="rIdzpfewhk0rtppypltpkc1e">
               <w:r>
                 <w:rPr>
                   <w:rFonts w:ascii="Arial" w:cs="Arial" w:eastAsia="Arial" w:hAnsi="Arial"/>
@@ -19007,7 +19007,7 @@
             <w:pPr>
               <w:spacing w:after="20" w:before="0"/>
             </w:pPr>
-            <w:hyperlink w:history="1" r:id="rIdg4wuhbldhwc-iloanp_ck">
+            <w:hyperlink w:history="1" r:id="rIdecucs2kmx-apbtlbjql1w">
               <w:r>
                 <w:rPr>
                   <w:rFonts w:ascii="Arial" w:cs="Arial" w:eastAsia="Arial" w:hAnsi="Arial"/>
@@ -19040,7 +19040,7 @@
               <w:spacing w:after="10" w:before="0"/>
               <w:ind w:left="120"/>
             </w:pPr>
-            <w:hyperlink w:history="1" r:id="rIdsu5nkcvozqtnqettrbatu">
+            <w:hyperlink w:history="1" r:id="rIdqtnltn4an_ndmwzggo8_g">
               <w:r>
                 <w:rPr>
                   <w:rFonts w:ascii="Arial" w:cs="Arial" w:eastAsia="Arial" w:hAnsi="Arial"/>
@@ -19235,7 +19235,7 @@
             <w:pPr>
               <w:spacing w:after="20" w:before="0"/>
             </w:pPr>
-            <w:hyperlink w:history="1" r:id="rIdovpp_e8xmjkcra1pltcbs">
+            <w:hyperlink w:history="1" r:id="rIdyar5245xhgzsdstzx56_r">
               <w:r>
                 <w:rPr>
                   <w:rFonts w:ascii="Arial" w:cs="Arial" w:eastAsia="Arial" w:hAnsi="Arial"/>
@@ -19268,7 +19268,7 @@
               <w:spacing w:after="10" w:before="0"/>
               <w:ind w:left="120"/>
             </w:pPr>
-            <w:hyperlink w:history="1" r:id="rIdcvx-oz5pac2pgytsaeg25">
+            <w:hyperlink w:history="1" r:id="rIdnuwdk14gw25igznqmf1_v">
               <w:r>
                 <w:rPr>
                   <w:rFonts w:ascii="Arial" w:cs="Arial" w:eastAsia="Arial" w:hAnsi="Arial"/>
@@ -19313,7 +19313,7 @@
             <w:pPr>
               <w:spacing w:after="20" w:before="0"/>
             </w:pPr>
-            <w:hyperlink w:history="1" r:id="rIdehubhy7dqdatgmqfx4z71">
+            <w:hyperlink w:history="1" r:id="rIdgufsqqguzd_bqjzfo_bnn">
               <w:r>
                 <w:rPr>
                   <w:rFonts w:ascii="Arial" w:cs="Arial" w:eastAsia="Arial" w:hAnsi="Arial"/>
@@ -19346,7 +19346,7 @@
               <w:spacing w:after="10" w:before="0"/>
               <w:ind w:left="120"/>
             </w:pPr>
-            <w:hyperlink w:history="1" r:id="rIds2rbmzkujs5tooudbk6z6">
+            <w:hyperlink w:history="1" r:id="rIddxqwind0eqyylsq69cb4-">
               <w:r>
                 <w:rPr>
                   <w:rFonts w:ascii="Arial" w:cs="Arial" w:eastAsia="Arial" w:hAnsi="Arial"/>
@@ -19858,7 +19858,7 @@
         </w:rPr>
         <w:t xml:space="preserve">© 2026 SeaVuria and ARES. Aligned with KICD objectives. Developed by SeaVuria; technical implementation by ARES (with AI assistance from Claude). Licensed under </w:t>
       </w:r>
-      <w:hyperlink w:history="1" r:id="rIduh8db_bfwtfcbbfi-ocbw">
+      <w:hyperlink w:history="1" r:id="rIdpgjeijxfplbwxqmraifjj">
         <w:r>
           <w:rPr>
             <w:rFonts w:ascii="Arial" w:cs="Arial" w:eastAsia="Arial" w:hAnsi="Arial"/>
@@ -19879,7 +19879,7 @@
         </w:rPr>
         <w:t xml:space="preserve"> (</w:t>
       </w:r>
-      <w:hyperlink w:history="1" r:id="rIdcfbqjpnf-5vt_njbdtxee">
+      <w:hyperlink w:history="1" r:id="rIdnwf6r6n3mkkf1jvsxfzry">
         <w:r>
           <w:rPr>
             <w:rFonts w:ascii="Arial" w:cs="Arial" w:eastAsia="Arial" w:hAnsi="Arial"/>
@@ -20892,7 +20892,7 @@
             <w:pPr>
               <w:spacing w:after="20" w:before="0"/>
             </w:pPr>
-            <w:hyperlink w:history="1" r:id="rIdzemah4_chu7ahpw6ikyj3">
+            <w:hyperlink w:history="1" r:id="rIdynxfijqrc9isshh8r7cy8">
               <w:r>
                 <w:rPr>
                   <w:rFonts w:ascii="Arial" w:cs="Arial" w:eastAsia="Arial" w:hAnsi="Arial"/>
@@ -20925,7 +20925,7 @@
               <w:spacing w:after="10" w:before="0"/>
               <w:ind w:left="120"/>
             </w:pPr>
-            <w:hyperlink w:history="1" r:id="rIdtuuxdmbmlftcz1r2clv-q">
+            <w:hyperlink w:history="1" r:id="rId-gkwlznk57bmkcnka0ekl">
               <w:r>
                 <w:rPr>
                   <w:rFonts w:ascii="Arial" w:cs="Arial" w:eastAsia="Arial" w:hAnsi="Arial"/>
@@ -20970,7 +20970,7 @@
             <w:pPr>
               <w:spacing w:after="20" w:before="0"/>
             </w:pPr>
-            <w:hyperlink w:history="1" r:id="rId9smaajir_shzjzvmnzfwu">
+            <w:hyperlink w:history="1" r:id="rIdkxabypo8omxwjq0yepu5m">
               <w:r>
                 <w:rPr>
                   <w:rFonts w:ascii="Arial" w:cs="Arial" w:eastAsia="Arial" w:hAnsi="Arial"/>
@@ -21003,7 +21003,7 @@
               <w:spacing w:after="10" w:before="0"/>
               <w:ind w:left="120"/>
             </w:pPr>
-            <w:hyperlink w:history="1" r:id="rIdtozueh9md2jpjwvybripj">
+            <w:hyperlink w:history="1" r:id="rIde90ccdxmtrvllgcjv-sq6">
               <w:r>
                 <w:rPr>
                   <w:rFonts w:ascii="Arial" w:cs="Arial" w:eastAsia="Arial" w:hAnsi="Arial"/>
@@ -21198,7 +21198,7 @@
             <w:pPr>
               <w:spacing w:after="20" w:before="0"/>
             </w:pPr>
-            <w:hyperlink w:history="1" r:id="rId7c4hxnzvix78krhzzlhta">
+            <w:hyperlink w:history="1" r:id="rIdy5y0omnoghudc4wkjflp-">
               <w:r>
                 <w:rPr>
                   <w:rFonts w:ascii="Arial" w:cs="Arial" w:eastAsia="Arial" w:hAnsi="Arial"/>
@@ -21231,7 +21231,7 @@
               <w:spacing w:after="10" w:before="0"/>
               <w:ind w:left="120"/>
             </w:pPr>
-            <w:hyperlink w:history="1" r:id="rId2vxzgtfr60m0gjhljclfn">
+            <w:hyperlink w:history="1" r:id="rIdqh9pikkfxutvdmw0x_zwu">
               <w:r>
                 <w:rPr>
                   <w:rFonts w:ascii="Arial" w:cs="Arial" w:eastAsia="Arial" w:hAnsi="Arial"/>
@@ -21276,7 +21276,7 @@
             <w:pPr>
               <w:spacing w:after="20" w:before="0"/>
             </w:pPr>
-            <w:hyperlink w:history="1" r:id="rIdu-zfd5ipxadhlyfllotxm">
+            <w:hyperlink w:history="1" r:id="rIdyfdzx56w7x5_vj3btwj-a">
               <w:r>
                 <w:rPr>
                   <w:rFonts w:ascii="Arial" w:cs="Arial" w:eastAsia="Arial" w:hAnsi="Arial"/>
@@ -21309,7 +21309,7 @@
               <w:spacing w:after="10" w:before="0"/>
               <w:ind w:left="120"/>
             </w:pPr>
-            <w:hyperlink w:history="1" r:id="rId-5sarz0fise-5wnkv8-xs">
+            <w:hyperlink w:history="1" r:id="rIdna7mrweaxekvyu68aymf2">
               <w:r>
                 <w:rPr>
                   <w:rFonts w:ascii="Arial" w:cs="Arial" w:eastAsia="Arial" w:hAnsi="Arial"/>
@@ -21504,7 +21504,7 @@
             <w:pPr>
               <w:spacing w:after="20" w:before="0"/>
             </w:pPr>
-            <w:hyperlink w:history="1" r:id="rIdqurjthk8kau6tzitima1z">
+            <w:hyperlink w:history="1" r:id="rId600ln_aaea0evadzrxs0l">
               <w:r>
                 <w:rPr>
                   <w:rFonts w:ascii="Arial" w:cs="Arial" w:eastAsia="Arial" w:hAnsi="Arial"/>
@@ -21537,7 +21537,7 @@
               <w:spacing w:after="10" w:before="0"/>
               <w:ind w:left="120"/>
             </w:pPr>
-            <w:hyperlink w:history="1" r:id="rId3zdwpjnog6glwxekxbkby">
+            <w:hyperlink w:history="1" r:id="rId6nolwj6x7p61mhcepzamb">
               <w:r>
                 <w:rPr>
                   <w:rFonts w:ascii="Arial" w:cs="Arial" w:eastAsia="Arial" w:hAnsi="Arial"/>
@@ -21582,7 +21582,7 @@
             <w:pPr>
               <w:spacing w:after="20" w:before="0"/>
             </w:pPr>
-            <w:hyperlink w:history="1" r:id="rIdybc84mg_sdd5nbh8amlpf">
+            <w:hyperlink w:history="1" r:id="rId27aildlvqqavm8fesce0e">
               <w:r>
                 <w:rPr>
                   <w:rFonts w:ascii="Arial" w:cs="Arial" w:eastAsia="Arial" w:hAnsi="Arial"/>
@@ -21615,7 +21615,7 @@
               <w:spacing w:after="10" w:before="0"/>
               <w:ind w:left="120"/>
             </w:pPr>
-            <w:hyperlink w:history="1" r:id="rId56snyfnbfkhq3h2gjyqz2">
+            <w:hyperlink w:history="1" r:id="rIds0qybswqw2hd-t979pxiv">
               <w:r>
                 <w:rPr>
                   <w:rFonts w:ascii="Arial" w:cs="Arial" w:eastAsia="Arial" w:hAnsi="Arial"/>
@@ -21810,7 +21810,7 @@
             <w:pPr>
               <w:spacing w:after="20" w:before="0"/>
             </w:pPr>
-            <w:hyperlink w:history="1" r:id="rIdhmjwjd28pl69ffle_0xcc">
+            <w:hyperlink w:history="1" r:id="rIdvg4epfwmkr6l9fcjmlgwd">
               <w:r>
                 <w:rPr>
                   <w:rFonts w:ascii="Arial" w:cs="Arial" w:eastAsia="Arial" w:hAnsi="Arial"/>
@@ -21843,7 +21843,7 @@
               <w:spacing w:after="10" w:before="0"/>
               <w:ind w:left="120"/>
             </w:pPr>
-            <w:hyperlink w:history="1" r:id="rIdscma285js76nmshl1oisk">
+            <w:hyperlink w:history="1" r:id="rIdub7t6bgizynpk0sfrjdes">
               <w:r>
                 <w:rPr>
                   <w:rFonts w:ascii="Arial" w:cs="Arial" w:eastAsia="Arial" w:hAnsi="Arial"/>
@@ -21888,7 +21888,7 @@
             <w:pPr>
               <w:spacing w:after="20" w:before="0"/>
             </w:pPr>
-            <w:hyperlink w:history="1" r:id="rIdxha-n8jr2tyxyoyjwulxv">
+            <w:hyperlink w:history="1" r:id="rIdm99nswfhtzi_dmtc70cnp">
               <w:r>
                 <w:rPr>
                   <w:rFonts w:ascii="Arial" w:cs="Arial" w:eastAsia="Arial" w:hAnsi="Arial"/>
@@ -21921,7 +21921,7 @@
               <w:spacing w:after="10" w:before="0"/>
               <w:ind w:left="120"/>
             </w:pPr>
-            <w:hyperlink w:history="1" r:id="rIdi4b8p2krb3oj9aiikvw5y">
+            <w:hyperlink w:history="1" r:id="rId64hwev8llxvfvpbce0vvw">
               <w:r>
                 <w:rPr>
                   <w:rFonts w:ascii="Arial" w:cs="Arial" w:eastAsia="Arial" w:hAnsi="Arial"/>
@@ -22116,7 +22116,7 @@
             <w:pPr>
               <w:spacing w:after="20" w:before="0"/>
             </w:pPr>
-            <w:hyperlink w:history="1" r:id="rIda2kv3tnwzns9ul39if3ze">
+            <w:hyperlink w:history="1" r:id="rId2amrhs3shcckdx3awsuxd">
               <w:r>
                 <w:rPr>
                   <w:rFonts w:ascii="Arial" w:cs="Arial" w:eastAsia="Arial" w:hAnsi="Arial"/>
@@ -22149,7 +22149,7 @@
               <w:spacing w:after="10" w:before="0"/>
               <w:ind w:left="120"/>
             </w:pPr>
-            <w:hyperlink w:history="1" r:id="rIdish3-hlrkniiiupllwpbh">
+            <w:hyperlink w:history="1" r:id="rId2tqe5xn2py5er0a7uswno">
               <w:r>
                 <w:rPr>
                   <w:rFonts w:ascii="Arial" w:cs="Arial" w:eastAsia="Arial" w:hAnsi="Arial"/>
@@ -22194,7 +22194,7 @@
             <w:pPr>
               <w:spacing w:after="20" w:before="0"/>
             </w:pPr>
-            <w:hyperlink w:history="1" r:id="rIdri__ruffksvgbrij5yivl">
+            <w:hyperlink w:history="1" r:id="rId30xxtifbycee7m_-tmcds">
               <w:r>
                 <w:rPr>
                   <w:rFonts w:ascii="Arial" w:cs="Arial" w:eastAsia="Arial" w:hAnsi="Arial"/>
@@ -22227,7 +22227,7 @@
               <w:spacing w:after="10" w:before="0"/>
               <w:ind w:left="120"/>
             </w:pPr>
-            <w:hyperlink w:history="1" r:id="rIdlkkqwbfq5tjasjbodswxu">
+            <w:hyperlink w:history="1" r:id="rIdyr3sudtls26anxsjn4kxc">
               <w:r>
                 <w:rPr>
                   <w:rFonts w:ascii="Arial" w:cs="Arial" w:eastAsia="Arial" w:hAnsi="Arial"/>
@@ -22739,7 +22739,7 @@
         </w:rPr>
         <w:t xml:space="preserve">© 2026 SeaVuria and ARES. Aligned with KICD objectives. Developed by SeaVuria; technical implementation by ARES (with AI assistance from Claude). Licensed under </w:t>
       </w:r>
-      <w:hyperlink w:history="1" r:id="rIdz3wm9_zuol25j8cw5javk">
+      <w:hyperlink w:history="1" r:id="rIdnlxk7hxilt9fojhue7tsk">
         <w:r>
           <w:rPr>
             <w:rFonts w:ascii="Arial" w:cs="Arial" w:eastAsia="Arial" w:hAnsi="Arial"/>
@@ -22760,7 +22760,7 @@
         </w:rPr>
         <w:t xml:space="preserve"> (</w:t>
       </w:r>
-      <w:hyperlink w:history="1" r:id="rId7xojsv49ont7yqt0anahn">
+      <w:hyperlink w:history="1" r:id="rId1qude49qlbpg18j5y_3ro">
         <w:r>
           <w:rPr>
             <w:rFonts w:ascii="Arial" w:cs="Arial" w:eastAsia="Arial" w:hAnsi="Arial"/>
@@ -23773,7 +23773,7 @@
             <w:pPr>
               <w:spacing w:after="20" w:before="0"/>
             </w:pPr>
-            <w:hyperlink w:history="1" r:id="rIddfmd1scsvggpxntf_kyoj">
+            <w:hyperlink w:history="1" r:id="rIdscaf2vv6uoltx0eovfsdz">
               <w:r>
                 <w:rPr>
                   <w:rFonts w:ascii="Arial" w:cs="Arial" w:eastAsia="Arial" w:hAnsi="Arial"/>
@@ -23806,7 +23806,7 @@
               <w:spacing w:after="10" w:before="0"/>
               <w:ind w:left="120"/>
             </w:pPr>
-            <w:hyperlink w:history="1" r:id="rIdklhvrie3i0jchulpt5j79">
+            <w:hyperlink w:history="1" r:id="rIdiwh2ukoijkzahn5ecb6fs">
               <w:r>
                 <w:rPr>
                   <w:rFonts w:ascii="Arial" w:cs="Arial" w:eastAsia="Arial" w:hAnsi="Arial"/>
@@ -23851,7 +23851,7 @@
             <w:pPr>
               <w:spacing w:after="20" w:before="0"/>
             </w:pPr>
-            <w:hyperlink w:history="1" r:id="rIdwul5wqrf0aozosujdi4ra">
+            <w:hyperlink w:history="1" r:id="rId_czkugog3jrw8fcbcxsdg">
               <w:r>
                 <w:rPr>
                   <w:rFonts w:ascii="Arial" w:cs="Arial" w:eastAsia="Arial" w:hAnsi="Arial"/>
@@ -23884,7 +23884,7 @@
               <w:spacing w:after="10" w:before="0"/>
               <w:ind w:left="120"/>
             </w:pPr>
-            <w:hyperlink w:history="1" r:id="rIdzb_n7dugkctyfdo9-zagp">
+            <w:hyperlink w:history="1" r:id="rIdxsfbzkuod2tsg0-ewdibi">
               <w:r>
                 <w:rPr>
                   <w:rFonts w:ascii="Arial" w:cs="Arial" w:eastAsia="Arial" w:hAnsi="Arial"/>
@@ -24079,7 +24079,7 @@
             <w:pPr>
               <w:spacing w:after="20" w:before="0"/>
             </w:pPr>
-            <w:hyperlink w:history="1" r:id="rIdeewmw8p6htlplipi1quts">
+            <w:hyperlink w:history="1" r:id="rIdq2tlk5et_4zajd8zrvisw">
               <w:r>
                 <w:rPr>
                   <w:rFonts w:ascii="Arial" w:cs="Arial" w:eastAsia="Arial" w:hAnsi="Arial"/>
@@ -24112,7 +24112,7 @@
               <w:spacing w:after="10" w:before="0"/>
               <w:ind w:left="120"/>
             </w:pPr>
-            <w:hyperlink w:history="1" r:id="rId0gcjaecjylo6-kdhtw9xh">
+            <w:hyperlink w:history="1" r:id="rIdxts177itgurs2qyqls7f7">
               <w:r>
                 <w:rPr>
                   <w:rFonts w:ascii="Arial" w:cs="Arial" w:eastAsia="Arial" w:hAnsi="Arial"/>
@@ -24157,7 +24157,7 @@
             <w:pPr>
               <w:spacing w:after="20" w:before="0"/>
             </w:pPr>
-            <w:hyperlink w:history="1" r:id="rIdtq-1v97ymi8mjbk4kdsuj">
+            <w:hyperlink w:history="1" r:id="rIdax7h9cukyfpfbjobnwej8">
               <w:r>
                 <w:rPr>
                   <w:rFonts w:ascii="Arial" w:cs="Arial" w:eastAsia="Arial" w:hAnsi="Arial"/>
@@ -24190,7 +24190,7 @@
               <w:spacing w:after="10" w:before="0"/>
               <w:ind w:left="120"/>
             </w:pPr>
-            <w:hyperlink w:history="1" r:id="rIdssmp0nuevjpvl623ds2_w">
+            <w:hyperlink w:history="1" r:id="rIdgpw835_myigcsgewhapz8">
               <w:r>
                 <w:rPr>
                   <w:rFonts w:ascii="Arial" w:cs="Arial" w:eastAsia="Arial" w:hAnsi="Arial"/>
@@ -24385,7 +24385,7 @@
             <w:pPr>
               <w:spacing w:after="20" w:before="0"/>
             </w:pPr>
-            <w:hyperlink w:history="1" r:id="rIdyhxcx7kehdxhbaowvf3-o">
+            <w:hyperlink w:history="1" r:id="rIdl_puscbvnxp2wwnvguhle">
               <w:r>
                 <w:rPr>
                   <w:rFonts w:ascii="Arial" w:cs="Arial" w:eastAsia="Arial" w:hAnsi="Arial"/>
@@ -24418,7 +24418,7 @@
               <w:spacing w:after="10" w:before="0"/>
               <w:ind w:left="120"/>
             </w:pPr>
-            <w:hyperlink w:history="1" r:id="rIdekpkknvkospaw6z1znwa3">
+            <w:hyperlink w:history="1" r:id="rId6pea_hmussbt18bngorko">
               <w:r>
                 <w:rPr>
                   <w:rFonts w:ascii="Arial" w:cs="Arial" w:eastAsia="Arial" w:hAnsi="Arial"/>
@@ -24463,7 +24463,7 @@
             <w:pPr>
               <w:spacing w:after="20" w:before="0"/>
             </w:pPr>
-            <w:hyperlink w:history="1" r:id="rIdqg2nehfb0i8otpygxmu4v">
+            <w:hyperlink w:history="1" r:id="rIdf3q47upwsjbpctslvn9ig">
               <w:r>
                 <w:rPr>
                   <w:rFonts w:ascii="Arial" w:cs="Arial" w:eastAsia="Arial" w:hAnsi="Arial"/>
@@ -24496,7 +24496,7 @@
               <w:spacing w:after="10" w:before="0"/>
               <w:ind w:left="120"/>
             </w:pPr>
-            <w:hyperlink w:history="1" r:id="rIdb4hrig2mzhttg3_-ds7tx">
+            <w:hyperlink w:history="1" r:id="rIdhc_y2m11r_k6pcqybjbfe">
               <w:r>
                 <w:rPr>
                   <w:rFonts w:ascii="Arial" w:cs="Arial" w:eastAsia="Arial" w:hAnsi="Arial"/>
@@ -24691,7 +24691,7 @@
             <w:pPr>
               <w:spacing w:after="20" w:before="0"/>
             </w:pPr>
-            <w:hyperlink w:history="1" r:id="rIdhxz9risqgnrsokkocqnnf">
+            <w:hyperlink w:history="1" r:id="rIdw5hspbazsgim5cx559p7q">
               <w:r>
                 <w:rPr>
                   <w:rFonts w:ascii="Arial" w:cs="Arial" w:eastAsia="Arial" w:hAnsi="Arial"/>
@@ -24724,7 +24724,7 @@
               <w:spacing w:after="10" w:before="0"/>
               <w:ind w:left="120"/>
             </w:pPr>
-            <w:hyperlink w:history="1" r:id="rId0xqwio1sb8emvttunyzst">
+            <w:hyperlink w:history="1" r:id="rIdsroigz_uufbjgbphflzi4">
               <w:r>
                 <w:rPr>
                   <w:rFonts w:ascii="Arial" w:cs="Arial" w:eastAsia="Arial" w:hAnsi="Arial"/>
@@ -24769,7 +24769,7 @@
             <w:pPr>
               <w:spacing w:after="20" w:before="0"/>
             </w:pPr>
-            <w:hyperlink w:history="1" r:id="rIdm1c8_2jezf77apxtmfkgb">
+            <w:hyperlink w:history="1" r:id="rId-pbzkjr-shh1sp5adsbib">
               <w:r>
                 <w:rPr>
                   <w:rFonts w:ascii="Arial" w:cs="Arial" w:eastAsia="Arial" w:hAnsi="Arial"/>
@@ -24802,7 +24802,7 @@
               <w:spacing w:after="10" w:before="0"/>
               <w:ind w:left="120"/>
             </w:pPr>
-            <w:hyperlink w:history="1" r:id="rId9-eowpriagiqn9lpqbv-o">
+            <w:hyperlink w:history="1" r:id="rIdlsg80binlsgd_9em5g0tn">
               <w:r>
                 <w:rPr>
                   <w:rFonts w:ascii="Arial" w:cs="Arial" w:eastAsia="Arial" w:hAnsi="Arial"/>
@@ -24997,7 +24997,7 @@
             <w:pPr>
               <w:spacing w:after="20" w:before="0"/>
             </w:pPr>
-            <w:hyperlink w:history="1" r:id="rIdj2vd3vmuu2wvkzjhekduq">
+            <w:hyperlink w:history="1" r:id="rIdghyvqwuhqq1mw9-pfb6lq">
               <w:r>
                 <w:rPr>
                   <w:rFonts w:ascii="Arial" w:cs="Arial" w:eastAsia="Arial" w:hAnsi="Arial"/>
@@ -25030,7 +25030,7 @@
               <w:spacing w:after="10" w:before="0"/>
               <w:ind w:left="120"/>
             </w:pPr>
-            <w:hyperlink w:history="1" r:id="rIdjdejnzsza9re6vua2efpz">
+            <w:hyperlink w:history="1" r:id="rId9fncx7ha2mdomnkitx1n_">
               <w:r>
                 <w:rPr>
                   <w:rFonts w:ascii="Arial" w:cs="Arial" w:eastAsia="Arial" w:hAnsi="Arial"/>
@@ -25075,7 +25075,7 @@
             <w:pPr>
               <w:spacing w:after="20" w:before="0"/>
             </w:pPr>
-            <w:hyperlink w:history="1" r:id="rIdpsffw7vimia0mqrpmpzml">
+            <w:hyperlink w:history="1" r:id="rIdxitdyt7pofteqxhz3lz5g">
               <w:r>
                 <w:rPr>
                   <w:rFonts w:ascii="Arial" w:cs="Arial" w:eastAsia="Arial" w:hAnsi="Arial"/>
@@ -25108,7 +25108,7 @@
               <w:spacing w:after="10" w:before="0"/>
               <w:ind w:left="120"/>
             </w:pPr>
-            <w:hyperlink w:history="1" r:id="rIdz3x1q8alg_d3kvlmcm_mq">
+            <w:hyperlink w:history="1" r:id="rIdgl8srvexor6ml3j23kqvq">
               <w:r>
                 <w:rPr>
                   <w:rFonts w:ascii="Arial" w:cs="Arial" w:eastAsia="Arial" w:hAnsi="Arial"/>
@@ -25620,7 +25620,7 @@
         </w:rPr>
         <w:t xml:space="preserve">© 2026 SeaVuria and ARES. Aligned with KICD objectives. Developed by SeaVuria; technical implementation by ARES (with AI assistance from Claude). Licensed under </w:t>
       </w:r>
-      <w:hyperlink w:history="1" r:id="rIdyzkwhhdpgudep--rwtk36">
+      <w:hyperlink w:history="1" r:id="rIdoll9em9pvhj2qlxstm3x7">
         <w:r>
           <w:rPr>
             <w:rFonts w:ascii="Arial" w:cs="Arial" w:eastAsia="Arial" w:hAnsi="Arial"/>
@@ -25641,7 +25641,7 @@
         </w:rPr>
         <w:t xml:space="preserve"> (</w:t>
       </w:r>
-      <w:hyperlink w:history="1" r:id="rIdjtnz8pcitfve1w9cz7_wx">
+      <w:hyperlink w:history="1" r:id="rIdmvmsuh3_jy4b2cdpvdbpp">
         <w:r>
           <w:rPr>
             <w:rFonts w:ascii="Arial" w:cs="Arial" w:eastAsia="Arial" w:hAnsi="Arial"/>
@@ -26654,7 +26654,7 @@
             <w:pPr>
               <w:spacing w:after="20" w:before="0"/>
             </w:pPr>
-            <w:hyperlink w:history="1" r:id="rIdm2txwixkescnwgkdpmrnb">
+            <w:hyperlink w:history="1" r:id="rIduq50yesdjkic3jv7mu_ib">
               <w:r>
                 <w:rPr>
                   <w:rFonts w:ascii="Arial" w:cs="Arial" w:eastAsia="Arial" w:hAnsi="Arial"/>
@@ -26687,7 +26687,7 @@
               <w:spacing w:after="10" w:before="0"/>
               <w:ind w:left="120"/>
             </w:pPr>
-            <w:hyperlink w:history="1" r:id="rIdb8vus2g06zygbbjpy3qcr">
+            <w:hyperlink w:history="1" r:id="rIdcrr60d7wh3pwjmv-bkq_i">
               <w:r>
                 <w:rPr>
                   <w:rFonts w:ascii="Arial" w:cs="Arial" w:eastAsia="Arial" w:hAnsi="Arial"/>
@@ -26732,7 +26732,7 @@
             <w:pPr>
               <w:spacing w:after="20" w:before="0"/>
             </w:pPr>
-            <w:hyperlink w:history="1" r:id="rId77bl1iozjb418xmpeosid">
+            <w:hyperlink w:history="1" r:id="rIdgnlm2pps6kjdpk1vsz4zr">
               <w:r>
                 <w:rPr>
                   <w:rFonts w:ascii="Arial" w:cs="Arial" w:eastAsia="Arial" w:hAnsi="Arial"/>
@@ -26765,7 +26765,7 @@
               <w:spacing w:after="10" w:before="0"/>
               <w:ind w:left="120"/>
             </w:pPr>
-            <w:hyperlink w:history="1" r:id="rIdqoac9ye07da5lyhfceo05">
+            <w:hyperlink w:history="1" r:id="rIdw4-y1iemsqzdtvrjnenjo">
               <w:r>
                 <w:rPr>
                   <w:rFonts w:ascii="Arial" w:cs="Arial" w:eastAsia="Arial" w:hAnsi="Arial"/>
@@ -26960,7 +26960,7 @@
             <w:pPr>
               <w:spacing w:after="20" w:before="0"/>
             </w:pPr>
-            <w:hyperlink w:history="1" r:id="rIdzmjs8qs6n2cso2yd4-0kj">
+            <w:hyperlink w:history="1" r:id="rIdffqcsx46zejqiohjttfdf">
               <w:r>
                 <w:rPr>
                   <w:rFonts w:ascii="Arial" w:cs="Arial" w:eastAsia="Arial" w:hAnsi="Arial"/>
@@ -26993,7 +26993,7 @@
               <w:spacing w:after="10" w:before="0"/>
               <w:ind w:left="120"/>
             </w:pPr>
-            <w:hyperlink w:history="1" r:id="rId4mnvuml3wo0ebtl_bfwff">
+            <w:hyperlink w:history="1" r:id="rIdwgnaptlnhtkexjks7nnk2">
               <w:r>
                 <w:rPr>
                   <w:rFonts w:ascii="Arial" w:cs="Arial" w:eastAsia="Arial" w:hAnsi="Arial"/>
@@ -27038,7 +27038,7 @@
             <w:pPr>
               <w:spacing w:after="20" w:before="0"/>
             </w:pPr>
-            <w:hyperlink w:history="1" r:id="rIdyhelhviant71qzw-iojyv">
+            <w:hyperlink w:history="1" r:id="rIdedlboxxstff9sxrn04zmb">
               <w:r>
                 <w:rPr>
                   <w:rFonts w:ascii="Arial" w:cs="Arial" w:eastAsia="Arial" w:hAnsi="Arial"/>
@@ -27071,7 +27071,7 @@
               <w:spacing w:after="10" w:before="0"/>
               <w:ind w:left="120"/>
             </w:pPr>
-            <w:hyperlink w:history="1" r:id="rId52sdhs-kcqr1uly7blmay">
+            <w:hyperlink w:history="1" r:id="rIdyhhwcsmxoum9hxxy6pjyq">
               <w:r>
                 <w:rPr>
                   <w:rFonts w:ascii="Arial" w:cs="Arial" w:eastAsia="Arial" w:hAnsi="Arial"/>
@@ -27266,7 +27266,7 @@
             <w:pPr>
               <w:spacing w:after="20" w:before="0"/>
             </w:pPr>
-            <w:hyperlink w:history="1" r:id="rIdnfnnrank8uula2p5lbgnl">
+            <w:hyperlink w:history="1" r:id="rIdcrovnxzj_t1pco7ofpz3s">
               <w:r>
                 <w:rPr>
                   <w:rFonts w:ascii="Arial" w:cs="Arial" w:eastAsia="Arial" w:hAnsi="Arial"/>
@@ -27299,7 +27299,7 @@
               <w:spacing w:after="10" w:before="0"/>
               <w:ind w:left="120"/>
             </w:pPr>
-            <w:hyperlink w:history="1" r:id="rId9csrtw6qkbffaxluzoyee">
+            <w:hyperlink w:history="1" r:id="rIdxqw8ckan1rpihldl7qpum">
               <w:r>
                 <w:rPr>
                   <w:rFonts w:ascii="Arial" w:cs="Arial" w:eastAsia="Arial" w:hAnsi="Arial"/>
@@ -27344,7 +27344,7 @@
             <w:pPr>
               <w:spacing w:after="20" w:before="0"/>
             </w:pPr>
-            <w:hyperlink w:history="1" r:id="rIdi7z5doy5wlrsirt7nuyxl">
+            <w:hyperlink w:history="1" r:id="rIdc_-ntxwtczp_z4-awehyb">
               <w:r>
                 <w:rPr>
                   <w:rFonts w:ascii="Arial" w:cs="Arial" w:eastAsia="Arial" w:hAnsi="Arial"/>
@@ -27377,7 +27377,7 @@
               <w:spacing w:after="10" w:before="0"/>
               <w:ind w:left="120"/>
             </w:pPr>
-            <w:hyperlink w:history="1" r:id="rIdmwruhdlcc2wplrz9usoxh">
+            <w:hyperlink w:history="1" r:id="rIdc2-8rjpkydcvg_ijx8sba">
               <w:r>
                 <w:rPr>
                   <w:rFonts w:ascii="Arial" w:cs="Arial" w:eastAsia="Arial" w:hAnsi="Arial"/>
@@ -27572,7 +27572,7 @@
             <w:pPr>
               <w:spacing w:after="20" w:before="0"/>
             </w:pPr>
-            <w:hyperlink w:history="1" r:id="rIdhic7nqbjio0urfxhjw4rb">
+            <w:hyperlink w:history="1" r:id="rId7tb42wp61rnapotgqdlh0">
               <w:r>
                 <w:rPr>
                   <w:rFonts w:ascii="Arial" w:cs="Arial" w:eastAsia="Arial" w:hAnsi="Arial"/>
@@ -27605,7 +27605,7 @@
               <w:spacing w:after="10" w:before="0"/>
               <w:ind w:left="120"/>
             </w:pPr>
-            <w:hyperlink w:history="1" r:id="rIdoczbelutw21pa2wmdyxap">
+            <w:hyperlink w:history="1" r:id="rIdvwgtqmeguwolfdr_vsjur">
               <w:r>
                 <w:rPr>
                   <w:rFonts w:ascii="Arial" w:cs="Arial" w:eastAsia="Arial" w:hAnsi="Arial"/>
@@ -27650,7 +27650,7 @@
             <w:pPr>
               <w:spacing w:after="20" w:before="0"/>
             </w:pPr>
-            <w:hyperlink w:history="1" r:id="rIdgmvy0b0tropseveddj-zs">
+            <w:hyperlink w:history="1" r:id="rIdxk7i9eurwpmpaygknrv5r">
               <w:r>
                 <w:rPr>
                   <w:rFonts w:ascii="Arial" w:cs="Arial" w:eastAsia="Arial" w:hAnsi="Arial"/>
@@ -27683,7 +27683,7 @@
               <w:spacing w:after="10" w:before="0"/>
               <w:ind w:left="120"/>
             </w:pPr>
-            <w:hyperlink w:history="1" r:id="rIdppwtqu0kbqfawzelh1nbk">
+            <w:hyperlink w:history="1" r:id="rIdjyce6rruct4lwxumlz3yh">
               <w:r>
                 <w:rPr>
                   <w:rFonts w:ascii="Arial" w:cs="Arial" w:eastAsia="Arial" w:hAnsi="Arial"/>
@@ -27878,7 +27878,7 @@
             <w:pPr>
               <w:spacing w:after="20" w:before="0"/>
             </w:pPr>
-            <w:hyperlink w:history="1" r:id="rIdpn6i1oreg3u1sksj0f9ip">
+            <w:hyperlink w:history="1" r:id="rIdyp-exdhj6v5qqraaq8-ex">
               <w:r>
                 <w:rPr>
                   <w:rFonts w:ascii="Arial" w:cs="Arial" w:eastAsia="Arial" w:hAnsi="Arial"/>
@@ -27911,7 +27911,7 @@
               <w:spacing w:after="10" w:before="0"/>
               <w:ind w:left="120"/>
             </w:pPr>
-            <w:hyperlink w:history="1" r:id="rIdackqko5wnhm7nkfez9mdg">
+            <w:hyperlink w:history="1" r:id="rId5yghhwyc3x49ploecnzn-">
               <w:r>
                 <w:rPr>
                   <w:rFonts w:ascii="Arial" w:cs="Arial" w:eastAsia="Arial" w:hAnsi="Arial"/>
@@ -27956,7 +27956,7 @@
             <w:pPr>
               <w:spacing w:after="20" w:before="0"/>
             </w:pPr>
-            <w:hyperlink w:history="1" r:id="rId8300jpuyrz_r9z5k4d_z4">
+            <w:hyperlink w:history="1" r:id="rId21liezcwlumyekt-euz9i">
               <w:r>
                 <w:rPr>
                   <w:rFonts w:ascii="Arial" w:cs="Arial" w:eastAsia="Arial" w:hAnsi="Arial"/>
@@ -27989,7 +27989,7 @@
               <w:spacing w:after="10" w:before="0"/>
               <w:ind w:left="120"/>
             </w:pPr>
-            <w:hyperlink w:history="1" r:id="rId-zra_jf_jhjxvszz24amm">
+            <w:hyperlink w:history="1" r:id="rIdlqlzvi7qwc2sgjdylpd5c">
               <w:r>
                 <w:rPr>
                   <w:rFonts w:ascii="Arial" w:cs="Arial" w:eastAsia="Arial" w:hAnsi="Arial"/>
@@ -28501,7 +28501,7 @@
         </w:rPr>
         <w:t xml:space="preserve">© 2026 SeaVuria and ARES. Aligned with KICD objectives. Developed by SeaVuria; technical implementation by ARES (with AI assistance from Claude). Licensed under </w:t>
       </w:r>
-      <w:hyperlink w:history="1" r:id="rId_zv21p_w9t-bj8dgqal7q">
+      <w:hyperlink w:history="1" r:id="rIdxefqhly3qnlo_1uqb53th">
         <w:r>
           <w:rPr>
             <w:rFonts w:ascii="Arial" w:cs="Arial" w:eastAsia="Arial" w:hAnsi="Arial"/>
@@ -28522,7 +28522,7 @@
         </w:rPr>
         <w:t xml:space="preserve"> (</w:t>
       </w:r>
-      <w:hyperlink w:history="1" r:id="rId-crhggisx1raxjnamro6o">
+      <w:hyperlink w:history="1" r:id="rIdhc8glmr1l7lclfts4mgyq">
         <w:r>
           <w:rPr>
             <w:rFonts w:ascii="Arial" w:cs="Arial" w:eastAsia="Arial" w:hAnsi="Arial"/>
@@ -29535,7 +29535,7 @@
             <w:pPr>
               <w:spacing w:after="20" w:before="0"/>
             </w:pPr>
-            <w:hyperlink w:history="1" r:id="rIdyd1glxuva6wrvicl1zbu-">
+            <w:hyperlink w:history="1" r:id="rIdp0ff7qokftfsp1z3twwuq">
               <w:r>
                 <w:rPr>
                   <w:rFonts w:ascii="Arial" w:cs="Arial" w:eastAsia="Arial" w:hAnsi="Arial"/>
@@ -29568,7 +29568,7 @@
               <w:spacing w:after="10" w:before="0"/>
               <w:ind w:left="120"/>
             </w:pPr>
-            <w:hyperlink w:history="1" r:id="rIdjusrsjp-zvv-vtmyomura">
+            <w:hyperlink w:history="1" r:id="rIdjztnx0mqrz3zdmkhkrw0h">
               <w:r>
                 <w:rPr>
                   <w:rFonts w:ascii="Arial" w:cs="Arial" w:eastAsia="Arial" w:hAnsi="Arial"/>
@@ -29613,7 +29613,7 @@
             <w:pPr>
               <w:spacing w:after="20" w:before="0"/>
             </w:pPr>
-            <w:hyperlink w:history="1" r:id="rIdni6veeajwygmp0_fpz03x">
+            <w:hyperlink w:history="1" r:id="rIdu0qwvxhqd68grorcatapi">
               <w:r>
                 <w:rPr>
                   <w:rFonts w:ascii="Arial" w:cs="Arial" w:eastAsia="Arial" w:hAnsi="Arial"/>
@@ -29646,7 +29646,7 @@
               <w:spacing w:after="10" w:before="0"/>
               <w:ind w:left="120"/>
             </w:pPr>
-            <w:hyperlink w:history="1" r:id="rIdbkjwkn-haz50xfhj6dhtk">
+            <w:hyperlink w:history="1" r:id="rId983cqvuq9bwysxecaye-v">
               <w:r>
                 <w:rPr>
                   <w:rFonts w:ascii="Arial" w:cs="Arial" w:eastAsia="Arial" w:hAnsi="Arial"/>
@@ -29841,7 +29841,7 @@
             <w:pPr>
               <w:spacing w:after="20" w:before="0"/>
             </w:pPr>
-            <w:hyperlink w:history="1" r:id="rIdn6buqmwwdi8rykkg7cknm">
+            <w:hyperlink w:history="1" r:id="rIdtqlxnmt0bqm1zhhwkc3bl">
               <w:r>
                 <w:rPr>
                   <w:rFonts w:ascii="Arial" w:cs="Arial" w:eastAsia="Arial" w:hAnsi="Arial"/>
@@ -29874,7 +29874,7 @@
               <w:spacing w:after="10" w:before="0"/>
               <w:ind w:left="120"/>
             </w:pPr>
-            <w:hyperlink w:history="1" r:id="rIdkqt8pbfa1s6ipxh3g7gt6">
+            <w:hyperlink w:history="1" r:id="rIdbl72_jgztixuxjt1vhojk">
               <w:r>
                 <w:rPr>
                   <w:rFonts w:ascii="Arial" w:cs="Arial" w:eastAsia="Arial" w:hAnsi="Arial"/>
@@ -29919,7 +29919,7 @@
             <w:pPr>
               <w:spacing w:after="20" w:before="0"/>
             </w:pPr>
-            <w:hyperlink w:history="1" r:id="rIdvmcdsbwq-_funootcwgqp">
+            <w:hyperlink w:history="1" r:id="rIdbzom6n4t9atjeaamd7gmg">
               <w:r>
                 <w:rPr>
                   <w:rFonts w:ascii="Arial" w:cs="Arial" w:eastAsia="Arial" w:hAnsi="Arial"/>
@@ -29952,7 +29952,7 @@
               <w:spacing w:after="10" w:before="0"/>
               <w:ind w:left="120"/>
             </w:pPr>
-            <w:hyperlink w:history="1" r:id="rIdbpwpqqrc7ctymt8jloxva">
+            <w:hyperlink w:history="1" r:id="rIdcjkat4zstlh9bkdjcohwi">
               <w:r>
                 <w:rPr>
                   <w:rFonts w:ascii="Arial" w:cs="Arial" w:eastAsia="Arial" w:hAnsi="Arial"/>
@@ -30147,7 +30147,7 @@
             <w:pPr>
               <w:spacing w:after="20" w:before="0"/>
             </w:pPr>
-            <w:hyperlink w:history="1" r:id="rIdcauhokpgiltzltqqrrh4y">
+            <w:hyperlink w:history="1" r:id="rIdhnykeba1f3fitnmdejkej">
               <w:r>
                 <w:rPr>
                   <w:rFonts w:ascii="Arial" w:cs="Arial" w:eastAsia="Arial" w:hAnsi="Arial"/>
@@ -30180,7 +30180,7 @@
               <w:spacing w:after="10" w:before="0"/>
               <w:ind w:left="120"/>
             </w:pPr>
-            <w:hyperlink w:history="1" r:id="rIdmdrptdamigtjcyf-hczi8">
+            <w:hyperlink w:history="1" r:id="rIdfsv-9salaaixrtkjc9clk">
               <w:r>
                 <w:rPr>
                   <w:rFonts w:ascii="Arial" w:cs="Arial" w:eastAsia="Arial" w:hAnsi="Arial"/>
@@ -30225,7 +30225,7 @@
             <w:pPr>
               <w:spacing w:after="20" w:before="0"/>
             </w:pPr>
-            <w:hyperlink w:history="1" r:id="rIds5r2evj3iwcbhsnw1d1cl">
+            <w:hyperlink w:history="1" r:id="rIdpth2cekrtkdmvbeh80t1t">
               <w:r>
                 <w:rPr>
                   <w:rFonts w:ascii="Arial" w:cs="Arial" w:eastAsia="Arial" w:hAnsi="Arial"/>
@@ -30258,7 +30258,7 @@
               <w:spacing w:after="10" w:before="0"/>
               <w:ind w:left="120"/>
             </w:pPr>
-            <w:hyperlink w:history="1" r:id="rId8sllyjmcj-64qc6he02qu">
+            <w:hyperlink w:history="1" r:id="rIdmunyjtm8xtwi8akarhgme">
               <w:r>
                 <w:rPr>
                   <w:rFonts w:ascii="Arial" w:cs="Arial" w:eastAsia="Arial" w:hAnsi="Arial"/>
@@ -30453,7 +30453,7 @@
             <w:pPr>
               <w:spacing w:after="20" w:before="0"/>
             </w:pPr>
-            <w:hyperlink w:history="1" r:id="rId4iqrsnd4eb5gf9ektwzc5">
+            <w:hyperlink w:history="1" r:id="rIdvfbcg1umb0trdfcdeiew6">
               <w:r>
                 <w:rPr>
                   <w:rFonts w:ascii="Arial" w:cs="Arial" w:eastAsia="Arial" w:hAnsi="Arial"/>
@@ -30486,7 +30486,7 @@
               <w:spacing w:after="10" w:before="0"/>
               <w:ind w:left="120"/>
             </w:pPr>
-            <w:hyperlink w:history="1" r:id="rIddimj5gdemzpnv8gon6wgh">
+            <w:hyperlink w:history="1" r:id="rIddnwh2gn29ri6i1llcjfkw">
               <w:r>
                 <w:rPr>
                   <w:rFonts w:ascii="Arial" w:cs="Arial" w:eastAsia="Arial" w:hAnsi="Arial"/>
@@ -30531,7 +30531,7 @@
             <w:pPr>
               <w:spacing w:after="20" w:before="0"/>
             </w:pPr>
-            <w:hyperlink w:history="1" r:id="rId_00p-xxvf_gnxv1umodca">
+            <w:hyperlink w:history="1" r:id="rIdz0jlfiitdcoswal9dmc0r">
               <w:r>
                 <w:rPr>
                   <w:rFonts w:ascii="Arial" w:cs="Arial" w:eastAsia="Arial" w:hAnsi="Arial"/>
@@ -30564,7 +30564,7 @@
               <w:spacing w:after="10" w:before="0"/>
               <w:ind w:left="120"/>
             </w:pPr>
-            <w:hyperlink w:history="1" r:id="rIdd8i0-ko2ai_cv4ph4pcpf">
+            <w:hyperlink w:history="1" r:id="rIdtwuryuhsaxhkguyyfikvy">
               <w:r>
                 <w:rPr>
                   <w:rFonts w:ascii="Arial" w:cs="Arial" w:eastAsia="Arial" w:hAnsi="Arial"/>
@@ -30759,7 +30759,7 @@
             <w:pPr>
               <w:spacing w:after="20" w:before="0"/>
             </w:pPr>
-            <w:hyperlink w:history="1" r:id="rId701bkvi5qplemt59geui4">
+            <w:hyperlink w:history="1" r:id="rIdlfftx1fbjaiuclzuyuhrr">
               <w:r>
                 <w:rPr>
                   <w:rFonts w:ascii="Arial" w:cs="Arial" w:eastAsia="Arial" w:hAnsi="Arial"/>
@@ -30792,7 +30792,7 @@
               <w:spacing w:after="10" w:before="0"/>
               <w:ind w:left="120"/>
             </w:pPr>
-            <w:hyperlink w:history="1" r:id="rIdeicrrwn2cnr-s8rjm5fw7">
+            <w:hyperlink w:history="1" r:id="rIdmfyafus99ubax4omtfnjy">
               <w:r>
                 <w:rPr>
                   <w:rFonts w:ascii="Arial" w:cs="Arial" w:eastAsia="Arial" w:hAnsi="Arial"/>
@@ -30837,7 +30837,7 @@
             <w:pPr>
               <w:spacing w:after="20" w:before="0"/>
             </w:pPr>
-            <w:hyperlink w:history="1" r:id="rIdpymp4ulf6fhsj6geo_-aj">
+            <w:hyperlink w:history="1" r:id="rIdndbmjqkz43moijkhlz13_">
               <w:r>
                 <w:rPr>
                   <w:rFonts w:ascii="Arial" w:cs="Arial" w:eastAsia="Arial" w:hAnsi="Arial"/>
@@ -30870,7 +30870,7 @@
               <w:spacing w:after="10" w:before="0"/>
               <w:ind w:left="120"/>
             </w:pPr>
-            <w:hyperlink w:history="1" r:id="rIdas4kpy4gt3plhzzspbl5f">
+            <w:hyperlink w:history="1" r:id="rIdj_ryktdxdkm1wn7lt_6e5">
               <w:r>
                 <w:rPr>
                   <w:rFonts w:ascii="Arial" w:cs="Arial" w:eastAsia="Arial" w:hAnsi="Arial"/>
@@ -31648,7 +31648,7 @@
         </w:rPr>
         <w:t xml:space="preserve">© 2026 SeaVuria and ARES. Aligned with KICD objectives. Developed by SeaVuria; technical implementation by ARES (with AI assistance from Claude). Licensed under </w:t>
       </w:r>
-      <w:hyperlink w:history="1" r:id="rId0wtld0fpl9thxjxcnm7x9">
+      <w:hyperlink w:history="1" r:id="rIdi50xy96nf_zx93cefdo4m">
         <w:r>
           <w:rPr>
             <w:rFonts w:ascii="Arial" w:cs="Arial" w:eastAsia="Arial" w:hAnsi="Arial"/>
@@ -31669,7 +31669,7 @@
         </w:rPr>
         <w:t xml:space="preserve"> (</w:t>
       </w:r>
-      <w:hyperlink w:history="1" r:id="rIdxkyuo9axnhzzmnoxjf3w3">
+      <w:hyperlink w:history="1" r:id="rIdfidmfebhe9-pglta7f4ee">
         <w:r>
           <w:rPr>
             <w:rFonts w:ascii="Arial" w:cs="Arial" w:eastAsia="Arial" w:hAnsi="Arial"/>

--- a/data/outputs/v2/Maths/SS3.2_Rotation/Mathematics_Rotation_CBE_LessonSequence.docx
+++ b/data/outputs/v2/Maths/SS3.2_Rotation/Mathematics_Rotation_CBE_LessonSequence.docx
@@ -2459,7 +2459,7 @@
         </w:rPr>
         <w:t xml:space="preserve">© 2026 SeaVuria and ARES. This work is licensed under a </w:t>
       </w:r>
-      <w:hyperlink w:history="1" r:id="rIdsyam7f7avql_p926pco_6">
+      <w:hyperlink w:history="1" r:id="rId7jy6m4rpvcpa7l0ywvwku">
         <w:r>
           <w:rPr>
             <w:rFonts w:ascii="Arial" w:cs="Arial" w:eastAsia="Arial" w:hAnsi="Arial"/>
@@ -2479,7 +2479,7 @@
         </w:rPr>
         <w:t xml:space="preserve"> (</w:t>
       </w:r>
-      <w:hyperlink w:history="1" r:id="rIdpwk__8hx1ro-ry1kfl6nj">
+      <w:hyperlink w:history="1" r:id="rId6-oc6p4oj65wacfi0eoia">
         <w:r>
           <w:rPr>
             <w:rFonts w:ascii="Arial" w:cs="Arial" w:eastAsia="Arial" w:hAnsi="Arial"/>
@@ -2499,7 +2499,7 @@
         </w:rPr>
         <w:t xml:space="preserve">). To view a copy of this license, visit </w:t>
       </w:r>
-      <w:hyperlink w:history="1" r:id="rIdomfwtflpaml99bwt9gflj">
+      <w:hyperlink w:history="1" r:id="rIdiqb9fla1_cl8gktz6icgu">
         <w:r>
           <w:rPr>
             <w:rFonts w:ascii="Arial" w:cs="Arial" w:eastAsia="Arial" w:hAnsi="Arial"/>
@@ -3511,7 +3511,7 @@
             <w:pPr>
               <w:spacing w:after="20" w:before="0"/>
             </w:pPr>
-            <w:hyperlink w:history="1" r:id="rIdqh1hibg9tjt8ay5b-vuo7">
+            <w:hyperlink w:history="1" r:id="rIdzbpgbuax-lgjajzldndpr">
               <w:r>
                 <w:rPr>
                   <w:rFonts w:ascii="Arial" w:cs="Arial" w:eastAsia="Arial" w:hAnsi="Arial"/>
@@ -3544,7 +3544,7 @@
               <w:spacing w:after="10" w:before="0"/>
               <w:ind w:left="120"/>
             </w:pPr>
-            <w:hyperlink w:history="1" r:id="rId6l_9t9lcxptjr-fqadxeo">
+            <w:hyperlink w:history="1" r:id="rIdnet6t1ryybr3an47zkn0t">
               <w:r>
                 <w:rPr>
                   <w:rFonts w:ascii="Arial" w:cs="Arial" w:eastAsia="Arial" w:hAnsi="Arial"/>
@@ -3589,7 +3589,7 @@
             <w:pPr>
               <w:spacing w:after="20" w:before="0"/>
             </w:pPr>
-            <w:hyperlink w:history="1" r:id="rIdkcxcnmisjvavx7zjw6sx8">
+            <w:hyperlink w:history="1" r:id="rIdwkser3qrrre0f9hmm-ghv">
               <w:r>
                 <w:rPr>
                   <w:rFonts w:ascii="Arial" w:cs="Arial" w:eastAsia="Arial" w:hAnsi="Arial"/>
@@ -3622,7 +3622,7 @@
               <w:spacing w:after="10" w:before="0"/>
               <w:ind w:left="120"/>
             </w:pPr>
-            <w:hyperlink w:history="1" r:id="rIdb2x6pr0-ljysuz98i1y4n">
+            <w:hyperlink w:history="1" r:id="rIdtubqnl0bclxhx0mign6ft">
               <w:r>
                 <w:rPr>
                   <w:rFonts w:ascii="Arial" w:cs="Arial" w:eastAsia="Arial" w:hAnsi="Arial"/>
@@ -3817,7 +3817,7 @@
             <w:pPr>
               <w:spacing w:after="20" w:before="0"/>
             </w:pPr>
-            <w:hyperlink w:history="1" r:id="rIdh93i_wt_jywu2-dmentqu">
+            <w:hyperlink w:history="1" r:id="rIdgyw-s07m_1vmduxtdcntq">
               <w:r>
                 <w:rPr>
                   <w:rFonts w:ascii="Arial" w:cs="Arial" w:eastAsia="Arial" w:hAnsi="Arial"/>
@@ -3850,7 +3850,7 @@
               <w:spacing w:after="10" w:before="0"/>
               <w:ind w:left="120"/>
             </w:pPr>
-            <w:hyperlink w:history="1" r:id="rIdgg875343wvbbkb1yzoc9a">
+            <w:hyperlink w:history="1" r:id="rIddob7jov0wecezzd0jpzjt">
               <w:r>
                 <w:rPr>
                   <w:rFonts w:ascii="Arial" w:cs="Arial" w:eastAsia="Arial" w:hAnsi="Arial"/>
@@ -3895,7 +3895,7 @@
             <w:pPr>
               <w:spacing w:after="20" w:before="0"/>
             </w:pPr>
-            <w:hyperlink w:history="1" r:id="rIdcp57ljnj51yu7lc5fd2vq">
+            <w:hyperlink w:history="1" r:id="rIdro3xpe2mnk8eupj_4vpwr">
               <w:r>
                 <w:rPr>
                   <w:rFonts w:ascii="Arial" w:cs="Arial" w:eastAsia="Arial" w:hAnsi="Arial"/>
@@ -3928,7 +3928,7 @@
               <w:spacing w:after="10" w:before="0"/>
               <w:ind w:left="120"/>
             </w:pPr>
-            <w:hyperlink w:history="1" r:id="rIdq-qoqyd0tya1gyvvsjlla">
+            <w:hyperlink w:history="1" r:id="rIdspjpv0hlwsrqfmrlmrba1">
               <w:r>
                 <w:rPr>
                   <w:rFonts w:ascii="Arial" w:cs="Arial" w:eastAsia="Arial" w:hAnsi="Arial"/>
@@ -4123,7 +4123,7 @@
             <w:pPr>
               <w:spacing w:after="20" w:before="0"/>
             </w:pPr>
-            <w:hyperlink w:history="1" r:id="rIdqygl18iklozppmahrq0dy">
+            <w:hyperlink w:history="1" r:id="rId8g6_bnzta8rfjybr7dtqu">
               <w:r>
                 <w:rPr>
                   <w:rFonts w:ascii="Arial" w:cs="Arial" w:eastAsia="Arial" w:hAnsi="Arial"/>
@@ -4156,7 +4156,7 @@
               <w:spacing w:after="10" w:before="0"/>
               <w:ind w:left="120"/>
             </w:pPr>
-            <w:hyperlink w:history="1" r:id="rIdoqkj3dw-zy0cuh994csuh">
+            <w:hyperlink w:history="1" r:id="rIdrvykpj8sxpkskl5h-sdmh">
               <w:r>
                 <w:rPr>
                   <w:rFonts w:ascii="Arial" w:cs="Arial" w:eastAsia="Arial" w:hAnsi="Arial"/>
@@ -4201,7 +4201,7 @@
             <w:pPr>
               <w:spacing w:after="20" w:before="0"/>
             </w:pPr>
-            <w:hyperlink w:history="1" r:id="rIdpazdzey-69bprumjn5ntr">
+            <w:hyperlink w:history="1" r:id="rIdyjx8so1gtbueekh3ysag0">
               <w:r>
                 <w:rPr>
                   <w:rFonts w:ascii="Arial" w:cs="Arial" w:eastAsia="Arial" w:hAnsi="Arial"/>
@@ -4234,7 +4234,7 @@
               <w:spacing w:after="10" w:before="0"/>
               <w:ind w:left="120"/>
             </w:pPr>
-            <w:hyperlink w:history="1" r:id="rIdnqw6ul9zgwxulhmhmhoj0">
+            <w:hyperlink w:history="1" r:id="rIdezucfx1b6ia85zfx5kyuy">
               <w:r>
                 <w:rPr>
                   <w:rFonts w:ascii="Arial" w:cs="Arial" w:eastAsia="Arial" w:hAnsi="Arial"/>
@@ -4429,7 +4429,7 @@
             <w:pPr>
               <w:spacing w:after="20" w:before="0"/>
             </w:pPr>
-            <w:hyperlink w:history="1" r:id="rIdscljpqgmna1z4ct4ck4sr">
+            <w:hyperlink w:history="1" r:id="rIddutncmemovrswwjq6lfcr">
               <w:r>
                 <w:rPr>
                   <w:rFonts w:ascii="Arial" w:cs="Arial" w:eastAsia="Arial" w:hAnsi="Arial"/>
@@ -4462,7 +4462,7 @@
               <w:spacing w:after="10" w:before="0"/>
               <w:ind w:left="120"/>
             </w:pPr>
-            <w:hyperlink w:history="1" r:id="rIdhbtcpvit7lcfqc9w3rfww">
+            <w:hyperlink w:history="1" r:id="rIdqkxbt8vkfpjr7gn4xf9y0">
               <w:r>
                 <w:rPr>
                   <w:rFonts w:ascii="Arial" w:cs="Arial" w:eastAsia="Arial" w:hAnsi="Arial"/>
@@ -4507,7 +4507,7 @@
             <w:pPr>
               <w:spacing w:after="20" w:before="0"/>
             </w:pPr>
-            <w:hyperlink w:history="1" r:id="rId80rkc69jr38tt7ykotlwt">
+            <w:hyperlink w:history="1" r:id="rIdh586swxkpjte8zz9o3ncp">
               <w:r>
                 <w:rPr>
                   <w:rFonts w:ascii="Arial" w:cs="Arial" w:eastAsia="Arial" w:hAnsi="Arial"/>
@@ -4540,7 +4540,7 @@
               <w:spacing w:after="10" w:before="0"/>
               <w:ind w:left="120"/>
             </w:pPr>
-            <w:hyperlink w:history="1" r:id="rIdufajaalhlqg3mtdzal8ge">
+            <w:hyperlink w:history="1" r:id="rIdzuc5_fzgsegya1bz95ylb">
               <w:r>
                 <w:rPr>
                   <w:rFonts w:ascii="Arial" w:cs="Arial" w:eastAsia="Arial" w:hAnsi="Arial"/>
@@ -4735,7 +4735,7 @@
             <w:pPr>
               <w:spacing w:after="20" w:before="0"/>
             </w:pPr>
-            <w:hyperlink w:history="1" r:id="rIdo-hfsz48eh08l9ekugpur">
+            <w:hyperlink w:history="1" r:id="rIdu2fwgizwxi1bwm87e3f_e">
               <w:r>
                 <w:rPr>
                   <w:rFonts w:ascii="Arial" w:cs="Arial" w:eastAsia="Arial" w:hAnsi="Arial"/>
@@ -4768,7 +4768,7 @@
               <w:spacing w:after="10" w:before="0"/>
               <w:ind w:left="120"/>
             </w:pPr>
-            <w:hyperlink w:history="1" r:id="rIdlvstz89ifqanhf4fmiuah">
+            <w:hyperlink w:history="1" r:id="rIdc8ydvdu7gq0f3rvaddeet">
               <w:r>
                 <w:rPr>
                   <w:rFonts w:ascii="Arial" w:cs="Arial" w:eastAsia="Arial" w:hAnsi="Arial"/>
@@ -4813,7 +4813,7 @@
             <w:pPr>
               <w:spacing w:after="20" w:before="0"/>
             </w:pPr>
-            <w:hyperlink w:history="1" r:id="rIdrwngzebzybvfhpwmqoqtj">
+            <w:hyperlink w:history="1" r:id="rId3_2birnqwk8-ojpnbe1lq">
               <w:r>
                 <w:rPr>
                   <w:rFonts w:ascii="Arial" w:cs="Arial" w:eastAsia="Arial" w:hAnsi="Arial"/>
@@ -4862,7 +4862,7 @@
               <w:spacing w:after="10" w:before="0"/>
               <w:ind w:left="120"/>
             </w:pPr>
-            <w:hyperlink w:history="1" r:id="rIdgxegi8dh3hcei_4_-t_a-">
+            <w:hyperlink w:history="1" r:id="rIdybyhjqsssjemquvowxl2x">
               <w:r>
                 <w:rPr>
                   <w:rFonts w:ascii="Arial" w:cs="Arial" w:eastAsia="Arial" w:hAnsi="Arial"/>
@@ -5469,7 +5469,7 @@
         </w:rPr>
         <w:t xml:space="preserve">© 2026 SeaVuria and ARES. Aligned with KICD objectives. Developed by SeaVuria; technical implementation by ARES (with AI assistance from Claude). Licensed under </w:t>
       </w:r>
-      <w:hyperlink w:history="1" r:id="rIdkkbyoa17cgk73bs__ewk9">
+      <w:hyperlink w:history="1" r:id="rIdy7aqe2kji1duyit9nnjmx">
         <w:r>
           <w:rPr>
             <w:rFonts w:ascii="Arial" w:cs="Arial" w:eastAsia="Arial" w:hAnsi="Arial"/>
@@ -5490,7 +5490,7 @@
         </w:rPr>
         <w:t xml:space="preserve"> (</w:t>
       </w:r>
-      <w:hyperlink w:history="1" r:id="rIdhaal_-ids39i1w6axkk_w">
+      <w:hyperlink w:history="1" r:id="rIdkr9gkn6cd4zl9n8jaw1qg">
         <w:r>
           <w:rPr>
             <w:rFonts w:ascii="Arial" w:cs="Arial" w:eastAsia="Arial" w:hAnsi="Arial"/>
@@ -6503,7 +6503,7 @@
             <w:pPr>
               <w:spacing w:after="20" w:before="0"/>
             </w:pPr>
-            <w:hyperlink w:history="1" r:id="rIdgypyu88tbe3myrju0v65a">
+            <w:hyperlink w:history="1" r:id="rIddcktizuhlqdnaqesor3ao">
               <w:r>
                 <w:rPr>
                   <w:rFonts w:ascii="Arial" w:cs="Arial" w:eastAsia="Arial" w:hAnsi="Arial"/>
@@ -6536,7 +6536,7 @@
               <w:spacing w:after="10" w:before="0"/>
               <w:ind w:left="120"/>
             </w:pPr>
-            <w:hyperlink w:history="1" r:id="rIdf_undmjbtkxzaytga5qep">
+            <w:hyperlink w:history="1" r:id="rIdeqnionrxo44yhzkyj1wjd">
               <w:r>
                 <w:rPr>
                   <w:rFonts w:ascii="Arial" w:cs="Arial" w:eastAsia="Arial" w:hAnsi="Arial"/>
@@ -6581,7 +6581,7 @@
             <w:pPr>
               <w:spacing w:after="20" w:before="0"/>
             </w:pPr>
-            <w:hyperlink w:history="1" r:id="rIdaypqt6hy1ndsnwe_dkjit">
+            <w:hyperlink w:history="1" r:id="rIdosa00d5xu_qiodl0p96ra">
               <w:r>
                 <w:rPr>
                   <w:rFonts w:ascii="Arial" w:cs="Arial" w:eastAsia="Arial" w:hAnsi="Arial"/>
@@ -6614,7 +6614,7 @@
               <w:spacing w:after="10" w:before="0"/>
               <w:ind w:left="120"/>
             </w:pPr>
-            <w:hyperlink w:history="1" r:id="rIdwulf3nzdnihg1qclurilr">
+            <w:hyperlink w:history="1" r:id="rIdtfvafqomt1mhfeypgk2oq">
               <w:r>
                 <w:rPr>
                   <w:rFonts w:ascii="Arial" w:cs="Arial" w:eastAsia="Arial" w:hAnsi="Arial"/>
@@ -6809,7 +6809,7 @@
             <w:pPr>
               <w:spacing w:after="20" w:before="0"/>
             </w:pPr>
-            <w:hyperlink w:history="1" r:id="rIdgcfelxjnh9sr-1rs5ouk1">
+            <w:hyperlink w:history="1" r:id="rIdz-nlygfhgcarbsmez1glk">
               <w:r>
                 <w:rPr>
                   <w:rFonts w:ascii="Arial" w:cs="Arial" w:eastAsia="Arial" w:hAnsi="Arial"/>
@@ -6842,7 +6842,7 @@
               <w:spacing w:after="10" w:before="0"/>
               <w:ind w:left="120"/>
             </w:pPr>
-            <w:hyperlink w:history="1" r:id="rIdp9oc_lxz74ahs8yjerdnb">
+            <w:hyperlink w:history="1" r:id="rIdiqbdfdmradoxnytwxpxwc">
               <w:r>
                 <w:rPr>
                   <w:rFonts w:ascii="Arial" w:cs="Arial" w:eastAsia="Arial" w:hAnsi="Arial"/>
@@ -6887,7 +6887,7 @@
             <w:pPr>
               <w:spacing w:after="20" w:before="0"/>
             </w:pPr>
-            <w:hyperlink w:history="1" r:id="rIdqoy900qoce6jpkxukugmo">
+            <w:hyperlink w:history="1" r:id="rIdpwx6p4cyjjvsnnlhuzgik">
               <w:r>
                 <w:rPr>
                   <w:rFonts w:ascii="Arial" w:cs="Arial" w:eastAsia="Arial" w:hAnsi="Arial"/>
@@ -6920,7 +6920,7 @@
               <w:spacing w:after="10" w:before="0"/>
               <w:ind w:left="120"/>
             </w:pPr>
-            <w:hyperlink w:history="1" r:id="rIdfbcs1ynq8c1dzbkjz0yte">
+            <w:hyperlink w:history="1" r:id="rIddvrren00h7r5ncahpklyw">
               <w:r>
                 <w:rPr>
                   <w:rFonts w:ascii="Arial" w:cs="Arial" w:eastAsia="Arial" w:hAnsi="Arial"/>
@@ -7115,7 +7115,7 @@
             <w:pPr>
               <w:spacing w:after="20" w:before="0"/>
             </w:pPr>
-            <w:hyperlink w:history="1" r:id="rIdkgyme8if0dlllt3tq_sot">
+            <w:hyperlink w:history="1" r:id="rIdeut2splr69rhnni9q6mkd">
               <w:r>
                 <w:rPr>
                   <w:rFonts w:ascii="Arial" w:cs="Arial" w:eastAsia="Arial" w:hAnsi="Arial"/>
@@ -7164,7 +7164,7 @@
               <w:spacing w:after="10" w:before="0"/>
               <w:ind w:left="120"/>
             </w:pPr>
-            <w:hyperlink w:history="1" r:id="rIdvn-vzosbnyxs3ud3dtskg">
+            <w:hyperlink w:history="1" r:id="rIdxpynvwln-4krmp_sihfxc">
               <w:r>
                 <w:rPr>
                   <w:rFonts w:ascii="Arial" w:cs="Arial" w:eastAsia="Arial" w:hAnsi="Arial"/>
@@ -7209,7 +7209,7 @@
             <w:pPr>
               <w:spacing w:after="20" w:before="0"/>
             </w:pPr>
-            <w:hyperlink w:history="1" r:id="rIdp46qmizompxibdjwukb8f">
+            <w:hyperlink w:history="1" r:id="rId9np9iy15qqkwi1frq7c0p">
               <w:r>
                 <w:rPr>
                   <w:rFonts w:ascii="Arial" w:cs="Arial" w:eastAsia="Arial" w:hAnsi="Arial"/>
@@ -7258,7 +7258,7 @@
               <w:spacing w:after="10" w:before="0"/>
               <w:ind w:left="120"/>
             </w:pPr>
-            <w:hyperlink w:history="1" r:id="rId1dqkuwzkvom0bnoy1nrpt">
+            <w:hyperlink w:history="1" r:id="rIdk-grvyjkqvkncyw_7lc6m">
               <w:r>
                 <w:rPr>
                   <w:rFonts w:ascii="Arial" w:cs="Arial" w:eastAsia="Arial" w:hAnsi="Arial"/>
@@ -7453,7 +7453,7 @@
             <w:pPr>
               <w:spacing w:after="20" w:before="0"/>
             </w:pPr>
-            <w:hyperlink w:history="1" r:id="rIdkomkeq45yt7_fwt3epdkd">
+            <w:hyperlink w:history="1" r:id="rId0nocb0lie5j2g8zed8m7i">
               <w:r>
                 <w:rPr>
                   <w:rFonts w:ascii="Arial" w:cs="Arial" w:eastAsia="Arial" w:hAnsi="Arial"/>
@@ -7502,7 +7502,7 @@
               <w:spacing w:after="10" w:before="0"/>
               <w:ind w:left="120"/>
             </w:pPr>
-            <w:hyperlink w:history="1" r:id="rIdznot29mn58ymcvdrbl4_8">
+            <w:hyperlink w:history="1" r:id="rId-fc_s2tr5zhadwz8tce7v">
               <w:r>
                 <w:rPr>
                   <w:rFonts w:ascii="Arial" w:cs="Arial" w:eastAsia="Arial" w:hAnsi="Arial"/>
@@ -7547,7 +7547,7 @@
             <w:pPr>
               <w:spacing w:after="20" w:before="0"/>
             </w:pPr>
-            <w:hyperlink w:history="1" r:id="rIdbk0ypywjb5z0z0xt8xtjr">
+            <w:hyperlink w:history="1" r:id="rIdtif8apl4eiwlw9yvtlenc">
               <w:r>
                 <w:rPr>
                   <w:rFonts w:ascii="Arial" w:cs="Arial" w:eastAsia="Arial" w:hAnsi="Arial"/>
@@ -7596,7 +7596,7 @@
               <w:spacing w:after="10" w:before="0"/>
               <w:ind w:left="120"/>
             </w:pPr>
-            <w:hyperlink w:history="1" r:id="rIdomm76dpu3yx3db2ltkett">
+            <w:hyperlink w:history="1" r:id="rIdy2nlihwppbaabmkct68ud">
               <w:r>
                 <w:rPr>
                   <w:rFonts w:ascii="Arial" w:cs="Arial" w:eastAsia="Arial" w:hAnsi="Arial"/>
@@ -7791,7 +7791,7 @@
             <w:pPr>
               <w:spacing w:after="20" w:before="0"/>
             </w:pPr>
-            <w:hyperlink w:history="1" r:id="rIdaackd5ifajutwyjob3iyu">
+            <w:hyperlink w:history="1" r:id="rIdwor3obijrovi5c_g-kbqt">
               <w:r>
                 <w:rPr>
                   <w:rFonts w:ascii="Arial" w:cs="Arial" w:eastAsia="Arial" w:hAnsi="Arial"/>
@@ -7824,7 +7824,7 @@
               <w:spacing w:after="10" w:before="0"/>
               <w:ind w:left="120"/>
             </w:pPr>
-            <w:hyperlink w:history="1" r:id="rIdu-5wr9uwlmspvg6nuy4qh">
+            <w:hyperlink w:history="1" r:id="rId-mdcssf8pcurozr-9x7a1">
               <w:r>
                 <w:rPr>
                   <w:rFonts w:ascii="Arial" w:cs="Arial" w:eastAsia="Arial" w:hAnsi="Arial"/>
@@ -7869,7 +7869,7 @@
             <w:pPr>
               <w:spacing w:after="20" w:before="0"/>
             </w:pPr>
-            <w:hyperlink w:history="1" r:id="rId8fdrz9pdmgkv8t-aq1g-c">
+            <w:hyperlink w:history="1" r:id="rIds5yecur3evwnwrnnn1xa1">
               <w:r>
                 <w:rPr>
                   <w:rFonts w:ascii="Arial" w:cs="Arial" w:eastAsia="Arial" w:hAnsi="Arial"/>
@@ -7918,7 +7918,7 @@
               <w:spacing w:after="10" w:before="0"/>
               <w:ind w:left="120"/>
             </w:pPr>
-            <w:hyperlink w:history="1" r:id="rIdyqm3iarq9nn_mx3tjpyt_">
+            <w:hyperlink w:history="1" r:id="rId5lu8kewpnbozsdzun2j6n">
               <w:r>
                 <w:rPr>
                   <w:rFonts w:ascii="Arial" w:cs="Arial" w:eastAsia="Arial" w:hAnsi="Arial"/>
@@ -8430,7 +8430,7 @@
         </w:rPr>
         <w:t xml:space="preserve">© 2026 SeaVuria and ARES. Aligned with KICD objectives. Developed by SeaVuria; technical implementation by ARES (with AI assistance from Claude). Licensed under </w:t>
       </w:r>
-      <w:hyperlink w:history="1" r:id="rIdm4fojmilq3dvd-7poxz-f">
+      <w:hyperlink w:history="1" r:id="rId18a3dslzqougbuydcz_vc">
         <w:r>
           <w:rPr>
             <w:rFonts w:ascii="Arial" w:cs="Arial" w:eastAsia="Arial" w:hAnsi="Arial"/>
@@ -8451,7 +8451,7 @@
         </w:rPr>
         <w:t xml:space="preserve"> (</w:t>
       </w:r>
-      <w:hyperlink w:history="1" r:id="rIdfwbsntbcmua1hyaulaila">
+      <w:hyperlink w:history="1" r:id="rIdxbl7azuxxkkb4yiv4acwo">
         <w:r>
           <w:rPr>
             <w:rFonts w:ascii="Arial" w:cs="Arial" w:eastAsia="Arial" w:hAnsi="Arial"/>
@@ -9464,7 +9464,7 @@
             <w:pPr>
               <w:spacing w:after="20" w:before="0"/>
             </w:pPr>
-            <w:hyperlink w:history="1" r:id="rIdovliapld-hpv568nsjzkv">
+            <w:hyperlink w:history="1" r:id="rIdwr6dsez5tdpr_by-udcgm">
               <w:r>
                 <w:rPr>
                   <w:rFonts w:ascii="Arial" w:cs="Arial" w:eastAsia="Arial" w:hAnsi="Arial"/>
@@ -9497,7 +9497,7 @@
               <w:spacing w:after="10" w:before="0"/>
               <w:ind w:left="120"/>
             </w:pPr>
-            <w:hyperlink w:history="1" r:id="rId8lo6rzve_c3tkhq0gmokz">
+            <w:hyperlink w:history="1" r:id="rIdxxkc-idkhktsxpszzyifg">
               <w:r>
                 <w:rPr>
                   <w:rFonts w:ascii="Arial" w:cs="Arial" w:eastAsia="Arial" w:hAnsi="Arial"/>
@@ -9542,7 +9542,7 @@
             <w:pPr>
               <w:spacing w:after="20" w:before="0"/>
             </w:pPr>
-            <w:hyperlink w:history="1" r:id="rIdmu2gpv3vodsvmy89asnho">
+            <w:hyperlink w:history="1" r:id="rIdrzm4r0neivvj0p8itkgpe">
               <w:r>
                 <w:rPr>
                   <w:rFonts w:ascii="Arial" w:cs="Arial" w:eastAsia="Arial" w:hAnsi="Arial"/>
@@ -9575,7 +9575,7 @@
               <w:spacing w:after="10" w:before="0"/>
               <w:ind w:left="120"/>
             </w:pPr>
-            <w:hyperlink w:history="1" r:id="rIdnx6zigtgzmgoojkphl7q5">
+            <w:hyperlink w:history="1" r:id="rIdhcoobi-r2kmx3vc3elzkr">
               <w:r>
                 <w:rPr>
                   <w:rFonts w:ascii="Arial" w:cs="Arial" w:eastAsia="Arial" w:hAnsi="Arial"/>
@@ -9770,7 +9770,7 @@
             <w:pPr>
               <w:spacing w:after="20" w:before="0"/>
             </w:pPr>
-            <w:hyperlink w:history="1" r:id="rIdjumrmncgitu73dssuckg9">
+            <w:hyperlink w:history="1" r:id="rIdj45bfp-1xej0-flct0spd">
               <w:r>
                 <w:rPr>
                   <w:rFonts w:ascii="Arial" w:cs="Arial" w:eastAsia="Arial" w:hAnsi="Arial"/>
@@ -9803,7 +9803,7 @@
               <w:spacing w:after="10" w:before="0"/>
               <w:ind w:left="120"/>
             </w:pPr>
-            <w:hyperlink w:history="1" r:id="rId0j_pwlsuor4om9u-7zdug">
+            <w:hyperlink w:history="1" r:id="rIdaim2ixserspykv_l5ctsx">
               <w:r>
                 <w:rPr>
                   <w:rFonts w:ascii="Arial" w:cs="Arial" w:eastAsia="Arial" w:hAnsi="Arial"/>
@@ -9848,7 +9848,7 @@
             <w:pPr>
               <w:spacing w:after="20" w:before="0"/>
             </w:pPr>
-            <w:hyperlink w:history="1" r:id="rIdgps5qhyc5pva_e1ix9dh4">
+            <w:hyperlink w:history="1" r:id="rIdfgsgrwahyk5y9ap2qynjj">
               <w:r>
                 <w:rPr>
                   <w:rFonts w:ascii="Arial" w:cs="Arial" w:eastAsia="Arial" w:hAnsi="Arial"/>
@@ -9881,7 +9881,7 @@
               <w:spacing w:after="10" w:before="0"/>
               <w:ind w:left="120"/>
             </w:pPr>
-            <w:hyperlink w:history="1" r:id="rId-eh9s4syvhtclpeajztf9">
+            <w:hyperlink w:history="1" r:id="rIdlbeyrdhvhotqep84cgheo">
               <w:r>
                 <w:rPr>
                   <w:rFonts w:ascii="Arial" w:cs="Arial" w:eastAsia="Arial" w:hAnsi="Arial"/>
@@ -10076,7 +10076,7 @@
             <w:pPr>
               <w:spacing w:after="20" w:before="0"/>
             </w:pPr>
-            <w:hyperlink w:history="1" r:id="rIdrpumzagtgss7swvl7dw8r">
+            <w:hyperlink w:history="1" r:id="rIdoy73k18hskmbfvk6jqtkt">
               <w:r>
                 <w:rPr>
                   <w:rFonts w:ascii="Arial" w:cs="Arial" w:eastAsia="Arial" w:hAnsi="Arial"/>
@@ -10125,7 +10125,7 @@
               <w:spacing w:after="10" w:before="0"/>
               <w:ind w:left="120"/>
             </w:pPr>
-            <w:hyperlink w:history="1" r:id="rIdd9vzondwrwaied3nnpb4y">
+            <w:hyperlink w:history="1" r:id="rIdzgetbf5oiybdesginmo31">
               <w:r>
                 <w:rPr>
                   <w:rFonts w:ascii="Arial" w:cs="Arial" w:eastAsia="Arial" w:hAnsi="Arial"/>
@@ -10170,7 +10170,7 @@
             <w:pPr>
               <w:spacing w:after="20" w:before="0"/>
             </w:pPr>
-            <w:hyperlink w:history="1" r:id="rIdjk5wdsjff7gfdffxtjnti">
+            <w:hyperlink w:history="1" r:id="rIdhrfxocendvv29hovtlhxn">
               <w:r>
                 <w:rPr>
                   <w:rFonts w:ascii="Arial" w:cs="Arial" w:eastAsia="Arial" w:hAnsi="Arial"/>
@@ -10203,7 +10203,7 @@
               <w:spacing w:after="10" w:before="0"/>
               <w:ind w:left="120"/>
             </w:pPr>
-            <w:hyperlink w:history="1" r:id="rId0erenkqt3fvyu5k1gmjfx">
+            <w:hyperlink w:history="1" r:id="rIddxlnxjdmbajqh8aoolqrs">
               <w:r>
                 <w:rPr>
                   <w:rFonts w:ascii="Arial" w:cs="Arial" w:eastAsia="Arial" w:hAnsi="Arial"/>
@@ -10398,7 +10398,7 @@
             <w:pPr>
               <w:spacing w:after="20" w:before="0"/>
             </w:pPr>
-            <w:hyperlink w:history="1" r:id="rIdta3d8vznvxia9ll7_r8gs">
+            <w:hyperlink w:history="1" r:id="rId3s3j-laqfbuudocv2vyjq">
               <w:r>
                 <w:rPr>
                   <w:rFonts w:ascii="Arial" w:cs="Arial" w:eastAsia="Arial" w:hAnsi="Arial"/>
@@ -10447,7 +10447,7 @@
               <w:spacing w:after="10" w:before="0"/>
               <w:ind w:left="120"/>
             </w:pPr>
-            <w:hyperlink w:history="1" r:id="rIderer-2fp-nra6mlyx5qsw">
+            <w:hyperlink w:history="1" r:id="rIdphhu2zgtrqvlvujogt68c">
               <w:r>
                 <w:rPr>
                   <w:rFonts w:ascii="Arial" w:cs="Arial" w:eastAsia="Arial" w:hAnsi="Arial"/>
@@ -10492,7 +10492,7 @@
             <w:pPr>
               <w:spacing w:after="20" w:before="0"/>
             </w:pPr>
-            <w:hyperlink w:history="1" r:id="rIdevbywawsioufbug2m6qbv">
+            <w:hyperlink w:history="1" r:id="rIdupny1vqqygcf40e6irsok">
               <w:r>
                 <w:rPr>
                   <w:rFonts w:ascii="Arial" w:cs="Arial" w:eastAsia="Arial" w:hAnsi="Arial"/>
@@ -10525,7 +10525,7 @@
               <w:spacing w:after="10" w:before="0"/>
               <w:ind w:left="120"/>
             </w:pPr>
-            <w:hyperlink w:history="1" r:id="rIdq_e5e1lio0527nwx667mb">
+            <w:hyperlink w:history="1" r:id="rId8rwrfxjcknk88usisd7dq">
               <w:r>
                 <w:rPr>
                   <w:rFonts w:ascii="Arial" w:cs="Arial" w:eastAsia="Arial" w:hAnsi="Arial"/>
@@ -10720,7 +10720,7 @@
             <w:pPr>
               <w:spacing w:after="20" w:before="0"/>
             </w:pPr>
-            <w:hyperlink w:history="1" r:id="rIdezfmy2scjnhkebqvmq6ax">
+            <w:hyperlink w:history="1" r:id="rIdliqhpqul4mlpa1rpdpqvk">
               <w:r>
                 <w:rPr>
                   <w:rFonts w:ascii="Arial" w:cs="Arial" w:eastAsia="Arial" w:hAnsi="Arial"/>
@@ -10769,7 +10769,7 @@
               <w:spacing w:after="10" w:before="0"/>
               <w:ind w:left="120"/>
             </w:pPr>
-            <w:hyperlink w:history="1" r:id="rIdfgonyjcsjn4pxlr1c19ja">
+            <w:hyperlink w:history="1" r:id="rId4cewrsjcsgbp-ctqjijtl">
               <w:r>
                 <w:rPr>
                   <w:rFonts w:ascii="Arial" w:cs="Arial" w:eastAsia="Arial" w:hAnsi="Arial"/>
@@ -10814,7 +10814,7 @@
             <w:pPr>
               <w:spacing w:after="20" w:before="0"/>
             </w:pPr>
-            <w:hyperlink w:history="1" r:id="rId2rxnmidhwriq2_seld74a">
+            <w:hyperlink w:history="1" r:id="rIdv2q5ejm-z6pcew0b3a1xu">
               <w:r>
                 <w:rPr>
                   <w:rFonts w:ascii="Arial" w:cs="Arial" w:eastAsia="Arial" w:hAnsi="Arial"/>
@@ -10863,7 +10863,7 @@
               <w:spacing w:after="10" w:before="0"/>
               <w:ind w:left="120"/>
             </w:pPr>
-            <w:hyperlink w:history="1" r:id="rIdivifhm3swbpzhogmemxfv">
+            <w:hyperlink w:history="1" r:id="rId4rnvq-yvrgnu78m-db5t8">
               <w:r>
                 <w:rPr>
                   <w:rFonts w:ascii="Arial" w:cs="Arial" w:eastAsia="Arial" w:hAnsi="Arial"/>
@@ -11375,7 +11375,7 @@
         </w:rPr>
         <w:t xml:space="preserve">© 2026 SeaVuria and ARES. Aligned with KICD objectives. Developed by SeaVuria; technical implementation by ARES (with AI assistance from Claude). Licensed under </w:t>
       </w:r>
-      <w:hyperlink w:history="1" r:id="rIdov8k4zyrkdrm-klwao7tg">
+      <w:hyperlink w:history="1" r:id="rIdqsf85zyykzmwsp4btzvin">
         <w:r>
           <w:rPr>
             <w:rFonts w:ascii="Arial" w:cs="Arial" w:eastAsia="Arial" w:hAnsi="Arial"/>
@@ -11396,7 +11396,7 @@
         </w:rPr>
         <w:t xml:space="preserve"> (</w:t>
       </w:r>
-      <w:hyperlink w:history="1" r:id="rIdrn-43vixg7plzl5vxdbhf">
+      <w:hyperlink w:history="1" r:id="rIdlnjvmsqfvvwikuc7kworc">
         <w:r>
           <w:rPr>
             <w:rFonts w:ascii="Arial" w:cs="Arial" w:eastAsia="Arial" w:hAnsi="Arial"/>
@@ -12409,7 +12409,7 @@
             <w:pPr>
               <w:spacing w:after="20" w:before="0"/>
             </w:pPr>
-            <w:hyperlink w:history="1" r:id="rIdqbozkijm7gnxst7zs7l-p">
+            <w:hyperlink w:history="1" r:id="rId7b5vyyj3zjcj8l1sgftnq">
               <w:r>
                 <w:rPr>
                   <w:rFonts w:ascii="Arial" w:cs="Arial" w:eastAsia="Arial" w:hAnsi="Arial"/>
@@ -12442,7 +12442,7 @@
               <w:spacing w:after="10" w:before="0"/>
               <w:ind w:left="120"/>
             </w:pPr>
-            <w:hyperlink w:history="1" r:id="rIdqlrxrn9rniasm7kildh7w">
+            <w:hyperlink w:history="1" r:id="rIdlsihnqfaxa7ockerswos4">
               <w:r>
                 <w:rPr>
                   <w:rFonts w:ascii="Arial" w:cs="Arial" w:eastAsia="Arial" w:hAnsi="Arial"/>
@@ -12487,7 +12487,7 @@
             <w:pPr>
               <w:spacing w:after="20" w:before="0"/>
             </w:pPr>
-            <w:hyperlink w:history="1" r:id="rIdqupekip1v8nbi1btmnbah">
+            <w:hyperlink w:history="1" r:id="rId_0c1aynqpebeavn3svijg">
               <w:r>
                 <w:rPr>
                   <w:rFonts w:ascii="Arial" w:cs="Arial" w:eastAsia="Arial" w:hAnsi="Arial"/>
@@ -12520,7 +12520,7 @@
               <w:spacing w:after="10" w:before="0"/>
               <w:ind w:left="120"/>
             </w:pPr>
-            <w:hyperlink w:history="1" r:id="rIdq0phkmxiuyfyjfx_psoak">
+            <w:hyperlink w:history="1" r:id="rIdejteawhmh2hquc-wezpkd">
               <w:r>
                 <w:rPr>
                   <w:rFonts w:ascii="Arial" w:cs="Arial" w:eastAsia="Arial" w:hAnsi="Arial"/>
@@ -12715,7 +12715,7 @@
             <w:pPr>
               <w:spacing w:after="20" w:before="0"/>
             </w:pPr>
-            <w:hyperlink w:history="1" r:id="rIdfmnv9nf_9unkonshitdmi">
+            <w:hyperlink w:history="1" r:id="rId3c-igky6oihrvbuptd_a2">
               <w:r>
                 <w:rPr>
                   <w:rFonts w:ascii="Arial" w:cs="Arial" w:eastAsia="Arial" w:hAnsi="Arial"/>
@@ -12748,7 +12748,7 @@
               <w:spacing w:after="10" w:before="0"/>
               <w:ind w:left="120"/>
             </w:pPr>
-            <w:hyperlink w:history="1" r:id="rIdu1kbjybmdncrw2sdypkci">
+            <w:hyperlink w:history="1" r:id="rIdx71rgnmmv70a6j5tkosfi">
               <w:r>
                 <w:rPr>
                   <w:rFonts w:ascii="Arial" w:cs="Arial" w:eastAsia="Arial" w:hAnsi="Arial"/>
@@ -12793,7 +12793,7 @@
             <w:pPr>
               <w:spacing w:after="20" w:before="0"/>
             </w:pPr>
-            <w:hyperlink w:history="1" r:id="rIduzbcq_rmilyoolpmtyj6a">
+            <w:hyperlink w:history="1" r:id="rIdbyekqly_t33jdlc4ay3se">
               <w:r>
                 <w:rPr>
                   <w:rFonts w:ascii="Arial" w:cs="Arial" w:eastAsia="Arial" w:hAnsi="Arial"/>
@@ -12826,7 +12826,7 @@
               <w:spacing w:after="10" w:before="0"/>
               <w:ind w:left="120"/>
             </w:pPr>
-            <w:hyperlink w:history="1" r:id="rId4nyyuf1qst_mgxbwwlv6v">
+            <w:hyperlink w:history="1" r:id="rId9_rglngwpezyhuzu-ffzy">
               <w:r>
                 <w:rPr>
                   <w:rFonts w:ascii="Arial" w:cs="Arial" w:eastAsia="Arial" w:hAnsi="Arial"/>
@@ -13021,7 +13021,7 @@
             <w:pPr>
               <w:spacing w:after="20" w:before="0"/>
             </w:pPr>
-            <w:hyperlink w:history="1" r:id="rIdcrrcyfoq7eznaoju0jccq">
+            <w:hyperlink w:history="1" r:id="rIdxlh0ixz7g3fzum2ijhqa0">
               <w:r>
                 <w:rPr>
                   <w:rFonts w:ascii="Arial" w:cs="Arial" w:eastAsia="Arial" w:hAnsi="Arial"/>
@@ -13054,7 +13054,7 @@
               <w:spacing w:after="10" w:before="0"/>
               <w:ind w:left="120"/>
             </w:pPr>
-            <w:hyperlink w:history="1" r:id="rIdisw1dryldbovqalzhyiwo">
+            <w:hyperlink w:history="1" r:id="rId5r_1-xg-eb-0jk65ffvw0">
               <w:r>
                 <w:rPr>
                   <w:rFonts w:ascii="Arial" w:cs="Arial" w:eastAsia="Arial" w:hAnsi="Arial"/>
@@ -13099,7 +13099,7 @@
             <w:pPr>
               <w:spacing w:after="20" w:before="0"/>
             </w:pPr>
-            <w:hyperlink w:history="1" r:id="rId_qsnqb5ku1qsfzqcpjg-3">
+            <w:hyperlink w:history="1" r:id="rIdfxjz4fwwjumhvnp0hbidk">
               <w:r>
                 <w:rPr>
                   <w:rFonts w:ascii="Arial" w:cs="Arial" w:eastAsia="Arial" w:hAnsi="Arial"/>
@@ -13148,7 +13148,7 @@
               <w:spacing w:after="10" w:before="0"/>
               <w:ind w:left="120"/>
             </w:pPr>
-            <w:hyperlink w:history="1" r:id="rId0i4tffxdxt79ecedw56xb">
+            <w:hyperlink w:history="1" r:id="rIdjiiyywldsgz7lahuqfoqq">
               <w:r>
                 <w:rPr>
                   <w:rFonts w:ascii="Arial" w:cs="Arial" w:eastAsia="Arial" w:hAnsi="Arial"/>
@@ -13343,7 +13343,7 @@
             <w:pPr>
               <w:spacing w:after="20" w:before="0"/>
             </w:pPr>
-            <w:hyperlink w:history="1" r:id="rId8d2cbmfalawxtuneykgld">
+            <w:hyperlink w:history="1" r:id="rIdt65ctyhqbgsk8hgvuxz8s">
               <w:r>
                 <w:rPr>
                   <w:rFonts w:ascii="Arial" w:cs="Arial" w:eastAsia="Arial" w:hAnsi="Arial"/>
@@ -13376,7 +13376,7 @@
               <w:spacing w:after="10" w:before="0"/>
               <w:ind w:left="120"/>
             </w:pPr>
-            <w:hyperlink w:history="1" r:id="rIdljqh3cggcbkayhalnumoo">
+            <w:hyperlink w:history="1" r:id="rIdbhp1c703tpadz33ytudlj">
               <w:r>
                 <w:rPr>
                   <w:rFonts w:ascii="Arial" w:cs="Arial" w:eastAsia="Arial" w:hAnsi="Arial"/>
@@ -13421,7 +13421,7 @@
             <w:pPr>
               <w:spacing w:after="20" w:before="0"/>
             </w:pPr>
-            <w:hyperlink w:history="1" r:id="rIdl_agksqnwuhyhjqff-op5">
+            <w:hyperlink w:history="1" r:id="rIdjpgybn6zhd_psegan6ske">
               <w:r>
                 <w:rPr>
                   <w:rFonts w:ascii="Arial" w:cs="Arial" w:eastAsia="Arial" w:hAnsi="Arial"/>
@@ -13470,7 +13470,7 @@
               <w:spacing w:after="10" w:before="0"/>
               <w:ind w:left="120"/>
             </w:pPr>
-            <w:hyperlink w:history="1" r:id="rIdlgazgyumm8119psa-f87e">
+            <w:hyperlink w:history="1" r:id="rIdyhbka2gqru-mfcn0zrkfc">
               <w:r>
                 <w:rPr>
                   <w:rFonts w:ascii="Arial" w:cs="Arial" w:eastAsia="Arial" w:hAnsi="Arial"/>
@@ -13665,7 +13665,7 @@
             <w:pPr>
               <w:spacing w:after="20" w:before="0"/>
             </w:pPr>
-            <w:hyperlink w:history="1" r:id="rIdyt8vr8g5vj3pigt6_v-3w">
+            <w:hyperlink w:history="1" r:id="rId_ysv5awgjzdy5k4yfaj82">
               <w:r>
                 <w:rPr>
                   <w:rFonts w:ascii="Arial" w:cs="Arial" w:eastAsia="Arial" w:hAnsi="Arial"/>
@@ -13714,7 +13714,7 @@
               <w:spacing w:after="10" w:before="0"/>
               <w:ind w:left="120"/>
             </w:pPr>
-            <w:hyperlink w:history="1" r:id="rIdineu_ouhyrsiym_bnfdaq">
+            <w:hyperlink w:history="1" r:id="rIdc9f-jl4ab5hnh-nb2avpv">
               <w:r>
                 <w:rPr>
                   <w:rFonts w:ascii="Arial" w:cs="Arial" w:eastAsia="Arial" w:hAnsi="Arial"/>
@@ -13759,7 +13759,7 @@
             <w:pPr>
               <w:spacing w:after="20" w:before="0"/>
             </w:pPr>
-            <w:hyperlink w:history="1" r:id="rIdtbyxbt33wirpdnf4oi1nh">
+            <w:hyperlink w:history="1" r:id="rIdmuhxyvyph_betkywnwxci">
               <w:r>
                 <w:rPr>
                   <w:rFonts w:ascii="Arial" w:cs="Arial" w:eastAsia="Arial" w:hAnsi="Arial"/>
@@ -13808,7 +13808,7 @@
               <w:spacing w:after="10" w:before="0"/>
               <w:ind w:left="120"/>
             </w:pPr>
-            <w:hyperlink w:history="1" r:id="rIdpmal1vmnxo8jrfmjc9sjh">
+            <w:hyperlink w:history="1" r:id="rIdf0lztoinl6td9ecdvgzj6">
               <w:r>
                 <w:rPr>
                   <w:rFonts w:ascii="Arial" w:cs="Arial" w:eastAsia="Arial" w:hAnsi="Arial"/>
@@ -14320,7 +14320,7 @@
         </w:rPr>
         <w:t xml:space="preserve">© 2026 SeaVuria and ARES. Aligned with KICD objectives. Developed by SeaVuria; technical implementation by ARES (with AI assistance from Claude). Licensed under </w:t>
       </w:r>
-      <w:hyperlink w:history="1" r:id="rIduubthdgcxaovtc0x3xhye">
+      <w:hyperlink w:history="1" r:id="rIdlaj4otzxphlh884qsbmtv">
         <w:r>
           <w:rPr>
             <w:rFonts w:ascii="Arial" w:cs="Arial" w:eastAsia="Arial" w:hAnsi="Arial"/>
@@ -14341,7 +14341,7 @@
         </w:rPr>
         <w:t xml:space="preserve"> (</w:t>
       </w:r>
-      <w:hyperlink w:history="1" r:id="rIdqxivblcet5smdb-bn6smn">
+      <w:hyperlink w:history="1" r:id="rIddgqycs6-32nvuh03r_35i">
         <w:r>
           <w:rPr>
             <w:rFonts w:ascii="Arial" w:cs="Arial" w:eastAsia="Arial" w:hAnsi="Arial"/>
@@ -15354,7 +15354,7 @@
             <w:pPr>
               <w:spacing w:after="20" w:before="0"/>
             </w:pPr>
-            <w:hyperlink w:history="1" r:id="rIdikchymymrhwtsq7lc6hbc">
+            <w:hyperlink w:history="1" r:id="rIdg5u8hlvfk0bq66xibh7u6">
               <w:r>
                 <w:rPr>
                   <w:rFonts w:ascii="Arial" w:cs="Arial" w:eastAsia="Arial" w:hAnsi="Arial"/>
@@ -15387,7 +15387,7 @@
               <w:spacing w:after="10" w:before="0"/>
               <w:ind w:left="120"/>
             </w:pPr>
-            <w:hyperlink w:history="1" r:id="rId1y_ycdshqmoremyzfdro0">
+            <w:hyperlink w:history="1" r:id="rId3lruxo4-t7_siikzsyfam">
               <w:r>
                 <w:rPr>
                   <w:rFonts w:ascii="Arial" w:cs="Arial" w:eastAsia="Arial" w:hAnsi="Arial"/>
@@ -15432,7 +15432,7 @@
             <w:pPr>
               <w:spacing w:after="20" w:before="0"/>
             </w:pPr>
-            <w:hyperlink w:history="1" r:id="rIddgks0baomeluxcigl12it">
+            <w:hyperlink w:history="1" r:id="rIdkpulhdw7iaehiy1ycl_ze">
               <w:r>
                 <w:rPr>
                   <w:rFonts w:ascii="Arial" w:cs="Arial" w:eastAsia="Arial" w:hAnsi="Arial"/>
@@ -15465,7 +15465,7 @@
               <w:spacing w:after="10" w:before="0"/>
               <w:ind w:left="120"/>
             </w:pPr>
-            <w:hyperlink w:history="1" r:id="rIdqa3wvwm7z3cvwx_0n9-e5">
+            <w:hyperlink w:history="1" r:id="rId9o8dqdwteu-0nbn9hf3go">
               <w:r>
                 <w:rPr>
                   <w:rFonts w:ascii="Arial" w:cs="Arial" w:eastAsia="Arial" w:hAnsi="Arial"/>
@@ -15660,7 +15660,7 @@
             <w:pPr>
               <w:spacing w:after="20" w:before="0"/>
             </w:pPr>
-            <w:hyperlink w:history="1" r:id="rIdp2o4-hkq653earhemj9jv">
+            <w:hyperlink w:history="1" r:id="rId27zd-euegnvez8dads1et">
               <w:r>
                 <w:rPr>
                   <w:rFonts w:ascii="Arial" w:cs="Arial" w:eastAsia="Arial" w:hAnsi="Arial"/>
@@ -15693,7 +15693,7 @@
               <w:spacing w:after="10" w:before="0"/>
               <w:ind w:left="120"/>
             </w:pPr>
-            <w:hyperlink w:history="1" r:id="rIdpc7wv2evv006nxdax_csv">
+            <w:hyperlink w:history="1" r:id="rId1ykrrw-p5rutzn-ydolye">
               <w:r>
                 <w:rPr>
                   <w:rFonts w:ascii="Arial" w:cs="Arial" w:eastAsia="Arial" w:hAnsi="Arial"/>
@@ -15738,7 +15738,7 @@
             <w:pPr>
               <w:spacing w:after="20" w:before="0"/>
             </w:pPr>
-            <w:hyperlink w:history="1" r:id="rIdve3w_xulz14od2nxaf96x">
+            <w:hyperlink w:history="1" r:id="rIduk-j1boetyybj91sf9fmo">
               <w:r>
                 <w:rPr>
                   <w:rFonts w:ascii="Arial" w:cs="Arial" w:eastAsia="Arial" w:hAnsi="Arial"/>
@@ -15771,7 +15771,7 @@
               <w:spacing w:after="10" w:before="0"/>
               <w:ind w:left="120"/>
             </w:pPr>
-            <w:hyperlink w:history="1" r:id="rId3c5rvjvco48xvzw6qj-dt">
+            <w:hyperlink w:history="1" r:id="rIdoswyekcpv6epbymk0x_ag">
               <w:r>
                 <w:rPr>
                   <w:rFonts w:ascii="Arial" w:cs="Arial" w:eastAsia="Arial" w:hAnsi="Arial"/>
@@ -15966,7 +15966,7 @@
             <w:pPr>
               <w:spacing w:after="20" w:before="0"/>
             </w:pPr>
-            <w:hyperlink w:history="1" r:id="rIdaxpl9kwyn-vkrjghr9qk3">
+            <w:hyperlink w:history="1" r:id="rId-at_zbr7d17b16y33bu1r">
               <w:r>
                 <w:rPr>
                   <w:rFonts w:ascii="Arial" w:cs="Arial" w:eastAsia="Arial" w:hAnsi="Arial"/>
@@ -15999,7 +15999,7 @@
               <w:spacing w:after="10" w:before="0"/>
               <w:ind w:left="120"/>
             </w:pPr>
-            <w:hyperlink w:history="1" r:id="rIdaisjb11-0wa4qnvmxk3cr">
+            <w:hyperlink w:history="1" r:id="rIdcnt2unasct3xewudkmjbb">
               <w:r>
                 <w:rPr>
                   <w:rFonts w:ascii="Arial" w:cs="Arial" w:eastAsia="Arial" w:hAnsi="Arial"/>
@@ -16044,7 +16044,7 @@
             <w:pPr>
               <w:spacing w:after="20" w:before="0"/>
             </w:pPr>
-            <w:hyperlink w:history="1" r:id="rIdiogqmohnq4p1pewbzwuvl">
+            <w:hyperlink w:history="1" r:id="rIdsrr5bullm41cc1of-iuub">
               <w:r>
                 <w:rPr>
                   <w:rFonts w:ascii="Arial" w:cs="Arial" w:eastAsia="Arial" w:hAnsi="Arial"/>
@@ -16093,7 +16093,7 @@
               <w:spacing w:after="10" w:before="0"/>
               <w:ind w:left="120"/>
             </w:pPr>
-            <w:hyperlink w:history="1" r:id="rIdpwnbbrwphce5bzbyuah1o">
+            <w:hyperlink w:history="1" r:id="rId-wk8riicbkh4zjslxoal9">
               <w:r>
                 <w:rPr>
                   <w:rFonts w:ascii="Arial" w:cs="Arial" w:eastAsia="Arial" w:hAnsi="Arial"/>
@@ -16288,7 +16288,7 @@
             <w:pPr>
               <w:spacing w:after="20" w:before="0"/>
             </w:pPr>
-            <w:hyperlink w:history="1" r:id="rIds5pklhxsh5hoenaoghmbb">
+            <w:hyperlink w:history="1" r:id="rIdtmuyn3asndednmxczv-e6">
               <w:r>
                 <w:rPr>
                   <w:rFonts w:ascii="Arial" w:cs="Arial" w:eastAsia="Arial" w:hAnsi="Arial"/>
@@ -16321,7 +16321,7 @@
               <w:spacing w:after="10" w:before="0"/>
               <w:ind w:left="120"/>
             </w:pPr>
-            <w:hyperlink w:history="1" r:id="rIdbrtl8b1rn1vmjfbsdqvdo">
+            <w:hyperlink w:history="1" r:id="rIdksetq6ajwxexqiw0yiglt">
               <w:r>
                 <w:rPr>
                   <w:rFonts w:ascii="Arial" w:cs="Arial" w:eastAsia="Arial" w:hAnsi="Arial"/>
@@ -16366,7 +16366,7 @@
             <w:pPr>
               <w:spacing w:after="20" w:before="0"/>
             </w:pPr>
-            <w:hyperlink w:history="1" r:id="rIdyjlhe294-zcqldz9z8h5w">
+            <w:hyperlink w:history="1" r:id="rIdifsxsbyfnayckl0kqflxj">
               <w:r>
                 <w:rPr>
                   <w:rFonts w:ascii="Arial" w:cs="Arial" w:eastAsia="Arial" w:hAnsi="Arial"/>
@@ -16415,7 +16415,7 @@
               <w:spacing w:after="10" w:before="0"/>
               <w:ind w:left="120"/>
             </w:pPr>
-            <w:hyperlink w:history="1" r:id="rIdm0gigu7nx_nlv1hkzsnqu">
+            <w:hyperlink w:history="1" r:id="rIdm1biq3wkiunl8sjhckc8r">
               <w:r>
                 <w:rPr>
                   <w:rFonts w:ascii="Arial" w:cs="Arial" w:eastAsia="Arial" w:hAnsi="Arial"/>
@@ -16489,7 +16489,7 @@
                 <w:sz w:val="18"/>
                 <w:szCs w:val="18"/>
               </w:rPr>
-              <w:t xml:space="preserve">Point to the driving question on the board and read it aloud: 'If we know one blade position and its rotated image, can we find the centre?' Say: 'Three lessons ago you could not have answered this. Today, write on your green sticky note: what CAN you now say in answer to this question?' Give 2 minutes of silent writing. Then: 'On your orange note, write what is still puzzling or what you want to know next.' Collect and place notes on the DQB during the gallery walk. After the gallery walk, cold-call 2 green notes and 2 orange notes — read them aloud without naming the author. Respond to one orange note by saying: 'This is a great unresolved question — let us note it here. Our next lessons will address this.' Explicitly state: 'Today we learned that the hub of the Ngong Hills turbine is not just a visible bolt — it is a geometrically necessary point. Any two blade positions contain enough information to reconstruct exactly where it must be.'</w:t>
+              <w:t xml:space="preserve">Point to the Driving Question Board and read today's sub-question aloud: 'If we know one blade position and its rotated image, can we find the centre?' Say: 'Three lessons ago you could not have answered this. Today, write on your green sticky note: what CAN you now say in answer to this question?' Give 2 minutes of silent writing. Then: 'On your orange note, write what is still puzzling or what you want to know next.' Collect and place notes on the DQB during the gallery walk. After the gallery walk, cold-call 2 green notes and 2 orange notes — read them aloud without naming the author. Respond to one orange note by saying: 'This is a great unresolved question — let us note it here. Our next lessons will address this.' Explicitly state: 'Today we learned that the hub of the Ngong Hills turbine is not just a visible bolt — it is a geometrically necessary point. Any two blade positions contain enough information to reconstruct exactly where it must be.'</w:t>
             </w:r>
           </w:p>
         </w:tc>
@@ -16610,7 +16610,7 @@
             <w:pPr>
               <w:spacing w:after="20" w:before="0"/>
             </w:pPr>
-            <w:hyperlink w:history="1" r:id="rIdcsk2g634fdatzwthh59xb">
+            <w:hyperlink w:history="1" r:id="rIdt0z-mljmnxx1eubwh-msp">
               <w:r>
                 <w:rPr>
                   <w:rFonts w:ascii="Arial" w:cs="Arial" w:eastAsia="Arial" w:hAnsi="Arial"/>
@@ -16659,7 +16659,7 @@
               <w:spacing w:after="10" w:before="0"/>
               <w:ind w:left="120"/>
             </w:pPr>
-            <w:hyperlink w:history="1" r:id="rIdiuv7y0g4hvbsfyyduybx_">
+            <w:hyperlink w:history="1" r:id="rIdl7sbsxzty9bcnzfmohzcw">
               <w:r>
                 <w:rPr>
                   <w:rFonts w:ascii="Arial" w:cs="Arial" w:eastAsia="Arial" w:hAnsi="Arial"/>
@@ -16704,7 +16704,7 @@
             <w:pPr>
               <w:spacing w:after="20" w:before="0"/>
             </w:pPr>
-            <w:hyperlink w:history="1" r:id="rIduook2jsopiay0mql7lxyx">
+            <w:hyperlink w:history="1" r:id="rIdxtie8hbhgeuzywp2vlffs">
               <w:r>
                 <w:rPr>
                   <w:rFonts w:ascii="Arial" w:cs="Arial" w:eastAsia="Arial" w:hAnsi="Arial"/>
@@ -16753,7 +16753,7 @@
               <w:spacing w:after="10" w:before="0"/>
               <w:ind w:left="120"/>
             </w:pPr>
-            <w:hyperlink w:history="1" r:id="rId9dmdasw0gwa1yxgvpzqxj">
+            <w:hyperlink w:history="1" r:id="rIdwbwwwdt8lykafrgwekti-">
               <w:r>
                 <w:rPr>
                   <w:rFonts w:ascii="Arial" w:cs="Arial" w:eastAsia="Arial" w:hAnsi="Arial"/>
@@ -17265,7 +17265,7 @@
         </w:rPr>
         <w:t xml:space="preserve">© 2026 SeaVuria and ARES. Aligned with KICD objectives. Developed by SeaVuria; technical implementation by ARES (with AI assistance from Claude). Licensed under </w:t>
       </w:r>
-      <w:hyperlink w:history="1" r:id="rIdwrchixmvb_npzypawb4jl">
+      <w:hyperlink w:history="1" r:id="rId6woqi8z6bbvv92xziy6uo">
         <w:r>
           <w:rPr>
             <w:rFonts w:ascii="Arial" w:cs="Arial" w:eastAsia="Arial" w:hAnsi="Arial"/>
@@ -17286,7 +17286,7 @@
         </w:rPr>
         <w:t xml:space="preserve"> (</w:t>
       </w:r>
-      <w:hyperlink w:history="1" r:id="rId0u5gmvnzayuuvo9xt7qym">
+      <w:hyperlink w:history="1" r:id="rId7cdy75x-irgell9grginq">
         <w:r>
           <w:rPr>
             <w:rFonts w:ascii="Arial" w:cs="Arial" w:eastAsia="Arial" w:hAnsi="Arial"/>
@@ -18299,7 +18299,7 @@
             <w:pPr>
               <w:spacing w:after="20" w:before="0"/>
             </w:pPr>
-            <w:hyperlink w:history="1" r:id="rIdawgw_ofwzmjay88ujpnhr">
+            <w:hyperlink w:history="1" r:id="rId_41k3vjj9bstaah7f9w6v">
               <w:r>
                 <w:rPr>
                   <w:rFonts w:ascii="Arial" w:cs="Arial" w:eastAsia="Arial" w:hAnsi="Arial"/>
@@ -18332,7 +18332,7 @@
               <w:spacing w:after="10" w:before="0"/>
               <w:ind w:left="120"/>
             </w:pPr>
-            <w:hyperlink w:history="1" r:id="rIdfcmhjhyrper8wjotcqknw">
+            <w:hyperlink w:history="1" r:id="rIdwtdk5oijepjqlr63wnldx">
               <w:r>
                 <w:rPr>
                   <w:rFonts w:ascii="Arial" w:cs="Arial" w:eastAsia="Arial" w:hAnsi="Arial"/>
@@ -18377,7 +18377,7 @@
             <w:pPr>
               <w:spacing w:after="20" w:before="0"/>
             </w:pPr>
-            <w:hyperlink w:history="1" r:id="rId8udxn-qfyvrdzvri6xsgn">
+            <w:hyperlink w:history="1" r:id="rIdzn3dwzdhtxziaxack-1oq">
               <w:r>
                 <w:rPr>
                   <w:rFonts w:ascii="Arial" w:cs="Arial" w:eastAsia="Arial" w:hAnsi="Arial"/>
@@ -18410,7 +18410,7 @@
               <w:spacing w:after="10" w:before="0"/>
               <w:ind w:left="120"/>
             </w:pPr>
-            <w:hyperlink w:history="1" r:id="rId26zjlnmdpcowrxbqd3pac">
+            <w:hyperlink w:history="1" r:id="rIdrg2fi6e9ybjzfrnt4jbeb">
               <w:r>
                 <w:rPr>
                   <w:rFonts w:ascii="Arial" w:cs="Arial" w:eastAsia="Arial" w:hAnsi="Arial"/>
@@ -18605,7 +18605,7 @@
             <w:pPr>
               <w:spacing w:after="20" w:before="0"/>
             </w:pPr>
-            <w:hyperlink w:history="1" r:id="rIdjyavtmu3htcy7mlwbn5kb">
+            <w:hyperlink w:history="1" r:id="rId6bmlri8iw6moehvmg2lzq">
               <w:r>
                 <w:rPr>
                   <w:rFonts w:ascii="Arial" w:cs="Arial" w:eastAsia="Arial" w:hAnsi="Arial"/>
@@ -18638,7 +18638,7 @@
               <w:spacing w:after="10" w:before="0"/>
               <w:ind w:left="120"/>
             </w:pPr>
-            <w:hyperlink w:history="1" r:id="rIdwipzaopjodcnz4d6u7cr7">
+            <w:hyperlink w:history="1" r:id="rId8tu8nwecfc_mp0pzwpytx">
               <w:r>
                 <w:rPr>
                   <w:rFonts w:ascii="Arial" w:cs="Arial" w:eastAsia="Arial" w:hAnsi="Arial"/>
@@ -18683,7 +18683,7 @@
             <w:pPr>
               <w:spacing w:after="20" w:before="0"/>
             </w:pPr>
-            <w:hyperlink w:history="1" r:id="rIdp1qv-rhwkkrmgam4dysc5">
+            <w:hyperlink w:history="1" r:id="rIdiil5ytqtoao0wd3biqf8z">
               <w:r>
                 <w:rPr>
                   <w:rFonts w:ascii="Arial" w:cs="Arial" w:eastAsia="Arial" w:hAnsi="Arial"/>
@@ -18716,7 +18716,7 @@
               <w:spacing w:after="10" w:before="0"/>
               <w:ind w:left="120"/>
             </w:pPr>
-            <w:hyperlink w:history="1" r:id="rIdpov0xauas7ij8jw3pjvgj">
+            <w:hyperlink w:history="1" r:id="rId1aqstqfuaeeghsq55yx9k">
               <w:r>
                 <w:rPr>
                   <w:rFonts w:ascii="Arial" w:cs="Arial" w:eastAsia="Arial" w:hAnsi="Arial"/>
@@ -18911,7 +18911,7 @@
             <w:pPr>
               <w:spacing w:after="20" w:before="0"/>
             </w:pPr>
-            <w:hyperlink w:history="1" r:id="rIdfxqm_uouj-gc_scicow5n">
+            <w:hyperlink w:history="1" r:id="rIdm0j2v07fsqqf2wawsramf">
               <w:r>
                 <w:rPr>
                   <w:rFonts w:ascii="Arial" w:cs="Arial" w:eastAsia="Arial" w:hAnsi="Arial"/>
@@ -18944,7 +18944,7 @@
               <w:spacing w:after="10" w:before="0"/>
               <w:ind w:left="120"/>
             </w:pPr>
-            <w:hyperlink w:history="1" r:id="rIdv3ettcxczvkqb0pp16hvu">
+            <w:hyperlink w:history="1" r:id="rId24bfmogiebzkp3waohco8">
               <w:r>
                 <w:rPr>
                   <w:rFonts w:ascii="Arial" w:cs="Arial" w:eastAsia="Arial" w:hAnsi="Arial"/>
@@ -18989,7 +18989,7 @@
             <w:pPr>
               <w:spacing w:after="20" w:before="0"/>
             </w:pPr>
-            <w:hyperlink w:history="1" r:id="rIdjizciwaarzv0a7ro2teef">
+            <w:hyperlink w:history="1" r:id="rId6ojx7pe-ezyxuwgrik5gr">
               <w:r>
                 <w:rPr>
                   <w:rFonts w:ascii="Arial" w:cs="Arial" w:eastAsia="Arial" w:hAnsi="Arial"/>
@@ -19022,7 +19022,7 @@
               <w:spacing w:after="10" w:before="0"/>
               <w:ind w:left="120"/>
             </w:pPr>
-            <w:hyperlink w:history="1" r:id="rIdgsibma51rtht3lrdxuwkk">
+            <w:hyperlink w:history="1" r:id="rIdz6qr5vc_c-ozmtgz6xlzk">
               <w:r>
                 <w:rPr>
                   <w:rFonts w:ascii="Arial" w:cs="Arial" w:eastAsia="Arial" w:hAnsi="Arial"/>
@@ -19217,7 +19217,7 @@
             <w:pPr>
               <w:spacing w:after="20" w:before="0"/>
             </w:pPr>
-            <w:hyperlink w:history="1" r:id="rIdgdh87wam0fmtkqeyoiewl">
+            <w:hyperlink w:history="1" r:id="rId5ker5gnzeeqttufg_lbyw">
               <w:r>
                 <w:rPr>
                   <w:rFonts w:ascii="Arial" w:cs="Arial" w:eastAsia="Arial" w:hAnsi="Arial"/>
@@ -19250,7 +19250,7 @@
               <w:spacing w:after="10" w:before="0"/>
               <w:ind w:left="120"/>
             </w:pPr>
-            <w:hyperlink w:history="1" r:id="rIdlja0hgjupjbt7qpj3w3tv">
+            <w:hyperlink w:history="1" r:id="rIdu9hey13q6yz9hf8tzdhcq">
               <w:r>
                 <w:rPr>
                   <w:rFonts w:ascii="Arial" w:cs="Arial" w:eastAsia="Arial" w:hAnsi="Arial"/>
@@ -19295,7 +19295,7 @@
             <w:pPr>
               <w:spacing w:after="20" w:before="0"/>
             </w:pPr>
-            <w:hyperlink w:history="1" r:id="rId2vcjxb-lcvr4ssq0kcoto">
+            <w:hyperlink w:history="1" r:id="rIduxaomypvfpuxogytvhsrd">
               <w:r>
                 <w:rPr>
                   <w:rFonts w:ascii="Arial" w:cs="Arial" w:eastAsia="Arial" w:hAnsi="Arial"/>
@@ -19328,7 +19328,7 @@
               <w:spacing w:after="10" w:before="0"/>
               <w:ind w:left="120"/>
             </w:pPr>
-            <w:hyperlink w:history="1" r:id="rIdh5tp_b4nho2ztiv96yhv8">
+            <w:hyperlink w:history="1" r:id="rIdgvpekk7rerqtahuu2eyvk">
               <w:r>
                 <w:rPr>
                   <w:rFonts w:ascii="Arial" w:cs="Arial" w:eastAsia="Arial" w:hAnsi="Arial"/>
@@ -19523,7 +19523,7 @@
             <w:pPr>
               <w:spacing w:after="20" w:before="0"/>
             </w:pPr>
-            <w:hyperlink w:history="1" r:id="rIduduwjvn85wmlkzmmiy3hk">
+            <w:hyperlink w:history="1" r:id="rId_3fxu82evolvkorqg37xb">
               <w:r>
                 <w:rPr>
                   <w:rFonts w:ascii="Arial" w:cs="Arial" w:eastAsia="Arial" w:hAnsi="Arial"/>
@@ -19556,7 +19556,7 @@
               <w:spacing w:after="10" w:before="0"/>
               <w:ind w:left="120"/>
             </w:pPr>
-            <w:hyperlink w:history="1" r:id="rIdzocxypavzc7dwombmvu-4">
+            <w:hyperlink w:history="1" r:id="rIdq0g5a2vcbsrwvy7lrje-g">
               <w:r>
                 <w:rPr>
                   <w:rFonts w:ascii="Arial" w:cs="Arial" w:eastAsia="Arial" w:hAnsi="Arial"/>
@@ -19601,7 +19601,7 @@
             <w:pPr>
               <w:spacing w:after="20" w:before="0"/>
             </w:pPr>
-            <w:hyperlink w:history="1" r:id="rId7b4zai-umqrs6iwjx_ag6">
+            <w:hyperlink w:history="1" r:id="rIda5oxymnsipwvauydyswq-">
               <w:r>
                 <w:rPr>
                   <w:rFonts w:ascii="Arial" w:cs="Arial" w:eastAsia="Arial" w:hAnsi="Arial"/>
@@ -19650,7 +19650,7 @@
               <w:spacing w:after="10" w:before="0"/>
               <w:ind w:left="120"/>
             </w:pPr>
-            <w:hyperlink w:history="1" r:id="rIdhvhexppiijr-rrgsj3ewi">
+            <w:hyperlink w:history="1" r:id="rIdk-lnscn9rdy9mzhpol5er">
               <w:r>
                 <w:rPr>
                   <w:rFonts w:ascii="Arial" w:cs="Arial" w:eastAsia="Arial" w:hAnsi="Arial"/>
@@ -20162,7 +20162,7 @@
         </w:rPr>
         <w:t xml:space="preserve">© 2026 SeaVuria and ARES. Aligned with KICD objectives. Developed by SeaVuria; technical implementation by ARES (with AI assistance from Claude). Licensed under </w:t>
       </w:r>
-      <w:hyperlink w:history="1" r:id="rIdeqarfbj0ngo76kyw1pm_6">
+      <w:hyperlink w:history="1" r:id="rIduk7o493fmlwkw-qdz6ey2">
         <w:r>
           <w:rPr>
             <w:rFonts w:ascii="Arial" w:cs="Arial" w:eastAsia="Arial" w:hAnsi="Arial"/>
@@ -20183,7 +20183,7 @@
         </w:rPr>
         <w:t xml:space="preserve"> (</w:t>
       </w:r>
-      <w:hyperlink w:history="1" r:id="rIdgxj8a3hk7tibhjak-vbbf">
+      <w:hyperlink w:history="1" r:id="rIdpfkv1eyetpv4dbqws0euq">
         <w:r>
           <w:rPr>
             <w:rFonts w:ascii="Arial" w:cs="Arial" w:eastAsia="Arial" w:hAnsi="Arial"/>
@@ -21196,7 +21196,7 @@
             <w:pPr>
               <w:spacing w:after="20" w:before="0"/>
             </w:pPr>
-            <w:hyperlink w:history="1" r:id="rIdyc8htuywizv3lastx20_g">
+            <w:hyperlink w:history="1" r:id="rIdpzm8thjx5axdwmaoww4ef">
               <w:r>
                 <w:rPr>
                   <w:rFonts w:ascii="Arial" w:cs="Arial" w:eastAsia="Arial" w:hAnsi="Arial"/>
@@ -21245,7 +21245,7 @@
               <w:spacing w:after="10" w:before="0"/>
               <w:ind w:left="120"/>
             </w:pPr>
-            <w:hyperlink w:history="1" r:id="rIddzlh8d773fyyanpdsze9t">
+            <w:hyperlink w:history="1" r:id="rIdcjlgxzlvonltgyqqxcsut">
               <w:r>
                 <w:rPr>
                   <w:rFonts w:ascii="Arial" w:cs="Arial" w:eastAsia="Arial" w:hAnsi="Arial"/>
@@ -21290,7 +21290,7 @@
             <w:pPr>
               <w:spacing w:after="20" w:before="0"/>
             </w:pPr>
-            <w:hyperlink w:history="1" r:id="rIdlr1qgi2gh0b7frawi9iaz">
+            <w:hyperlink w:history="1" r:id="rIdnlcx3rba_t8io0uy3jfwz">
               <w:r>
                 <w:rPr>
                   <w:rFonts w:ascii="Arial" w:cs="Arial" w:eastAsia="Arial" w:hAnsi="Arial"/>
@@ -21323,7 +21323,7 @@
               <w:spacing w:after="10" w:before="0"/>
               <w:ind w:left="120"/>
             </w:pPr>
-            <w:hyperlink w:history="1" r:id="rIdxw5bcmrouk8muf53ayr5t">
+            <w:hyperlink w:history="1" r:id="rIdavm5_dmfdmjhdfy0fxcit">
               <w:r>
                 <w:rPr>
                   <w:rFonts w:ascii="Arial" w:cs="Arial" w:eastAsia="Arial" w:hAnsi="Arial"/>
@@ -21518,7 +21518,7 @@
             <w:pPr>
               <w:spacing w:after="20" w:before="0"/>
             </w:pPr>
-            <w:hyperlink w:history="1" r:id="rIddgvfbj4-prczsx6b_xrki">
+            <w:hyperlink w:history="1" r:id="rIdedts-fzcj2flhlwq_1p7y">
               <w:r>
                 <w:rPr>
                   <w:rFonts w:ascii="Arial" w:cs="Arial" w:eastAsia="Arial" w:hAnsi="Arial"/>
@@ -21567,7 +21567,7 @@
               <w:spacing w:after="10" w:before="0"/>
               <w:ind w:left="120"/>
             </w:pPr>
-            <w:hyperlink w:history="1" r:id="rId9flkt7kgdi4tnzwiy0nhs">
+            <w:hyperlink w:history="1" r:id="rId3juce1coiki1qlj0r26d6">
               <w:r>
                 <w:rPr>
                   <w:rFonts w:ascii="Arial" w:cs="Arial" w:eastAsia="Arial" w:hAnsi="Arial"/>
@@ -21612,7 +21612,7 @@
             <w:pPr>
               <w:spacing w:after="20" w:before="0"/>
             </w:pPr>
-            <w:hyperlink w:history="1" r:id="rIdpgxh-s81ggesxt_dtgpw3">
+            <w:hyperlink w:history="1" r:id="rIdhwdacitqtxegzhhshbksw">
               <w:r>
                 <w:rPr>
                   <w:rFonts w:ascii="Arial" w:cs="Arial" w:eastAsia="Arial" w:hAnsi="Arial"/>
@@ -21645,7 +21645,7 @@
               <w:spacing w:after="10" w:before="0"/>
               <w:ind w:left="120"/>
             </w:pPr>
-            <w:hyperlink w:history="1" r:id="rIdzb2n3nzijolmipawdquiy">
+            <w:hyperlink w:history="1" r:id="rIdh9jtcsmts_f7vigvvsqt0">
               <w:r>
                 <w:rPr>
                   <w:rFonts w:ascii="Arial" w:cs="Arial" w:eastAsia="Arial" w:hAnsi="Arial"/>
@@ -21840,7 +21840,7 @@
             <w:pPr>
               <w:spacing w:after="20" w:before="0"/>
             </w:pPr>
-            <w:hyperlink w:history="1" r:id="rIdi9hwi6vebfu7dcl8tsxdl">
+            <w:hyperlink w:history="1" r:id="rIdwmnes9fopme7c4nrzjqua">
               <w:r>
                 <w:rPr>
                   <w:rFonts w:ascii="Arial" w:cs="Arial" w:eastAsia="Arial" w:hAnsi="Arial"/>
@@ -21889,7 +21889,7 @@
               <w:spacing w:after="10" w:before="0"/>
               <w:ind w:left="120"/>
             </w:pPr>
-            <w:hyperlink w:history="1" r:id="rIdqqgf_mo-3qa8ojmjagqlp">
+            <w:hyperlink w:history="1" r:id="rIdvvlyujy7rhxoypeilvaom">
               <w:r>
                 <w:rPr>
                   <w:rFonts w:ascii="Arial" w:cs="Arial" w:eastAsia="Arial" w:hAnsi="Arial"/>
@@ -21934,7 +21934,7 @@
             <w:pPr>
               <w:spacing w:after="20" w:before="0"/>
             </w:pPr>
-            <w:hyperlink w:history="1" r:id="rIdjwpu1d5jkj1e4squn0yxb">
+            <w:hyperlink w:history="1" r:id="rIdv19w_23rcn325luvli9km">
               <w:r>
                 <w:rPr>
                   <w:rFonts w:ascii="Arial" w:cs="Arial" w:eastAsia="Arial" w:hAnsi="Arial"/>
@@ -21967,7 +21967,7 @@
               <w:spacing w:after="10" w:before="0"/>
               <w:ind w:left="120"/>
             </w:pPr>
-            <w:hyperlink w:history="1" r:id="rId_vodl9exxoatanjnu6ocz">
+            <w:hyperlink w:history="1" r:id="rId90fwtytrq2uhwbts4hc_c">
               <w:r>
                 <w:rPr>
                   <w:rFonts w:ascii="Arial" w:cs="Arial" w:eastAsia="Arial" w:hAnsi="Arial"/>
@@ -22162,7 +22162,7 @@
             <w:pPr>
               <w:spacing w:after="20" w:before="0"/>
             </w:pPr>
-            <w:hyperlink w:history="1" r:id="rId21ggfs7_cy5ttetkwgb3f">
+            <w:hyperlink w:history="1" r:id="rIdem8git3dm0cvpdttyly5w">
               <w:r>
                 <w:rPr>
                   <w:rFonts w:ascii="Arial" w:cs="Arial" w:eastAsia="Arial" w:hAnsi="Arial"/>
@@ -22211,7 +22211,7 @@
               <w:spacing w:after="10" w:before="0"/>
               <w:ind w:left="120"/>
             </w:pPr>
-            <w:hyperlink w:history="1" r:id="rIdh8ec1sgxi5vsellbxyoa5">
+            <w:hyperlink w:history="1" r:id="rId1vcgr4jyhxe8mnbea0fr9">
               <w:r>
                 <w:rPr>
                   <w:rFonts w:ascii="Arial" w:cs="Arial" w:eastAsia="Arial" w:hAnsi="Arial"/>
@@ -22256,7 +22256,7 @@
             <w:pPr>
               <w:spacing w:after="20" w:before="0"/>
             </w:pPr>
-            <w:hyperlink w:history="1" r:id="rIdhevf0v6cb5cng9_zdkp9h">
+            <w:hyperlink w:history="1" r:id="rIdft12g9qzi83zq5ydvkqm-">
               <w:r>
                 <w:rPr>
                   <w:rFonts w:ascii="Arial" w:cs="Arial" w:eastAsia="Arial" w:hAnsi="Arial"/>
@@ -22289,7 +22289,7 @@
               <w:spacing w:after="10" w:before="0"/>
               <w:ind w:left="120"/>
             </w:pPr>
-            <w:hyperlink w:history="1" r:id="rIdxr4fhdajqaidkg4uoqijv">
+            <w:hyperlink w:history="1" r:id="rIdikoh7yqncfvz3dpau05wm">
               <w:r>
                 <w:rPr>
                   <w:rFonts w:ascii="Arial" w:cs="Arial" w:eastAsia="Arial" w:hAnsi="Arial"/>
@@ -22484,7 +22484,7 @@
             <w:pPr>
               <w:spacing w:after="20" w:before="0"/>
             </w:pPr>
-            <w:hyperlink w:history="1" r:id="rIdu33kxdajx9q6jvrgwiz5l">
+            <w:hyperlink w:history="1" r:id="rId_s2zldxynh7hamdrsqufn">
               <w:r>
                 <w:rPr>
                   <w:rFonts w:ascii="Arial" w:cs="Arial" w:eastAsia="Arial" w:hAnsi="Arial"/>
@@ -22533,7 +22533,7 @@
               <w:spacing w:after="10" w:before="0"/>
               <w:ind w:left="120"/>
             </w:pPr>
-            <w:hyperlink w:history="1" r:id="rIdygicmyiifdzsrc7jqwqc0">
+            <w:hyperlink w:history="1" r:id="rIdsiuw9uj5cca8mz0ahu2ik">
               <w:r>
                 <w:rPr>
                   <w:rFonts w:ascii="Arial" w:cs="Arial" w:eastAsia="Arial" w:hAnsi="Arial"/>
@@ -22578,7 +22578,7 @@
             <w:pPr>
               <w:spacing w:after="20" w:before="0"/>
             </w:pPr>
-            <w:hyperlink w:history="1" r:id="rIdcz1loynm07h1xrql_qyvz">
+            <w:hyperlink w:history="1" r:id="rIdbfmaoctpfcqpkql5zc-k-">
               <w:r>
                 <w:rPr>
                   <w:rFonts w:ascii="Arial" w:cs="Arial" w:eastAsia="Arial" w:hAnsi="Arial"/>
@@ -22611,7 +22611,7 @@
               <w:spacing w:after="10" w:before="0"/>
               <w:ind w:left="120"/>
             </w:pPr>
-            <w:hyperlink w:history="1" r:id="rId5t1nuz-tjdasgfp0z0trt">
+            <w:hyperlink w:history="1" r:id="rIdkpf5se7rgltabkaahsgl2">
               <w:r>
                 <w:rPr>
                   <w:rFonts w:ascii="Arial" w:cs="Arial" w:eastAsia="Arial" w:hAnsi="Arial"/>
@@ -23123,7 +23123,7 @@
         </w:rPr>
         <w:t xml:space="preserve">© 2026 SeaVuria and ARES. Aligned with KICD objectives. Developed by SeaVuria; technical implementation by ARES (with AI assistance from Claude). Licensed under </w:t>
       </w:r>
-      <w:hyperlink w:history="1" r:id="rId8q3lpsdqo3ygq4p4uiucm">
+      <w:hyperlink w:history="1" r:id="rIdhsefhvoughiqjolv9t-p1">
         <w:r>
           <w:rPr>
             <w:rFonts w:ascii="Arial" w:cs="Arial" w:eastAsia="Arial" w:hAnsi="Arial"/>
@@ -23144,7 +23144,7 @@
         </w:rPr>
         <w:t xml:space="preserve"> (</w:t>
       </w:r>
-      <w:hyperlink w:history="1" r:id="rIde5j1eo3sxthv5aw71cw1e">
+      <w:hyperlink w:history="1" r:id="rIdmyeccykwhfsvziuemi0ew">
         <w:r>
           <w:rPr>
             <w:rFonts w:ascii="Arial" w:cs="Arial" w:eastAsia="Arial" w:hAnsi="Arial"/>
@@ -24157,7 +24157,7 @@
             <w:pPr>
               <w:spacing w:after="20" w:before="0"/>
             </w:pPr>
-            <w:hyperlink w:history="1" r:id="rIdmeujcdhtqsain4zokzz6n">
+            <w:hyperlink w:history="1" r:id="rIdegxx074likf5qvao3b-qk">
               <w:r>
                 <w:rPr>
                   <w:rFonts w:ascii="Arial" w:cs="Arial" w:eastAsia="Arial" w:hAnsi="Arial"/>
@@ -24190,7 +24190,7 @@
               <w:spacing w:after="10" w:before="0"/>
               <w:ind w:left="120"/>
             </w:pPr>
-            <w:hyperlink w:history="1" r:id="rIdygtxkprps6cmz9wtmha_y">
+            <w:hyperlink w:history="1" r:id="rIdulw4pg2hu-cxqknalbre4">
               <w:r>
                 <w:rPr>
                   <w:rFonts w:ascii="Arial" w:cs="Arial" w:eastAsia="Arial" w:hAnsi="Arial"/>
@@ -24235,7 +24235,7 @@
             <w:pPr>
               <w:spacing w:after="20" w:before="0"/>
             </w:pPr>
-            <w:hyperlink w:history="1" r:id="rId1_81xbs6a0ft8i8padxay">
+            <w:hyperlink w:history="1" r:id="rIdl8mwh7clhermmsb-apkqb">
               <w:r>
                 <w:rPr>
                   <w:rFonts w:ascii="Arial" w:cs="Arial" w:eastAsia="Arial" w:hAnsi="Arial"/>
@@ -24268,7 +24268,7 @@
               <w:spacing w:after="10" w:before="0"/>
               <w:ind w:left="120"/>
             </w:pPr>
-            <w:hyperlink w:history="1" r:id="rIdttwamwog_riqtyzgd9brf">
+            <w:hyperlink w:history="1" r:id="rIdthqhjl6elxxudirk2fzei">
               <w:r>
                 <w:rPr>
                   <w:rFonts w:ascii="Arial" w:cs="Arial" w:eastAsia="Arial" w:hAnsi="Arial"/>
@@ -24463,7 +24463,7 @@
             <w:pPr>
               <w:spacing w:after="20" w:before="0"/>
             </w:pPr>
-            <w:hyperlink w:history="1" r:id="rIdkk9z9upil7xhspqaqklfi">
+            <w:hyperlink w:history="1" r:id="rIdxdf2apugv6wwh5kg3g3me">
               <w:r>
                 <w:rPr>
                   <w:rFonts w:ascii="Arial" w:cs="Arial" w:eastAsia="Arial" w:hAnsi="Arial"/>
@@ -24496,7 +24496,7 @@
               <w:spacing w:after="10" w:before="0"/>
               <w:ind w:left="120"/>
             </w:pPr>
-            <w:hyperlink w:history="1" r:id="rIdjolimhkpn3w3vwjihejnb">
+            <w:hyperlink w:history="1" r:id="rIdwawrl8hluyxlmjjpyzjdq">
               <w:r>
                 <w:rPr>
                   <w:rFonts w:ascii="Arial" w:cs="Arial" w:eastAsia="Arial" w:hAnsi="Arial"/>
@@ -24541,7 +24541,7 @@
             <w:pPr>
               <w:spacing w:after="20" w:before="0"/>
             </w:pPr>
-            <w:hyperlink w:history="1" r:id="rIddsqniqo37fgf32bup3who">
+            <w:hyperlink w:history="1" r:id="rIdzqn8gcqc-6lpxoucduo1_">
               <w:r>
                 <w:rPr>
                   <w:rFonts w:ascii="Arial" w:cs="Arial" w:eastAsia="Arial" w:hAnsi="Arial"/>
@@ -24574,7 +24574,7 @@
               <w:spacing w:after="10" w:before="0"/>
               <w:ind w:left="120"/>
             </w:pPr>
-            <w:hyperlink w:history="1" r:id="rIdz9k9qdvuunbq67wdvdxjl">
+            <w:hyperlink w:history="1" r:id="rIdinxew4rynbtow9xe66f7i">
               <w:r>
                 <w:rPr>
                   <w:rFonts w:ascii="Arial" w:cs="Arial" w:eastAsia="Arial" w:hAnsi="Arial"/>
@@ -24769,7 +24769,7 @@
             <w:pPr>
               <w:spacing w:after="20" w:before="0"/>
             </w:pPr>
-            <w:hyperlink w:history="1" r:id="rIdl-acvkr0ygnqmylzrllsd">
+            <w:hyperlink w:history="1" r:id="rIdw2njprp_eec7suk9ivtpn">
               <w:r>
                 <w:rPr>
                   <w:rFonts w:ascii="Arial" w:cs="Arial" w:eastAsia="Arial" w:hAnsi="Arial"/>
@@ -24802,7 +24802,7 @@
               <w:spacing w:after="10" w:before="0"/>
               <w:ind w:left="120"/>
             </w:pPr>
-            <w:hyperlink w:history="1" r:id="rIdlyhwuk8faj3xnmbfjhu58">
+            <w:hyperlink w:history="1" r:id="rIdp7vvawimwkfz9bjheaiaw">
               <w:r>
                 <w:rPr>
                   <w:rFonts w:ascii="Arial" w:cs="Arial" w:eastAsia="Arial" w:hAnsi="Arial"/>
@@ -24847,7 +24847,7 @@
             <w:pPr>
               <w:spacing w:after="20" w:before="0"/>
             </w:pPr>
-            <w:hyperlink w:history="1" r:id="rIdrwezgb_hfgzvaddow6zo2">
+            <w:hyperlink w:history="1" r:id="rIdmkykvkgtcm6vsmthwd8ei">
               <w:r>
                 <w:rPr>
                   <w:rFonts w:ascii="Arial" w:cs="Arial" w:eastAsia="Arial" w:hAnsi="Arial"/>
@@ -24880,7 +24880,7 @@
               <w:spacing w:after="10" w:before="0"/>
               <w:ind w:left="120"/>
             </w:pPr>
-            <w:hyperlink w:history="1" r:id="rId6zflpgoom4s9vktalkzce">
+            <w:hyperlink w:history="1" r:id="rIdcjy9dh3ri8pqqinte9x8o">
               <w:r>
                 <w:rPr>
                   <w:rFonts w:ascii="Arial" w:cs="Arial" w:eastAsia="Arial" w:hAnsi="Arial"/>
@@ -25075,7 +25075,7 @@
             <w:pPr>
               <w:spacing w:after="20" w:before="0"/>
             </w:pPr>
-            <w:hyperlink w:history="1" r:id="rIdsvnj_rxb2upjhc_pnv8zo">
+            <w:hyperlink w:history="1" r:id="rIdndhtbfoviba8aqvwjiwal">
               <w:r>
                 <w:rPr>
                   <w:rFonts w:ascii="Arial" w:cs="Arial" w:eastAsia="Arial" w:hAnsi="Arial"/>
@@ -25108,7 +25108,7 @@
               <w:spacing w:after="10" w:before="0"/>
               <w:ind w:left="120"/>
             </w:pPr>
-            <w:hyperlink w:history="1" r:id="rIdgqgr86migoclbirmqp5hs">
+            <w:hyperlink w:history="1" r:id="rIdv46k45xivaya8na5tegsn">
               <w:r>
                 <w:rPr>
                   <w:rFonts w:ascii="Arial" w:cs="Arial" w:eastAsia="Arial" w:hAnsi="Arial"/>
@@ -25153,7 +25153,7 @@
             <w:pPr>
               <w:spacing w:after="20" w:before="0"/>
             </w:pPr>
-            <w:hyperlink w:history="1" r:id="rId-xiwp-xsuydeo3aysojb1">
+            <w:hyperlink w:history="1" r:id="rIdqbtdhdufcsomx8l2qi0cm">
               <w:r>
                 <w:rPr>
                   <w:rFonts w:ascii="Arial" w:cs="Arial" w:eastAsia="Arial" w:hAnsi="Arial"/>
@@ -25186,7 +25186,7 @@
               <w:spacing w:after="10" w:before="0"/>
               <w:ind w:left="120"/>
             </w:pPr>
-            <w:hyperlink w:history="1" r:id="rIdi057mm30mpfvmy7gz0tgv">
+            <w:hyperlink w:history="1" r:id="rIdqaqxyr7ekydosuqqkliju">
               <w:r>
                 <w:rPr>
                   <w:rFonts w:ascii="Arial" w:cs="Arial" w:eastAsia="Arial" w:hAnsi="Arial"/>
@@ -25381,7 +25381,7 @@
             <w:pPr>
               <w:spacing w:after="20" w:before="0"/>
             </w:pPr>
-            <w:hyperlink w:history="1" r:id="rIdmk3kuudvyhcurv9l37epq">
+            <w:hyperlink w:history="1" r:id="rIdmr4xhzivjrrq8ufniedko">
               <w:r>
                 <w:rPr>
                   <w:rFonts w:ascii="Arial" w:cs="Arial" w:eastAsia="Arial" w:hAnsi="Arial"/>
@@ -25430,7 +25430,7 @@
               <w:spacing w:after="10" w:before="0"/>
               <w:ind w:left="120"/>
             </w:pPr>
-            <w:hyperlink w:history="1" r:id="rIdrhdw2sbxmdqfnitwhy2ig">
+            <w:hyperlink w:history="1" r:id="rIdc0xwqpvvf1-fg1xgypy1b">
               <w:r>
                 <w:rPr>
                   <w:rFonts w:ascii="Arial" w:cs="Arial" w:eastAsia="Arial" w:hAnsi="Arial"/>
@@ -25475,7 +25475,7 @@
             <w:pPr>
               <w:spacing w:after="20" w:before="0"/>
             </w:pPr>
-            <w:hyperlink w:history="1" r:id="rId7dxlnesygresmagg0ubsy">
+            <w:hyperlink w:history="1" r:id="rIdwksx1kjbcrhkvobtix6ah">
               <w:r>
                 <w:rPr>
                   <w:rFonts w:ascii="Arial" w:cs="Arial" w:eastAsia="Arial" w:hAnsi="Arial"/>
@@ -25508,7 +25508,7 @@
               <w:spacing w:after="10" w:before="0"/>
               <w:ind w:left="120"/>
             </w:pPr>
-            <w:hyperlink w:history="1" r:id="rId2wqeqgkcpstxjh1hu9ztg">
+            <w:hyperlink w:history="1" r:id="rId7-pobhofycwgtvroptel4">
               <w:r>
                 <w:rPr>
                   <w:rFonts w:ascii="Arial" w:cs="Arial" w:eastAsia="Arial" w:hAnsi="Arial"/>
@@ -26020,7 +26020,7 @@
         </w:rPr>
         <w:t xml:space="preserve">© 2026 SeaVuria and ARES. Aligned with KICD objectives. Developed by SeaVuria; technical implementation by ARES (with AI assistance from Claude). Licensed under </w:t>
       </w:r>
-      <w:hyperlink w:history="1" r:id="rIdosxgmkawkcuqzkgbbqemi">
+      <w:hyperlink w:history="1" r:id="rIdplfdkbnlwfbed2vl3txd0">
         <w:r>
           <w:rPr>
             <w:rFonts w:ascii="Arial" w:cs="Arial" w:eastAsia="Arial" w:hAnsi="Arial"/>
@@ -26041,7 +26041,7 @@
         </w:rPr>
         <w:t xml:space="preserve"> (</w:t>
       </w:r>
-      <w:hyperlink w:history="1" r:id="rIdomuektrjwi3qzwfkgpqrf">
+      <w:hyperlink w:history="1" r:id="rIdnehepzjye3ivxsutcawft">
         <w:r>
           <w:rPr>
             <w:rFonts w:ascii="Arial" w:cs="Arial" w:eastAsia="Arial" w:hAnsi="Arial"/>
@@ -27054,7 +27054,7 @@
             <w:pPr>
               <w:spacing w:after="20" w:before="0"/>
             </w:pPr>
-            <w:hyperlink w:history="1" r:id="rIde5vqeagm0ldmlyha_dq2t">
+            <w:hyperlink w:history="1" r:id="rIdrgyvnhgvkkeigd1fkikh2">
               <w:r>
                 <w:rPr>
                   <w:rFonts w:ascii="Arial" w:cs="Arial" w:eastAsia="Arial" w:hAnsi="Arial"/>
@@ -27087,7 +27087,7 @@
               <w:spacing w:after="10" w:before="0"/>
               <w:ind w:left="120"/>
             </w:pPr>
-            <w:hyperlink w:history="1" r:id="rIdhau-2erugixe7qhjwe46p">
+            <w:hyperlink w:history="1" r:id="rIdbjmhaicbskxl4vb5-efcx">
               <w:r>
                 <w:rPr>
                   <w:rFonts w:ascii="Arial" w:cs="Arial" w:eastAsia="Arial" w:hAnsi="Arial"/>
@@ -27132,7 +27132,7 @@
             <w:pPr>
               <w:spacing w:after="20" w:before="0"/>
             </w:pPr>
-            <w:hyperlink w:history="1" r:id="rIdhodtlsralirjkawvctwbi">
+            <w:hyperlink w:history="1" r:id="rId7esdlrugvfcahcpt6a7rw">
               <w:r>
                 <w:rPr>
                   <w:rFonts w:ascii="Arial" w:cs="Arial" w:eastAsia="Arial" w:hAnsi="Arial"/>
@@ -27165,7 +27165,7 @@
               <w:spacing w:after="10" w:before="0"/>
               <w:ind w:left="120"/>
             </w:pPr>
-            <w:hyperlink w:history="1" r:id="rIdjjr58dxiaqyohdi8yjzev">
+            <w:hyperlink w:history="1" r:id="rIdyhwblnncmbddlz2c-mpje">
               <w:r>
                 <w:rPr>
                   <w:rFonts w:ascii="Arial" w:cs="Arial" w:eastAsia="Arial" w:hAnsi="Arial"/>
@@ -27360,7 +27360,7 @@
             <w:pPr>
               <w:spacing w:after="20" w:before="0"/>
             </w:pPr>
-            <w:hyperlink w:history="1" r:id="rIdbxaenriejarvvdon1xbem">
+            <w:hyperlink w:history="1" r:id="rIdcdjm77dcbpr4dhvev4elc">
               <w:r>
                 <w:rPr>
                   <w:rFonts w:ascii="Arial" w:cs="Arial" w:eastAsia="Arial" w:hAnsi="Arial"/>
@@ -27393,7 +27393,7 @@
               <w:spacing w:after="10" w:before="0"/>
               <w:ind w:left="120"/>
             </w:pPr>
-            <w:hyperlink w:history="1" r:id="rIdyhh0ql4815yygjhuofnxo">
+            <w:hyperlink w:history="1" r:id="rIdkr2uiwkuhp1vqjokug-ln">
               <w:r>
                 <w:rPr>
                   <w:rFonts w:ascii="Arial" w:cs="Arial" w:eastAsia="Arial" w:hAnsi="Arial"/>
@@ -27438,7 +27438,7 @@
             <w:pPr>
               <w:spacing w:after="20" w:before="0"/>
             </w:pPr>
-            <w:hyperlink w:history="1" r:id="rIdmt32jxpbu0a5dnhmo2ze1">
+            <w:hyperlink w:history="1" r:id="rIdqulsy4ceitnj8h58mtxym">
               <w:r>
                 <w:rPr>
                   <w:rFonts w:ascii="Arial" w:cs="Arial" w:eastAsia="Arial" w:hAnsi="Arial"/>
@@ -27471,7 +27471,7 @@
               <w:spacing w:after="10" w:before="0"/>
               <w:ind w:left="120"/>
             </w:pPr>
-            <w:hyperlink w:history="1" r:id="rIdd8o0vwcry2x23kfbcvut7">
+            <w:hyperlink w:history="1" r:id="rIdjvjfengrto-bz0eo3hjja">
               <w:r>
                 <w:rPr>
                   <w:rFonts w:ascii="Arial" w:cs="Arial" w:eastAsia="Arial" w:hAnsi="Arial"/>
@@ -27666,7 +27666,7 @@
             <w:pPr>
               <w:spacing w:after="20" w:before="0"/>
             </w:pPr>
-            <w:hyperlink w:history="1" r:id="rIdxhoccxskliy3l9ekcyssq">
+            <w:hyperlink w:history="1" r:id="rIddf_ffzie8qgpx3iybwcm9">
               <w:r>
                 <w:rPr>
                   <w:rFonts w:ascii="Arial" w:cs="Arial" w:eastAsia="Arial" w:hAnsi="Arial"/>
@@ -27715,7 +27715,7 @@
               <w:spacing w:after="10" w:before="0"/>
               <w:ind w:left="120"/>
             </w:pPr>
-            <w:hyperlink w:history="1" r:id="rIdkoujnjrwfjuilbb_5vvdn">
+            <w:hyperlink w:history="1" r:id="rIde6f3-ebm3afnjie4r7raj">
               <w:r>
                 <w:rPr>
                   <w:rFonts w:ascii="Arial" w:cs="Arial" w:eastAsia="Arial" w:hAnsi="Arial"/>
@@ -27760,7 +27760,7 @@
             <w:pPr>
               <w:spacing w:after="20" w:before="0"/>
             </w:pPr>
-            <w:hyperlink w:history="1" r:id="rIdfpjuos8fxrhok8iktuisv">
+            <w:hyperlink w:history="1" r:id="rIdb0m27qo00q6-x17ojmg9l">
               <w:r>
                 <w:rPr>
                   <w:rFonts w:ascii="Arial" w:cs="Arial" w:eastAsia="Arial" w:hAnsi="Arial"/>
@@ -27793,7 +27793,7 @@
               <w:spacing w:after="10" w:before="0"/>
               <w:ind w:left="120"/>
             </w:pPr>
-            <w:hyperlink w:history="1" r:id="rIdmxebgjmsqgn6v9pxzjseh">
+            <w:hyperlink w:history="1" r:id="rIdh14e5p428tlqmamwi1r77">
               <w:r>
                 <w:rPr>
                   <w:rFonts w:ascii="Arial" w:cs="Arial" w:eastAsia="Arial" w:hAnsi="Arial"/>
@@ -27988,7 +27988,7 @@
             <w:pPr>
               <w:spacing w:after="20" w:before="0"/>
             </w:pPr>
-            <w:hyperlink w:history="1" r:id="rIde-zjkjdrdcjwqxvqj4kro">
+            <w:hyperlink w:history="1" r:id="rIdbpub7acywp8e6ojwd5gfu">
               <w:r>
                 <w:rPr>
                   <w:rFonts w:ascii="Arial" w:cs="Arial" w:eastAsia="Arial" w:hAnsi="Arial"/>
@@ -28037,7 +28037,7 @@
               <w:spacing w:after="10" w:before="0"/>
               <w:ind w:left="120"/>
             </w:pPr>
-            <w:hyperlink w:history="1" r:id="rIdin3a_9sudsytxpm8xym9q">
+            <w:hyperlink w:history="1" r:id="rIdemmjvh7ki7vzazkgwjbdr">
               <w:r>
                 <w:rPr>
                   <w:rFonts w:ascii="Arial" w:cs="Arial" w:eastAsia="Arial" w:hAnsi="Arial"/>
@@ -28082,7 +28082,7 @@
             <w:pPr>
               <w:spacing w:after="20" w:before="0"/>
             </w:pPr>
-            <w:hyperlink w:history="1" r:id="rIdqrxvssol--hv743yj04c6">
+            <w:hyperlink w:history="1" r:id="rId4axqvhovsi-f2rxl7iu4v">
               <w:r>
                 <w:rPr>
                   <w:rFonts w:ascii="Arial" w:cs="Arial" w:eastAsia="Arial" w:hAnsi="Arial"/>
@@ -28115,7 +28115,7 @@
               <w:spacing w:after="10" w:before="0"/>
               <w:ind w:left="120"/>
             </w:pPr>
-            <w:hyperlink w:history="1" r:id="rIdxdr-k7xitomrnl0luj3nk">
+            <w:hyperlink w:history="1" r:id="rIdcjyykvxns7k8p-wvuft1r">
               <w:r>
                 <w:rPr>
                   <w:rFonts w:ascii="Arial" w:cs="Arial" w:eastAsia="Arial" w:hAnsi="Arial"/>
@@ -28310,7 +28310,7 @@
             <w:pPr>
               <w:spacing w:after="20" w:before="0"/>
             </w:pPr>
-            <w:hyperlink w:history="1" r:id="rIdfocnxkogoe3h1yb6vmpj6">
+            <w:hyperlink w:history="1" r:id="rIdask2zeexhgq9ptw9iljbe">
               <w:r>
                 <w:rPr>
                   <w:rFonts w:ascii="Arial" w:cs="Arial" w:eastAsia="Arial" w:hAnsi="Arial"/>
@@ -28359,7 +28359,7 @@
               <w:spacing w:after="10" w:before="0"/>
               <w:ind w:left="120"/>
             </w:pPr>
-            <w:hyperlink w:history="1" r:id="rId6hs_w5aobraqa7zjnjpqv">
+            <w:hyperlink w:history="1" r:id="rIdkt1ccr1x166z1kpmaf5em">
               <w:r>
                 <w:rPr>
                   <w:rFonts w:ascii="Arial" w:cs="Arial" w:eastAsia="Arial" w:hAnsi="Arial"/>
@@ -28404,7 +28404,7 @@
             <w:pPr>
               <w:spacing w:after="20" w:before="0"/>
             </w:pPr>
-            <w:hyperlink w:history="1" r:id="rIdydsz6tgzwco0z89de3sae">
+            <w:hyperlink w:history="1" r:id="rIdnao2urr6nhjdsi-tvuwla">
               <w:r>
                 <w:rPr>
                   <w:rFonts w:ascii="Arial" w:cs="Arial" w:eastAsia="Arial" w:hAnsi="Arial"/>
@@ -28453,7 +28453,7 @@
               <w:spacing w:after="10" w:before="0"/>
               <w:ind w:left="120"/>
             </w:pPr>
-            <w:hyperlink w:history="1" r:id="rIdbti38z1eqdjb4vyiyw1qf">
+            <w:hyperlink w:history="1" r:id="rIdqduk4cmhlexmxsut0dtds">
               <w:r>
                 <w:rPr>
                   <w:rFonts w:ascii="Arial" w:cs="Arial" w:eastAsia="Arial" w:hAnsi="Arial"/>
@@ -28965,7 +28965,7 @@
         </w:rPr>
         <w:t xml:space="preserve">© 2026 SeaVuria and ARES. Aligned with KICD objectives. Developed by SeaVuria; technical implementation by ARES (with AI assistance from Claude). Licensed under </w:t>
       </w:r>
-      <w:hyperlink w:history="1" r:id="rId7pujyepgphzqgzw6g9fmd">
+      <w:hyperlink w:history="1" r:id="rId-vepolu2olsk4v2uvzg_d">
         <w:r>
           <w:rPr>
             <w:rFonts w:ascii="Arial" w:cs="Arial" w:eastAsia="Arial" w:hAnsi="Arial"/>
@@ -28986,7 +28986,7 @@
         </w:rPr>
         <w:t xml:space="preserve"> (</w:t>
       </w:r>
-      <w:hyperlink w:history="1" r:id="rIdxy-gihr5nogonkuxvfpjw">
+      <w:hyperlink w:history="1" r:id="rIddcalwdaqzagovumtu_m-7">
         <w:r>
           <w:rPr>
             <w:rFonts w:ascii="Arial" w:cs="Arial" w:eastAsia="Arial" w:hAnsi="Arial"/>
@@ -29999,7 +29999,7 @@
             <w:pPr>
               <w:spacing w:after="20" w:before="0"/>
             </w:pPr>
-            <w:hyperlink w:history="1" r:id="rIdfs7xgh5vbabm2rgzhjlbf">
+            <w:hyperlink w:history="1" r:id="rIdscl8jpsbsbogp-nu6e3eq">
               <w:r>
                 <w:rPr>
                   <w:rFonts w:ascii="Arial" w:cs="Arial" w:eastAsia="Arial" w:hAnsi="Arial"/>
@@ -30032,7 +30032,7 @@
               <w:spacing w:after="10" w:before="0"/>
               <w:ind w:left="120"/>
             </w:pPr>
-            <w:hyperlink w:history="1" r:id="rId42f8imc65amhb0e8y2tlp">
+            <w:hyperlink w:history="1" r:id="rIdnsfrovhh3xee-gfiusiot">
               <w:r>
                 <w:rPr>
                   <w:rFonts w:ascii="Arial" w:cs="Arial" w:eastAsia="Arial" w:hAnsi="Arial"/>
@@ -30077,7 +30077,7 @@
             <w:pPr>
               <w:spacing w:after="20" w:before="0"/>
             </w:pPr>
-            <w:hyperlink w:history="1" r:id="rIdapmcd3ujsxyezrsxawxfi">
+            <w:hyperlink w:history="1" r:id="rIdfi6p8jusduromj8zj5ank">
               <w:r>
                 <w:rPr>
                   <w:rFonts w:ascii="Arial" w:cs="Arial" w:eastAsia="Arial" w:hAnsi="Arial"/>
@@ -30110,7 +30110,7 @@
               <w:spacing w:after="10" w:before="0"/>
               <w:ind w:left="120"/>
             </w:pPr>
-            <w:hyperlink w:history="1" r:id="rIdh22jxyvimkofopqrjkovl">
+            <w:hyperlink w:history="1" r:id="rIdkn8xde2cmguc2z-qstlqo">
               <w:r>
                 <w:rPr>
                   <w:rFonts w:ascii="Arial" w:cs="Arial" w:eastAsia="Arial" w:hAnsi="Arial"/>
@@ -30305,7 +30305,7 @@
             <w:pPr>
               <w:spacing w:after="20" w:before="0"/>
             </w:pPr>
-            <w:hyperlink w:history="1" r:id="rIdg95rny2ke6iu0s-alxaak">
+            <w:hyperlink w:history="1" r:id="rIdu_jovqy4xdnkxpje6o4dz">
               <w:r>
                 <w:rPr>
                   <w:rFonts w:ascii="Arial" w:cs="Arial" w:eastAsia="Arial" w:hAnsi="Arial"/>
@@ -30338,7 +30338,7 @@
               <w:spacing w:after="10" w:before="0"/>
               <w:ind w:left="120"/>
             </w:pPr>
-            <w:hyperlink w:history="1" r:id="rId4m7yhh7mmbdw8wwm3zvwr">
+            <w:hyperlink w:history="1" r:id="rId5luadvsulkgwrfjdw90ib">
               <w:r>
                 <w:rPr>
                   <w:rFonts w:ascii="Arial" w:cs="Arial" w:eastAsia="Arial" w:hAnsi="Arial"/>
@@ -30383,7 +30383,7 @@
             <w:pPr>
               <w:spacing w:after="20" w:before="0"/>
             </w:pPr>
-            <w:hyperlink w:history="1" r:id="rIdvlj5ywtwcdcprqieqwacr">
+            <w:hyperlink w:history="1" r:id="rIdif0hbvaiigqp5ke2stxb2">
               <w:r>
                 <w:rPr>
                   <w:rFonts w:ascii="Arial" w:cs="Arial" w:eastAsia="Arial" w:hAnsi="Arial"/>
@@ -30416,7 +30416,7 @@
               <w:spacing w:after="10" w:before="0"/>
               <w:ind w:left="120"/>
             </w:pPr>
-            <w:hyperlink w:history="1" r:id="rIdhnzgbmlqjyogdi1rhxu1h">
+            <w:hyperlink w:history="1" r:id="rIdj4ppbgwpad9ayvebqqjn8">
               <w:r>
                 <w:rPr>
                   <w:rFonts w:ascii="Arial" w:cs="Arial" w:eastAsia="Arial" w:hAnsi="Arial"/>
@@ -30611,7 +30611,7 @@
             <w:pPr>
               <w:spacing w:after="20" w:before="0"/>
             </w:pPr>
-            <w:hyperlink w:history="1" r:id="rIdqwclwonboqahlv-gjpwu8">
+            <w:hyperlink w:history="1" r:id="rIde2jwqssi8kx68etry1otj">
               <w:r>
                 <w:rPr>
                   <w:rFonts w:ascii="Arial" w:cs="Arial" w:eastAsia="Arial" w:hAnsi="Arial"/>
@@ -30644,7 +30644,7 @@
               <w:spacing w:after="10" w:before="0"/>
               <w:ind w:left="120"/>
             </w:pPr>
-            <w:hyperlink w:history="1" r:id="rIdpik6hgl-z2v2fknepdxcr">
+            <w:hyperlink w:history="1" r:id="rIdolaxu57wo0renpv4nlf-4">
               <w:r>
                 <w:rPr>
                   <w:rFonts w:ascii="Arial" w:cs="Arial" w:eastAsia="Arial" w:hAnsi="Arial"/>
@@ -30689,7 +30689,7 @@
             <w:pPr>
               <w:spacing w:after="20" w:before="0"/>
             </w:pPr>
-            <w:hyperlink w:history="1" r:id="rIdolvrb4hpfilgd0gnq0udh">
+            <w:hyperlink w:history="1" r:id="rIdbth_srcoeqnmfh_ahlqsk">
               <w:r>
                 <w:rPr>
                   <w:rFonts w:ascii="Arial" w:cs="Arial" w:eastAsia="Arial" w:hAnsi="Arial"/>
@@ -30738,7 +30738,7 @@
               <w:spacing w:after="10" w:before="0"/>
               <w:ind w:left="120"/>
             </w:pPr>
-            <w:hyperlink w:history="1" r:id="rIdsz2wvjkfx-qbnlxfwzinx">
+            <w:hyperlink w:history="1" r:id="rIdtbwqhohukdtbopeypc8f5">
               <w:r>
                 <w:rPr>
                   <w:rFonts w:ascii="Arial" w:cs="Arial" w:eastAsia="Arial" w:hAnsi="Arial"/>
@@ -30933,7 +30933,7 @@
             <w:pPr>
               <w:spacing w:after="20" w:before="0"/>
             </w:pPr>
-            <w:hyperlink w:history="1" r:id="rIdchmozfvnvpkgobfl4nite">
+            <w:hyperlink w:history="1" r:id="rId1gdh2af852ncalhuf-yz0">
               <w:r>
                 <w:rPr>
                   <w:rFonts w:ascii="Arial" w:cs="Arial" w:eastAsia="Arial" w:hAnsi="Arial"/>
@@ -30966,7 +30966,7 @@
               <w:spacing w:after="10" w:before="0"/>
               <w:ind w:left="120"/>
             </w:pPr>
-            <w:hyperlink w:history="1" r:id="rIduj_9xpx5a6achuvttoect">
+            <w:hyperlink w:history="1" r:id="rId2fbwt0fatu6pzjhqheanc">
               <w:r>
                 <w:rPr>
                   <w:rFonts w:ascii="Arial" w:cs="Arial" w:eastAsia="Arial" w:hAnsi="Arial"/>
@@ -31011,7 +31011,7 @@
             <w:pPr>
               <w:spacing w:after="20" w:before="0"/>
             </w:pPr>
-            <w:hyperlink w:history="1" r:id="rIdyrydnwyfckfjr_h194unj">
+            <w:hyperlink w:history="1" r:id="rIdhnal4xg1ckeoiitvyr3lh">
               <w:r>
                 <w:rPr>
                   <w:rFonts w:ascii="Arial" w:cs="Arial" w:eastAsia="Arial" w:hAnsi="Arial"/>
@@ -31044,7 +31044,7 @@
               <w:spacing w:after="10" w:before="0"/>
               <w:ind w:left="120"/>
             </w:pPr>
-            <w:hyperlink w:history="1" r:id="rIdvnnndefkzdbjsn2yizgma">
+            <w:hyperlink w:history="1" r:id="rIdn0b_to_ferdxq_f64asvc">
               <w:r>
                 <w:rPr>
                   <w:rFonts w:ascii="Arial" w:cs="Arial" w:eastAsia="Arial" w:hAnsi="Arial"/>
@@ -31239,7 +31239,7 @@
             <w:pPr>
               <w:spacing w:after="20" w:before="0"/>
             </w:pPr>
-            <w:hyperlink w:history="1" r:id="rIdlxekpvmtl8gebvzd-x5ve">
+            <w:hyperlink w:history="1" r:id="rIdvqhg6t3kxoryffpafpbcz">
               <w:r>
                 <w:rPr>
                   <w:rFonts w:ascii="Arial" w:cs="Arial" w:eastAsia="Arial" w:hAnsi="Arial"/>
@@ -31272,7 +31272,7 @@
               <w:spacing w:after="10" w:before="0"/>
               <w:ind w:left="120"/>
             </w:pPr>
-            <w:hyperlink w:history="1" r:id="rId0vog-c7jqhalxr4vxbvez">
+            <w:hyperlink w:history="1" r:id="rIdfijymfcliummzju35ebmc">
               <w:r>
                 <w:rPr>
                   <w:rFonts w:ascii="Arial" w:cs="Arial" w:eastAsia="Arial" w:hAnsi="Arial"/>
@@ -31317,7 +31317,7 @@
             <w:pPr>
               <w:spacing w:after="20" w:before="0"/>
             </w:pPr>
-            <w:hyperlink w:history="1" r:id="rIdf_asjhlzcigjwnyqqpc5v">
+            <w:hyperlink w:history="1" r:id="rIdrgggaq8wfqiktinrnlhjk">
               <w:r>
                 <w:rPr>
                   <w:rFonts w:ascii="Arial" w:cs="Arial" w:eastAsia="Arial" w:hAnsi="Arial"/>
@@ -31350,7 +31350,7 @@
               <w:spacing w:after="10" w:before="0"/>
               <w:ind w:left="120"/>
             </w:pPr>
-            <w:hyperlink w:history="1" r:id="rIdzmtodrxfscgybikf2zvr9">
+            <w:hyperlink w:history="1" r:id="rIdjwakjtpzchivc2klr2-w7">
               <w:r>
                 <w:rPr>
                   <w:rFonts w:ascii="Arial" w:cs="Arial" w:eastAsia="Arial" w:hAnsi="Arial"/>
@@ -32128,7 +32128,7 @@
         </w:rPr>
         <w:t xml:space="preserve">© 2026 SeaVuria and ARES. Aligned with KICD objectives. Developed by SeaVuria; technical implementation by ARES (with AI assistance from Claude). Licensed under </w:t>
       </w:r>
-      <w:hyperlink w:history="1" r:id="rIda0mdzwb8r_ntfldesqvxg">
+      <w:hyperlink w:history="1" r:id="rIdzu5mijks7pnpqkpjcicu2">
         <w:r>
           <w:rPr>
             <w:rFonts w:ascii="Arial" w:cs="Arial" w:eastAsia="Arial" w:hAnsi="Arial"/>
@@ -32149,7 +32149,7 @@
         </w:rPr>
         <w:t xml:space="preserve"> (</w:t>
       </w:r>
-      <w:hyperlink w:history="1" r:id="rIdaks5nr8aworm4hjkdnqq9">
+      <w:hyperlink w:history="1" r:id="rIdp59tz-up6xuxq4fnimxxl">
         <w:r>
           <w:rPr>
             <w:rFonts w:ascii="Arial" w:cs="Arial" w:eastAsia="Arial" w:hAnsi="Arial"/>

--- a/data/outputs/v2/Maths/SS3.2_Rotation/Mathematics_Rotation_CBE_LessonSequence.docx
+++ b/data/outputs/v2/Maths/SS3.2_Rotation/Mathematics_Rotation_CBE_LessonSequence.docx
@@ -2459,7 +2459,7 @@
         </w:rPr>
         <w:t xml:space="preserve">© 2026 SeaVuria and ARES. This work is licensed under a </w:t>
       </w:r>
-      <w:hyperlink w:history="1" r:id="rId7jy6m4rpvcpa7l0ywvwku">
+      <w:hyperlink w:history="1" r:id="rIdcazkaqutdkb1ukutspaw6">
         <w:r>
           <w:rPr>
             <w:rFonts w:ascii="Arial" w:cs="Arial" w:eastAsia="Arial" w:hAnsi="Arial"/>
@@ -2479,7 +2479,7 @@
         </w:rPr>
         <w:t xml:space="preserve"> (</w:t>
       </w:r>
-      <w:hyperlink w:history="1" r:id="rId6-oc6p4oj65wacfi0eoia">
+      <w:hyperlink w:history="1" r:id="rIdrfjhibppmsgc-pcrsxehy">
         <w:r>
           <w:rPr>
             <w:rFonts w:ascii="Arial" w:cs="Arial" w:eastAsia="Arial" w:hAnsi="Arial"/>
@@ -2499,7 +2499,7 @@
         </w:rPr>
         <w:t xml:space="preserve">). To view a copy of this license, visit </w:t>
       </w:r>
-      <w:hyperlink w:history="1" r:id="rIdiqb9fla1_cl8gktz6icgu">
+      <w:hyperlink w:history="1" r:id="rIdsu71f6l3mur3ynodwrlhi">
         <w:r>
           <w:rPr>
             <w:rFonts w:ascii="Arial" w:cs="Arial" w:eastAsia="Arial" w:hAnsi="Arial"/>
@@ -3511,7 +3511,7 @@
             <w:pPr>
               <w:spacing w:after="20" w:before="0"/>
             </w:pPr>
-            <w:hyperlink w:history="1" r:id="rIdzbpgbuax-lgjajzldndpr">
+            <w:hyperlink w:history="1" r:id="rIdlghvbsdw-6wlttvcjephc">
               <w:r>
                 <w:rPr>
                   <w:rFonts w:ascii="Arial" w:cs="Arial" w:eastAsia="Arial" w:hAnsi="Arial"/>
@@ -3544,7 +3544,7 @@
               <w:spacing w:after="10" w:before="0"/>
               <w:ind w:left="120"/>
             </w:pPr>
-            <w:hyperlink w:history="1" r:id="rIdnet6t1ryybr3an47zkn0t">
+            <w:hyperlink w:history="1" r:id="rIdpl3omifylykm1qcysmeza">
               <w:r>
                 <w:rPr>
                   <w:rFonts w:ascii="Arial" w:cs="Arial" w:eastAsia="Arial" w:hAnsi="Arial"/>
@@ -3589,7 +3589,7 @@
             <w:pPr>
               <w:spacing w:after="20" w:before="0"/>
             </w:pPr>
-            <w:hyperlink w:history="1" r:id="rIdwkser3qrrre0f9hmm-ghv">
+            <w:hyperlink w:history="1" r:id="rIdnrqjzkrqa8yh9lcdxkp3g">
               <w:r>
                 <w:rPr>
                   <w:rFonts w:ascii="Arial" w:cs="Arial" w:eastAsia="Arial" w:hAnsi="Arial"/>
@@ -3622,7 +3622,7 @@
               <w:spacing w:after="10" w:before="0"/>
               <w:ind w:left="120"/>
             </w:pPr>
-            <w:hyperlink w:history="1" r:id="rIdtubqnl0bclxhx0mign6ft">
+            <w:hyperlink w:history="1" r:id="rIdwqgtvaawpedxyyf_iawhm">
               <w:r>
                 <w:rPr>
                   <w:rFonts w:ascii="Arial" w:cs="Arial" w:eastAsia="Arial" w:hAnsi="Arial"/>
@@ -3817,7 +3817,7 @@
             <w:pPr>
               <w:spacing w:after="20" w:before="0"/>
             </w:pPr>
-            <w:hyperlink w:history="1" r:id="rIdgyw-s07m_1vmduxtdcntq">
+            <w:hyperlink w:history="1" r:id="rId4kglo757vmizxrs6f7h55">
               <w:r>
                 <w:rPr>
                   <w:rFonts w:ascii="Arial" w:cs="Arial" w:eastAsia="Arial" w:hAnsi="Arial"/>
@@ -3850,7 +3850,7 @@
               <w:spacing w:after="10" w:before="0"/>
               <w:ind w:left="120"/>
             </w:pPr>
-            <w:hyperlink w:history="1" r:id="rIddob7jov0wecezzd0jpzjt">
+            <w:hyperlink w:history="1" r:id="rIda_f6trxd_0gthr-9wzl14">
               <w:r>
                 <w:rPr>
                   <w:rFonts w:ascii="Arial" w:cs="Arial" w:eastAsia="Arial" w:hAnsi="Arial"/>
@@ -3895,7 +3895,7 @@
             <w:pPr>
               <w:spacing w:after="20" w:before="0"/>
             </w:pPr>
-            <w:hyperlink w:history="1" r:id="rIdro3xpe2mnk8eupj_4vpwr">
+            <w:hyperlink w:history="1" r:id="rIdflel8e2jw9pypknj6ml2w">
               <w:r>
                 <w:rPr>
                   <w:rFonts w:ascii="Arial" w:cs="Arial" w:eastAsia="Arial" w:hAnsi="Arial"/>
@@ -3928,7 +3928,7 @@
               <w:spacing w:after="10" w:before="0"/>
               <w:ind w:left="120"/>
             </w:pPr>
-            <w:hyperlink w:history="1" r:id="rIdspjpv0hlwsrqfmrlmrba1">
+            <w:hyperlink w:history="1" r:id="rIdhpq3pwksooke6w-3bkhxk">
               <w:r>
                 <w:rPr>
                   <w:rFonts w:ascii="Arial" w:cs="Arial" w:eastAsia="Arial" w:hAnsi="Arial"/>
@@ -4123,7 +4123,7 @@
             <w:pPr>
               <w:spacing w:after="20" w:before="0"/>
             </w:pPr>
-            <w:hyperlink w:history="1" r:id="rId8g6_bnzta8rfjybr7dtqu">
+            <w:hyperlink w:history="1" r:id="rIddzuttg_5xi-ts6b8wrcen">
               <w:r>
                 <w:rPr>
                   <w:rFonts w:ascii="Arial" w:cs="Arial" w:eastAsia="Arial" w:hAnsi="Arial"/>
@@ -4156,7 +4156,7 @@
               <w:spacing w:after="10" w:before="0"/>
               <w:ind w:left="120"/>
             </w:pPr>
-            <w:hyperlink w:history="1" r:id="rIdrvykpj8sxpkskl5h-sdmh">
+            <w:hyperlink w:history="1" r:id="rIdyx2eb3edxvpl3wsdhbnrh">
               <w:r>
                 <w:rPr>
                   <w:rFonts w:ascii="Arial" w:cs="Arial" w:eastAsia="Arial" w:hAnsi="Arial"/>
@@ -4201,7 +4201,7 @@
             <w:pPr>
               <w:spacing w:after="20" w:before="0"/>
             </w:pPr>
-            <w:hyperlink w:history="1" r:id="rIdyjx8so1gtbueekh3ysag0">
+            <w:hyperlink w:history="1" r:id="rIdb1waejovvj8l8skcdsk2d">
               <w:r>
                 <w:rPr>
                   <w:rFonts w:ascii="Arial" w:cs="Arial" w:eastAsia="Arial" w:hAnsi="Arial"/>
@@ -4234,7 +4234,7 @@
               <w:spacing w:after="10" w:before="0"/>
               <w:ind w:left="120"/>
             </w:pPr>
-            <w:hyperlink w:history="1" r:id="rIdezucfx1b6ia85zfx5kyuy">
+            <w:hyperlink w:history="1" r:id="rIde9nelxrfty8bpaugjixew">
               <w:r>
                 <w:rPr>
                   <w:rFonts w:ascii="Arial" w:cs="Arial" w:eastAsia="Arial" w:hAnsi="Arial"/>
@@ -4429,7 +4429,7 @@
             <w:pPr>
               <w:spacing w:after="20" w:before="0"/>
             </w:pPr>
-            <w:hyperlink w:history="1" r:id="rIddutncmemovrswwjq6lfcr">
+            <w:hyperlink w:history="1" r:id="rIdiaolhqgpflhy4et248d0l">
               <w:r>
                 <w:rPr>
                   <w:rFonts w:ascii="Arial" w:cs="Arial" w:eastAsia="Arial" w:hAnsi="Arial"/>
@@ -4462,7 +4462,7 @@
               <w:spacing w:after="10" w:before="0"/>
               <w:ind w:left="120"/>
             </w:pPr>
-            <w:hyperlink w:history="1" r:id="rIdqkxbt8vkfpjr7gn4xf9y0">
+            <w:hyperlink w:history="1" r:id="rId07pc-qp2hh_wknanxo0ai">
               <w:r>
                 <w:rPr>
                   <w:rFonts w:ascii="Arial" w:cs="Arial" w:eastAsia="Arial" w:hAnsi="Arial"/>
@@ -4507,7 +4507,7 @@
             <w:pPr>
               <w:spacing w:after="20" w:before="0"/>
             </w:pPr>
-            <w:hyperlink w:history="1" r:id="rIdh586swxkpjte8zz9o3ncp">
+            <w:hyperlink w:history="1" r:id="rIdi17dzyboqg4xa19muwsdy">
               <w:r>
                 <w:rPr>
                   <w:rFonts w:ascii="Arial" w:cs="Arial" w:eastAsia="Arial" w:hAnsi="Arial"/>
@@ -4540,7 +4540,7 @@
               <w:spacing w:after="10" w:before="0"/>
               <w:ind w:left="120"/>
             </w:pPr>
-            <w:hyperlink w:history="1" r:id="rIdzuc5_fzgsegya1bz95ylb">
+            <w:hyperlink w:history="1" r:id="rIdfq1co-uzeds_5h5yraqve">
               <w:r>
                 <w:rPr>
                   <w:rFonts w:ascii="Arial" w:cs="Arial" w:eastAsia="Arial" w:hAnsi="Arial"/>
@@ -4735,7 +4735,7 @@
             <w:pPr>
               <w:spacing w:after="20" w:before="0"/>
             </w:pPr>
-            <w:hyperlink w:history="1" r:id="rIdu2fwgizwxi1bwm87e3f_e">
+            <w:hyperlink w:history="1" r:id="rIdctv3emnrmcaruypcfd4pm">
               <w:r>
                 <w:rPr>
                   <w:rFonts w:ascii="Arial" w:cs="Arial" w:eastAsia="Arial" w:hAnsi="Arial"/>
@@ -4768,7 +4768,7 @@
               <w:spacing w:after="10" w:before="0"/>
               <w:ind w:left="120"/>
             </w:pPr>
-            <w:hyperlink w:history="1" r:id="rIdc8ydvdu7gq0f3rvaddeet">
+            <w:hyperlink w:history="1" r:id="rIdcb6_9tql-8rep4tcd1hvd">
               <w:r>
                 <w:rPr>
                   <w:rFonts w:ascii="Arial" w:cs="Arial" w:eastAsia="Arial" w:hAnsi="Arial"/>
@@ -4813,7 +4813,7 @@
             <w:pPr>
               <w:spacing w:after="20" w:before="0"/>
             </w:pPr>
-            <w:hyperlink w:history="1" r:id="rId3_2birnqwk8-ojpnbe1lq">
+            <w:hyperlink w:history="1" r:id="rIdzkj4gttpl7baq5gkvdbb-">
               <w:r>
                 <w:rPr>
                   <w:rFonts w:ascii="Arial" w:cs="Arial" w:eastAsia="Arial" w:hAnsi="Arial"/>
@@ -4862,7 +4862,7 @@
               <w:spacing w:after="10" w:before="0"/>
               <w:ind w:left="120"/>
             </w:pPr>
-            <w:hyperlink w:history="1" r:id="rIdybyhjqsssjemquvowxl2x">
+            <w:hyperlink w:history="1" r:id="rIdarzo48oxnusf0qubopth2">
               <w:r>
                 <w:rPr>
                   <w:rFonts w:ascii="Arial" w:cs="Arial" w:eastAsia="Arial" w:hAnsi="Arial"/>
@@ -5469,7 +5469,7 @@
         </w:rPr>
         <w:t xml:space="preserve">© 2026 SeaVuria and ARES. Aligned with KICD objectives. Developed by SeaVuria; technical implementation by ARES (with AI assistance from Claude). Licensed under </w:t>
       </w:r>
-      <w:hyperlink w:history="1" r:id="rIdy7aqe2kji1duyit9nnjmx">
+      <w:hyperlink w:history="1" r:id="rIdfkdtyv1pg58p3vpkmd2xz">
         <w:r>
           <w:rPr>
             <w:rFonts w:ascii="Arial" w:cs="Arial" w:eastAsia="Arial" w:hAnsi="Arial"/>
@@ -5490,7 +5490,7 @@
         </w:rPr>
         <w:t xml:space="preserve"> (</w:t>
       </w:r>
-      <w:hyperlink w:history="1" r:id="rIdkr9gkn6cd4zl9n8jaw1qg">
+      <w:hyperlink w:history="1" r:id="rIdtzv_3lg9-kxtvju1adqom">
         <w:r>
           <w:rPr>
             <w:rFonts w:ascii="Arial" w:cs="Arial" w:eastAsia="Arial" w:hAnsi="Arial"/>
@@ -6503,7 +6503,7 @@
             <w:pPr>
               <w:spacing w:after="20" w:before="0"/>
             </w:pPr>
-            <w:hyperlink w:history="1" r:id="rIddcktizuhlqdnaqesor3ao">
+            <w:hyperlink w:history="1" r:id="rIdon-cmhlncmng69vwdfnq9">
               <w:r>
                 <w:rPr>
                   <w:rFonts w:ascii="Arial" w:cs="Arial" w:eastAsia="Arial" w:hAnsi="Arial"/>
@@ -6536,7 +6536,7 @@
               <w:spacing w:after="10" w:before="0"/>
               <w:ind w:left="120"/>
             </w:pPr>
-            <w:hyperlink w:history="1" r:id="rIdeqnionrxo44yhzkyj1wjd">
+            <w:hyperlink w:history="1" r:id="rIdpcyc9r48yer75u-t-0yol">
               <w:r>
                 <w:rPr>
                   <w:rFonts w:ascii="Arial" w:cs="Arial" w:eastAsia="Arial" w:hAnsi="Arial"/>
@@ -6581,7 +6581,7 @@
             <w:pPr>
               <w:spacing w:after="20" w:before="0"/>
             </w:pPr>
-            <w:hyperlink w:history="1" r:id="rIdosa00d5xu_qiodl0p96ra">
+            <w:hyperlink w:history="1" r:id="rIdwmjuakd7um8qkjmltzlr5">
               <w:r>
                 <w:rPr>
                   <w:rFonts w:ascii="Arial" w:cs="Arial" w:eastAsia="Arial" w:hAnsi="Arial"/>
@@ -6614,7 +6614,7 @@
               <w:spacing w:after="10" w:before="0"/>
               <w:ind w:left="120"/>
             </w:pPr>
-            <w:hyperlink w:history="1" r:id="rIdtfvafqomt1mhfeypgk2oq">
+            <w:hyperlink w:history="1" r:id="rIdtc_u2kkhhx_hedn4h5ddl">
               <w:r>
                 <w:rPr>
                   <w:rFonts w:ascii="Arial" w:cs="Arial" w:eastAsia="Arial" w:hAnsi="Arial"/>
@@ -6809,7 +6809,7 @@
             <w:pPr>
               <w:spacing w:after="20" w:before="0"/>
             </w:pPr>
-            <w:hyperlink w:history="1" r:id="rIdz-nlygfhgcarbsmez1glk">
+            <w:hyperlink w:history="1" r:id="rIdzhd3vyfohzeydah4hi6e8">
               <w:r>
                 <w:rPr>
                   <w:rFonts w:ascii="Arial" w:cs="Arial" w:eastAsia="Arial" w:hAnsi="Arial"/>
@@ -6842,7 +6842,7 @@
               <w:spacing w:after="10" w:before="0"/>
               <w:ind w:left="120"/>
             </w:pPr>
-            <w:hyperlink w:history="1" r:id="rIdiqbdfdmradoxnytwxpxwc">
+            <w:hyperlink w:history="1" r:id="rIdfskub278ugsgkz23frkt8">
               <w:r>
                 <w:rPr>
                   <w:rFonts w:ascii="Arial" w:cs="Arial" w:eastAsia="Arial" w:hAnsi="Arial"/>
@@ -6887,7 +6887,7 @@
             <w:pPr>
               <w:spacing w:after="20" w:before="0"/>
             </w:pPr>
-            <w:hyperlink w:history="1" r:id="rIdpwx6p4cyjjvsnnlhuzgik">
+            <w:hyperlink w:history="1" r:id="rId3qgng_ealyq2dfuv1bitu">
               <w:r>
                 <w:rPr>
                   <w:rFonts w:ascii="Arial" w:cs="Arial" w:eastAsia="Arial" w:hAnsi="Arial"/>
@@ -6920,7 +6920,7 @@
               <w:spacing w:after="10" w:before="0"/>
               <w:ind w:left="120"/>
             </w:pPr>
-            <w:hyperlink w:history="1" r:id="rIddvrren00h7r5ncahpklyw">
+            <w:hyperlink w:history="1" r:id="rIdyvqlvb44fbt8c4mtev-bz">
               <w:r>
                 <w:rPr>
                   <w:rFonts w:ascii="Arial" w:cs="Arial" w:eastAsia="Arial" w:hAnsi="Arial"/>
@@ -7115,7 +7115,7 @@
             <w:pPr>
               <w:spacing w:after="20" w:before="0"/>
             </w:pPr>
-            <w:hyperlink w:history="1" r:id="rIdeut2splr69rhnni9q6mkd">
+            <w:hyperlink w:history="1" r:id="rIdvhpuq-pcgwcoxn_80pxtp">
               <w:r>
                 <w:rPr>
                   <w:rFonts w:ascii="Arial" w:cs="Arial" w:eastAsia="Arial" w:hAnsi="Arial"/>
@@ -7164,7 +7164,7 @@
               <w:spacing w:after="10" w:before="0"/>
               <w:ind w:left="120"/>
             </w:pPr>
-            <w:hyperlink w:history="1" r:id="rIdxpynvwln-4krmp_sihfxc">
+            <w:hyperlink w:history="1" r:id="rIdiosv_jntlxv7axisdqrzj">
               <w:r>
                 <w:rPr>
                   <w:rFonts w:ascii="Arial" w:cs="Arial" w:eastAsia="Arial" w:hAnsi="Arial"/>
@@ -7209,7 +7209,7 @@
             <w:pPr>
               <w:spacing w:after="20" w:before="0"/>
             </w:pPr>
-            <w:hyperlink w:history="1" r:id="rId9np9iy15qqkwi1frq7c0p">
+            <w:hyperlink w:history="1" r:id="rIdrj_y7-0giiamdsrs4znwa">
               <w:r>
                 <w:rPr>
                   <w:rFonts w:ascii="Arial" w:cs="Arial" w:eastAsia="Arial" w:hAnsi="Arial"/>
@@ -7258,7 +7258,7 @@
               <w:spacing w:after="10" w:before="0"/>
               <w:ind w:left="120"/>
             </w:pPr>
-            <w:hyperlink w:history="1" r:id="rIdk-grvyjkqvkncyw_7lc6m">
+            <w:hyperlink w:history="1" r:id="rIdsjfi8syqxvnq6lm7a0ale">
               <w:r>
                 <w:rPr>
                   <w:rFonts w:ascii="Arial" w:cs="Arial" w:eastAsia="Arial" w:hAnsi="Arial"/>
@@ -7453,7 +7453,7 @@
             <w:pPr>
               <w:spacing w:after="20" w:before="0"/>
             </w:pPr>
-            <w:hyperlink w:history="1" r:id="rId0nocb0lie5j2g8zed8m7i">
+            <w:hyperlink w:history="1" r:id="rIdn4xhzzgjd5gq0se2spavj">
               <w:r>
                 <w:rPr>
                   <w:rFonts w:ascii="Arial" w:cs="Arial" w:eastAsia="Arial" w:hAnsi="Arial"/>
@@ -7502,7 +7502,7 @@
               <w:spacing w:after="10" w:before="0"/>
               <w:ind w:left="120"/>
             </w:pPr>
-            <w:hyperlink w:history="1" r:id="rId-fc_s2tr5zhadwz8tce7v">
+            <w:hyperlink w:history="1" r:id="rIdj9znqhf9to7azyfond3oi">
               <w:r>
                 <w:rPr>
                   <w:rFonts w:ascii="Arial" w:cs="Arial" w:eastAsia="Arial" w:hAnsi="Arial"/>
@@ -7547,7 +7547,7 @@
             <w:pPr>
               <w:spacing w:after="20" w:before="0"/>
             </w:pPr>
-            <w:hyperlink w:history="1" r:id="rIdtif8apl4eiwlw9yvtlenc">
+            <w:hyperlink w:history="1" r:id="rIdtfw2euv0otgoq25oap59r">
               <w:r>
                 <w:rPr>
                   <w:rFonts w:ascii="Arial" w:cs="Arial" w:eastAsia="Arial" w:hAnsi="Arial"/>
@@ -7596,7 +7596,7 @@
               <w:spacing w:after="10" w:before="0"/>
               <w:ind w:left="120"/>
             </w:pPr>
-            <w:hyperlink w:history="1" r:id="rIdy2nlihwppbaabmkct68ud">
+            <w:hyperlink w:history="1" r:id="rIdlzl6lda43ri5hhg7go_8y">
               <w:r>
                 <w:rPr>
                   <w:rFonts w:ascii="Arial" w:cs="Arial" w:eastAsia="Arial" w:hAnsi="Arial"/>
@@ -7791,7 +7791,7 @@
             <w:pPr>
               <w:spacing w:after="20" w:before="0"/>
             </w:pPr>
-            <w:hyperlink w:history="1" r:id="rIdwor3obijrovi5c_g-kbqt">
+            <w:hyperlink w:history="1" r:id="rIdckw79ufcsw9ytvuwmhefs">
               <w:r>
                 <w:rPr>
                   <w:rFonts w:ascii="Arial" w:cs="Arial" w:eastAsia="Arial" w:hAnsi="Arial"/>
@@ -7824,7 +7824,7 @@
               <w:spacing w:after="10" w:before="0"/>
               <w:ind w:left="120"/>
             </w:pPr>
-            <w:hyperlink w:history="1" r:id="rId-mdcssf8pcurozr-9x7a1">
+            <w:hyperlink w:history="1" r:id="rId3wleqzfecrspzwh-nlxgt">
               <w:r>
                 <w:rPr>
                   <w:rFonts w:ascii="Arial" w:cs="Arial" w:eastAsia="Arial" w:hAnsi="Arial"/>
@@ -7869,7 +7869,7 @@
             <w:pPr>
               <w:spacing w:after="20" w:before="0"/>
             </w:pPr>
-            <w:hyperlink w:history="1" r:id="rIds5yecur3evwnwrnnn1xa1">
+            <w:hyperlink w:history="1" r:id="rIdlxeza26za3txetyioy0qz">
               <w:r>
                 <w:rPr>
                   <w:rFonts w:ascii="Arial" w:cs="Arial" w:eastAsia="Arial" w:hAnsi="Arial"/>
@@ -7918,7 +7918,7 @@
               <w:spacing w:after="10" w:before="0"/>
               <w:ind w:left="120"/>
             </w:pPr>
-            <w:hyperlink w:history="1" r:id="rId5lu8kewpnbozsdzun2j6n">
+            <w:hyperlink w:history="1" r:id="rIdzw4k90xila4obgnlj8-y8">
               <w:r>
                 <w:rPr>
                   <w:rFonts w:ascii="Arial" w:cs="Arial" w:eastAsia="Arial" w:hAnsi="Arial"/>
@@ -8430,7 +8430,7 @@
         </w:rPr>
         <w:t xml:space="preserve">© 2026 SeaVuria and ARES. Aligned with KICD objectives. Developed by SeaVuria; technical implementation by ARES (with AI assistance from Claude). Licensed under </w:t>
       </w:r>
-      <w:hyperlink w:history="1" r:id="rId18a3dslzqougbuydcz_vc">
+      <w:hyperlink w:history="1" r:id="rIdextuldmzviwqppkuijbpg">
         <w:r>
           <w:rPr>
             <w:rFonts w:ascii="Arial" w:cs="Arial" w:eastAsia="Arial" w:hAnsi="Arial"/>
@@ -8451,7 +8451,7 @@
         </w:rPr>
         <w:t xml:space="preserve"> (</w:t>
       </w:r>
-      <w:hyperlink w:history="1" r:id="rIdxbl7azuxxkkb4yiv4acwo">
+      <w:hyperlink w:history="1" r:id="rIdff7lc5l75sro3axyytugi">
         <w:r>
           <w:rPr>
             <w:rFonts w:ascii="Arial" w:cs="Arial" w:eastAsia="Arial" w:hAnsi="Arial"/>
@@ -9464,7 +9464,7 @@
             <w:pPr>
               <w:spacing w:after="20" w:before="0"/>
             </w:pPr>
-            <w:hyperlink w:history="1" r:id="rIdwr6dsez5tdpr_by-udcgm">
+            <w:hyperlink w:history="1" r:id="rIdpsue9z-vekjt7yzvfppwf">
               <w:r>
                 <w:rPr>
                   <w:rFonts w:ascii="Arial" w:cs="Arial" w:eastAsia="Arial" w:hAnsi="Arial"/>
@@ -9497,7 +9497,7 @@
               <w:spacing w:after="10" w:before="0"/>
               <w:ind w:left="120"/>
             </w:pPr>
-            <w:hyperlink w:history="1" r:id="rIdxxkc-idkhktsxpszzyifg">
+            <w:hyperlink w:history="1" r:id="rIdzmhhitgxac0ew6uravkmj">
               <w:r>
                 <w:rPr>
                   <w:rFonts w:ascii="Arial" w:cs="Arial" w:eastAsia="Arial" w:hAnsi="Arial"/>
@@ -9542,7 +9542,7 @@
             <w:pPr>
               <w:spacing w:after="20" w:before="0"/>
             </w:pPr>
-            <w:hyperlink w:history="1" r:id="rIdrzm4r0neivvj0p8itkgpe">
+            <w:hyperlink w:history="1" r:id="rIdi8470honnsz5mwrwc2roc">
               <w:r>
                 <w:rPr>
                   <w:rFonts w:ascii="Arial" w:cs="Arial" w:eastAsia="Arial" w:hAnsi="Arial"/>
@@ -9575,7 +9575,7 @@
               <w:spacing w:after="10" w:before="0"/>
               <w:ind w:left="120"/>
             </w:pPr>
-            <w:hyperlink w:history="1" r:id="rIdhcoobi-r2kmx3vc3elzkr">
+            <w:hyperlink w:history="1" r:id="rIdu0zrmk78epcfsou77atmu">
               <w:r>
                 <w:rPr>
                   <w:rFonts w:ascii="Arial" w:cs="Arial" w:eastAsia="Arial" w:hAnsi="Arial"/>
@@ -9770,7 +9770,7 @@
             <w:pPr>
               <w:spacing w:after="20" w:before="0"/>
             </w:pPr>
-            <w:hyperlink w:history="1" r:id="rIdj45bfp-1xej0-flct0spd">
+            <w:hyperlink w:history="1" r:id="rIdzep17-gxbajwhifwnvihh">
               <w:r>
                 <w:rPr>
                   <w:rFonts w:ascii="Arial" w:cs="Arial" w:eastAsia="Arial" w:hAnsi="Arial"/>
@@ -9803,7 +9803,7 @@
               <w:spacing w:after="10" w:before="0"/>
               <w:ind w:left="120"/>
             </w:pPr>
-            <w:hyperlink w:history="1" r:id="rIdaim2ixserspykv_l5ctsx">
+            <w:hyperlink w:history="1" r:id="rIdnlb1orkrlqysntl9hwuuh">
               <w:r>
                 <w:rPr>
                   <w:rFonts w:ascii="Arial" w:cs="Arial" w:eastAsia="Arial" w:hAnsi="Arial"/>
@@ -9848,7 +9848,7 @@
             <w:pPr>
               <w:spacing w:after="20" w:before="0"/>
             </w:pPr>
-            <w:hyperlink w:history="1" r:id="rIdfgsgrwahyk5y9ap2qynjj">
+            <w:hyperlink w:history="1" r:id="rIdaklkvrrnlhf5gxfjzxbqc">
               <w:r>
                 <w:rPr>
                   <w:rFonts w:ascii="Arial" w:cs="Arial" w:eastAsia="Arial" w:hAnsi="Arial"/>
@@ -9881,7 +9881,7 @@
               <w:spacing w:after="10" w:before="0"/>
               <w:ind w:left="120"/>
             </w:pPr>
-            <w:hyperlink w:history="1" r:id="rIdlbeyrdhvhotqep84cgheo">
+            <w:hyperlink w:history="1" r:id="rIdcsliozlcp9ldeuizdydjy">
               <w:r>
                 <w:rPr>
                   <w:rFonts w:ascii="Arial" w:cs="Arial" w:eastAsia="Arial" w:hAnsi="Arial"/>
@@ -10076,7 +10076,7 @@
             <w:pPr>
               <w:spacing w:after="20" w:before="0"/>
             </w:pPr>
-            <w:hyperlink w:history="1" r:id="rIdoy73k18hskmbfvk6jqtkt">
+            <w:hyperlink w:history="1" r:id="rIdicuwowqroxgngmeclpm7b">
               <w:r>
                 <w:rPr>
                   <w:rFonts w:ascii="Arial" w:cs="Arial" w:eastAsia="Arial" w:hAnsi="Arial"/>
@@ -10125,7 +10125,7 @@
               <w:spacing w:after="10" w:before="0"/>
               <w:ind w:left="120"/>
             </w:pPr>
-            <w:hyperlink w:history="1" r:id="rIdzgetbf5oiybdesginmo31">
+            <w:hyperlink w:history="1" r:id="rIds3wpznwlz72jkxetflgms">
               <w:r>
                 <w:rPr>
                   <w:rFonts w:ascii="Arial" w:cs="Arial" w:eastAsia="Arial" w:hAnsi="Arial"/>
@@ -10170,7 +10170,7 @@
             <w:pPr>
               <w:spacing w:after="20" w:before="0"/>
             </w:pPr>
-            <w:hyperlink w:history="1" r:id="rIdhrfxocendvv29hovtlhxn">
+            <w:hyperlink w:history="1" r:id="rIdeydt5t8_yejqfquyilwd2">
               <w:r>
                 <w:rPr>
                   <w:rFonts w:ascii="Arial" w:cs="Arial" w:eastAsia="Arial" w:hAnsi="Arial"/>
@@ -10203,7 +10203,7 @@
               <w:spacing w:after="10" w:before="0"/>
               <w:ind w:left="120"/>
             </w:pPr>
-            <w:hyperlink w:history="1" r:id="rIddxlnxjdmbajqh8aoolqrs">
+            <w:hyperlink w:history="1" r:id="rId3wzkoifwhl2djcatsehzk">
               <w:r>
                 <w:rPr>
                   <w:rFonts w:ascii="Arial" w:cs="Arial" w:eastAsia="Arial" w:hAnsi="Arial"/>
@@ -10398,7 +10398,7 @@
             <w:pPr>
               <w:spacing w:after="20" w:before="0"/>
             </w:pPr>
-            <w:hyperlink w:history="1" r:id="rId3s3j-laqfbuudocv2vyjq">
+            <w:hyperlink w:history="1" r:id="rIdh66ctnghrlsuat7s_axpo">
               <w:r>
                 <w:rPr>
                   <w:rFonts w:ascii="Arial" w:cs="Arial" w:eastAsia="Arial" w:hAnsi="Arial"/>
@@ -10447,7 +10447,7 @@
               <w:spacing w:after="10" w:before="0"/>
               <w:ind w:left="120"/>
             </w:pPr>
-            <w:hyperlink w:history="1" r:id="rIdphhu2zgtrqvlvujogt68c">
+            <w:hyperlink w:history="1" r:id="rIdormcwmcf3efwg4o4oq6el">
               <w:r>
                 <w:rPr>
                   <w:rFonts w:ascii="Arial" w:cs="Arial" w:eastAsia="Arial" w:hAnsi="Arial"/>
@@ -10492,7 +10492,7 @@
             <w:pPr>
               <w:spacing w:after="20" w:before="0"/>
             </w:pPr>
-            <w:hyperlink w:history="1" r:id="rIdupny1vqqygcf40e6irsok">
+            <w:hyperlink w:history="1" r:id="rIdp5tiaxoqcmwhxptvif1eg">
               <w:r>
                 <w:rPr>
                   <w:rFonts w:ascii="Arial" w:cs="Arial" w:eastAsia="Arial" w:hAnsi="Arial"/>
@@ -10525,7 +10525,7 @@
               <w:spacing w:after="10" w:before="0"/>
               <w:ind w:left="120"/>
             </w:pPr>
-            <w:hyperlink w:history="1" r:id="rId8rwrfxjcknk88usisd7dq">
+            <w:hyperlink w:history="1" r:id="rIduyzncyejhpeo3drdrs4ky">
               <w:r>
                 <w:rPr>
                   <w:rFonts w:ascii="Arial" w:cs="Arial" w:eastAsia="Arial" w:hAnsi="Arial"/>
@@ -10720,7 +10720,7 @@
             <w:pPr>
               <w:spacing w:after="20" w:before="0"/>
             </w:pPr>
-            <w:hyperlink w:history="1" r:id="rIdliqhpqul4mlpa1rpdpqvk">
+            <w:hyperlink w:history="1" r:id="rIdgx_78dsuctxzabplfvqqk">
               <w:r>
                 <w:rPr>
                   <w:rFonts w:ascii="Arial" w:cs="Arial" w:eastAsia="Arial" w:hAnsi="Arial"/>
@@ -10769,7 +10769,7 @@
               <w:spacing w:after="10" w:before="0"/>
               <w:ind w:left="120"/>
             </w:pPr>
-            <w:hyperlink w:history="1" r:id="rId4cewrsjcsgbp-ctqjijtl">
+            <w:hyperlink w:history="1" r:id="rIdlyzd8oppuqa7-z08n_k8q">
               <w:r>
                 <w:rPr>
                   <w:rFonts w:ascii="Arial" w:cs="Arial" w:eastAsia="Arial" w:hAnsi="Arial"/>
@@ -10814,7 +10814,7 @@
             <w:pPr>
               <w:spacing w:after="20" w:before="0"/>
             </w:pPr>
-            <w:hyperlink w:history="1" r:id="rIdv2q5ejm-z6pcew0b3a1xu">
+            <w:hyperlink w:history="1" r:id="rIdyqygcasz-dztk6v2dfw61">
               <w:r>
                 <w:rPr>
                   <w:rFonts w:ascii="Arial" w:cs="Arial" w:eastAsia="Arial" w:hAnsi="Arial"/>
@@ -10863,7 +10863,7 @@
               <w:spacing w:after="10" w:before="0"/>
               <w:ind w:left="120"/>
             </w:pPr>
-            <w:hyperlink w:history="1" r:id="rId4rnvq-yvrgnu78m-db5t8">
+            <w:hyperlink w:history="1" r:id="rIddyvfpyzuqjyppzzdmhs01">
               <w:r>
                 <w:rPr>
                   <w:rFonts w:ascii="Arial" w:cs="Arial" w:eastAsia="Arial" w:hAnsi="Arial"/>
@@ -11375,7 +11375,7 @@
         </w:rPr>
         <w:t xml:space="preserve">© 2026 SeaVuria and ARES. Aligned with KICD objectives. Developed by SeaVuria; technical implementation by ARES (with AI assistance from Claude). Licensed under </w:t>
       </w:r>
-      <w:hyperlink w:history="1" r:id="rIdqsf85zyykzmwsp4btzvin">
+      <w:hyperlink w:history="1" r:id="rIdenbqvadci3nxvlgm_owjp">
         <w:r>
           <w:rPr>
             <w:rFonts w:ascii="Arial" w:cs="Arial" w:eastAsia="Arial" w:hAnsi="Arial"/>
@@ -11396,7 +11396,7 @@
         </w:rPr>
         <w:t xml:space="preserve"> (</w:t>
       </w:r>
-      <w:hyperlink w:history="1" r:id="rIdlnjvmsqfvvwikuc7kworc">
+      <w:hyperlink w:history="1" r:id="rIdnlere5va_utut8jdxo48o">
         <w:r>
           <w:rPr>
             <w:rFonts w:ascii="Arial" w:cs="Arial" w:eastAsia="Arial" w:hAnsi="Arial"/>
@@ -12409,7 +12409,7 @@
             <w:pPr>
               <w:spacing w:after="20" w:before="0"/>
             </w:pPr>
-            <w:hyperlink w:history="1" r:id="rId7b5vyyj3zjcj8l1sgftnq">
+            <w:hyperlink w:history="1" r:id="rIdrqqe_v3ytxrtv5sgglfvb">
               <w:r>
                 <w:rPr>
                   <w:rFonts w:ascii="Arial" w:cs="Arial" w:eastAsia="Arial" w:hAnsi="Arial"/>
@@ -12442,7 +12442,7 @@
               <w:spacing w:after="10" w:before="0"/>
               <w:ind w:left="120"/>
             </w:pPr>
-            <w:hyperlink w:history="1" r:id="rIdlsihnqfaxa7ockerswos4">
+            <w:hyperlink w:history="1" r:id="rId-0qfu9dv48nlt6qj4iuda">
               <w:r>
                 <w:rPr>
                   <w:rFonts w:ascii="Arial" w:cs="Arial" w:eastAsia="Arial" w:hAnsi="Arial"/>
@@ -12487,7 +12487,7 @@
             <w:pPr>
               <w:spacing w:after="20" w:before="0"/>
             </w:pPr>
-            <w:hyperlink w:history="1" r:id="rId_0c1aynqpebeavn3svijg">
+            <w:hyperlink w:history="1" r:id="rId0gt7-wb7oqps-ro0xm2u6">
               <w:r>
                 <w:rPr>
                   <w:rFonts w:ascii="Arial" w:cs="Arial" w:eastAsia="Arial" w:hAnsi="Arial"/>
@@ -12520,7 +12520,7 @@
               <w:spacing w:after="10" w:before="0"/>
               <w:ind w:left="120"/>
             </w:pPr>
-            <w:hyperlink w:history="1" r:id="rIdejteawhmh2hquc-wezpkd">
+            <w:hyperlink w:history="1" r:id="rIdkejc8ncqrvjaprlpfokap">
               <w:r>
                 <w:rPr>
                   <w:rFonts w:ascii="Arial" w:cs="Arial" w:eastAsia="Arial" w:hAnsi="Arial"/>
@@ -12715,7 +12715,7 @@
             <w:pPr>
               <w:spacing w:after="20" w:before="0"/>
             </w:pPr>
-            <w:hyperlink w:history="1" r:id="rId3c-igky6oihrvbuptd_a2">
+            <w:hyperlink w:history="1" r:id="rId_4mqhgmn-5sq-mq4wov3v">
               <w:r>
                 <w:rPr>
                   <w:rFonts w:ascii="Arial" w:cs="Arial" w:eastAsia="Arial" w:hAnsi="Arial"/>
@@ -12748,7 +12748,7 @@
               <w:spacing w:after="10" w:before="0"/>
               <w:ind w:left="120"/>
             </w:pPr>
-            <w:hyperlink w:history="1" r:id="rIdx71rgnmmv70a6j5tkosfi">
+            <w:hyperlink w:history="1" r:id="rIdb2c8ev3xlerewf_r-y814">
               <w:r>
                 <w:rPr>
                   <w:rFonts w:ascii="Arial" w:cs="Arial" w:eastAsia="Arial" w:hAnsi="Arial"/>
@@ -12793,7 +12793,7 @@
             <w:pPr>
               <w:spacing w:after="20" w:before="0"/>
             </w:pPr>
-            <w:hyperlink w:history="1" r:id="rIdbyekqly_t33jdlc4ay3se">
+            <w:hyperlink w:history="1" r:id="rIdyftk2spf-fimqr0zhzuc3">
               <w:r>
                 <w:rPr>
                   <w:rFonts w:ascii="Arial" w:cs="Arial" w:eastAsia="Arial" w:hAnsi="Arial"/>
@@ -12826,7 +12826,7 @@
               <w:spacing w:after="10" w:before="0"/>
               <w:ind w:left="120"/>
             </w:pPr>
-            <w:hyperlink w:history="1" r:id="rId9_rglngwpezyhuzu-ffzy">
+            <w:hyperlink w:history="1" r:id="rIdzb-azi5tnkolgueuio5ou">
               <w:r>
                 <w:rPr>
                   <w:rFonts w:ascii="Arial" w:cs="Arial" w:eastAsia="Arial" w:hAnsi="Arial"/>
@@ -13021,7 +13021,7 @@
             <w:pPr>
               <w:spacing w:after="20" w:before="0"/>
             </w:pPr>
-            <w:hyperlink w:history="1" r:id="rIdxlh0ixz7g3fzum2ijhqa0">
+            <w:hyperlink w:history="1" r:id="rIdtspjbsievhpclwtqikun_">
               <w:r>
                 <w:rPr>
                   <w:rFonts w:ascii="Arial" w:cs="Arial" w:eastAsia="Arial" w:hAnsi="Arial"/>
@@ -13054,7 +13054,7 @@
               <w:spacing w:after="10" w:before="0"/>
               <w:ind w:left="120"/>
             </w:pPr>
-            <w:hyperlink w:history="1" r:id="rId5r_1-xg-eb-0jk65ffvw0">
+            <w:hyperlink w:history="1" r:id="rIdm_gktssf_avgxsjvytr5x">
               <w:r>
                 <w:rPr>
                   <w:rFonts w:ascii="Arial" w:cs="Arial" w:eastAsia="Arial" w:hAnsi="Arial"/>
@@ -13099,7 +13099,7 @@
             <w:pPr>
               <w:spacing w:after="20" w:before="0"/>
             </w:pPr>
-            <w:hyperlink w:history="1" r:id="rIdfxjz4fwwjumhvnp0hbidk">
+            <w:hyperlink w:history="1" r:id="rIdmxu8sre3keln6qfcvojsr">
               <w:r>
                 <w:rPr>
                   <w:rFonts w:ascii="Arial" w:cs="Arial" w:eastAsia="Arial" w:hAnsi="Arial"/>
@@ -13148,7 +13148,7 @@
               <w:spacing w:after="10" w:before="0"/>
               <w:ind w:left="120"/>
             </w:pPr>
-            <w:hyperlink w:history="1" r:id="rIdjiiyywldsgz7lahuqfoqq">
+            <w:hyperlink w:history="1" r:id="rId-umjh6kwpv6vmawuyrljq">
               <w:r>
                 <w:rPr>
                   <w:rFonts w:ascii="Arial" w:cs="Arial" w:eastAsia="Arial" w:hAnsi="Arial"/>
@@ -13343,7 +13343,7 @@
             <w:pPr>
               <w:spacing w:after="20" w:before="0"/>
             </w:pPr>
-            <w:hyperlink w:history="1" r:id="rIdt65ctyhqbgsk8hgvuxz8s">
+            <w:hyperlink w:history="1" r:id="rIdejvzy-exuwxxb67dhkmot">
               <w:r>
                 <w:rPr>
                   <w:rFonts w:ascii="Arial" w:cs="Arial" w:eastAsia="Arial" w:hAnsi="Arial"/>
@@ -13376,7 +13376,7 @@
               <w:spacing w:after="10" w:before="0"/>
               <w:ind w:left="120"/>
             </w:pPr>
-            <w:hyperlink w:history="1" r:id="rIdbhp1c703tpadz33ytudlj">
+            <w:hyperlink w:history="1" r:id="rIdgxfmxgoo1tujj0orn98ke">
               <w:r>
                 <w:rPr>
                   <w:rFonts w:ascii="Arial" w:cs="Arial" w:eastAsia="Arial" w:hAnsi="Arial"/>
@@ -13421,7 +13421,7 @@
             <w:pPr>
               <w:spacing w:after="20" w:before="0"/>
             </w:pPr>
-            <w:hyperlink w:history="1" r:id="rIdjpgybn6zhd_psegan6ske">
+            <w:hyperlink w:history="1" r:id="rIdsuyv8fa1evwkk27jo_rdu">
               <w:r>
                 <w:rPr>
                   <w:rFonts w:ascii="Arial" w:cs="Arial" w:eastAsia="Arial" w:hAnsi="Arial"/>
@@ -13470,7 +13470,7 @@
               <w:spacing w:after="10" w:before="0"/>
               <w:ind w:left="120"/>
             </w:pPr>
-            <w:hyperlink w:history="1" r:id="rIdyhbka2gqru-mfcn0zrkfc">
+            <w:hyperlink w:history="1" r:id="rIdpungty4zppw54usffvx_3">
               <w:r>
                 <w:rPr>
                   <w:rFonts w:ascii="Arial" w:cs="Arial" w:eastAsia="Arial" w:hAnsi="Arial"/>
@@ -13665,7 +13665,7 @@
             <w:pPr>
               <w:spacing w:after="20" w:before="0"/>
             </w:pPr>
-            <w:hyperlink w:history="1" r:id="rId_ysv5awgjzdy5k4yfaj82">
+            <w:hyperlink w:history="1" r:id="rId233szaehaylpifhq0f3rm">
               <w:r>
                 <w:rPr>
                   <w:rFonts w:ascii="Arial" w:cs="Arial" w:eastAsia="Arial" w:hAnsi="Arial"/>
@@ -13714,7 +13714,7 @@
               <w:spacing w:after="10" w:before="0"/>
               <w:ind w:left="120"/>
             </w:pPr>
-            <w:hyperlink w:history="1" r:id="rIdc9f-jl4ab5hnh-nb2avpv">
+            <w:hyperlink w:history="1" r:id="rIdoxtgokdhsjqfzmldtivnn">
               <w:r>
                 <w:rPr>
                   <w:rFonts w:ascii="Arial" w:cs="Arial" w:eastAsia="Arial" w:hAnsi="Arial"/>
@@ -13759,7 +13759,7 @@
             <w:pPr>
               <w:spacing w:after="20" w:before="0"/>
             </w:pPr>
-            <w:hyperlink w:history="1" r:id="rIdmuhxyvyph_betkywnwxci">
+            <w:hyperlink w:history="1" r:id="rIdzbl1i8tjuoo4w1pw2derl">
               <w:r>
                 <w:rPr>
                   <w:rFonts w:ascii="Arial" w:cs="Arial" w:eastAsia="Arial" w:hAnsi="Arial"/>
@@ -13808,7 +13808,7 @@
               <w:spacing w:after="10" w:before="0"/>
               <w:ind w:left="120"/>
             </w:pPr>
-            <w:hyperlink w:history="1" r:id="rIdf0lztoinl6td9ecdvgzj6">
+            <w:hyperlink w:history="1" r:id="rIdjpnxcjk8-rddlgc6ybbub">
               <w:r>
                 <w:rPr>
                   <w:rFonts w:ascii="Arial" w:cs="Arial" w:eastAsia="Arial" w:hAnsi="Arial"/>
@@ -14320,7 +14320,7 @@
         </w:rPr>
         <w:t xml:space="preserve">© 2026 SeaVuria and ARES. Aligned with KICD objectives. Developed by SeaVuria; technical implementation by ARES (with AI assistance from Claude). Licensed under </w:t>
       </w:r>
-      <w:hyperlink w:history="1" r:id="rIdlaj4otzxphlh884qsbmtv">
+      <w:hyperlink w:history="1" r:id="rIdeynpin9ntvpmqdbizcbre">
         <w:r>
           <w:rPr>
             <w:rFonts w:ascii="Arial" w:cs="Arial" w:eastAsia="Arial" w:hAnsi="Arial"/>
@@ -14341,7 +14341,7 @@
         </w:rPr>
         <w:t xml:space="preserve"> (</w:t>
       </w:r>
-      <w:hyperlink w:history="1" r:id="rIddgqycs6-32nvuh03r_35i">
+      <w:hyperlink w:history="1" r:id="rIdd7diiaivnmsrxqhsphgcx">
         <w:r>
           <w:rPr>
             <w:rFonts w:ascii="Arial" w:cs="Arial" w:eastAsia="Arial" w:hAnsi="Arial"/>
@@ -15354,7 +15354,7 @@
             <w:pPr>
               <w:spacing w:after="20" w:before="0"/>
             </w:pPr>
-            <w:hyperlink w:history="1" r:id="rIdg5u8hlvfk0bq66xibh7u6">
+            <w:hyperlink w:history="1" r:id="rIdbfvaij3oroa2av4l2jk71">
               <w:r>
                 <w:rPr>
                   <w:rFonts w:ascii="Arial" w:cs="Arial" w:eastAsia="Arial" w:hAnsi="Arial"/>
@@ -15387,7 +15387,7 @@
               <w:spacing w:after="10" w:before="0"/>
               <w:ind w:left="120"/>
             </w:pPr>
-            <w:hyperlink w:history="1" r:id="rId3lruxo4-t7_siikzsyfam">
+            <w:hyperlink w:history="1" r:id="rIdoxh-ktzgynq_kfevyq_c7">
               <w:r>
                 <w:rPr>
                   <w:rFonts w:ascii="Arial" w:cs="Arial" w:eastAsia="Arial" w:hAnsi="Arial"/>
@@ -15432,7 +15432,7 @@
             <w:pPr>
               <w:spacing w:after="20" w:before="0"/>
             </w:pPr>
-            <w:hyperlink w:history="1" r:id="rIdkpulhdw7iaehiy1ycl_ze">
+            <w:hyperlink w:history="1" r:id="rIdpn_xqkxuk6fjj1sjjee6k">
               <w:r>
                 <w:rPr>
                   <w:rFonts w:ascii="Arial" w:cs="Arial" w:eastAsia="Arial" w:hAnsi="Arial"/>
@@ -15465,7 +15465,7 @@
               <w:spacing w:after="10" w:before="0"/>
               <w:ind w:left="120"/>
             </w:pPr>
-            <w:hyperlink w:history="1" r:id="rId9o8dqdwteu-0nbn9hf3go">
+            <w:hyperlink w:history="1" r:id="rIdrsc-m0cgt4jvcjuulo8tp">
               <w:r>
                 <w:rPr>
                   <w:rFonts w:ascii="Arial" w:cs="Arial" w:eastAsia="Arial" w:hAnsi="Arial"/>
@@ -15660,7 +15660,7 @@
             <w:pPr>
               <w:spacing w:after="20" w:before="0"/>
             </w:pPr>
-            <w:hyperlink w:history="1" r:id="rId27zd-euegnvez8dads1et">
+            <w:hyperlink w:history="1" r:id="rIdkgakiq-hqgx5o5mucp2lv">
               <w:r>
                 <w:rPr>
                   <w:rFonts w:ascii="Arial" w:cs="Arial" w:eastAsia="Arial" w:hAnsi="Arial"/>
@@ -15693,7 +15693,7 @@
               <w:spacing w:after="10" w:before="0"/>
               <w:ind w:left="120"/>
             </w:pPr>
-            <w:hyperlink w:history="1" r:id="rId1ykrrw-p5rutzn-ydolye">
+            <w:hyperlink w:history="1" r:id="rId5cyyx-jy49cdoyg5ebwaf">
               <w:r>
                 <w:rPr>
                   <w:rFonts w:ascii="Arial" w:cs="Arial" w:eastAsia="Arial" w:hAnsi="Arial"/>
@@ -15738,7 +15738,7 @@
             <w:pPr>
               <w:spacing w:after="20" w:before="0"/>
             </w:pPr>
-            <w:hyperlink w:history="1" r:id="rIduk-j1boetyybj91sf9fmo">
+            <w:hyperlink w:history="1" r:id="rIdtgrqr9uy--aabygnskjbd">
               <w:r>
                 <w:rPr>
                   <w:rFonts w:ascii="Arial" w:cs="Arial" w:eastAsia="Arial" w:hAnsi="Arial"/>
@@ -15771,7 +15771,7 @@
               <w:spacing w:after="10" w:before="0"/>
               <w:ind w:left="120"/>
             </w:pPr>
-            <w:hyperlink w:history="1" r:id="rIdoswyekcpv6epbymk0x_ag">
+            <w:hyperlink w:history="1" r:id="rId6mwncvr7q4s4qyuoi7_u1">
               <w:r>
                 <w:rPr>
                   <w:rFonts w:ascii="Arial" w:cs="Arial" w:eastAsia="Arial" w:hAnsi="Arial"/>
@@ -15966,7 +15966,7 @@
             <w:pPr>
               <w:spacing w:after="20" w:before="0"/>
             </w:pPr>
-            <w:hyperlink w:history="1" r:id="rId-at_zbr7d17b16y33bu1r">
+            <w:hyperlink w:history="1" r:id="rIdetsa0v3tk3tv8sujnlrpg">
               <w:r>
                 <w:rPr>
                   <w:rFonts w:ascii="Arial" w:cs="Arial" w:eastAsia="Arial" w:hAnsi="Arial"/>
@@ -15999,7 +15999,7 @@
               <w:spacing w:after="10" w:before="0"/>
               <w:ind w:left="120"/>
             </w:pPr>
-            <w:hyperlink w:history="1" r:id="rIdcnt2unasct3xewudkmjbb">
+            <w:hyperlink w:history="1" r:id="rIdlkdtpikzo0a7gqs-7uack">
               <w:r>
                 <w:rPr>
                   <w:rFonts w:ascii="Arial" w:cs="Arial" w:eastAsia="Arial" w:hAnsi="Arial"/>
@@ -16044,7 +16044,7 @@
             <w:pPr>
               <w:spacing w:after="20" w:before="0"/>
             </w:pPr>
-            <w:hyperlink w:history="1" r:id="rIdsrr5bullm41cc1of-iuub">
+            <w:hyperlink w:history="1" r:id="rIddgvxtjkyad_m6nxryldef">
               <w:r>
                 <w:rPr>
                   <w:rFonts w:ascii="Arial" w:cs="Arial" w:eastAsia="Arial" w:hAnsi="Arial"/>
@@ -16093,7 +16093,7 @@
               <w:spacing w:after="10" w:before="0"/>
               <w:ind w:left="120"/>
             </w:pPr>
-            <w:hyperlink w:history="1" r:id="rId-wk8riicbkh4zjslxoal9">
+            <w:hyperlink w:history="1" r:id="rIdeyuxlb9zwafpmozvpmjls">
               <w:r>
                 <w:rPr>
                   <w:rFonts w:ascii="Arial" w:cs="Arial" w:eastAsia="Arial" w:hAnsi="Arial"/>
@@ -16288,7 +16288,7 @@
             <w:pPr>
               <w:spacing w:after="20" w:before="0"/>
             </w:pPr>
-            <w:hyperlink w:history="1" r:id="rIdtmuyn3asndednmxczv-e6">
+            <w:hyperlink w:history="1" r:id="rIdpvmnbhhdfwvzsiu-adcyn">
               <w:r>
                 <w:rPr>
                   <w:rFonts w:ascii="Arial" w:cs="Arial" w:eastAsia="Arial" w:hAnsi="Arial"/>
@@ -16321,7 +16321,7 @@
               <w:spacing w:after="10" w:before="0"/>
               <w:ind w:left="120"/>
             </w:pPr>
-            <w:hyperlink w:history="1" r:id="rIdksetq6ajwxexqiw0yiglt">
+            <w:hyperlink w:history="1" r:id="rIdzdliszs5zqh5q7ndwhcqk">
               <w:r>
                 <w:rPr>
                   <w:rFonts w:ascii="Arial" w:cs="Arial" w:eastAsia="Arial" w:hAnsi="Arial"/>
@@ -16366,7 +16366,7 @@
             <w:pPr>
               <w:spacing w:after="20" w:before="0"/>
             </w:pPr>
-            <w:hyperlink w:history="1" r:id="rIdifsxsbyfnayckl0kqflxj">
+            <w:hyperlink w:history="1" r:id="rId4iyji7bia09xp5gu5wp0t">
               <w:r>
                 <w:rPr>
                   <w:rFonts w:ascii="Arial" w:cs="Arial" w:eastAsia="Arial" w:hAnsi="Arial"/>
@@ -16415,7 +16415,7 @@
               <w:spacing w:after="10" w:before="0"/>
               <w:ind w:left="120"/>
             </w:pPr>
-            <w:hyperlink w:history="1" r:id="rIdm1biq3wkiunl8sjhckc8r">
+            <w:hyperlink w:history="1" r:id="rIdrmqx8tcfe0kgrwojvidoa">
               <w:r>
                 <w:rPr>
                   <w:rFonts w:ascii="Arial" w:cs="Arial" w:eastAsia="Arial" w:hAnsi="Arial"/>
@@ -16610,7 +16610,7 @@
             <w:pPr>
               <w:spacing w:after="20" w:before="0"/>
             </w:pPr>
-            <w:hyperlink w:history="1" r:id="rIdt0z-mljmnxx1eubwh-msp">
+            <w:hyperlink w:history="1" r:id="rId8l82sxffmy2dqrplr_gv-">
               <w:r>
                 <w:rPr>
                   <w:rFonts w:ascii="Arial" w:cs="Arial" w:eastAsia="Arial" w:hAnsi="Arial"/>
@@ -16659,7 +16659,7 @@
               <w:spacing w:after="10" w:before="0"/>
               <w:ind w:left="120"/>
             </w:pPr>
-            <w:hyperlink w:history="1" r:id="rIdl7sbsxzty9bcnzfmohzcw">
+            <w:hyperlink w:history="1" r:id="rIdylwyxwuwjehkliwqv_mcc">
               <w:r>
                 <w:rPr>
                   <w:rFonts w:ascii="Arial" w:cs="Arial" w:eastAsia="Arial" w:hAnsi="Arial"/>
@@ -16704,7 +16704,7 @@
             <w:pPr>
               <w:spacing w:after="20" w:before="0"/>
             </w:pPr>
-            <w:hyperlink w:history="1" r:id="rIdxtie8hbhgeuzywp2vlffs">
+            <w:hyperlink w:history="1" r:id="rId3ybfpvfuqlxxfnlgrvoxn">
               <w:r>
                 <w:rPr>
                   <w:rFonts w:ascii="Arial" w:cs="Arial" w:eastAsia="Arial" w:hAnsi="Arial"/>
@@ -16753,7 +16753,7 @@
               <w:spacing w:after="10" w:before="0"/>
               <w:ind w:left="120"/>
             </w:pPr>
-            <w:hyperlink w:history="1" r:id="rIdwbwwwdt8lykafrgwekti-">
+            <w:hyperlink w:history="1" r:id="rId42pmklkd1rshesyi4nkwf">
               <w:r>
                 <w:rPr>
                   <w:rFonts w:ascii="Arial" w:cs="Arial" w:eastAsia="Arial" w:hAnsi="Arial"/>
@@ -17265,7 +17265,7 @@
         </w:rPr>
         <w:t xml:space="preserve">© 2026 SeaVuria and ARES. Aligned with KICD objectives. Developed by SeaVuria; technical implementation by ARES (with AI assistance from Claude). Licensed under </w:t>
       </w:r>
-      <w:hyperlink w:history="1" r:id="rId6woqi8z6bbvv92xziy6uo">
+      <w:hyperlink w:history="1" r:id="rIdmfzkdhzxwpvwlyutov26b">
         <w:r>
           <w:rPr>
             <w:rFonts w:ascii="Arial" w:cs="Arial" w:eastAsia="Arial" w:hAnsi="Arial"/>
@@ -17286,7 +17286,7 @@
         </w:rPr>
         <w:t xml:space="preserve"> (</w:t>
       </w:r>
-      <w:hyperlink w:history="1" r:id="rId7cdy75x-irgell9grginq">
+      <w:hyperlink w:history="1" r:id="rIdwn4ik6wvxbr76qic5d9ew">
         <w:r>
           <w:rPr>
             <w:rFonts w:ascii="Arial" w:cs="Arial" w:eastAsia="Arial" w:hAnsi="Arial"/>
@@ -18299,7 +18299,7 @@
             <w:pPr>
               <w:spacing w:after="20" w:before="0"/>
             </w:pPr>
-            <w:hyperlink w:history="1" r:id="rId_41k3vjj9bstaah7f9w6v">
+            <w:hyperlink w:history="1" r:id="rIdvmqfxdryjfjanqfxogh08">
               <w:r>
                 <w:rPr>
                   <w:rFonts w:ascii="Arial" w:cs="Arial" w:eastAsia="Arial" w:hAnsi="Arial"/>
@@ -18332,7 +18332,7 @@
               <w:spacing w:after="10" w:before="0"/>
               <w:ind w:left="120"/>
             </w:pPr>
-            <w:hyperlink w:history="1" r:id="rIdwtdk5oijepjqlr63wnldx">
+            <w:hyperlink w:history="1" r:id="rIdkmviah7xlgghb3gy23vaw">
               <w:r>
                 <w:rPr>
                   <w:rFonts w:ascii="Arial" w:cs="Arial" w:eastAsia="Arial" w:hAnsi="Arial"/>
@@ -18377,7 +18377,7 @@
             <w:pPr>
               <w:spacing w:after="20" w:before="0"/>
             </w:pPr>
-            <w:hyperlink w:history="1" r:id="rIdzn3dwzdhtxziaxack-1oq">
+            <w:hyperlink w:history="1" r:id="rIdsend7lq1ut66ub3trqtpp">
               <w:r>
                 <w:rPr>
                   <w:rFonts w:ascii="Arial" w:cs="Arial" w:eastAsia="Arial" w:hAnsi="Arial"/>
@@ -18410,7 +18410,7 @@
               <w:spacing w:after="10" w:before="0"/>
               <w:ind w:left="120"/>
             </w:pPr>
-            <w:hyperlink w:history="1" r:id="rIdrg2fi6e9ybjzfrnt4jbeb">
+            <w:hyperlink w:history="1" r:id="rId7p8jd8rrsxsvmqkbk0-pa">
               <w:r>
                 <w:rPr>
                   <w:rFonts w:ascii="Arial" w:cs="Arial" w:eastAsia="Arial" w:hAnsi="Arial"/>
@@ -18605,7 +18605,7 @@
             <w:pPr>
               <w:spacing w:after="20" w:before="0"/>
             </w:pPr>
-            <w:hyperlink w:history="1" r:id="rId6bmlri8iw6moehvmg2lzq">
+            <w:hyperlink w:history="1" r:id="rIdys8ut_z2irme83toykmjj">
               <w:r>
                 <w:rPr>
                   <w:rFonts w:ascii="Arial" w:cs="Arial" w:eastAsia="Arial" w:hAnsi="Arial"/>
@@ -18638,7 +18638,7 @@
               <w:spacing w:after="10" w:before="0"/>
               <w:ind w:left="120"/>
             </w:pPr>
-            <w:hyperlink w:history="1" r:id="rId8tu8nwecfc_mp0pzwpytx">
+            <w:hyperlink w:history="1" r:id="rIdlub3_bc7bak0mhs0nz4of">
               <w:r>
                 <w:rPr>
                   <w:rFonts w:ascii="Arial" w:cs="Arial" w:eastAsia="Arial" w:hAnsi="Arial"/>
@@ -18683,7 +18683,7 @@
             <w:pPr>
               <w:spacing w:after="20" w:before="0"/>
             </w:pPr>
-            <w:hyperlink w:history="1" r:id="rIdiil5ytqtoao0wd3biqf8z">
+            <w:hyperlink w:history="1" r:id="rIdd-8pajdmozdgzv4xgumzl">
               <w:r>
                 <w:rPr>
                   <w:rFonts w:ascii="Arial" w:cs="Arial" w:eastAsia="Arial" w:hAnsi="Arial"/>
@@ -18716,7 +18716,7 @@
               <w:spacing w:after="10" w:before="0"/>
               <w:ind w:left="120"/>
             </w:pPr>
-            <w:hyperlink w:history="1" r:id="rId1aqstqfuaeeghsq55yx9k">
+            <w:hyperlink w:history="1" r:id="rIdoqk_i0oaqpn1ygpn5jl7-">
               <w:r>
                 <w:rPr>
                   <w:rFonts w:ascii="Arial" w:cs="Arial" w:eastAsia="Arial" w:hAnsi="Arial"/>
@@ -18911,7 +18911,7 @@
             <w:pPr>
               <w:spacing w:after="20" w:before="0"/>
             </w:pPr>
-            <w:hyperlink w:history="1" r:id="rIdm0j2v07fsqqf2wawsramf">
+            <w:hyperlink w:history="1" r:id="rIdyi6_xgmt1pdelle2yuoil">
               <w:r>
                 <w:rPr>
                   <w:rFonts w:ascii="Arial" w:cs="Arial" w:eastAsia="Arial" w:hAnsi="Arial"/>
@@ -18944,7 +18944,7 @@
               <w:spacing w:after="10" w:before="0"/>
               <w:ind w:left="120"/>
             </w:pPr>
-            <w:hyperlink w:history="1" r:id="rId24bfmogiebzkp3waohco8">
+            <w:hyperlink w:history="1" r:id="rIdmqm8imf8b3qvfhw05c913">
               <w:r>
                 <w:rPr>
                   <w:rFonts w:ascii="Arial" w:cs="Arial" w:eastAsia="Arial" w:hAnsi="Arial"/>
@@ -18989,7 +18989,7 @@
             <w:pPr>
               <w:spacing w:after="20" w:before="0"/>
             </w:pPr>
-            <w:hyperlink w:history="1" r:id="rId6ojx7pe-ezyxuwgrik5gr">
+            <w:hyperlink w:history="1" r:id="rIdbu4zjjc3oie0ik7ooxaqg">
               <w:r>
                 <w:rPr>
                   <w:rFonts w:ascii="Arial" w:cs="Arial" w:eastAsia="Arial" w:hAnsi="Arial"/>
@@ -19022,7 +19022,7 @@
               <w:spacing w:after="10" w:before="0"/>
               <w:ind w:left="120"/>
             </w:pPr>
-            <w:hyperlink w:history="1" r:id="rIdz6qr5vc_c-ozmtgz6xlzk">
+            <w:hyperlink w:history="1" r:id="rIdmkoj26bmgqhpxylweyjk5">
               <w:r>
                 <w:rPr>
                   <w:rFonts w:ascii="Arial" w:cs="Arial" w:eastAsia="Arial" w:hAnsi="Arial"/>
@@ -19217,7 +19217,7 @@
             <w:pPr>
               <w:spacing w:after="20" w:before="0"/>
             </w:pPr>
-            <w:hyperlink w:history="1" r:id="rId5ker5gnzeeqttufg_lbyw">
+            <w:hyperlink w:history="1" r:id="rIdj_jakkxgmlazldyxq91p7">
               <w:r>
                 <w:rPr>
                   <w:rFonts w:ascii="Arial" w:cs="Arial" w:eastAsia="Arial" w:hAnsi="Arial"/>
@@ -19250,7 +19250,7 @@
               <w:spacing w:after="10" w:before="0"/>
               <w:ind w:left="120"/>
             </w:pPr>
-            <w:hyperlink w:history="1" r:id="rIdu9hey13q6yz9hf8tzdhcq">
+            <w:hyperlink w:history="1" r:id="rIdblic13uwslihfq5b-__d3">
               <w:r>
                 <w:rPr>
                   <w:rFonts w:ascii="Arial" w:cs="Arial" w:eastAsia="Arial" w:hAnsi="Arial"/>
@@ -19295,7 +19295,7 @@
             <w:pPr>
               <w:spacing w:after="20" w:before="0"/>
             </w:pPr>
-            <w:hyperlink w:history="1" r:id="rIduxaomypvfpuxogytvhsrd">
+            <w:hyperlink w:history="1" r:id="rIdhrvrsparuxgvzq8cqa0vk">
               <w:r>
                 <w:rPr>
                   <w:rFonts w:ascii="Arial" w:cs="Arial" w:eastAsia="Arial" w:hAnsi="Arial"/>
@@ -19328,7 +19328,7 @@
               <w:spacing w:after="10" w:before="0"/>
               <w:ind w:left="120"/>
             </w:pPr>
-            <w:hyperlink w:history="1" r:id="rIdgvpekk7rerqtahuu2eyvk">
+            <w:hyperlink w:history="1" r:id="rIdcndzuwhit19osz2lgj6dx">
               <w:r>
                 <w:rPr>
                   <w:rFonts w:ascii="Arial" w:cs="Arial" w:eastAsia="Arial" w:hAnsi="Arial"/>
@@ -19523,7 +19523,7 @@
             <w:pPr>
               <w:spacing w:after="20" w:before="0"/>
             </w:pPr>
-            <w:hyperlink w:history="1" r:id="rId_3fxu82evolvkorqg37xb">
+            <w:hyperlink w:history="1" r:id="rId2m7unxmkgoqe5lq0b4mbi">
               <w:r>
                 <w:rPr>
                   <w:rFonts w:ascii="Arial" w:cs="Arial" w:eastAsia="Arial" w:hAnsi="Arial"/>
@@ -19556,7 +19556,7 @@
               <w:spacing w:after="10" w:before="0"/>
               <w:ind w:left="120"/>
             </w:pPr>
-            <w:hyperlink w:history="1" r:id="rIdq0g5a2vcbsrwvy7lrje-g">
+            <w:hyperlink w:history="1" r:id="rIdpycnbojkilncqka_dbat-">
               <w:r>
                 <w:rPr>
                   <w:rFonts w:ascii="Arial" w:cs="Arial" w:eastAsia="Arial" w:hAnsi="Arial"/>
@@ -19601,7 +19601,7 @@
             <w:pPr>
               <w:spacing w:after="20" w:before="0"/>
             </w:pPr>
-            <w:hyperlink w:history="1" r:id="rIda5oxymnsipwvauydyswq-">
+            <w:hyperlink w:history="1" r:id="rId4yrjdtac1f3rnpceyopqf">
               <w:r>
                 <w:rPr>
                   <w:rFonts w:ascii="Arial" w:cs="Arial" w:eastAsia="Arial" w:hAnsi="Arial"/>
@@ -19650,7 +19650,7 @@
               <w:spacing w:after="10" w:before="0"/>
               <w:ind w:left="120"/>
             </w:pPr>
-            <w:hyperlink w:history="1" r:id="rIdk-lnscn9rdy9mzhpol5er">
+            <w:hyperlink w:history="1" r:id="rIdymqp872el2rqkuk_uatfk">
               <w:r>
                 <w:rPr>
                   <w:rFonts w:ascii="Arial" w:cs="Arial" w:eastAsia="Arial" w:hAnsi="Arial"/>
@@ -20162,7 +20162,7 @@
         </w:rPr>
         <w:t xml:space="preserve">© 2026 SeaVuria and ARES. Aligned with KICD objectives. Developed by SeaVuria; technical implementation by ARES (with AI assistance from Claude). Licensed under </w:t>
       </w:r>
-      <w:hyperlink w:history="1" r:id="rIduk7o493fmlwkw-qdz6ey2">
+      <w:hyperlink w:history="1" r:id="rIdlg5h3fu0u5ydpapjr2qcn">
         <w:r>
           <w:rPr>
             <w:rFonts w:ascii="Arial" w:cs="Arial" w:eastAsia="Arial" w:hAnsi="Arial"/>
@@ -20183,7 +20183,7 @@
         </w:rPr>
         <w:t xml:space="preserve"> (</w:t>
       </w:r>
-      <w:hyperlink w:history="1" r:id="rIdpfkv1eyetpv4dbqws0euq">
+      <w:hyperlink w:history="1" r:id="rIda8ibzx2lnu4lk3uxt4j0q">
         <w:r>
           <w:rPr>
             <w:rFonts w:ascii="Arial" w:cs="Arial" w:eastAsia="Arial" w:hAnsi="Arial"/>
@@ -21196,7 +21196,7 @@
             <w:pPr>
               <w:spacing w:after="20" w:before="0"/>
             </w:pPr>
-            <w:hyperlink w:history="1" r:id="rIdpzm8thjx5axdwmaoww4ef">
+            <w:hyperlink w:history="1" r:id="rIdt1jaswtqyrxk5t7s-in6d">
               <w:r>
                 <w:rPr>
                   <w:rFonts w:ascii="Arial" w:cs="Arial" w:eastAsia="Arial" w:hAnsi="Arial"/>
@@ -21245,7 +21245,7 @@
               <w:spacing w:after="10" w:before="0"/>
               <w:ind w:left="120"/>
             </w:pPr>
-            <w:hyperlink w:history="1" r:id="rIdcjlgxzlvonltgyqqxcsut">
+            <w:hyperlink w:history="1" r:id="rIdlbdbp6hj-58f_cpimzct3">
               <w:r>
                 <w:rPr>
                   <w:rFonts w:ascii="Arial" w:cs="Arial" w:eastAsia="Arial" w:hAnsi="Arial"/>
@@ -21290,7 +21290,7 @@
             <w:pPr>
               <w:spacing w:after="20" w:before="0"/>
             </w:pPr>
-            <w:hyperlink w:history="1" r:id="rIdnlcx3rba_t8io0uy3jfwz">
+            <w:hyperlink w:history="1" r:id="rIdqid3ct4t9g2_z-uiofugt">
               <w:r>
                 <w:rPr>
                   <w:rFonts w:ascii="Arial" w:cs="Arial" w:eastAsia="Arial" w:hAnsi="Arial"/>
@@ -21323,7 +21323,7 @@
               <w:spacing w:after="10" w:before="0"/>
               <w:ind w:left="120"/>
             </w:pPr>
-            <w:hyperlink w:history="1" r:id="rIdavm5_dmfdmjhdfy0fxcit">
+            <w:hyperlink w:history="1" r:id="rId3sky7guijtdffjxaltyi0">
               <w:r>
                 <w:rPr>
                   <w:rFonts w:ascii="Arial" w:cs="Arial" w:eastAsia="Arial" w:hAnsi="Arial"/>
@@ -21518,7 +21518,7 @@
             <w:pPr>
               <w:spacing w:after="20" w:before="0"/>
             </w:pPr>
-            <w:hyperlink w:history="1" r:id="rIdedts-fzcj2flhlwq_1p7y">
+            <w:hyperlink w:history="1" r:id="rIdfoms1nkd0ggv-7airsn8y">
               <w:r>
                 <w:rPr>
                   <w:rFonts w:ascii="Arial" w:cs="Arial" w:eastAsia="Arial" w:hAnsi="Arial"/>
@@ -21567,7 +21567,7 @@
               <w:spacing w:after="10" w:before="0"/>
               <w:ind w:left="120"/>
             </w:pPr>
-            <w:hyperlink w:history="1" r:id="rId3juce1coiki1qlj0r26d6">
+            <w:hyperlink w:history="1" r:id="rIdzxi4vhr1ytytvier69x-f">
               <w:r>
                 <w:rPr>
                   <w:rFonts w:ascii="Arial" w:cs="Arial" w:eastAsia="Arial" w:hAnsi="Arial"/>
@@ -21612,7 +21612,7 @@
             <w:pPr>
               <w:spacing w:after="20" w:before="0"/>
             </w:pPr>
-            <w:hyperlink w:history="1" r:id="rIdhwdacitqtxegzhhshbksw">
+            <w:hyperlink w:history="1" r:id="rId5-ily7lyekh3jhjqvill2">
               <w:r>
                 <w:rPr>
                   <w:rFonts w:ascii="Arial" w:cs="Arial" w:eastAsia="Arial" w:hAnsi="Arial"/>
@@ -21645,7 +21645,7 @@
               <w:spacing w:after="10" w:before="0"/>
               <w:ind w:left="120"/>
             </w:pPr>
-            <w:hyperlink w:history="1" r:id="rIdh9jtcsmts_f7vigvvsqt0">
+            <w:hyperlink w:history="1" r:id="rIdovbesheprculmbvtyaxfu">
               <w:r>
                 <w:rPr>
                   <w:rFonts w:ascii="Arial" w:cs="Arial" w:eastAsia="Arial" w:hAnsi="Arial"/>
@@ -21840,7 +21840,7 @@
             <w:pPr>
               <w:spacing w:after="20" w:before="0"/>
             </w:pPr>
-            <w:hyperlink w:history="1" r:id="rIdwmnes9fopme7c4nrzjqua">
+            <w:hyperlink w:history="1" r:id="rIdpyxgwgvg97p400xi7iaw5">
               <w:r>
                 <w:rPr>
                   <w:rFonts w:ascii="Arial" w:cs="Arial" w:eastAsia="Arial" w:hAnsi="Arial"/>
@@ -21889,7 +21889,7 @@
               <w:spacing w:after="10" w:before="0"/>
               <w:ind w:left="120"/>
             </w:pPr>
-            <w:hyperlink w:history="1" r:id="rIdvvlyujy7rhxoypeilvaom">
+            <w:hyperlink w:history="1" r:id="rIdhivjvskjdihg23m7-p5kf">
               <w:r>
                 <w:rPr>
                   <w:rFonts w:ascii="Arial" w:cs="Arial" w:eastAsia="Arial" w:hAnsi="Arial"/>
@@ -21934,7 +21934,7 @@
             <w:pPr>
               <w:spacing w:after="20" w:before="0"/>
             </w:pPr>
-            <w:hyperlink w:history="1" r:id="rIdv19w_23rcn325luvli9km">
+            <w:hyperlink w:history="1" r:id="rIddzi5pclngxkok1mqqt7lv">
               <w:r>
                 <w:rPr>
                   <w:rFonts w:ascii="Arial" w:cs="Arial" w:eastAsia="Arial" w:hAnsi="Arial"/>
@@ -21967,7 +21967,7 @@
               <w:spacing w:after="10" w:before="0"/>
               <w:ind w:left="120"/>
             </w:pPr>
-            <w:hyperlink w:history="1" r:id="rId90fwtytrq2uhwbts4hc_c">
+            <w:hyperlink w:history="1" r:id="rId8zhowhnbwcxblwsggfipx">
               <w:r>
                 <w:rPr>
                   <w:rFonts w:ascii="Arial" w:cs="Arial" w:eastAsia="Arial" w:hAnsi="Arial"/>
@@ -22162,7 +22162,7 @@
             <w:pPr>
               <w:spacing w:after="20" w:before="0"/>
             </w:pPr>
-            <w:hyperlink w:history="1" r:id="rIdem8git3dm0cvpdttyly5w">
+            <w:hyperlink w:history="1" r:id="rIdbkyjol0iwzwuhr0w0uvya">
               <w:r>
                 <w:rPr>
                   <w:rFonts w:ascii="Arial" w:cs="Arial" w:eastAsia="Arial" w:hAnsi="Arial"/>
@@ -22211,7 +22211,7 @@
               <w:spacing w:after="10" w:before="0"/>
               <w:ind w:left="120"/>
             </w:pPr>
-            <w:hyperlink w:history="1" r:id="rId1vcgr4jyhxe8mnbea0fr9">
+            <w:hyperlink w:history="1" r:id="rIdb8fjhsemz4yuvjoqfvfjf">
               <w:r>
                 <w:rPr>
                   <w:rFonts w:ascii="Arial" w:cs="Arial" w:eastAsia="Arial" w:hAnsi="Arial"/>
@@ -22256,7 +22256,7 @@
             <w:pPr>
               <w:spacing w:after="20" w:before="0"/>
             </w:pPr>
-            <w:hyperlink w:history="1" r:id="rIdft12g9qzi83zq5ydvkqm-">
+            <w:hyperlink w:history="1" r:id="rIdrx-0xcv3tcnc3wpoxbnsz">
               <w:r>
                 <w:rPr>
                   <w:rFonts w:ascii="Arial" w:cs="Arial" w:eastAsia="Arial" w:hAnsi="Arial"/>
@@ -22289,7 +22289,7 @@
               <w:spacing w:after="10" w:before="0"/>
               <w:ind w:left="120"/>
             </w:pPr>
-            <w:hyperlink w:history="1" r:id="rIdikoh7yqncfvz3dpau05wm">
+            <w:hyperlink w:history="1" r:id="rIdquvtj7ep8cznjybmnuhjj">
               <w:r>
                 <w:rPr>
                   <w:rFonts w:ascii="Arial" w:cs="Arial" w:eastAsia="Arial" w:hAnsi="Arial"/>
@@ -22484,7 +22484,7 @@
             <w:pPr>
               <w:spacing w:after="20" w:before="0"/>
             </w:pPr>
-            <w:hyperlink w:history="1" r:id="rId_s2zldxynh7hamdrsqufn">
+            <w:hyperlink w:history="1" r:id="rIdut4rxetfo09a_iaapxqnq">
               <w:r>
                 <w:rPr>
                   <w:rFonts w:ascii="Arial" w:cs="Arial" w:eastAsia="Arial" w:hAnsi="Arial"/>
@@ -22533,7 +22533,7 @@
               <w:spacing w:after="10" w:before="0"/>
               <w:ind w:left="120"/>
             </w:pPr>
-            <w:hyperlink w:history="1" r:id="rIdsiuw9uj5cca8mz0ahu2ik">
+            <w:hyperlink w:history="1" r:id="rIdl6c4_tkl4yrbvu39j3uso">
               <w:r>
                 <w:rPr>
                   <w:rFonts w:ascii="Arial" w:cs="Arial" w:eastAsia="Arial" w:hAnsi="Arial"/>
@@ -22578,7 +22578,7 @@
             <w:pPr>
               <w:spacing w:after="20" w:before="0"/>
             </w:pPr>
-            <w:hyperlink w:history="1" r:id="rIdbfmaoctpfcqpkql5zc-k-">
+            <w:hyperlink w:history="1" r:id="rIdxganpwkgsn3hniw72isqg">
               <w:r>
                 <w:rPr>
                   <w:rFonts w:ascii="Arial" w:cs="Arial" w:eastAsia="Arial" w:hAnsi="Arial"/>
@@ -22611,7 +22611,7 @@
               <w:spacing w:after="10" w:before="0"/>
               <w:ind w:left="120"/>
             </w:pPr>
-            <w:hyperlink w:history="1" r:id="rIdkpf5se7rgltabkaahsgl2">
+            <w:hyperlink w:history="1" r:id="rId8gxhrleyuncponv04je1z">
               <w:r>
                 <w:rPr>
                   <w:rFonts w:ascii="Arial" w:cs="Arial" w:eastAsia="Arial" w:hAnsi="Arial"/>
@@ -23123,7 +23123,7 @@
         </w:rPr>
         <w:t xml:space="preserve">© 2026 SeaVuria and ARES. Aligned with KICD objectives. Developed by SeaVuria; technical implementation by ARES (with AI assistance from Claude). Licensed under </w:t>
       </w:r>
-      <w:hyperlink w:history="1" r:id="rIdhsefhvoughiqjolv9t-p1">
+      <w:hyperlink w:history="1" r:id="rIdn8w2lyx3ve6o8k_ezjepn">
         <w:r>
           <w:rPr>
             <w:rFonts w:ascii="Arial" w:cs="Arial" w:eastAsia="Arial" w:hAnsi="Arial"/>
@@ -23144,7 +23144,7 @@
         </w:rPr>
         <w:t xml:space="preserve"> (</w:t>
       </w:r>
-      <w:hyperlink w:history="1" r:id="rIdmyeccykwhfsvziuemi0ew">
+      <w:hyperlink w:history="1" r:id="rIdxzpkoi2djdrgpgbsnnwez">
         <w:r>
           <w:rPr>
             <w:rFonts w:ascii="Arial" w:cs="Arial" w:eastAsia="Arial" w:hAnsi="Arial"/>
@@ -24157,7 +24157,7 @@
             <w:pPr>
               <w:spacing w:after="20" w:before="0"/>
             </w:pPr>
-            <w:hyperlink w:history="1" r:id="rIdegxx074likf5qvao3b-qk">
+            <w:hyperlink w:history="1" r:id="rId4eiongx3v7kvqjopxkprm">
               <w:r>
                 <w:rPr>
                   <w:rFonts w:ascii="Arial" w:cs="Arial" w:eastAsia="Arial" w:hAnsi="Arial"/>
@@ -24190,7 +24190,7 @@
               <w:spacing w:after="10" w:before="0"/>
               <w:ind w:left="120"/>
             </w:pPr>
-            <w:hyperlink w:history="1" r:id="rIdulw4pg2hu-cxqknalbre4">
+            <w:hyperlink w:history="1" r:id="rId_dz6wumw5iqpnr65gl3hy">
               <w:r>
                 <w:rPr>
                   <w:rFonts w:ascii="Arial" w:cs="Arial" w:eastAsia="Arial" w:hAnsi="Arial"/>
@@ -24235,7 +24235,7 @@
             <w:pPr>
               <w:spacing w:after="20" w:before="0"/>
             </w:pPr>
-            <w:hyperlink w:history="1" r:id="rIdl8mwh7clhermmsb-apkqb">
+            <w:hyperlink w:history="1" r:id="rIdwwxgm_skrcikexcgo067e">
               <w:r>
                 <w:rPr>
                   <w:rFonts w:ascii="Arial" w:cs="Arial" w:eastAsia="Arial" w:hAnsi="Arial"/>
@@ -24268,7 +24268,7 @@
               <w:spacing w:after="10" w:before="0"/>
               <w:ind w:left="120"/>
             </w:pPr>
-            <w:hyperlink w:history="1" r:id="rIdthqhjl6elxxudirk2fzei">
+            <w:hyperlink w:history="1" r:id="rIdmdhlbwici8k3yywq2kprk">
               <w:r>
                 <w:rPr>
                   <w:rFonts w:ascii="Arial" w:cs="Arial" w:eastAsia="Arial" w:hAnsi="Arial"/>
@@ -24463,7 +24463,7 @@
             <w:pPr>
               <w:spacing w:after="20" w:before="0"/>
             </w:pPr>
-            <w:hyperlink w:history="1" r:id="rIdxdf2apugv6wwh5kg3g3me">
+            <w:hyperlink w:history="1" r:id="rIdaxtv1_56wxgm-1iwsognm">
               <w:r>
                 <w:rPr>
                   <w:rFonts w:ascii="Arial" w:cs="Arial" w:eastAsia="Arial" w:hAnsi="Arial"/>
@@ -24496,7 +24496,7 @@
               <w:spacing w:after="10" w:before="0"/>
               <w:ind w:left="120"/>
             </w:pPr>
-            <w:hyperlink w:history="1" r:id="rIdwawrl8hluyxlmjjpyzjdq">
+            <w:hyperlink w:history="1" r:id="rIda5nqorehi-zepmf--qhhk">
               <w:r>
                 <w:rPr>
                   <w:rFonts w:ascii="Arial" w:cs="Arial" w:eastAsia="Arial" w:hAnsi="Arial"/>
@@ -24541,7 +24541,7 @@
             <w:pPr>
               <w:spacing w:after="20" w:before="0"/>
             </w:pPr>
-            <w:hyperlink w:history="1" r:id="rIdzqn8gcqc-6lpxoucduo1_">
+            <w:hyperlink w:history="1" r:id="rIdie2jiqd89uggvtlonqpex">
               <w:r>
                 <w:rPr>
                   <w:rFonts w:ascii="Arial" w:cs="Arial" w:eastAsia="Arial" w:hAnsi="Arial"/>
@@ -24574,7 +24574,7 @@
               <w:spacing w:after="10" w:before="0"/>
               <w:ind w:left="120"/>
             </w:pPr>
-            <w:hyperlink w:history="1" r:id="rIdinxew4rynbtow9xe66f7i">
+            <w:hyperlink w:history="1" r:id="rIdfrnp1bwgucgcorxgwd2c5">
               <w:r>
                 <w:rPr>
                   <w:rFonts w:ascii="Arial" w:cs="Arial" w:eastAsia="Arial" w:hAnsi="Arial"/>
@@ -24769,7 +24769,7 @@
             <w:pPr>
               <w:spacing w:after="20" w:before="0"/>
             </w:pPr>
-            <w:hyperlink w:history="1" r:id="rIdw2njprp_eec7suk9ivtpn">
+            <w:hyperlink w:history="1" r:id="rIdakzxaodytjrq_fh96gpdg">
               <w:r>
                 <w:rPr>
                   <w:rFonts w:ascii="Arial" w:cs="Arial" w:eastAsia="Arial" w:hAnsi="Arial"/>
@@ -24802,7 +24802,7 @@
               <w:spacing w:after="10" w:before="0"/>
               <w:ind w:left="120"/>
             </w:pPr>
-            <w:hyperlink w:history="1" r:id="rIdp7vvawimwkfz9bjheaiaw">
+            <w:hyperlink w:history="1" r:id="rIdixh81tto7xwiw-qrwkog6">
               <w:r>
                 <w:rPr>
                   <w:rFonts w:ascii="Arial" w:cs="Arial" w:eastAsia="Arial" w:hAnsi="Arial"/>
@@ -24847,7 +24847,7 @@
             <w:pPr>
               <w:spacing w:after="20" w:before="0"/>
             </w:pPr>
-            <w:hyperlink w:history="1" r:id="rIdmkykvkgtcm6vsmthwd8ei">
+            <w:hyperlink w:history="1" r:id="rIdfthqli9v8nw0dlm_a_hqt">
               <w:r>
                 <w:rPr>
                   <w:rFonts w:ascii="Arial" w:cs="Arial" w:eastAsia="Arial" w:hAnsi="Arial"/>
@@ -24880,7 +24880,7 @@
               <w:spacing w:after="10" w:before="0"/>
               <w:ind w:left="120"/>
             </w:pPr>
-            <w:hyperlink w:history="1" r:id="rIdcjy9dh3ri8pqqinte9x8o">
+            <w:hyperlink w:history="1" r:id="rIdxbqy6vgeq3lrugxylgffx">
               <w:r>
                 <w:rPr>
                   <w:rFonts w:ascii="Arial" w:cs="Arial" w:eastAsia="Arial" w:hAnsi="Arial"/>
@@ -25075,7 +25075,7 @@
             <w:pPr>
               <w:spacing w:after="20" w:before="0"/>
             </w:pPr>
-            <w:hyperlink w:history="1" r:id="rIdndhtbfoviba8aqvwjiwal">
+            <w:hyperlink w:history="1" r:id="rIdbq7tonur4kefxkyzazl9o">
               <w:r>
                 <w:rPr>
                   <w:rFonts w:ascii="Arial" w:cs="Arial" w:eastAsia="Arial" w:hAnsi="Arial"/>
@@ -25108,7 +25108,7 @@
               <w:spacing w:after="10" w:before="0"/>
               <w:ind w:left="120"/>
             </w:pPr>
-            <w:hyperlink w:history="1" r:id="rIdv46k45xivaya8na5tegsn">
+            <w:hyperlink w:history="1" r:id="rIdl0roclr8tutlimgd55blp">
               <w:r>
                 <w:rPr>
                   <w:rFonts w:ascii="Arial" w:cs="Arial" w:eastAsia="Arial" w:hAnsi="Arial"/>
@@ -25153,7 +25153,7 @@
             <w:pPr>
               <w:spacing w:after="20" w:before="0"/>
             </w:pPr>
-            <w:hyperlink w:history="1" r:id="rIdqbtdhdufcsomx8l2qi0cm">
+            <w:hyperlink w:history="1" r:id="rIdmuilnxsumm2hvxz3jcst4">
               <w:r>
                 <w:rPr>
                   <w:rFonts w:ascii="Arial" w:cs="Arial" w:eastAsia="Arial" w:hAnsi="Arial"/>
@@ -25186,7 +25186,7 @@
               <w:spacing w:after="10" w:before="0"/>
               <w:ind w:left="120"/>
             </w:pPr>
-            <w:hyperlink w:history="1" r:id="rIdqaqxyr7ekydosuqqkliju">
+            <w:hyperlink w:history="1" r:id="rIdld8r18zhe3vz--blyubji">
               <w:r>
                 <w:rPr>
                   <w:rFonts w:ascii="Arial" w:cs="Arial" w:eastAsia="Arial" w:hAnsi="Arial"/>
@@ -25381,7 +25381,7 @@
             <w:pPr>
               <w:spacing w:after="20" w:before="0"/>
             </w:pPr>
-            <w:hyperlink w:history="1" r:id="rIdmr4xhzivjrrq8ufniedko">
+            <w:hyperlink w:history="1" r:id="rIds135m1zfctmzu75t9qzvj">
               <w:r>
                 <w:rPr>
                   <w:rFonts w:ascii="Arial" w:cs="Arial" w:eastAsia="Arial" w:hAnsi="Arial"/>
@@ -25430,7 +25430,7 @@
               <w:spacing w:after="10" w:before="0"/>
               <w:ind w:left="120"/>
             </w:pPr>
-            <w:hyperlink w:history="1" r:id="rIdc0xwqpvvf1-fg1xgypy1b">
+            <w:hyperlink w:history="1" r:id="rId4v5dpg7wbmwqn03m1i0q4">
               <w:r>
                 <w:rPr>
                   <w:rFonts w:ascii="Arial" w:cs="Arial" w:eastAsia="Arial" w:hAnsi="Arial"/>
@@ -25475,7 +25475,7 @@
             <w:pPr>
               <w:spacing w:after="20" w:before="0"/>
             </w:pPr>
-            <w:hyperlink w:history="1" r:id="rIdwksx1kjbcrhkvobtix6ah">
+            <w:hyperlink w:history="1" r:id="rIdry-sa_lqa2cxxm-u5ouc6">
               <w:r>
                 <w:rPr>
                   <w:rFonts w:ascii="Arial" w:cs="Arial" w:eastAsia="Arial" w:hAnsi="Arial"/>
@@ -25508,7 +25508,7 @@
               <w:spacing w:after="10" w:before="0"/>
               <w:ind w:left="120"/>
             </w:pPr>
-            <w:hyperlink w:history="1" r:id="rId7-pobhofycwgtvroptel4">
+            <w:hyperlink w:history="1" r:id="rIdqwkoxw3td4y6fw-m2b1-k">
               <w:r>
                 <w:rPr>
                   <w:rFonts w:ascii="Arial" w:cs="Arial" w:eastAsia="Arial" w:hAnsi="Arial"/>
@@ -26020,7 +26020,7 @@
         </w:rPr>
         <w:t xml:space="preserve">© 2026 SeaVuria and ARES. Aligned with KICD objectives. Developed by SeaVuria; technical implementation by ARES (with AI assistance from Claude). Licensed under </w:t>
       </w:r>
-      <w:hyperlink w:history="1" r:id="rIdplfdkbnlwfbed2vl3txd0">
+      <w:hyperlink w:history="1" r:id="rIdboziiaql_f2lzkmsvp2ow">
         <w:r>
           <w:rPr>
             <w:rFonts w:ascii="Arial" w:cs="Arial" w:eastAsia="Arial" w:hAnsi="Arial"/>
@@ -26041,7 +26041,7 @@
         </w:rPr>
         <w:t xml:space="preserve"> (</w:t>
       </w:r>
-      <w:hyperlink w:history="1" r:id="rIdnehepzjye3ivxsutcawft">
+      <w:hyperlink w:history="1" r:id="rIdmeks7it_j20z0d4hq0q1w">
         <w:r>
           <w:rPr>
             <w:rFonts w:ascii="Arial" w:cs="Arial" w:eastAsia="Arial" w:hAnsi="Arial"/>
@@ -27054,7 +27054,7 @@
             <w:pPr>
               <w:spacing w:after="20" w:before="0"/>
             </w:pPr>
-            <w:hyperlink w:history="1" r:id="rIdrgyvnhgvkkeigd1fkikh2">
+            <w:hyperlink w:history="1" r:id="rId76ffgxepvyvuh0jnhhtbj">
               <w:r>
                 <w:rPr>
                   <w:rFonts w:ascii="Arial" w:cs="Arial" w:eastAsia="Arial" w:hAnsi="Arial"/>
@@ -27087,7 +27087,7 @@
               <w:spacing w:after="10" w:before="0"/>
               <w:ind w:left="120"/>
             </w:pPr>
-            <w:hyperlink w:history="1" r:id="rIdbjmhaicbskxl4vb5-efcx">
+            <w:hyperlink w:history="1" r:id="rIdt08dvui6tklhwzofzvmau">
               <w:r>
                 <w:rPr>
                   <w:rFonts w:ascii="Arial" w:cs="Arial" w:eastAsia="Arial" w:hAnsi="Arial"/>
@@ -27132,7 +27132,7 @@
             <w:pPr>
               <w:spacing w:after="20" w:before="0"/>
             </w:pPr>
-            <w:hyperlink w:history="1" r:id="rId7esdlrugvfcahcpt6a7rw">
+            <w:hyperlink w:history="1" r:id="rId45glstvk0odqvx4iqzuvb">
               <w:r>
                 <w:rPr>
                   <w:rFonts w:ascii="Arial" w:cs="Arial" w:eastAsia="Arial" w:hAnsi="Arial"/>
@@ -27165,7 +27165,7 @@
               <w:spacing w:after="10" w:before="0"/>
               <w:ind w:left="120"/>
             </w:pPr>
-            <w:hyperlink w:history="1" r:id="rIdyhwblnncmbddlz2c-mpje">
+            <w:hyperlink w:history="1" r:id="rId0jtamwy3seqvg3zy1pfr6">
               <w:r>
                 <w:rPr>
                   <w:rFonts w:ascii="Arial" w:cs="Arial" w:eastAsia="Arial" w:hAnsi="Arial"/>
@@ -27360,7 +27360,7 @@
             <w:pPr>
               <w:spacing w:after="20" w:before="0"/>
             </w:pPr>
-            <w:hyperlink w:history="1" r:id="rIdcdjm77dcbpr4dhvev4elc">
+            <w:hyperlink w:history="1" r:id="rId2s0f-t6ei7qko-ggkqape">
               <w:r>
                 <w:rPr>
                   <w:rFonts w:ascii="Arial" w:cs="Arial" w:eastAsia="Arial" w:hAnsi="Arial"/>
@@ -27393,7 +27393,7 @@
               <w:spacing w:after="10" w:before="0"/>
               <w:ind w:left="120"/>
             </w:pPr>
-            <w:hyperlink w:history="1" r:id="rIdkr2uiwkuhp1vqjokug-ln">
+            <w:hyperlink w:history="1" r:id="rIdf5dnvcipiblkas6gw5z8r">
               <w:r>
                 <w:rPr>
                   <w:rFonts w:ascii="Arial" w:cs="Arial" w:eastAsia="Arial" w:hAnsi="Arial"/>
@@ -27438,7 +27438,7 @@
             <w:pPr>
               <w:spacing w:after="20" w:before="0"/>
             </w:pPr>
-            <w:hyperlink w:history="1" r:id="rIdqulsy4ceitnj8h58mtxym">
+            <w:hyperlink w:history="1" r:id="rIddpgzwvli_ss2hb05nyzym">
               <w:r>
                 <w:rPr>
                   <w:rFonts w:ascii="Arial" w:cs="Arial" w:eastAsia="Arial" w:hAnsi="Arial"/>
@@ -27471,7 +27471,7 @@
               <w:spacing w:after="10" w:before="0"/>
               <w:ind w:left="120"/>
             </w:pPr>
-            <w:hyperlink w:history="1" r:id="rIdjvjfengrto-bz0eo3hjja">
+            <w:hyperlink w:history="1" r:id="rIdclus0mhi5xdjwsko6pj_p">
               <w:r>
                 <w:rPr>
                   <w:rFonts w:ascii="Arial" w:cs="Arial" w:eastAsia="Arial" w:hAnsi="Arial"/>
@@ -27666,7 +27666,7 @@
             <w:pPr>
               <w:spacing w:after="20" w:before="0"/>
             </w:pPr>
-            <w:hyperlink w:history="1" r:id="rIddf_ffzie8qgpx3iybwcm9">
+            <w:hyperlink w:history="1" r:id="rId89lg-wnayak1wqibbmicr">
               <w:r>
                 <w:rPr>
                   <w:rFonts w:ascii="Arial" w:cs="Arial" w:eastAsia="Arial" w:hAnsi="Arial"/>
@@ -27715,7 +27715,7 @@
               <w:spacing w:after="10" w:before="0"/>
               <w:ind w:left="120"/>
             </w:pPr>
-            <w:hyperlink w:history="1" r:id="rIde6f3-ebm3afnjie4r7raj">
+            <w:hyperlink w:history="1" r:id="rId07t_nj2zmexebge9qrcu3">
               <w:r>
                 <w:rPr>
                   <w:rFonts w:ascii="Arial" w:cs="Arial" w:eastAsia="Arial" w:hAnsi="Arial"/>
@@ -27760,7 +27760,7 @@
             <w:pPr>
               <w:spacing w:after="20" w:before="0"/>
             </w:pPr>
-            <w:hyperlink w:history="1" r:id="rIdb0m27qo00q6-x17ojmg9l">
+            <w:hyperlink w:history="1" r:id="rIdoleszkly_-i_smrzatnjc">
               <w:r>
                 <w:rPr>
                   <w:rFonts w:ascii="Arial" w:cs="Arial" w:eastAsia="Arial" w:hAnsi="Arial"/>
@@ -27793,7 +27793,7 @@
               <w:spacing w:after="10" w:before="0"/>
               <w:ind w:left="120"/>
             </w:pPr>
-            <w:hyperlink w:history="1" r:id="rIdh14e5p428tlqmamwi1r77">
+            <w:hyperlink w:history="1" r:id="rIdmzqme_bfybotsjlaprxtl">
               <w:r>
                 <w:rPr>
                   <w:rFonts w:ascii="Arial" w:cs="Arial" w:eastAsia="Arial" w:hAnsi="Arial"/>
@@ -27988,7 +27988,7 @@
             <w:pPr>
               <w:spacing w:after="20" w:before="0"/>
             </w:pPr>
-            <w:hyperlink w:history="1" r:id="rIdbpub7acywp8e6ojwd5gfu">
+            <w:hyperlink w:history="1" r:id="rIdufvlaybz1xtwkudtlctme">
               <w:r>
                 <w:rPr>
                   <w:rFonts w:ascii="Arial" w:cs="Arial" w:eastAsia="Arial" w:hAnsi="Arial"/>
@@ -28037,7 +28037,7 @@
               <w:spacing w:after="10" w:before="0"/>
               <w:ind w:left="120"/>
             </w:pPr>
-            <w:hyperlink w:history="1" r:id="rIdemmjvh7ki7vzazkgwjbdr">
+            <w:hyperlink w:history="1" r:id="rIdig0iqjbpr24j21fm-46nd">
               <w:r>
                 <w:rPr>
                   <w:rFonts w:ascii="Arial" w:cs="Arial" w:eastAsia="Arial" w:hAnsi="Arial"/>
@@ -28082,7 +28082,7 @@
             <w:pPr>
               <w:spacing w:after="20" w:before="0"/>
             </w:pPr>
-            <w:hyperlink w:history="1" r:id="rId4axqvhovsi-f2rxl7iu4v">
+            <w:hyperlink w:history="1" r:id="rIdhin7bz5zbjqfphrf9xzaw">
               <w:r>
                 <w:rPr>
                   <w:rFonts w:ascii="Arial" w:cs="Arial" w:eastAsia="Arial" w:hAnsi="Arial"/>
@@ -28115,7 +28115,7 @@
               <w:spacing w:after="10" w:before="0"/>
               <w:ind w:left="120"/>
             </w:pPr>
-            <w:hyperlink w:history="1" r:id="rIdcjyykvxns7k8p-wvuft1r">
+            <w:hyperlink w:history="1" r:id="rId4gtdcci4pj4i8kv-e5dhq">
               <w:r>
                 <w:rPr>
                   <w:rFonts w:ascii="Arial" w:cs="Arial" w:eastAsia="Arial" w:hAnsi="Arial"/>
@@ -28310,7 +28310,7 @@
             <w:pPr>
               <w:spacing w:after="20" w:before="0"/>
             </w:pPr>
-            <w:hyperlink w:history="1" r:id="rIdask2zeexhgq9ptw9iljbe">
+            <w:hyperlink w:history="1" r:id="rIdvwftb67pc4shjm5l-pmnm">
               <w:r>
                 <w:rPr>
                   <w:rFonts w:ascii="Arial" w:cs="Arial" w:eastAsia="Arial" w:hAnsi="Arial"/>
@@ -28359,7 +28359,7 @@
               <w:spacing w:after="10" w:before="0"/>
               <w:ind w:left="120"/>
             </w:pPr>
-            <w:hyperlink w:history="1" r:id="rIdkt1ccr1x166z1kpmaf5em">
+            <w:hyperlink w:history="1" r:id="rIdsx6o9ft6b4dwm64aaxqlh">
               <w:r>
                 <w:rPr>
                   <w:rFonts w:ascii="Arial" w:cs="Arial" w:eastAsia="Arial" w:hAnsi="Arial"/>
@@ -28404,7 +28404,7 @@
             <w:pPr>
               <w:spacing w:after="20" w:before="0"/>
             </w:pPr>
-            <w:hyperlink w:history="1" r:id="rIdnao2urr6nhjdsi-tvuwla">
+            <w:hyperlink w:history="1" r:id="rIdkjh54cmvklud4poqircz5">
               <w:r>
                 <w:rPr>
                   <w:rFonts w:ascii="Arial" w:cs="Arial" w:eastAsia="Arial" w:hAnsi="Arial"/>
@@ -28453,7 +28453,7 @@
               <w:spacing w:after="10" w:before="0"/>
               <w:ind w:left="120"/>
             </w:pPr>
-            <w:hyperlink w:history="1" r:id="rIdqduk4cmhlexmxsut0dtds">
+            <w:hyperlink w:history="1" r:id="rIdwdhaat2-ublgwngqfnkfv">
               <w:r>
                 <w:rPr>
                   <w:rFonts w:ascii="Arial" w:cs="Arial" w:eastAsia="Arial" w:hAnsi="Arial"/>
@@ -28965,7 +28965,7 @@
         </w:rPr>
         <w:t xml:space="preserve">© 2026 SeaVuria and ARES. Aligned with KICD objectives. Developed by SeaVuria; technical implementation by ARES (with AI assistance from Claude). Licensed under </w:t>
       </w:r>
-      <w:hyperlink w:history="1" r:id="rId-vepolu2olsk4v2uvzg_d">
+      <w:hyperlink w:history="1" r:id="rId_g_pnkokpkt-ymnedlpx1">
         <w:r>
           <w:rPr>
             <w:rFonts w:ascii="Arial" w:cs="Arial" w:eastAsia="Arial" w:hAnsi="Arial"/>
@@ -28986,7 +28986,7 @@
         </w:rPr>
         <w:t xml:space="preserve"> (</w:t>
       </w:r>
-      <w:hyperlink w:history="1" r:id="rIddcalwdaqzagovumtu_m-7">
+      <w:hyperlink w:history="1" r:id="rIdgqecyjhvghzeaexrfzwry">
         <w:r>
           <w:rPr>
             <w:rFonts w:ascii="Arial" w:cs="Arial" w:eastAsia="Arial" w:hAnsi="Arial"/>
@@ -29999,7 +29999,7 @@
             <w:pPr>
               <w:spacing w:after="20" w:before="0"/>
             </w:pPr>
-            <w:hyperlink w:history="1" r:id="rIdscl8jpsbsbogp-nu6e3eq">
+            <w:hyperlink w:history="1" r:id="rIdnetoylghz5ryygm9kb2du">
               <w:r>
                 <w:rPr>
                   <w:rFonts w:ascii="Arial" w:cs="Arial" w:eastAsia="Arial" w:hAnsi="Arial"/>
@@ -30032,7 +30032,7 @@
               <w:spacing w:after="10" w:before="0"/>
               <w:ind w:left="120"/>
             </w:pPr>
-            <w:hyperlink w:history="1" r:id="rIdnsfrovhh3xee-gfiusiot">
+            <w:hyperlink w:history="1" r:id="rIdz-wdgoj6ee-b_b7sdn2vr">
               <w:r>
                 <w:rPr>
                   <w:rFonts w:ascii="Arial" w:cs="Arial" w:eastAsia="Arial" w:hAnsi="Arial"/>
@@ -30077,7 +30077,7 @@
             <w:pPr>
               <w:spacing w:after="20" w:before="0"/>
             </w:pPr>
-            <w:hyperlink w:history="1" r:id="rIdfi6p8jusduromj8zj5ank">
+            <w:hyperlink w:history="1" r:id="rIdsovbvgao67fpvtgr64awe">
               <w:r>
                 <w:rPr>
                   <w:rFonts w:ascii="Arial" w:cs="Arial" w:eastAsia="Arial" w:hAnsi="Arial"/>
@@ -30110,7 +30110,7 @@
               <w:spacing w:after="10" w:before="0"/>
               <w:ind w:left="120"/>
             </w:pPr>
-            <w:hyperlink w:history="1" r:id="rIdkn8xde2cmguc2z-qstlqo">
+            <w:hyperlink w:history="1" r:id="rId67k5soqwtayjso_ejba20">
               <w:r>
                 <w:rPr>
                   <w:rFonts w:ascii="Arial" w:cs="Arial" w:eastAsia="Arial" w:hAnsi="Arial"/>
@@ -30305,7 +30305,7 @@
             <w:pPr>
               <w:spacing w:after="20" w:before="0"/>
             </w:pPr>
-            <w:hyperlink w:history="1" r:id="rIdu_jovqy4xdnkxpje6o4dz">
+            <w:hyperlink w:history="1" r:id="rId4-bashhyubiifagd1navi">
               <w:r>
                 <w:rPr>
                   <w:rFonts w:ascii="Arial" w:cs="Arial" w:eastAsia="Arial" w:hAnsi="Arial"/>
@@ -30338,7 +30338,7 @@
               <w:spacing w:after="10" w:before="0"/>
               <w:ind w:left="120"/>
             </w:pPr>
-            <w:hyperlink w:history="1" r:id="rId5luadvsulkgwrfjdw90ib">
+            <w:hyperlink w:history="1" r:id="rIdl2h_eb4fb1olqpkoaxp8d">
               <w:r>
                 <w:rPr>
                   <w:rFonts w:ascii="Arial" w:cs="Arial" w:eastAsia="Arial" w:hAnsi="Arial"/>
@@ -30383,7 +30383,7 @@
             <w:pPr>
               <w:spacing w:after="20" w:before="0"/>
             </w:pPr>
-            <w:hyperlink w:history="1" r:id="rIdif0hbvaiigqp5ke2stxb2">
+            <w:hyperlink w:history="1" r:id="rIdeq5knfvt-ys0mktolfbdq">
               <w:r>
                 <w:rPr>
                   <w:rFonts w:ascii="Arial" w:cs="Arial" w:eastAsia="Arial" w:hAnsi="Arial"/>
@@ -30416,7 +30416,7 @@
               <w:spacing w:after="10" w:before="0"/>
               <w:ind w:left="120"/>
             </w:pPr>
-            <w:hyperlink w:history="1" r:id="rIdj4ppbgwpad9ayvebqqjn8">
+            <w:hyperlink w:history="1" r:id="rId631gvn8cp0b6m8kwj6mmk">
               <w:r>
                 <w:rPr>
                   <w:rFonts w:ascii="Arial" w:cs="Arial" w:eastAsia="Arial" w:hAnsi="Arial"/>
@@ -30611,7 +30611,7 @@
             <w:pPr>
               <w:spacing w:after="20" w:before="0"/>
             </w:pPr>
-            <w:hyperlink w:history="1" r:id="rIde2jwqssi8kx68etry1otj">
+            <w:hyperlink w:history="1" r:id="rIddslvqeavbzv_wrq4s6yls">
               <w:r>
                 <w:rPr>
                   <w:rFonts w:ascii="Arial" w:cs="Arial" w:eastAsia="Arial" w:hAnsi="Arial"/>
@@ -30644,7 +30644,7 @@
               <w:spacing w:after="10" w:before="0"/>
               <w:ind w:left="120"/>
             </w:pPr>
-            <w:hyperlink w:history="1" r:id="rIdolaxu57wo0renpv4nlf-4">
+            <w:hyperlink w:history="1" r:id="rIdmip652v4mrxadspx54z0x">
               <w:r>
                 <w:rPr>
                   <w:rFonts w:ascii="Arial" w:cs="Arial" w:eastAsia="Arial" w:hAnsi="Arial"/>
@@ -30689,7 +30689,7 @@
             <w:pPr>
               <w:spacing w:after="20" w:before="0"/>
             </w:pPr>
-            <w:hyperlink w:history="1" r:id="rIdbth_srcoeqnmfh_ahlqsk">
+            <w:hyperlink w:history="1" r:id="rIdgqf-4gnb2i30zii6ow5gn">
               <w:r>
                 <w:rPr>
                   <w:rFonts w:ascii="Arial" w:cs="Arial" w:eastAsia="Arial" w:hAnsi="Arial"/>
@@ -30738,7 +30738,7 @@
               <w:spacing w:after="10" w:before="0"/>
               <w:ind w:left="120"/>
             </w:pPr>
-            <w:hyperlink w:history="1" r:id="rIdtbwqhohukdtbopeypc8f5">
+            <w:hyperlink w:history="1" r:id="rIdf-ze7clwawvgvudkayfue">
               <w:r>
                 <w:rPr>
                   <w:rFonts w:ascii="Arial" w:cs="Arial" w:eastAsia="Arial" w:hAnsi="Arial"/>
@@ -30933,7 +30933,7 @@
             <w:pPr>
               <w:spacing w:after="20" w:before="0"/>
             </w:pPr>
-            <w:hyperlink w:history="1" r:id="rId1gdh2af852ncalhuf-yz0">
+            <w:hyperlink w:history="1" r:id="rIdfbahfux-3dq4zayf5f0_i">
               <w:r>
                 <w:rPr>
                   <w:rFonts w:ascii="Arial" w:cs="Arial" w:eastAsia="Arial" w:hAnsi="Arial"/>
@@ -30966,7 +30966,7 @@
               <w:spacing w:after="10" w:before="0"/>
               <w:ind w:left="120"/>
             </w:pPr>
-            <w:hyperlink w:history="1" r:id="rId2fbwt0fatu6pzjhqheanc">
+            <w:hyperlink w:history="1" r:id="rIdweqcclh5p5vf9vdn4dxb-">
               <w:r>
                 <w:rPr>
                   <w:rFonts w:ascii="Arial" w:cs="Arial" w:eastAsia="Arial" w:hAnsi="Arial"/>
@@ -31011,7 +31011,7 @@
             <w:pPr>
               <w:spacing w:after="20" w:before="0"/>
             </w:pPr>
-            <w:hyperlink w:history="1" r:id="rIdhnal4xg1ckeoiitvyr3lh">
+            <w:hyperlink w:history="1" r:id="rIdm-5vtmuuzzrgcan24ih79">
               <w:r>
                 <w:rPr>
                   <w:rFonts w:ascii="Arial" w:cs="Arial" w:eastAsia="Arial" w:hAnsi="Arial"/>
@@ -31044,7 +31044,7 @@
               <w:spacing w:after="10" w:before="0"/>
               <w:ind w:left="120"/>
             </w:pPr>
-            <w:hyperlink w:history="1" r:id="rIdn0b_to_ferdxq_f64asvc">
+            <w:hyperlink w:history="1" r:id="rIdqprmahytwvkrpl_mrssce">
               <w:r>
                 <w:rPr>
                   <w:rFonts w:ascii="Arial" w:cs="Arial" w:eastAsia="Arial" w:hAnsi="Arial"/>
@@ -31239,7 +31239,7 @@
             <w:pPr>
               <w:spacing w:after="20" w:before="0"/>
             </w:pPr>
-            <w:hyperlink w:history="1" r:id="rIdvqhg6t3kxoryffpafpbcz">
+            <w:hyperlink w:history="1" r:id="rIdjm1fpfr8osfzzx4xmaozc">
               <w:r>
                 <w:rPr>
                   <w:rFonts w:ascii="Arial" w:cs="Arial" w:eastAsia="Arial" w:hAnsi="Arial"/>
@@ -31272,7 +31272,7 @@
               <w:spacing w:after="10" w:before="0"/>
               <w:ind w:left="120"/>
             </w:pPr>
-            <w:hyperlink w:history="1" r:id="rIdfijymfcliummzju35ebmc">
+            <w:hyperlink w:history="1" r:id="rIdvasc7na9-3gc3tnqvzqon">
               <w:r>
                 <w:rPr>
                   <w:rFonts w:ascii="Arial" w:cs="Arial" w:eastAsia="Arial" w:hAnsi="Arial"/>
@@ -31317,7 +31317,7 @@
             <w:pPr>
               <w:spacing w:after="20" w:before="0"/>
             </w:pPr>
-            <w:hyperlink w:history="1" r:id="rIdrgggaq8wfqiktinrnlhjk">
+            <w:hyperlink w:history="1" r:id="rIdnnfrhzihaaojnlx5vv6ap">
               <w:r>
                 <w:rPr>
                   <w:rFonts w:ascii="Arial" w:cs="Arial" w:eastAsia="Arial" w:hAnsi="Arial"/>
@@ -31350,7 +31350,7 @@
               <w:spacing w:after="10" w:before="0"/>
               <w:ind w:left="120"/>
             </w:pPr>
-            <w:hyperlink w:history="1" r:id="rIdjwakjtpzchivc2klr2-w7">
+            <w:hyperlink w:history="1" r:id="rIdizmzrjy8rjx_ibtb2q9ag">
               <w:r>
                 <w:rPr>
                   <w:rFonts w:ascii="Arial" w:cs="Arial" w:eastAsia="Arial" w:hAnsi="Arial"/>
@@ -32128,7 +32128,7 @@
         </w:rPr>
         <w:t xml:space="preserve">© 2026 SeaVuria and ARES. Aligned with KICD objectives. Developed by SeaVuria; technical implementation by ARES (with AI assistance from Claude). Licensed under </w:t>
       </w:r>
-      <w:hyperlink w:history="1" r:id="rIdzu5mijks7pnpqkpjcicu2">
+      <w:hyperlink w:history="1" r:id="rIdptrqeeuw0hxg90mppkopw">
         <w:r>
           <w:rPr>
             <w:rFonts w:ascii="Arial" w:cs="Arial" w:eastAsia="Arial" w:hAnsi="Arial"/>
@@ -32149,7 +32149,7 @@
         </w:rPr>
         <w:t xml:space="preserve"> (</w:t>
       </w:r>
-      <w:hyperlink w:history="1" r:id="rIdp59tz-up6xuxq4fnimxxl">
+      <w:hyperlink w:history="1" r:id="rId5enbuqzglanc09ot7eu3m">
         <w:r>
           <w:rPr>
             <w:rFonts w:ascii="Arial" w:cs="Arial" w:eastAsia="Arial" w:hAnsi="Arial"/>

--- a/data/outputs/v2/Maths/SS3.2_Rotation/Mathematics_Rotation_CBE_LessonSequence.docx
+++ b/data/outputs/v2/Maths/SS3.2_Rotation/Mathematics_Rotation_CBE_LessonSequence.docx
@@ -2459,7 +2459,7 @@
         </w:rPr>
         <w:t xml:space="preserve">© 2026 SeaVuria and ARES. This work is licensed under a </w:t>
       </w:r>
-      <w:hyperlink w:history="1" r:id="rIdcazkaqutdkb1ukutspaw6">
+      <w:hyperlink w:history="1" r:id="rIdbnnifshcbzwskgwuctfke">
         <w:r>
           <w:rPr>
             <w:rFonts w:ascii="Arial" w:cs="Arial" w:eastAsia="Arial" w:hAnsi="Arial"/>
@@ -2479,7 +2479,7 @@
         </w:rPr>
         <w:t xml:space="preserve"> (</w:t>
       </w:r>
-      <w:hyperlink w:history="1" r:id="rIdrfjhibppmsgc-pcrsxehy">
+      <w:hyperlink w:history="1" r:id="rIdrjps3cwtnxe8ja6htrygz">
         <w:r>
           <w:rPr>
             <w:rFonts w:ascii="Arial" w:cs="Arial" w:eastAsia="Arial" w:hAnsi="Arial"/>
@@ -2499,7 +2499,7 @@
         </w:rPr>
         <w:t xml:space="preserve">). To view a copy of this license, visit </w:t>
       </w:r>
-      <w:hyperlink w:history="1" r:id="rIdsu71f6l3mur3ynodwrlhi">
+      <w:hyperlink w:history="1" r:id="rIdvc_zrrc-5_1f7hk2c34mo">
         <w:r>
           <w:rPr>
             <w:rFonts w:ascii="Arial" w:cs="Arial" w:eastAsia="Arial" w:hAnsi="Arial"/>
@@ -3511,7 +3511,7 @@
             <w:pPr>
               <w:spacing w:after="20" w:before="0"/>
             </w:pPr>
-            <w:hyperlink w:history="1" r:id="rIdlghvbsdw-6wlttvcjephc">
+            <w:hyperlink w:history="1" r:id="rIdbbry4m4crnmjcavazz5ri">
               <w:r>
                 <w:rPr>
                   <w:rFonts w:ascii="Arial" w:cs="Arial" w:eastAsia="Arial" w:hAnsi="Arial"/>
@@ -3544,7 +3544,7 @@
               <w:spacing w:after="10" w:before="0"/>
               <w:ind w:left="120"/>
             </w:pPr>
-            <w:hyperlink w:history="1" r:id="rIdpl3omifylykm1qcysmeza">
+            <w:hyperlink w:history="1" r:id="rIdguxbzc9ogykqdemt7qlms">
               <w:r>
                 <w:rPr>
                   <w:rFonts w:ascii="Arial" w:cs="Arial" w:eastAsia="Arial" w:hAnsi="Arial"/>
@@ -3589,7 +3589,7 @@
             <w:pPr>
               <w:spacing w:after="20" w:before="0"/>
             </w:pPr>
-            <w:hyperlink w:history="1" r:id="rIdnrqjzkrqa8yh9lcdxkp3g">
+            <w:hyperlink w:history="1" r:id="rIdsb75zc3meewtb0yi-fi0t">
               <w:r>
                 <w:rPr>
                   <w:rFonts w:ascii="Arial" w:cs="Arial" w:eastAsia="Arial" w:hAnsi="Arial"/>
@@ -3622,7 +3622,7 @@
               <w:spacing w:after="10" w:before="0"/>
               <w:ind w:left="120"/>
             </w:pPr>
-            <w:hyperlink w:history="1" r:id="rIdwqgtvaawpedxyyf_iawhm">
+            <w:hyperlink w:history="1" r:id="rIdnwva1wgf2pms9vvxml5ep">
               <w:r>
                 <w:rPr>
                   <w:rFonts w:ascii="Arial" w:cs="Arial" w:eastAsia="Arial" w:hAnsi="Arial"/>
@@ -3817,7 +3817,7 @@
             <w:pPr>
               <w:spacing w:after="20" w:before="0"/>
             </w:pPr>
-            <w:hyperlink w:history="1" r:id="rId4kglo757vmizxrs6f7h55">
+            <w:hyperlink w:history="1" r:id="rIddparhj221da4s0teq8z8i">
               <w:r>
                 <w:rPr>
                   <w:rFonts w:ascii="Arial" w:cs="Arial" w:eastAsia="Arial" w:hAnsi="Arial"/>
@@ -3850,7 +3850,7 @@
               <w:spacing w:after="10" w:before="0"/>
               <w:ind w:left="120"/>
             </w:pPr>
-            <w:hyperlink w:history="1" r:id="rIda_f6trxd_0gthr-9wzl14">
+            <w:hyperlink w:history="1" r:id="rIdskgqj34jl5pqrsgemaxim">
               <w:r>
                 <w:rPr>
                   <w:rFonts w:ascii="Arial" w:cs="Arial" w:eastAsia="Arial" w:hAnsi="Arial"/>
@@ -3895,7 +3895,7 @@
             <w:pPr>
               <w:spacing w:after="20" w:before="0"/>
             </w:pPr>
-            <w:hyperlink w:history="1" r:id="rIdflel8e2jw9pypknj6ml2w">
+            <w:hyperlink w:history="1" r:id="rIdadtlb2gwjd6jnbkzdej6_">
               <w:r>
                 <w:rPr>
                   <w:rFonts w:ascii="Arial" w:cs="Arial" w:eastAsia="Arial" w:hAnsi="Arial"/>
@@ -3928,7 +3928,7 @@
               <w:spacing w:after="10" w:before="0"/>
               <w:ind w:left="120"/>
             </w:pPr>
-            <w:hyperlink w:history="1" r:id="rIdhpq3pwksooke6w-3bkhxk">
+            <w:hyperlink w:history="1" r:id="rId9dfpwcgoqaauya1rwcbd9">
               <w:r>
                 <w:rPr>
                   <w:rFonts w:ascii="Arial" w:cs="Arial" w:eastAsia="Arial" w:hAnsi="Arial"/>
@@ -4123,7 +4123,7 @@
             <w:pPr>
               <w:spacing w:after="20" w:before="0"/>
             </w:pPr>
-            <w:hyperlink w:history="1" r:id="rIddzuttg_5xi-ts6b8wrcen">
+            <w:hyperlink w:history="1" r:id="rIdsyx8uqkotcx-wc1usmbfb">
               <w:r>
                 <w:rPr>
                   <w:rFonts w:ascii="Arial" w:cs="Arial" w:eastAsia="Arial" w:hAnsi="Arial"/>
@@ -4156,7 +4156,7 @@
               <w:spacing w:after="10" w:before="0"/>
               <w:ind w:left="120"/>
             </w:pPr>
-            <w:hyperlink w:history="1" r:id="rIdyx2eb3edxvpl3wsdhbnrh">
+            <w:hyperlink w:history="1" r:id="rId0k9qj70x5s8stwncpxvuy">
               <w:r>
                 <w:rPr>
                   <w:rFonts w:ascii="Arial" w:cs="Arial" w:eastAsia="Arial" w:hAnsi="Arial"/>
@@ -4201,7 +4201,7 @@
             <w:pPr>
               <w:spacing w:after="20" w:before="0"/>
             </w:pPr>
-            <w:hyperlink w:history="1" r:id="rIdb1waejovvj8l8skcdsk2d">
+            <w:hyperlink w:history="1" r:id="rId4r7zj7dohto6gypyl1onx">
               <w:r>
                 <w:rPr>
                   <w:rFonts w:ascii="Arial" w:cs="Arial" w:eastAsia="Arial" w:hAnsi="Arial"/>
@@ -4234,7 +4234,7 @@
               <w:spacing w:after="10" w:before="0"/>
               <w:ind w:left="120"/>
             </w:pPr>
-            <w:hyperlink w:history="1" r:id="rIde9nelxrfty8bpaugjixew">
+            <w:hyperlink w:history="1" r:id="rIdrysajybjke4tywczczhiw">
               <w:r>
                 <w:rPr>
                   <w:rFonts w:ascii="Arial" w:cs="Arial" w:eastAsia="Arial" w:hAnsi="Arial"/>
@@ -4429,7 +4429,7 @@
             <w:pPr>
               <w:spacing w:after="20" w:before="0"/>
             </w:pPr>
-            <w:hyperlink w:history="1" r:id="rIdiaolhqgpflhy4et248d0l">
+            <w:hyperlink w:history="1" r:id="rIdyduilcxd2tpr4zosrvx0s">
               <w:r>
                 <w:rPr>
                   <w:rFonts w:ascii="Arial" w:cs="Arial" w:eastAsia="Arial" w:hAnsi="Arial"/>
@@ -4462,7 +4462,7 @@
               <w:spacing w:after="10" w:before="0"/>
               <w:ind w:left="120"/>
             </w:pPr>
-            <w:hyperlink w:history="1" r:id="rId07pc-qp2hh_wknanxo0ai">
+            <w:hyperlink w:history="1" r:id="rIdvicyeghtxw75eglpdae-6">
               <w:r>
                 <w:rPr>
                   <w:rFonts w:ascii="Arial" w:cs="Arial" w:eastAsia="Arial" w:hAnsi="Arial"/>
@@ -4507,7 +4507,7 @@
             <w:pPr>
               <w:spacing w:after="20" w:before="0"/>
             </w:pPr>
-            <w:hyperlink w:history="1" r:id="rIdi17dzyboqg4xa19muwsdy">
+            <w:hyperlink w:history="1" r:id="rIdnw7ewx6rxtoytdpz76bdp">
               <w:r>
                 <w:rPr>
                   <w:rFonts w:ascii="Arial" w:cs="Arial" w:eastAsia="Arial" w:hAnsi="Arial"/>
@@ -4540,7 +4540,7 @@
               <w:spacing w:after="10" w:before="0"/>
               <w:ind w:left="120"/>
             </w:pPr>
-            <w:hyperlink w:history="1" r:id="rIdfq1co-uzeds_5h5yraqve">
+            <w:hyperlink w:history="1" r:id="rId2-jltobg1fwj_rivxfmkb">
               <w:r>
                 <w:rPr>
                   <w:rFonts w:ascii="Arial" w:cs="Arial" w:eastAsia="Arial" w:hAnsi="Arial"/>
@@ -4735,7 +4735,7 @@
             <w:pPr>
               <w:spacing w:after="20" w:before="0"/>
             </w:pPr>
-            <w:hyperlink w:history="1" r:id="rIdctv3emnrmcaruypcfd4pm">
+            <w:hyperlink w:history="1" r:id="rIds6rc7xld1ufwmpdcaxej5">
               <w:r>
                 <w:rPr>
                   <w:rFonts w:ascii="Arial" w:cs="Arial" w:eastAsia="Arial" w:hAnsi="Arial"/>
@@ -4768,7 +4768,7 @@
               <w:spacing w:after="10" w:before="0"/>
               <w:ind w:left="120"/>
             </w:pPr>
-            <w:hyperlink w:history="1" r:id="rIdcb6_9tql-8rep4tcd1hvd">
+            <w:hyperlink w:history="1" r:id="rIdl4zivj9zptgl3l0hbcfxa">
               <w:r>
                 <w:rPr>
                   <w:rFonts w:ascii="Arial" w:cs="Arial" w:eastAsia="Arial" w:hAnsi="Arial"/>
@@ -4813,7 +4813,7 @@
             <w:pPr>
               <w:spacing w:after="20" w:before="0"/>
             </w:pPr>
-            <w:hyperlink w:history="1" r:id="rIdzkj4gttpl7baq5gkvdbb-">
+            <w:hyperlink w:history="1" r:id="rIdgktq6raeicrmijktkk0di">
               <w:r>
                 <w:rPr>
                   <w:rFonts w:ascii="Arial" w:cs="Arial" w:eastAsia="Arial" w:hAnsi="Arial"/>
@@ -4862,7 +4862,7 @@
               <w:spacing w:after="10" w:before="0"/>
               <w:ind w:left="120"/>
             </w:pPr>
-            <w:hyperlink w:history="1" r:id="rIdarzo48oxnusf0qubopth2">
+            <w:hyperlink w:history="1" r:id="rIdaenqdaw5i6rbzwsugjbu9">
               <w:r>
                 <w:rPr>
                   <w:rFonts w:ascii="Arial" w:cs="Arial" w:eastAsia="Arial" w:hAnsi="Arial"/>
@@ -5469,7 +5469,7 @@
         </w:rPr>
         <w:t xml:space="preserve">© 2026 SeaVuria and ARES. Aligned with KICD objectives. Developed by SeaVuria; technical implementation by ARES (with AI assistance from Claude). Licensed under </w:t>
       </w:r>
-      <w:hyperlink w:history="1" r:id="rIdfkdtyv1pg58p3vpkmd2xz">
+      <w:hyperlink w:history="1" r:id="rIdjl3pcvl2jiulyhglsrlgz">
         <w:r>
           <w:rPr>
             <w:rFonts w:ascii="Arial" w:cs="Arial" w:eastAsia="Arial" w:hAnsi="Arial"/>
@@ -5490,7 +5490,7 @@
         </w:rPr>
         <w:t xml:space="preserve"> (</w:t>
       </w:r>
-      <w:hyperlink w:history="1" r:id="rIdtzv_3lg9-kxtvju1adqom">
+      <w:hyperlink w:history="1" r:id="rIded-lywnyno9zkka5lkv8v">
         <w:r>
           <w:rPr>
             <w:rFonts w:ascii="Arial" w:cs="Arial" w:eastAsia="Arial" w:hAnsi="Arial"/>
@@ -6503,7 +6503,7 @@
             <w:pPr>
               <w:spacing w:after="20" w:before="0"/>
             </w:pPr>
-            <w:hyperlink w:history="1" r:id="rIdon-cmhlncmng69vwdfnq9">
+            <w:hyperlink w:history="1" r:id="rIdrk0j4qrwsvhchobsd-vzx">
               <w:r>
                 <w:rPr>
                   <w:rFonts w:ascii="Arial" w:cs="Arial" w:eastAsia="Arial" w:hAnsi="Arial"/>
@@ -6536,7 +6536,7 @@
               <w:spacing w:after="10" w:before="0"/>
               <w:ind w:left="120"/>
             </w:pPr>
-            <w:hyperlink w:history="1" r:id="rIdpcyc9r48yer75u-t-0yol">
+            <w:hyperlink w:history="1" r:id="rIdw6tsbj7vpbhjbfc2zyyke">
               <w:r>
                 <w:rPr>
                   <w:rFonts w:ascii="Arial" w:cs="Arial" w:eastAsia="Arial" w:hAnsi="Arial"/>
@@ -6581,7 +6581,7 @@
             <w:pPr>
               <w:spacing w:after="20" w:before="0"/>
             </w:pPr>
-            <w:hyperlink w:history="1" r:id="rIdwmjuakd7um8qkjmltzlr5">
+            <w:hyperlink w:history="1" r:id="rIdnmiyah_hg4bdzznricc7a">
               <w:r>
                 <w:rPr>
                   <w:rFonts w:ascii="Arial" w:cs="Arial" w:eastAsia="Arial" w:hAnsi="Arial"/>
@@ -6614,7 +6614,7 @@
               <w:spacing w:after="10" w:before="0"/>
               <w:ind w:left="120"/>
             </w:pPr>
-            <w:hyperlink w:history="1" r:id="rIdtc_u2kkhhx_hedn4h5ddl">
+            <w:hyperlink w:history="1" r:id="rIdbfr8bgee9rxvm9tqvggzo">
               <w:r>
                 <w:rPr>
                   <w:rFonts w:ascii="Arial" w:cs="Arial" w:eastAsia="Arial" w:hAnsi="Arial"/>
@@ -6809,7 +6809,7 @@
             <w:pPr>
               <w:spacing w:after="20" w:before="0"/>
             </w:pPr>
-            <w:hyperlink w:history="1" r:id="rIdzhd3vyfohzeydah4hi6e8">
+            <w:hyperlink w:history="1" r:id="rIdj21ly4-lecjoy5ydz8ng6">
               <w:r>
                 <w:rPr>
                   <w:rFonts w:ascii="Arial" w:cs="Arial" w:eastAsia="Arial" w:hAnsi="Arial"/>
@@ -6842,7 +6842,7 @@
               <w:spacing w:after="10" w:before="0"/>
               <w:ind w:left="120"/>
             </w:pPr>
-            <w:hyperlink w:history="1" r:id="rIdfskub278ugsgkz23frkt8">
+            <w:hyperlink w:history="1" r:id="rId1ajyvrwzojtq4pgs1eg5_">
               <w:r>
                 <w:rPr>
                   <w:rFonts w:ascii="Arial" w:cs="Arial" w:eastAsia="Arial" w:hAnsi="Arial"/>
@@ -6887,7 +6887,7 @@
             <w:pPr>
               <w:spacing w:after="20" w:before="0"/>
             </w:pPr>
-            <w:hyperlink w:history="1" r:id="rId3qgng_ealyq2dfuv1bitu">
+            <w:hyperlink w:history="1" r:id="rIdw95lr16zppr_pd1wf4e4b">
               <w:r>
                 <w:rPr>
                   <w:rFonts w:ascii="Arial" w:cs="Arial" w:eastAsia="Arial" w:hAnsi="Arial"/>
@@ -6920,7 +6920,7 @@
               <w:spacing w:after="10" w:before="0"/>
               <w:ind w:left="120"/>
             </w:pPr>
-            <w:hyperlink w:history="1" r:id="rIdyvqlvb44fbt8c4mtev-bz">
+            <w:hyperlink w:history="1" r:id="rId13nklnhem6ttodlymbzdv">
               <w:r>
                 <w:rPr>
                   <w:rFonts w:ascii="Arial" w:cs="Arial" w:eastAsia="Arial" w:hAnsi="Arial"/>
@@ -7115,7 +7115,7 @@
             <w:pPr>
               <w:spacing w:after="20" w:before="0"/>
             </w:pPr>
-            <w:hyperlink w:history="1" r:id="rIdvhpuq-pcgwcoxn_80pxtp">
+            <w:hyperlink w:history="1" r:id="rIdiks2ect4c6ri_idaiuwt6">
               <w:r>
                 <w:rPr>
                   <w:rFonts w:ascii="Arial" w:cs="Arial" w:eastAsia="Arial" w:hAnsi="Arial"/>
@@ -7164,7 +7164,7 @@
               <w:spacing w:after="10" w:before="0"/>
               <w:ind w:left="120"/>
             </w:pPr>
-            <w:hyperlink w:history="1" r:id="rIdiosv_jntlxv7axisdqrzj">
+            <w:hyperlink w:history="1" r:id="rId7_6gz19xprzl3km1gbm6d">
               <w:r>
                 <w:rPr>
                   <w:rFonts w:ascii="Arial" w:cs="Arial" w:eastAsia="Arial" w:hAnsi="Arial"/>
@@ -7209,7 +7209,7 @@
             <w:pPr>
               <w:spacing w:after="20" w:before="0"/>
             </w:pPr>
-            <w:hyperlink w:history="1" r:id="rIdrj_y7-0giiamdsrs4znwa">
+            <w:hyperlink w:history="1" r:id="rId0wq2ndwe0-ioovlprrib7">
               <w:r>
                 <w:rPr>
                   <w:rFonts w:ascii="Arial" w:cs="Arial" w:eastAsia="Arial" w:hAnsi="Arial"/>
@@ -7258,7 +7258,7 @@
               <w:spacing w:after="10" w:before="0"/>
               <w:ind w:left="120"/>
             </w:pPr>
-            <w:hyperlink w:history="1" r:id="rIdsjfi8syqxvnq6lm7a0ale">
+            <w:hyperlink w:history="1" r:id="rId9pbgdhtxt673vrzakwjko">
               <w:r>
                 <w:rPr>
                   <w:rFonts w:ascii="Arial" w:cs="Arial" w:eastAsia="Arial" w:hAnsi="Arial"/>
@@ -7453,7 +7453,7 @@
             <w:pPr>
               <w:spacing w:after="20" w:before="0"/>
             </w:pPr>
-            <w:hyperlink w:history="1" r:id="rIdn4xhzzgjd5gq0se2spavj">
+            <w:hyperlink w:history="1" r:id="rId-0sdh3kd8wfbwafjus3du">
               <w:r>
                 <w:rPr>
                   <w:rFonts w:ascii="Arial" w:cs="Arial" w:eastAsia="Arial" w:hAnsi="Arial"/>
@@ -7502,7 +7502,7 @@
               <w:spacing w:after="10" w:before="0"/>
               <w:ind w:left="120"/>
             </w:pPr>
-            <w:hyperlink w:history="1" r:id="rIdj9znqhf9to7azyfond3oi">
+            <w:hyperlink w:history="1" r:id="rIdp2orx0xz59fqgmq5lwlrz">
               <w:r>
                 <w:rPr>
                   <w:rFonts w:ascii="Arial" w:cs="Arial" w:eastAsia="Arial" w:hAnsi="Arial"/>
@@ -7547,7 +7547,7 @@
             <w:pPr>
               <w:spacing w:after="20" w:before="0"/>
             </w:pPr>
-            <w:hyperlink w:history="1" r:id="rIdtfw2euv0otgoq25oap59r">
+            <w:hyperlink w:history="1" r:id="rIdrkt8ozcrkyybvhlhxlyq9">
               <w:r>
                 <w:rPr>
                   <w:rFonts w:ascii="Arial" w:cs="Arial" w:eastAsia="Arial" w:hAnsi="Arial"/>
@@ -7596,7 +7596,7 @@
               <w:spacing w:after="10" w:before="0"/>
               <w:ind w:left="120"/>
             </w:pPr>
-            <w:hyperlink w:history="1" r:id="rIdlzl6lda43ri5hhg7go_8y">
+            <w:hyperlink w:history="1" r:id="rIdvs6zm9w6p250fm88vacqd">
               <w:r>
                 <w:rPr>
                   <w:rFonts w:ascii="Arial" w:cs="Arial" w:eastAsia="Arial" w:hAnsi="Arial"/>
@@ -7791,7 +7791,7 @@
             <w:pPr>
               <w:spacing w:after="20" w:before="0"/>
             </w:pPr>
-            <w:hyperlink w:history="1" r:id="rIdckw79ufcsw9ytvuwmhefs">
+            <w:hyperlink w:history="1" r:id="rIdy8_8ymlmjev9iwzre6jet">
               <w:r>
                 <w:rPr>
                   <w:rFonts w:ascii="Arial" w:cs="Arial" w:eastAsia="Arial" w:hAnsi="Arial"/>
@@ -7824,7 +7824,7 @@
               <w:spacing w:after="10" w:before="0"/>
               <w:ind w:left="120"/>
             </w:pPr>
-            <w:hyperlink w:history="1" r:id="rId3wleqzfecrspzwh-nlxgt">
+            <w:hyperlink w:history="1" r:id="rIdjjqxudli3bkztyksoksjw">
               <w:r>
                 <w:rPr>
                   <w:rFonts w:ascii="Arial" w:cs="Arial" w:eastAsia="Arial" w:hAnsi="Arial"/>
@@ -7869,7 +7869,7 @@
             <w:pPr>
               <w:spacing w:after="20" w:before="0"/>
             </w:pPr>
-            <w:hyperlink w:history="1" r:id="rIdlxeza26za3txetyioy0qz">
+            <w:hyperlink w:history="1" r:id="rIddb8qavag85hj0bpoqjxhh">
               <w:r>
                 <w:rPr>
                   <w:rFonts w:ascii="Arial" w:cs="Arial" w:eastAsia="Arial" w:hAnsi="Arial"/>
@@ -7918,7 +7918,7 @@
               <w:spacing w:after="10" w:before="0"/>
               <w:ind w:left="120"/>
             </w:pPr>
-            <w:hyperlink w:history="1" r:id="rIdzw4k90xila4obgnlj8-y8">
+            <w:hyperlink w:history="1" r:id="rIdtkxynilggqgqrde-wnu0v">
               <w:r>
                 <w:rPr>
                   <w:rFonts w:ascii="Arial" w:cs="Arial" w:eastAsia="Arial" w:hAnsi="Arial"/>
@@ -8430,7 +8430,7 @@
         </w:rPr>
         <w:t xml:space="preserve">© 2026 SeaVuria and ARES. Aligned with KICD objectives. Developed by SeaVuria; technical implementation by ARES (with AI assistance from Claude). Licensed under </w:t>
       </w:r>
-      <w:hyperlink w:history="1" r:id="rIdextuldmzviwqppkuijbpg">
+      <w:hyperlink w:history="1" r:id="rIdkq_wz9zt50wiv2qcvrgab">
         <w:r>
           <w:rPr>
             <w:rFonts w:ascii="Arial" w:cs="Arial" w:eastAsia="Arial" w:hAnsi="Arial"/>
@@ -8451,7 +8451,7 @@
         </w:rPr>
         <w:t xml:space="preserve"> (</w:t>
       </w:r>
-      <w:hyperlink w:history="1" r:id="rIdff7lc5l75sro3axyytugi">
+      <w:hyperlink w:history="1" r:id="rIduoko0fnjvooacodzv5hxj">
         <w:r>
           <w:rPr>
             <w:rFonts w:ascii="Arial" w:cs="Arial" w:eastAsia="Arial" w:hAnsi="Arial"/>
@@ -9464,7 +9464,7 @@
             <w:pPr>
               <w:spacing w:after="20" w:before="0"/>
             </w:pPr>
-            <w:hyperlink w:history="1" r:id="rIdpsue9z-vekjt7yzvfppwf">
+            <w:hyperlink w:history="1" r:id="rIdtpr3axaropte9zmpymqi9">
               <w:r>
                 <w:rPr>
                   <w:rFonts w:ascii="Arial" w:cs="Arial" w:eastAsia="Arial" w:hAnsi="Arial"/>
@@ -9497,7 +9497,7 @@
               <w:spacing w:after="10" w:before="0"/>
               <w:ind w:left="120"/>
             </w:pPr>
-            <w:hyperlink w:history="1" r:id="rIdzmhhitgxac0ew6uravkmj">
+            <w:hyperlink w:history="1" r:id="rId6t6b5fuifte8ammbm7yvm">
               <w:r>
                 <w:rPr>
                   <w:rFonts w:ascii="Arial" w:cs="Arial" w:eastAsia="Arial" w:hAnsi="Arial"/>
@@ -9542,7 +9542,7 @@
             <w:pPr>
               <w:spacing w:after="20" w:before="0"/>
             </w:pPr>
-            <w:hyperlink w:history="1" r:id="rIdi8470honnsz5mwrwc2roc">
+            <w:hyperlink w:history="1" r:id="rIducoymyghmqgp5pakvnvwl">
               <w:r>
                 <w:rPr>
                   <w:rFonts w:ascii="Arial" w:cs="Arial" w:eastAsia="Arial" w:hAnsi="Arial"/>
@@ -9575,7 +9575,7 @@
               <w:spacing w:after="10" w:before="0"/>
               <w:ind w:left="120"/>
             </w:pPr>
-            <w:hyperlink w:history="1" r:id="rIdu0zrmk78epcfsou77atmu">
+            <w:hyperlink w:history="1" r:id="rId2chu6l6zray3qylpowmgd">
               <w:r>
                 <w:rPr>
                   <w:rFonts w:ascii="Arial" w:cs="Arial" w:eastAsia="Arial" w:hAnsi="Arial"/>
@@ -9770,7 +9770,7 @@
             <w:pPr>
               <w:spacing w:after="20" w:before="0"/>
             </w:pPr>
-            <w:hyperlink w:history="1" r:id="rIdzep17-gxbajwhifwnvihh">
+            <w:hyperlink w:history="1" r:id="rId9gck6wfp1ab_zva_4dnar">
               <w:r>
                 <w:rPr>
                   <w:rFonts w:ascii="Arial" w:cs="Arial" w:eastAsia="Arial" w:hAnsi="Arial"/>
@@ -9803,7 +9803,7 @@
               <w:spacing w:after="10" w:before="0"/>
               <w:ind w:left="120"/>
             </w:pPr>
-            <w:hyperlink w:history="1" r:id="rIdnlb1orkrlqysntl9hwuuh">
+            <w:hyperlink w:history="1" r:id="rIdkqtnjsmagqr6a-thgcmmc">
               <w:r>
                 <w:rPr>
                   <w:rFonts w:ascii="Arial" w:cs="Arial" w:eastAsia="Arial" w:hAnsi="Arial"/>
@@ -9848,7 +9848,7 @@
             <w:pPr>
               <w:spacing w:after="20" w:before="0"/>
             </w:pPr>
-            <w:hyperlink w:history="1" r:id="rIdaklkvrrnlhf5gxfjzxbqc">
+            <w:hyperlink w:history="1" r:id="rIdhgjwe-ezl1hq2ers6wm4y">
               <w:r>
                 <w:rPr>
                   <w:rFonts w:ascii="Arial" w:cs="Arial" w:eastAsia="Arial" w:hAnsi="Arial"/>
@@ -9881,7 +9881,7 @@
               <w:spacing w:after="10" w:before="0"/>
               <w:ind w:left="120"/>
             </w:pPr>
-            <w:hyperlink w:history="1" r:id="rIdcsliozlcp9ldeuizdydjy">
+            <w:hyperlink w:history="1" r:id="rId1uharh2ypvpfxm1xp-ppe">
               <w:r>
                 <w:rPr>
                   <w:rFonts w:ascii="Arial" w:cs="Arial" w:eastAsia="Arial" w:hAnsi="Arial"/>
@@ -10076,7 +10076,7 @@
             <w:pPr>
               <w:spacing w:after="20" w:before="0"/>
             </w:pPr>
-            <w:hyperlink w:history="1" r:id="rIdicuwowqroxgngmeclpm7b">
+            <w:hyperlink w:history="1" r:id="rIdpwzk3s_nblewmfvvrgx7q">
               <w:r>
                 <w:rPr>
                   <w:rFonts w:ascii="Arial" w:cs="Arial" w:eastAsia="Arial" w:hAnsi="Arial"/>
@@ -10125,7 +10125,7 @@
               <w:spacing w:after="10" w:before="0"/>
               <w:ind w:left="120"/>
             </w:pPr>
-            <w:hyperlink w:history="1" r:id="rIds3wpznwlz72jkxetflgms">
+            <w:hyperlink w:history="1" r:id="rIdfawppu6s4b1j65fkprr_q">
               <w:r>
                 <w:rPr>
                   <w:rFonts w:ascii="Arial" w:cs="Arial" w:eastAsia="Arial" w:hAnsi="Arial"/>
@@ -10170,7 +10170,7 @@
             <w:pPr>
               <w:spacing w:after="20" w:before="0"/>
             </w:pPr>
-            <w:hyperlink w:history="1" r:id="rIdeydt5t8_yejqfquyilwd2">
+            <w:hyperlink w:history="1" r:id="rIdvokphatcc5evxtzcskg9l">
               <w:r>
                 <w:rPr>
                   <w:rFonts w:ascii="Arial" w:cs="Arial" w:eastAsia="Arial" w:hAnsi="Arial"/>
@@ -10203,7 +10203,7 @@
               <w:spacing w:after="10" w:before="0"/>
               <w:ind w:left="120"/>
             </w:pPr>
-            <w:hyperlink w:history="1" r:id="rId3wzkoifwhl2djcatsehzk">
+            <w:hyperlink w:history="1" r:id="rIdlglqxi0vw_iela8n-cykj">
               <w:r>
                 <w:rPr>
                   <w:rFonts w:ascii="Arial" w:cs="Arial" w:eastAsia="Arial" w:hAnsi="Arial"/>
@@ -10398,7 +10398,7 @@
             <w:pPr>
               <w:spacing w:after="20" w:before="0"/>
             </w:pPr>
-            <w:hyperlink w:history="1" r:id="rIdh66ctnghrlsuat7s_axpo">
+            <w:hyperlink w:history="1" r:id="rId42dpvlvhkmwiznjugi_8j">
               <w:r>
                 <w:rPr>
                   <w:rFonts w:ascii="Arial" w:cs="Arial" w:eastAsia="Arial" w:hAnsi="Arial"/>
@@ -10447,7 +10447,7 @@
               <w:spacing w:after="10" w:before="0"/>
               <w:ind w:left="120"/>
             </w:pPr>
-            <w:hyperlink w:history="1" r:id="rIdormcwmcf3efwg4o4oq6el">
+            <w:hyperlink w:history="1" r:id="rIdmbxfmdrtyf6uhoem5-kih">
               <w:r>
                 <w:rPr>
                   <w:rFonts w:ascii="Arial" w:cs="Arial" w:eastAsia="Arial" w:hAnsi="Arial"/>
@@ -10492,7 +10492,7 @@
             <w:pPr>
               <w:spacing w:after="20" w:before="0"/>
             </w:pPr>
-            <w:hyperlink w:history="1" r:id="rIdp5tiaxoqcmwhxptvif1eg">
+            <w:hyperlink w:history="1" r:id="rIdii6ee9rbj2yzxf9xdadk8">
               <w:r>
                 <w:rPr>
                   <w:rFonts w:ascii="Arial" w:cs="Arial" w:eastAsia="Arial" w:hAnsi="Arial"/>
@@ -10525,7 +10525,7 @@
               <w:spacing w:after="10" w:before="0"/>
               <w:ind w:left="120"/>
             </w:pPr>
-            <w:hyperlink w:history="1" r:id="rIduyzncyejhpeo3drdrs4ky">
+            <w:hyperlink w:history="1" r:id="rIdo3_7e3npk4go5fu7k0skt">
               <w:r>
                 <w:rPr>
                   <w:rFonts w:ascii="Arial" w:cs="Arial" w:eastAsia="Arial" w:hAnsi="Arial"/>
@@ -10720,7 +10720,7 @@
             <w:pPr>
               <w:spacing w:after="20" w:before="0"/>
             </w:pPr>
-            <w:hyperlink w:history="1" r:id="rIdgx_78dsuctxzabplfvqqk">
+            <w:hyperlink w:history="1" r:id="rIdsbtfkwyzmjiisxber9wmr">
               <w:r>
                 <w:rPr>
                   <w:rFonts w:ascii="Arial" w:cs="Arial" w:eastAsia="Arial" w:hAnsi="Arial"/>
@@ -10769,7 +10769,7 @@
               <w:spacing w:after="10" w:before="0"/>
               <w:ind w:left="120"/>
             </w:pPr>
-            <w:hyperlink w:history="1" r:id="rIdlyzd8oppuqa7-z08n_k8q">
+            <w:hyperlink w:history="1" r:id="rIdqv_vccc-1zkcw3s7awtm9">
               <w:r>
                 <w:rPr>
                   <w:rFonts w:ascii="Arial" w:cs="Arial" w:eastAsia="Arial" w:hAnsi="Arial"/>
@@ -10814,7 +10814,7 @@
             <w:pPr>
               <w:spacing w:after="20" w:before="0"/>
             </w:pPr>
-            <w:hyperlink w:history="1" r:id="rIdyqygcasz-dztk6v2dfw61">
+            <w:hyperlink w:history="1" r:id="rIdkvozzkuinqkw2ymhpnv-7">
               <w:r>
                 <w:rPr>
                   <w:rFonts w:ascii="Arial" w:cs="Arial" w:eastAsia="Arial" w:hAnsi="Arial"/>
@@ -10863,7 +10863,7 @@
               <w:spacing w:after="10" w:before="0"/>
               <w:ind w:left="120"/>
             </w:pPr>
-            <w:hyperlink w:history="1" r:id="rIddyvfpyzuqjyppzzdmhs01">
+            <w:hyperlink w:history="1" r:id="rIdzathmftpzedsxbgam81gq">
               <w:r>
                 <w:rPr>
                   <w:rFonts w:ascii="Arial" w:cs="Arial" w:eastAsia="Arial" w:hAnsi="Arial"/>
@@ -11375,7 +11375,7 @@
         </w:rPr>
         <w:t xml:space="preserve">© 2026 SeaVuria and ARES. Aligned with KICD objectives. Developed by SeaVuria; technical implementation by ARES (with AI assistance from Claude). Licensed under </w:t>
       </w:r>
-      <w:hyperlink w:history="1" r:id="rIdenbqvadci3nxvlgm_owjp">
+      <w:hyperlink w:history="1" r:id="rIdpkvjag7lnd4foakusefmd">
         <w:r>
           <w:rPr>
             <w:rFonts w:ascii="Arial" w:cs="Arial" w:eastAsia="Arial" w:hAnsi="Arial"/>
@@ -11396,7 +11396,7 @@
         </w:rPr>
         <w:t xml:space="preserve"> (</w:t>
       </w:r>
-      <w:hyperlink w:history="1" r:id="rIdnlere5va_utut8jdxo48o">
+      <w:hyperlink w:history="1" r:id="rId6zzy8ovydygsj4_aafxff">
         <w:r>
           <w:rPr>
             <w:rFonts w:ascii="Arial" w:cs="Arial" w:eastAsia="Arial" w:hAnsi="Arial"/>
@@ -12409,7 +12409,7 @@
             <w:pPr>
               <w:spacing w:after="20" w:before="0"/>
             </w:pPr>
-            <w:hyperlink w:history="1" r:id="rIdrqqe_v3ytxrtv5sgglfvb">
+            <w:hyperlink w:history="1" r:id="rIdwb02w3rbm0s9ugpqmilpf">
               <w:r>
                 <w:rPr>
                   <w:rFonts w:ascii="Arial" w:cs="Arial" w:eastAsia="Arial" w:hAnsi="Arial"/>
@@ -12442,7 +12442,7 @@
               <w:spacing w:after="10" w:before="0"/>
               <w:ind w:left="120"/>
             </w:pPr>
-            <w:hyperlink w:history="1" r:id="rId-0qfu9dv48nlt6qj4iuda">
+            <w:hyperlink w:history="1" r:id="rId9eldf5ltzeggp9pvaxgzp">
               <w:r>
                 <w:rPr>
                   <w:rFonts w:ascii="Arial" w:cs="Arial" w:eastAsia="Arial" w:hAnsi="Arial"/>
@@ -12487,7 +12487,7 @@
             <w:pPr>
               <w:spacing w:after="20" w:before="0"/>
             </w:pPr>
-            <w:hyperlink w:history="1" r:id="rId0gt7-wb7oqps-ro0xm2u6">
+            <w:hyperlink w:history="1" r:id="rIdnposdlppwzlhzgctpinsi">
               <w:r>
                 <w:rPr>
                   <w:rFonts w:ascii="Arial" w:cs="Arial" w:eastAsia="Arial" w:hAnsi="Arial"/>
@@ -12520,7 +12520,7 @@
               <w:spacing w:after="10" w:before="0"/>
               <w:ind w:left="120"/>
             </w:pPr>
-            <w:hyperlink w:history="1" r:id="rIdkejc8ncqrvjaprlpfokap">
+            <w:hyperlink w:history="1" r:id="rId_hd3pz2_79oxu79p41fgp">
               <w:r>
                 <w:rPr>
                   <w:rFonts w:ascii="Arial" w:cs="Arial" w:eastAsia="Arial" w:hAnsi="Arial"/>
@@ -12715,7 +12715,7 @@
             <w:pPr>
               <w:spacing w:after="20" w:before="0"/>
             </w:pPr>
-            <w:hyperlink w:history="1" r:id="rId_4mqhgmn-5sq-mq4wov3v">
+            <w:hyperlink w:history="1" r:id="rIdyaevyysiyzqa20wiyxg4y">
               <w:r>
                 <w:rPr>
                   <w:rFonts w:ascii="Arial" w:cs="Arial" w:eastAsia="Arial" w:hAnsi="Arial"/>
@@ -12748,7 +12748,7 @@
               <w:spacing w:after="10" w:before="0"/>
               <w:ind w:left="120"/>
             </w:pPr>
-            <w:hyperlink w:history="1" r:id="rIdb2c8ev3xlerewf_r-y814">
+            <w:hyperlink w:history="1" r:id="rIdpiuenqypadpbnudqwybrw">
               <w:r>
                 <w:rPr>
                   <w:rFonts w:ascii="Arial" w:cs="Arial" w:eastAsia="Arial" w:hAnsi="Arial"/>
@@ -12793,7 +12793,7 @@
             <w:pPr>
               <w:spacing w:after="20" w:before="0"/>
             </w:pPr>
-            <w:hyperlink w:history="1" r:id="rIdyftk2spf-fimqr0zhzuc3">
+            <w:hyperlink w:history="1" r:id="rIdw1u9chsuvobagxxkxluam">
               <w:r>
                 <w:rPr>
                   <w:rFonts w:ascii="Arial" w:cs="Arial" w:eastAsia="Arial" w:hAnsi="Arial"/>
@@ -12826,7 +12826,7 @@
               <w:spacing w:after="10" w:before="0"/>
               <w:ind w:left="120"/>
             </w:pPr>
-            <w:hyperlink w:history="1" r:id="rIdzb-azi5tnkolgueuio5ou">
+            <w:hyperlink w:history="1" r:id="rIdlrjstafx_tcumkyeutujh">
               <w:r>
                 <w:rPr>
                   <w:rFonts w:ascii="Arial" w:cs="Arial" w:eastAsia="Arial" w:hAnsi="Arial"/>
@@ -13021,7 +13021,7 @@
             <w:pPr>
               <w:spacing w:after="20" w:before="0"/>
             </w:pPr>
-            <w:hyperlink w:history="1" r:id="rIdtspjbsievhpclwtqikun_">
+            <w:hyperlink w:history="1" r:id="rIdsulekjzxsmmdu9_g4zjtz">
               <w:r>
                 <w:rPr>
                   <w:rFonts w:ascii="Arial" w:cs="Arial" w:eastAsia="Arial" w:hAnsi="Arial"/>
@@ -13054,7 +13054,7 @@
               <w:spacing w:after="10" w:before="0"/>
               <w:ind w:left="120"/>
             </w:pPr>
-            <w:hyperlink w:history="1" r:id="rIdm_gktssf_avgxsjvytr5x">
+            <w:hyperlink w:history="1" r:id="rId_q9zesgrcs8cai_xuu-h8">
               <w:r>
                 <w:rPr>
                   <w:rFonts w:ascii="Arial" w:cs="Arial" w:eastAsia="Arial" w:hAnsi="Arial"/>
@@ -13099,7 +13099,7 @@
             <w:pPr>
               <w:spacing w:after="20" w:before="0"/>
             </w:pPr>
-            <w:hyperlink w:history="1" r:id="rIdmxu8sre3keln6qfcvojsr">
+            <w:hyperlink w:history="1" r:id="rIdf3vqeenrmf-5bjcgvmks_">
               <w:r>
                 <w:rPr>
                   <w:rFonts w:ascii="Arial" w:cs="Arial" w:eastAsia="Arial" w:hAnsi="Arial"/>
@@ -13148,7 +13148,7 @@
               <w:spacing w:after="10" w:before="0"/>
               <w:ind w:left="120"/>
             </w:pPr>
-            <w:hyperlink w:history="1" r:id="rId-umjh6kwpv6vmawuyrljq">
+            <w:hyperlink w:history="1" r:id="rIdypel4ps7ivo7x_xo1vacx">
               <w:r>
                 <w:rPr>
                   <w:rFonts w:ascii="Arial" w:cs="Arial" w:eastAsia="Arial" w:hAnsi="Arial"/>
@@ -13343,7 +13343,7 @@
             <w:pPr>
               <w:spacing w:after="20" w:before="0"/>
             </w:pPr>
-            <w:hyperlink w:history="1" r:id="rIdejvzy-exuwxxb67dhkmot">
+            <w:hyperlink w:history="1" r:id="rIdstqaufjmvj_qsp17zcgga">
               <w:r>
                 <w:rPr>
                   <w:rFonts w:ascii="Arial" w:cs="Arial" w:eastAsia="Arial" w:hAnsi="Arial"/>
@@ -13376,7 +13376,7 @@
               <w:spacing w:after="10" w:before="0"/>
               <w:ind w:left="120"/>
             </w:pPr>
-            <w:hyperlink w:history="1" r:id="rIdgxfmxgoo1tujj0orn98ke">
+            <w:hyperlink w:history="1" r:id="rIdibxw1pfsb-r62q_pikst-">
               <w:r>
                 <w:rPr>
                   <w:rFonts w:ascii="Arial" w:cs="Arial" w:eastAsia="Arial" w:hAnsi="Arial"/>
@@ -13421,7 +13421,7 @@
             <w:pPr>
               <w:spacing w:after="20" w:before="0"/>
             </w:pPr>
-            <w:hyperlink w:history="1" r:id="rIdsuyv8fa1evwkk27jo_rdu">
+            <w:hyperlink w:history="1" r:id="rIdebtqrypn0dtci5jx_qx5z">
               <w:r>
                 <w:rPr>
                   <w:rFonts w:ascii="Arial" w:cs="Arial" w:eastAsia="Arial" w:hAnsi="Arial"/>
@@ -13470,7 +13470,7 @@
               <w:spacing w:after="10" w:before="0"/>
               <w:ind w:left="120"/>
             </w:pPr>
-            <w:hyperlink w:history="1" r:id="rIdpungty4zppw54usffvx_3">
+            <w:hyperlink w:history="1" r:id="rId-h3k9oa9hrzdh8o4h1etr">
               <w:r>
                 <w:rPr>
                   <w:rFonts w:ascii="Arial" w:cs="Arial" w:eastAsia="Arial" w:hAnsi="Arial"/>
@@ -13665,7 +13665,7 @@
             <w:pPr>
               <w:spacing w:after="20" w:before="0"/>
             </w:pPr>
-            <w:hyperlink w:history="1" r:id="rId233szaehaylpifhq0f3rm">
+            <w:hyperlink w:history="1" r:id="rIddlv6k2twxpytugxe9liyi">
               <w:r>
                 <w:rPr>
                   <w:rFonts w:ascii="Arial" w:cs="Arial" w:eastAsia="Arial" w:hAnsi="Arial"/>
@@ -13714,7 +13714,7 @@
               <w:spacing w:after="10" w:before="0"/>
               <w:ind w:left="120"/>
             </w:pPr>
-            <w:hyperlink w:history="1" r:id="rIdoxtgokdhsjqfzmldtivnn">
+            <w:hyperlink w:history="1" r:id="rIdc0piwi0btjj5zdnupqrol">
               <w:r>
                 <w:rPr>
                   <w:rFonts w:ascii="Arial" w:cs="Arial" w:eastAsia="Arial" w:hAnsi="Arial"/>
@@ -13759,7 +13759,7 @@
             <w:pPr>
               <w:spacing w:after="20" w:before="0"/>
             </w:pPr>
-            <w:hyperlink w:history="1" r:id="rIdzbl1i8tjuoo4w1pw2derl">
+            <w:hyperlink w:history="1" r:id="rIdrelt-c4rzjftgwpyjz55d">
               <w:r>
                 <w:rPr>
                   <w:rFonts w:ascii="Arial" w:cs="Arial" w:eastAsia="Arial" w:hAnsi="Arial"/>
@@ -13808,7 +13808,7 @@
               <w:spacing w:after="10" w:before="0"/>
               <w:ind w:left="120"/>
             </w:pPr>
-            <w:hyperlink w:history="1" r:id="rIdjpnxcjk8-rddlgc6ybbub">
+            <w:hyperlink w:history="1" r:id="rId8lpjtkogmj3pcb8lifp5o">
               <w:r>
                 <w:rPr>
                   <w:rFonts w:ascii="Arial" w:cs="Arial" w:eastAsia="Arial" w:hAnsi="Arial"/>
@@ -14320,7 +14320,7 @@
         </w:rPr>
         <w:t xml:space="preserve">© 2026 SeaVuria and ARES. Aligned with KICD objectives. Developed by SeaVuria; technical implementation by ARES (with AI assistance from Claude). Licensed under </w:t>
       </w:r>
-      <w:hyperlink w:history="1" r:id="rIdeynpin9ntvpmqdbizcbre">
+      <w:hyperlink w:history="1" r:id="rIdgorta46cwpx1bkvvzgbxf">
         <w:r>
           <w:rPr>
             <w:rFonts w:ascii="Arial" w:cs="Arial" w:eastAsia="Arial" w:hAnsi="Arial"/>
@@ -14341,7 +14341,7 @@
         </w:rPr>
         <w:t xml:space="preserve"> (</w:t>
       </w:r>
-      <w:hyperlink w:history="1" r:id="rIdd7diiaivnmsrxqhsphgcx">
+      <w:hyperlink w:history="1" r:id="rId62jvdlnmrifmq8zeo5x7x">
         <w:r>
           <w:rPr>
             <w:rFonts w:ascii="Arial" w:cs="Arial" w:eastAsia="Arial" w:hAnsi="Arial"/>
@@ -15354,7 +15354,7 @@
             <w:pPr>
               <w:spacing w:after="20" w:before="0"/>
             </w:pPr>
-            <w:hyperlink w:history="1" r:id="rIdbfvaij3oroa2av4l2jk71">
+            <w:hyperlink w:history="1" r:id="rIduz9mlhazs805tkhoxrycp">
               <w:r>
                 <w:rPr>
                   <w:rFonts w:ascii="Arial" w:cs="Arial" w:eastAsia="Arial" w:hAnsi="Arial"/>
@@ -15387,7 +15387,7 @@
               <w:spacing w:after="10" w:before="0"/>
               <w:ind w:left="120"/>
             </w:pPr>
-            <w:hyperlink w:history="1" r:id="rIdoxh-ktzgynq_kfevyq_c7">
+            <w:hyperlink w:history="1" r:id="rIdz4zmf76jfgd4vzps6m3pf">
               <w:r>
                 <w:rPr>
                   <w:rFonts w:ascii="Arial" w:cs="Arial" w:eastAsia="Arial" w:hAnsi="Arial"/>
@@ -15432,7 +15432,7 @@
             <w:pPr>
               <w:spacing w:after="20" w:before="0"/>
             </w:pPr>
-            <w:hyperlink w:history="1" r:id="rIdpn_xqkxuk6fjj1sjjee6k">
+            <w:hyperlink w:history="1" r:id="rIdxjnofhbyel4qoslkbyldz">
               <w:r>
                 <w:rPr>
                   <w:rFonts w:ascii="Arial" w:cs="Arial" w:eastAsia="Arial" w:hAnsi="Arial"/>
@@ -15465,7 +15465,7 @@
               <w:spacing w:after="10" w:before="0"/>
               <w:ind w:left="120"/>
             </w:pPr>
-            <w:hyperlink w:history="1" r:id="rIdrsc-m0cgt4jvcjuulo8tp">
+            <w:hyperlink w:history="1" r:id="rIdhpsicrsepxn41sxeqocsp">
               <w:r>
                 <w:rPr>
                   <w:rFonts w:ascii="Arial" w:cs="Arial" w:eastAsia="Arial" w:hAnsi="Arial"/>
@@ -15660,7 +15660,7 @@
             <w:pPr>
               <w:spacing w:after="20" w:before="0"/>
             </w:pPr>
-            <w:hyperlink w:history="1" r:id="rIdkgakiq-hqgx5o5mucp2lv">
+            <w:hyperlink w:history="1" r:id="rIdgrorsg8gz7opvyu9zsjq2">
               <w:r>
                 <w:rPr>
                   <w:rFonts w:ascii="Arial" w:cs="Arial" w:eastAsia="Arial" w:hAnsi="Arial"/>
@@ -15693,7 +15693,7 @@
               <w:spacing w:after="10" w:before="0"/>
               <w:ind w:left="120"/>
             </w:pPr>
-            <w:hyperlink w:history="1" r:id="rId5cyyx-jy49cdoyg5ebwaf">
+            <w:hyperlink w:history="1" r:id="rIdht8fryrqhql_on3ts7ekq">
               <w:r>
                 <w:rPr>
                   <w:rFonts w:ascii="Arial" w:cs="Arial" w:eastAsia="Arial" w:hAnsi="Arial"/>
@@ -15738,7 +15738,7 @@
             <w:pPr>
               <w:spacing w:after="20" w:before="0"/>
             </w:pPr>
-            <w:hyperlink w:history="1" r:id="rIdtgrqr9uy--aabygnskjbd">
+            <w:hyperlink w:history="1" r:id="rIdc-t6mlpjfticvpmv9ydbu">
               <w:r>
                 <w:rPr>
                   <w:rFonts w:ascii="Arial" w:cs="Arial" w:eastAsia="Arial" w:hAnsi="Arial"/>
@@ -15771,7 +15771,7 @@
               <w:spacing w:after="10" w:before="0"/>
               <w:ind w:left="120"/>
             </w:pPr>
-            <w:hyperlink w:history="1" r:id="rId6mwncvr7q4s4qyuoi7_u1">
+            <w:hyperlink w:history="1" r:id="rIdwrqiuqulgzkzo7bi9dyow">
               <w:r>
                 <w:rPr>
                   <w:rFonts w:ascii="Arial" w:cs="Arial" w:eastAsia="Arial" w:hAnsi="Arial"/>
@@ -15966,7 +15966,7 @@
             <w:pPr>
               <w:spacing w:after="20" w:before="0"/>
             </w:pPr>
-            <w:hyperlink w:history="1" r:id="rIdetsa0v3tk3tv8sujnlrpg">
+            <w:hyperlink w:history="1" r:id="rIdabm3rkp0wbdb_dct0b4sr">
               <w:r>
                 <w:rPr>
                   <w:rFonts w:ascii="Arial" w:cs="Arial" w:eastAsia="Arial" w:hAnsi="Arial"/>
@@ -15999,7 +15999,7 @@
               <w:spacing w:after="10" w:before="0"/>
               <w:ind w:left="120"/>
             </w:pPr>
-            <w:hyperlink w:history="1" r:id="rIdlkdtpikzo0a7gqs-7uack">
+            <w:hyperlink w:history="1" r:id="rId-bvfblk6pgzjupmnyejhn">
               <w:r>
                 <w:rPr>
                   <w:rFonts w:ascii="Arial" w:cs="Arial" w:eastAsia="Arial" w:hAnsi="Arial"/>
@@ -16044,7 +16044,7 @@
             <w:pPr>
               <w:spacing w:after="20" w:before="0"/>
             </w:pPr>
-            <w:hyperlink w:history="1" r:id="rIddgvxtjkyad_m6nxryldef">
+            <w:hyperlink w:history="1" r:id="rIdlqgaq2zyav3xqw3ws9rm9">
               <w:r>
                 <w:rPr>
                   <w:rFonts w:ascii="Arial" w:cs="Arial" w:eastAsia="Arial" w:hAnsi="Arial"/>
@@ -16093,7 +16093,7 @@
               <w:spacing w:after="10" w:before="0"/>
               <w:ind w:left="120"/>
             </w:pPr>
-            <w:hyperlink w:history="1" r:id="rIdeyuxlb9zwafpmozvpmjls">
+            <w:hyperlink w:history="1" r:id="rIdddmc-wxlcnxzleje-q9sk">
               <w:r>
                 <w:rPr>
                   <w:rFonts w:ascii="Arial" w:cs="Arial" w:eastAsia="Arial" w:hAnsi="Arial"/>
@@ -16288,7 +16288,7 @@
             <w:pPr>
               <w:spacing w:after="20" w:before="0"/>
             </w:pPr>
-            <w:hyperlink w:history="1" r:id="rIdpvmnbhhdfwvzsiu-adcyn">
+            <w:hyperlink w:history="1" r:id="rId0owqs-nv4n-sb1g8rlp0d">
               <w:r>
                 <w:rPr>
                   <w:rFonts w:ascii="Arial" w:cs="Arial" w:eastAsia="Arial" w:hAnsi="Arial"/>
@@ -16321,7 +16321,7 @@
               <w:spacing w:after="10" w:before="0"/>
               <w:ind w:left="120"/>
             </w:pPr>
-            <w:hyperlink w:history="1" r:id="rIdzdliszs5zqh5q7ndwhcqk">
+            <w:hyperlink w:history="1" r:id="rIdaycehvborf6hfnspotlxa">
               <w:r>
                 <w:rPr>
                   <w:rFonts w:ascii="Arial" w:cs="Arial" w:eastAsia="Arial" w:hAnsi="Arial"/>
@@ -16366,7 +16366,7 @@
             <w:pPr>
               <w:spacing w:after="20" w:before="0"/>
             </w:pPr>
-            <w:hyperlink w:history="1" r:id="rId4iyji7bia09xp5gu5wp0t">
+            <w:hyperlink w:history="1" r:id="rIdqasmsdki_ni6u8pobxmwj">
               <w:r>
                 <w:rPr>
                   <w:rFonts w:ascii="Arial" w:cs="Arial" w:eastAsia="Arial" w:hAnsi="Arial"/>
@@ -16415,7 +16415,7 @@
               <w:spacing w:after="10" w:before="0"/>
               <w:ind w:left="120"/>
             </w:pPr>
-            <w:hyperlink w:history="1" r:id="rIdrmqx8tcfe0kgrwojvidoa">
+            <w:hyperlink w:history="1" r:id="rIduqhpbc1sefitp18j9gntz">
               <w:r>
                 <w:rPr>
                   <w:rFonts w:ascii="Arial" w:cs="Arial" w:eastAsia="Arial" w:hAnsi="Arial"/>
@@ -16610,7 +16610,7 @@
             <w:pPr>
               <w:spacing w:after="20" w:before="0"/>
             </w:pPr>
-            <w:hyperlink w:history="1" r:id="rId8l82sxffmy2dqrplr_gv-">
+            <w:hyperlink w:history="1" r:id="rIdl7tqcws0nsxuuxojcituy">
               <w:r>
                 <w:rPr>
                   <w:rFonts w:ascii="Arial" w:cs="Arial" w:eastAsia="Arial" w:hAnsi="Arial"/>
@@ -16659,7 +16659,7 @@
               <w:spacing w:after="10" w:before="0"/>
               <w:ind w:left="120"/>
             </w:pPr>
-            <w:hyperlink w:history="1" r:id="rIdylwyxwuwjehkliwqv_mcc">
+            <w:hyperlink w:history="1" r:id="rIdq4x_qvdbhypuefgvxutjo">
               <w:r>
                 <w:rPr>
                   <w:rFonts w:ascii="Arial" w:cs="Arial" w:eastAsia="Arial" w:hAnsi="Arial"/>
@@ -16704,7 +16704,7 @@
             <w:pPr>
               <w:spacing w:after="20" w:before="0"/>
             </w:pPr>
-            <w:hyperlink w:history="1" r:id="rId3ybfpvfuqlxxfnlgrvoxn">
+            <w:hyperlink w:history="1" r:id="rIdhsjdmbqqcg0opc6_2sak2">
               <w:r>
                 <w:rPr>
                   <w:rFonts w:ascii="Arial" w:cs="Arial" w:eastAsia="Arial" w:hAnsi="Arial"/>
@@ -16753,7 +16753,7 @@
               <w:spacing w:after="10" w:before="0"/>
               <w:ind w:left="120"/>
             </w:pPr>
-            <w:hyperlink w:history="1" r:id="rId42pmklkd1rshesyi4nkwf">
+            <w:hyperlink w:history="1" r:id="rIdjc5bp4hsukxezdkagl3yx">
               <w:r>
                 <w:rPr>
                   <w:rFonts w:ascii="Arial" w:cs="Arial" w:eastAsia="Arial" w:hAnsi="Arial"/>
@@ -17265,7 +17265,7 @@
         </w:rPr>
         <w:t xml:space="preserve">© 2026 SeaVuria and ARES. Aligned with KICD objectives. Developed by SeaVuria; technical implementation by ARES (with AI assistance from Claude). Licensed under </w:t>
       </w:r>
-      <w:hyperlink w:history="1" r:id="rIdmfzkdhzxwpvwlyutov26b">
+      <w:hyperlink w:history="1" r:id="rIdraca8ohtrvp1a5vgnczim">
         <w:r>
           <w:rPr>
             <w:rFonts w:ascii="Arial" w:cs="Arial" w:eastAsia="Arial" w:hAnsi="Arial"/>
@@ -17286,7 +17286,7 @@
         </w:rPr>
         <w:t xml:space="preserve"> (</w:t>
       </w:r>
-      <w:hyperlink w:history="1" r:id="rIdwn4ik6wvxbr76qic5d9ew">
+      <w:hyperlink w:history="1" r:id="rIdyx5hf0wzkcupataicesvy">
         <w:r>
           <w:rPr>
             <w:rFonts w:ascii="Arial" w:cs="Arial" w:eastAsia="Arial" w:hAnsi="Arial"/>
@@ -18299,7 +18299,7 @@
             <w:pPr>
               <w:spacing w:after="20" w:before="0"/>
             </w:pPr>
-            <w:hyperlink w:history="1" r:id="rIdvmqfxdryjfjanqfxogh08">
+            <w:hyperlink w:history="1" r:id="rIdw7gj-7s-jid9bdujqwnup">
               <w:r>
                 <w:rPr>
                   <w:rFonts w:ascii="Arial" w:cs="Arial" w:eastAsia="Arial" w:hAnsi="Arial"/>
@@ -18332,7 +18332,7 @@
               <w:spacing w:after="10" w:before="0"/>
               <w:ind w:left="120"/>
             </w:pPr>
-            <w:hyperlink w:history="1" r:id="rIdkmviah7xlgghb3gy23vaw">
+            <w:hyperlink w:history="1" r:id="rIdszgw_oua_ggnpgga5wppg">
               <w:r>
                 <w:rPr>
                   <w:rFonts w:ascii="Arial" w:cs="Arial" w:eastAsia="Arial" w:hAnsi="Arial"/>
@@ -18377,7 +18377,7 @@
             <w:pPr>
               <w:spacing w:after="20" w:before="0"/>
             </w:pPr>
-            <w:hyperlink w:history="1" r:id="rIdsend7lq1ut66ub3trqtpp">
+            <w:hyperlink w:history="1" r:id="rIdssruhwkvoatwlowfm58km">
               <w:r>
                 <w:rPr>
                   <w:rFonts w:ascii="Arial" w:cs="Arial" w:eastAsia="Arial" w:hAnsi="Arial"/>
@@ -18410,7 +18410,7 @@
               <w:spacing w:after="10" w:before="0"/>
               <w:ind w:left="120"/>
             </w:pPr>
-            <w:hyperlink w:history="1" r:id="rId7p8jd8rrsxsvmqkbk0-pa">
+            <w:hyperlink w:history="1" r:id="rIde9xbnbdioyldpyuvv-z7l">
               <w:r>
                 <w:rPr>
                   <w:rFonts w:ascii="Arial" w:cs="Arial" w:eastAsia="Arial" w:hAnsi="Arial"/>
@@ -18605,7 +18605,7 @@
             <w:pPr>
               <w:spacing w:after="20" w:before="0"/>
             </w:pPr>
-            <w:hyperlink w:history="1" r:id="rIdys8ut_z2irme83toykmjj">
+            <w:hyperlink w:history="1" r:id="rIdtag_sdemchs-h5zopvlcp">
               <w:r>
                 <w:rPr>
                   <w:rFonts w:ascii="Arial" w:cs="Arial" w:eastAsia="Arial" w:hAnsi="Arial"/>
@@ -18638,7 +18638,7 @@
               <w:spacing w:after="10" w:before="0"/>
               <w:ind w:left="120"/>
             </w:pPr>
-            <w:hyperlink w:history="1" r:id="rIdlub3_bc7bak0mhs0nz4of">
+            <w:hyperlink w:history="1" r:id="rIdvipnk8tl0gfkwpakglujt">
               <w:r>
                 <w:rPr>
                   <w:rFonts w:ascii="Arial" w:cs="Arial" w:eastAsia="Arial" w:hAnsi="Arial"/>
@@ -18683,7 +18683,7 @@
             <w:pPr>
               <w:spacing w:after="20" w:before="0"/>
             </w:pPr>
-            <w:hyperlink w:history="1" r:id="rIdd-8pajdmozdgzv4xgumzl">
+            <w:hyperlink w:history="1" r:id="rIdb7qte8sxsj9gonpnh2mgz">
               <w:r>
                 <w:rPr>
                   <w:rFonts w:ascii="Arial" w:cs="Arial" w:eastAsia="Arial" w:hAnsi="Arial"/>
@@ -18716,7 +18716,7 @@
               <w:spacing w:after="10" w:before="0"/>
               <w:ind w:left="120"/>
             </w:pPr>
-            <w:hyperlink w:history="1" r:id="rIdoqk_i0oaqpn1ygpn5jl7-">
+            <w:hyperlink w:history="1" r:id="rIdkvkwkbohvnjacdheutvgd">
               <w:r>
                 <w:rPr>
                   <w:rFonts w:ascii="Arial" w:cs="Arial" w:eastAsia="Arial" w:hAnsi="Arial"/>
@@ -18911,7 +18911,7 @@
             <w:pPr>
               <w:spacing w:after="20" w:before="0"/>
             </w:pPr>
-            <w:hyperlink w:history="1" r:id="rIdyi6_xgmt1pdelle2yuoil">
+            <w:hyperlink w:history="1" r:id="rId3yend0gfocqwpc6xwhx5c">
               <w:r>
                 <w:rPr>
                   <w:rFonts w:ascii="Arial" w:cs="Arial" w:eastAsia="Arial" w:hAnsi="Arial"/>
@@ -18944,7 +18944,7 @@
               <w:spacing w:after="10" w:before="0"/>
               <w:ind w:left="120"/>
             </w:pPr>
-            <w:hyperlink w:history="1" r:id="rIdmqm8imf8b3qvfhw05c913">
+            <w:hyperlink w:history="1" r:id="rIdlk3mgjqogmkhp7-byjnwx">
               <w:r>
                 <w:rPr>
                   <w:rFonts w:ascii="Arial" w:cs="Arial" w:eastAsia="Arial" w:hAnsi="Arial"/>
@@ -18989,7 +18989,7 @@
             <w:pPr>
               <w:spacing w:after="20" w:before="0"/>
             </w:pPr>
-            <w:hyperlink w:history="1" r:id="rIdbu4zjjc3oie0ik7ooxaqg">
+            <w:hyperlink w:history="1" r:id="rIdsll807wmsqwxvcgpyvet9">
               <w:r>
                 <w:rPr>
                   <w:rFonts w:ascii="Arial" w:cs="Arial" w:eastAsia="Arial" w:hAnsi="Arial"/>
@@ -19022,7 +19022,7 @@
               <w:spacing w:after="10" w:before="0"/>
               <w:ind w:left="120"/>
             </w:pPr>
-            <w:hyperlink w:history="1" r:id="rIdmkoj26bmgqhpxylweyjk5">
+            <w:hyperlink w:history="1" r:id="rIdlfrpt8b6cep3vjbb4aixg">
               <w:r>
                 <w:rPr>
                   <w:rFonts w:ascii="Arial" w:cs="Arial" w:eastAsia="Arial" w:hAnsi="Arial"/>
@@ -19217,7 +19217,7 @@
             <w:pPr>
               <w:spacing w:after="20" w:before="0"/>
             </w:pPr>
-            <w:hyperlink w:history="1" r:id="rIdj_jakkxgmlazldyxq91p7">
+            <w:hyperlink w:history="1" r:id="rIdewsoqlnclfxq1alm0bf6v">
               <w:r>
                 <w:rPr>
                   <w:rFonts w:ascii="Arial" w:cs="Arial" w:eastAsia="Arial" w:hAnsi="Arial"/>
@@ -19250,7 +19250,7 @@
               <w:spacing w:after="10" w:before="0"/>
               <w:ind w:left="120"/>
             </w:pPr>
-            <w:hyperlink w:history="1" r:id="rIdblic13uwslihfq5b-__d3">
+            <w:hyperlink w:history="1" r:id="rIdsfvoekpzqjbapbwu3i2_b">
               <w:r>
                 <w:rPr>
                   <w:rFonts w:ascii="Arial" w:cs="Arial" w:eastAsia="Arial" w:hAnsi="Arial"/>
@@ -19295,7 +19295,7 @@
             <w:pPr>
               <w:spacing w:after="20" w:before="0"/>
             </w:pPr>
-            <w:hyperlink w:history="1" r:id="rIdhrvrsparuxgvzq8cqa0vk">
+            <w:hyperlink w:history="1" r:id="rId4t_qoqvwxws-nvmstfzmn">
               <w:r>
                 <w:rPr>
                   <w:rFonts w:ascii="Arial" w:cs="Arial" w:eastAsia="Arial" w:hAnsi="Arial"/>
@@ -19328,7 +19328,7 @@
               <w:spacing w:after="10" w:before="0"/>
               <w:ind w:left="120"/>
             </w:pPr>
-            <w:hyperlink w:history="1" r:id="rIdcndzuwhit19osz2lgj6dx">
+            <w:hyperlink w:history="1" r:id="rId3phnrznajypvtgrpjei47">
               <w:r>
                 <w:rPr>
                   <w:rFonts w:ascii="Arial" w:cs="Arial" w:eastAsia="Arial" w:hAnsi="Arial"/>
@@ -19523,7 +19523,7 @@
             <w:pPr>
               <w:spacing w:after="20" w:before="0"/>
             </w:pPr>
-            <w:hyperlink w:history="1" r:id="rId2m7unxmkgoqe5lq0b4mbi">
+            <w:hyperlink w:history="1" r:id="rIdc8chjaawxn-w2sk64t_ds">
               <w:r>
                 <w:rPr>
                   <w:rFonts w:ascii="Arial" w:cs="Arial" w:eastAsia="Arial" w:hAnsi="Arial"/>
@@ -19556,7 +19556,7 @@
               <w:spacing w:after="10" w:before="0"/>
               <w:ind w:left="120"/>
             </w:pPr>
-            <w:hyperlink w:history="1" r:id="rIdpycnbojkilncqka_dbat-">
+            <w:hyperlink w:history="1" r:id="rIdt7mpqw-_rzfvqdwua2fdn">
               <w:r>
                 <w:rPr>
                   <w:rFonts w:ascii="Arial" w:cs="Arial" w:eastAsia="Arial" w:hAnsi="Arial"/>
@@ -19601,7 +19601,7 @@
             <w:pPr>
               <w:spacing w:after="20" w:before="0"/>
             </w:pPr>
-            <w:hyperlink w:history="1" r:id="rId4yrjdtac1f3rnpceyopqf">
+            <w:hyperlink w:history="1" r:id="rIdhku4gqxigqmpblcvzn_yj">
               <w:r>
                 <w:rPr>
                   <w:rFonts w:ascii="Arial" w:cs="Arial" w:eastAsia="Arial" w:hAnsi="Arial"/>
@@ -19650,7 +19650,7 @@
               <w:spacing w:after="10" w:before="0"/>
               <w:ind w:left="120"/>
             </w:pPr>
-            <w:hyperlink w:history="1" r:id="rIdymqp872el2rqkuk_uatfk">
+            <w:hyperlink w:history="1" r:id="rIdthqqrw-olh62aerdk6viu">
               <w:r>
                 <w:rPr>
                   <w:rFonts w:ascii="Arial" w:cs="Arial" w:eastAsia="Arial" w:hAnsi="Arial"/>
@@ -20162,7 +20162,7 @@
         </w:rPr>
         <w:t xml:space="preserve">© 2026 SeaVuria and ARES. Aligned with KICD objectives. Developed by SeaVuria; technical implementation by ARES (with AI assistance from Claude). Licensed under </w:t>
       </w:r>
-      <w:hyperlink w:history="1" r:id="rIdlg5h3fu0u5ydpapjr2qcn">
+      <w:hyperlink w:history="1" r:id="rIdkc_zfi6x_kq8qarw62rx2">
         <w:r>
           <w:rPr>
             <w:rFonts w:ascii="Arial" w:cs="Arial" w:eastAsia="Arial" w:hAnsi="Arial"/>
@@ -20183,7 +20183,7 @@
         </w:rPr>
         <w:t xml:space="preserve"> (</w:t>
       </w:r>
-      <w:hyperlink w:history="1" r:id="rIda8ibzx2lnu4lk3uxt4j0q">
+      <w:hyperlink w:history="1" r:id="rId5ntyr6p6r7ipve2lmkqj9">
         <w:r>
           <w:rPr>
             <w:rFonts w:ascii="Arial" w:cs="Arial" w:eastAsia="Arial" w:hAnsi="Arial"/>
@@ -21196,7 +21196,7 @@
             <w:pPr>
               <w:spacing w:after="20" w:before="0"/>
             </w:pPr>
-            <w:hyperlink w:history="1" r:id="rIdt1jaswtqyrxk5t7s-in6d">
+            <w:hyperlink w:history="1" r:id="rIdtgvmhvsswmfzh6sreop0f">
               <w:r>
                 <w:rPr>
                   <w:rFonts w:ascii="Arial" w:cs="Arial" w:eastAsia="Arial" w:hAnsi="Arial"/>
@@ -21245,7 +21245,7 @@
               <w:spacing w:after="10" w:before="0"/>
               <w:ind w:left="120"/>
             </w:pPr>
-            <w:hyperlink w:history="1" r:id="rIdlbdbp6hj-58f_cpimzct3">
+            <w:hyperlink w:history="1" r:id="rIdxqxcrvhdwjrxcgldjob3n">
               <w:r>
                 <w:rPr>
                   <w:rFonts w:ascii="Arial" w:cs="Arial" w:eastAsia="Arial" w:hAnsi="Arial"/>
@@ -21290,7 +21290,7 @@
             <w:pPr>
               <w:spacing w:after="20" w:before="0"/>
             </w:pPr>
-            <w:hyperlink w:history="1" r:id="rIdqid3ct4t9g2_z-uiofugt">
+            <w:hyperlink w:history="1" r:id="rIdukfhanpf9jn8vbdnlamg0">
               <w:r>
                 <w:rPr>
                   <w:rFonts w:ascii="Arial" w:cs="Arial" w:eastAsia="Arial" w:hAnsi="Arial"/>
@@ -21323,7 +21323,7 @@
               <w:spacing w:after="10" w:before="0"/>
               <w:ind w:left="120"/>
             </w:pPr>
-            <w:hyperlink w:history="1" r:id="rId3sky7guijtdffjxaltyi0">
+            <w:hyperlink w:history="1" r:id="rId_wrz7h7zh9afi24nczibk">
               <w:r>
                 <w:rPr>
                   <w:rFonts w:ascii="Arial" w:cs="Arial" w:eastAsia="Arial" w:hAnsi="Arial"/>
@@ -21518,7 +21518,7 @@
             <w:pPr>
               <w:spacing w:after="20" w:before="0"/>
             </w:pPr>
-            <w:hyperlink w:history="1" r:id="rIdfoms1nkd0ggv-7airsn8y">
+            <w:hyperlink w:history="1" r:id="rIdayef6lecpez-zqbd5o0rn">
               <w:r>
                 <w:rPr>
                   <w:rFonts w:ascii="Arial" w:cs="Arial" w:eastAsia="Arial" w:hAnsi="Arial"/>
@@ -21567,7 +21567,7 @@
               <w:spacing w:after="10" w:before="0"/>
               <w:ind w:left="120"/>
             </w:pPr>
-            <w:hyperlink w:history="1" r:id="rIdzxi4vhr1ytytvier69x-f">
+            <w:hyperlink w:history="1" r:id="rIdpsx_wlervqefm5be6fu7d">
               <w:r>
                 <w:rPr>
                   <w:rFonts w:ascii="Arial" w:cs="Arial" w:eastAsia="Arial" w:hAnsi="Arial"/>
@@ -21612,7 +21612,7 @@
             <w:pPr>
               <w:spacing w:after="20" w:before="0"/>
             </w:pPr>
-            <w:hyperlink w:history="1" r:id="rId5-ily7lyekh3jhjqvill2">
+            <w:hyperlink w:history="1" r:id="rId5m7hzlket4yh1ndtijak_">
               <w:r>
                 <w:rPr>
                   <w:rFonts w:ascii="Arial" w:cs="Arial" w:eastAsia="Arial" w:hAnsi="Arial"/>
@@ -21645,7 +21645,7 @@
               <w:spacing w:after="10" w:before="0"/>
               <w:ind w:left="120"/>
             </w:pPr>
-            <w:hyperlink w:history="1" r:id="rIdovbesheprculmbvtyaxfu">
+            <w:hyperlink w:history="1" r:id="rIdrqldmgujadaz3wfndilga">
               <w:r>
                 <w:rPr>
                   <w:rFonts w:ascii="Arial" w:cs="Arial" w:eastAsia="Arial" w:hAnsi="Arial"/>
@@ -21840,7 +21840,7 @@
             <w:pPr>
               <w:spacing w:after="20" w:before="0"/>
             </w:pPr>
-            <w:hyperlink w:history="1" r:id="rIdpyxgwgvg97p400xi7iaw5">
+            <w:hyperlink w:history="1" r:id="rIdkhmvfdo4ba5n0bpiucobt">
               <w:r>
                 <w:rPr>
                   <w:rFonts w:ascii="Arial" w:cs="Arial" w:eastAsia="Arial" w:hAnsi="Arial"/>
@@ -21889,7 +21889,7 @@
               <w:spacing w:after="10" w:before="0"/>
               <w:ind w:left="120"/>
             </w:pPr>
-            <w:hyperlink w:history="1" r:id="rIdhivjvskjdihg23m7-p5kf">
+            <w:hyperlink w:history="1" r:id="rIdb3ly--luqgmepbq7pudc4">
               <w:r>
                 <w:rPr>
                   <w:rFonts w:ascii="Arial" w:cs="Arial" w:eastAsia="Arial" w:hAnsi="Arial"/>
@@ -21934,7 +21934,7 @@
             <w:pPr>
               <w:spacing w:after="20" w:before="0"/>
             </w:pPr>
-            <w:hyperlink w:history="1" r:id="rIddzi5pclngxkok1mqqt7lv">
+            <w:hyperlink w:history="1" r:id="rIdmcdejh2azejhf8xmg91sk">
               <w:r>
                 <w:rPr>
                   <w:rFonts w:ascii="Arial" w:cs="Arial" w:eastAsia="Arial" w:hAnsi="Arial"/>
@@ -21967,7 +21967,7 @@
               <w:spacing w:after="10" w:before="0"/>
               <w:ind w:left="120"/>
             </w:pPr>
-            <w:hyperlink w:history="1" r:id="rId8zhowhnbwcxblwsggfipx">
+            <w:hyperlink w:history="1" r:id="rIdhiwgbpbtv8vbr3sopd4vr">
               <w:r>
                 <w:rPr>
                   <w:rFonts w:ascii="Arial" w:cs="Arial" w:eastAsia="Arial" w:hAnsi="Arial"/>
@@ -22162,7 +22162,7 @@
             <w:pPr>
               <w:spacing w:after="20" w:before="0"/>
             </w:pPr>
-            <w:hyperlink w:history="1" r:id="rIdbkyjol0iwzwuhr0w0uvya">
+            <w:hyperlink w:history="1" r:id="rIdvhhnyl0m0zv0s9lg8c8ea">
               <w:r>
                 <w:rPr>
                   <w:rFonts w:ascii="Arial" w:cs="Arial" w:eastAsia="Arial" w:hAnsi="Arial"/>
@@ -22211,7 +22211,7 @@
               <w:spacing w:after="10" w:before="0"/>
               <w:ind w:left="120"/>
             </w:pPr>
-            <w:hyperlink w:history="1" r:id="rIdb8fjhsemz4yuvjoqfvfjf">
+            <w:hyperlink w:history="1" r:id="rIduc8daikdogjduysbbingy">
               <w:r>
                 <w:rPr>
                   <w:rFonts w:ascii="Arial" w:cs="Arial" w:eastAsia="Arial" w:hAnsi="Arial"/>
@@ -22256,7 +22256,7 @@
             <w:pPr>
               <w:spacing w:after="20" w:before="0"/>
             </w:pPr>
-            <w:hyperlink w:history="1" r:id="rIdrx-0xcv3tcnc3wpoxbnsz">
+            <w:hyperlink w:history="1" r:id="rId9sszld8bubbejjv8p53dm">
               <w:r>
                 <w:rPr>
                   <w:rFonts w:ascii="Arial" w:cs="Arial" w:eastAsia="Arial" w:hAnsi="Arial"/>
@@ -22289,7 +22289,7 @@
               <w:spacing w:after="10" w:before="0"/>
               <w:ind w:left="120"/>
             </w:pPr>
-            <w:hyperlink w:history="1" r:id="rIdquvtj7ep8cznjybmnuhjj">
+            <w:hyperlink w:history="1" r:id="rId2pwt6w0ub_szsdn1zookx">
               <w:r>
                 <w:rPr>
                   <w:rFonts w:ascii="Arial" w:cs="Arial" w:eastAsia="Arial" w:hAnsi="Arial"/>
@@ -22484,7 +22484,7 @@
             <w:pPr>
               <w:spacing w:after="20" w:before="0"/>
             </w:pPr>
-            <w:hyperlink w:history="1" r:id="rIdut4rxetfo09a_iaapxqnq">
+            <w:hyperlink w:history="1" r:id="rIdqrudnphld19i7iamxxpmw">
               <w:r>
                 <w:rPr>
                   <w:rFonts w:ascii="Arial" w:cs="Arial" w:eastAsia="Arial" w:hAnsi="Arial"/>
@@ -22533,7 +22533,7 @@
               <w:spacing w:after="10" w:before="0"/>
               <w:ind w:left="120"/>
             </w:pPr>
-            <w:hyperlink w:history="1" r:id="rIdl6c4_tkl4yrbvu39j3uso">
+            <w:hyperlink w:history="1" r:id="rId7wuojshzuw_bgi979dngu">
               <w:r>
                 <w:rPr>
                   <w:rFonts w:ascii="Arial" w:cs="Arial" w:eastAsia="Arial" w:hAnsi="Arial"/>
@@ -22578,7 +22578,7 @@
             <w:pPr>
               <w:spacing w:after="20" w:before="0"/>
             </w:pPr>
-            <w:hyperlink w:history="1" r:id="rIdxganpwkgsn3hniw72isqg">
+            <w:hyperlink w:history="1" r:id="rIdjajh8vogdjsizhssglv0c">
               <w:r>
                 <w:rPr>
                   <w:rFonts w:ascii="Arial" w:cs="Arial" w:eastAsia="Arial" w:hAnsi="Arial"/>
@@ -22611,7 +22611,7 @@
               <w:spacing w:after="10" w:before="0"/>
               <w:ind w:left="120"/>
             </w:pPr>
-            <w:hyperlink w:history="1" r:id="rId8gxhrleyuncponv04je1z">
+            <w:hyperlink w:history="1" r:id="rId1ec7yipurba0jwrcafvb-">
               <w:r>
                 <w:rPr>
                   <w:rFonts w:ascii="Arial" w:cs="Arial" w:eastAsia="Arial" w:hAnsi="Arial"/>
@@ -23123,7 +23123,7 @@
         </w:rPr>
         <w:t xml:space="preserve">© 2026 SeaVuria and ARES. Aligned with KICD objectives. Developed by SeaVuria; technical implementation by ARES (with AI assistance from Claude). Licensed under </w:t>
       </w:r>
-      <w:hyperlink w:history="1" r:id="rIdn8w2lyx3ve6o8k_ezjepn">
+      <w:hyperlink w:history="1" r:id="rIdx_rr1c7_ct1fxyqmg6wfx">
         <w:r>
           <w:rPr>
             <w:rFonts w:ascii="Arial" w:cs="Arial" w:eastAsia="Arial" w:hAnsi="Arial"/>
@@ -23144,7 +23144,7 @@
         </w:rPr>
         <w:t xml:space="preserve"> (</w:t>
       </w:r>
-      <w:hyperlink w:history="1" r:id="rIdxzpkoi2djdrgpgbsnnwez">
+      <w:hyperlink w:history="1" r:id="rIdznpfdbgy2wujd3lclpzht">
         <w:r>
           <w:rPr>
             <w:rFonts w:ascii="Arial" w:cs="Arial" w:eastAsia="Arial" w:hAnsi="Arial"/>
@@ -24157,7 +24157,7 @@
             <w:pPr>
               <w:spacing w:after="20" w:before="0"/>
             </w:pPr>
-            <w:hyperlink w:history="1" r:id="rId4eiongx3v7kvqjopxkprm">
+            <w:hyperlink w:history="1" r:id="rIdljwf0sm9hzqoys3xiqbrg">
               <w:r>
                 <w:rPr>
                   <w:rFonts w:ascii="Arial" w:cs="Arial" w:eastAsia="Arial" w:hAnsi="Arial"/>
@@ -24190,7 +24190,7 @@
               <w:spacing w:after="10" w:before="0"/>
               <w:ind w:left="120"/>
             </w:pPr>
-            <w:hyperlink w:history="1" r:id="rId_dz6wumw5iqpnr65gl3hy">
+            <w:hyperlink w:history="1" r:id="rIdtjxhcf74rrq3ik9q8cexi">
               <w:r>
                 <w:rPr>
                   <w:rFonts w:ascii="Arial" w:cs="Arial" w:eastAsia="Arial" w:hAnsi="Arial"/>
@@ -24235,7 +24235,7 @@
             <w:pPr>
               <w:spacing w:after="20" w:before="0"/>
             </w:pPr>
-            <w:hyperlink w:history="1" r:id="rIdwwxgm_skrcikexcgo067e">
+            <w:hyperlink w:history="1" r:id="rIdnqr9dstjhbz8qdo4wsi-b">
               <w:r>
                 <w:rPr>
                   <w:rFonts w:ascii="Arial" w:cs="Arial" w:eastAsia="Arial" w:hAnsi="Arial"/>
@@ -24268,7 +24268,7 @@
               <w:spacing w:after="10" w:before="0"/>
               <w:ind w:left="120"/>
             </w:pPr>
-            <w:hyperlink w:history="1" r:id="rIdmdhlbwici8k3yywq2kprk">
+            <w:hyperlink w:history="1" r:id="rIdwtth_rlwixnktxfcmtygb">
               <w:r>
                 <w:rPr>
                   <w:rFonts w:ascii="Arial" w:cs="Arial" w:eastAsia="Arial" w:hAnsi="Arial"/>
@@ -24463,7 +24463,7 @@
             <w:pPr>
               <w:spacing w:after="20" w:before="0"/>
             </w:pPr>
-            <w:hyperlink w:history="1" r:id="rIdaxtv1_56wxgm-1iwsognm">
+            <w:hyperlink w:history="1" r:id="rId4zwnfilnb-s-zlqfhzie3">
               <w:r>
                 <w:rPr>
                   <w:rFonts w:ascii="Arial" w:cs="Arial" w:eastAsia="Arial" w:hAnsi="Arial"/>
@@ -24496,7 +24496,7 @@
               <w:spacing w:after="10" w:before="0"/>
               <w:ind w:left="120"/>
             </w:pPr>
-            <w:hyperlink w:history="1" r:id="rIda5nqorehi-zepmf--qhhk">
+            <w:hyperlink w:history="1" r:id="rIde1dvzdzmpeazj2-vy2x1y">
               <w:r>
                 <w:rPr>
                   <w:rFonts w:ascii="Arial" w:cs="Arial" w:eastAsia="Arial" w:hAnsi="Arial"/>
@@ -24541,7 +24541,7 @@
             <w:pPr>
               <w:spacing w:after="20" w:before="0"/>
             </w:pPr>
-            <w:hyperlink w:history="1" r:id="rIdie2jiqd89uggvtlonqpex">
+            <w:hyperlink w:history="1" r:id="rId5ybqm3evnfb1lhncloshv">
               <w:r>
                 <w:rPr>
                   <w:rFonts w:ascii="Arial" w:cs="Arial" w:eastAsia="Arial" w:hAnsi="Arial"/>
@@ -24574,7 +24574,7 @@
               <w:spacing w:after="10" w:before="0"/>
               <w:ind w:left="120"/>
             </w:pPr>
-            <w:hyperlink w:history="1" r:id="rIdfrnp1bwgucgcorxgwd2c5">
+            <w:hyperlink w:history="1" r:id="rIdsiinxmngefr0mwdow8slt">
               <w:r>
                 <w:rPr>
                   <w:rFonts w:ascii="Arial" w:cs="Arial" w:eastAsia="Arial" w:hAnsi="Arial"/>
@@ -24769,7 +24769,7 @@
             <w:pPr>
               <w:spacing w:after="20" w:before="0"/>
             </w:pPr>
-            <w:hyperlink w:history="1" r:id="rIdakzxaodytjrq_fh96gpdg">
+            <w:hyperlink w:history="1" r:id="rIdpq6l2go-7xmztlw37pb3a">
               <w:r>
                 <w:rPr>
                   <w:rFonts w:ascii="Arial" w:cs="Arial" w:eastAsia="Arial" w:hAnsi="Arial"/>
@@ -24802,7 +24802,7 @@
               <w:spacing w:after="10" w:before="0"/>
               <w:ind w:left="120"/>
             </w:pPr>
-            <w:hyperlink w:history="1" r:id="rIdixh81tto7xwiw-qrwkog6">
+            <w:hyperlink w:history="1" r:id="rIdein_2ar7z9auuc6_ic8f8">
               <w:r>
                 <w:rPr>
                   <w:rFonts w:ascii="Arial" w:cs="Arial" w:eastAsia="Arial" w:hAnsi="Arial"/>
@@ -24847,7 +24847,7 @@
             <w:pPr>
               <w:spacing w:after="20" w:before="0"/>
             </w:pPr>
-            <w:hyperlink w:history="1" r:id="rIdfthqli9v8nw0dlm_a_hqt">
+            <w:hyperlink w:history="1" r:id="rIds5mbkj0ehyjegwvyobvn-">
               <w:r>
                 <w:rPr>
                   <w:rFonts w:ascii="Arial" w:cs="Arial" w:eastAsia="Arial" w:hAnsi="Arial"/>
@@ -24880,7 +24880,7 @@
               <w:spacing w:after="10" w:before="0"/>
               <w:ind w:left="120"/>
             </w:pPr>
-            <w:hyperlink w:history="1" r:id="rIdxbqy6vgeq3lrugxylgffx">
+            <w:hyperlink w:history="1" r:id="rIdmu00yng5ysatbyubcvkce">
               <w:r>
                 <w:rPr>
                   <w:rFonts w:ascii="Arial" w:cs="Arial" w:eastAsia="Arial" w:hAnsi="Arial"/>
@@ -25075,7 +25075,7 @@
             <w:pPr>
               <w:spacing w:after="20" w:before="0"/>
             </w:pPr>
-            <w:hyperlink w:history="1" r:id="rIdbq7tonur4kefxkyzazl9o">
+            <w:hyperlink w:history="1" r:id="rIdqinz6fn_10-vf8eyq_qg_">
               <w:r>
                 <w:rPr>
                   <w:rFonts w:ascii="Arial" w:cs="Arial" w:eastAsia="Arial" w:hAnsi="Arial"/>
@@ -25108,7 +25108,7 @@
               <w:spacing w:after="10" w:before="0"/>
               <w:ind w:left="120"/>
             </w:pPr>
-            <w:hyperlink w:history="1" r:id="rIdl0roclr8tutlimgd55blp">
+            <w:hyperlink w:history="1" r:id="rIdo3itymhom0ueuk4oga64p">
               <w:r>
                 <w:rPr>
                   <w:rFonts w:ascii="Arial" w:cs="Arial" w:eastAsia="Arial" w:hAnsi="Arial"/>
@@ -25153,7 +25153,7 @@
             <w:pPr>
               <w:spacing w:after="20" w:before="0"/>
             </w:pPr>
-            <w:hyperlink w:history="1" r:id="rIdmuilnxsumm2hvxz3jcst4">
+            <w:hyperlink w:history="1" r:id="rId4fvo0mff06nnw0kdbosr6">
               <w:r>
                 <w:rPr>
                   <w:rFonts w:ascii="Arial" w:cs="Arial" w:eastAsia="Arial" w:hAnsi="Arial"/>
@@ -25186,7 +25186,7 @@
               <w:spacing w:after="10" w:before="0"/>
               <w:ind w:left="120"/>
             </w:pPr>
-            <w:hyperlink w:history="1" r:id="rIdld8r18zhe3vz--blyubji">
+            <w:hyperlink w:history="1" r:id="rIdlcm-li2llycp3yxckri_a">
               <w:r>
                 <w:rPr>
                   <w:rFonts w:ascii="Arial" w:cs="Arial" w:eastAsia="Arial" w:hAnsi="Arial"/>
@@ -25381,7 +25381,7 @@
             <w:pPr>
               <w:spacing w:after="20" w:before="0"/>
             </w:pPr>
-            <w:hyperlink w:history="1" r:id="rIds135m1zfctmzu75t9qzvj">
+            <w:hyperlink w:history="1" r:id="rIdrcy8kfrcesfenw0ph09y2">
               <w:r>
                 <w:rPr>
                   <w:rFonts w:ascii="Arial" w:cs="Arial" w:eastAsia="Arial" w:hAnsi="Arial"/>
@@ -25430,7 +25430,7 @@
               <w:spacing w:after="10" w:before="0"/>
               <w:ind w:left="120"/>
             </w:pPr>
-            <w:hyperlink w:history="1" r:id="rId4v5dpg7wbmwqn03m1i0q4">
+            <w:hyperlink w:history="1" r:id="rIdlzldzjafarbbbsny2zn0a">
               <w:r>
                 <w:rPr>
                   <w:rFonts w:ascii="Arial" w:cs="Arial" w:eastAsia="Arial" w:hAnsi="Arial"/>
@@ -25475,7 +25475,7 @@
             <w:pPr>
               <w:spacing w:after="20" w:before="0"/>
             </w:pPr>
-            <w:hyperlink w:history="1" r:id="rIdry-sa_lqa2cxxm-u5ouc6">
+            <w:hyperlink w:history="1" r:id="rIdvxafebiu1mxdglvei5xiq">
               <w:r>
                 <w:rPr>
                   <w:rFonts w:ascii="Arial" w:cs="Arial" w:eastAsia="Arial" w:hAnsi="Arial"/>
@@ -25508,7 +25508,7 @@
               <w:spacing w:after="10" w:before="0"/>
               <w:ind w:left="120"/>
             </w:pPr>
-            <w:hyperlink w:history="1" r:id="rIdqwkoxw3td4y6fw-m2b1-k">
+            <w:hyperlink w:history="1" r:id="rId5xkpob6mmuia5kqe03m6e">
               <w:r>
                 <w:rPr>
                   <w:rFonts w:ascii="Arial" w:cs="Arial" w:eastAsia="Arial" w:hAnsi="Arial"/>
@@ -26020,7 +26020,7 @@
         </w:rPr>
         <w:t xml:space="preserve">© 2026 SeaVuria and ARES. Aligned with KICD objectives. Developed by SeaVuria; technical implementation by ARES (with AI assistance from Claude). Licensed under </w:t>
       </w:r>
-      <w:hyperlink w:history="1" r:id="rIdboziiaql_f2lzkmsvp2ow">
+      <w:hyperlink w:history="1" r:id="rId8cur_xbccqybojkokqei1">
         <w:r>
           <w:rPr>
             <w:rFonts w:ascii="Arial" w:cs="Arial" w:eastAsia="Arial" w:hAnsi="Arial"/>
@@ -26041,7 +26041,7 @@
         </w:rPr>
         <w:t xml:space="preserve"> (</w:t>
       </w:r>
-      <w:hyperlink w:history="1" r:id="rIdmeks7it_j20z0d4hq0q1w">
+      <w:hyperlink w:history="1" r:id="rIdmer8dore7lbxp5yyhqkqo">
         <w:r>
           <w:rPr>
             <w:rFonts w:ascii="Arial" w:cs="Arial" w:eastAsia="Arial" w:hAnsi="Arial"/>
@@ -27054,7 +27054,7 @@
             <w:pPr>
               <w:spacing w:after="20" w:before="0"/>
             </w:pPr>
-            <w:hyperlink w:history="1" r:id="rId76ffgxepvyvuh0jnhhtbj">
+            <w:hyperlink w:history="1" r:id="rIdezvandmtobh0f1cvbngod">
               <w:r>
                 <w:rPr>
                   <w:rFonts w:ascii="Arial" w:cs="Arial" w:eastAsia="Arial" w:hAnsi="Arial"/>
@@ -27087,7 +27087,7 @@
               <w:spacing w:after="10" w:before="0"/>
               <w:ind w:left="120"/>
             </w:pPr>
-            <w:hyperlink w:history="1" r:id="rIdt08dvui6tklhwzofzvmau">
+            <w:hyperlink w:history="1" r:id="rIdogyktxslkw3o3us015jzx">
               <w:r>
                 <w:rPr>
                   <w:rFonts w:ascii="Arial" w:cs="Arial" w:eastAsia="Arial" w:hAnsi="Arial"/>
@@ -27132,7 +27132,7 @@
             <w:pPr>
               <w:spacing w:after="20" w:before="0"/>
             </w:pPr>
-            <w:hyperlink w:history="1" r:id="rId45glstvk0odqvx4iqzuvb">
+            <w:hyperlink w:history="1" r:id="rIdpoktszpjspcem8gknutod">
               <w:r>
                 <w:rPr>
                   <w:rFonts w:ascii="Arial" w:cs="Arial" w:eastAsia="Arial" w:hAnsi="Arial"/>
@@ -27165,7 +27165,7 @@
               <w:spacing w:after="10" w:before="0"/>
               <w:ind w:left="120"/>
             </w:pPr>
-            <w:hyperlink w:history="1" r:id="rId0jtamwy3seqvg3zy1pfr6">
+            <w:hyperlink w:history="1" r:id="rIdsmgepghcuem-mq9hkzpad">
               <w:r>
                 <w:rPr>
                   <w:rFonts w:ascii="Arial" w:cs="Arial" w:eastAsia="Arial" w:hAnsi="Arial"/>
@@ -27360,7 +27360,7 @@
             <w:pPr>
               <w:spacing w:after="20" w:before="0"/>
             </w:pPr>
-            <w:hyperlink w:history="1" r:id="rId2s0f-t6ei7qko-ggkqape">
+            <w:hyperlink w:history="1" r:id="rIdxj5uxagmn2ccbmc4neush">
               <w:r>
                 <w:rPr>
                   <w:rFonts w:ascii="Arial" w:cs="Arial" w:eastAsia="Arial" w:hAnsi="Arial"/>
@@ -27393,7 +27393,7 @@
               <w:spacing w:after="10" w:before="0"/>
               <w:ind w:left="120"/>
             </w:pPr>
-            <w:hyperlink w:history="1" r:id="rIdf5dnvcipiblkas6gw5z8r">
+            <w:hyperlink w:history="1" r:id="rId0jedouiwlezqees3jysmv">
               <w:r>
                 <w:rPr>
                   <w:rFonts w:ascii="Arial" w:cs="Arial" w:eastAsia="Arial" w:hAnsi="Arial"/>
@@ -27438,7 +27438,7 @@
             <w:pPr>
               <w:spacing w:after="20" w:before="0"/>
             </w:pPr>
-            <w:hyperlink w:history="1" r:id="rIddpgzwvli_ss2hb05nyzym">
+            <w:hyperlink w:history="1" r:id="rIdu8ilij30nxkexmu89urpl">
               <w:r>
                 <w:rPr>
                   <w:rFonts w:ascii="Arial" w:cs="Arial" w:eastAsia="Arial" w:hAnsi="Arial"/>
@@ -27471,7 +27471,7 @@
               <w:spacing w:after="10" w:before="0"/>
               <w:ind w:left="120"/>
             </w:pPr>
-            <w:hyperlink w:history="1" r:id="rIdclus0mhi5xdjwsko6pj_p">
+            <w:hyperlink w:history="1" r:id="rIdyeqdyszuvivzj441b7isv">
               <w:r>
                 <w:rPr>
                   <w:rFonts w:ascii="Arial" w:cs="Arial" w:eastAsia="Arial" w:hAnsi="Arial"/>
@@ -27666,7 +27666,7 @@
             <w:pPr>
               <w:spacing w:after="20" w:before="0"/>
             </w:pPr>
-            <w:hyperlink w:history="1" r:id="rId89lg-wnayak1wqibbmicr">
+            <w:hyperlink w:history="1" r:id="rIdwmptwdlarepajkheemmcg">
               <w:r>
                 <w:rPr>
                   <w:rFonts w:ascii="Arial" w:cs="Arial" w:eastAsia="Arial" w:hAnsi="Arial"/>
@@ -27715,7 +27715,7 @@
               <w:spacing w:after="10" w:before="0"/>
               <w:ind w:left="120"/>
             </w:pPr>
-            <w:hyperlink w:history="1" r:id="rId07t_nj2zmexebge9qrcu3">
+            <w:hyperlink w:history="1" r:id="rIdra_o8jbigxssiccnfmak9">
               <w:r>
                 <w:rPr>
                   <w:rFonts w:ascii="Arial" w:cs="Arial" w:eastAsia="Arial" w:hAnsi="Arial"/>
@@ -27760,7 +27760,7 @@
             <w:pPr>
               <w:spacing w:after="20" w:before="0"/>
             </w:pPr>
-            <w:hyperlink w:history="1" r:id="rIdoleszkly_-i_smrzatnjc">
+            <w:hyperlink w:history="1" r:id="rId7wcve-0yo5ael8kjnrlvi">
               <w:r>
                 <w:rPr>
                   <w:rFonts w:ascii="Arial" w:cs="Arial" w:eastAsia="Arial" w:hAnsi="Arial"/>
@@ -27793,7 +27793,7 @@
               <w:spacing w:after="10" w:before="0"/>
               <w:ind w:left="120"/>
             </w:pPr>
-            <w:hyperlink w:history="1" r:id="rIdmzqme_bfybotsjlaprxtl">
+            <w:hyperlink w:history="1" r:id="rId0w7s8gzycv4d8i-f0s0eq">
               <w:r>
                 <w:rPr>
                   <w:rFonts w:ascii="Arial" w:cs="Arial" w:eastAsia="Arial" w:hAnsi="Arial"/>
@@ -27988,7 +27988,7 @@
             <w:pPr>
               <w:spacing w:after="20" w:before="0"/>
             </w:pPr>
-            <w:hyperlink w:history="1" r:id="rIdufvlaybz1xtwkudtlctme">
+            <w:hyperlink w:history="1" r:id="rIdczdbfqnyjflqjgecrujsa">
               <w:r>
                 <w:rPr>
                   <w:rFonts w:ascii="Arial" w:cs="Arial" w:eastAsia="Arial" w:hAnsi="Arial"/>
@@ -28037,7 +28037,7 @@
               <w:spacing w:after="10" w:before="0"/>
               <w:ind w:left="120"/>
             </w:pPr>
-            <w:hyperlink w:history="1" r:id="rIdig0iqjbpr24j21fm-46nd">
+            <w:hyperlink w:history="1" r:id="rIdbf4aeluecqtq4cwljo06x">
               <w:r>
                 <w:rPr>
                   <w:rFonts w:ascii="Arial" w:cs="Arial" w:eastAsia="Arial" w:hAnsi="Arial"/>
@@ -28082,7 +28082,7 @@
             <w:pPr>
               <w:spacing w:after="20" w:before="0"/>
             </w:pPr>
-            <w:hyperlink w:history="1" r:id="rIdhin7bz5zbjqfphrf9xzaw">
+            <w:hyperlink w:history="1" r:id="rIdcc0bgmg0way3ugh61cxe4">
               <w:r>
                 <w:rPr>
                   <w:rFonts w:ascii="Arial" w:cs="Arial" w:eastAsia="Arial" w:hAnsi="Arial"/>
@@ -28115,7 +28115,7 @@
               <w:spacing w:after="10" w:before="0"/>
               <w:ind w:left="120"/>
             </w:pPr>
-            <w:hyperlink w:history="1" r:id="rId4gtdcci4pj4i8kv-e5dhq">
+            <w:hyperlink w:history="1" r:id="rIdclv7n-5sfdu7zxzbwn5mh">
               <w:r>
                 <w:rPr>
                   <w:rFonts w:ascii="Arial" w:cs="Arial" w:eastAsia="Arial" w:hAnsi="Arial"/>
@@ -28310,7 +28310,7 @@
             <w:pPr>
               <w:spacing w:after="20" w:before="0"/>
             </w:pPr>
-            <w:hyperlink w:history="1" r:id="rIdvwftb67pc4shjm5l-pmnm">
+            <w:hyperlink w:history="1" r:id="rIdxes75taaevfh36aofseca">
               <w:r>
                 <w:rPr>
                   <w:rFonts w:ascii="Arial" w:cs="Arial" w:eastAsia="Arial" w:hAnsi="Arial"/>
@@ -28359,7 +28359,7 @@
               <w:spacing w:after="10" w:before="0"/>
               <w:ind w:left="120"/>
             </w:pPr>
-            <w:hyperlink w:history="1" r:id="rIdsx6o9ft6b4dwm64aaxqlh">
+            <w:hyperlink w:history="1" r:id="rId6plhmkl547bk5hbl2d65p">
               <w:r>
                 <w:rPr>
                   <w:rFonts w:ascii="Arial" w:cs="Arial" w:eastAsia="Arial" w:hAnsi="Arial"/>
@@ -28404,7 +28404,7 @@
             <w:pPr>
               <w:spacing w:after="20" w:before="0"/>
             </w:pPr>
-            <w:hyperlink w:history="1" r:id="rIdkjh54cmvklud4poqircz5">
+            <w:hyperlink w:history="1" r:id="rIdfeej0ui1a_u9mg9dnbpob">
               <w:r>
                 <w:rPr>
                   <w:rFonts w:ascii="Arial" w:cs="Arial" w:eastAsia="Arial" w:hAnsi="Arial"/>
@@ -28453,7 +28453,7 @@
               <w:spacing w:after="10" w:before="0"/>
               <w:ind w:left="120"/>
             </w:pPr>
-            <w:hyperlink w:history="1" r:id="rIdwdhaat2-ublgwngqfnkfv">
+            <w:hyperlink w:history="1" r:id="rIdciq9ktdfrvjs0rorwoy7u">
               <w:r>
                 <w:rPr>
                   <w:rFonts w:ascii="Arial" w:cs="Arial" w:eastAsia="Arial" w:hAnsi="Arial"/>
@@ -28965,7 +28965,7 @@
         </w:rPr>
         <w:t xml:space="preserve">© 2026 SeaVuria and ARES. Aligned with KICD objectives. Developed by SeaVuria; technical implementation by ARES (with AI assistance from Claude). Licensed under </w:t>
       </w:r>
-      <w:hyperlink w:history="1" r:id="rId_g_pnkokpkt-ymnedlpx1">
+      <w:hyperlink w:history="1" r:id="rIdd04dn8h5k2tldkelltnx1">
         <w:r>
           <w:rPr>
             <w:rFonts w:ascii="Arial" w:cs="Arial" w:eastAsia="Arial" w:hAnsi="Arial"/>
@@ -28986,7 +28986,7 @@
         </w:rPr>
         <w:t xml:space="preserve"> (</w:t>
       </w:r>
-      <w:hyperlink w:history="1" r:id="rIdgqecyjhvghzeaexrfzwry">
+      <w:hyperlink w:history="1" r:id="rIdcbkbjtnmsaosmmd8dxjh8">
         <w:r>
           <w:rPr>
             <w:rFonts w:ascii="Arial" w:cs="Arial" w:eastAsia="Arial" w:hAnsi="Arial"/>
@@ -29999,7 +29999,7 @@
             <w:pPr>
               <w:spacing w:after="20" w:before="0"/>
             </w:pPr>
-            <w:hyperlink w:history="1" r:id="rIdnetoylghz5ryygm9kb2du">
+            <w:hyperlink w:history="1" r:id="rIdcnqujwx7cqm43a5u7lxwu">
               <w:r>
                 <w:rPr>
                   <w:rFonts w:ascii="Arial" w:cs="Arial" w:eastAsia="Arial" w:hAnsi="Arial"/>
@@ -30032,7 +30032,7 @@
               <w:spacing w:after="10" w:before="0"/>
               <w:ind w:left="120"/>
             </w:pPr>
-            <w:hyperlink w:history="1" r:id="rIdz-wdgoj6ee-b_b7sdn2vr">
+            <w:hyperlink w:history="1" r:id="rId4tzkblw6am6qgnd1k9i44">
               <w:r>
                 <w:rPr>
                   <w:rFonts w:ascii="Arial" w:cs="Arial" w:eastAsia="Arial" w:hAnsi="Arial"/>
@@ -30077,7 +30077,7 @@
             <w:pPr>
               <w:spacing w:after="20" w:before="0"/>
             </w:pPr>
-            <w:hyperlink w:history="1" r:id="rIdsovbvgao67fpvtgr64awe">
+            <w:hyperlink w:history="1" r:id="rIdz_pzek0y294hjd4zqt-xy">
               <w:r>
                 <w:rPr>
                   <w:rFonts w:ascii="Arial" w:cs="Arial" w:eastAsia="Arial" w:hAnsi="Arial"/>
@@ -30110,7 +30110,7 @@
               <w:spacing w:after="10" w:before="0"/>
               <w:ind w:left="120"/>
             </w:pPr>
-            <w:hyperlink w:history="1" r:id="rId67k5soqwtayjso_ejba20">
+            <w:hyperlink w:history="1" r:id="rIdqbmcoq309ldq1xdpiejrg">
               <w:r>
                 <w:rPr>
                   <w:rFonts w:ascii="Arial" w:cs="Arial" w:eastAsia="Arial" w:hAnsi="Arial"/>
@@ -30305,7 +30305,7 @@
             <w:pPr>
               <w:spacing w:after="20" w:before="0"/>
             </w:pPr>
-            <w:hyperlink w:history="1" r:id="rId4-bashhyubiifagd1navi">
+            <w:hyperlink w:history="1" r:id="rIdwxihwso5z2ekeg-2sr-m-">
               <w:r>
                 <w:rPr>
                   <w:rFonts w:ascii="Arial" w:cs="Arial" w:eastAsia="Arial" w:hAnsi="Arial"/>
@@ -30338,7 +30338,7 @@
               <w:spacing w:after="10" w:before="0"/>
               <w:ind w:left="120"/>
             </w:pPr>
-            <w:hyperlink w:history="1" r:id="rIdl2h_eb4fb1olqpkoaxp8d">
+            <w:hyperlink w:history="1" r:id="rIdps0a_fwuiyqkxsvku-dv5">
               <w:r>
                 <w:rPr>
                   <w:rFonts w:ascii="Arial" w:cs="Arial" w:eastAsia="Arial" w:hAnsi="Arial"/>
@@ -30383,7 +30383,7 @@
             <w:pPr>
               <w:spacing w:after="20" w:before="0"/>
             </w:pPr>
-            <w:hyperlink w:history="1" r:id="rIdeq5knfvt-ys0mktolfbdq">
+            <w:hyperlink w:history="1" r:id="rIdkxcwrqme4tsanzp0hhrij">
               <w:r>
                 <w:rPr>
                   <w:rFonts w:ascii="Arial" w:cs="Arial" w:eastAsia="Arial" w:hAnsi="Arial"/>
@@ -30416,7 +30416,7 @@
               <w:spacing w:after="10" w:before="0"/>
               <w:ind w:left="120"/>
             </w:pPr>
-            <w:hyperlink w:history="1" r:id="rId631gvn8cp0b6m8kwj6mmk">
+            <w:hyperlink w:history="1" r:id="rIdtcwbwkjxe1k2jrf-eomhc">
               <w:r>
                 <w:rPr>
                   <w:rFonts w:ascii="Arial" w:cs="Arial" w:eastAsia="Arial" w:hAnsi="Arial"/>
@@ -30611,7 +30611,7 @@
             <w:pPr>
               <w:spacing w:after="20" w:before="0"/>
             </w:pPr>
-            <w:hyperlink w:history="1" r:id="rIddslvqeavbzv_wrq4s6yls">
+            <w:hyperlink w:history="1" r:id="rIdejad6_y3u0mtanjmm6egz">
               <w:r>
                 <w:rPr>
                   <w:rFonts w:ascii="Arial" w:cs="Arial" w:eastAsia="Arial" w:hAnsi="Arial"/>
@@ -30644,7 +30644,7 @@
               <w:spacing w:after="10" w:before="0"/>
               <w:ind w:left="120"/>
             </w:pPr>
-            <w:hyperlink w:history="1" r:id="rIdmip652v4mrxadspx54z0x">
+            <w:hyperlink w:history="1" r:id="rIdftdibxpwp7lmz-kjvw4ay">
               <w:r>
                 <w:rPr>
                   <w:rFonts w:ascii="Arial" w:cs="Arial" w:eastAsia="Arial" w:hAnsi="Arial"/>
@@ -30689,7 +30689,7 @@
             <w:pPr>
               <w:spacing w:after="20" w:before="0"/>
             </w:pPr>
-            <w:hyperlink w:history="1" r:id="rIdgqf-4gnb2i30zii6ow5gn">
+            <w:hyperlink w:history="1" r:id="rIduhd8bxpytfhzwr69lnzre">
               <w:r>
                 <w:rPr>
                   <w:rFonts w:ascii="Arial" w:cs="Arial" w:eastAsia="Arial" w:hAnsi="Arial"/>
@@ -30738,7 +30738,7 @@
               <w:spacing w:after="10" w:before="0"/>
               <w:ind w:left="120"/>
             </w:pPr>
-            <w:hyperlink w:history="1" r:id="rIdf-ze7clwawvgvudkayfue">
+            <w:hyperlink w:history="1" r:id="rIdnlx7hcqno_o7wbpl1e7_u">
               <w:r>
                 <w:rPr>
                   <w:rFonts w:ascii="Arial" w:cs="Arial" w:eastAsia="Arial" w:hAnsi="Arial"/>
@@ -30876,7 +30876,7 @@
                 <w:sz w:val="18"/>
                 <w:szCs w:val="18"/>
               </w:rPr>
-              <w:t xml:space="preserve">Observable indicator — Q1: Students write '120° anti-clockwise' (or equivalent: '–240° = 360°–240° = 120° anti-clockwise') with justification referencing order-3 symmetry. Q2: Students correctly apply rotation matrix or known angle rule to find B'(0,4). Q3: Students identify 90° anti-clockwise by inspection or perpendicular bisector reasoning. Q4: Students state that length AB = length A'B' and angle BAC = angle B'A'C' (or equivalent area argument). Q5: Full-sentence response using all five required terms with accurate mathematical content. Teacher marks Q5 using a 5-point rubric: 1pt per term used correctly in context.</w:t>
+              <w:t xml:space="preserve">Observable indicator — Q1: Students write '120° anti-clockwise' (or equivalent: '–240° = 360°–240° = 120° anti-clockwise') with justification referencing order-3 symmetry. Q2: Students correctly apply rotation matrix or known angle rule to find B'(-2, 2√3) ≈ (-2, 3.46). Q3: Students identify 90° anti-clockwise by inspection or perpendicular bisector reasoning. Q4: Students state that length AB = length A'B' and angle BAC = angle B'A'C' (or equivalent area argument). Q5: Full-sentence response using all five required terms with accurate mathematical content. Teacher marks Q5 using a 5-point rubric: 1pt per term used correctly in context.</w:t>
             </w:r>
           </w:p>
         </w:tc>
@@ -30933,7 +30933,7 @@
             <w:pPr>
               <w:spacing w:after="20" w:before="0"/>
             </w:pPr>
-            <w:hyperlink w:history="1" r:id="rIdfbahfux-3dq4zayf5f0_i">
+            <w:hyperlink w:history="1" r:id="rIdd5ilpb5adzpgfyzrui7ou">
               <w:r>
                 <w:rPr>
                   <w:rFonts w:ascii="Arial" w:cs="Arial" w:eastAsia="Arial" w:hAnsi="Arial"/>
@@ -30966,7 +30966,7 @@
               <w:spacing w:after="10" w:before="0"/>
               <w:ind w:left="120"/>
             </w:pPr>
-            <w:hyperlink w:history="1" r:id="rIdweqcclh5p5vf9vdn4dxb-">
+            <w:hyperlink w:history="1" r:id="rIdxrmqeecoujf-tuttwvuva">
               <w:r>
                 <w:rPr>
                   <w:rFonts w:ascii="Arial" w:cs="Arial" w:eastAsia="Arial" w:hAnsi="Arial"/>
@@ -31011,7 +31011,7 @@
             <w:pPr>
               <w:spacing w:after="20" w:before="0"/>
             </w:pPr>
-            <w:hyperlink w:history="1" r:id="rIdm-5vtmuuzzrgcan24ih79">
+            <w:hyperlink w:history="1" r:id="rId3ruitstest14t3ueyhrza">
               <w:r>
                 <w:rPr>
                   <w:rFonts w:ascii="Arial" w:cs="Arial" w:eastAsia="Arial" w:hAnsi="Arial"/>
@@ -31044,7 +31044,7 @@
               <w:spacing w:after="10" w:before="0"/>
               <w:ind w:left="120"/>
             </w:pPr>
-            <w:hyperlink w:history="1" r:id="rIdqprmahytwvkrpl_mrssce">
+            <w:hyperlink w:history="1" r:id="rId12gd3iquzzy0v5uwzykmp">
               <w:r>
                 <w:rPr>
                   <w:rFonts w:ascii="Arial" w:cs="Arial" w:eastAsia="Arial" w:hAnsi="Arial"/>
@@ -31239,7 +31239,7 @@
             <w:pPr>
               <w:spacing w:after="20" w:before="0"/>
             </w:pPr>
-            <w:hyperlink w:history="1" r:id="rIdjm1fpfr8osfzzx4xmaozc">
+            <w:hyperlink w:history="1" r:id="rId7fstjlh5rv_kwkcl7uggn">
               <w:r>
                 <w:rPr>
                   <w:rFonts w:ascii="Arial" w:cs="Arial" w:eastAsia="Arial" w:hAnsi="Arial"/>
@@ -31272,7 +31272,7 @@
               <w:spacing w:after="10" w:before="0"/>
               <w:ind w:left="120"/>
             </w:pPr>
-            <w:hyperlink w:history="1" r:id="rIdvasc7na9-3gc3tnqvzqon">
+            <w:hyperlink w:history="1" r:id="rId_tlpoecko-jyufvd94abo">
               <w:r>
                 <w:rPr>
                   <w:rFonts w:ascii="Arial" w:cs="Arial" w:eastAsia="Arial" w:hAnsi="Arial"/>
@@ -31317,7 +31317,7 @@
             <w:pPr>
               <w:spacing w:after="20" w:before="0"/>
             </w:pPr>
-            <w:hyperlink w:history="1" r:id="rIdnnfrhzihaaojnlx5vv6ap">
+            <w:hyperlink w:history="1" r:id="rIdbmfngdsom3oj3yahzy2o4">
               <w:r>
                 <w:rPr>
                   <w:rFonts w:ascii="Arial" w:cs="Arial" w:eastAsia="Arial" w:hAnsi="Arial"/>
@@ -31350,7 +31350,7 @@
               <w:spacing w:after="10" w:before="0"/>
               <w:ind w:left="120"/>
             </w:pPr>
-            <w:hyperlink w:history="1" r:id="rIdizmzrjy8rjx_ibtb2q9ag">
+            <w:hyperlink w:history="1" r:id="rIdwukhk8er5y1vawo5o25ne">
               <w:r>
                 <w:rPr>
                   <w:rFonts w:ascii="Arial" w:cs="Arial" w:eastAsia="Arial" w:hAnsi="Arial"/>
@@ -31733,7 +31733,7 @@
                 <w:sz w:val="18"/>
                 <w:szCs w:val="18"/>
               </w:rPr>
-              <w:t xml:space="preserve">4. SUMMATIVE TASK — Q2 (Coordinate Rotation): Did students correctly rotate B(4,0) by –240° to find B'(0,4)? Common error: students may treat –240° as 240° clockwise rather than recognising it equals 120° anti-clockwise. If more than 30% of students made this error, re-examine how direction conventions were taught in Lessons 3–4.</w:t>
+              <w:t xml:space="preserve">4. SUMMATIVE TASK — Q2 (Coordinate Rotation): Did students correctly rotate B(4,0) by –240° to find B'(-2, 2√3) ≈ (-2, 3.46)? Common error: students may treat –240° as 240° clockwise rather than recognising it equals 120° anti-clockwise. If more than 30% of students made this error, re-examine how direction conventions were taught in Lessons 3–4.</w:t>
             </w:r>
           </w:p>
           <w:p>
@@ -32128,7 +32128,7 @@
         </w:rPr>
         <w:t xml:space="preserve">© 2026 SeaVuria and ARES. Aligned with KICD objectives. Developed by SeaVuria; technical implementation by ARES (with AI assistance from Claude). Licensed under </w:t>
       </w:r>
-      <w:hyperlink w:history="1" r:id="rIdptrqeeuw0hxg90mppkopw">
+      <w:hyperlink w:history="1" r:id="rId4eno03w2hakchrurzjeyg">
         <w:r>
           <w:rPr>
             <w:rFonts w:ascii="Arial" w:cs="Arial" w:eastAsia="Arial" w:hAnsi="Arial"/>
@@ -32149,7 +32149,7 @@
         </w:rPr>
         <w:t xml:space="preserve"> (</w:t>
       </w:r>
-      <w:hyperlink w:history="1" r:id="rId5enbuqzglanc09ot7eu3m">
+      <w:hyperlink w:history="1" r:id="rIdb74uhb8l-drpyfymjj33l">
         <w:r>
           <w:rPr>
             <w:rFonts w:ascii="Arial" w:cs="Arial" w:eastAsia="Arial" w:hAnsi="Arial"/>

--- a/data/outputs/v2/Maths/SS3.2_Rotation/Mathematics_Rotation_CBE_LessonSequence.docx
+++ b/data/outputs/v2/Maths/SS3.2_Rotation/Mathematics_Rotation_CBE_LessonSequence.docx
@@ -4,6 +4,7 @@
   <w:body>
     <w:p>
       <w:pPr>
+        <w:keepNext w:val="false"/>
         <w:spacing w:after="30" w:before="0"/>
         <w:jc w:val="center"/>
       </w:pPr>
@@ -23,6 +24,7 @@
     </w:p>
     <w:p>
       <w:pPr>
+        <w:keepNext w:val="false"/>
         <w:spacing w:after="60" w:before="0"/>
         <w:jc w:val="center"/>
       </w:pPr>
@@ -81,6 +83,7 @@
           </w:tcPr>
           <w:p>
             <w:pPr>
+              <w:keepNext w:val="false"/>
               <w:spacing w:after="40" w:before="0"/>
               <w:jc w:val="center"/>
             </w:pPr>
@@ -115,6 +118,7 @@
           </w:tcPr>
           <w:p>
             <w:pPr>
+              <w:keepNext w:val="false"/>
               <w:spacing w:after="40" w:before="0"/>
               <w:jc w:val="left"/>
             </w:pPr>
@@ -147,6 +151,7 @@
           </w:tcPr>
           <w:p>
             <w:pPr>
+              <w:keepNext w:val="false"/>
               <w:spacing w:after="40" w:before="0"/>
               <w:jc w:val="left"/>
             </w:pPr>
@@ -181,6 +186,7 @@
           </w:tcPr>
           <w:p>
             <w:pPr>
+              <w:keepNext w:val="false"/>
               <w:spacing w:after="40" w:before="0"/>
               <w:jc w:val="left"/>
             </w:pPr>
@@ -213,6 +219,7 @@
           </w:tcPr>
           <w:p>
             <w:pPr>
+              <w:keepNext w:val="false"/>
               <w:spacing w:after="40" w:before="0"/>
               <w:jc w:val="left"/>
             </w:pPr>
@@ -247,6 +254,7 @@
           </w:tcPr>
           <w:p>
             <w:pPr>
+              <w:keepNext w:val="false"/>
               <w:spacing w:after="40" w:before="0"/>
               <w:jc w:val="left"/>
             </w:pPr>
@@ -279,6 +287,7 @@
           </w:tcPr>
           <w:p>
             <w:pPr>
+              <w:keepNext w:val="false"/>
               <w:spacing w:after="40" w:before="0"/>
               <w:jc w:val="left"/>
             </w:pPr>
@@ -313,6 +322,7 @@
           </w:tcPr>
           <w:p>
             <w:pPr>
+              <w:keepNext w:val="false"/>
               <w:spacing w:after="40" w:before="0"/>
               <w:jc w:val="left"/>
             </w:pPr>
@@ -345,6 +355,7 @@
           </w:tcPr>
           <w:p>
             <w:pPr>
+              <w:keepNext w:val="false"/>
               <w:spacing w:after="40" w:before="0"/>
               <w:jc w:val="left"/>
             </w:pPr>
@@ -379,6 +390,7 @@
           </w:tcPr>
           <w:p>
             <w:pPr>
+              <w:keepNext w:val="false"/>
               <w:spacing w:after="40" w:before="0"/>
               <w:jc w:val="left"/>
             </w:pPr>
@@ -411,6 +423,7 @@
           </w:tcPr>
           <w:p>
             <w:pPr>
+              <w:keepNext w:val="false"/>
               <w:spacing w:after="40" w:before="0"/>
               <w:jc w:val="left"/>
             </w:pPr>
@@ -445,6 +458,7 @@
           </w:tcPr>
           <w:p>
             <w:pPr>
+              <w:keepNext w:val="false"/>
               <w:spacing w:after="40" w:before="0"/>
               <w:jc w:val="left"/>
             </w:pPr>
@@ -612,6 +626,7 @@
           </w:tcPr>
           <w:p>
             <w:pPr>
+              <w:keepNext w:val="false"/>
               <w:spacing w:after="40" w:before="0"/>
               <w:jc w:val="left"/>
             </w:pPr>
@@ -644,6 +659,7 @@
           </w:tcPr>
           <w:p>
             <w:pPr>
+              <w:keepNext w:val="false"/>
               <w:spacing w:after="40" w:before="0"/>
               <w:jc w:val="left"/>
             </w:pPr>
@@ -663,6 +679,7 @@
           </w:p>
           <w:p>
             <w:pPr>
+              <w:keepNext w:val="false"/>
               <w:spacing w:after="40" w:before="0"/>
               <w:jc w:val="left"/>
             </w:pPr>
@@ -682,6 +699,7 @@
           </w:p>
           <w:p>
             <w:pPr>
+              <w:keepNext w:val="false"/>
               <w:spacing w:after="40" w:before="0"/>
               <w:jc w:val="left"/>
             </w:pPr>
@@ -701,6 +719,7 @@
           </w:p>
           <w:p>
             <w:pPr>
+              <w:keepNext w:val="false"/>
               <w:spacing w:after="40" w:before="0"/>
               <w:jc w:val="left"/>
             </w:pPr>
@@ -720,6 +739,7 @@
           </w:p>
           <w:p>
             <w:pPr>
+              <w:keepNext w:val="false"/>
               <w:spacing w:after="40" w:before="0"/>
               <w:jc w:val="left"/>
             </w:pPr>
@@ -739,6 +759,7 @@
           </w:p>
           <w:p>
             <w:pPr>
+              <w:keepNext w:val="false"/>
               <w:spacing w:after="40" w:before="0"/>
               <w:jc w:val="left"/>
             </w:pPr>
@@ -758,6 +779,7 @@
           </w:p>
           <w:p>
             <w:pPr>
+              <w:keepNext w:val="false"/>
               <w:spacing w:after="40" w:before="0"/>
               <w:jc w:val="left"/>
             </w:pPr>
@@ -777,6 +799,7 @@
           </w:p>
           <w:p>
             <w:pPr>
+              <w:keepNext w:val="false"/>
               <w:spacing w:after="40" w:before="0"/>
               <w:jc w:val="left"/>
             </w:pPr>
@@ -811,6 +834,7 @@
           </w:tcPr>
           <w:p>
             <w:pPr>
+              <w:keepNext w:val="false"/>
               <w:spacing w:after="40" w:before="0"/>
               <w:jc w:val="left"/>
             </w:pPr>
@@ -938,6 +962,7 @@
           </w:tcPr>
           <w:p>
             <w:pPr>
+              <w:keepNext w:val="false"/>
               <w:spacing w:after="40" w:before="0"/>
               <w:jc w:val="left"/>
             </w:pPr>
@@ -1045,6 +1070,7 @@
           </w:tcPr>
           <w:p>
             <w:pPr>
+              <w:keepNext w:val="false"/>
               <w:spacing w:after="40" w:before="0"/>
               <w:jc w:val="left"/>
             </w:pPr>
@@ -1212,6 +1238,7 @@
           </w:tcPr>
           <w:p>
             <w:pPr>
+              <w:keepNext w:val="false"/>
               <w:spacing w:after="40" w:before="0"/>
               <w:jc w:val="left"/>
             </w:pPr>
@@ -1319,6 +1346,7 @@
           </w:tcPr>
           <w:p>
             <w:pPr>
+              <w:keepNext w:val="false"/>
               <w:spacing w:after="40" w:before="0"/>
               <w:jc w:val="left"/>
             </w:pPr>
@@ -1466,6 +1494,7 @@
           </w:tcPr>
           <w:p>
             <w:pPr>
+              <w:keepNext w:val="false"/>
               <w:spacing w:after="40" w:before="0"/>
               <w:jc w:val="left"/>
             </w:pPr>
@@ -1498,6 +1527,7 @@
           </w:tcPr>
           <w:p>
             <w:pPr>
+              <w:keepNext w:val="false"/>
               <w:spacing w:after="40" w:before="0"/>
               <w:jc w:val="left"/>
             </w:pPr>
@@ -1532,6 +1562,7 @@
           </w:tcPr>
           <w:p>
             <w:pPr>
+              <w:keepNext w:val="false"/>
               <w:spacing w:after="40" w:before="0"/>
               <w:jc w:val="left"/>
             </w:pPr>
@@ -1564,6 +1595,7 @@
           </w:tcPr>
           <w:p>
             <w:pPr>
+              <w:keepNext w:val="false"/>
               <w:spacing w:after="40" w:before="0"/>
               <w:jc w:val="left"/>
             </w:pPr>
@@ -1583,6 +1615,7 @@
           </w:p>
           <w:p>
             <w:pPr>
+              <w:keepNext w:val="false"/>
               <w:spacing w:after="40" w:before="0"/>
               <w:jc w:val="left"/>
             </w:pPr>
@@ -1602,6 +1635,7 @@
           </w:p>
           <w:p>
             <w:pPr>
+              <w:keepNext w:val="false"/>
               <w:spacing w:after="40" w:before="0"/>
               <w:jc w:val="left"/>
             </w:pPr>
@@ -1621,6 +1655,7 @@
           </w:p>
           <w:p>
             <w:pPr>
+              <w:keepNext w:val="false"/>
               <w:spacing w:after="40" w:before="0"/>
               <w:jc w:val="left"/>
             </w:pPr>
@@ -1640,6 +1675,7 @@
           </w:p>
           <w:p>
             <w:pPr>
+              <w:keepNext w:val="false"/>
               <w:spacing w:after="40" w:before="0"/>
               <w:jc w:val="left"/>
             </w:pPr>
@@ -1674,6 +1710,7 @@
           </w:tcPr>
           <w:p>
             <w:pPr>
+              <w:keepNext w:val="false"/>
               <w:spacing w:after="40" w:before="0"/>
               <w:jc w:val="left"/>
             </w:pPr>
@@ -1706,6 +1743,7 @@
           </w:tcPr>
           <w:p>
             <w:pPr>
+              <w:keepNext w:val="false"/>
               <w:spacing w:after="40" w:before="0"/>
               <w:jc w:val="left"/>
             </w:pPr>
@@ -1740,6 +1778,7 @@
           </w:tcPr>
           <w:p>
             <w:pPr>
+              <w:keepNext w:val="false"/>
               <w:spacing w:after="40" w:before="0"/>
               <w:jc w:val="left"/>
             </w:pPr>
@@ -1772,6 +1811,7 @@
           </w:tcPr>
           <w:p>
             <w:pPr>
+              <w:keepNext w:val="false"/>
               <w:spacing w:after="40" w:before="0"/>
               <w:jc w:val="left"/>
             </w:pPr>
@@ -1791,6 +1831,7 @@
           </w:p>
           <w:p>
             <w:pPr>
+              <w:keepNext w:val="false"/>
               <w:spacing w:after="40" w:before="0"/>
               <w:jc w:val="left"/>
             </w:pPr>
@@ -1810,6 +1851,7 @@
           </w:p>
           <w:p>
             <w:pPr>
+              <w:keepNext w:val="false"/>
               <w:spacing w:after="40" w:before="0"/>
               <w:jc w:val="left"/>
             </w:pPr>
@@ -1829,6 +1871,7 @@
           </w:p>
           <w:p>
             <w:pPr>
+              <w:keepNext w:val="false"/>
               <w:spacing w:after="40" w:before="0"/>
               <w:jc w:val="left"/>
             </w:pPr>
@@ -1848,6 +1891,7 @@
           </w:p>
           <w:p>
             <w:pPr>
+              <w:keepNext w:val="false"/>
               <w:spacing w:after="40" w:before="0"/>
               <w:jc w:val="left"/>
             </w:pPr>
@@ -1867,6 +1911,7 @@
           </w:p>
           <w:p>
             <w:pPr>
+              <w:keepNext w:val="false"/>
               <w:spacing w:after="40" w:before="0"/>
               <w:jc w:val="left"/>
             </w:pPr>
@@ -1886,6 +1931,7 @@
           </w:p>
           <w:p>
             <w:pPr>
+              <w:keepNext w:val="false"/>
               <w:spacing w:after="40" w:before="0"/>
               <w:jc w:val="left"/>
             </w:pPr>
@@ -1905,6 +1951,7 @@
           </w:p>
           <w:p>
             <w:pPr>
+              <w:keepNext w:val="false"/>
               <w:spacing w:after="40" w:before="0"/>
               <w:jc w:val="left"/>
             </w:pPr>
@@ -1924,6 +1971,7 @@
           </w:p>
           <w:p>
             <w:pPr>
+              <w:keepNext w:val="false"/>
               <w:spacing w:after="40" w:before="0"/>
               <w:jc w:val="left"/>
             </w:pPr>
@@ -1943,6 +1991,7 @@
           </w:p>
           <w:p>
             <w:pPr>
+              <w:keepNext w:val="false"/>
               <w:spacing w:after="40" w:before="0"/>
               <w:jc w:val="left"/>
             </w:pPr>
@@ -1977,6 +2026,7 @@
           </w:tcPr>
           <w:p>
             <w:pPr>
+              <w:keepNext w:val="false"/>
               <w:spacing w:after="40" w:before="0"/>
               <w:jc w:val="left"/>
             </w:pPr>
@@ -2208,7 +2258,7 @@
         </w:rPr>
         <w:t xml:space="preserve">© 2026 SeaVuria and ARES. This work is licensed under a </w:t>
       </w:r>
-      <w:hyperlink w:history="1" r:id="rIdhwofipdvk8tfr_iu1kpxm">
+      <w:hyperlink w:history="1" r:id="rIdhzsgwobdgooat1c1c8lxb">
         <w:r>
           <w:rPr>
             <w:rFonts w:ascii="Arial" w:cs="Arial" w:eastAsia="Arial" w:hAnsi="Arial"/>
@@ -2228,7 +2278,7 @@
         </w:rPr>
         <w:t xml:space="preserve"> (</w:t>
       </w:r>
-      <w:hyperlink w:history="1" r:id="rIdjeb15seu6tcxgjtugwo8n">
+      <w:hyperlink w:history="1" r:id="rIdhicdqbdtp7kvadhtnscet">
         <w:r>
           <w:rPr>
             <w:rFonts w:ascii="Arial" w:cs="Arial" w:eastAsia="Arial" w:hAnsi="Arial"/>
@@ -2248,7 +2298,7 @@
         </w:rPr>
         <w:t xml:space="preserve">). To view a copy of this license, visit </w:t>
       </w:r>
-      <w:hyperlink w:history="1" r:id="rIdjxlwdgv5mnkj0nlb5udjb">
+      <w:hyperlink w:history="1" r:id="rIdqgnr-50gftzeka8hjb6zb">
         <w:r>
           <w:rPr>
             <w:rFonts w:ascii="Arial" w:cs="Arial" w:eastAsia="Arial" w:hAnsi="Arial"/>
@@ -2307,6 +2357,7 @@
           </w:tcPr>
           <w:p>
             <w:pPr>
+              <w:keepNext w:val="false"/>
               <w:spacing w:after="40" w:before="0"/>
               <w:jc w:val="center"/>
             </w:pPr>
@@ -2342,6 +2393,7 @@
           </w:tcPr>
           <w:p>
             <w:pPr>
+              <w:keepNext w:val="false"/>
               <w:spacing w:after="40" w:before="0"/>
               <w:jc w:val="center"/>
             </w:pPr>
@@ -2376,6 +2428,7 @@
           </w:tcPr>
           <w:p>
             <w:pPr>
+              <w:keepNext w:val="false"/>
               <w:spacing w:after="40" w:before="0"/>
               <w:jc w:val="left"/>
             </w:pPr>
@@ -2408,6 +2461,7 @@
           </w:tcPr>
           <w:p>
             <w:pPr>
+              <w:keepNext w:val="false"/>
               <w:spacing w:after="40" w:before="0"/>
               <w:jc w:val="left"/>
             </w:pPr>
@@ -2442,6 +2496,7 @@
           </w:tcPr>
           <w:p>
             <w:pPr>
+              <w:keepNext w:val="false"/>
               <w:spacing w:after="40" w:before="0"/>
               <w:jc w:val="left"/>
             </w:pPr>
@@ -2474,6 +2529,7 @@
           </w:tcPr>
           <w:p>
             <w:pPr>
+              <w:keepNext w:val="false"/>
               <w:spacing w:after="40" w:before="0"/>
               <w:jc w:val="left"/>
             </w:pPr>
@@ -2508,6 +2564,7 @@
           </w:tcPr>
           <w:p>
             <w:pPr>
+              <w:keepNext w:val="false"/>
               <w:spacing w:after="40" w:before="0"/>
               <w:jc w:val="left"/>
             </w:pPr>
@@ -2540,6 +2597,7 @@
           </w:tcPr>
           <w:p>
             <w:pPr>
+              <w:keepNext w:val="false"/>
               <w:spacing w:after="40" w:before="0"/>
               <w:jc w:val="left"/>
             </w:pPr>
@@ -2574,6 +2632,7 @@
           </w:tcPr>
           <w:p>
             <w:pPr>
+              <w:keepNext w:val="false"/>
               <w:spacing w:after="40" w:before="0"/>
               <w:jc w:val="left"/>
             </w:pPr>
@@ -2606,6 +2665,7 @@
           </w:tcPr>
           <w:p>
             <w:pPr>
+              <w:keepNext w:val="false"/>
               <w:spacing w:after="40" w:before="0"/>
               <w:jc w:val="left"/>
             </w:pPr>
@@ -2640,6 +2700,7 @@
           </w:tcPr>
           <w:p>
             <w:pPr>
+              <w:keepNext w:val="false"/>
               <w:spacing w:after="40" w:before="0"/>
               <w:jc w:val="left"/>
             </w:pPr>
@@ -2672,6 +2733,7 @@
           </w:tcPr>
           <w:p>
             <w:pPr>
+              <w:keepNext w:val="false"/>
               <w:spacing w:after="40" w:before="0"/>
               <w:jc w:val="left"/>
             </w:pPr>
@@ -2706,6 +2768,7 @@
           </w:tcPr>
           <w:p>
             <w:pPr>
+              <w:keepNext w:val="false"/>
               <w:spacing w:after="40" w:before="0"/>
               <w:jc w:val="left"/>
             </w:pPr>
@@ -2738,6 +2801,7 @@
           </w:tcPr>
           <w:p>
             <w:pPr>
+              <w:keepNext w:val="false"/>
               <w:spacing w:after="40" w:before="0"/>
               <w:jc w:val="left"/>
             </w:pPr>
@@ -2772,6 +2836,7 @@
           </w:tcPr>
           <w:p>
             <w:pPr>
+              <w:keepNext w:val="false"/>
               <w:spacing w:after="40" w:before="0"/>
               <w:jc w:val="left"/>
             </w:pPr>
@@ -2804,6 +2869,7 @@
           </w:tcPr>
           <w:p>
             <w:pPr>
+              <w:keepNext w:val="false"/>
               <w:spacing w:after="40" w:before="0"/>
               <w:jc w:val="left"/>
             </w:pPr>
@@ -2838,6 +2904,7 @@
           </w:tcPr>
           <w:p>
             <w:pPr>
+              <w:keepNext w:val="false"/>
               <w:spacing w:after="40" w:before="0"/>
               <w:jc w:val="left"/>
             </w:pPr>
@@ -2870,6 +2937,7 @@
           </w:tcPr>
           <w:p>
             <w:pPr>
+              <w:keepNext w:val="false"/>
               <w:spacing w:after="40" w:before="0"/>
               <w:jc w:val="left"/>
             </w:pPr>
@@ -2929,6 +2997,7 @@
           </w:tcPr>
           <w:p>
             <w:pPr>
+              <w:keepNext w:val="false"/>
               <w:spacing w:after="40" w:before="0"/>
               <w:jc w:val="center"/>
             </w:pPr>
@@ -2963,6 +3032,7 @@
           </w:tcPr>
           <w:p>
             <w:pPr>
+              <w:keepNext w:val="false"/>
               <w:spacing w:after="40" w:before="0"/>
               <w:jc w:val="left"/>
             </w:pPr>
@@ -3027,6 +3097,7 @@
           </w:tcPr>
           <w:p>
             <w:pPr>
+              <w:keepNext w:val="false"/>
               <w:spacing w:after="40" w:before="0"/>
               <w:jc w:val="center"/>
             </w:pPr>
@@ -3061,6 +3132,7 @@
           </w:tcPr>
           <w:p>
             <w:pPr>
+              <w:keepNext w:val="false"/>
               <w:spacing w:after="40" w:before="0"/>
               <w:jc w:val="left"/>
             </w:pPr>
@@ -3093,6 +3165,7 @@
           </w:tcPr>
           <w:p>
             <w:pPr>
+              <w:keepNext w:val="false"/>
               <w:spacing w:after="40" w:before="0"/>
               <w:jc w:val="left"/>
             </w:pPr>
@@ -3125,6 +3198,7 @@
           </w:tcPr>
           <w:p>
             <w:pPr>
+              <w:keepNext w:val="false"/>
               <w:spacing w:after="40" w:before="0"/>
               <w:jc w:val="left"/>
             </w:pPr>
@@ -3157,6 +3231,7 @@
           </w:tcPr>
           <w:p>
             <w:pPr>
+              <w:keepNext w:val="false"/>
               <w:spacing w:after="40" w:before="0"/>
               <w:jc w:val="left"/>
             </w:pPr>
@@ -3189,6 +3264,7 @@
           </w:tcPr>
           <w:p>
             <w:pPr>
+              <w:keepNext w:val="false"/>
               <w:spacing w:after="40" w:before="0"/>
               <w:jc w:val="left"/>
             </w:pPr>
@@ -3223,6 +3299,7 @@
           </w:tcPr>
           <w:p>
             <w:pPr>
+              <w:keepNext w:val="false"/>
               <w:spacing w:after="40" w:before="0"/>
               <w:jc w:val="left"/>
             </w:pPr>
@@ -3260,7 +3337,7 @@
             <w:pPr>
               <w:spacing w:after="20" w:before="0"/>
             </w:pPr>
-            <w:hyperlink w:history="1" r:id="rId3lvcnyviz9azks32yc0f5">
+            <w:hyperlink w:history="1" r:id="rIdqtwroftlaaslnaonodbuk">
               <w:r>
                 <w:rPr>
                   <w:rFonts w:ascii="Arial" w:cs="Arial" w:eastAsia="Arial" w:hAnsi="Arial"/>
@@ -3309,7 +3386,7 @@
               <w:spacing w:after="10" w:before="0"/>
               <w:ind w:left="120"/>
             </w:pPr>
-            <w:hyperlink w:history="1" r:id="rIdrashegt_imwy3yusnrtvk">
+            <w:hyperlink w:history="1" r:id="rIdxdzsxpi20_kwbvtndhdnh">
               <w:r>
                 <w:rPr>
                   <w:rFonts w:ascii="Arial" w:cs="Arial" w:eastAsia="Arial" w:hAnsi="Arial"/>
@@ -3354,7 +3431,7 @@
             <w:pPr>
               <w:spacing w:after="20" w:before="0"/>
             </w:pPr>
-            <w:hyperlink w:history="1" r:id="rId_mrbb0rmaslp6wih0i9eh">
+            <w:hyperlink w:history="1" r:id="rIdmjtd0ajb6j786h1u8ryi8">
               <w:r>
                 <w:rPr>
                   <w:rFonts w:ascii="Arial" w:cs="Arial" w:eastAsia="Arial" w:hAnsi="Arial"/>
@@ -3403,7 +3480,7 @@
               <w:spacing w:after="10" w:before="0"/>
               <w:ind w:left="120"/>
             </w:pPr>
-            <w:hyperlink w:history="1" r:id="rIdsilzctebwwlaybnck1gaa">
+            <w:hyperlink w:history="1" r:id="rIdg6ol5yfff8_cjkgxcjm93">
               <w:r>
                 <w:rPr>
                   <w:rFonts w:ascii="Arial" w:cs="Arial" w:eastAsia="Arial" w:hAnsi="Arial"/>
@@ -3431,6 +3508,7 @@
           </w:tcPr>
           <w:p>
             <w:pPr>
+              <w:keepNext w:val="false"/>
               <w:spacing w:after="40" w:before="0"/>
               <w:jc w:val="left"/>
             </w:pPr>
@@ -3463,6 +3541,7 @@
           </w:tcPr>
           <w:p>
             <w:pPr>
+              <w:keepNext w:val="false"/>
               <w:spacing w:after="40" w:before="0"/>
               <w:jc w:val="left"/>
             </w:pPr>
@@ -3495,6 +3574,7 @@
           </w:tcPr>
           <w:p>
             <w:pPr>
+              <w:keepNext w:val="false"/>
               <w:spacing w:after="40" w:before="0"/>
               <w:jc w:val="left"/>
             </w:pPr>
@@ -3527,6 +3607,7 @@
           </w:tcPr>
           <w:p>
             <w:pPr>
+              <w:keepNext w:val="false"/>
               <w:spacing w:after="40" w:before="0"/>
               <w:jc w:val="left"/>
             </w:pPr>
@@ -3561,6 +3642,7 @@
           </w:tcPr>
           <w:p>
             <w:pPr>
+              <w:keepNext w:val="false"/>
               <w:spacing w:after="40" w:before="0"/>
               <w:jc w:val="left"/>
             </w:pPr>
@@ -3598,7 +3680,7 @@
             <w:pPr>
               <w:spacing w:after="20" w:before="0"/>
             </w:pPr>
-            <w:hyperlink w:history="1" r:id="rIdl1itf7npta5lt3i8xeona">
+            <w:hyperlink w:history="1" r:id="rIdmdvsruxmyoaaa5fuijaun">
               <w:r>
                 <w:rPr>
                   <w:rFonts w:ascii="Arial" w:cs="Arial" w:eastAsia="Arial" w:hAnsi="Arial"/>
@@ -3647,7 +3729,7 @@
               <w:spacing w:after="10" w:before="0"/>
               <w:ind w:left="120"/>
             </w:pPr>
-            <w:hyperlink w:history="1" r:id="rIdpcqfzlpu4yz_q6l_jouen">
+            <w:hyperlink w:history="1" r:id="rIdlunfxqigerztbzpturkjz">
               <w:r>
                 <w:rPr>
                   <w:rFonts w:ascii="Arial" w:cs="Arial" w:eastAsia="Arial" w:hAnsi="Arial"/>
@@ -3692,7 +3774,7 @@
             <w:pPr>
               <w:spacing w:after="20" w:before="0"/>
             </w:pPr>
-            <w:hyperlink w:history="1" r:id="rIdboo0rns_z8lkzp_tdl_pu">
+            <w:hyperlink w:history="1" r:id="rIdedeumdlrfyyxve8ciazzf">
               <w:r>
                 <w:rPr>
                   <w:rFonts w:ascii="Arial" w:cs="Arial" w:eastAsia="Arial" w:hAnsi="Arial"/>
@@ -3741,7 +3823,7 @@
               <w:spacing w:after="10" w:before="0"/>
               <w:ind w:left="120"/>
             </w:pPr>
-            <w:hyperlink w:history="1" r:id="rIdgxhdql3f4t6carbvzsuyi">
+            <w:hyperlink w:history="1" r:id="rIdumep0mg5g5ugwxsv8jjju">
               <w:r>
                 <w:rPr>
                   <w:rFonts w:ascii="Arial" w:cs="Arial" w:eastAsia="Arial" w:hAnsi="Arial"/>
@@ -3769,6 +3851,7 @@
           </w:tcPr>
           <w:p>
             <w:pPr>
+              <w:keepNext w:val="false"/>
               <w:spacing w:after="40" w:before="0"/>
               <w:jc w:val="left"/>
             </w:pPr>
@@ -3801,6 +3884,7 @@
           </w:tcPr>
           <w:p>
             <w:pPr>
+              <w:keepNext w:val="false"/>
               <w:spacing w:after="40" w:before="0"/>
               <w:jc w:val="left"/>
             </w:pPr>
@@ -3833,6 +3917,7 @@
           </w:tcPr>
           <w:p>
             <w:pPr>
+              <w:keepNext w:val="false"/>
               <w:spacing w:after="40" w:before="0"/>
               <w:jc w:val="left"/>
             </w:pPr>
@@ -3865,6 +3950,7 @@
           </w:tcPr>
           <w:p>
             <w:pPr>
+              <w:keepNext w:val="false"/>
               <w:spacing w:after="40" w:before="0"/>
               <w:jc w:val="left"/>
             </w:pPr>
@@ -3899,6 +3985,7 @@
           </w:tcPr>
           <w:p>
             <w:pPr>
+              <w:keepNext w:val="false"/>
               <w:spacing w:after="40" w:before="0"/>
               <w:jc w:val="left"/>
             </w:pPr>
@@ -3936,7 +4023,7 @@
             <w:pPr>
               <w:spacing w:after="20" w:before="0"/>
             </w:pPr>
-            <w:hyperlink w:history="1" r:id="rIdci41vtfjwcwtnog0bwn1_">
+            <w:hyperlink w:history="1" r:id="rIdxdbhkfx6koqisywzmx3cf">
               <w:r>
                 <w:rPr>
                   <w:rFonts w:ascii="Arial" w:cs="Arial" w:eastAsia="Arial" w:hAnsi="Arial"/>
@@ -3985,7 +4072,7 @@
               <w:spacing w:after="10" w:before="0"/>
               <w:ind w:left="120"/>
             </w:pPr>
-            <w:hyperlink w:history="1" r:id="rIdlxafcm1vvju4u_mwg15tm">
+            <w:hyperlink w:history="1" r:id="rId1isuujppcpwm1bdtphgih">
               <w:r>
                 <w:rPr>
                   <w:rFonts w:ascii="Arial" w:cs="Arial" w:eastAsia="Arial" w:hAnsi="Arial"/>
@@ -4030,7 +4117,7 @@
             <w:pPr>
               <w:spacing w:after="20" w:before="0"/>
             </w:pPr>
-            <w:hyperlink w:history="1" r:id="rId7h9onyupyamkdtvbqyjri">
+            <w:hyperlink w:history="1" r:id="rIdu2zvmsbocqgousx3_vh8e">
               <w:r>
                 <w:rPr>
                   <w:rFonts w:ascii="Arial" w:cs="Arial" w:eastAsia="Arial" w:hAnsi="Arial"/>
@@ -4079,7 +4166,7 @@
               <w:spacing w:after="10" w:before="0"/>
               <w:ind w:left="120"/>
             </w:pPr>
-            <w:hyperlink w:history="1" r:id="rIdexmtghhs0d307gopqytw4">
+            <w:hyperlink w:history="1" r:id="rIdvvwqpmuohw7vcps_8lit9">
               <w:r>
                 <w:rPr>
                   <w:rFonts w:ascii="Arial" w:cs="Arial" w:eastAsia="Arial" w:hAnsi="Arial"/>
@@ -4107,6 +4194,7 @@
           </w:tcPr>
           <w:p>
             <w:pPr>
+              <w:keepNext w:val="false"/>
               <w:spacing w:after="40" w:before="0"/>
               <w:jc w:val="left"/>
             </w:pPr>
@@ -4139,6 +4227,7 @@
           </w:tcPr>
           <w:p>
             <w:pPr>
+              <w:keepNext w:val="false"/>
               <w:spacing w:after="40" w:before="0"/>
               <w:jc w:val="left"/>
             </w:pPr>
@@ -4171,6 +4260,7 @@
           </w:tcPr>
           <w:p>
             <w:pPr>
+              <w:keepNext w:val="false"/>
               <w:spacing w:after="40" w:before="0"/>
               <w:jc w:val="left"/>
             </w:pPr>
@@ -4203,6 +4293,7 @@
           </w:tcPr>
           <w:p>
             <w:pPr>
+              <w:keepNext w:val="false"/>
               <w:spacing w:after="40" w:before="0"/>
               <w:jc w:val="left"/>
             </w:pPr>
@@ -4237,6 +4328,7 @@
           </w:tcPr>
           <w:p>
             <w:pPr>
+              <w:keepNext w:val="false"/>
               <w:spacing w:after="40" w:before="0"/>
               <w:jc w:val="left"/>
             </w:pPr>
@@ -4274,7 +4366,7 @@
             <w:pPr>
               <w:spacing w:after="20" w:before="0"/>
             </w:pPr>
-            <w:hyperlink w:history="1" r:id="rIdaswqqp3zpntjkudv4dxm1">
+            <w:hyperlink w:history="1" r:id="rIds75j2ul5cfkikbraxkyow">
               <w:r>
                 <w:rPr>
                   <w:rFonts w:ascii="Arial" w:cs="Arial" w:eastAsia="Arial" w:hAnsi="Arial"/>
@@ -4323,7 +4415,7 @@
               <w:spacing w:after="10" w:before="0"/>
               <w:ind w:left="120"/>
             </w:pPr>
-            <w:hyperlink w:history="1" r:id="rIdhc4lt8m1zbn-oeva7tscw">
+            <w:hyperlink w:history="1" r:id="rId9bflb7zm-a0wvgqamju6_">
               <w:r>
                 <w:rPr>
                   <w:rFonts w:ascii="Arial" w:cs="Arial" w:eastAsia="Arial" w:hAnsi="Arial"/>
@@ -4368,7 +4460,7 @@
             <w:pPr>
               <w:spacing w:after="20" w:before="0"/>
             </w:pPr>
-            <w:hyperlink w:history="1" r:id="rIdls4uo9qcf0pcu5sfj7b36">
+            <w:hyperlink w:history="1" r:id="rId6bmdidhozsqszsbyedkc7">
               <w:r>
                 <w:rPr>
                   <w:rFonts w:ascii="Arial" w:cs="Arial" w:eastAsia="Arial" w:hAnsi="Arial"/>
@@ -4417,7 +4509,7 @@
               <w:spacing w:after="10" w:before="0"/>
               <w:ind w:left="120"/>
             </w:pPr>
-            <w:hyperlink w:history="1" r:id="rIdls1_epmkcnoahxoyftv8t">
+            <w:hyperlink w:history="1" r:id="rIdz6httoapbeljkmkrq3x0f">
               <w:r>
                 <w:rPr>
                   <w:rFonts w:ascii="Arial" w:cs="Arial" w:eastAsia="Arial" w:hAnsi="Arial"/>
@@ -4445,6 +4537,7 @@
           </w:tcPr>
           <w:p>
             <w:pPr>
+              <w:keepNext w:val="false"/>
               <w:spacing w:after="40" w:before="0"/>
               <w:jc w:val="left"/>
             </w:pPr>
@@ -4477,6 +4570,7 @@
           </w:tcPr>
           <w:p>
             <w:pPr>
+              <w:keepNext w:val="false"/>
               <w:spacing w:after="40" w:before="0"/>
               <w:jc w:val="left"/>
             </w:pPr>
@@ -4509,6 +4603,7 @@
           </w:tcPr>
           <w:p>
             <w:pPr>
+              <w:keepNext w:val="false"/>
               <w:spacing w:after="40" w:before="0"/>
               <w:jc w:val="left"/>
             </w:pPr>
@@ -4541,6 +4636,7 @@
           </w:tcPr>
           <w:p>
             <w:pPr>
+              <w:keepNext w:val="false"/>
               <w:spacing w:after="40" w:before="0"/>
               <w:jc w:val="left"/>
             </w:pPr>
@@ -4575,6 +4671,7 @@
           </w:tcPr>
           <w:p>
             <w:pPr>
+              <w:keepNext w:val="false"/>
               <w:spacing w:after="40" w:before="0"/>
               <w:jc w:val="left"/>
             </w:pPr>
@@ -4612,7 +4709,7 @@
             <w:pPr>
               <w:spacing w:after="20" w:before="0"/>
             </w:pPr>
-            <w:hyperlink w:history="1" r:id="rIdnhy89mb7tigushn6muj2k">
+            <w:hyperlink w:history="1" r:id="rIdzcw1kywrhw82lufcbpaie">
               <w:r>
                 <w:rPr>
                   <w:rFonts w:ascii="Arial" w:cs="Arial" w:eastAsia="Arial" w:hAnsi="Arial"/>
@@ -4661,7 +4758,7 @@
               <w:spacing w:after="10" w:before="0"/>
               <w:ind w:left="120"/>
             </w:pPr>
-            <w:hyperlink w:history="1" r:id="rIdympeos3yyydb9jjxva0ro">
+            <w:hyperlink w:history="1" r:id="rIdtwvgz7k1ar1voitryayqj">
               <w:r>
                 <w:rPr>
                   <w:rFonts w:ascii="Arial" w:cs="Arial" w:eastAsia="Arial" w:hAnsi="Arial"/>
@@ -4706,7 +4803,7 @@
             <w:pPr>
               <w:spacing w:after="20" w:before="0"/>
             </w:pPr>
-            <w:hyperlink w:history="1" r:id="rIdxulfn1sx_em3nclzirjzi">
+            <w:hyperlink w:history="1" r:id="rIdpadwhofm5wgqgtazpvmk7">
               <w:r>
                 <w:rPr>
                   <w:rFonts w:ascii="Arial" w:cs="Arial" w:eastAsia="Arial" w:hAnsi="Arial"/>
@@ -4755,7 +4852,7 @@
               <w:spacing w:after="10" w:before="0"/>
               <w:ind w:left="120"/>
             </w:pPr>
-            <w:hyperlink w:history="1" r:id="rIdrvmakgs48gdd3swd5bgdr">
+            <w:hyperlink w:history="1" r:id="rIdmm4zapizf9gemmzfzilgt">
               <w:r>
                 <w:rPr>
                   <w:rFonts w:ascii="Arial" w:cs="Arial" w:eastAsia="Arial" w:hAnsi="Arial"/>
@@ -4783,6 +4880,7 @@
           </w:tcPr>
           <w:p>
             <w:pPr>
+              <w:keepNext w:val="false"/>
               <w:spacing w:after="40" w:before="0"/>
               <w:jc w:val="left"/>
             </w:pPr>
@@ -4815,6 +4913,7 @@
           </w:tcPr>
           <w:p>
             <w:pPr>
+              <w:keepNext w:val="false"/>
               <w:spacing w:after="40" w:before="0"/>
               <w:jc w:val="left"/>
             </w:pPr>
@@ -4847,6 +4946,7 @@
           </w:tcPr>
           <w:p>
             <w:pPr>
+              <w:keepNext w:val="false"/>
               <w:spacing w:after="40" w:before="0"/>
               <w:jc w:val="left"/>
             </w:pPr>
@@ -4879,6 +4979,7 @@
           </w:tcPr>
           <w:p>
             <w:pPr>
+              <w:keepNext w:val="false"/>
               <w:spacing w:after="40" w:before="0"/>
               <w:jc w:val="left"/>
             </w:pPr>
@@ -4938,6 +5039,7 @@
           </w:tcPr>
           <w:p>
             <w:pPr>
+              <w:keepNext w:val="false"/>
               <w:spacing w:after="40" w:before="0"/>
               <w:jc w:val="center"/>
             </w:pPr>
@@ -4972,6 +5074,7 @@
           </w:tcPr>
           <w:p>
             <w:pPr>
+              <w:keepNext w:val="false"/>
               <w:spacing w:after="40" w:before="0"/>
               <w:jc w:val="left"/>
             </w:pPr>
@@ -5033,6 +5136,7 @@
           </w:tcPr>
           <w:p>
             <w:pPr>
+              <w:keepNext w:val="false"/>
               <w:spacing w:after="40" w:before="0"/>
               <w:jc w:val="center"/>
             </w:pPr>
@@ -5067,6 +5171,7 @@
           </w:tcPr>
           <w:p>
             <w:pPr>
+              <w:keepNext w:val="false"/>
               <w:spacing w:after="40" w:before="0"/>
               <w:jc w:val="left"/>
             </w:pPr>
@@ -5099,6 +5204,7 @@
           </w:tcPr>
           <w:p>
             <w:pPr>
+              <w:keepNext w:val="false"/>
               <w:spacing w:after="40" w:before="0"/>
               <w:jc w:val="left"/>
             </w:pPr>
@@ -5133,6 +5239,7 @@
           </w:tcPr>
           <w:p>
             <w:pPr>
+              <w:keepNext w:val="false"/>
               <w:spacing w:after="40" w:before="0"/>
               <w:jc w:val="left"/>
             </w:pPr>
@@ -5165,6 +5272,7 @@
           </w:tcPr>
           <w:p>
             <w:pPr>
+              <w:keepNext w:val="false"/>
               <w:spacing w:after="40" w:before="0"/>
               <w:jc w:val="left"/>
             </w:pPr>
@@ -5199,6 +5307,7 @@
           </w:tcPr>
           <w:p>
             <w:pPr>
+              <w:keepNext w:val="false"/>
               <w:spacing w:after="40" w:before="0"/>
               <w:jc w:val="left"/>
             </w:pPr>
@@ -5231,6 +5340,7 @@
           </w:tcPr>
           <w:p>
             <w:pPr>
+              <w:keepNext w:val="false"/>
               <w:spacing w:after="40" w:before="0"/>
               <w:jc w:val="left"/>
             </w:pPr>
@@ -5267,7 +5377,7 @@
         </w:rPr>
         <w:t xml:space="preserve">© 2026 SeaVuria and ARES. Aligned with KICD objectives. Developed by SeaVuria; technical implementation by ARES (with AI assistance from Claude). Licensed under </w:t>
       </w:r>
-      <w:hyperlink w:history="1" r:id="rIdtzmfqamu979jskcqdhz1f">
+      <w:hyperlink w:history="1" r:id="rIdg3l8jzbipnhbawy4kk6nt">
         <w:r>
           <w:rPr>
             <w:rFonts w:ascii="Arial" w:cs="Arial" w:eastAsia="Arial" w:hAnsi="Arial"/>
@@ -5288,7 +5398,7 @@
         </w:rPr>
         <w:t xml:space="preserve"> (</w:t>
       </w:r>
-      <w:hyperlink w:history="1" r:id="rIdvh64inmq9_ute7eqfsj3z">
+      <w:hyperlink w:history="1" r:id="rIdydq-hjbvbwkon-gsifwhi">
         <w:r>
           <w:rPr>
             <w:rFonts w:ascii="Arial" w:cs="Arial" w:eastAsia="Arial" w:hAnsi="Arial"/>
@@ -5348,6 +5458,7 @@
           </w:tcPr>
           <w:p>
             <w:pPr>
+              <w:keepNext w:val="false"/>
               <w:spacing w:after="40" w:before="0"/>
               <w:jc w:val="center"/>
             </w:pPr>
@@ -5383,6 +5494,7 @@
           </w:tcPr>
           <w:p>
             <w:pPr>
+              <w:keepNext w:val="false"/>
               <w:spacing w:after="40" w:before="0"/>
               <w:jc w:val="center"/>
             </w:pPr>
@@ -5417,6 +5529,7 @@
           </w:tcPr>
           <w:p>
             <w:pPr>
+              <w:keepNext w:val="false"/>
               <w:spacing w:after="40" w:before="0"/>
               <w:jc w:val="left"/>
             </w:pPr>
@@ -5449,6 +5562,7 @@
           </w:tcPr>
           <w:p>
             <w:pPr>
+              <w:keepNext w:val="false"/>
               <w:spacing w:after="40" w:before="0"/>
               <w:jc w:val="left"/>
             </w:pPr>
@@ -5483,6 +5597,7 @@
           </w:tcPr>
           <w:p>
             <w:pPr>
+              <w:keepNext w:val="false"/>
               <w:spacing w:after="40" w:before="0"/>
               <w:jc w:val="left"/>
             </w:pPr>
@@ -5515,6 +5630,7 @@
           </w:tcPr>
           <w:p>
             <w:pPr>
+              <w:keepNext w:val="false"/>
               <w:spacing w:after="40" w:before="0"/>
               <w:jc w:val="left"/>
             </w:pPr>
@@ -5549,6 +5665,7 @@
           </w:tcPr>
           <w:p>
             <w:pPr>
+              <w:keepNext w:val="false"/>
               <w:spacing w:after="40" w:before="0"/>
               <w:jc w:val="left"/>
             </w:pPr>
@@ -5581,6 +5698,7 @@
           </w:tcPr>
           <w:p>
             <w:pPr>
+              <w:keepNext w:val="false"/>
               <w:spacing w:after="40" w:before="0"/>
               <w:jc w:val="left"/>
             </w:pPr>
@@ -5615,6 +5733,7 @@
           </w:tcPr>
           <w:p>
             <w:pPr>
+              <w:keepNext w:val="false"/>
               <w:spacing w:after="40" w:before="0"/>
               <w:jc w:val="left"/>
             </w:pPr>
@@ -5647,6 +5766,7 @@
           </w:tcPr>
           <w:p>
             <w:pPr>
+              <w:keepNext w:val="false"/>
               <w:spacing w:after="40" w:before="0"/>
               <w:jc w:val="left"/>
             </w:pPr>
@@ -5681,6 +5801,7 @@
           </w:tcPr>
           <w:p>
             <w:pPr>
+              <w:keepNext w:val="false"/>
               <w:spacing w:after="40" w:before="0"/>
               <w:jc w:val="left"/>
             </w:pPr>
@@ -5713,6 +5834,7 @@
           </w:tcPr>
           <w:p>
             <w:pPr>
+              <w:keepNext w:val="false"/>
               <w:spacing w:after="40" w:before="0"/>
               <w:jc w:val="left"/>
             </w:pPr>
@@ -5747,6 +5869,7 @@
           </w:tcPr>
           <w:p>
             <w:pPr>
+              <w:keepNext w:val="false"/>
               <w:spacing w:after="40" w:before="0"/>
               <w:jc w:val="left"/>
             </w:pPr>
@@ -5779,6 +5902,7 @@
           </w:tcPr>
           <w:p>
             <w:pPr>
+              <w:keepNext w:val="false"/>
               <w:spacing w:after="40" w:before="0"/>
               <w:jc w:val="left"/>
             </w:pPr>
@@ -5813,6 +5937,7 @@
           </w:tcPr>
           <w:p>
             <w:pPr>
+              <w:keepNext w:val="false"/>
               <w:spacing w:after="40" w:before="0"/>
               <w:jc w:val="left"/>
             </w:pPr>
@@ -5845,6 +5970,7 @@
           </w:tcPr>
           <w:p>
             <w:pPr>
+              <w:keepNext w:val="false"/>
               <w:spacing w:after="40" w:before="0"/>
               <w:jc w:val="left"/>
             </w:pPr>
@@ -5879,6 +6005,7 @@
           </w:tcPr>
           <w:p>
             <w:pPr>
+              <w:keepNext w:val="false"/>
               <w:spacing w:after="40" w:before="0"/>
               <w:jc w:val="left"/>
             </w:pPr>
@@ -5911,6 +6038,7 @@
           </w:tcPr>
           <w:p>
             <w:pPr>
+              <w:keepNext w:val="false"/>
               <w:spacing w:after="40" w:before="0"/>
               <w:jc w:val="left"/>
             </w:pPr>
@@ -5970,6 +6098,7 @@
           </w:tcPr>
           <w:p>
             <w:pPr>
+              <w:keepNext w:val="false"/>
               <w:spacing w:after="40" w:before="0"/>
               <w:jc w:val="center"/>
             </w:pPr>
@@ -6004,6 +6133,7 @@
           </w:tcPr>
           <w:p>
             <w:pPr>
+              <w:keepNext w:val="false"/>
               <w:spacing w:after="40" w:before="0"/>
               <w:jc w:val="left"/>
             </w:pPr>
@@ -6068,6 +6198,7 @@
           </w:tcPr>
           <w:p>
             <w:pPr>
+              <w:keepNext w:val="false"/>
               <w:spacing w:after="40" w:before="0"/>
               <w:jc w:val="center"/>
             </w:pPr>
@@ -6102,6 +6233,7 @@
           </w:tcPr>
           <w:p>
             <w:pPr>
+              <w:keepNext w:val="false"/>
               <w:spacing w:after="40" w:before="0"/>
               <w:jc w:val="left"/>
             </w:pPr>
@@ -6134,6 +6266,7 @@
           </w:tcPr>
           <w:p>
             <w:pPr>
+              <w:keepNext w:val="false"/>
               <w:spacing w:after="40" w:before="0"/>
               <w:jc w:val="left"/>
             </w:pPr>
@@ -6166,6 +6299,7 @@
           </w:tcPr>
           <w:p>
             <w:pPr>
+              <w:keepNext w:val="false"/>
               <w:spacing w:after="40" w:before="0"/>
               <w:jc w:val="left"/>
             </w:pPr>
@@ -6198,6 +6332,7 @@
           </w:tcPr>
           <w:p>
             <w:pPr>
+              <w:keepNext w:val="false"/>
               <w:spacing w:after="40" w:before="0"/>
               <w:jc w:val="left"/>
             </w:pPr>
@@ -6230,6 +6365,7 @@
           </w:tcPr>
           <w:p>
             <w:pPr>
+              <w:keepNext w:val="false"/>
               <w:spacing w:after="40" w:before="0"/>
               <w:jc w:val="left"/>
             </w:pPr>
@@ -6264,6 +6400,7 @@
           </w:tcPr>
           <w:p>
             <w:pPr>
+              <w:keepNext w:val="false"/>
               <w:spacing w:after="40" w:before="0"/>
               <w:jc w:val="left"/>
             </w:pPr>
@@ -6301,7 +6438,7 @@
             <w:pPr>
               <w:spacing w:after="20" w:before="0"/>
             </w:pPr>
-            <w:hyperlink w:history="1" r:id="rIdkw8ucts8th0auc-6k4zow">
+            <w:hyperlink w:history="1" r:id="rIdtcsnj_fk6f_2qlkvwludd">
               <w:r>
                 <w:rPr>
                   <w:rFonts w:ascii="Arial" w:cs="Arial" w:eastAsia="Arial" w:hAnsi="Arial"/>
@@ -6334,7 +6471,7 @@
               <w:spacing w:after="10" w:before="0"/>
               <w:ind w:left="120"/>
             </w:pPr>
-            <w:hyperlink w:history="1" r:id="rId4ujwg45bhsljusie7nw1e">
+            <w:hyperlink w:history="1" r:id="rIdmevdel9kanls1l_vjfft-">
               <w:r>
                 <w:rPr>
                   <w:rFonts w:ascii="Arial" w:cs="Arial" w:eastAsia="Arial" w:hAnsi="Arial"/>
@@ -6379,7 +6516,7 @@
             <w:pPr>
               <w:spacing w:after="20" w:before="0"/>
             </w:pPr>
-            <w:hyperlink w:history="1" r:id="rIdzwkpslzxphdvp0xmbhtkb">
+            <w:hyperlink w:history="1" r:id="rIdlxqvslj9qyusc5hjlc5ec">
               <w:r>
                 <w:rPr>
                   <w:rFonts w:ascii="Arial" w:cs="Arial" w:eastAsia="Arial" w:hAnsi="Arial"/>
@@ -6412,7 +6549,7 @@
               <w:spacing w:after="10" w:before="0"/>
               <w:ind w:left="120"/>
             </w:pPr>
-            <w:hyperlink w:history="1" r:id="rIdvhngda_dxbozv0x1ftkqm">
+            <w:hyperlink w:history="1" r:id="rIdvcx1qtnu9afooxjdwpqts">
               <w:r>
                 <w:rPr>
                   <w:rFonts w:ascii="Arial" w:cs="Arial" w:eastAsia="Arial" w:hAnsi="Arial"/>
@@ -6440,6 +6577,7 @@
           </w:tcPr>
           <w:p>
             <w:pPr>
+              <w:keepNext w:val="false"/>
               <w:spacing w:after="40" w:before="0"/>
               <w:jc w:val="left"/>
             </w:pPr>
@@ -6472,6 +6610,7 @@
           </w:tcPr>
           <w:p>
             <w:pPr>
+              <w:keepNext w:val="false"/>
               <w:spacing w:after="40" w:before="0"/>
               <w:jc w:val="left"/>
             </w:pPr>
@@ -6504,6 +6643,7 @@
           </w:tcPr>
           <w:p>
             <w:pPr>
+              <w:keepNext w:val="false"/>
               <w:spacing w:after="40" w:before="0"/>
               <w:jc w:val="left"/>
             </w:pPr>
@@ -6536,6 +6676,7 @@
           </w:tcPr>
           <w:p>
             <w:pPr>
+              <w:keepNext w:val="false"/>
               <w:spacing w:after="40" w:before="0"/>
               <w:jc w:val="left"/>
             </w:pPr>
@@ -6570,6 +6711,7 @@
           </w:tcPr>
           <w:p>
             <w:pPr>
+              <w:keepNext w:val="false"/>
               <w:spacing w:after="40" w:before="0"/>
               <w:jc w:val="left"/>
             </w:pPr>
@@ -6607,7 +6749,7 @@
             <w:pPr>
               <w:spacing w:after="20" w:before="0"/>
             </w:pPr>
-            <w:hyperlink w:history="1" r:id="rIdio8v-botgw-cik0uaqsyb">
+            <w:hyperlink w:history="1" r:id="rIdvrhnzswlswinvicpyksj5">
               <w:r>
                 <w:rPr>
                   <w:rFonts w:ascii="Arial" w:cs="Arial" w:eastAsia="Arial" w:hAnsi="Arial"/>
@@ -6640,7 +6782,7 @@
               <w:spacing w:after="10" w:before="0"/>
               <w:ind w:left="120"/>
             </w:pPr>
-            <w:hyperlink w:history="1" r:id="rIdfhv7jjrmmcis1x_bjrscj">
+            <w:hyperlink w:history="1" r:id="rIdcnrpzb1grqzteidmzab-d">
               <w:r>
                 <w:rPr>
                   <w:rFonts w:ascii="Arial" w:cs="Arial" w:eastAsia="Arial" w:hAnsi="Arial"/>
@@ -6685,7 +6827,7 @@
             <w:pPr>
               <w:spacing w:after="20" w:before="0"/>
             </w:pPr>
-            <w:hyperlink w:history="1" r:id="rIdnfxsent4diwme1auok2by">
+            <w:hyperlink w:history="1" r:id="rId3jqlrlh3vcamzfi_lhyzb">
               <w:r>
                 <w:rPr>
                   <w:rFonts w:ascii="Arial" w:cs="Arial" w:eastAsia="Arial" w:hAnsi="Arial"/>
@@ -6718,7 +6860,7 @@
               <w:spacing w:after="10" w:before="0"/>
               <w:ind w:left="120"/>
             </w:pPr>
-            <w:hyperlink w:history="1" r:id="rId8ie8zmd-etis2om9gch8e">
+            <w:hyperlink w:history="1" r:id="rIdi-f-jptmxuzm7qde5f-uq">
               <w:r>
                 <w:rPr>
                   <w:rFonts w:ascii="Arial" w:cs="Arial" w:eastAsia="Arial" w:hAnsi="Arial"/>
@@ -6746,6 +6888,7 @@
           </w:tcPr>
           <w:p>
             <w:pPr>
+              <w:keepNext w:val="false"/>
               <w:spacing w:after="40" w:before="0"/>
               <w:jc w:val="left"/>
             </w:pPr>
@@ -6778,6 +6921,7 @@
           </w:tcPr>
           <w:p>
             <w:pPr>
+              <w:keepNext w:val="false"/>
               <w:spacing w:after="40" w:before="0"/>
               <w:jc w:val="left"/>
             </w:pPr>
@@ -6810,6 +6954,7 @@
           </w:tcPr>
           <w:p>
             <w:pPr>
+              <w:keepNext w:val="false"/>
               <w:spacing w:after="40" w:before="0"/>
               <w:jc w:val="left"/>
             </w:pPr>
@@ -6842,6 +6987,7 @@
           </w:tcPr>
           <w:p>
             <w:pPr>
+              <w:keepNext w:val="false"/>
               <w:spacing w:after="40" w:before="0"/>
               <w:jc w:val="left"/>
             </w:pPr>
@@ -6876,6 +7022,7 @@
           </w:tcPr>
           <w:p>
             <w:pPr>
+              <w:keepNext w:val="false"/>
               <w:spacing w:after="40" w:before="0"/>
               <w:jc w:val="left"/>
             </w:pPr>
@@ -6913,7 +7060,7 @@
             <w:pPr>
               <w:spacing w:after="20" w:before="0"/>
             </w:pPr>
-            <w:hyperlink w:history="1" r:id="rIdeirgp_ww73kb85q2vifwk">
+            <w:hyperlink w:history="1" r:id="rIdi5vy9ro9kcwolyznf2zmr">
               <w:r>
                 <w:rPr>
                   <w:rFonts w:ascii="Arial" w:cs="Arial" w:eastAsia="Arial" w:hAnsi="Arial"/>
@@ -6946,7 +7093,7 @@
               <w:spacing w:after="10" w:before="0"/>
               <w:ind w:left="120"/>
             </w:pPr>
-            <w:hyperlink w:history="1" r:id="rIdfhtqpalfaksbwdfkalbvz">
+            <w:hyperlink w:history="1" r:id="rIdw_r-vqanojm_hih8huvlj">
               <w:r>
                 <w:rPr>
                   <w:rFonts w:ascii="Arial" w:cs="Arial" w:eastAsia="Arial" w:hAnsi="Arial"/>
@@ -6991,7 +7138,7 @@
             <w:pPr>
               <w:spacing w:after="20" w:before="0"/>
             </w:pPr>
-            <w:hyperlink w:history="1" r:id="rIdxsk3nxadxlstyp2pbugoe">
+            <w:hyperlink w:history="1" r:id="rIdugedhdgmrbiitajcu8buv">
               <w:r>
                 <w:rPr>
                   <w:rFonts w:ascii="Arial" w:cs="Arial" w:eastAsia="Arial" w:hAnsi="Arial"/>
@@ -7024,7 +7171,7 @@
               <w:spacing w:after="10" w:before="0"/>
               <w:ind w:left="120"/>
             </w:pPr>
-            <w:hyperlink w:history="1" r:id="rIdkcn7uueafpdkdwv48jooj">
+            <w:hyperlink w:history="1" r:id="rIdvq59egfebmjh2gbeyf9l8">
               <w:r>
                 <w:rPr>
                   <w:rFonts w:ascii="Arial" w:cs="Arial" w:eastAsia="Arial" w:hAnsi="Arial"/>
@@ -7052,6 +7199,7 @@
           </w:tcPr>
           <w:p>
             <w:pPr>
+              <w:keepNext w:val="false"/>
               <w:spacing w:after="40" w:before="0"/>
               <w:jc w:val="left"/>
             </w:pPr>
@@ -7084,6 +7232,7 @@
           </w:tcPr>
           <w:p>
             <w:pPr>
+              <w:keepNext w:val="false"/>
               <w:spacing w:after="40" w:before="0"/>
               <w:jc w:val="left"/>
             </w:pPr>
@@ -7116,6 +7265,7 @@
           </w:tcPr>
           <w:p>
             <w:pPr>
+              <w:keepNext w:val="false"/>
               <w:spacing w:after="40" w:before="0"/>
               <w:jc w:val="left"/>
             </w:pPr>
@@ -7148,6 +7298,7 @@
           </w:tcPr>
           <w:p>
             <w:pPr>
+              <w:keepNext w:val="false"/>
               <w:spacing w:after="40" w:before="0"/>
               <w:jc w:val="left"/>
             </w:pPr>
@@ -7182,6 +7333,7 @@
           </w:tcPr>
           <w:p>
             <w:pPr>
+              <w:keepNext w:val="false"/>
               <w:spacing w:after="40" w:before="0"/>
               <w:jc w:val="left"/>
             </w:pPr>
@@ -7219,7 +7371,7 @@
             <w:pPr>
               <w:spacing w:after="20" w:before="0"/>
             </w:pPr>
-            <w:hyperlink w:history="1" r:id="rId-5l_yiprflafzr5b1pjlm">
+            <w:hyperlink w:history="1" r:id="rIdkx5wynex2gpzckoefbb4q">
               <w:r>
                 <w:rPr>
                   <w:rFonts w:ascii="Arial" w:cs="Arial" w:eastAsia="Arial" w:hAnsi="Arial"/>
@@ -7252,7 +7404,7 @@
               <w:spacing w:after="10" w:before="0"/>
               <w:ind w:left="120"/>
             </w:pPr>
-            <w:hyperlink w:history="1" r:id="rIdkemuoxuwjmtnqxiugy7xu">
+            <w:hyperlink w:history="1" r:id="rIdytsznq4h6ok5x49z7oyud">
               <w:r>
                 <w:rPr>
                   <w:rFonts w:ascii="Arial" w:cs="Arial" w:eastAsia="Arial" w:hAnsi="Arial"/>
@@ -7297,7 +7449,7 @@
             <w:pPr>
               <w:spacing w:after="20" w:before="0"/>
             </w:pPr>
-            <w:hyperlink w:history="1" r:id="rId7feekr_qg-h2lvo9d8bhq">
+            <w:hyperlink w:history="1" r:id="rIdnst3i3mxtiojjg68i80je">
               <w:r>
                 <w:rPr>
                   <w:rFonts w:ascii="Arial" w:cs="Arial" w:eastAsia="Arial" w:hAnsi="Arial"/>
@@ -7330,7 +7482,7 @@
               <w:spacing w:after="10" w:before="0"/>
               <w:ind w:left="120"/>
             </w:pPr>
-            <w:hyperlink w:history="1" r:id="rIdeyljsde7efnkwencyu51_">
+            <w:hyperlink w:history="1" r:id="rIdlgw-x-vg6djiczw4x1lnl">
               <w:r>
                 <w:rPr>
                   <w:rFonts w:ascii="Arial" w:cs="Arial" w:eastAsia="Arial" w:hAnsi="Arial"/>
@@ -7358,6 +7510,7 @@
           </w:tcPr>
           <w:p>
             <w:pPr>
+              <w:keepNext w:val="false"/>
               <w:spacing w:after="40" w:before="0"/>
               <w:jc w:val="left"/>
             </w:pPr>
@@ -7390,6 +7543,7 @@
           </w:tcPr>
           <w:p>
             <w:pPr>
+              <w:keepNext w:val="false"/>
               <w:spacing w:after="40" w:before="0"/>
               <w:jc w:val="left"/>
             </w:pPr>
@@ -7422,6 +7576,7 @@
           </w:tcPr>
           <w:p>
             <w:pPr>
+              <w:keepNext w:val="false"/>
               <w:spacing w:after="40" w:before="0"/>
               <w:jc w:val="left"/>
             </w:pPr>
@@ -7454,6 +7609,7 @@
           </w:tcPr>
           <w:p>
             <w:pPr>
+              <w:keepNext w:val="false"/>
               <w:spacing w:after="40" w:before="0"/>
               <w:jc w:val="left"/>
             </w:pPr>
@@ -7488,6 +7644,7 @@
           </w:tcPr>
           <w:p>
             <w:pPr>
+              <w:keepNext w:val="false"/>
               <w:spacing w:after="40" w:before="0"/>
               <w:jc w:val="left"/>
             </w:pPr>
@@ -7525,7 +7682,7 @@
             <w:pPr>
               <w:spacing w:after="20" w:before="0"/>
             </w:pPr>
-            <w:hyperlink w:history="1" r:id="rId6skdaaijzjgucvmrs6pb9">
+            <w:hyperlink w:history="1" r:id="rIddyprfd6ihs5ocyd4wlxxu">
               <w:r>
                 <w:rPr>
                   <w:rFonts w:ascii="Arial" w:cs="Arial" w:eastAsia="Arial" w:hAnsi="Arial"/>
@@ -7558,7 +7715,7 @@
               <w:spacing w:after="10" w:before="0"/>
               <w:ind w:left="120"/>
             </w:pPr>
-            <w:hyperlink w:history="1" r:id="rIdj12akxxtiv9-1hpqkls6b">
+            <w:hyperlink w:history="1" r:id="rIdjaewbef0v8iy38mup5dci">
               <w:r>
                 <w:rPr>
                   <w:rFonts w:ascii="Arial" w:cs="Arial" w:eastAsia="Arial" w:hAnsi="Arial"/>
@@ -7603,7 +7760,7 @@
             <w:pPr>
               <w:spacing w:after="20" w:before="0"/>
             </w:pPr>
-            <w:hyperlink w:history="1" r:id="rIdybbei_aeo5zxelzuf91xb">
+            <w:hyperlink w:history="1" r:id="rIdhdd6jxdr3sqmhrjhllt9s">
               <w:r>
                 <w:rPr>
                   <w:rFonts w:ascii="Arial" w:cs="Arial" w:eastAsia="Arial" w:hAnsi="Arial"/>
@@ -7652,7 +7809,7 @@
               <w:spacing w:after="10" w:before="0"/>
               <w:ind w:left="120"/>
             </w:pPr>
-            <w:hyperlink w:history="1" r:id="rIdfnjwy7ptjn6kksj80j38b">
+            <w:hyperlink w:history="1" r:id="rIdtbvnxiwvuoybhowq02q-y">
               <w:r>
                 <w:rPr>
                   <w:rFonts w:ascii="Arial" w:cs="Arial" w:eastAsia="Arial" w:hAnsi="Arial"/>
@@ -7680,6 +7837,7 @@
           </w:tcPr>
           <w:p>
             <w:pPr>
+              <w:keepNext w:val="false"/>
               <w:spacing w:after="40" w:before="0"/>
               <w:jc w:val="left"/>
             </w:pPr>
@@ -7712,6 +7870,7 @@
           </w:tcPr>
           <w:p>
             <w:pPr>
+              <w:keepNext w:val="false"/>
               <w:spacing w:after="40" w:before="0"/>
               <w:jc w:val="left"/>
             </w:pPr>
@@ -7744,6 +7903,7 @@
           </w:tcPr>
           <w:p>
             <w:pPr>
+              <w:keepNext w:val="false"/>
               <w:spacing w:after="40" w:before="0"/>
               <w:jc w:val="left"/>
             </w:pPr>
@@ -7776,6 +7936,7 @@
           </w:tcPr>
           <w:p>
             <w:pPr>
+              <w:keepNext w:val="false"/>
               <w:spacing w:after="40" w:before="0"/>
               <w:jc w:val="left"/>
             </w:pPr>
@@ -7835,6 +7996,7 @@
           </w:tcPr>
           <w:p>
             <w:pPr>
+              <w:keepNext w:val="false"/>
               <w:spacing w:after="40" w:before="0"/>
               <w:jc w:val="center"/>
             </w:pPr>
@@ -7869,6 +8031,7 @@
           </w:tcPr>
           <w:p>
             <w:pPr>
+              <w:keepNext w:val="false"/>
               <w:spacing w:after="40" w:before="0"/>
               <w:jc w:val="left"/>
             </w:pPr>
@@ -7930,6 +8093,7 @@
           </w:tcPr>
           <w:p>
             <w:pPr>
+              <w:keepNext w:val="false"/>
               <w:spacing w:after="40" w:before="0"/>
               <w:jc w:val="center"/>
             </w:pPr>
@@ -7964,6 +8128,7 @@
           </w:tcPr>
           <w:p>
             <w:pPr>
+              <w:keepNext w:val="false"/>
               <w:spacing w:after="40" w:before="0"/>
               <w:jc w:val="left"/>
             </w:pPr>
@@ -7996,6 +8161,7 @@
           </w:tcPr>
           <w:p>
             <w:pPr>
+              <w:keepNext w:val="false"/>
               <w:spacing w:after="40" w:before="0"/>
               <w:jc w:val="left"/>
             </w:pPr>
@@ -8030,6 +8196,7 @@
           </w:tcPr>
           <w:p>
             <w:pPr>
+              <w:keepNext w:val="false"/>
               <w:spacing w:after="40" w:before="0"/>
               <w:jc w:val="left"/>
             </w:pPr>
@@ -8062,6 +8229,7 @@
           </w:tcPr>
           <w:p>
             <w:pPr>
+              <w:keepNext w:val="false"/>
               <w:spacing w:after="40" w:before="0"/>
               <w:jc w:val="left"/>
             </w:pPr>
@@ -8096,6 +8264,7 @@
           </w:tcPr>
           <w:p>
             <w:pPr>
+              <w:keepNext w:val="false"/>
               <w:spacing w:after="40" w:before="0"/>
               <w:jc w:val="left"/>
             </w:pPr>
@@ -8128,6 +8297,7 @@
           </w:tcPr>
           <w:p>
             <w:pPr>
+              <w:keepNext w:val="false"/>
               <w:spacing w:after="40" w:before="0"/>
               <w:jc w:val="left"/>
             </w:pPr>
@@ -8164,7 +8334,7 @@
         </w:rPr>
         <w:t xml:space="preserve">© 2026 SeaVuria and ARES. Aligned with KICD objectives. Developed by SeaVuria; technical implementation by ARES (with AI assistance from Claude). Licensed under </w:t>
       </w:r>
-      <w:hyperlink w:history="1" r:id="rIdd_o64w7hsnactbzhgtbh6">
+      <w:hyperlink w:history="1" r:id="rIdx-lust3ov7rf48i4okppp">
         <w:r>
           <w:rPr>
             <w:rFonts w:ascii="Arial" w:cs="Arial" w:eastAsia="Arial" w:hAnsi="Arial"/>
@@ -8185,7 +8355,7 @@
         </w:rPr>
         <w:t xml:space="preserve"> (</w:t>
       </w:r>
-      <w:hyperlink w:history="1" r:id="rIdxtgsyce0rc_ynr-ygr3la">
+      <w:hyperlink w:history="1" r:id="rIdbf6qiyxhvxirwosl48s1q">
         <w:r>
           <w:rPr>
             <w:rFonts w:ascii="Arial" w:cs="Arial" w:eastAsia="Arial" w:hAnsi="Arial"/>
@@ -8245,6 +8415,7 @@
           </w:tcPr>
           <w:p>
             <w:pPr>
+              <w:keepNext w:val="false"/>
               <w:spacing w:after="40" w:before="0"/>
               <w:jc w:val="center"/>
             </w:pPr>
@@ -8280,6 +8451,7 @@
           </w:tcPr>
           <w:p>
             <w:pPr>
+              <w:keepNext w:val="false"/>
               <w:spacing w:after="40" w:before="0"/>
               <w:jc w:val="center"/>
             </w:pPr>
@@ -8314,6 +8486,7 @@
           </w:tcPr>
           <w:p>
             <w:pPr>
+              <w:keepNext w:val="false"/>
               <w:spacing w:after="40" w:before="0"/>
               <w:jc w:val="left"/>
             </w:pPr>
@@ -8346,6 +8519,7 @@
           </w:tcPr>
           <w:p>
             <w:pPr>
+              <w:keepNext w:val="false"/>
               <w:spacing w:after="40" w:before="0"/>
               <w:jc w:val="left"/>
             </w:pPr>
@@ -8380,6 +8554,7 @@
           </w:tcPr>
           <w:p>
             <w:pPr>
+              <w:keepNext w:val="false"/>
               <w:spacing w:after="40" w:before="0"/>
               <w:jc w:val="left"/>
             </w:pPr>
@@ -8412,6 +8587,7 @@
           </w:tcPr>
           <w:p>
             <w:pPr>
+              <w:keepNext w:val="false"/>
               <w:spacing w:after="40" w:before="0"/>
               <w:jc w:val="left"/>
             </w:pPr>
@@ -8446,6 +8622,7 @@
           </w:tcPr>
           <w:p>
             <w:pPr>
+              <w:keepNext w:val="false"/>
               <w:spacing w:after="40" w:before="0"/>
               <w:jc w:val="left"/>
             </w:pPr>
@@ -8478,6 +8655,7 @@
           </w:tcPr>
           <w:p>
             <w:pPr>
+              <w:keepNext w:val="false"/>
               <w:spacing w:after="40" w:before="0"/>
               <w:jc w:val="left"/>
             </w:pPr>
@@ -8512,6 +8690,7 @@
           </w:tcPr>
           <w:p>
             <w:pPr>
+              <w:keepNext w:val="false"/>
               <w:spacing w:after="40" w:before="0"/>
               <w:jc w:val="left"/>
             </w:pPr>
@@ -8544,6 +8723,7 @@
           </w:tcPr>
           <w:p>
             <w:pPr>
+              <w:keepNext w:val="false"/>
               <w:spacing w:after="40" w:before="0"/>
               <w:jc w:val="left"/>
             </w:pPr>
@@ -8578,6 +8758,7 @@
           </w:tcPr>
           <w:p>
             <w:pPr>
+              <w:keepNext w:val="false"/>
               <w:spacing w:after="40" w:before="0"/>
               <w:jc w:val="left"/>
             </w:pPr>
@@ -8610,6 +8791,7 @@
           </w:tcPr>
           <w:p>
             <w:pPr>
+              <w:keepNext w:val="false"/>
               <w:spacing w:after="40" w:before="0"/>
               <w:jc w:val="left"/>
             </w:pPr>
@@ -8644,6 +8826,7 @@
           </w:tcPr>
           <w:p>
             <w:pPr>
+              <w:keepNext w:val="false"/>
               <w:spacing w:after="40" w:before="0"/>
               <w:jc w:val="left"/>
             </w:pPr>
@@ -8676,6 +8859,7 @@
           </w:tcPr>
           <w:p>
             <w:pPr>
+              <w:keepNext w:val="false"/>
               <w:spacing w:after="40" w:before="0"/>
               <w:jc w:val="left"/>
             </w:pPr>
@@ -8710,6 +8894,7 @@
           </w:tcPr>
           <w:p>
             <w:pPr>
+              <w:keepNext w:val="false"/>
               <w:spacing w:after="40" w:before="0"/>
               <w:jc w:val="left"/>
             </w:pPr>
@@ -8742,6 +8927,7 @@
           </w:tcPr>
           <w:p>
             <w:pPr>
+              <w:keepNext w:val="false"/>
               <w:spacing w:after="40" w:before="0"/>
               <w:jc w:val="left"/>
             </w:pPr>
@@ -8776,6 +8962,7 @@
           </w:tcPr>
           <w:p>
             <w:pPr>
+              <w:keepNext w:val="false"/>
               <w:spacing w:after="40" w:before="0"/>
               <w:jc w:val="left"/>
             </w:pPr>
@@ -8808,6 +8995,7 @@
           </w:tcPr>
           <w:p>
             <w:pPr>
+              <w:keepNext w:val="false"/>
               <w:spacing w:after="40" w:before="0"/>
               <w:jc w:val="left"/>
             </w:pPr>
@@ -8867,6 +9055,7 @@
           </w:tcPr>
           <w:p>
             <w:pPr>
+              <w:keepNext w:val="false"/>
               <w:spacing w:after="40" w:before="0"/>
               <w:jc w:val="center"/>
             </w:pPr>
@@ -8901,6 +9090,7 @@
           </w:tcPr>
           <w:p>
             <w:pPr>
+              <w:keepNext w:val="false"/>
               <w:spacing w:after="40" w:before="0"/>
               <w:jc w:val="left"/>
             </w:pPr>
@@ -8965,6 +9155,7 @@
           </w:tcPr>
           <w:p>
             <w:pPr>
+              <w:keepNext w:val="false"/>
               <w:spacing w:after="40" w:before="0"/>
               <w:jc w:val="center"/>
             </w:pPr>
@@ -8999,6 +9190,7 @@
           </w:tcPr>
           <w:p>
             <w:pPr>
+              <w:keepNext w:val="false"/>
               <w:spacing w:after="40" w:before="0"/>
               <w:jc w:val="left"/>
             </w:pPr>
@@ -9031,6 +9223,7 @@
           </w:tcPr>
           <w:p>
             <w:pPr>
+              <w:keepNext w:val="false"/>
               <w:spacing w:after="40" w:before="0"/>
               <w:jc w:val="left"/>
             </w:pPr>
@@ -9063,6 +9256,7 @@
           </w:tcPr>
           <w:p>
             <w:pPr>
+              <w:keepNext w:val="false"/>
               <w:spacing w:after="40" w:before="0"/>
               <w:jc w:val="left"/>
             </w:pPr>
@@ -9095,6 +9289,7 @@
           </w:tcPr>
           <w:p>
             <w:pPr>
+              <w:keepNext w:val="false"/>
               <w:spacing w:after="40" w:before="0"/>
               <w:jc w:val="left"/>
             </w:pPr>
@@ -9127,6 +9322,7 @@
           </w:tcPr>
           <w:p>
             <w:pPr>
+              <w:keepNext w:val="false"/>
               <w:spacing w:after="40" w:before="0"/>
               <w:jc w:val="left"/>
             </w:pPr>
@@ -9161,6 +9357,7 @@
           </w:tcPr>
           <w:p>
             <w:pPr>
+              <w:keepNext w:val="false"/>
               <w:spacing w:after="40" w:before="0"/>
               <w:jc w:val="left"/>
             </w:pPr>
@@ -9198,7 +9395,7 @@
             <w:pPr>
               <w:spacing w:after="20" w:before="0"/>
             </w:pPr>
-            <w:hyperlink w:history="1" r:id="rIdazogrb0jx9psqmds1t1qi">
+            <w:hyperlink w:history="1" r:id="rIdubg5ehtoujdeyxbomgqzm">
               <w:r>
                 <w:rPr>
                   <w:rFonts w:ascii="Arial" w:cs="Arial" w:eastAsia="Arial" w:hAnsi="Arial"/>
@@ -9231,7 +9428,7 @@
               <w:spacing w:after="10" w:before="0"/>
               <w:ind w:left="120"/>
             </w:pPr>
-            <w:hyperlink w:history="1" r:id="rIdc_rihlcakt1uqsb0v2sty">
+            <w:hyperlink w:history="1" r:id="rId1vee_0qe3zqlybl1vktiw">
               <w:r>
                 <w:rPr>
                   <w:rFonts w:ascii="Arial" w:cs="Arial" w:eastAsia="Arial" w:hAnsi="Arial"/>
@@ -9276,7 +9473,7 @@
             <w:pPr>
               <w:spacing w:after="20" w:before="0"/>
             </w:pPr>
-            <w:hyperlink w:history="1" r:id="rIdrfu29r-512e9qrwkovsut">
+            <w:hyperlink w:history="1" r:id="rId-jr3fjuv7v9kmi_4tzmyy">
               <w:r>
                 <w:rPr>
                   <w:rFonts w:ascii="Arial" w:cs="Arial" w:eastAsia="Arial" w:hAnsi="Arial"/>
@@ -9325,7 +9522,7 @@
               <w:spacing w:after="10" w:before="0"/>
               <w:ind w:left="120"/>
             </w:pPr>
-            <w:hyperlink w:history="1" r:id="rId4dlub8gaqe61zz4h1g0fb">
+            <w:hyperlink w:history="1" r:id="rIdjclrgdjg5ioc00wosgv_q">
               <w:r>
                 <w:rPr>
                   <w:rFonts w:ascii="Arial" w:cs="Arial" w:eastAsia="Arial" w:hAnsi="Arial"/>
@@ -9353,6 +9550,7 @@
           </w:tcPr>
           <w:p>
             <w:pPr>
+              <w:keepNext w:val="false"/>
               <w:spacing w:after="40" w:before="0"/>
               <w:jc w:val="left"/>
             </w:pPr>
@@ -9385,6 +9583,7 @@
           </w:tcPr>
           <w:p>
             <w:pPr>
+              <w:keepNext w:val="false"/>
               <w:spacing w:after="40" w:before="0"/>
               <w:jc w:val="left"/>
             </w:pPr>
@@ -9417,6 +9616,7 @@
           </w:tcPr>
           <w:p>
             <w:pPr>
+              <w:keepNext w:val="false"/>
               <w:spacing w:after="40" w:before="0"/>
               <w:jc w:val="left"/>
             </w:pPr>
@@ -9449,6 +9649,7 @@
           </w:tcPr>
           <w:p>
             <w:pPr>
+              <w:keepNext w:val="false"/>
               <w:spacing w:after="40" w:before="0"/>
               <w:jc w:val="left"/>
             </w:pPr>
@@ -9483,6 +9684,7 @@
           </w:tcPr>
           <w:p>
             <w:pPr>
+              <w:keepNext w:val="false"/>
               <w:spacing w:after="40" w:before="0"/>
               <w:jc w:val="left"/>
             </w:pPr>
@@ -9520,7 +9722,7 @@
             <w:pPr>
               <w:spacing w:after="20" w:before="0"/>
             </w:pPr>
-            <w:hyperlink w:history="1" r:id="rIdm8exjy54lg-wokzb1abba">
+            <w:hyperlink w:history="1" r:id="rIdkz6oqzu-3d4ilzbs9buzc">
               <w:r>
                 <w:rPr>
                   <w:rFonts w:ascii="Arial" w:cs="Arial" w:eastAsia="Arial" w:hAnsi="Arial"/>
@@ -9553,7 +9755,7 @@
               <w:spacing w:after="10" w:before="0"/>
               <w:ind w:left="120"/>
             </w:pPr>
-            <w:hyperlink w:history="1" r:id="rId9qwphr5rr8nisdel228fd">
+            <w:hyperlink w:history="1" r:id="rIdknanttqdxcbivsqqz845y">
               <w:r>
                 <w:rPr>
                   <w:rFonts w:ascii="Arial" w:cs="Arial" w:eastAsia="Arial" w:hAnsi="Arial"/>
@@ -9598,7 +9800,7 @@
             <w:pPr>
               <w:spacing w:after="20" w:before="0"/>
             </w:pPr>
-            <w:hyperlink w:history="1" r:id="rIdlfuxb6n6zrmx3d05wqjy2">
+            <w:hyperlink w:history="1" r:id="rIdlm4z9f4jcyatfo3eva1qx">
               <w:r>
                 <w:rPr>
                   <w:rFonts w:ascii="Arial" w:cs="Arial" w:eastAsia="Arial" w:hAnsi="Arial"/>
@@ -9647,7 +9849,7 @@
               <w:spacing w:after="10" w:before="0"/>
               <w:ind w:left="120"/>
             </w:pPr>
-            <w:hyperlink w:history="1" r:id="rIdpmunofxjqqmtr7syvooze">
+            <w:hyperlink w:history="1" r:id="rIdmodwzjln6c_s130zhe0vd">
               <w:r>
                 <w:rPr>
                   <w:rFonts w:ascii="Arial" w:cs="Arial" w:eastAsia="Arial" w:hAnsi="Arial"/>
@@ -9675,6 +9877,7 @@
           </w:tcPr>
           <w:p>
             <w:pPr>
+              <w:keepNext w:val="false"/>
               <w:spacing w:after="40" w:before="0"/>
               <w:jc w:val="left"/>
             </w:pPr>
@@ -9707,6 +9910,7 @@
           </w:tcPr>
           <w:p>
             <w:pPr>
+              <w:keepNext w:val="false"/>
               <w:spacing w:after="40" w:before="0"/>
               <w:jc w:val="left"/>
             </w:pPr>
@@ -9739,6 +9943,7 @@
           </w:tcPr>
           <w:p>
             <w:pPr>
+              <w:keepNext w:val="false"/>
               <w:spacing w:after="40" w:before="0"/>
               <w:jc w:val="left"/>
             </w:pPr>
@@ -9771,6 +9976,7 @@
           </w:tcPr>
           <w:p>
             <w:pPr>
+              <w:keepNext w:val="false"/>
               <w:spacing w:after="40" w:before="0"/>
               <w:jc w:val="left"/>
             </w:pPr>
@@ -9805,6 +10011,7 @@
           </w:tcPr>
           <w:p>
             <w:pPr>
+              <w:keepNext w:val="false"/>
               <w:spacing w:after="40" w:before="0"/>
               <w:jc w:val="left"/>
             </w:pPr>
@@ -9842,7 +10049,7 @@
             <w:pPr>
               <w:spacing w:after="20" w:before="0"/>
             </w:pPr>
-            <w:hyperlink w:history="1" r:id="rIdng_iccjagrqgqauls5-yl">
+            <w:hyperlink w:history="1" r:id="rIdfouztk-qqs4-vygmitqxe">
               <w:r>
                 <w:rPr>
                   <w:rFonts w:ascii="Arial" w:cs="Arial" w:eastAsia="Arial" w:hAnsi="Arial"/>
@@ -9875,7 +10082,7 @@
               <w:spacing w:after="10" w:before="0"/>
               <w:ind w:left="120"/>
             </w:pPr>
-            <w:hyperlink w:history="1" r:id="rIdsnvixybhymaqyi4xyoxya">
+            <w:hyperlink w:history="1" r:id="rId3bqocq3yndn-cdlj-beeb">
               <w:r>
                 <w:rPr>
                   <w:rFonts w:ascii="Arial" w:cs="Arial" w:eastAsia="Arial" w:hAnsi="Arial"/>
@@ -9920,7 +10127,7 @@
             <w:pPr>
               <w:spacing w:after="20" w:before="0"/>
             </w:pPr>
-            <w:hyperlink w:history="1" r:id="rIdayuv8nslpbybdqtdz1jbb">
+            <w:hyperlink w:history="1" r:id="rId05odv94wuqzkslnnd7axn">
               <w:r>
                 <w:rPr>
                   <w:rFonts w:ascii="Arial" w:cs="Arial" w:eastAsia="Arial" w:hAnsi="Arial"/>
@@ -9969,7 +10176,7 @@
               <w:spacing w:after="10" w:before="0"/>
               <w:ind w:left="120"/>
             </w:pPr>
-            <w:hyperlink w:history="1" r:id="rIdk-jeqwojwjqecpm92qqk-">
+            <w:hyperlink w:history="1" r:id="rIds0nuj3kp5iv_yksttg1f3">
               <w:r>
                 <w:rPr>
                   <w:rFonts w:ascii="Arial" w:cs="Arial" w:eastAsia="Arial" w:hAnsi="Arial"/>
@@ -9997,6 +10204,7 @@
           </w:tcPr>
           <w:p>
             <w:pPr>
+              <w:keepNext w:val="false"/>
               <w:spacing w:after="40" w:before="0"/>
               <w:jc w:val="left"/>
             </w:pPr>
@@ -10029,6 +10237,7 @@
           </w:tcPr>
           <w:p>
             <w:pPr>
+              <w:keepNext w:val="false"/>
               <w:spacing w:after="40" w:before="0"/>
               <w:jc w:val="left"/>
             </w:pPr>
@@ -10061,6 +10270,7 @@
           </w:tcPr>
           <w:p>
             <w:pPr>
+              <w:keepNext w:val="false"/>
               <w:spacing w:after="40" w:before="0"/>
               <w:jc w:val="left"/>
             </w:pPr>
@@ -10093,6 +10303,7 @@
           </w:tcPr>
           <w:p>
             <w:pPr>
+              <w:keepNext w:val="false"/>
               <w:spacing w:after="40" w:before="0"/>
               <w:jc w:val="left"/>
             </w:pPr>
@@ -10127,6 +10338,7 @@
           </w:tcPr>
           <w:p>
             <w:pPr>
+              <w:keepNext w:val="false"/>
               <w:spacing w:after="40" w:before="0"/>
               <w:jc w:val="left"/>
             </w:pPr>
@@ -10164,7 +10376,7 @@
             <w:pPr>
               <w:spacing w:after="20" w:before="0"/>
             </w:pPr>
-            <w:hyperlink w:history="1" r:id="rIdmqqkrdcf2xoaunzhcl3hn">
+            <w:hyperlink w:history="1" r:id="rIdct5gh5kypbcinl5izppxb">
               <w:r>
                 <w:rPr>
                   <w:rFonts w:ascii="Arial" w:cs="Arial" w:eastAsia="Arial" w:hAnsi="Arial"/>
@@ -10197,7 +10409,7 @@
               <w:spacing w:after="10" w:before="0"/>
               <w:ind w:left="120"/>
             </w:pPr>
-            <w:hyperlink w:history="1" r:id="rIdoan86nbyqu5a7gwujp4kj">
+            <w:hyperlink w:history="1" r:id="rIdso_wb74af4pwapfqmda7y">
               <w:r>
                 <w:rPr>
                   <w:rFonts w:ascii="Arial" w:cs="Arial" w:eastAsia="Arial" w:hAnsi="Arial"/>
@@ -10242,7 +10454,7 @@
             <w:pPr>
               <w:spacing w:after="20" w:before="0"/>
             </w:pPr>
-            <w:hyperlink w:history="1" r:id="rIduf7xopbilhgju8qkzxceo">
+            <w:hyperlink w:history="1" r:id="rIdftrpgs4sxpcd5_xm8ffaz">
               <w:r>
                 <w:rPr>
                   <w:rFonts w:ascii="Arial" w:cs="Arial" w:eastAsia="Arial" w:hAnsi="Arial"/>
@@ -10291,7 +10503,7 @@
               <w:spacing w:after="10" w:before="0"/>
               <w:ind w:left="120"/>
             </w:pPr>
-            <w:hyperlink w:history="1" r:id="rIdhvqagqfd_l8haqhghiu8j">
+            <w:hyperlink w:history="1" r:id="rId-pkqlgfdq5kxckg9y7xo9">
               <w:r>
                 <w:rPr>
                   <w:rFonts w:ascii="Arial" w:cs="Arial" w:eastAsia="Arial" w:hAnsi="Arial"/>
@@ -10319,6 +10531,7 @@
           </w:tcPr>
           <w:p>
             <w:pPr>
+              <w:keepNext w:val="false"/>
               <w:spacing w:after="40" w:before="0"/>
               <w:jc w:val="left"/>
             </w:pPr>
@@ -10351,6 +10564,7 @@
           </w:tcPr>
           <w:p>
             <w:pPr>
+              <w:keepNext w:val="false"/>
               <w:spacing w:after="40" w:before="0"/>
               <w:jc w:val="left"/>
             </w:pPr>
@@ -10383,6 +10597,7 @@
           </w:tcPr>
           <w:p>
             <w:pPr>
+              <w:keepNext w:val="false"/>
               <w:spacing w:after="40" w:before="0"/>
               <w:jc w:val="left"/>
             </w:pPr>
@@ -10415,6 +10630,7 @@
           </w:tcPr>
           <w:p>
             <w:pPr>
+              <w:keepNext w:val="false"/>
               <w:spacing w:after="40" w:before="0"/>
               <w:jc w:val="left"/>
             </w:pPr>
@@ -10449,6 +10665,7 @@
           </w:tcPr>
           <w:p>
             <w:pPr>
+              <w:keepNext w:val="false"/>
               <w:spacing w:after="40" w:before="0"/>
               <w:jc w:val="left"/>
             </w:pPr>
@@ -10486,7 +10703,7 @@
             <w:pPr>
               <w:spacing w:after="20" w:before="0"/>
             </w:pPr>
-            <w:hyperlink w:history="1" r:id="rIdbnesufy6hm5yefmlzghle">
+            <w:hyperlink w:history="1" r:id="rId_lvmkoij-voc887kkmduf">
               <w:r>
                 <w:rPr>
                   <w:rFonts w:ascii="Arial" w:cs="Arial" w:eastAsia="Arial" w:hAnsi="Arial"/>
@@ -10535,7 +10752,7 @@
               <w:spacing w:after="10" w:before="0"/>
               <w:ind w:left="120"/>
             </w:pPr>
-            <w:hyperlink w:history="1" r:id="rIdnuuua3t7q7ccn6cqhnu2l">
+            <w:hyperlink w:history="1" r:id="rIdrjpqzefd5x889t81uw4qu">
               <w:r>
                 <w:rPr>
                   <w:rFonts w:ascii="Arial" w:cs="Arial" w:eastAsia="Arial" w:hAnsi="Arial"/>
@@ -10580,7 +10797,7 @@
             <w:pPr>
               <w:spacing w:after="20" w:before="0"/>
             </w:pPr>
-            <w:hyperlink w:history="1" r:id="rIdgpxokqykf2vil7s9vtldu">
+            <w:hyperlink w:history="1" r:id="rIdb5xbsq5itkumt8dhg5nnm">
               <w:r>
                 <w:rPr>
                   <w:rFonts w:ascii="Arial" w:cs="Arial" w:eastAsia="Arial" w:hAnsi="Arial"/>
@@ -10629,7 +10846,7 @@
               <w:spacing w:after="10" w:before="0"/>
               <w:ind w:left="120"/>
             </w:pPr>
-            <w:hyperlink w:history="1" r:id="rIdqs5xmaxhu9myekon3pkff">
+            <w:hyperlink w:history="1" r:id="rIduj9gotodgdymdgtdnucuv">
               <w:r>
                 <w:rPr>
                   <w:rFonts w:ascii="Arial" w:cs="Arial" w:eastAsia="Arial" w:hAnsi="Arial"/>
@@ -10657,6 +10874,7 @@
           </w:tcPr>
           <w:p>
             <w:pPr>
+              <w:keepNext w:val="false"/>
               <w:spacing w:after="40" w:before="0"/>
               <w:jc w:val="left"/>
             </w:pPr>
@@ -10689,6 +10907,7 @@
           </w:tcPr>
           <w:p>
             <w:pPr>
+              <w:keepNext w:val="false"/>
               <w:spacing w:after="40" w:before="0"/>
               <w:jc w:val="left"/>
             </w:pPr>
@@ -10721,6 +10940,7 @@
           </w:tcPr>
           <w:p>
             <w:pPr>
+              <w:keepNext w:val="false"/>
               <w:spacing w:after="40" w:before="0"/>
               <w:jc w:val="left"/>
             </w:pPr>
@@ -10753,6 +10973,7 @@
           </w:tcPr>
           <w:p>
             <w:pPr>
+              <w:keepNext w:val="false"/>
               <w:spacing w:after="40" w:before="0"/>
               <w:jc w:val="left"/>
             </w:pPr>
@@ -10812,6 +11033,7 @@
           </w:tcPr>
           <w:p>
             <w:pPr>
+              <w:keepNext w:val="false"/>
               <w:spacing w:after="40" w:before="0"/>
               <w:jc w:val="center"/>
             </w:pPr>
@@ -10846,6 +11068,7 @@
           </w:tcPr>
           <w:p>
             <w:pPr>
+              <w:keepNext w:val="false"/>
               <w:spacing w:after="40" w:before="0"/>
               <w:jc w:val="left"/>
             </w:pPr>
@@ -10907,6 +11130,7 @@
           </w:tcPr>
           <w:p>
             <w:pPr>
+              <w:keepNext w:val="false"/>
               <w:spacing w:after="40" w:before="0"/>
               <w:jc w:val="center"/>
             </w:pPr>
@@ -10941,6 +11165,7 @@
           </w:tcPr>
           <w:p>
             <w:pPr>
+              <w:keepNext w:val="false"/>
               <w:spacing w:after="40" w:before="0"/>
               <w:jc w:val="left"/>
             </w:pPr>
@@ -10973,6 +11198,7 @@
           </w:tcPr>
           <w:p>
             <w:pPr>
+              <w:keepNext w:val="false"/>
               <w:spacing w:after="40" w:before="0"/>
               <w:jc w:val="left"/>
             </w:pPr>
@@ -11007,6 +11233,7 @@
           </w:tcPr>
           <w:p>
             <w:pPr>
+              <w:keepNext w:val="false"/>
               <w:spacing w:after="40" w:before="0"/>
               <w:jc w:val="left"/>
             </w:pPr>
@@ -11039,6 +11266,7 @@
           </w:tcPr>
           <w:p>
             <w:pPr>
+              <w:keepNext w:val="false"/>
               <w:spacing w:after="40" w:before="0"/>
               <w:jc w:val="left"/>
             </w:pPr>
@@ -11073,6 +11301,7 @@
           </w:tcPr>
           <w:p>
             <w:pPr>
+              <w:keepNext w:val="false"/>
               <w:spacing w:after="40" w:before="0"/>
               <w:jc w:val="left"/>
             </w:pPr>
@@ -11105,6 +11334,7 @@
           </w:tcPr>
           <w:p>
             <w:pPr>
+              <w:keepNext w:val="false"/>
               <w:spacing w:after="40" w:before="0"/>
               <w:jc w:val="left"/>
             </w:pPr>
@@ -11141,7 +11371,7 @@
         </w:rPr>
         <w:t xml:space="preserve">© 2026 SeaVuria and ARES. Aligned with KICD objectives. Developed by SeaVuria; technical implementation by ARES (with AI assistance from Claude). Licensed under </w:t>
       </w:r>
-      <w:hyperlink w:history="1" r:id="rIdit0gcu135y-ssia2qhiql">
+      <w:hyperlink w:history="1" r:id="rIdcdxzapv67x1rterayszrh">
         <w:r>
           <w:rPr>
             <w:rFonts w:ascii="Arial" w:cs="Arial" w:eastAsia="Arial" w:hAnsi="Arial"/>
@@ -11162,7 +11392,7 @@
         </w:rPr>
         <w:t xml:space="preserve"> (</w:t>
       </w:r>
-      <w:hyperlink w:history="1" r:id="rIdpozss8dna736clbsbb1pf">
+      <w:hyperlink w:history="1" r:id="rId9e2rixyijj4oeiylfspye">
         <w:r>
           <w:rPr>
             <w:rFonts w:ascii="Arial" w:cs="Arial" w:eastAsia="Arial" w:hAnsi="Arial"/>
@@ -11222,6 +11452,7 @@
           </w:tcPr>
           <w:p>
             <w:pPr>
+              <w:keepNext w:val="false"/>
               <w:spacing w:after="40" w:before="0"/>
               <w:jc w:val="center"/>
             </w:pPr>
@@ -11257,6 +11488,7 @@
           </w:tcPr>
           <w:p>
             <w:pPr>
+              <w:keepNext w:val="false"/>
               <w:spacing w:after="40" w:before="0"/>
               <w:jc w:val="center"/>
             </w:pPr>
@@ -11291,6 +11523,7 @@
           </w:tcPr>
           <w:p>
             <w:pPr>
+              <w:keepNext w:val="false"/>
               <w:spacing w:after="40" w:before="0"/>
               <w:jc w:val="left"/>
             </w:pPr>
@@ -11323,6 +11556,7 @@
           </w:tcPr>
           <w:p>
             <w:pPr>
+              <w:keepNext w:val="false"/>
               <w:spacing w:after="40" w:before="0"/>
               <w:jc w:val="left"/>
             </w:pPr>
@@ -11357,6 +11591,7 @@
           </w:tcPr>
           <w:p>
             <w:pPr>
+              <w:keepNext w:val="false"/>
               <w:spacing w:after="40" w:before="0"/>
               <w:jc w:val="left"/>
             </w:pPr>
@@ -11389,6 +11624,7 @@
           </w:tcPr>
           <w:p>
             <w:pPr>
+              <w:keepNext w:val="false"/>
               <w:spacing w:after="40" w:before="0"/>
               <w:jc w:val="left"/>
             </w:pPr>
@@ -11423,6 +11659,7 @@
           </w:tcPr>
           <w:p>
             <w:pPr>
+              <w:keepNext w:val="false"/>
               <w:spacing w:after="40" w:before="0"/>
               <w:jc w:val="left"/>
             </w:pPr>
@@ -11455,6 +11692,7 @@
           </w:tcPr>
           <w:p>
             <w:pPr>
+              <w:keepNext w:val="false"/>
               <w:spacing w:after="40" w:before="0"/>
               <w:jc w:val="left"/>
             </w:pPr>
@@ -11489,6 +11727,7 @@
           </w:tcPr>
           <w:p>
             <w:pPr>
+              <w:keepNext w:val="false"/>
               <w:spacing w:after="40" w:before="0"/>
               <w:jc w:val="left"/>
             </w:pPr>
@@ -11521,6 +11760,7 @@
           </w:tcPr>
           <w:p>
             <w:pPr>
+              <w:keepNext w:val="false"/>
               <w:spacing w:after="40" w:before="0"/>
               <w:jc w:val="left"/>
             </w:pPr>
@@ -11555,6 +11795,7 @@
           </w:tcPr>
           <w:p>
             <w:pPr>
+              <w:keepNext w:val="false"/>
               <w:spacing w:after="40" w:before="0"/>
               <w:jc w:val="left"/>
             </w:pPr>
@@ -11587,6 +11828,7 @@
           </w:tcPr>
           <w:p>
             <w:pPr>
+              <w:keepNext w:val="false"/>
               <w:spacing w:after="40" w:before="0"/>
               <w:jc w:val="left"/>
             </w:pPr>
@@ -11621,6 +11863,7 @@
           </w:tcPr>
           <w:p>
             <w:pPr>
+              <w:keepNext w:val="false"/>
               <w:spacing w:after="40" w:before="0"/>
               <w:jc w:val="left"/>
             </w:pPr>
@@ -11653,6 +11896,7 @@
           </w:tcPr>
           <w:p>
             <w:pPr>
+              <w:keepNext w:val="false"/>
               <w:spacing w:after="40" w:before="0"/>
               <w:jc w:val="left"/>
             </w:pPr>
@@ -11687,6 +11931,7 @@
           </w:tcPr>
           <w:p>
             <w:pPr>
+              <w:keepNext w:val="false"/>
               <w:spacing w:after="40" w:before="0"/>
               <w:jc w:val="left"/>
             </w:pPr>
@@ -11719,6 +11964,7 @@
           </w:tcPr>
           <w:p>
             <w:pPr>
+              <w:keepNext w:val="false"/>
               <w:spacing w:after="40" w:before="0"/>
               <w:jc w:val="left"/>
             </w:pPr>
@@ -11753,6 +11999,7 @@
           </w:tcPr>
           <w:p>
             <w:pPr>
+              <w:keepNext w:val="false"/>
               <w:spacing w:after="40" w:before="0"/>
               <w:jc w:val="left"/>
             </w:pPr>
@@ -11785,6 +12032,7 @@
           </w:tcPr>
           <w:p>
             <w:pPr>
+              <w:keepNext w:val="false"/>
               <w:spacing w:after="40" w:before="0"/>
               <w:jc w:val="left"/>
             </w:pPr>
@@ -11844,6 +12092,7 @@
           </w:tcPr>
           <w:p>
             <w:pPr>
+              <w:keepNext w:val="false"/>
               <w:spacing w:after="40" w:before="0"/>
               <w:jc w:val="center"/>
             </w:pPr>
@@ -11878,6 +12127,7 @@
           </w:tcPr>
           <w:p>
             <w:pPr>
+              <w:keepNext w:val="false"/>
               <w:spacing w:after="40" w:before="0"/>
               <w:jc w:val="left"/>
             </w:pPr>
@@ -11942,6 +12192,7 @@
           </w:tcPr>
           <w:p>
             <w:pPr>
+              <w:keepNext w:val="false"/>
               <w:spacing w:after="40" w:before="0"/>
               <w:jc w:val="center"/>
             </w:pPr>
@@ -11976,6 +12227,7 @@
           </w:tcPr>
           <w:p>
             <w:pPr>
+              <w:keepNext w:val="false"/>
               <w:spacing w:after="40" w:before="0"/>
               <w:jc w:val="left"/>
             </w:pPr>
@@ -12008,6 +12260,7 @@
           </w:tcPr>
           <w:p>
             <w:pPr>
+              <w:keepNext w:val="false"/>
               <w:spacing w:after="40" w:before="0"/>
               <w:jc w:val="left"/>
             </w:pPr>
@@ -12040,6 +12293,7 @@
           </w:tcPr>
           <w:p>
             <w:pPr>
+              <w:keepNext w:val="false"/>
               <w:spacing w:after="40" w:before="0"/>
               <w:jc w:val="left"/>
             </w:pPr>
@@ -12072,6 +12326,7 @@
           </w:tcPr>
           <w:p>
             <w:pPr>
+              <w:keepNext w:val="false"/>
               <w:spacing w:after="40" w:before="0"/>
               <w:jc w:val="left"/>
             </w:pPr>
@@ -12104,6 +12359,7 @@
           </w:tcPr>
           <w:p>
             <w:pPr>
+              <w:keepNext w:val="false"/>
               <w:spacing w:after="40" w:before="0"/>
               <w:jc w:val="left"/>
             </w:pPr>
@@ -12138,6 +12394,7 @@
           </w:tcPr>
           <w:p>
             <w:pPr>
+              <w:keepNext w:val="false"/>
               <w:spacing w:after="40" w:before="0"/>
               <w:jc w:val="left"/>
             </w:pPr>
@@ -12175,7 +12432,7 @@
             <w:pPr>
               <w:spacing w:after="20" w:before="0"/>
             </w:pPr>
-            <w:hyperlink w:history="1" r:id="rId5e0wjvzcgncyj6bzstjd4">
+            <w:hyperlink w:history="1" r:id="rIdwbsv60fz1sv7ip5b_hume">
               <w:r>
                 <w:rPr>
                   <w:rFonts w:ascii="Arial" w:cs="Arial" w:eastAsia="Arial" w:hAnsi="Arial"/>
@@ -12208,7 +12465,7 @@
               <w:spacing w:after="10" w:before="0"/>
               <w:ind w:left="120"/>
             </w:pPr>
-            <w:hyperlink w:history="1" r:id="rIdvgv41kt6a90scw_xbibow">
+            <w:hyperlink w:history="1" r:id="rIdyz_7cpoxaqrqeholg2uhd">
               <w:r>
                 <w:rPr>
                   <w:rFonts w:ascii="Arial" w:cs="Arial" w:eastAsia="Arial" w:hAnsi="Arial"/>
@@ -12253,7 +12510,7 @@
             <w:pPr>
               <w:spacing w:after="20" w:before="0"/>
             </w:pPr>
-            <w:hyperlink w:history="1" r:id="rIdufvju44rev20sx11ringi">
+            <w:hyperlink w:history="1" r:id="rIdiexsnici2p-sltq4yrzq2">
               <w:r>
                 <w:rPr>
                   <w:rFonts w:ascii="Arial" w:cs="Arial" w:eastAsia="Arial" w:hAnsi="Arial"/>
@@ -12286,7 +12543,7 @@
               <w:spacing w:after="10" w:before="0"/>
               <w:ind w:left="120"/>
             </w:pPr>
-            <w:hyperlink w:history="1" r:id="rIdcy24qf0c7zen4hnzsdhdd">
+            <w:hyperlink w:history="1" r:id="rIdbmxzpab4wp0xen8uuidyt">
               <w:r>
                 <w:rPr>
                   <w:rFonts w:ascii="Arial" w:cs="Arial" w:eastAsia="Arial" w:hAnsi="Arial"/>
@@ -12314,6 +12571,7 @@
           </w:tcPr>
           <w:p>
             <w:pPr>
+              <w:keepNext w:val="false"/>
               <w:spacing w:after="40" w:before="0"/>
               <w:jc w:val="left"/>
             </w:pPr>
@@ -12346,6 +12604,7 @@
           </w:tcPr>
           <w:p>
             <w:pPr>
+              <w:keepNext w:val="false"/>
               <w:spacing w:after="40" w:before="0"/>
               <w:jc w:val="left"/>
             </w:pPr>
@@ -12378,6 +12637,7 @@
           </w:tcPr>
           <w:p>
             <w:pPr>
+              <w:keepNext w:val="false"/>
               <w:spacing w:after="40" w:before="0"/>
               <w:jc w:val="left"/>
             </w:pPr>
@@ -12410,6 +12670,7 @@
           </w:tcPr>
           <w:p>
             <w:pPr>
+              <w:keepNext w:val="false"/>
               <w:spacing w:after="40" w:before="0"/>
               <w:jc w:val="left"/>
             </w:pPr>
@@ -12444,6 +12705,7 @@
           </w:tcPr>
           <w:p>
             <w:pPr>
+              <w:keepNext w:val="false"/>
               <w:spacing w:after="40" w:before="0"/>
               <w:jc w:val="left"/>
             </w:pPr>
@@ -12481,7 +12743,7 @@
             <w:pPr>
               <w:spacing w:after="20" w:before="0"/>
             </w:pPr>
-            <w:hyperlink w:history="1" r:id="rIdh3n0mx6qkhw_0m-57ivdz">
+            <w:hyperlink w:history="1" r:id="rIdpegbvmy1uucz6f4wcppjd">
               <w:r>
                 <w:rPr>
                   <w:rFonts w:ascii="Arial" w:cs="Arial" w:eastAsia="Arial" w:hAnsi="Arial"/>
@@ -12514,7 +12776,7 @@
               <w:spacing w:after="10" w:before="0"/>
               <w:ind w:left="120"/>
             </w:pPr>
-            <w:hyperlink w:history="1" r:id="rIdu_pgleivhba65x5ipn7y7">
+            <w:hyperlink w:history="1" r:id="rIdy5dstyiq7_gpuec-r1q05">
               <w:r>
                 <w:rPr>
                   <w:rFonts w:ascii="Arial" w:cs="Arial" w:eastAsia="Arial" w:hAnsi="Arial"/>
@@ -12559,7 +12821,7 @@
             <w:pPr>
               <w:spacing w:after="20" w:before="0"/>
             </w:pPr>
-            <w:hyperlink w:history="1" r:id="rIdhukga_thqmm1uj_x9dbt5">
+            <w:hyperlink w:history="1" r:id="rIdk-yggpjr3zl9o_fqeaocn">
               <w:r>
                 <w:rPr>
                   <w:rFonts w:ascii="Arial" w:cs="Arial" w:eastAsia="Arial" w:hAnsi="Arial"/>
@@ -12592,7 +12854,7 @@
               <w:spacing w:after="10" w:before="0"/>
               <w:ind w:left="120"/>
             </w:pPr>
-            <w:hyperlink w:history="1" r:id="rIdyjlnmmeeh9zxhtqka-ruz">
+            <w:hyperlink w:history="1" r:id="rId-swfj1ebacupamz6dtqgt">
               <w:r>
                 <w:rPr>
                   <w:rFonts w:ascii="Arial" w:cs="Arial" w:eastAsia="Arial" w:hAnsi="Arial"/>
@@ -12620,6 +12882,7 @@
           </w:tcPr>
           <w:p>
             <w:pPr>
+              <w:keepNext w:val="false"/>
               <w:spacing w:after="40" w:before="0"/>
               <w:jc w:val="left"/>
             </w:pPr>
@@ -12652,6 +12915,7 @@
           </w:tcPr>
           <w:p>
             <w:pPr>
+              <w:keepNext w:val="false"/>
               <w:spacing w:after="40" w:before="0"/>
               <w:jc w:val="left"/>
             </w:pPr>
@@ -12684,6 +12948,7 @@
           </w:tcPr>
           <w:p>
             <w:pPr>
+              <w:keepNext w:val="false"/>
               <w:spacing w:after="40" w:before="0"/>
               <w:jc w:val="left"/>
             </w:pPr>
@@ -12716,6 +12981,7 @@
           </w:tcPr>
           <w:p>
             <w:pPr>
+              <w:keepNext w:val="false"/>
               <w:spacing w:after="40" w:before="0"/>
               <w:jc w:val="left"/>
             </w:pPr>
@@ -12750,6 +13016,7 @@
           </w:tcPr>
           <w:p>
             <w:pPr>
+              <w:keepNext w:val="false"/>
               <w:spacing w:after="40" w:before="0"/>
               <w:jc w:val="left"/>
             </w:pPr>
@@ -12787,7 +13054,7 @@
             <w:pPr>
               <w:spacing w:after="20" w:before="0"/>
             </w:pPr>
-            <w:hyperlink w:history="1" r:id="rIdhsdp5bks3nwwgdtfo4tlk">
+            <w:hyperlink w:history="1" r:id="rId-jehwjwwcmoabl8gjbohe">
               <w:r>
                 <w:rPr>
                   <w:rFonts w:ascii="Arial" w:cs="Arial" w:eastAsia="Arial" w:hAnsi="Arial"/>
@@ -12836,7 +13103,7 @@
               <w:spacing w:after="10" w:before="0"/>
               <w:ind w:left="120"/>
             </w:pPr>
-            <w:hyperlink w:history="1" r:id="rId1bm59uijuwfrtms0nif-r">
+            <w:hyperlink w:history="1" r:id="rIdp54mnnrvt-xlo083985x4">
               <w:r>
                 <w:rPr>
                   <w:rFonts w:ascii="Arial" w:cs="Arial" w:eastAsia="Arial" w:hAnsi="Arial"/>
@@ -12881,7 +13148,7 @@
             <w:pPr>
               <w:spacing w:after="20" w:before="0"/>
             </w:pPr>
-            <w:hyperlink w:history="1" r:id="rId763kzadba30gkr372-7a-">
+            <w:hyperlink w:history="1" r:id="rIdya705ucsupu_nikheejjb">
               <w:r>
                 <w:rPr>
                   <w:rFonts w:ascii="Arial" w:cs="Arial" w:eastAsia="Arial" w:hAnsi="Arial"/>
@@ -12914,7 +13181,7 @@
               <w:spacing w:after="10" w:before="0"/>
               <w:ind w:left="120"/>
             </w:pPr>
-            <w:hyperlink w:history="1" r:id="rIdkjlxaq2ciy7wkefqmukub">
+            <w:hyperlink w:history="1" r:id="rIda-nhmbat0c-bulc5gsnl3">
               <w:r>
                 <w:rPr>
                   <w:rFonts w:ascii="Arial" w:cs="Arial" w:eastAsia="Arial" w:hAnsi="Arial"/>
@@ -12942,6 +13209,7 @@
           </w:tcPr>
           <w:p>
             <w:pPr>
+              <w:keepNext w:val="false"/>
               <w:spacing w:after="40" w:before="0"/>
               <w:jc w:val="left"/>
             </w:pPr>
@@ -12974,6 +13242,7 @@
           </w:tcPr>
           <w:p>
             <w:pPr>
+              <w:keepNext w:val="false"/>
               <w:spacing w:after="40" w:before="0"/>
               <w:jc w:val="left"/>
             </w:pPr>
@@ -13006,6 +13275,7 @@
           </w:tcPr>
           <w:p>
             <w:pPr>
+              <w:keepNext w:val="false"/>
               <w:spacing w:after="40" w:before="0"/>
               <w:jc w:val="left"/>
             </w:pPr>
@@ -13038,6 +13308,7 @@
           </w:tcPr>
           <w:p>
             <w:pPr>
+              <w:keepNext w:val="false"/>
               <w:spacing w:after="40" w:before="0"/>
               <w:jc w:val="left"/>
             </w:pPr>
@@ -13072,6 +13343,7 @@
           </w:tcPr>
           <w:p>
             <w:pPr>
+              <w:keepNext w:val="false"/>
               <w:spacing w:after="40" w:before="0"/>
               <w:jc w:val="left"/>
             </w:pPr>
@@ -13109,7 +13381,7 @@
             <w:pPr>
               <w:spacing w:after="20" w:before="0"/>
             </w:pPr>
-            <w:hyperlink w:history="1" r:id="rIdwd-v1ws1an1yf68rkd-ae">
+            <w:hyperlink w:history="1" r:id="rIdtfvukntz7pea9efchvezl">
               <w:r>
                 <w:rPr>
                   <w:rFonts w:ascii="Arial" w:cs="Arial" w:eastAsia="Arial" w:hAnsi="Arial"/>
@@ -13158,7 +13430,7 @@
               <w:spacing w:after="10" w:before="0"/>
               <w:ind w:left="120"/>
             </w:pPr>
-            <w:hyperlink w:history="1" r:id="rIdanw0u97ydlh-ytkghhj0y">
+            <w:hyperlink w:history="1" r:id="rId9onibprljjtspbbuqofv0">
               <w:r>
                 <w:rPr>
                   <w:rFonts w:ascii="Arial" w:cs="Arial" w:eastAsia="Arial" w:hAnsi="Arial"/>
@@ -13203,7 +13475,7 @@
             <w:pPr>
               <w:spacing w:after="20" w:before="0"/>
             </w:pPr>
-            <w:hyperlink w:history="1" r:id="rIdqbsqcoq4pw8snw0bcjk9y">
+            <w:hyperlink w:history="1" r:id="rIdujjjscbvok3jxmjkfwnyg">
               <w:r>
                 <w:rPr>
                   <w:rFonts w:ascii="Arial" w:cs="Arial" w:eastAsia="Arial" w:hAnsi="Arial"/>
@@ -13236,7 +13508,7 @@
               <w:spacing w:after="10" w:before="0"/>
               <w:ind w:left="120"/>
             </w:pPr>
-            <w:hyperlink w:history="1" r:id="rIdggwznjsvrbghlr4_0fgrx">
+            <w:hyperlink w:history="1" r:id="rIdnlparrgz7ounurzlev9uy">
               <w:r>
                 <w:rPr>
                   <w:rFonts w:ascii="Arial" w:cs="Arial" w:eastAsia="Arial" w:hAnsi="Arial"/>
@@ -13264,6 +13536,7 @@
           </w:tcPr>
           <w:p>
             <w:pPr>
+              <w:keepNext w:val="false"/>
               <w:spacing w:after="40" w:before="0"/>
               <w:jc w:val="left"/>
             </w:pPr>
@@ -13296,6 +13569,7 @@
           </w:tcPr>
           <w:p>
             <w:pPr>
+              <w:keepNext w:val="false"/>
               <w:spacing w:after="40" w:before="0"/>
               <w:jc w:val="left"/>
             </w:pPr>
@@ -13328,6 +13602,7 @@
           </w:tcPr>
           <w:p>
             <w:pPr>
+              <w:keepNext w:val="false"/>
               <w:spacing w:after="40" w:before="0"/>
               <w:jc w:val="left"/>
             </w:pPr>
@@ -13360,6 +13635,7 @@
           </w:tcPr>
           <w:p>
             <w:pPr>
+              <w:keepNext w:val="false"/>
               <w:spacing w:after="40" w:before="0"/>
               <w:jc w:val="left"/>
             </w:pPr>
@@ -13394,6 +13670,7 @@
           </w:tcPr>
           <w:p>
             <w:pPr>
+              <w:keepNext w:val="false"/>
               <w:spacing w:after="40" w:before="0"/>
               <w:jc w:val="left"/>
             </w:pPr>
@@ -13431,7 +13708,7 @@
             <w:pPr>
               <w:spacing w:after="20" w:before="0"/>
             </w:pPr>
-            <w:hyperlink w:history="1" r:id="rIdy7wvnpdjzqc-baokm0y52">
+            <w:hyperlink w:history="1" r:id="rIdxxzjzj4p2advzdjhdfdzi">
               <w:r>
                 <w:rPr>
                   <w:rFonts w:ascii="Arial" w:cs="Arial" w:eastAsia="Arial" w:hAnsi="Arial"/>
@@ -13480,7 +13757,7 @@
               <w:spacing w:after="10" w:before="0"/>
               <w:ind w:left="120"/>
             </w:pPr>
-            <w:hyperlink w:history="1" r:id="rIdzxtidcbstb9ozapbbfdbh">
+            <w:hyperlink w:history="1" r:id="rIdkxgsy5af-rmxjbngslahs">
               <w:r>
                 <w:rPr>
                   <w:rFonts w:ascii="Arial" w:cs="Arial" w:eastAsia="Arial" w:hAnsi="Arial"/>
@@ -13525,7 +13802,7 @@
             <w:pPr>
               <w:spacing w:after="20" w:before="0"/>
             </w:pPr>
-            <w:hyperlink w:history="1" r:id="rIdhoa_9o0jt_nk2wdllct53">
+            <w:hyperlink w:history="1" r:id="rIdbkl77yncnvf8dzufcaeu9">
               <w:r>
                 <w:rPr>
                   <w:rFonts w:ascii="Arial" w:cs="Arial" w:eastAsia="Arial" w:hAnsi="Arial"/>
@@ -13558,7 +13835,7 @@
               <w:spacing w:after="10" w:before="0"/>
               <w:ind w:left="120"/>
             </w:pPr>
-            <w:hyperlink w:history="1" r:id="rId7tr-n3r2zrbpef_1jmtbs">
+            <w:hyperlink w:history="1" r:id="rIdhxifm28ozdk39hpaejykz">
               <w:r>
                 <w:rPr>
                   <w:rFonts w:ascii="Arial" w:cs="Arial" w:eastAsia="Arial" w:hAnsi="Arial"/>
@@ -13586,6 +13863,7 @@
           </w:tcPr>
           <w:p>
             <w:pPr>
+              <w:keepNext w:val="false"/>
               <w:spacing w:after="40" w:before="0"/>
               <w:jc w:val="left"/>
             </w:pPr>
@@ -13618,6 +13896,7 @@
           </w:tcPr>
           <w:p>
             <w:pPr>
+              <w:keepNext w:val="false"/>
               <w:spacing w:after="40" w:before="0"/>
               <w:jc w:val="left"/>
             </w:pPr>
@@ -13650,6 +13929,7 @@
           </w:tcPr>
           <w:p>
             <w:pPr>
+              <w:keepNext w:val="false"/>
               <w:spacing w:after="40" w:before="0"/>
               <w:jc w:val="left"/>
             </w:pPr>
@@ -13682,6 +13962,7 @@
           </w:tcPr>
           <w:p>
             <w:pPr>
+              <w:keepNext w:val="false"/>
               <w:spacing w:after="40" w:before="0"/>
               <w:jc w:val="left"/>
             </w:pPr>
@@ -13741,6 +14022,7 @@
           </w:tcPr>
           <w:p>
             <w:pPr>
+              <w:keepNext w:val="false"/>
               <w:spacing w:after="40" w:before="0"/>
               <w:jc w:val="center"/>
             </w:pPr>
@@ -13775,6 +14057,7 @@
           </w:tcPr>
           <w:p>
             <w:pPr>
+              <w:keepNext w:val="false"/>
               <w:spacing w:after="40" w:before="0"/>
               <w:jc w:val="left"/>
             </w:pPr>
@@ -13836,6 +14119,7 @@
           </w:tcPr>
           <w:p>
             <w:pPr>
+              <w:keepNext w:val="false"/>
               <w:spacing w:after="40" w:before="0"/>
               <w:jc w:val="center"/>
             </w:pPr>
@@ -13870,6 +14154,7 @@
           </w:tcPr>
           <w:p>
             <w:pPr>
+              <w:keepNext w:val="false"/>
               <w:spacing w:after="40" w:before="0"/>
               <w:jc w:val="left"/>
             </w:pPr>
@@ -13902,6 +14187,7 @@
           </w:tcPr>
           <w:p>
             <w:pPr>
+              <w:keepNext w:val="false"/>
               <w:spacing w:after="40" w:before="0"/>
               <w:jc w:val="left"/>
             </w:pPr>
@@ -13936,6 +14222,7 @@
           </w:tcPr>
           <w:p>
             <w:pPr>
+              <w:keepNext w:val="false"/>
               <w:spacing w:after="40" w:before="0"/>
               <w:jc w:val="left"/>
             </w:pPr>
@@ -13968,6 +14255,7 @@
           </w:tcPr>
           <w:p>
             <w:pPr>
+              <w:keepNext w:val="false"/>
               <w:spacing w:after="40" w:before="0"/>
               <w:jc w:val="left"/>
             </w:pPr>
@@ -14002,6 +14290,7 @@
           </w:tcPr>
           <w:p>
             <w:pPr>
+              <w:keepNext w:val="false"/>
               <w:spacing w:after="40" w:before="0"/>
               <w:jc w:val="left"/>
             </w:pPr>
@@ -14034,6 +14323,7 @@
           </w:tcPr>
           <w:p>
             <w:pPr>
+              <w:keepNext w:val="false"/>
               <w:spacing w:after="40" w:before="0"/>
               <w:jc w:val="left"/>
             </w:pPr>
@@ -14070,7 +14360,7 @@
         </w:rPr>
         <w:t xml:space="preserve">© 2026 SeaVuria and ARES. Aligned with KICD objectives. Developed by SeaVuria; technical implementation by ARES (with AI assistance from Claude). Licensed under </w:t>
       </w:r>
-      <w:hyperlink w:history="1" r:id="rId3hkg_egdnycdphckrt9h-">
+      <w:hyperlink w:history="1" r:id="rIdcpwvotii12eahriswpr7e">
         <w:r>
           <w:rPr>
             <w:rFonts w:ascii="Arial" w:cs="Arial" w:eastAsia="Arial" w:hAnsi="Arial"/>
@@ -14091,7 +14381,7 @@
         </w:rPr>
         <w:t xml:space="preserve"> (</w:t>
       </w:r>
-      <w:hyperlink w:history="1" r:id="rId3mm2fxfbdyzltobgmgzuf">
+      <w:hyperlink w:history="1" r:id="rId0tknnsqqippz9338tueyy">
         <w:r>
           <w:rPr>
             <w:rFonts w:ascii="Arial" w:cs="Arial" w:eastAsia="Arial" w:hAnsi="Arial"/>
@@ -14151,6 +14441,7 @@
           </w:tcPr>
           <w:p>
             <w:pPr>
+              <w:keepNext w:val="false"/>
               <w:spacing w:after="40" w:before="0"/>
               <w:jc w:val="center"/>
             </w:pPr>
@@ -14186,6 +14477,7 @@
           </w:tcPr>
           <w:p>
             <w:pPr>
+              <w:keepNext w:val="false"/>
               <w:spacing w:after="40" w:before="0"/>
               <w:jc w:val="center"/>
             </w:pPr>
@@ -14220,6 +14512,7 @@
           </w:tcPr>
           <w:p>
             <w:pPr>
+              <w:keepNext w:val="false"/>
               <w:spacing w:after="40" w:before="0"/>
               <w:jc w:val="left"/>
             </w:pPr>
@@ -14252,6 +14545,7 @@
           </w:tcPr>
           <w:p>
             <w:pPr>
+              <w:keepNext w:val="false"/>
               <w:spacing w:after="40" w:before="0"/>
               <w:jc w:val="left"/>
             </w:pPr>
@@ -14286,6 +14580,7 @@
           </w:tcPr>
           <w:p>
             <w:pPr>
+              <w:keepNext w:val="false"/>
               <w:spacing w:after="40" w:before="0"/>
               <w:jc w:val="left"/>
             </w:pPr>
@@ -14318,6 +14613,7 @@
           </w:tcPr>
           <w:p>
             <w:pPr>
+              <w:keepNext w:val="false"/>
               <w:spacing w:after="40" w:before="0"/>
               <w:jc w:val="left"/>
             </w:pPr>
@@ -14352,6 +14648,7 @@
           </w:tcPr>
           <w:p>
             <w:pPr>
+              <w:keepNext w:val="false"/>
               <w:spacing w:after="40" w:before="0"/>
               <w:jc w:val="left"/>
             </w:pPr>
@@ -14384,6 +14681,7 @@
           </w:tcPr>
           <w:p>
             <w:pPr>
+              <w:keepNext w:val="false"/>
               <w:spacing w:after="40" w:before="0"/>
               <w:jc w:val="left"/>
             </w:pPr>
@@ -14418,6 +14716,7 @@
           </w:tcPr>
           <w:p>
             <w:pPr>
+              <w:keepNext w:val="false"/>
               <w:spacing w:after="40" w:before="0"/>
               <w:jc w:val="left"/>
             </w:pPr>
@@ -14450,6 +14749,7 @@
           </w:tcPr>
           <w:p>
             <w:pPr>
+              <w:keepNext w:val="false"/>
               <w:spacing w:after="40" w:before="0"/>
               <w:jc w:val="left"/>
             </w:pPr>
@@ -14484,6 +14784,7 @@
           </w:tcPr>
           <w:p>
             <w:pPr>
+              <w:keepNext w:val="false"/>
               <w:spacing w:after="40" w:before="0"/>
               <w:jc w:val="left"/>
             </w:pPr>
@@ -14516,6 +14817,7 @@
           </w:tcPr>
           <w:p>
             <w:pPr>
+              <w:keepNext w:val="false"/>
               <w:spacing w:after="40" w:before="0"/>
               <w:jc w:val="left"/>
             </w:pPr>
@@ -14550,6 +14852,7 @@
           </w:tcPr>
           <w:p>
             <w:pPr>
+              <w:keepNext w:val="false"/>
               <w:spacing w:after="40" w:before="0"/>
               <w:jc w:val="left"/>
             </w:pPr>
@@ -14582,6 +14885,7 @@
           </w:tcPr>
           <w:p>
             <w:pPr>
+              <w:keepNext w:val="false"/>
               <w:spacing w:after="40" w:before="0"/>
               <w:jc w:val="left"/>
             </w:pPr>
@@ -14616,6 +14920,7 @@
           </w:tcPr>
           <w:p>
             <w:pPr>
+              <w:keepNext w:val="false"/>
               <w:spacing w:after="40" w:before="0"/>
               <w:jc w:val="left"/>
             </w:pPr>
@@ -14648,6 +14953,7 @@
           </w:tcPr>
           <w:p>
             <w:pPr>
+              <w:keepNext w:val="false"/>
               <w:spacing w:after="40" w:before="0"/>
               <w:jc w:val="left"/>
             </w:pPr>
@@ -14682,6 +14988,7 @@
           </w:tcPr>
           <w:p>
             <w:pPr>
+              <w:keepNext w:val="false"/>
               <w:spacing w:after="40" w:before="0"/>
               <w:jc w:val="left"/>
             </w:pPr>
@@ -14714,6 +15021,7 @@
           </w:tcPr>
           <w:p>
             <w:pPr>
+              <w:keepNext w:val="false"/>
               <w:spacing w:after="40" w:before="0"/>
               <w:jc w:val="left"/>
             </w:pPr>
@@ -14773,6 +15081,7 @@
           </w:tcPr>
           <w:p>
             <w:pPr>
+              <w:keepNext w:val="false"/>
               <w:spacing w:after="40" w:before="0"/>
               <w:jc w:val="center"/>
             </w:pPr>
@@ -14807,6 +15116,7 @@
           </w:tcPr>
           <w:p>
             <w:pPr>
+              <w:keepNext w:val="false"/>
               <w:spacing w:after="40" w:before="0"/>
               <w:jc w:val="left"/>
             </w:pPr>
@@ -14871,6 +15181,7 @@
           </w:tcPr>
           <w:p>
             <w:pPr>
+              <w:keepNext w:val="false"/>
               <w:spacing w:after="40" w:before="0"/>
               <w:jc w:val="center"/>
             </w:pPr>
@@ -14905,6 +15216,7 @@
           </w:tcPr>
           <w:p>
             <w:pPr>
+              <w:keepNext w:val="false"/>
               <w:spacing w:after="40" w:before="0"/>
               <w:jc w:val="left"/>
             </w:pPr>
@@ -14937,6 +15249,7 @@
           </w:tcPr>
           <w:p>
             <w:pPr>
+              <w:keepNext w:val="false"/>
               <w:spacing w:after="40" w:before="0"/>
               <w:jc w:val="left"/>
             </w:pPr>
@@ -14969,6 +15282,7 @@
           </w:tcPr>
           <w:p>
             <w:pPr>
+              <w:keepNext w:val="false"/>
               <w:spacing w:after="40" w:before="0"/>
               <w:jc w:val="left"/>
             </w:pPr>
@@ -15001,6 +15315,7 @@
           </w:tcPr>
           <w:p>
             <w:pPr>
+              <w:keepNext w:val="false"/>
               <w:spacing w:after="40" w:before="0"/>
               <w:jc w:val="left"/>
             </w:pPr>
@@ -15033,6 +15348,7 @@
           </w:tcPr>
           <w:p>
             <w:pPr>
+              <w:keepNext w:val="false"/>
               <w:spacing w:after="40" w:before="0"/>
               <w:jc w:val="left"/>
             </w:pPr>
@@ -15067,6 +15383,7 @@
           </w:tcPr>
           <w:p>
             <w:pPr>
+              <w:keepNext w:val="false"/>
               <w:spacing w:after="40" w:before="0"/>
               <w:jc w:val="left"/>
             </w:pPr>
@@ -15104,7 +15421,7 @@
             <w:pPr>
               <w:spacing w:after="20" w:before="0"/>
             </w:pPr>
-            <w:hyperlink w:history="1" r:id="rIdoin0lbxjzf5bmhb99qdid">
+            <w:hyperlink w:history="1" r:id="rIdnb0t3i6n7mvwz5nq0cblt">
               <w:r>
                 <w:rPr>
                   <w:rFonts w:ascii="Arial" w:cs="Arial" w:eastAsia="Arial" w:hAnsi="Arial"/>
@@ -15137,7 +15454,7 @@
               <w:spacing w:after="10" w:before="0"/>
               <w:ind w:left="120"/>
             </w:pPr>
-            <w:hyperlink w:history="1" r:id="rIdil7tjs1uib80bljxj5wb5">
+            <w:hyperlink w:history="1" r:id="rIdvju1iufaigqjyzjn1px4d">
               <w:r>
                 <w:rPr>
                   <w:rFonts w:ascii="Arial" w:cs="Arial" w:eastAsia="Arial" w:hAnsi="Arial"/>
@@ -15182,7 +15499,7 @@
             <w:pPr>
               <w:spacing w:after="20" w:before="0"/>
             </w:pPr>
-            <w:hyperlink w:history="1" r:id="rIdymtjter1oriu-vcx9fcza">
+            <w:hyperlink w:history="1" r:id="rId4t80mlw7cauqqbzr78o0-">
               <w:r>
                 <w:rPr>
                   <w:rFonts w:ascii="Arial" w:cs="Arial" w:eastAsia="Arial" w:hAnsi="Arial"/>
@@ -15215,7 +15532,7 @@
               <w:spacing w:after="10" w:before="0"/>
               <w:ind w:left="120"/>
             </w:pPr>
-            <w:hyperlink w:history="1" r:id="rIdthk1lgcmimf8aslortby6">
+            <w:hyperlink w:history="1" r:id="rIdafzcszef0rlyk-crbtj6i">
               <w:r>
                 <w:rPr>
                   <w:rFonts w:ascii="Arial" w:cs="Arial" w:eastAsia="Arial" w:hAnsi="Arial"/>
@@ -15243,6 +15560,7 @@
           </w:tcPr>
           <w:p>
             <w:pPr>
+              <w:keepNext w:val="false"/>
               <w:spacing w:after="40" w:before="0"/>
               <w:jc w:val="left"/>
             </w:pPr>
@@ -15275,6 +15593,7 @@
           </w:tcPr>
           <w:p>
             <w:pPr>
+              <w:keepNext w:val="false"/>
               <w:spacing w:after="40" w:before="0"/>
               <w:jc w:val="left"/>
             </w:pPr>
@@ -15307,6 +15626,7 @@
           </w:tcPr>
           <w:p>
             <w:pPr>
+              <w:keepNext w:val="false"/>
               <w:spacing w:after="40" w:before="0"/>
               <w:jc w:val="left"/>
             </w:pPr>
@@ -15339,6 +15659,7 @@
           </w:tcPr>
           <w:p>
             <w:pPr>
+              <w:keepNext w:val="false"/>
               <w:spacing w:after="40" w:before="0"/>
               <w:jc w:val="left"/>
             </w:pPr>
@@ -15373,6 +15694,7 @@
           </w:tcPr>
           <w:p>
             <w:pPr>
+              <w:keepNext w:val="false"/>
               <w:spacing w:after="40" w:before="0"/>
               <w:jc w:val="left"/>
             </w:pPr>
@@ -15410,7 +15732,7 @@
             <w:pPr>
               <w:spacing w:after="20" w:before="0"/>
             </w:pPr>
-            <w:hyperlink w:history="1" r:id="rIdxxtp8zq7xlgvdwyllzrgd">
+            <w:hyperlink w:history="1" r:id="rIdfvl7kaurd8rxnpsobtdwf">
               <w:r>
                 <w:rPr>
                   <w:rFonts w:ascii="Arial" w:cs="Arial" w:eastAsia="Arial" w:hAnsi="Arial"/>
@@ -15443,7 +15765,7 @@
               <w:spacing w:after="10" w:before="0"/>
               <w:ind w:left="120"/>
             </w:pPr>
-            <w:hyperlink w:history="1" r:id="rIddl2hu757n71_s00qz3qfg">
+            <w:hyperlink w:history="1" r:id="rIdp7gk3oaur7ty2mdcpokqn">
               <w:r>
                 <w:rPr>
                   <w:rFonts w:ascii="Arial" w:cs="Arial" w:eastAsia="Arial" w:hAnsi="Arial"/>
@@ -15488,7 +15810,7 @@
             <w:pPr>
               <w:spacing w:after="20" w:before="0"/>
             </w:pPr>
-            <w:hyperlink w:history="1" r:id="rId-dg7pjsiuxtksbjjankos">
+            <w:hyperlink w:history="1" r:id="rIdh0yuibzdas4i7uydmzxbd">
               <w:r>
                 <w:rPr>
                   <w:rFonts w:ascii="Arial" w:cs="Arial" w:eastAsia="Arial" w:hAnsi="Arial"/>
@@ -15521,7 +15843,7 @@
               <w:spacing w:after="10" w:before="0"/>
               <w:ind w:left="120"/>
             </w:pPr>
-            <w:hyperlink w:history="1" r:id="rId-yatrjiwjrovcnltjkslq">
+            <w:hyperlink w:history="1" r:id="rIdbljoeynma93gqfiaf70f0">
               <w:r>
                 <w:rPr>
                   <w:rFonts w:ascii="Arial" w:cs="Arial" w:eastAsia="Arial" w:hAnsi="Arial"/>
@@ -15549,6 +15871,7 @@
           </w:tcPr>
           <w:p>
             <w:pPr>
+              <w:keepNext w:val="false"/>
               <w:spacing w:after="40" w:before="0"/>
               <w:jc w:val="left"/>
             </w:pPr>
@@ -15581,6 +15904,7 @@
           </w:tcPr>
           <w:p>
             <w:pPr>
+              <w:keepNext w:val="false"/>
               <w:spacing w:after="40" w:before="0"/>
               <w:jc w:val="left"/>
             </w:pPr>
@@ -15613,6 +15937,7 @@
           </w:tcPr>
           <w:p>
             <w:pPr>
+              <w:keepNext w:val="false"/>
               <w:spacing w:after="40" w:before="0"/>
               <w:jc w:val="left"/>
             </w:pPr>
@@ -15645,6 +15970,7 @@
           </w:tcPr>
           <w:p>
             <w:pPr>
+              <w:keepNext w:val="false"/>
               <w:spacing w:after="40" w:before="0"/>
               <w:jc w:val="left"/>
             </w:pPr>
@@ -15679,6 +16005,7 @@
           </w:tcPr>
           <w:p>
             <w:pPr>
+              <w:keepNext w:val="false"/>
               <w:spacing w:after="40" w:before="0"/>
               <w:jc w:val="left"/>
             </w:pPr>
@@ -15716,7 +16043,7 @@
             <w:pPr>
               <w:spacing w:after="20" w:before="0"/>
             </w:pPr>
-            <w:hyperlink w:history="1" r:id="rIdhawjkr3hrw7zyechnmbi2">
+            <w:hyperlink w:history="1" r:id="rIdcsuo5m8ueioz2pywyd1_-">
               <w:r>
                 <w:rPr>
                   <w:rFonts w:ascii="Arial" w:cs="Arial" w:eastAsia="Arial" w:hAnsi="Arial"/>
@@ -15749,7 +16076,7 @@
               <w:spacing w:after="10" w:before="0"/>
               <w:ind w:left="120"/>
             </w:pPr>
-            <w:hyperlink w:history="1" r:id="rId6xnkqjm71wg3ujf6sg5mo">
+            <w:hyperlink w:history="1" r:id="rIdp0dlowiajqpj6pnuffkfl">
               <w:r>
                 <w:rPr>
                   <w:rFonts w:ascii="Arial" w:cs="Arial" w:eastAsia="Arial" w:hAnsi="Arial"/>
@@ -15794,7 +16121,7 @@
             <w:pPr>
               <w:spacing w:after="20" w:before="0"/>
             </w:pPr>
-            <w:hyperlink w:history="1" r:id="rIdrtlbd8gldmok8qqgcjsjt">
+            <w:hyperlink w:history="1" r:id="rIdhizrq21g37ypdbywmmfhn">
               <w:r>
                 <w:rPr>
                   <w:rFonts w:ascii="Arial" w:cs="Arial" w:eastAsia="Arial" w:hAnsi="Arial"/>
@@ -15843,7 +16170,7 @@
               <w:spacing w:after="10" w:before="0"/>
               <w:ind w:left="120"/>
             </w:pPr>
-            <w:hyperlink w:history="1" r:id="rIdy_3nyrldhtfleqszsiqvh">
+            <w:hyperlink w:history="1" r:id="rId_5k35tjhga-xi52kmlvf7">
               <w:r>
                 <w:rPr>
                   <w:rFonts w:ascii="Arial" w:cs="Arial" w:eastAsia="Arial" w:hAnsi="Arial"/>
@@ -15871,6 +16198,7 @@
           </w:tcPr>
           <w:p>
             <w:pPr>
+              <w:keepNext w:val="false"/>
               <w:spacing w:after="40" w:before="0"/>
               <w:jc w:val="left"/>
             </w:pPr>
@@ -15903,6 +16231,7 @@
           </w:tcPr>
           <w:p>
             <w:pPr>
+              <w:keepNext w:val="false"/>
               <w:spacing w:after="40" w:before="0"/>
               <w:jc w:val="left"/>
             </w:pPr>
@@ -15935,6 +16264,7 @@
           </w:tcPr>
           <w:p>
             <w:pPr>
+              <w:keepNext w:val="false"/>
               <w:spacing w:after="40" w:before="0"/>
               <w:jc w:val="left"/>
             </w:pPr>
@@ -15967,6 +16297,7 @@
           </w:tcPr>
           <w:p>
             <w:pPr>
+              <w:keepNext w:val="false"/>
               <w:spacing w:after="40" w:before="0"/>
               <w:jc w:val="left"/>
             </w:pPr>
@@ -16001,6 +16332,7 @@
           </w:tcPr>
           <w:p>
             <w:pPr>
+              <w:keepNext w:val="false"/>
               <w:spacing w:after="40" w:before="0"/>
               <w:jc w:val="left"/>
             </w:pPr>
@@ -16038,7 +16370,7 @@
             <w:pPr>
               <w:spacing w:after="20" w:before="0"/>
             </w:pPr>
-            <w:hyperlink w:history="1" r:id="rIdygjefqphjuwul7xsf9286">
+            <w:hyperlink w:history="1" r:id="rIdclwyukzkoieplftgt2b0c">
               <w:r>
                 <w:rPr>
                   <w:rFonts w:ascii="Arial" w:cs="Arial" w:eastAsia="Arial" w:hAnsi="Arial"/>
@@ -16071,7 +16403,7 @@
               <w:spacing w:after="10" w:before="0"/>
               <w:ind w:left="120"/>
             </w:pPr>
-            <w:hyperlink w:history="1" r:id="rIdrfwpg1ula6mj3s3r6uojy">
+            <w:hyperlink w:history="1" r:id="rIdc11-aub7bmtmsq5k9nw_f">
               <w:r>
                 <w:rPr>
                   <w:rFonts w:ascii="Arial" w:cs="Arial" w:eastAsia="Arial" w:hAnsi="Arial"/>
@@ -16116,7 +16448,7 @@
             <w:pPr>
               <w:spacing w:after="20" w:before="0"/>
             </w:pPr>
-            <w:hyperlink w:history="1" r:id="rIdw7fh4m6rioemywlw0s-us">
+            <w:hyperlink w:history="1" r:id="rIdwczzzp8wkp0rtag77aup_">
               <w:r>
                 <w:rPr>
                   <w:rFonts w:ascii="Arial" w:cs="Arial" w:eastAsia="Arial" w:hAnsi="Arial"/>
@@ -16165,7 +16497,7 @@
               <w:spacing w:after="10" w:before="0"/>
               <w:ind w:left="120"/>
             </w:pPr>
-            <w:hyperlink w:history="1" r:id="rId1fidgub0kdmtjephgtna5">
+            <w:hyperlink w:history="1" r:id="rIdc_xgo6-mf-7l0jvt4lr0f">
               <w:r>
                 <w:rPr>
                   <w:rFonts w:ascii="Arial" w:cs="Arial" w:eastAsia="Arial" w:hAnsi="Arial"/>
@@ -16193,6 +16525,7 @@
           </w:tcPr>
           <w:p>
             <w:pPr>
+              <w:keepNext w:val="false"/>
               <w:spacing w:after="40" w:before="0"/>
               <w:jc w:val="left"/>
             </w:pPr>
@@ -16225,6 +16558,7 @@
           </w:tcPr>
           <w:p>
             <w:pPr>
+              <w:keepNext w:val="false"/>
               <w:spacing w:after="40" w:before="0"/>
               <w:jc w:val="left"/>
             </w:pPr>
@@ -16257,6 +16591,7 @@
           </w:tcPr>
           <w:p>
             <w:pPr>
+              <w:keepNext w:val="false"/>
               <w:spacing w:after="40" w:before="0"/>
               <w:jc w:val="left"/>
             </w:pPr>
@@ -16289,6 +16624,7 @@
           </w:tcPr>
           <w:p>
             <w:pPr>
+              <w:keepNext w:val="false"/>
               <w:spacing w:after="40" w:before="0"/>
               <w:jc w:val="left"/>
             </w:pPr>
@@ -16323,6 +16659,7 @@
           </w:tcPr>
           <w:p>
             <w:pPr>
+              <w:keepNext w:val="false"/>
               <w:spacing w:after="40" w:before="0"/>
               <w:jc w:val="left"/>
             </w:pPr>
@@ -16360,7 +16697,7 @@
             <w:pPr>
               <w:spacing w:after="20" w:before="0"/>
             </w:pPr>
-            <w:hyperlink w:history="1" r:id="rIdjmfyf-1vfmxqueka0sacn">
+            <w:hyperlink w:history="1" r:id="rIdmigha2ggcmvgzpo_uxr64">
               <w:r>
                 <w:rPr>
                   <w:rFonts w:ascii="Arial" w:cs="Arial" w:eastAsia="Arial" w:hAnsi="Arial"/>
@@ -16409,7 +16746,7 @@
               <w:spacing w:after="10" w:before="0"/>
               <w:ind w:left="120"/>
             </w:pPr>
-            <w:hyperlink w:history="1" r:id="rIdxcu90snepjbliyah5meic">
+            <w:hyperlink w:history="1" r:id="rIdfb-4_rrlihkudvywjqwy1">
               <w:r>
                 <w:rPr>
                   <w:rFonts w:ascii="Arial" w:cs="Arial" w:eastAsia="Arial" w:hAnsi="Arial"/>
@@ -16454,7 +16791,7 @@
             <w:pPr>
               <w:spacing w:after="20" w:before="0"/>
             </w:pPr>
-            <w:hyperlink w:history="1" r:id="rIdv_ozvidj7pliqu3w_9rda">
+            <w:hyperlink w:history="1" r:id="rIdpv4swpsebyam5yuq4o4pd">
               <w:r>
                 <w:rPr>
                   <w:rFonts w:ascii="Arial" w:cs="Arial" w:eastAsia="Arial" w:hAnsi="Arial"/>
@@ -16503,7 +16840,7 @@
               <w:spacing w:after="10" w:before="0"/>
               <w:ind w:left="120"/>
             </w:pPr>
-            <w:hyperlink w:history="1" r:id="rIdfp0p9foek7dc4rt121fks">
+            <w:hyperlink w:history="1" r:id="rIdwljc0trcy_xiq2jc-yjoc">
               <w:r>
                 <w:rPr>
                   <w:rFonts w:ascii="Arial" w:cs="Arial" w:eastAsia="Arial" w:hAnsi="Arial"/>
@@ -16531,6 +16868,7 @@
           </w:tcPr>
           <w:p>
             <w:pPr>
+              <w:keepNext w:val="false"/>
               <w:spacing w:after="40" w:before="0"/>
               <w:jc w:val="left"/>
             </w:pPr>
@@ -16563,6 +16901,7 @@
           </w:tcPr>
           <w:p>
             <w:pPr>
+              <w:keepNext w:val="false"/>
               <w:spacing w:after="40" w:before="0"/>
               <w:jc w:val="left"/>
             </w:pPr>
@@ -16595,6 +16934,7 @@
           </w:tcPr>
           <w:p>
             <w:pPr>
+              <w:keepNext w:val="false"/>
               <w:spacing w:after="40" w:before="0"/>
               <w:jc w:val="left"/>
             </w:pPr>
@@ -16627,6 +16967,7 @@
           </w:tcPr>
           <w:p>
             <w:pPr>
+              <w:keepNext w:val="false"/>
               <w:spacing w:after="40" w:before="0"/>
               <w:jc w:val="left"/>
             </w:pPr>
@@ -16686,6 +17027,7 @@
           </w:tcPr>
           <w:p>
             <w:pPr>
+              <w:keepNext w:val="false"/>
               <w:spacing w:after="40" w:before="0"/>
               <w:jc w:val="center"/>
             </w:pPr>
@@ -16720,6 +17062,7 @@
           </w:tcPr>
           <w:p>
             <w:pPr>
+              <w:keepNext w:val="false"/>
               <w:spacing w:after="40" w:before="0"/>
               <w:jc w:val="left"/>
             </w:pPr>
@@ -16781,6 +17124,7 @@
           </w:tcPr>
           <w:p>
             <w:pPr>
+              <w:keepNext w:val="false"/>
               <w:spacing w:after="40" w:before="0"/>
               <w:jc w:val="center"/>
             </w:pPr>
@@ -16815,6 +17159,7 @@
           </w:tcPr>
           <w:p>
             <w:pPr>
+              <w:keepNext w:val="false"/>
               <w:spacing w:after="40" w:before="0"/>
               <w:jc w:val="left"/>
             </w:pPr>
@@ -16847,6 +17192,7 @@
           </w:tcPr>
           <w:p>
             <w:pPr>
+              <w:keepNext w:val="false"/>
               <w:spacing w:after="40" w:before="0"/>
               <w:jc w:val="left"/>
             </w:pPr>
@@ -16881,6 +17227,7 @@
           </w:tcPr>
           <w:p>
             <w:pPr>
+              <w:keepNext w:val="false"/>
               <w:spacing w:after="40" w:before="0"/>
               <w:jc w:val="left"/>
             </w:pPr>
@@ -16913,6 +17260,7 @@
           </w:tcPr>
           <w:p>
             <w:pPr>
+              <w:keepNext w:val="false"/>
               <w:spacing w:after="40" w:before="0"/>
               <w:jc w:val="left"/>
             </w:pPr>
@@ -16947,6 +17295,7 @@
           </w:tcPr>
           <w:p>
             <w:pPr>
+              <w:keepNext w:val="false"/>
               <w:spacing w:after="40" w:before="0"/>
               <w:jc w:val="left"/>
             </w:pPr>
@@ -16979,6 +17328,7 @@
           </w:tcPr>
           <w:p>
             <w:pPr>
+              <w:keepNext w:val="false"/>
               <w:spacing w:after="40" w:before="0"/>
               <w:jc w:val="left"/>
             </w:pPr>
@@ -17015,7 +17365,7 @@
         </w:rPr>
         <w:t xml:space="preserve">© 2026 SeaVuria and ARES. Aligned with KICD objectives. Developed by SeaVuria; technical implementation by ARES (with AI assistance from Claude). Licensed under </w:t>
       </w:r>
-      <w:hyperlink w:history="1" r:id="rIda9bxjbm1ozamml6gnkaun">
+      <w:hyperlink w:history="1" r:id="rIdvvkavflfhmu9z8eoqfrf9">
         <w:r>
           <w:rPr>
             <w:rFonts w:ascii="Arial" w:cs="Arial" w:eastAsia="Arial" w:hAnsi="Arial"/>
@@ -17036,7 +17386,7 @@
         </w:rPr>
         <w:t xml:space="preserve"> (</w:t>
       </w:r>
-      <w:hyperlink w:history="1" r:id="rId6ssbxgiw0ti-ryojdjkpr">
+      <w:hyperlink w:history="1" r:id="rId-q10bppcc3cyaj7oqil1v">
         <w:r>
           <w:rPr>
             <w:rFonts w:ascii="Arial" w:cs="Arial" w:eastAsia="Arial" w:hAnsi="Arial"/>
@@ -17096,6 +17446,7 @@
           </w:tcPr>
           <w:p>
             <w:pPr>
+              <w:keepNext w:val="false"/>
               <w:spacing w:after="40" w:before="0"/>
               <w:jc w:val="center"/>
             </w:pPr>
@@ -17131,6 +17482,7 @@
           </w:tcPr>
           <w:p>
             <w:pPr>
+              <w:keepNext w:val="false"/>
               <w:spacing w:after="40" w:before="0"/>
               <w:jc w:val="center"/>
             </w:pPr>
@@ -17165,6 +17517,7 @@
           </w:tcPr>
           <w:p>
             <w:pPr>
+              <w:keepNext w:val="false"/>
               <w:spacing w:after="40" w:before="0"/>
               <w:jc w:val="left"/>
             </w:pPr>
@@ -17197,6 +17550,7 @@
           </w:tcPr>
           <w:p>
             <w:pPr>
+              <w:keepNext w:val="false"/>
               <w:spacing w:after="40" w:before="0"/>
               <w:jc w:val="left"/>
             </w:pPr>
@@ -17231,6 +17585,7 @@
           </w:tcPr>
           <w:p>
             <w:pPr>
+              <w:keepNext w:val="false"/>
               <w:spacing w:after="40" w:before="0"/>
               <w:jc w:val="left"/>
             </w:pPr>
@@ -17263,6 +17618,7 @@
           </w:tcPr>
           <w:p>
             <w:pPr>
+              <w:keepNext w:val="false"/>
               <w:spacing w:after="40" w:before="0"/>
               <w:jc w:val="left"/>
             </w:pPr>
@@ -17297,6 +17653,7 @@
           </w:tcPr>
           <w:p>
             <w:pPr>
+              <w:keepNext w:val="false"/>
               <w:spacing w:after="40" w:before="0"/>
               <w:jc w:val="left"/>
             </w:pPr>
@@ -17329,6 +17686,7 @@
           </w:tcPr>
           <w:p>
             <w:pPr>
+              <w:keepNext w:val="false"/>
               <w:spacing w:after="40" w:before="0"/>
               <w:jc w:val="left"/>
             </w:pPr>
@@ -17363,6 +17721,7 @@
           </w:tcPr>
           <w:p>
             <w:pPr>
+              <w:keepNext w:val="false"/>
               <w:spacing w:after="40" w:before="0"/>
               <w:jc w:val="left"/>
             </w:pPr>
@@ -17395,6 +17754,7 @@
           </w:tcPr>
           <w:p>
             <w:pPr>
+              <w:keepNext w:val="false"/>
               <w:spacing w:after="40" w:before="0"/>
               <w:jc w:val="left"/>
             </w:pPr>
@@ -17429,6 +17789,7 @@
           </w:tcPr>
           <w:p>
             <w:pPr>
+              <w:keepNext w:val="false"/>
               <w:spacing w:after="40" w:before="0"/>
               <w:jc w:val="left"/>
             </w:pPr>
@@ -17461,6 +17822,7 @@
           </w:tcPr>
           <w:p>
             <w:pPr>
+              <w:keepNext w:val="false"/>
               <w:spacing w:after="40" w:before="0"/>
               <w:jc w:val="left"/>
             </w:pPr>
@@ -17495,6 +17857,7 @@
           </w:tcPr>
           <w:p>
             <w:pPr>
+              <w:keepNext w:val="false"/>
               <w:spacing w:after="40" w:before="0"/>
               <w:jc w:val="left"/>
             </w:pPr>
@@ -17527,6 +17890,7 @@
           </w:tcPr>
           <w:p>
             <w:pPr>
+              <w:keepNext w:val="false"/>
               <w:spacing w:after="40" w:before="0"/>
               <w:jc w:val="left"/>
             </w:pPr>
@@ -17561,6 +17925,7 @@
           </w:tcPr>
           <w:p>
             <w:pPr>
+              <w:keepNext w:val="false"/>
               <w:spacing w:after="40" w:before="0"/>
               <w:jc w:val="left"/>
             </w:pPr>
@@ -17593,6 +17958,7 @@
           </w:tcPr>
           <w:p>
             <w:pPr>
+              <w:keepNext w:val="false"/>
               <w:spacing w:after="40" w:before="0"/>
               <w:jc w:val="left"/>
             </w:pPr>
@@ -17627,6 +17993,7 @@
           </w:tcPr>
           <w:p>
             <w:pPr>
+              <w:keepNext w:val="false"/>
               <w:spacing w:after="40" w:before="0"/>
               <w:jc w:val="left"/>
             </w:pPr>
@@ -17659,6 +18026,7 @@
           </w:tcPr>
           <w:p>
             <w:pPr>
+              <w:keepNext w:val="false"/>
               <w:spacing w:after="40" w:before="0"/>
               <w:jc w:val="left"/>
             </w:pPr>
@@ -17718,6 +18086,7 @@
           </w:tcPr>
           <w:p>
             <w:pPr>
+              <w:keepNext w:val="false"/>
               <w:spacing w:after="40" w:before="0"/>
               <w:jc w:val="center"/>
             </w:pPr>
@@ -17752,6 +18121,7 @@
           </w:tcPr>
           <w:p>
             <w:pPr>
+              <w:keepNext w:val="false"/>
               <w:spacing w:after="40" w:before="0"/>
               <w:jc w:val="left"/>
             </w:pPr>
@@ -17816,6 +18186,7 @@
           </w:tcPr>
           <w:p>
             <w:pPr>
+              <w:keepNext w:val="false"/>
               <w:spacing w:after="40" w:before="0"/>
               <w:jc w:val="center"/>
             </w:pPr>
@@ -17850,6 +18221,7 @@
           </w:tcPr>
           <w:p>
             <w:pPr>
+              <w:keepNext w:val="false"/>
               <w:spacing w:after="40" w:before="0"/>
               <w:jc w:val="left"/>
             </w:pPr>
@@ -17882,6 +18254,7 @@
           </w:tcPr>
           <w:p>
             <w:pPr>
+              <w:keepNext w:val="false"/>
               <w:spacing w:after="40" w:before="0"/>
               <w:jc w:val="left"/>
             </w:pPr>
@@ -17914,6 +18287,7 @@
           </w:tcPr>
           <w:p>
             <w:pPr>
+              <w:keepNext w:val="false"/>
               <w:spacing w:after="40" w:before="0"/>
               <w:jc w:val="left"/>
             </w:pPr>
@@ -17946,6 +18320,7 @@
           </w:tcPr>
           <w:p>
             <w:pPr>
+              <w:keepNext w:val="false"/>
               <w:spacing w:after="40" w:before="0"/>
               <w:jc w:val="left"/>
             </w:pPr>
@@ -17978,6 +18353,7 @@
           </w:tcPr>
           <w:p>
             <w:pPr>
+              <w:keepNext w:val="false"/>
               <w:spacing w:after="40" w:before="0"/>
               <w:jc w:val="left"/>
             </w:pPr>
@@ -18012,6 +18388,7 @@
           </w:tcPr>
           <w:p>
             <w:pPr>
+              <w:keepNext w:val="false"/>
               <w:spacing w:after="40" w:before="0"/>
               <w:jc w:val="left"/>
             </w:pPr>
@@ -18049,7 +18426,7 @@
             <w:pPr>
               <w:spacing w:after="20" w:before="0"/>
             </w:pPr>
-            <w:hyperlink w:history="1" r:id="rIdvrtpwnahvxavjat8ymak4">
+            <w:hyperlink w:history="1" r:id="rIdtk48j5sp-hofgkcpan7nf">
               <w:r>
                 <w:rPr>
                   <w:rFonts w:ascii="Arial" w:cs="Arial" w:eastAsia="Arial" w:hAnsi="Arial"/>
@@ -18098,7 +18475,7 @@
               <w:spacing w:after="10" w:before="0"/>
               <w:ind w:left="120"/>
             </w:pPr>
-            <w:hyperlink w:history="1" r:id="rIdneqi9tx37zz6bocdocqkn">
+            <w:hyperlink w:history="1" r:id="rIdk4uhluxvo6s-wmrn0bz0y">
               <w:r>
                 <w:rPr>
                   <w:rFonts w:ascii="Arial" w:cs="Arial" w:eastAsia="Arial" w:hAnsi="Arial"/>
@@ -18143,7 +18520,7 @@
             <w:pPr>
               <w:spacing w:after="20" w:before="0"/>
             </w:pPr>
-            <w:hyperlink w:history="1" r:id="rId4q34caz-u4sznwua0dfqe">
+            <w:hyperlink w:history="1" r:id="rIdufk0iteigrs73pabkvu1f">
               <w:r>
                 <w:rPr>
                   <w:rFonts w:ascii="Arial" w:cs="Arial" w:eastAsia="Arial" w:hAnsi="Arial"/>
@@ -18192,7 +18569,7 @@
               <w:spacing w:after="10" w:before="0"/>
               <w:ind w:left="120"/>
             </w:pPr>
-            <w:hyperlink w:history="1" r:id="rIdeencmfbmfyb9ek6qxw8og">
+            <w:hyperlink w:history="1" r:id="rIdkd41ry6pcsxsnjujywdig">
               <w:r>
                 <w:rPr>
                   <w:rFonts w:ascii="Arial" w:cs="Arial" w:eastAsia="Arial" w:hAnsi="Arial"/>
@@ -18220,6 +18597,7 @@
           </w:tcPr>
           <w:p>
             <w:pPr>
+              <w:keepNext w:val="false"/>
               <w:spacing w:after="40" w:before="0"/>
               <w:jc w:val="left"/>
             </w:pPr>
@@ -18252,6 +18630,7 @@
           </w:tcPr>
           <w:p>
             <w:pPr>
+              <w:keepNext w:val="false"/>
               <w:spacing w:after="40" w:before="0"/>
               <w:jc w:val="left"/>
             </w:pPr>
@@ -18284,6 +18663,7 @@
           </w:tcPr>
           <w:p>
             <w:pPr>
+              <w:keepNext w:val="false"/>
               <w:spacing w:after="40" w:before="0"/>
               <w:jc w:val="left"/>
             </w:pPr>
@@ -18316,6 +18696,7 @@
           </w:tcPr>
           <w:p>
             <w:pPr>
+              <w:keepNext w:val="false"/>
               <w:spacing w:after="40" w:before="0"/>
               <w:jc w:val="left"/>
             </w:pPr>
@@ -18350,6 +18731,7 @@
           </w:tcPr>
           <w:p>
             <w:pPr>
+              <w:keepNext w:val="false"/>
               <w:spacing w:after="40" w:before="0"/>
               <w:jc w:val="left"/>
             </w:pPr>
@@ -18387,7 +18769,7 @@
             <w:pPr>
               <w:spacing w:after="20" w:before="0"/>
             </w:pPr>
-            <w:hyperlink w:history="1" r:id="rIdss2wgtuc1jkdu7subro_c">
+            <w:hyperlink w:history="1" r:id="rIdqzz-xytr1bkkunfydgbms">
               <w:r>
                 <w:rPr>
                   <w:rFonts w:ascii="Arial" w:cs="Arial" w:eastAsia="Arial" w:hAnsi="Arial"/>
@@ -18436,7 +18818,7 @@
               <w:spacing w:after="10" w:before="0"/>
               <w:ind w:left="120"/>
             </w:pPr>
-            <w:hyperlink w:history="1" r:id="rIdqlujbrk45ot587sglcgel">
+            <w:hyperlink w:history="1" r:id="rIdxfezql86aqmtqikjtmtxr">
               <w:r>
                 <w:rPr>
                   <w:rFonts w:ascii="Arial" w:cs="Arial" w:eastAsia="Arial" w:hAnsi="Arial"/>
@@ -18481,7 +18863,7 @@
             <w:pPr>
               <w:spacing w:after="20" w:before="0"/>
             </w:pPr>
-            <w:hyperlink w:history="1" r:id="rIdgh1hpfrhpv7jqwqm8jxx3">
+            <w:hyperlink w:history="1" r:id="rIdkkxqygjb0g_xwfne3l1y5">
               <w:r>
                 <w:rPr>
                   <w:rFonts w:ascii="Arial" w:cs="Arial" w:eastAsia="Arial" w:hAnsi="Arial"/>
@@ -18530,7 +18912,7 @@
               <w:spacing w:after="10" w:before="0"/>
               <w:ind w:left="120"/>
             </w:pPr>
-            <w:hyperlink w:history="1" r:id="rIdveps_j2ziowael2p-a0df">
+            <w:hyperlink w:history="1" r:id="rIdqwpp-fuoj7srqhq3ecjtv">
               <w:r>
                 <w:rPr>
                   <w:rFonts w:ascii="Arial" w:cs="Arial" w:eastAsia="Arial" w:hAnsi="Arial"/>
@@ -18558,6 +18940,7 @@
           </w:tcPr>
           <w:p>
             <w:pPr>
+              <w:keepNext w:val="false"/>
               <w:spacing w:after="40" w:before="0"/>
               <w:jc w:val="left"/>
             </w:pPr>
@@ -18590,6 +18973,7 @@
           </w:tcPr>
           <w:p>
             <w:pPr>
+              <w:keepNext w:val="false"/>
               <w:spacing w:after="40" w:before="0"/>
               <w:jc w:val="left"/>
             </w:pPr>
@@ -18622,6 +19006,7 @@
           </w:tcPr>
           <w:p>
             <w:pPr>
+              <w:keepNext w:val="false"/>
               <w:spacing w:after="40" w:before="0"/>
               <w:jc w:val="left"/>
             </w:pPr>
@@ -18654,6 +19039,7 @@
           </w:tcPr>
           <w:p>
             <w:pPr>
+              <w:keepNext w:val="false"/>
               <w:spacing w:after="40" w:before="0"/>
               <w:jc w:val="left"/>
             </w:pPr>
@@ -18688,6 +19074,7 @@
           </w:tcPr>
           <w:p>
             <w:pPr>
+              <w:keepNext w:val="false"/>
               <w:spacing w:after="40" w:before="0"/>
               <w:jc w:val="left"/>
             </w:pPr>
@@ -18725,7 +19112,7 @@
             <w:pPr>
               <w:spacing w:after="20" w:before="0"/>
             </w:pPr>
-            <w:hyperlink w:history="1" r:id="rId1lpa3j0jtvkqzypndxfgc">
+            <w:hyperlink w:history="1" r:id="rIdz1u5_z3btel_vofephml6">
               <w:r>
                 <w:rPr>
                   <w:rFonts w:ascii="Arial" w:cs="Arial" w:eastAsia="Arial" w:hAnsi="Arial"/>
@@ -18774,7 +19161,7 @@
               <w:spacing w:after="10" w:before="0"/>
               <w:ind w:left="120"/>
             </w:pPr>
-            <w:hyperlink w:history="1" r:id="rIdq_0iur-kehdsayyoqxovq">
+            <w:hyperlink w:history="1" r:id="rId0uzhvgnv5vviwlczg2beo">
               <w:r>
                 <w:rPr>
                   <w:rFonts w:ascii="Arial" w:cs="Arial" w:eastAsia="Arial" w:hAnsi="Arial"/>
@@ -18819,7 +19206,7 @@
             <w:pPr>
               <w:spacing w:after="20" w:before="0"/>
             </w:pPr>
-            <w:hyperlink w:history="1" r:id="rId_jib2wjebe8b8z1kcniww">
+            <w:hyperlink w:history="1" r:id="rIdhjezflfmmanw7yclmtcv7">
               <w:r>
                 <w:rPr>
                   <w:rFonts w:ascii="Arial" w:cs="Arial" w:eastAsia="Arial" w:hAnsi="Arial"/>
@@ -18868,7 +19255,7 @@
               <w:spacing w:after="10" w:before="0"/>
               <w:ind w:left="120"/>
             </w:pPr>
-            <w:hyperlink w:history="1" r:id="rIdjxl3quadiqj2ap2a4mkfq">
+            <w:hyperlink w:history="1" r:id="rIdjixgesenaouwuazgga7gh">
               <w:r>
                 <w:rPr>
                   <w:rFonts w:ascii="Arial" w:cs="Arial" w:eastAsia="Arial" w:hAnsi="Arial"/>
@@ -18896,6 +19283,7 @@
           </w:tcPr>
           <w:p>
             <w:pPr>
+              <w:keepNext w:val="false"/>
               <w:spacing w:after="40" w:before="0"/>
               <w:jc w:val="left"/>
             </w:pPr>
@@ -18928,6 +19316,7 @@
           </w:tcPr>
           <w:p>
             <w:pPr>
+              <w:keepNext w:val="false"/>
               <w:spacing w:after="40" w:before="0"/>
               <w:jc w:val="left"/>
             </w:pPr>
@@ -18960,6 +19349,7 @@
           </w:tcPr>
           <w:p>
             <w:pPr>
+              <w:keepNext w:val="false"/>
               <w:spacing w:after="40" w:before="0"/>
               <w:jc w:val="left"/>
             </w:pPr>
@@ -18992,6 +19382,7 @@
           </w:tcPr>
           <w:p>
             <w:pPr>
+              <w:keepNext w:val="false"/>
               <w:spacing w:after="40" w:before="0"/>
               <w:jc w:val="left"/>
             </w:pPr>
@@ -19026,6 +19417,7 @@
           </w:tcPr>
           <w:p>
             <w:pPr>
+              <w:keepNext w:val="false"/>
               <w:spacing w:after="40" w:before="0"/>
               <w:jc w:val="left"/>
             </w:pPr>
@@ -19063,7 +19455,7 @@
             <w:pPr>
               <w:spacing w:after="20" w:before="0"/>
             </w:pPr>
-            <w:hyperlink w:history="1" r:id="rIdf4aixtgkejenbbhnai3e1">
+            <w:hyperlink w:history="1" r:id="rIdqaqfcu_uwtrgvraxvs-j6">
               <w:r>
                 <w:rPr>
                   <w:rFonts w:ascii="Arial" w:cs="Arial" w:eastAsia="Arial" w:hAnsi="Arial"/>
@@ -19112,7 +19504,7 @@
               <w:spacing w:after="10" w:before="0"/>
               <w:ind w:left="120"/>
             </w:pPr>
-            <w:hyperlink w:history="1" r:id="rIdtdfrvf_btqhwrlcn5df6i">
+            <w:hyperlink w:history="1" r:id="rIdefsd919tyuztmtsp2nikx">
               <w:r>
                 <w:rPr>
                   <w:rFonts w:ascii="Arial" w:cs="Arial" w:eastAsia="Arial" w:hAnsi="Arial"/>
@@ -19157,7 +19549,7 @@
             <w:pPr>
               <w:spacing w:after="20" w:before="0"/>
             </w:pPr>
-            <w:hyperlink w:history="1" r:id="rIdsx6nkchemojcnnj1mvqqf">
+            <w:hyperlink w:history="1" r:id="rIduvwcr2paiytnfg1y1rh5i">
               <w:r>
                 <w:rPr>
                   <w:rFonts w:ascii="Arial" w:cs="Arial" w:eastAsia="Arial" w:hAnsi="Arial"/>
@@ -19206,7 +19598,7 @@
               <w:spacing w:after="10" w:before="0"/>
               <w:ind w:left="120"/>
             </w:pPr>
-            <w:hyperlink w:history="1" r:id="rId5d50dfz5bfsmbknpi6jmo">
+            <w:hyperlink w:history="1" r:id="rIdbkk1beevzincnf17dpkku">
               <w:r>
                 <w:rPr>
                   <w:rFonts w:ascii="Arial" w:cs="Arial" w:eastAsia="Arial" w:hAnsi="Arial"/>
@@ -19234,6 +19626,7 @@
           </w:tcPr>
           <w:p>
             <w:pPr>
+              <w:keepNext w:val="false"/>
               <w:spacing w:after="40" w:before="0"/>
               <w:jc w:val="left"/>
             </w:pPr>
@@ -19266,6 +19659,7 @@
           </w:tcPr>
           <w:p>
             <w:pPr>
+              <w:keepNext w:val="false"/>
               <w:spacing w:after="40" w:before="0"/>
               <w:jc w:val="left"/>
             </w:pPr>
@@ -19298,6 +19692,7 @@
           </w:tcPr>
           <w:p>
             <w:pPr>
+              <w:keepNext w:val="false"/>
               <w:spacing w:after="40" w:before="0"/>
               <w:jc w:val="left"/>
             </w:pPr>
@@ -19330,6 +19725,7 @@
           </w:tcPr>
           <w:p>
             <w:pPr>
+              <w:keepNext w:val="false"/>
               <w:spacing w:after="40" w:before="0"/>
               <w:jc w:val="left"/>
             </w:pPr>
@@ -19364,6 +19760,7 @@
           </w:tcPr>
           <w:p>
             <w:pPr>
+              <w:keepNext w:val="false"/>
               <w:spacing w:after="40" w:before="0"/>
               <w:jc w:val="left"/>
             </w:pPr>
@@ -19401,7 +19798,7 @@
             <w:pPr>
               <w:spacing w:after="20" w:before="0"/>
             </w:pPr>
-            <w:hyperlink w:history="1" r:id="rId1o0ojfkqxv5mgl1hej1bx">
+            <w:hyperlink w:history="1" r:id="rIdizqaiza4oo2rhniwfsxim">
               <w:r>
                 <w:rPr>
                   <w:rFonts w:ascii="Arial" w:cs="Arial" w:eastAsia="Arial" w:hAnsi="Arial"/>
@@ -19450,7 +19847,7 @@
               <w:spacing w:after="10" w:before="0"/>
               <w:ind w:left="120"/>
             </w:pPr>
-            <w:hyperlink w:history="1" r:id="rIdr65qnguejige7qrgmdxu_">
+            <w:hyperlink w:history="1" r:id="rIdcndaw7re8uaxmo5snerdd">
               <w:r>
                 <w:rPr>
                   <w:rFonts w:ascii="Arial" w:cs="Arial" w:eastAsia="Arial" w:hAnsi="Arial"/>
@@ -19495,7 +19892,7 @@
             <w:pPr>
               <w:spacing w:after="20" w:before="0"/>
             </w:pPr>
-            <w:hyperlink w:history="1" r:id="rIdkkskx1ksjfyzmsc7c29ji">
+            <w:hyperlink w:history="1" r:id="rIdhnr3hvty-otnn6cqzs8en">
               <w:r>
                 <w:rPr>
                   <w:rFonts w:ascii="Arial" w:cs="Arial" w:eastAsia="Arial" w:hAnsi="Arial"/>
@@ -19544,7 +19941,7 @@
               <w:spacing w:after="10" w:before="0"/>
               <w:ind w:left="120"/>
             </w:pPr>
-            <w:hyperlink w:history="1" r:id="rIdart6i-lak8oxpb3kuvrkb">
+            <w:hyperlink w:history="1" r:id="rIdmxdg_5f81mcfmk9uvi1rm">
               <w:r>
                 <w:rPr>
                   <w:rFonts w:ascii="Arial" w:cs="Arial" w:eastAsia="Arial" w:hAnsi="Arial"/>
@@ -19572,6 +19969,7 @@
           </w:tcPr>
           <w:p>
             <w:pPr>
+              <w:keepNext w:val="false"/>
               <w:spacing w:after="40" w:before="0"/>
               <w:jc w:val="left"/>
             </w:pPr>
@@ -19604,6 +20002,7 @@
           </w:tcPr>
           <w:p>
             <w:pPr>
+              <w:keepNext w:val="false"/>
               <w:spacing w:after="40" w:before="0"/>
               <w:jc w:val="left"/>
             </w:pPr>
@@ -19636,6 +20035,7 @@
           </w:tcPr>
           <w:p>
             <w:pPr>
+              <w:keepNext w:val="false"/>
               <w:spacing w:after="40" w:before="0"/>
               <w:jc w:val="left"/>
             </w:pPr>
@@ -19668,6 +20068,7 @@
           </w:tcPr>
           <w:p>
             <w:pPr>
+              <w:keepNext w:val="false"/>
               <w:spacing w:after="40" w:before="0"/>
               <w:jc w:val="left"/>
             </w:pPr>
@@ -19727,6 +20128,7 @@
           </w:tcPr>
           <w:p>
             <w:pPr>
+              <w:keepNext w:val="false"/>
               <w:spacing w:after="40" w:before="0"/>
               <w:jc w:val="center"/>
             </w:pPr>
@@ -19761,6 +20163,7 @@
           </w:tcPr>
           <w:p>
             <w:pPr>
+              <w:keepNext w:val="false"/>
               <w:spacing w:after="40" w:before="0"/>
               <w:jc w:val="left"/>
             </w:pPr>
@@ -19822,6 +20225,7 @@
           </w:tcPr>
           <w:p>
             <w:pPr>
+              <w:keepNext w:val="false"/>
               <w:spacing w:after="40" w:before="0"/>
               <w:jc w:val="center"/>
             </w:pPr>
@@ -19856,6 +20260,7 @@
           </w:tcPr>
           <w:p>
             <w:pPr>
+              <w:keepNext w:val="false"/>
               <w:spacing w:after="40" w:before="0"/>
               <w:jc w:val="left"/>
             </w:pPr>
@@ -19888,6 +20293,7 @@
           </w:tcPr>
           <w:p>
             <w:pPr>
+              <w:keepNext w:val="false"/>
               <w:spacing w:after="40" w:before="0"/>
               <w:jc w:val="left"/>
             </w:pPr>
@@ -19922,6 +20328,7 @@
           </w:tcPr>
           <w:p>
             <w:pPr>
+              <w:keepNext w:val="false"/>
               <w:spacing w:after="40" w:before="0"/>
               <w:jc w:val="left"/>
             </w:pPr>
@@ -19954,6 +20361,7 @@
           </w:tcPr>
           <w:p>
             <w:pPr>
+              <w:keepNext w:val="false"/>
               <w:spacing w:after="40" w:before="0"/>
               <w:jc w:val="left"/>
             </w:pPr>
@@ -19988,6 +20396,7 @@
           </w:tcPr>
           <w:p>
             <w:pPr>
+              <w:keepNext w:val="false"/>
               <w:spacing w:after="40" w:before="0"/>
               <w:jc w:val="left"/>
             </w:pPr>
@@ -20020,6 +20429,7 @@
           </w:tcPr>
           <w:p>
             <w:pPr>
+              <w:keepNext w:val="false"/>
               <w:spacing w:after="40" w:before="0"/>
               <w:jc w:val="left"/>
             </w:pPr>
@@ -20056,7 +20466,7 @@
         </w:rPr>
         <w:t xml:space="preserve">© 2026 SeaVuria and ARES. Aligned with KICD objectives. Developed by SeaVuria; technical implementation by ARES (with AI assistance from Claude). Licensed under </w:t>
       </w:r>
-      <w:hyperlink w:history="1" r:id="rIdm4mr_nobzbpico_4rh_1z">
+      <w:hyperlink w:history="1" r:id="rId0pqtksyxyow8ilbfcudsv">
         <w:r>
           <w:rPr>
             <w:rFonts w:ascii="Arial" w:cs="Arial" w:eastAsia="Arial" w:hAnsi="Arial"/>
@@ -20077,7 +20487,7 @@
         </w:rPr>
         <w:t xml:space="preserve"> (</w:t>
       </w:r>
-      <w:hyperlink w:history="1" r:id="rIdrmfauegj-syemcu4ih47b">
+      <w:hyperlink w:history="1" r:id="rIdz50uc-euda-wf9tmuosb3">
         <w:r>
           <w:rPr>
             <w:rFonts w:ascii="Arial" w:cs="Arial" w:eastAsia="Arial" w:hAnsi="Arial"/>
@@ -20137,6 +20547,7 @@
           </w:tcPr>
           <w:p>
             <w:pPr>
+              <w:keepNext w:val="false"/>
               <w:spacing w:after="40" w:before="0"/>
               <w:jc w:val="center"/>
             </w:pPr>
@@ -20172,6 +20583,7 @@
           </w:tcPr>
           <w:p>
             <w:pPr>
+              <w:keepNext w:val="false"/>
               <w:spacing w:after="40" w:before="0"/>
               <w:jc w:val="center"/>
             </w:pPr>
@@ -20206,6 +20618,7 @@
           </w:tcPr>
           <w:p>
             <w:pPr>
+              <w:keepNext w:val="false"/>
               <w:spacing w:after="40" w:before="0"/>
               <w:jc w:val="left"/>
             </w:pPr>
@@ -20238,6 +20651,7 @@
           </w:tcPr>
           <w:p>
             <w:pPr>
+              <w:keepNext w:val="false"/>
               <w:spacing w:after="40" w:before="0"/>
               <w:jc w:val="left"/>
             </w:pPr>
@@ -20272,6 +20686,7 @@
           </w:tcPr>
           <w:p>
             <w:pPr>
+              <w:keepNext w:val="false"/>
               <w:spacing w:after="40" w:before="0"/>
               <w:jc w:val="left"/>
             </w:pPr>
@@ -20304,6 +20719,7 @@
           </w:tcPr>
           <w:p>
             <w:pPr>
+              <w:keepNext w:val="false"/>
               <w:spacing w:after="40" w:before="0"/>
               <w:jc w:val="left"/>
             </w:pPr>
@@ -20338,6 +20754,7 @@
           </w:tcPr>
           <w:p>
             <w:pPr>
+              <w:keepNext w:val="false"/>
               <w:spacing w:after="40" w:before="0"/>
               <w:jc w:val="left"/>
             </w:pPr>
@@ -20370,6 +20787,7 @@
           </w:tcPr>
           <w:p>
             <w:pPr>
+              <w:keepNext w:val="false"/>
               <w:spacing w:after="40" w:before="0"/>
               <w:jc w:val="left"/>
             </w:pPr>
@@ -20404,6 +20822,7 @@
           </w:tcPr>
           <w:p>
             <w:pPr>
+              <w:keepNext w:val="false"/>
               <w:spacing w:after="40" w:before="0"/>
               <w:jc w:val="left"/>
             </w:pPr>
@@ -20436,6 +20855,7 @@
           </w:tcPr>
           <w:p>
             <w:pPr>
+              <w:keepNext w:val="false"/>
               <w:spacing w:after="40" w:before="0"/>
               <w:jc w:val="left"/>
             </w:pPr>
@@ -20470,6 +20890,7 @@
           </w:tcPr>
           <w:p>
             <w:pPr>
+              <w:keepNext w:val="false"/>
               <w:spacing w:after="40" w:before="0"/>
               <w:jc w:val="left"/>
             </w:pPr>
@@ -20502,6 +20923,7 @@
           </w:tcPr>
           <w:p>
             <w:pPr>
+              <w:keepNext w:val="false"/>
               <w:spacing w:after="40" w:before="0"/>
               <w:jc w:val="left"/>
             </w:pPr>
@@ -20536,6 +20958,7 @@
           </w:tcPr>
           <w:p>
             <w:pPr>
+              <w:keepNext w:val="false"/>
               <w:spacing w:after="40" w:before="0"/>
               <w:jc w:val="left"/>
             </w:pPr>
@@ -20568,6 +20991,7 @@
           </w:tcPr>
           <w:p>
             <w:pPr>
+              <w:keepNext w:val="false"/>
               <w:spacing w:after="40" w:before="0"/>
               <w:jc w:val="left"/>
             </w:pPr>
@@ -20602,6 +21026,7 @@
           </w:tcPr>
           <w:p>
             <w:pPr>
+              <w:keepNext w:val="false"/>
               <w:spacing w:after="40" w:before="0"/>
               <w:jc w:val="left"/>
             </w:pPr>
@@ -20634,6 +21059,7 @@
           </w:tcPr>
           <w:p>
             <w:pPr>
+              <w:keepNext w:val="false"/>
               <w:spacing w:after="40" w:before="0"/>
               <w:jc w:val="left"/>
             </w:pPr>
@@ -20668,6 +21094,7 @@
           </w:tcPr>
           <w:p>
             <w:pPr>
+              <w:keepNext w:val="false"/>
               <w:spacing w:after="40" w:before="0"/>
               <w:jc w:val="left"/>
             </w:pPr>
@@ -20700,6 +21127,7 @@
           </w:tcPr>
           <w:p>
             <w:pPr>
+              <w:keepNext w:val="false"/>
               <w:spacing w:after="40" w:before="0"/>
               <w:jc w:val="left"/>
             </w:pPr>
@@ -20759,6 +21187,7 @@
           </w:tcPr>
           <w:p>
             <w:pPr>
+              <w:keepNext w:val="false"/>
               <w:spacing w:after="40" w:before="0"/>
               <w:jc w:val="center"/>
             </w:pPr>
@@ -20793,6 +21222,7 @@
           </w:tcPr>
           <w:p>
             <w:pPr>
+              <w:keepNext w:val="false"/>
               <w:spacing w:after="40" w:before="0"/>
               <w:jc w:val="left"/>
             </w:pPr>
@@ -20857,6 +21287,7 @@
           </w:tcPr>
           <w:p>
             <w:pPr>
+              <w:keepNext w:val="false"/>
               <w:spacing w:after="40" w:before="0"/>
               <w:jc w:val="center"/>
             </w:pPr>
@@ -20891,6 +21322,7 @@
           </w:tcPr>
           <w:p>
             <w:pPr>
+              <w:keepNext w:val="false"/>
               <w:spacing w:after="40" w:before="0"/>
               <w:jc w:val="left"/>
             </w:pPr>
@@ -20923,6 +21355,7 @@
           </w:tcPr>
           <w:p>
             <w:pPr>
+              <w:keepNext w:val="false"/>
               <w:spacing w:after="40" w:before="0"/>
               <w:jc w:val="left"/>
             </w:pPr>
@@ -20955,6 +21388,7 @@
           </w:tcPr>
           <w:p>
             <w:pPr>
+              <w:keepNext w:val="false"/>
               <w:spacing w:after="40" w:before="0"/>
               <w:jc w:val="left"/>
             </w:pPr>
@@ -20987,6 +21421,7 @@
           </w:tcPr>
           <w:p>
             <w:pPr>
+              <w:keepNext w:val="false"/>
               <w:spacing w:after="40" w:before="0"/>
               <w:jc w:val="left"/>
             </w:pPr>
@@ -21019,6 +21454,7 @@
           </w:tcPr>
           <w:p>
             <w:pPr>
+              <w:keepNext w:val="false"/>
               <w:spacing w:after="40" w:before="0"/>
               <w:jc w:val="left"/>
             </w:pPr>
@@ -21053,6 +21489,7 @@
           </w:tcPr>
           <w:p>
             <w:pPr>
+              <w:keepNext w:val="false"/>
               <w:spacing w:after="40" w:before="0"/>
               <w:jc w:val="left"/>
             </w:pPr>
@@ -21090,7 +21527,7 @@
             <w:pPr>
               <w:spacing w:after="20" w:before="0"/>
             </w:pPr>
-            <w:hyperlink w:history="1" r:id="rIdry87xbhgrqtmtetdgddqx">
+            <w:hyperlink w:history="1" r:id="rIdod09ycdtoxisoyp75suso">
               <w:r>
                 <w:rPr>
                   <w:rFonts w:ascii="Arial" w:cs="Arial" w:eastAsia="Arial" w:hAnsi="Arial"/>
@@ -21123,7 +21560,7 @@
               <w:spacing w:after="10" w:before="0"/>
               <w:ind w:left="120"/>
             </w:pPr>
-            <w:hyperlink w:history="1" r:id="rIdrzew5jk4z8lxsom8txr2v">
+            <w:hyperlink w:history="1" r:id="rIdxmib_fdyhgnja54olrxeu">
               <w:r>
                 <w:rPr>
                   <w:rFonts w:ascii="Arial" w:cs="Arial" w:eastAsia="Arial" w:hAnsi="Arial"/>
@@ -21168,7 +21605,7 @@
             <w:pPr>
               <w:spacing w:after="20" w:before="0"/>
             </w:pPr>
-            <w:hyperlink w:history="1" r:id="rIdozqrmjdyowlijgs_qzpyb">
+            <w:hyperlink w:history="1" r:id="rIdgatswze2ygcsc94g_ffdv">
               <w:r>
                 <w:rPr>
                   <w:rFonts w:ascii="Arial" w:cs="Arial" w:eastAsia="Arial" w:hAnsi="Arial"/>
@@ -21201,7 +21638,7 @@
               <w:spacing w:after="10" w:before="0"/>
               <w:ind w:left="120"/>
             </w:pPr>
-            <w:hyperlink w:history="1" r:id="rIdjfcyqbz9rq81pxgucvfhu">
+            <w:hyperlink w:history="1" r:id="rId_xlodvlzgcaoqpldyz6cd">
               <w:r>
                 <w:rPr>
                   <w:rFonts w:ascii="Arial" w:cs="Arial" w:eastAsia="Arial" w:hAnsi="Arial"/>
@@ -21229,6 +21666,7 @@
           </w:tcPr>
           <w:p>
             <w:pPr>
+              <w:keepNext w:val="false"/>
               <w:spacing w:after="40" w:before="0"/>
               <w:jc w:val="left"/>
             </w:pPr>
@@ -21261,6 +21699,7 @@
           </w:tcPr>
           <w:p>
             <w:pPr>
+              <w:keepNext w:val="false"/>
               <w:spacing w:after="40" w:before="0"/>
               <w:jc w:val="left"/>
             </w:pPr>
@@ -21293,6 +21732,7 @@
           </w:tcPr>
           <w:p>
             <w:pPr>
+              <w:keepNext w:val="false"/>
               <w:spacing w:after="40" w:before="0"/>
               <w:jc w:val="left"/>
             </w:pPr>
@@ -21325,6 +21765,7 @@
           </w:tcPr>
           <w:p>
             <w:pPr>
+              <w:keepNext w:val="false"/>
               <w:spacing w:after="40" w:before="0"/>
               <w:jc w:val="left"/>
             </w:pPr>
@@ -21359,6 +21800,7 @@
           </w:tcPr>
           <w:p>
             <w:pPr>
+              <w:keepNext w:val="false"/>
               <w:spacing w:after="40" w:before="0"/>
               <w:jc w:val="left"/>
             </w:pPr>
@@ -21396,7 +21838,7 @@
             <w:pPr>
               <w:spacing w:after="20" w:before="0"/>
             </w:pPr>
-            <w:hyperlink w:history="1" r:id="rIdnavs9hjxuq775omltlyca">
+            <w:hyperlink w:history="1" r:id="rId8chzfyvfh_qmkkvcflp_a">
               <w:r>
                 <w:rPr>
                   <w:rFonts w:ascii="Arial" w:cs="Arial" w:eastAsia="Arial" w:hAnsi="Arial"/>
@@ -21429,7 +21871,7 @@
               <w:spacing w:after="10" w:before="0"/>
               <w:ind w:left="120"/>
             </w:pPr>
-            <w:hyperlink w:history="1" r:id="rIdte4wf95gn8sp0fyvoelho">
+            <w:hyperlink w:history="1" r:id="rIdnq5mnwzx-2frnsxhpy2q5">
               <w:r>
                 <w:rPr>
                   <w:rFonts w:ascii="Arial" w:cs="Arial" w:eastAsia="Arial" w:hAnsi="Arial"/>
@@ -21474,7 +21916,7 @@
             <w:pPr>
               <w:spacing w:after="20" w:before="0"/>
             </w:pPr>
-            <w:hyperlink w:history="1" r:id="rIdhbzyy2q4zxunpckroqa-i">
+            <w:hyperlink w:history="1" r:id="rIdhe3o8rgj6qcj8za2ulu21">
               <w:r>
                 <w:rPr>
                   <w:rFonts w:ascii="Arial" w:cs="Arial" w:eastAsia="Arial" w:hAnsi="Arial"/>
@@ -21507,7 +21949,7 @@
               <w:spacing w:after="10" w:before="0"/>
               <w:ind w:left="120"/>
             </w:pPr>
-            <w:hyperlink w:history="1" r:id="rIdkte07fldwfb9bcagvib-i">
+            <w:hyperlink w:history="1" r:id="rId-lauofpktzrnb3vvxzd4_">
               <w:r>
                 <w:rPr>
                   <w:rFonts w:ascii="Arial" w:cs="Arial" w:eastAsia="Arial" w:hAnsi="Arial"/>
@@ -21535,6 +21977,7 @@
           </w:tcPr>
           <w:p>
             <w:pPr>
+              <w:keepNext w:val="false"/>
               <w:spacing w:after="40" w:before="0"/>
               <w:jc w:val="left"/>
             </w:pPr>
@@ -21567,6 +22010,7 @@
           </w:tcPr>
           <w:p>
             <w:pPr>
+              <w:keepNext w:val="false"/>
               <w:spacing w:after="40" w:before="0"/>
               <w:jc w:val="left"/>
             </w:pPr>
@@ -21599,6 +22043,7 @@
           </w:tcPr>
           <w:p>
             <w:pPr>
+              <w:keepNext w:val="false"/>
               <w:spacing w:after="40" w:before="0"/>
               <w:jc w:val="left"/>
             </w:pPr>
@@ -21631,6 +22076,7 @@
           </w:tcPr>
           <w:p>
             <w:pPr>
+              <w:keepNext w:val="false"/>
               <w:spacing w:after="40" w:before="0"/>
               <w:jc w:val="left"/>
             </w:pPr>
@@ -21665,6 +22111,7 @@
           </w:tcPr>
           <w:p>
             <w:pPr>
+              <w:keepNext w:val="false"/>
               <w:spacing w:after="40" w:before="0"/>
               <w:jc w:val="left"/>
             </w:pPr>
@@ -21702,7 +22149,7 @@
             <w:pPr>
               <w:spacing w:after="20" w:before="0"/>
             </w:pPr>
-            <w:hyperlink w:history="1" r:id="rId2dfxmjydb7yeyfu12fuvg">
+            <w:hyperlink w:history="1" r:id="rIdpz6s5rc-46-sah6nuj5w7">
               <w:r>
                 <w:rPr>
                   <w:rFonts w:ascii="Arial" w:cs="Arial" w:eastAsia="Arial" w:hAnsi="Arial"/>
@@ -21735,7 +22182,7 @@
               <w:spacing w:after="10" w:before="0"/>
               <w:ind w:left="120"/>
             </w:pPr>
-            <w:hyperlink w:history="1" r:id="rIdl3rgtddiy3zevfogn_vwp">
+            <w:hyperlink w:history="1" r:id="rIdf58e8xqxci_owsorxue6s">
               <w:r>
                 <w:rPr>
                   <w:rFonts w:ascii="Arial" w:cs="Arial" w:eastAsia="Arial" w:hAnsi="Arial"/>
@@ -21780,7 +22227,7 @@
             <w:pPr>
               <w:spacing w:after="20" w:before="0"/>
             </w:pPr>
-            <w:hyperlink w:history="1" r:id="rId30rzsfpe1ixso1e2sl3m5">
+            <w:hyperlink w:history="1" r:id="rIdsuwtj6scefm1edmtep4ud">
               <w:r>
                 <w:rPr>
                   <w:rFonts w:ascii="Arial" w:cs="Arial" w:eastAsia="Arial" w:hAnsi="Arial"/>
@@ -21813,7 +22260,7 @@
               <w:spacing w:after="10" w:before="0"/>
               <w:ind w:left="120"/>
             </w:pPr>
-            <w:hyperlink w:history="1" r:id="rIdizquvz7mnsulofs_yacw1">
+            <w:hyperlink w:history="1" r:id="rIdzahx8yxhxx-4bvo1hos7f">
               <w:r>
                 <w:rPr>
                   <w:rFonts w:ascii="Arial" w:cs="Arial" w:eastAsia="Arial" w:hAnsi="Arial"/>
@@ -21841,6 +22288,7 @@
           </w:tcPr>
           <w:p>
             <w:pPr>
+              <w:keepNext w:val="false"/>
               <w:spacing w:after="40" w:before="0"/>
               <w:jc w:val="left"/>
             </w:pPr>
@@ -21873,6 +22321,7 @@
           </w:tcPr>
           <w:p>
             <w:pPr>
+              <w:keepNext w:val="false"/>
               <w:spacing w:after="40" w:before="0"/>
               <w:jc w:val="left"/>
             </w:pPr>
@@ -21905,6 +22354,7 @@
           </w:tcPr>
           <w:p>
             <w:pPr>
+              <w:keepNext w:val="false"/>
               <w:spacing w:after="40" w:before="0"/>
               <w:jc w:val="left"/>
             </w:pPr>
@@ -21937,6 +22387,7 @@
           </w:tcPr>
           <w:p>
             <w:pPr>
+              <w:keepNext w:val="false"/>
               <w:spacing w:after="40" w:before="0"/>
               <w:jc w:val="left"/>
             </w:pPr>
@@ -21971,6 +22422,7 @@
           </w:tcPr>
           <w:p>
             <w:pPr>
+              <w:keepNext w:val="false"/>
               <w:spacing w:after="40" w:before="0"/>
               <w:jc w:val="left"/>
             </w:pPr>
@@ -22008,7 +22460,7 @@
             <w:pPr>
               <w:spacing w:after="20" w:before="0"/>
             </w:pPr>
-            <w:hyperlink w:history="1" r:id="rIdyfw7caa1vladwo4pe3vsu">
+            <w:hyperlink w:history="1" r:id="rIdflxpl2itv1iprspczezdn">
               <w:r>
                 <w:rPr>
                   <w:rFonts w:ascii="Arial" w:cs="Arial" w:eastAsia="Arial" w:hAnsi="Arial"/>
@@ -22041,7 +22493,7 @@
               <w:spacing w:after="10" w:before="0"/>
               <w:ind w:left="120"/>
             </w:pPr>
-            <w:hyperlink w:history="1" r:id="rId2xuzzggrwqlgaz_flkmq7">
+            <w:hyperlink w:history="1" r:id="rIdwygxiimulok0faxocqggk">
               <w:r>
                 <w:rPr>
                   <w:rFonts w:ascii="Arial" w:cs="Arial" w:eastAsia="Arial" w:hAnsi="Arial"/>
@@ -22086,7 +22538,7 @@
             <w:pPr>
               <w:spacing w:after="20" w:before="0"/>
             </w:pPr>
-            <w:hyperlink w:history="1" r:id="rIdtkx7sbp1msdbpkqzf-blc">
+            <w:hyperlink w:history="1" r:id="rIdaecic3mfbqrhnklyfdky6">
               <w:r>
                 <w:rPr>
                   <w:rFonts w:ascii="Arial" w:cs="Arial" w:eastAsia="Arial" w:hAnsi="Arial"/>
@@ -22119,7 +22571,7 @@
               <w:spacing w:after="10" w:before="0"/>
               <w:ind w:left="120"/>
             </w:pPr>
-            <w:hyperlink w:history="1" r:id="rId1x_brti7btweflsbkhpbw">
+            <w:hyperlink w:history="1" r:id="rIdpbgzhazi-lvgadiq_qa7t">
               <w:r>
                 <w:rPr>
                   <w:rFonts w:ascii="Arial" w:cs="Arial" w:eastAsia="Arial" w:hAnsi="Arial"/>
@@ -22147,6 +22599,7 @@
           </w:tcPr>
           <w:p>
             <w:pPr>
+              <w:keepNext w:val="false"/>
               <w:spacing w:after="40" w:before="0"/>
               <w:jc w:val="left"/>
             </w:pPr>
@@ -22179,6 +22632,7 @@
           </w:tcPr>
           <w:p>
             <w:pPr>
+              <w:keepNext w:val="false"/>
               <w:spacing w:after="40" w:before="0"/>
               <w:jc w:val="left"/>
             </w:pPr>
@@ -22211,6 +22665,7 @@
           </w:tcPr>
           <w:p>
             <w:pPr>
+              <w:keepNext w:val="false"/>
               <w:spacing w:after="40" w:before="0"/>
               <w:jc w:val="left"/>
             </w:pPr>
@@ -22243,6 +22698,7 @@
           </w:tcPr>
           <w:p>
             <w:pPr>
+              <w:keepNext w:val="false"/>
               <w:spacing w:after="40" w:before="0"/>
               <w:jc w:val="left"/>
             </w:pPr>
@@ -22277,6 +22733,7 @@
           </w:tcPr>
           <w:p>
             <w:pPr>
+              <w:keepNext w:val="false"/>
               <w:spacing w:after="40" w:before="0"/>
               <w:jc w:val="left"/>
             </w:pPr>
@@ -22314,7 +22771,7 @@
             <w:pPr>
               <w:spacing w:after="20" w:before="0"/>
             </w:pPr>
-            <w:hyperlink w:history="1" r:id="rId1gpayvwuqw7qnraaiczvu">
+            <w:hyperlink w:history="1" r:id="rIdiw3dk7ouqs9u40tguxijt">
               <w:r>
                 <w:rPr>
                   <w:rFonts w:ascii="Arial" w:cs="Arial" w:eastAsia="Arial" w:hAnsi="Arial"/>
@@ -22363,7 +22820,7 @@
               <w:spacing w:after="10" w:before="0"/>
               <w:ind w:left="120"/>
             </w:pPr>
-            <w:hyperlink w:history="1" r:id="rIdptxnzricknr3bqh1-ljor">
+            <w:hyperlink w:history="1" r:id="rIdt_d82kwqwccfii1cfcsfk">
               <w:r>
                 <w:rPr>
                   <w:rFonts w:ascii="Arial" w:cs="Arial" w:eastAsia="Arial" w:hAnsi="Arial"/>
@@ -22408,7 +22865,7 @@
             <w:pPr>
               <w:spacing w:after="20" w:before="0"/>
             </w:pPr>
-            <w:hyperlink w:history="1" r:id="rIdqzu8qqewth5sca0qsz7le">
+            <w:hyperlink w:history="1" r:id="rIduoihgj3-hhwmp6bkgzqgs">
               <w:r>
                 <w:rPr>
                   <w:rFonts w:ascii="Arial" w:cs="Arial" w:eastAsia="Arial" w:hAnsi="Arial"/>
@@ -22457,7 +22914,7 @@
               <w:spacing w:after="10" w:before="0"/>
               <w:ind w:left="120"/>
             </w:pPr>
-            <w:hyperlink w:history="1" r:id="rIdoarbtacsxnnh06unw71ou">
+            <w:hyperlink w:history="1" r:id="rIdbsjkf94whvts0jovw4vfo">
               <w:r>
                 <w:rPr>
                   <w:rFonts w:ascii="Arial" w:cs="Arial" w:eastAsia="Arial" w:hAnsi="Arial"/>
@@ -22485,6 +22942,7 @@
           </w:tcPr>
           <w:p>
             <w:pPr>
+              <w:keepNext w:val="false"/>
               <w:spacing w:after="40" w:before="0"/>
               <w:jc w:val="left"/>
             </w:pPr>
@@ -22517,6 +22975,7 @@
           </w:tcPr>
           <w:p>
             <w:pPr>
+              <w:keepNext w:val="false"/>
               <w:spacing w:after="40" w:before="0"/>
               <w:jc w:val="left"/>
             </w:pPr>
@@ -22549,6 +23008,7 @@
           </w:tcPr>
           <w:p>
             <w:pPr>
+              <w:keepNext w:val="false"/>
               <w:spacing w:after="40" w:before="0"/>
               <w:jc w:val="left"/>
             </w:pPr>
@@ -22581,6 +23041,7 @@
           </w:tcPr>
           <w:p>
             <w:pPr>
+              <w:keepNext w:val="false"/>
               <w:spacing w:after="40" w:before="0"/>
               <w:jc w:val="left"/>
             </w:pPr>
@@ -22640,6 +23101,7 @@
           </w:tcPr>
           <w:p>
             <w:pPr>
+              <w:keepNext w:val="false"/>
               <w:spacing w:after="40" w:before="0"/>
               <w:jc w:val="center"/>
             </w:pPr>
@@ -22674,6 +23136,7 @@
           </w:tcPr>
           <w:p>
             <w:pPr>
+              <w:keepNext w:val="false"/>
               <w:spacing w:after="40" w:before="0"/>
               <w:jc w:val="left"/>
             </w:pPr>
@@ -22735,6 +23198,7 @@
           </w:tcPr>
           <w:p>
             <w:pPr>
+              <w:keepNext w:val="false"/>
               <w:spacing w:after="40" w:before="0"/>
               <w:jc w:val="center"/>
             </w:pPr>
@@ -22769,6 +23233,7 @@
           </w:tcPr>
           <w:p>
             <w:pPr>
+              <w:keepNext w:val="false"/>
               <w:spacing w:after="40" w:before="0"/>
               <w:jc w:val="left"/>
             </w:pPr>
@@ -22801,6 +23266,7 @@
           </w:tcPr>
           <w:p>
             <w:pPr>
+              <w:keepNext w:val="false"/>
               <w:spacing w:after="40" w:before="0"/>
               <w:jc w:val="left"/>
             </w:pPr>
@@ -22835,6 +23301,7 @@
           </w:tcPr>
           <w:p>
             <w:pPr>
+              <w:keepNext w:val="false"/>
               <w:spacing w:after="40" w:before="0"/>
               <w:jc w:val="left"/>
             </w:pPr>
@@ -22867,6 +23334,7 @@
           </w:tcPr>
           <w:p>
             <w:pPr>
+              <w:keepNext w:val="false"/>
               <w:spacing w:after="40" w:before="0"/>
               <w:jc w:val="left"/>
             </w:pPr>
@@ -22901,6 +23369,7 @@
           </w:tcPr>
           <w:p>
             <w:pPr>
+              <w:keepNext w:val="false"/>
               <w:spacing w:after="40" w:before="0"/>
               <w:jc w:val="left"/>
             </w:pPr>
@@ -22933,6 +23402,7 @@
           </w:tcPr>
           <w:p>
             <w:pPr>
+              <w:keepNext w:val="false"/>
               <w:spacing w:after="40" w:before="0"/>
               <w:jc w:val="left"/>
             </w:pPr>
@@ -22969,7 +23439,7 @@
         </w:rPr>
         <w:t xml:space="preserve">© 2026 SeaVuria and ARES. Aligned with KICD objectives. Developed by SeaVuria; technical implementation by ARES (with AI assistance from Claude). Licensed under </w:t>
       </w:r>
-      <w:hyperlink w:history="1" r:id="rId4esoipecxfemutyba0xrr">
+      <w:hyperlink w:history="1" r:id="rIdz7rvosahhl4l0xcblq7j9">
         <w:r>
           <w:rPr>
             <w:rFonts w:ascii="Arial" w:cs="Arial" w:eastAsia="Arial" w:hAnsi="Arial"/>
@@ -22990,7 +23460,7 @@
         </w:rPr>
         <w:t xml:space="preserve"> (</w:t>
       </w:r>
-      <w:hyperlink w:history="1" r:id="rIdfjc0psbnqsvuefxkkw8rx">
+      <w:hyperlink w:history="1" r:id="rIdzkpmr_qkxlz4fhdhramml">
         <w:r>
           <w:rPr>
             <w:rFonts w:ascii="Arial" w:cs="Arial" w:eastAsia="Arial" w:hAnsi="Arial"/>
@@ -23050,6 +23520,7 @@
           </w:tcPr>
           <w:p>
             <w:pPr>
+              <w:keepNext w:val="false"/>
               <w:spacing w:after="40" w:before="0"/>
               <w:jc w:val="center"/>
             </w:pPr>
@@ -23085,6 +23556,7 @@
           </w:tcPr>
           <w:p>
             <w:pPr>
+              <w:keepNext w:val="false"/>
               <w:spacing w:after="40" w:before="0"/>
               <w:jc w:val="center"/>
             </w:pPr>
@@ -23119,6 +23591,7 @@
           </w:tcPr>
           <w:p>
             <w:pPr>
+              <w:keepNext w:val="false"/>
               <w:spacing w:after="40" w:before="0"/>
               <w:jc w:val="left"/>
             </w:pPr>
@@ -23151,6 +23624,7 @@
           </w:tcPr>
           <w:p>
             <w:pPr>
+              <w:keepNext w:val="false"/>
               <w:spacing w:after="40" w:before="0"/>
               <w:jc w:val="left"/>
             </w:pPr>
@@ -23185,6 +23659,7 @@
           </w:tcPr>
           <w:p>
             <w:pPr>
+              <w:keepNext w:val="false"/>
               <w:spacing w:after="40" w:before="0"/>
               <w:jc w:val="left"/>
             </w:pPr>
@@ -23217,6 +23692,7 @@
           </w:tcPr>
           <w:p>
             <w:pPr>
+              <w:keepNext w:val="false"/>
               <w:spacing w:after="40" w:before="0"/>
               <w:jc w:val="left"/>
             </w:pPr>
@@ -23251,6 +23727,7 @@
           </w:tcPr>
           <w:p>
             <w:pPr>
+              <w:keepNext w:val="false"/>
               <w:spacing w:after="40" w:before="0"/>
               <w:jc w:val="left"/>
             </w:pPr>
@@ -23283,6 +23760,7 @@
           </w:tcPr>
           <w:p>
             <w:pPr>
+              <w:keepNext w:val="false"/>
               <w:spacing w:after="40" w:before="0"/>
               <w:jc w:val="left"/>
             </w:pPr>
@@ -23317,6 +23795,7 @@
           </w:tcPr>
           <w:p>
             <w:pPr>
+              <w:keepNext w:val="false"/>
               <w:spacing w:after="40" w:before="0"/>
               <w:jc w:val="left"/>
             </w:pPr>
@@ -23349,6 +23828,7 @@
           </w:tcPr>
           <w:p>
             <w:pPr>
+              <w:keepNext w:val="false"/>
               <w:spacing w:after="40" w:before="0"/>
               <w:jc w:val="left"/>
             </w:pPr>
@@ -23383,6 +23863,7 @@
           </w:tcPr>
           <w:p>
             <w:pPr>
+              <w:keepNext w:val="false"/>
               <w:spacing w:after="40" w:before="0"/>
               <w:jc w:val="left"/>
             </w:pPr>
@@ -23415,6 +23896,7 @@
           </w:tcPr>
           <w:p>
             <w:pPr>
+              <w:keepNext w:val="false"/>
               <w:spacing w:after="40" w:before="0"/>
               <w:jc w:val="left"/>
             </w:pPr>
@@ -23449,6 +23931,7 @@
           </w:tcPr>
           <w:p>
             <w:pPr>
+              <w:keepNext w:val="false"/>
               <w:spacing w:after="40" w:before="0"/>
               <w:jc w:val="left"/>
             </w:pPr>
@@ -23481,6 +23964,7 @@
           </w:tcPr>
           <w:p>
             <w:pPr>
+              <w:keepNext w:val="false"/>
               <w:spacing w:after="40" w:before="0"/>
               <w:jc w:val="left"/>
             </w:pPr>
@@ -23515,6 +23999,7 @@
           </w:tcPr>
           <w:p>
             <w:pPr>
+              <w:keepNext w:val="false"/>
               <w:spacing w:after="40" w:before="0"/>
               <w:jc w:val="left"/>
             </w:pPr>
@@ -23547,6 +24032,7 @@
           </w:tcPr>
           <w:p>
             <w:pPr>
+              <w:keepNext w:val="false"/>
               <w:spacing w:after="40" w:before="0"/>
               <w:jc w:val="left"/>
             </w:pPr>
@@ -23581,6 +24067,7 @@
           </w:tcPr>
           <w:p>
             <w:pPr>
+              <w:keepNext w:val="false"/>
               <w:spacing w:after="40" w:before="0"/>
               <w:jc w:val="left"/>
             </w:pPr>
@@ -23613,6 +24100,7 @@
           </w:tcPr>
           <w:p>
             <w:pPr>
+              <w:keepNext w:val="false"/>
               <w:spacing w:after="40" w:before="0"/>
               <w:jc w:val="left"/>
             </w:pPr>
@@ -23672,6 +24160,7 @@
           </w:tcPr>
           <w:p>
             <w:pPr>
+              <w:keepNext w:val="false"/>
               <w:spacing w:after="40" w:before="0"/>
               <w:jc w:val="center"/>
             </w:pPr>
@@ -23706,6 +24195,7 @@
           </w:tcPr>
           <w:p>
             <w:pPr>
+              <w:keepNext w:val="false"/>
               <w:spacing w:after="40" w:before="0"/>
               <w:jc w:val="left"/>
             </w:pPr>
@@ -23770,6 +24260,7 @@
           </w:tcPr>
           <w:p>
             <w:pPr>
+              <w:keepNext w:val="false"/>
               <w:spacing w:after="40" w:before="0"/>
               <w:jc w:val="center"/>
             </w:pPr>
@@ -23804,6 +24295,7 @@
           </w:tcPr>
           <w:p>
             <w:pPr>
+              <w:keepNext w:val="false"/>
               <w:spacing w:after="40" w:before="0"/>
               <w:jc w:val="left"/>
             </w:pPr>
@@ -23836,6 +24328,7 @@
           </w:tcPr>
           <w:p>
             <w:pPr>
+              <w:keepNext w:val="false"/>
               <w:spacing w:after="40" w:before="0"/>
               <w:jc w:val="left"/>
             </w:pPr>
@@ -23868,6 +24361,7 @@
           </w:tcPr>
           <w:p>
             <w:pPr>
+              <w:keepNext w:val="false"/>
               <w:spacing w:after="40" w:before="0"/>
               <w:jc w:val="left"/>
             </w:pPr>
@@ -23900,6 +24394,7 @@
           </w:tcPr>
           <w:p>
             <w:pPr>
+              <w:keepNext w:val="false"/>
               <w:spacing w:after="40" w:before="0"/>
               <w:jc w:val="left"/>
             </w:pPr>
@@ -23932,6 +24427,7 @@
           </w:tcPr>
           <w:p>
             <w:pPr>
+              <w:keepNext w:val="false"/>
               <w:spacing w:after="40" w:before="0"/>
               <w:jc w:val="left"/>
             </w:pPr>
@@ -23966,6 +24462,7 @@
           </w:tcPr>
           <w:p>
             <w:pPr>
+              <w:keepNext w:val="false"/>
               <w:spacing w:after="40" w:before="0"/>
               <w:jc w:val="left"/>
             </w:pPr>
@@ -24003,7 +24500,7 @@
             <w:pPr>
               <w:spacing w:after="20" w:before="0"/>
             </w:pPr>
-            <w:hyperlink w:history="1" r:id="rIdaxrj0mxcq6bljkxskcf_4">
+            <w:hyperlink w:history="1" r:id="rId6f6gxoq-5hvqaz6zdelye">
               <w:r>
                 <w:rPr>
                   <w:rFonts w:ascii="Arial" w:cs="Arial" w:eastAsia="Arial" w:hAnsi="Arial"/>
@@ -24052,7 +24549,7 @@
               <w:spacing w:after="10" w:before="0"/>
               <w:ind w:left="120"/>
             </w:pPr>
-            <w:hyperlink w:history="1" r:id="rIdz_7n2lezoyophkoqjfxqy">
+            <w:hyperlink w:history="1" r:id="rIda7mpo54v8ii4tbnmb4ok2">
               <w:r>
                 <w:rPr>
                   <w:rFonts w:ascii="Arial" w:cs="Arial" w:eastAsia="Arial" w:hAnsi="Arial"/>
@@ -24097,7 +24594,7 @@
             <w:pPr>
               <w:spacing w:after="20" w:before="0"/>
             </w:pPr>
-            <w:hyperlink w:history="1" r:id="rIdieglo5uih7bw8cp57ajxf">
+            <w:hyperlink w:history="1" r:id="rIdgiahbbvapyrmyp-o12s_j">
               <w:r>
                 <w:rPr>
                   <w:rFonts w:ascii="Arial" w:cs="Arial" w:eastAsia="Arial" w:hAnsi="Arial"/>
@@ -24130,7 +24627,7 @@
               <w:spacing w:after="10" w:before="0"/>
               <w:ind w:left="120"/>
             </w:pPr>
-            <w:hyperlink w:history="1" r:id="rId3fscj9gg1kwmuruaku9gb">
+            <w:hyperlink w:history="1" r:id="rId9q7ljdwyk-jwv8ya42qp8">
               <w:r>
                 <w:rPr>
                   <w:rFonts w:ascii="Arial" w:cs="Arial" w:eastAsia="Arial" w:hAnsi="Arial"/>
@@ -24158,6 +24655,7 @@
           </w:tcPr>
           <w:p>
             <w:pPr>
+              <w:keepNext w:val="false"/>
               <w:spacing w:after="40" w:before="0"/>
               <w:jc w:val="left"/>
             </w:pPr>
@@ -24190,6 +24688,7 @@
           </w:tcPr>
           <w:p>
             <w:pPr>
+              <w:keepNext w:val="false"/>
               <w:spacing w:after="40" w:before="0"/>
               <w:jc w:val="left"/>
             </w:pPr>
@@ -24222,6 +24721,7 @@
           </w:tcPr>
           <w:p>
             <w:pPr>
+              <w:keepNext w:val="false"/>
               <w:spacing w:after="40" w:before="0"/>
               <w:jc w:val="left"/>
             </w:pPr>
@@ -24254,6 +24754,7 @@
           </w:tcPr>
           <w:p>
             <w:pPr>
+              <w:keepNext w:val="false"/>
               <w:spacing w:after="40" w:before="0"/>
               <w:jc w:val="left"/>
             </w:pPr>
@@ -24288,6 +24789,7 @@
           </w:tcPr>
           <w:p>
             <w:pPr>
+              <w:keepNext w:val="false"/>
               <w:spacing w:after="40" w:before="0"/>
               <w:jc w:val="left"/>
             </w:pPr>
@@ -24325,7 +24827,7 @@
             <w:pPr>
               <w:spacing w:after="20" w:before="0"/>
             </w:pPr>
-            <w:hyperlink w:history="1" r:id="rIdmrw-0w6tahdm2fmxxiaua">
+            <w:hyperlink w:history="1" r:id="rId2ferxqtoeqnlms7kuoejb">
               <w:r>
                 <w:rPr>
                   <w:rFonts w:ascii="Arial" w:cs="Arial" w:eastAsia="Arial" w:hAnsi="Arial"/>
@@ -24374,7 +24876,7 @@
               <w:spacing w:after="10" w:before="0"/>
               <w:ind w:left="120"/>
             </w:pPr>
-            <w:hyperlink w:history="1" r:id="rIddgmabpyxs7cjx4e2xnxts">
+            <w:hyperlink w:history="1" r:id="rIdx2ani8fn-gkn_32z57d4i">
               <w:r>
                 <w:rPr>
                   <w:rFonts w:ascii="Arial" w:cs="Arial" w:eastAsia="Arial" w:hAnsi="Arial"/>
@@ -24419,7 +24921,7 @@
             <w:pPr>
               <w:spacing w:after="20" w:before="0"/>
             </w:pPr>
-            <w:hyperlink w:history="1" r:id="rIdloj27opblfgyzmkrldikf">
+            <w:hyperlink w:history="1" r:id="rId7a6k3hoiwuveinymlmhsg">
               <w:r>
                 <w:rPr>
                   <w:rFonts w:ascii="Arial" w:cs="Arial" w:eastAsia="Arial" w:hAnsi="Arial"/>
@@ -24452,7 +24954,7 @@
               <w:spacing w:after="10" w:before="0"/>
               <w:ind w:left="120"/>
             </w:pPr>
-            <w:hyperlink w:history="1" r:id="rIdqjpdhniwvhcar2g3eeprk">
+            <w:hyperlink w:history="1" r:id="rId_cvk-hxu50w5s_9fijrai">
               <w:r>
                 <w:rPr>
                   <w:rFonts w:ascii="Arial" w:cs="Arial" w:eastAsia="Arial" w:hAnsi="Arial"/>
@@ -24480,6 +24982,7 @@
           </w:tcPr>
           <w:p>
             <w:pPr>
+              <w:keepNext w:val="false"/>
               <w:spacing w:after="40" w:before="0"/>
               <w:jc w:val="left"/>
             </w:pPr>
@@ -24512,6 +25015,7 @@
           </w:tcPr>
           <w:p>
             <w:pPr>
+              <w:keepNext w:val="false"/>
               <w:spacing w:after="40" w:before="0"/>
               <w:jc w:val="left"/>
             </w:pPr>
@@ -24544,6 +25048,7 @@
           </w:tcPr>
           <w:p>
             <w:pPr>
+              <w:keepNext w:val="false"/>
               <w:spacing w:after="40" w:before="0"/>
               <w:jc w:val="left"/>
             </w:pPr>
@@ -24576,6 +25081,7 @@
           </w:tcPr>
           <w:p>
             <w:pPr>
+              <w:keepNext w:val="false"/>
               <w:spacing w:after="40" w:before="0"/>
               <w:jc w:val="left"/>
             </w:pPr>
@@ -24610,6 +25116,7 @@
           </w:tcPr>
           <w:p>
             <w:pPr>
+              <w:keepNext w:val="false"/>
               <w:spacing w:after="40" w:before="0"/>
               <w:jc w:val="left"/>
             </w:pPr>
@@ -24647,7 +25154,7 @@
             <w:pPr>
               <w:spacing w:after="20" w:before="0"/>
             </w:pPr>
-            <w:hyperlink w:history="1" r:id="rId3pwwl-xmcbygipq1zgeo9">
+            <w:hyperlink w:history="1" r:id="rIdot9kgngqeey9b6rbma4jt">
               <w:r>
                 <w:rPr>
                   <w:rFonts w:ascii="Arial" w:cs="Arial" w:eastAsia="Arial" w:hAnsi="Arial"/>
@@ -24696,7 +25203,7 @@
               <w:spacing w:after="10" w:before="0"/>
               <w:ind w:left="120"/>
             </w:pPr>
-            <w:hyperlink w:history="1" r:id="rIdbqshkl3ilqyddoxcmuw9j">
+            <w:hyperlink w:history="1" r:id="rId27trcwofgliryprbn8whk">
               <w:r>
                 <w:rPr>
                   <w:rFonts w:ascii="Arial" w:cs="Arial" w:eastAsia="Arial" w:hAnsi="Arial"/>
@@ -24741,7 +25248,7 @@
             <w:pPr>
               <w:spacing w:after="20" w:before="0"/>
             </w:pPr>
-            <w:hyperlink w:history="1" r:id="rIdt9yzjic0pf9lici69hira">
+            <w:hyperlink w:history="1" r:id="rIdxj53d50jyagptepltl_mu">
               <w:r>
                 <w:rPr>
                   <w:rFonts w:ascii="Arial" w:cs="Arial" w:eastAsia="Arial" w:hAnsi="Arial"/>
@@ -24774,7 +25281,7 @@
               <w:spacing w:after="10" w:before="0"/>
               <w:ind w:left="120"/>
             </w:pPr>
-            <w:hyperlink w:history="1" r:id="rIdjjiqjzwr1gsydtlmwxxzq">
+            <w:hyperlink w:history="1" r:id="rIdgfpgojhadbf_wyqcvcieb">
               <w:r>
                 <w:rPr>
                   <w:rFonts w:ascii="Arial" w:cs="Arial" w:eastAsia="Arial" w:hAnsi="Arial"/>
@@ -24802,6 +25309,7 @@
           </w:tcPr>
           <w:p>
             <w:pPr>
+              <w:keepNext w:val="false"/>
               <w:spacing w:after="40" w:before="0"/>
               <w:jc w:val="left"/>
             </w:pPr>
@@ -24834,6 +25342,7 @@
           </w:tcPr>
           <w:p>
             <w:pPr>
+              <w:keepNext w:val="false"/>
               <w:spacing w:after="40" w:before="0"/>
               <w:jc w:val="left"/>
             </w:pPr>
@@ -24866,6 +25375,7 @@
           </w:tcPr>
           <w:p>
             <w:pPr>
+              <w:keepNext w:val="false"/>
               <w:spacing w:after="40" w:before="0"/>
               <w:jc w:val="left"/>
             </w:pPr>
@@ -24898,6 +25408,7 @@
           </w:tcPr>
           <w:p>
             <w:pPr>
+              <w:keepNext w:val="false"/>
               <w:spacing w:after="40" w:before="0"/>
               <w:jc w:val="left"/>
             </w:pPr>
@@ -24932,6 +25443,7 @@
           </w:tcPr>
           <w:p>
             <w:pPr>
+              <w:keepNext w:val="false"/>
               <w:spacing w:after="40" w:before="0"/>
               <w:jc w:val="left"/>
             </w:pPr>
@@ -24969,7 +25481,7 @@
             <w:pPr>
               <w:spacing w:after="20" w:before="0"/>
             </w:pPr>
-            <w:hyperlink w:history="1" r:id="rId8cshwknkr7r9dejs3hb_e">
+            <w:hyperlink w:history="1" r:id="rIde_q3lbiafexy6wrqmtbuc">
               <w:r>
                 <w:rPr>
                   <w:rFonts w:ascii="Arial" w:cs="Arial" w:eastAsia="Arial" w:hAnsi="Arial"/>
@@ -25018,7 +25530,7 @@
               <w:spacing w:after="10" w:before="0"/>
               <w:ind w:left="120"/>
             </w:pPr>
-            <w:hyperlink w:history="1" r:id="rIdboj8xg1h1nfdnxl80w2mx">
+            <w:hyperlink w:history="1" r:id="rIdpqs353owesh6u_xw_qio4">
               <w:r>
                 <w:rPr>
                   <w:rFonts w:ascii="Arial" w:cs="Arial" w:eastAsia="Arial" w:hAnsi="Arial"/>
@@ -25063,7 +25575,7 @@
             <w:pPr>
               <w:spacing w:after="20" w:before="0"/>
             </w:pPr>
-            <w:hyperlink w:history="1" r:id="rIdlnivhkxbl9lwzelvzuygs">
+            <w:hyperlink w:history="1" r:id="rIdfuvcp4vpun-phctwq7buq">
               <w:r>
                 <w:rPr>
                   <w:rFonts w:ascii="Arial" w:cs="Arial" w:eastAsia="Arial" w:hAnsi="Arial"/>
@@ -25096,7 +25608,7 @@
               <w:spacing w:after="10" w:before="0"/>
               <w:ind w:left="120"/>
             </w:pPr>
-            <w:hyperlink w:history="1" r:id="rIdhaidf7amvnx6yq2mjqqze">
+            <w:hyperlink w:history="1" r:id="rIdnw70gtbdsdpft-cwmjrfg">
               <w:r>
                 <w:rPr>
                   <w:rFonts w:ascii="Arial" w:cs="Arial" w:eastAsia="Arial" w:hAnsi="Arial"/>
@@ -25124,6 +25636,7 @@
           </w:tcPr>
           <w:p>
             <w:pPr>
+              <w:keepNext w:val="false"/>
               <w:spacing w:after="40" w:before="0"/>
               <w:jc w:val="left"/>
             </w:pPr>
@@ -25156,6 +25669,7 @@
           </w:tcPr>
           <w:p>
             <w:pPr>
+              <w:keepNext w:val="false"/>
               <w:spacing w:after="40" w:before="0"/>
               <w:jc w:val="left"/>
             </w:pPr>
@@ -25188,6 +25702,7 @@
           </w:tcPr>
           <w:p>
             <w:pPr>
+              <w:keepNext w:val="false"/>
               <w:spacing w:after="40" w:before="0"/>
               <w:jc w:val="left"/>
             </w:pPr>
@@ -25220,6 +25735,7 @@
           </w:tcPr>
           <w:p>
             <w:pPr>
+              <w:keepNext w:val="false"/>
               <w:spacing w:after="40" w:before="0"/>
               <w:jc w:val="left"/>
             </w:pPr>
@@ -25254,6 +25770,7 @@
           </w:tcPr>
           <w:p>
             <w:pPr>
+              <w:keepNext w:val="false"/>
               <w:spacing w:after="40" w:before="0"/>
               <w:jc w:val="left"/>
             </w:pPr>
@@ -25291,7 +25808,7 @@
             <w:pPr>
               <w:spacing w:after="20" w:before="0"/>
             </w:pPr>
-            <w:hyperlink w:history="1" r:id="rId5kjfknmgpvkgwyeh684zf">
+            <w:hyperlink w:history="1" r:id="rId3wudojk_fk7xkluejnr8_">
               <w:r>
                 <w:rPr>
                   <w:rFonts w:ascii="Arial" w:cs="Arial" w:eastAsia="Arial" w:hAnsi="Arial"/>
@@ -25340,7 +25857,7 @@
               <w:spacing w:after="10" w:before="0"/>
               <w:ind w:left="120"/>
             </w:pPr>
-            <w:hyperlink w:history="1" r:id="rIdesnhvur0zsin4enk5grdc">
+            <w:hyperlink w:history="1" r:id="rIdcwv3sberu7w6hja5fvpjl">
               <w:r>
                 <w:rPr>
                   <w:rFonts w:ascii="Arial" w:cs="Arial" w:eastAsia="Arial" w:hAnsi="Arial"/>
@@ -25385,7 +25902,7 @@
             <w:pPr>
               <w:spacing w:after="20" w:before="0"/>
             </w:pPr>
-            <w:hyperlink w:history="1" r:id="rIddbpky4iiwbcwfbhg_zcpg">
+            <w:hyperlink w:history="1" r:id="rId09pgwcerflfjuff1ffoq4">
               <w:r>
                 <w:rPr>
                   <w:rFonts w:ascii="Arial" w:cs="Arial" w:eastAsia="Arial" w:hAnsi="Arial"/>
@@ -25434,7 +25951,7 @@
               <w:spacing w:after="10" w:before="0"/>
               <w:ind w:left="120"/>
             </w:pPr>
-            <w:hyperlink w:history="1" r:id="rId8hfwylatn0eujf3a0m45z">
+            <w:hyperlink w:history="1" r:id="rId9zqnnuv_34viqmvyv2u90">
               <w:r>
                 <w:rPr>
                   <w:rFonts w:ascii="Arial" w:cs="Arial" w:eastAsia="Arial" w:hAnsi="Arial"/>
@@ -25462,6 +25979,7 @@
           </w:tcPr>
           <w:p>
             <w:pPr>
+              <w:keepNext w:val="false"/>
               <w:spacing w:after="40" w:before="0"/>
               <w:jc w:val="left"/>
             </w:pPr>
@@ -25494,6 +26012,7 @@
           </w:tcPr>
           <w:p>
             <w:pPr>
+              <w:keepNext w:val="false"/>
               <w:spacing w:after="40" w:before="0"/>
               <w:jc w:val="left"/>
             </w:pPr>
@@ -25526,6 +26045,7 @@
           </w:tcPr>
           <w:p>
             <w:pPr>
+              <w:keepNext w:val="false"/>
               <w:spacing w:after="40" w:before="0"/>
               <w:jc w:val="left"/>
             </w:pPr>
@@ -25558,6 +26078,7 @@
           </w:tcPr>
           <w:p>
             <w:pPr>
+              <w:keepNext w:val="false"/>
               <w:spacing w:after="40" w:before="0"/>
               <w:jc w:val="left"/>
             </w:pPr>
@@ -25617,6 +26138,7 @@
           </w:tcPr>
           <w:p>
             <w:pPr>
+              <w:keepNext w:val="false"/>
               <w:spacing w:after="40" w:before="0"/>
               <w:jc w:val="center"/>
             </w:pPr>
@@ -25651,6 +26173,7 @@
           </w:tcPr>
           <w:p>
             <w:pPr>
+              <w:keepNext w:val="false"/>
               <w:spacing w:after="40" w:before="0"/>
               <w:jc w:val="left"/>
             </w:pPr>
@@ -25712,6 +26235,7 @@
           </w:tcPr>
           <w:p>
             <w:pPr>
+              <w:keepNext w:val="false"/>
               <w:spacing w:after="40" w:before="0"/>
               <w:jc w:val="center"/>
             </w:pPr>
@@ -25746,6 +26270,7 @@
           </w:tcPr>
           <w:p>
             <w:pPr>
+              <w:keepNext w:val="false"/>
               <w:spacing w:after="40" w:before="0"/>
               <w:jc w:val="left"/>
             </w:pPr>
@@ -25778,6 +26303,7 @@
           </w:tcPr>
           <w:p>
             <w:pPr>
+              <w:keepNext w:val="false"/>
               <w:spacing w:after="40" w:before="0"/>
               <w:jc w:val="left"/>
             </w:pPr>
@@ -25812,6 +26338,7 @@
           </w:tcPr>
           <w:p>
             <w:pPr>
+              <w:keepNext w:val="false"/>
               <w:spacing w:after="40" w:before="0"/>
               <w:jc w:val="left"/>
             </w:pPr>
@@ -25844,6 +26371,7 @@
           </w:tcPr>
           <w:p>
             <w:pPr>
+              <w:keepNext w:val="false"/>
               <w:spacing w:after="40" w:before="0"/>
               <w:jc w:val="left"/>
             </w:pPr>
@@ -25878,6 +26406,7 @@
           </w:tcPr>
           <w:p>
             <w:pPr>
+              <w:keepNext w:val="false"/>
               <w:spacing w:after="40" w:before="0"/>
               <w:jc w:val="left"/>
             </w:pPr>
@@ -25910,6 +26439,7 @@
           </w:tcPr>
           <w:p>
             <w:pPr>
+              <w:keepNext w:val="false"/>
               <w:spacing w:after="40" w:before="0"/>
               <w:jc w:val="left"/>
             </w:pPr>
@@ -25946,7 +26476,7 @@
         </w:rPr>
         <w:t xml:space="preserve">© 2026 SeaVuria and ARES. Aligned with KICD objectives. Developed by SeaVuria; technical implementation by ARES (with AI assistance from Claude). Licensed under </w:t>
       </w:r>
-      <w:hyperlink w:history="1" r:id="rIdciszra9lb5qisreyre6hj">
+      <w:hyperlink w:history="1" r:id="rIdnlgjwvjg7u57bdakgtn-r">
         <w:r>
           <w:rPr>
             <w:rFonts w:ascii="Arial" w:cs="Arial" w:eastAsia="Arial" w:hAnsi="Arial"/>
@@ -25967,7 +26497,7 @@
         </w:rPr>
         <w:t xml:space="preserve"> (</w:t>
       </w:r>
-      <w:hyperlink w:history="1" r:id="rIdr3g_egdxyjp8dljrlsrs1">
+      <w:hyperlink w:history="1" r:id="rIdfhmoz6n69_z79mqnivz4h">
         <w:r>
           <w:rPr>
             <w:rFonts w:ascii="Arial" w:cs="Arial" w:eastAsia="Arial" w:hAnsi="Arial"/>
@@ -26027,6 +26557,7 @@
           </w:tcPr>
           <w:p>
             <w:pPr>
+              <w:keepNext w:val="false"/>
               <w:spacing w:after="40" w:before="0"/>
               <w:jc w:val="center"/>
             </w:pPr>
@@ -26062,6 +26593,7 @@
           </w:tcPr>
           <w:p>
             <w:pPr>
+              <w:keepNext w:val="false"/>
               <w:spacing w:after="40" w:before="0"/>
               <w:jc w:val="center"/>
             </w:pPr>
@@ -26096,6 +26628,7 @@
           </w:tcPr>
           <w:p>
             <w:pPr>
+              <w:keepNext w:val="false"/>
               <w:spacing w:after="40" w:before="0"/>
               <w:jc w:val="left"/>
             </w:pPr>
@@ -26128,6 +26661,7 @@
           </w:tcPr>
           <w:p>
             <w:pPr>
+              <w:keepNext w:val="false"/>
               <w:spacing w:after="40" w:before="0"/>
               <w:jc w:val="left"/>
             </w:pPr>
@@ -26162,6 +26696,7 @@
           </w:tcPr>
           <w:p>
             <w:pPr>
+              <w:keepNext w:val="false"/>
               <w:spacing w:after="40" w:before="0"/>
               <w:jc w:val="left"/>
             </w:pPr>
@@ -26194,6 +26729,7 @@
           </w:tcPr>
           <w:p>
             <w:pPr>
+              <w:keepNext w:val="false"/>
               <w:spacing w:after="40" w:before="0"/>
               <w:jc w:val="left"/>
             </w:pPr>
@@ -26228,6 +26764,7 @@
           </w:tcPr>
           <w:p>
             <w:pPr>
+              <w:keepNext w:val="false"/>
               <w:spacing w:after="40" w:before="0"/>
               <w:jc w:val="left"/>
             </w:pPr>
@@ -26260,6 +26797,7 @@
           </w:tcPr>
           <w:p>
             <w:pPr>
+              <w:keepNext w:val="false"/>
               <w:spacing w:after="40" w:before="0"/>
               <w:jc w:val="left"/>
             </w:pPr>
@@ -26294,6 +26832,7 @@
           </w:tcPr>
           <w:p>
             <w:pPr>
+              <w:keepNext w:val="false"/>
               <w:spacing w:after="40" w:before="0"/>
               <w:jc w:val="left"/>
             </w:pPr>
@@ -26326,6 +26865,7 @@
           </w:tcPr>
           <w:p>
             <w:pPr>
+              <w:keepNext w:val="false"/>
               <w:spacing w:after="40" w:before="0"/>
               <w:jc w:val="left"/>
             </w:pPr>
@@ -26360,6 +26900,7 @@
           </w:tcPr>
           <w:p>
             <w:pPr>
+              <w:keepNext w:val="false"/>
               <w:spacing w:after="40" w:before="0"/>
               <w:jc w:val="left"/>
             </w:pPr>
@@ -26392,6 +26933,7 @@
           </w:tcPr>
           <w:p>
             <w:pPr>
+              <w:keepNext w:val="false"/>
               <w:spacing w:after="40" w:before="0"/>
               <w:jc w:val="left"/>
             </w:pPr>
@@ -26426,6 +26968,7 @@
           </w:tcPr>
           <w:p>
             <w:pPr>
+              <w:keepNext w:val="false"/>
               <w:spacing w:after="40" w:before="0"/>
               <w:jc w:val="left"/>
             </w:pPr>
@@ -26458,6 +27001,7 @@
           </w:tcPr>
           <w:p>
             <w:pPr>
+              <w:keepNext w:val="false"/>
               <w:spacing w:after="40" w:before="0"/>
               <w:jc w:val="left"/>
             </w:pPr>
@@ -26492,6 +27036,7 @@
           </w:tcPr>
           <w:p>
             <w:pPr>
+              <w:keepNext w:val="false"/>
               <w:spacing w:after="40" w:before="0"/>
               <w:jc w:val="left"/>
             </w:pPr>
@@ -26524,6 +27069,7 @@
           </w:tcPr>
           <w:p>
             <w:pPr>
+              <w:keepNext w:val="false"/>
               <w:spacing w:after="40" w:before="0"/>
               <w:jc w:val="left"/>
             </w:pPr>
@@ -26558,6 +27104,7 @@
           </w:tcPr>
           <w:p>
             <w:pPr>
+              <w:keepNext w:val="false"/>
               <w:spacing w:after="40" w:before="0"/>
               <w:jc w:val="left"/>
             </w:pPr>
@@ -26590,6 +27137,7 @@
           </w:tcPr>
           <w:p>
             <w:pPr>
+              <w:keepNext w:val="false"/>
               <w:spacing w:after="40" w:before="0"/>
               <w:jc w:val="left"/>
             </w:pPr>
@@ -26649,6 +27197,7 @@
           </w:tcPr>
           <w:p>
             <w:pPr>
+              <w:keepNext w:val="false"/>
               <w:spacing w:after="40" w:before="0"/>
               <w:jc w:val="center"/>
             </w:pPr>
@@ -26683,6 +27232,7 @@
           </w:tcPr>
           <w:p>
             <w:pPr>
+              <w:keepNext w:val="false"/>
               <w:spacing w:after="40" w:before="0"/>
               <w:jc w:val="left"/>
             </w:pPr>
@@ -26747,6 +27297,7 @@
           </w:tcPr>
           <w:p>
             <w:pPr>
+              <w:keepNext w:val="false"/>
               <w:spacing w:after="40" w:before="0"/>
               <w:jc w:val="center"/>
             </w:pPr>
@@ -26781,6 +27332,7 @@
           </w:tcPr>
           <w:p>
             <w:pPr>
+              <w:keepNext w:val="false"/>
               <w:spacing w:after="40" w:before="0"/>
               <w:jc w:val="left"/>
             </w:pPr>
@@ -26813,6 +27365,7 @@
           </w:tcPr>
           <w:p>
             <w:pPr>
+              <w:keepNext w:val="false"/>
               <w:spacing w:after="40" w:before="0"/>
               <w:jc w:val="left"/>
             </w:pPr>
@@ -26845,6 +27398,7 @@
           </w:tcPr>
           <w:p>
             <w:pPr>
+              <w:keepNext w:val="false"/>
               <w:spacing w:after="40" w:before="0"/>
               <w:jc w:val="left"/>
             </w:pPr>
@@ -26877,6 +27431,7 @@
           </w:tcPr>
           <w:p>
             <w:pPr>
+              <w:keepNext w:val="false"/>
               <w:spacing w:after="40" w:before="0"/>
               <w:jc w:val="left"/>
             </w:pPr>
@@ -26909,6 +27464,7 @@
           </w:tcPr>
           <w:p>
             <w:pPr>
+              <w:keepNext w:val="false"/>
               <w:spacing w:after="40" w:before="0"/>
               <w:jc w:val="left"/>
             </w:pPr>
@@ -26943,6 +27499,7 @@
           </w:tcPr>
           <w:p>
             <w:pPr>
+              <w:keepNext w:val="false"/>
               <w:spacing w:after="40" w:before="0"/>
               <w:jc w:val="left"/>
             </w:pPr>
@@ -26980,7 +27537,7 @@
             <w:pPr>
               <w:spacing w:after="20" w:before="0"/>
             </w:pPr>
-            <w:hyperlink w:history="1" r:id="rId8alrbwqajbiehiy5kboek">
+            <w:hyperlink w:history="1" r:id="rIdtl4liyttxm1cfxpyggodu">
               <w:r>
                 <w:rPr>
                   <w:rFonts w:ascii="Arial" w:cs="Arial" w:eastAsia="Arial" w:hAnsi="Arial"/>
@@ -27029,7 +27586,7 @@
               <w:spacing w:after="10" w:before="0"/>
               <w:ind w:left="120"/>
             </w:pPr>
-            <w:hyperlink w:history="1" r:id="rIdcvcpqijcjvczoo2edtc26">
+            <w:hyperlink w:history="1" r:id="rIdikruteqr4miuh-doadvuu">
               <w:r>
                 <w:rPr>
                   <w:rFonts w:ascii="Arial" w:cs="Arial" w:eastAsia="Arial" w:hAnsi="Arial"/>
@@ -27074,7 +27631,7 @@
             <w:pPr>
               <w:spacing w:after="20" w:before="0"/>
             </w:pPr>
-            <w:hyperlink w:history="1" r:id="rIdshhv1iphzua_yxhdw9ed4">
+            <w:hyperlink w:history="1" r:id="rIdupiiarbjzaymks8sueook">
               <w:r>
                 <w:rPr>
                   <w:rFonts w:ascii="Arial" w:cs="Arial" w:eastAsia="Arial" w:hAnsi="Arial"/>
@@ -27123,7 +27680,7 @@
               <w:spacing w:after="10" w:before="0"/>
               <w:ind w:left="120"/>
             </w:pPr>
-            <w:hyperlink w:history="1" r:id="rIdx7za6kvcu8pze3f50bpkf">
+            <w:hyperlink w:history="1" r:id="rIdxys7bskpxzqnsfg6qwdiw">
               <w:r>
                 <w:rPr>
                   <w:rFonts w:ascii="Arial" w:cs="Arial" w:eastAsia="Arial" w:hAnsi="Arial"/>
@@ -27151,6 +27708,7 @@
           </w:tcPr>
           <w:p>
             <w:pPr>
+              <w:keepNext w:val="false"/>
               <w:spacing w:after="40" w:before="0"/>
               <w:jc w:val="left"/>
             </w:pPr>
@@ -27183,6 +27741,7 @@
           </w:tcPr>
           <w:p>
             <w:pPr>
+              <w:keepNext w:val="false"/>
               <w:spacing w:after="40" w:before="0"/>
               <w:jc w:val="left"/>
             </w:pPr>
@@ -27215,6 +27774,7 @@
           </w:tcPr>
           <w:p>
             <w:pPr>
+              <w:keepNext w:val="false"/>
               <w:spacing w:after="40" w:before="0"/>
               <w:jc w:val="left"/>
             </w:pPr>
@@ -27247,6 +27807,7 @@
           </w:tcPr>
           <w:p>
             <w:pPr>
+              <w:keepNext w:val="false"/>
               <w:spacing w:after="40" w:before="0"/>
               <w:jc w:val="left"/>
             </w:pPr>
@@ -27281,6 +27842,7 @@
           </w:tcPr>
           <w:p>
             <w:pPr>
+              <w:keepNext w:val="false"/>
               <w:spacing w:after="40" w:before="0"/>
               <w:jc w:val="left"/>
             </w:pPr>
@@ -27318,7 +27880,7 @@
             <w:pPr>
               <w:spacing w:after="20" w:before="0"/>
             </w:pPr>
-            <w:hyperlink w:history="1" r:id="rIdcmyv1p9pijzsrx4wpca4d">
+            <w:hyperlink w:history="1" r:id="rIdgj24hg2wi4bbb4tapt7tj">
               <w:r>
                 <w:rPr>
                   <w:rFonts w:ascii="Arial" w:cs="Arial" w:eastAsia="Arial" w:hAnsi="Arial"/>
@@ -27367,7 +27929,7 @@
               <w:spacing w:after="10" w:before="0"/>
               <w:ind w:left="120"/>
             </w:pPr>
-            <w:hyperlink w:history="1" r:id="rId1p2uf54m71c05ql4zpqco">
+            <w:hyperlink w:history="1" r:id="rId9rrjv42ibcl2pnurvw_sc">
               <w:r>
                 <w:rPr>
                   <w:rFonts w:ascii="Arial" w:cs="Arial" w:eastAsia="Arial" w:hAnsi="Arial"/>
@@ -27412,7 +27974,7 @@
             <w:pPr>
               <w:spacing w:after="20" w:before="0"/>
             </w:pPr>
-            <w:hyperlink w:history="1" r:id="rId8qzlta3gouaxfx1c5ucrh">
+            <w:hyperlink w:history="1" r:id="rIdemujik5lwlp1ervuism-i">
               <w:r>
                 <w:rPr>
                   <w:rFonts w:ascii="Arial" w:cs="Arial" w:eastAsia="Arial" w:hAnsi="Arial"/>
@@ -27461,7 +28023,7 @@
               <w:spacing w:after="10" w:before="0"/>
               <w:ind w:left="120"/>
             </w:pPr>
-            <w:hyperlink w:history="1" r:id="rIdkcurhnflg2s_0myc56owt">
+            <w:hyperlink w:history="1" r:id="rIdvaxydu2hswtrzfrzzxkwz">
               <w:r>
                 <w:rPr>
                   <w:rFonts w:ascii="Arial" w:cs="Arial" w:eastAsia="Arial" w:hAnsi="Arial"/>
@@ -27489,6 +28051,7 @@
           </w:tcPr>
           <w:p>
             <w:pPr>
+              <w:keepNext w:val="false"/>
               <w:spacing w:after="40" w:before="0"/>
               <w:jc w:val="left"/>
             </w:pPr>
@@ -27521,6 +28084,7 @@
           </w:tcPr>
           <w:p>
             <w:pPr>
+              <w:keepNext w:val="false"/>
               <w:spacing w:after="40" w:before="0"/>
               <w:jc w:val="left"/>
             </w:pPr>
@@ -27553,6 +28117,7 @@
           </w:tcPr>
           <w:p>
             <w:pPr>
+              <w:keepNext w:val="false"/>
               <w:spacing w:after="40" w:before="0"/>
               <w:jc w:val="left"/>
             </w:pPr>
@@ -27585,6 +28150,7 @@
           </w:tcPr>
           <w:p>
             <w:pPr>
+              <w:keepNext w:val="false"/>
               <w:spacing w:after="40" w:before="0"/>
               <w:jc w:val="left"/>
             </w:pPr>
@@ -27619,6 +28185,7 @@
           </w:tcPr>
           <w:p>
             <w:pPr>
+              <w:keepNext w:val="false"/>
               <w:spacing w:after="40" w:before="0"/>
               <w:jc w:val="left"/>
             </w:pPr>
@@ -27656,7 +28223,7 @@
             <w:pPr>
               <w:spacing w:after="20" w:before="0"/>
             </w:pPr>
-            <w:hyperlink w:history="1" r:id="rIdk6xp6ix3yryny9ufvie3f">
+            <w:hyperlink w:history="1" r:id="rIdkpfyeenjswygtcxrcceva">
               <w:r>
                 <w:rPr>
                   <w:rFonts w:ascii="Arial" w:cs="Arial" w:eastAsia="Arial" w:hAnsi="Arial"/>
@@ -27705,7 +28272,7 @@
               <w:spacing w:after="10" w:before="0"/>
               <w:ind w:left="120"/>
             </w:pPr>
-            <w:hyperlink w:history="1" r:id="rIdalhvr97t8xmtnyo4lugsf">
+            <w:hyperlink w:history="1" r:id="rIdk2nrksyvu6smwkbhfabyt">
               <w:r>
                 <w:rPr>
                   <w:rFonts w:ascii="Arial" w:cs="Arial" w:eastAsia="Arial" w:hAnsi="Arial"/>
@@ -27750,7 +28317,7 @@
             <w:pPr>
               <w:spacing w:after="20" w:before="0"/>
             </w:pPr>
-            <w:hyperlink w:history="1" r:id="rIdmlvfshienoozpf22vbtsc">
+            <w:hyperlink w:history="1" r:id="rIda-mtencsru7prvc2ywxao">
               <w:r>
                 <w:rPr>
                   <w:rFonts w:ascii="Arial" w:cs="Arial" w:eastAsia="Arial" w:hAnsi="Arial"/>
@@ -27799,7 +28366,7 @@
               <w:spacing w:after="10" w:before="0"/>
               <w:ind w:left="120"/>
             </w:pPr>
-            <w:hyperlink w:history="1" r:id="rId-vop4hrn4l3m73lmaeqfz">
+            <w:hyperlink w:history="1" r:id="rIdnwsjwxjb2ffdub1h_aujx">
               <w:r>
                 <w:rPr>
                   <w:rFonts w:ascii="Arial" w:cs="Arial" w:eastAsia="Arial" w:hAnsi="Arial"/>
@@ -27827,6 +28394,7 @@
           </w:tcPr>
           <w:p>
             <w:pPr>
+              <w:keepNext w:val="false"/>
               <w:spacing w:after="40" w:before="0"/>
               <w:jc w:val="left"/>
             </w:pPr>
@@ -27859,6 +28427,7 @@
           </w:tcPr>
           <w:p>
             <w:pPr>
+              <w:keepNext w:val="false"/>
               <w:spacing w:after="40" w:before="0"/>
               <w:jc w:val="left"/>
             </w:pPr>
@@ -27891,6 +28460,7 @@
           </w:tcPr>
           <w:p>
             <w:pPr>
+              <w:keepNext w:val="false"/>
               <w:spacing w:after="40" w:before="0"/>
               <w:jc w:val="left"/>
             </w:pPr>
@@ -27923,6 +28493,7 @@
           </w:tcPr>
           <w:p>
             <w:pPr>
+              <w:keepNext w:val="false"/>
               <w:spacing w:after="40" w:before="0"/>
               <w:jc w:val="left"/>
             </w:pPr>
@@ -27957,6 +28528,7 @@
           </w:tcPr>
           <w:p>
             <w:pPr>
+              <w:keepNext w:val="false"/>
               <w:spacing w:after="40" w:before="0"/>
               <w:jc w:val="left"/>
             </w:pPr>
@@ -27994,7 +28566,7 @@
             <w:pPr>
               <w:spacing w:after="20" w:before="0"/>
             </w:pPr>
-            <w:hyperlink w:history="1" r:id="rId-c4smo_wmdhtx4cidp72w">
+            <w:hyperlink w:history="1" r:id="rIdk-keb22ixmuleoxwpbkro">
               <w:r>
                 <w:rPr>
                   <w:rFonts w:ascii="Arial" w:cs="Arial" w:eastAsia="Arial" w:hAnsi="Arial"/>
@@ -28043,7 +28615,7 @@
               <w:spacing w:after="10" w:before="0"/>
               <w:ind w:left="120"/>
             </w:pPr>
-            <w:hyperlink w:history="1" r:id="rIdqi0mylgy7plrlxyubnadq">
+            <w:hyperlink w:history="1" r:id="rIduwpnaecxcpysah1qvedmu">
               <w:r>
                 <w:rPr>
                   <w:rFonts w:ascii="Arial" w:cs="Arial" w:eastAsia="Arial" w:hAnsi="Arial"/>
@@ -28088,7 +28660,7 @@
             <w:pPr>
               <w:spacing w:after="20" w:before="0"/>
             </w:pPr>
-            <w:hyperlink w:history="1" r:id="rId12e08chm-nqy9avloe2rh">
+            <w:hyperlink w:history="1" r:id="rIdjaicghrzqxhrwqn-ttlbh">
               <w:r>
                 <w:rPr>
                   <w:rFonts w:ascii="Arial" w:cs="Arial" w:eastAsia="Arial" w:hAnsi="Arial"/>
@@ -28137,7 +28709,7 @@
               <w:spacing w:after="10" w:before="0"/>
               <w:ind w:left="120"/>
             </w:pPr>
-            <w:hyperlink w:history="1" r:id="rIdim79f35y4ffugua1_ij1s">
+            <w:hyperlink w:history="1" r:id="rIdcdp8to72qkb7ygjnnuitq">
               <w:r>
                 <w:rPr>
                   <w:rFonts w:ascii="Arial" w:cs="Arial" w:eastAsia="Arial" w:hAnsi="Arial"/>
@@ -28165,6 +28737,7 @@
           </w:tcPr>
           <w:p>
             <w:pPr>
+              <w:keepNext w:val="false"/>
               <w:spacing w:after="40" w:before="0"/>
               <w:jc w:val="left"/>
             </w:pPr>
@@ -28197,6 +28770,7 @@
           </w:tcPr>
           <w:p>
             <w:pPr>
+              <w:keepNext w:val="false"/>
               <w:spacing w:after="40" w:before="0"/>
               <w:jc w:val="left"/>
             </w:pPr>
@@ -28229,6 +28803,7 @@
           </w:tcPr>
           <w:p>
             <w:pPr>
+              <w:keepNext w:val="false"/>
               <w:spacing w:after="40" w:before="0"/>
               <w:jc w:val="left"/>
             </w:pPr>
@@ -28261,6 +28836,7 @@
           </w:tcPr>
           <w:p>
             <w:pPr>
+              <w:keepNext w:val="false"/>
               <w:spacing w:after="40" w:before="0"/>
               <w:jc w:val="left"/>
             </w:pPr>
@@ -28295,6 +28871,7 @@
           </w:tcPr>
           <w:p>
             <w:pPr>
+              <w:keepNext w:val="false"/>
               <w:spacing w:after="40" w:before="0"/>
               <w:jc w:val="left"/>
             </w:pPr>
@@ -28332,7 +28909,7 @@
             <w:pPr>
               <w:spacing w:after="20" w:before="0"/>
             </w:pPr>
-            <w:hyperlink w:history="1" r:id="rIdpmtoopina-jw7uqrjqacs">
+            <w:hyperlink w:history="1" r:id="rIdnav-e8pjcym-kovqdkpns">
               <w:r>
                 <w:rPr>
                   <w:rFonts w:ascii="Arial" w:cs="Arial" w:eastAsia="Arial" w:hAnsi="Arial"/>
@@ -28381,7 +28958,7 @@
               <w:spacing w:after="10" w:before="0"/>
               <w:ind w:left="120"/>
             </w:pPr>
-            <w:hyperlink w:history="1" r:id="rIdc0kf96w4bzw5wf9-djdfn">
+            <w:hyperlink w:history="1" r:id="rIdl9ijnawj-n-3ep56zx1ff">
               <w:r>
                 <w:rPr>
                   <w:rFonts w:ascii="Arial" w:cs="Arial" w:eastAsia="Arial" w:hAnsi="Arial"/>
@@ -28426,7 +29003,7 @@
             <w:pPr>
               <w:spacing w:after="20" w:before="0"/>
             </w:pPr>
-            <w:hyperlink w:history="1" r:id="rIdrvn6auepix2j2yeeeriuj">
+            <w:hyperlink w:history="1" r:id="rIdtrihvcmhxjhlmzpwvh_ns">
               <w:r>
                 <w:rPr>
                   <w:rFonts w:ascii="Arial" w:cs="Arial" w:eastAsia="Arial" w:hAnsi="Arial"/>
@@ -28475,7 +29052,7 @@
               <w:spacing w:after="10" w:before="0"/>
               <w:ind w:left="120"/>
             </w:pPr>
-            <w:hyperlink w:history="1" r:id="rId2wakc1zz2qaewclecwnah">
+            <w:hyperlink w:history="1" r:id="rIdzocnstvzbfkk84qj5vgdq">
               <w:r>
                 <w:rPr>
                   <w:rFonts w:ascii="Arial" w:cs="Arial" w:eastAsia="Arial" w:hAnsi="Arial"/>
@@ -28503,6 +29080,7 @@
           </w:tcPr>
           <w:p>
             <w:pPr>
+              <w:keepNext w:val="false"/>
               <w:spacing w:after="40" w:before="0"/>
               <w:jc w:val="left"/>
             </w:pPr>
@@ -28535,6 +29113,7 @@
           </w:tcPr>
           <w:p>
             <w:pPr>
+              <w:keepNext w:val="false"/>
               <w:spacing w:after="40" w:before="0"/>
               <w:jc w:val="left"/>
             </w:pPr>
@@ -28567,6 +29146,7 @@
           </w:tcPr>
           <w:p>
             <w:pPr>
+              <w:keepNext w:val="false"/>
               <w:spacing w:after="40" w:before="0"/>
               <w:jc w:val="left"/>
             </w:pPr>
@@ -28599,6 +29179,7 @@
           </w:tcPr>
           <w:p>
             <w:pPr>
+              <w:keepNext w:val="false"/>
               <w:spacing w:after="40" w:before="0"/>
               <w:jc w:val="left"/>
             </w:pPr>
@@ -28658,6 +29239,7 @@
           </w:tcPr>
           <w:p>
             <w:pPr>
+              <w:keepNext w:val="false"/>
               <w:spacing w:after="40" w:before="0"/>
               <w:jc w:val="center"/>
             </w:pPr>
@@ -28692,6 +29274,7 @@
           </w:tcPr>
           <w:p>
             <w:pPr>
+              <w:keepNext w:val="false"/>
               <w:spacing w:after="40" w:before="0"/>
               <w:jc w:val="left"/>
             </w:pPr>
@@ -28753,6 +29336,7 @@
           </w:tcPr>
           <w:p>
             <w:pPr>
+              <w:keepNext w:val="false"/>
               <w:spacing w:after="40" w:before="0"/>
               <w:jc w:val="center"/>
             </w:pPr>
@@ -28787,6 +29371,7 @@
           </w:tcPr>
           <w:p>
             <w:pPr>
+              <w:keepNext w:val="false"/>
               <w:spacing w:after="40" w:before="0"/>
               <w:jc w:val="left"/>
             </w:pPr>
@@ -28819,6 +29404,7 @@
           </w:tcPr>
           <w:p>
             <w:pPr>
+              <w:keepNext w:val="false"/>
               <w:spacing w:after="40" w:before="0"/>
               <w:jc w:val="left"/>
             </w:pPr>
@@ -28853,6 +29439,7 @@
           </w:tcPr>
           <w:p>
             <w:pPr>
+              <w:keepNext w:val="false"/>
               <w:spacing w:after="40" w:before="0"/>
               <w:jc w:val="left"/>
             </w:pPr>
@@ -28885,6 +29472,7 @@
           </w:tcPr>
           <w:p>
             <w:pPr>
+              <w:keepNext w:val="false"/>
               <w:spacing w:after="40" w:before="0"/>
               <w:jc w:val="left"/>
             </w:pPr>
@@ -28919,6 +29507,7 @@
           </w:tcPr>
           <w:p>
             <w:pPr>
+              <w:keepNext w:val="false"/>
               <w:spacing w:after="40" w:before="0"/>
               <w:jc w:val="left"/>
             </w:pPr>
@@ -28951,6 +29540,7 @@
           </w:tcPr>
           <w:p>
             <w:pPr>
+              <w:keepNext w:val="false"/>
               <w:spacing w:after="40" w:before="0"/>
               <w:jc w:val="left"/>
             </w:pPr>
@@ -28987,7 +29577,7 @@
         </w:rPr>
         <w:t xml:space="preserve">© 2026 SeaVuria and ARES. Aligned with KICD objectives. Developed by SeaVuria; technical implementation by ARES (with AI assistance from Claude). Licensed under </w:t>
       </w:r>
-      <w:hyperlink w:history="1" r:id="rIdkyll3bmymwxhozxwyd2ys">
+      <w:hyperlink w:history="1" r:id="rIdxnhrvfnztw-wcrxrw3ses">
         <w:r>
           <w:rPr>
             <w:rFonts w:ascii="Arial" w:cs="Arial" w:eastAsia="Arial" w:hAnsi="Arial"/>
@@ -29008,7 +29598,7 @@
         </w:rPr>
         <w:t xml:space="preserve"> (</w:t>
       </w:r>
-      <w:hyperlink w:history="1" r:id="rId-7l8f5agbrzudzjhcegwl">
+      <w:hyperlink w:history="1" r:id="rId59le2hjtswvz9c4yosebo">
         <w:r>
           <w:rPr>
             <w:rFonts w:ascii="Arial" w:cs="Arial" w:eastAsia="Arial" w:hAnsi="Arial"/>
@@ -29068,6 +29658,7 @@
           </w:tcPr>
           <w:p>
             <w:pPr>
+              <w:keepNext w:val="false"/>
               <w:spacing w:after="40" w:before="0"/>
               <w:jc w:val="center"/>
             </w:pPr>
@@ -29103,6 +29694,7 @@
           </w:tcPr>
           <w:p>
             <w:pPr>
+              <w:keepNext w:val="false"/>
               <w:spacing w:after="40" w:before="0"/>
               <w:jc w:val="center"/>
             </w:pPr>
@@ -29137,6 +29729,7 @@
           </w:tcPr>
           <w:p>
             <w:pPr>
+              <w:keepNext w:val="false"/>
               <w:spacing w:after="40" w:before="0"/>
               <w:jc w:val="left"/>
             </w:pPr>
@@ -29169,6 +29762,7 @@
           </w:tcPr>
           <w:p>
             <w:pPr>
+              <w:keepNext w:val="false"/>
               <w:spacing w:after="40" w:before="0"/>
               <w:jc w:val="left"/>
             </w:pPr>
@@ -29203,6 +29797,7 @@
           </w:tcPr>
           <w:p>
             <w:pPr>
+              <w:keepNext w:val="false"/>
               <w:spacing w:after="40" w:before="0"/>
               <w:jc w:val="left"/>
             </w:pPr>
@@ -29235,6 +29830,7 @@
           </w:tcPr>
           <w:p>
             <w:pPr>
+              <w:keepNext w:val="false"/>
               <w:spacing w:after="40" w:before="0"/>
               <w:jc w:val="left"/>
             </w:pPr>
@@ -29269,6 +29865,7 @@
           </w:tcPr>
           <w:p>
             <w:pPr>
+              <w:keepNext w:val="false"/>
               <w:spacing w:after="40" w:before="0"/>
               <w:jc w:val="left"/>
             </w:pPr>
@@ -29301,6 +29898,7 @@
           </w:tcPr>
           <w:p>
             <w:pPr>
+              <w:keepNext w:val="false"/>
               <w:spacing w:after="40" w:before="0"/>
               <w:jc w:val="left"/>
             </w:pPr>
@@ -29335,6 +29933,7 @@
           </w:tcPr>
           <w:p>
             <w:pPr>
+              <w:keepNext w:val="false"/>
               <w:spacing w:after="40" w:before="0"/>
               <w:jc w:val="left"/>
             </w:pPr>
@@ -29367,6 +29966,7 @@
           </w:tcPr>
           <w:p>
             <w:pPr>
+              <w:keepNext w:val="false"/>
               <w:spacing w:after="40" w:before="0"/>
               <w:jc w:val="left"/>
             </w:pPr>
@@ -29401,6 +30001,7 @@
           </w:tcPr>
           <w:p>
             <w:pPr>
+              <w:keepNext w:val="false"/>
               <w:spacing w:after="40" w:before="0"/>
               <w:jc w:val="left"/>
             </w:pPr>
@@ -29433,6 +30034,7 @@
           </w:tcPr>
           <w:p>
             <w:pPr>
+              <w:keepNext w:val="false"/>
               <w:spacing w:after="40" w:before="0"/>
               <w:jc w:val="left"/>
             </w:pPr>
@@ -29467,6 +30069,7 @@
           </w:tcPr>
           <w:p>
             <w:pPr>
+              <w:keepNext w:val="false"/>
               <w:spacing w:after="40" w:before="0"/>
               <w:jc w:val="left"/>
             </w:pPr>
@@ -29499,6 +30102,7 @@
           </w:tcPr>
           <w:p>
             <w:pPr>
+              <w:keepNext w:val="false"/>
               <w:spacing w:after="40" w:before="0"/>
               <w:jc w:val="left"/>
             </w:pPr>
@@ -29533,6 +30137,7 @@
           </w:tcPr>
           <w:p>
             <w:pPr>
+              <w:keepNext w:val="false"/>
               <w:spacing w:after="40" w:before="0"/>
               <w:jc w:val="left"/>
             </w:pPr>
@@ -29565,6 +30170,7 @@
           </w:tcPr>
           <w:p>
             <w:pPr>
+              <w:keepNext w:val="false"/>
               <w:spacing w:after="40" w:before="0"/>
               <w:jc w:val="left"/>
             </w:pPr>
@@ -29599,6 +30205,7 @@
           </w:tcPr>
           <w:p>
             <w:pPr>
+              <w:keepNext w:val="false"/>
               <w:spacing w:after="40" w:before="0"/>
               <w:jc w:val="left"/>
             </w:pPr>
@@ -29631,6 +30238,7 @@
           </w:tcPr>
           <w:p>
             <w:pPr>
+              <w:keepNext w:val="false"/>
               <w:spacing w:after="40" w:before="0"/>
               <w:jc w:val="left"/>
             </w:pPr>
@@ -29690,6 +30298,7 @@
           </w:tcPr>
           <w:p>
             <w:pPr>
+              <w:keepNext w:val="false"/>
               <w:spacing w:after="40" w:before="0"/>
               <w:jc w:val="center"/>
             </w:pPr>
@@ -29724,6 +30333,7 @@
           </w:tcPr>
           <w:p>
             <w:pPr>
+              <w:keepNext w:val="false"/>
               <w:spacing w:after="40" w:before="0"/>
               <w:jc w:val="left"/>
             </w:pPr>
@@ -29788,6 +30398,7 @@
           </w:tcPr>
           <w:p>
             <w:pPr>
+              <w:keepNext w:val="false"/>
               <w:spacing w:after="40" w:before="0"/>
               <w:jc w:val="center"/>
             </w:pPr>
@@ -29822,6 +30433,7 @@
           </w:tcPr>
           <w:p>
             <w:pPr>
+              <w:keepNext w:val="false"/>
               <w:spacing w:after="40" w:before="0"/>
               <w:jc w:val="left"/>
             </w:pPr>
@@ -29854,6 +30466,7 @@
           </w:tcPr>
           <w:p>
             <w:pPr>
+              <w:keepNext w:val="false"/>
               <w:spacing w:after="40" w:before="0"/>
               <w:jc w:val="left"/>
             </w:pPr>
@@ -29886,6 +30499,7 @@
           </w:tcPr>
           <w:p>
             <w:pPr>
+              <w:keepNext w:val="false"/>
               <w:spacing w:after="40" w:before="0"/>
               <w:jc w:val="left"/>
             </w:pPr>
@@ -29918,6 +30532,7 @@
           </w:tcPr>
           <w:p>
             <w:pPr>
+              <w:keepNext w:val="false"/>
               <w:spacing w:after="40" w:before="0"/>
               <w:jc w:val="left"/>
             </w:pPr>
@@ -29950,6 +30565,7 @@
           </w:tcPr>
           <w:p>
             <w:pPr>
+              <w:keepNext w:val="false"/>
               <w:spacing w:after="40" w:before="0"/>
               <w:jc w:val="left"/>
             </w:pPr>
@@ -29984,6 +30600,7 @@
           </w:tcPr>
           <w:p>
             <w:pPr>
+              <w:keepNext w:val="false"/>
               <w:spacing w:after="40" w:before="0"/>
               <w:jc w:val="left"/>
             </w:pPr>
@@ -30021,7 +30638,7 @@
             <w:pPr>
               <w:spacing w:after="20" w:before="0"/>
             </w:pPr>
-            <w:hyperlink w:history="1" r:id="rIddjsu2wbm8vlfkghtbkkbb">
+            <w:hyperlink w:history="1" r:id="rIdbl-elxg6hsuem7kjptyyl">
               <w:r>
                 <w:rPr>
                   <w:rFonts w:ascii="Arial" w:cs="Arial" w:eastAsia="Arial" w:hAnsi="Arial"/>
@@ -30054,7 +30671,7 @@
               <w:spacing w:after="10" w:before="0"/>
               <w:ind w:left="120"/>
             </w:pPr>
-            <w:hyperlink w:history="1" r:id="rIdqv8nl9i5apvjgmhct6d6j">
+            <w:hyperlink w:history="1" r:id="rIdzuqgildj7hcfauqhbkuho">
               <w:r>
                 <w:rPr>
                   <w:rFonts w:ascii="Arial" w:cs="Arial" w:eastAsia="Arial" w:hAnsi="Arial"/>
@@ -30099,7 +30716,7 @@
             <w:pPr>
               <w:spacing w:after="20" w:before="0"/>
             </w:pPr>
-            <w:hyperlink w:history="1" r:id="rIdx15s6v2_tr3z8fkv_u76v">
+            <w:hyperlink w:history="1" r:id="rIdlv04cr9jwijkerdksmlhc">
               <w:r>
                 <w:rPr>
                   <w:rFonts w:ascii="Arial" w:cs="Arial" w:eastAsia="Arial" w:hAnsi="Arial"/>
@@ -30132,7 +30749,7 @@
               <w:spacing w:after="10" w:before="0"/>
               <w:ind w:left="120"/>
             </w:pPr>
-            <w:hyperlink w:history="1" r:id="rId1yf2kohumlplbj99ka2cy">
+            <w:hyperlink w:history="1" r:id="rIddmp3ebcbqkabrzuypxxiq">
               <w:r>
                 <w:rPr>
                   <w:rFonts w:ascii="Arial" w:cs="Arial" w:eastAsia="Arial" w:hAnsi="Arial"/>
@@ -30160,6 +30777,7 @@
           </w:tcPr>
           <w:p>
             <w:pPr>
+              <w:keepNext w:val="false"/>
               <w:spacing w:after="40" w:before="0"/>
               <w:jc w:val="left"/>
             </w:pPr>
@@ -30192,6 +30810,7 @@
           </w:tcPr>
           <w:p>
             <w:pPr>
+              <w:keepNext w:val="false"/>
               <w:spacing w:after="40" w:before="0"/>
               <w:jc w:val="left"/>
             </w:pPr>
@@ -30224,6 +30843,7 @@
           </w:tcPr>
           <w:p>
             <w:pPr>
+              <w:keepNext w:val="false"/>
               <w:spacing w:after="40" w:before="0"/>
               <w:jc w:val="left"/>
             </w:pPr>
@@ -30256,6 +30876,7 @@
           </w:tcPr>
           <w:p>
             <w:pPr>
+              <w:keepNext w:val="false"/>
               <w:spacing w:after="40" w:before="0"/>
               <w:jc w:val="left"/>
             </w:pPr>
@@ -30290,6 +30911,7 @@
           </w:tcPr>
           <w:p>
             <w:pPr>
+              <w:keepNext w:val="false"/>
               <w:spacing w:after="40" w:before="0"/>
               <w:jc w:val="left"/>
             </w:pPr>
@@ -30327,7 +30949,7 @@
             <w:pPr>
               <w:spacing w:after="20" w:before="0"/>
             </w:pPr>
-            <w:hyperlink w:history="1" r:id="rIdy0r7ngkjqlsf0d9ybsqgn">
+            <w:hyperlink w:history="1" r:id="rIdj_x-jalgbbjbuxuxq2lvq">
               <w:r>
                 <w:rPr>
                   <w:rFonts w:ascii="Arial" w:cs="Arial" w:eastAsia="Arial" w:hAnsi="Arial"/>
@@ -30360,7 +30982,7 @@
               <w:spacing w:after="10" w:before="0"/>
               <w:ind w:left="120"/>
             </w:pPr>
-            <w:hyperlink w:history="1" r:id="rIdxsk_xyhxm-pbcfjd8wyo3">
+            <w:hyperlink w:history="1" r:id="rIdieskgtnovsj-jglcmn-iv">
               <w:r>
                 <w:rPr>
                   <w:rFonts w:ascii="Arial" w:cs="Arial" w:eastAsia="Arial" w:hAnsi="Arial"/>
@@ -30405,7 +31027,7 @@
             <w:pPr>
               <w:spacing w:after="20" w:before="0"/>
             </w:pPr>
-            <w:hyperlink w:history="1" r:id="rIdeawx68lwj48d7lnie-g8s">
+            <w:hyperlink w:history="1" r:id="rIdiuzqvspohrbjzzi4hwim7">
               <w:r>
                 <w:rPr>
                   <w:rFonts w:ascii="Arial" w:cs="Arial" w:eastAsia="Arial" w:hAnsi="Arial"/>
@@ -30438,7 +31060,7 @@
               <w:spacing w:after="10" w:before="0"/>
               <w:ind w:left="120"/>
             </w:pPr>
-            <w:hyperlink w:history="1" r:id="rIdthckeymcuaghng6lxutag">
+            <w:hyperlink w:history="1" r:id="rIdcusjd79grr4j3e2_lehmc">
               <w:r>
                 <w:rPr>
                   <w:rFonts w:ascii="Arial" w:cs="Arial" w:eastAsia="Arial" w:hAnsi="Arial"/>
@@ -30466,6 +31088,7 @@
           </w:tcPr>
           <w:p>
             <w:pPr>
+              <w:keepNext w:val="false"/>
               <w:spacing w:after="40" w:before="0"/>
               <w:jc w:val="left"/>
             </w:pPr>
@@ -30498,6 +31121,7 @@
           </w:tcPr>
           <w:p>
             <w:pPr>
+              <w:keepNext w:val="false"/>
               <w:spacing w:after="40" w:before="0"/>
               <w:jc w:val="left"/>
             </w:pPr>
@@ -30530,6 +31154,7 @@
           </w:tcPr>
           <w:p>
             <w:pPr>
+              <w:keepNext w:val="false"/>
               <w:spacing w:after="40" w:before="0"/>
               <w:jc w:val="left"/>
             </w:pPr>
@@ -30562,6 +31187,7 @@
           </w:tcPr>
           <w:p>
             <w:pPr>
+              <w:keepNext w:val="false"/>
               <w:spacing w:after="40" w:before="0"/>
               <w:jc w:val="left"/>
             </w:pPr>
@@ -30596,6 +31222,7 @@
           </w:tcPr>
           <w:p>
             <w:pPr>
+              <w:keepNext w:val="false"/>
               <w:spacing w:after="40" w:before="0"/>
               <w:jc w:val="left"/>
             </w:pPr>
@@ -30633,7 +31260,7 @@
             <w:pPr>
               <w:spacing w:after="20" w:before="0"/>
             </w:pPr>
-            <w:hyperlink w:history="1" r:id="rIdsfh5howtaitm7clndznfp">
+            <w:hyperlink w:history="1" r:id="rIdi6-vq3suz8yolrevfv4ni">
               <w:r>
                 <w:rPr>
                   <w:rFonts w:ascii="Arial" w:cs="Arial" w:eastAsia="Arial" w:hAnsi="Arial"/>
@@ -30682,7 +31309,7 @@
               <w:spacing w:after="10" w:before="0"/>
               <w:ind w:left="120"/>
             </w:pPr>
-            <w:hyperlink w:history="1" r:id="rIdx36szctemjf-wo6gwrptp">
+            <w:hyperlink w:history="1" r:id="rIdaz1qll5-7pi6ucwl2zt4m">
               <w:r>
                 <w:rPr>
                   <w:rFonts w:ascii="Arial" w:cs="Arial" w:eastAsia="Arial" w:hAnsi="Arial"/>
@@ -30727,7 +31354,7 @@
             <w:pPr>
               <w:spacing w:after="20" w:before="0"/>
             </w:pPr>
-            <w:hyperlink w:history="1" r:id="rIdqyawdlxx56brpd6ag1esw">
+            <w:hyperlink w:history="1" r:id="rIdlblgjo6kqpmvcyiglv5vs">
               <w:r>
                 <w:rPr>
                   <w:rFonts w:ascii="Arial" w:cs="Arial" w:eastAsia="Arial" w:hAnsi="Arial"/>
@@ -30776,7 +31403,7 @@
               <w:spacing w:after="10" w:before="0"/>
               <w:ind w:left="120"/>
             </w:pPr>
-            <w:hyperlink w:history="1" r:id="rId2qs6pt6jeswcq5-h5ypgk">
+            <w:hyperlink w:history="1" r:id="rIdt_a4lklrhxo7lcn3nooav">
               <w:r>
                 <w:rPr>
                   <w:rFonts w:ascii="Arial" w:cs="Arial" w:eastAsia="Arial" w:hAnsi="Arial"/>
@@ -30804,6 +31431,7 @@
           </w:tcPr>
           <w:p>
             <w:pPr>
+              <w:keepNext w:val="false"/>
               <w:spacing w:after="40" w:before="0"/>
               <w:jc w:val="left"/>
             </w:pPr>
@@ -30836,6 +31464,7 @@
           </w:tcPr>
           <w:p>
             <w:pPr>
+              <w:keepNext w:val="false"/>
               <w:spacing w:after="40" w:before="0"/>
               <w:jc w:val="left"/>
             </w:pPr>
@@ -30868,6 +31497,7 @@
           </w:tcPr>
           <w:p>
             <w:pPr>
+              <w:keepNext w:val="false"/>
               <w:spacing w:after="40" w:before="0"/>
               <w:jc w:val="left"/>
             </w:pPr>
@@ -30900,6 +31530,7 @@
           </w:tcPr>
           <w:p>
             <w:pPr>
+              <w:keepNext w:val="false"/>
               <w:spacing w:after="40" w:before="0"/>
               <w:jc w:val="left"/>
             </w:pPr>
@@ -30934,6 +31565,7 @@
           </w:tcPr>
           <w:p>
             <w:pPr>
+              <w:keepNext w:val="false"/>
               <w:spacing w:after="40" w:before="0"/>
               <w:jc w:val="left"/>
             </w:pPr>
@@ -30971,7 +31603,7 @@
             <w:pPr>
               <w:spacing w:after="20" w:before="0"/>
             </w:pPr>
-            <w:hyperlink w:history="1" r:id="rIdoaczkyfj6aounodhntril">
+            <w:hyperlink w:history="1" r:id="rIdllr4wytjjdq_yenevbtdv">
               <w:r>
                 <w:rPr>
                   <w:rFonts w:ascii="Arial" w:cs="Arial" w:eastAsia="Arial" w:hAnsi="Arial"/>
@@ -31020,7 +31652,7 @@
               <w:spacing w:after="10" w:before="0"/>
               <w:ind w:left="120"/>
             </w:pPr>
-            <w:hyperlink w:history="1" r:id="rIdf3dxxc-dhpvkn4ikqiimf">
+            <w:hyperlink w:history="1" r:id="rIdkpxibtszutj0vebckfwf9">
               <w:r>
                 <w:rPr>
                   <w:rFonts w:ascii="Arial" w:cs="Arial" w:eastAsia="Arial" w:hAnsi="Arial"/>
@@ -31065,7 +31697,7 @@
             <w:pPr>
               <w:spacing w:after="20" w:before="0"/>
             </w:pPr>
-            <w:hyperlink w:history="1" r:id="rIdo_a9izbbhejsqxads1hab">
+            <w:hyperlink w:history="1" r:id="rId3-tdhgplvjdi8shiwwnco">
               <w:r>
                 <w:rPr>
                   <w:rFonts w:ascii="Arial" w:cs="Arial" w:eastAsia="Arial" w:hAnsi="Arial"/>
@@ -31114,7 +31746,7 @@
               <w:spacing w:after="10" w:before="0"/>
               <w:ind w:left="120"/>
             </w:pPr>
-            <w:hyperlink w:history="1" r:id="rId1jjba2jvs3oth1z4hiqmg">
+            <w:hyperlink w:history="1" r:id="rIdv6wd4rsqb25xozu58_2vx">
               <w:r>
                 <w:rPr>
                   <w:rFonts w:ascii="Arial" w:cs="Arial" w:eastAsia="Arial" w:hAnsi="Arial"/>
@@ -31142,6 +31774,7 @@
           </w:tcPr>
           <w:p>
             <w:pPr>
+              <w:keepNext w:val="false"/>
               <w:spacing w:after="40" w:before="0"/>
               <w:jc w:val="left"/>
             </w:pPr>
@@ -31174,6 +31807,7 @@
           </w:tcPr>
           <w:p>
             <w:pPr>
+              <w:keepNext w:val="false"/>
               <w:spacing w:after="40" w:before="0"/>
               <w:jc w:val="left"/>
             </w:pPr>
@@ -31206,6 +31840,7 @@
           </w:tcPr>
           <w:p>
             <w:pPr>
+              <w:keepNext w:val="false"/>
               <w:spacing w:after="40" w:before="0"/>
               <w:jc w:val="left"/>
             </w:pPr>
@@ -31238,6 +31873,7 @@
           </w:tcPr>
           <w:p>
             <w:pPr>
+              <w:keepNext w:val="false"/>
               <w:spacing w:after="40" w:before="0"/>
               <w:jc w:val="left"/>
             </w:pPr>
@@ -31272,6 +31908,7 @@
           </w:tcPr>
           <w:p>
             <w:pPr>
+              <w:keepNext w:val="false"/>
               <w:spacing w:after="40" w:before="0"/>
               <w:jc w:val="left"/>
             </w:pPr>
@@ -31309,7 +31946,7 @@
             <w:pPr>
               <w:spacing w:after="20" w:before="0"/>
             </w:pPr>
-            <w:hyperlink w:history="1" r:id="rIdbt8pbmrp4dsiqfvzyrowu">
+            <w:hyperlink w:history="1" r:id="rIdt79sn3kx_jemkztw0ov3t">
               <w:r>
                 <w:rPr>
                   <w:rFonts w:ascii="Arial" w:cs="Arial" w:eastAsia="Arial" w:hAnsi="Arial"/>
@@ -31358,7 +31995,7 @@
               <w:spacing w:after="10" w:before="0"/>
               <w:ind w:left="120"/>
             </w:pPr>
-            <w:hyperlink w:history="1" r:id="rIdv8ttppfmxxcsbhij2apin">
+            <w:hyperlink w:history="1" r:id="rId8vbj9zst_jwokdjyclvqs">
               <w:r>
                 <w:rPr>
                   <w:rFonts w:ascii="Arial" w:cs="Arial" w:eastAsia="Arial" w:hAnsi="Arial"/>
@@ -31403,7 +32040,7 @@
             <w:pPr>
               <w:spacing w:after="20" w:before="0"/>
             </w:pPr>
-            <w:hyperlink w:history="1" r:id="rId_urdatqu6cc8bfigv4wrv">
+            <w:hyperlink w:history="1" r:id="rIdcqi8-vjwkk5u8t8vv-bq6">
               <w:r>
                 <w:rPr>
                   <w:rFonts w:ascii="Arial" w:cs="Arial" w:eastAsia="Arial" w:hAnsi="Arial"/>
@@ -31452,7 +32089,7 @@
               <w:spacing w:after="10" w:before="0"/>
               <w:ind w:left="120"/>
             </w:pPr>
-            <w:hyperlink w:history="1" r:id="rId4xggg0wl9apiqkpejzp32">
+            <w:hyperlink w:history="1" r:id="rIdw-knhdaodijxgnexnidgf">
               <w:r>
                 <w:rPr>
                   <w:rFonts w:ascii="Arial" w:cs="Arial" w:eastAsia="Arial" w:hAnsi="Arial"/>
@@ -31480,6 +32117,7 @@
           </w:tcPr>
           <w:p>
             <w:pPr>
+              <w:keepNext w:val="false"/>
               <w:spacing w:after="40" w:before="0"/>
               <w:jc w:val="left"/>
             </w:pPr>
@@ -31512,6 +32150,7 @@
           </w:tcPr>
           <w:p>
             <w:pPr>
+              <w:keepNext w:val="false"/>
               <w:spacing w:after="40" w:before="0"/>
               <w:jc w:val="left"/>
             </w:pPr>
@@ -31544,6 +32183,7 @@
           </w:tcPr>
           <w:p>
             <w:pPr>
+              <w:keepNext w:val="false"/>
               <w:spacing w:after="40" w:before="0"/>
               <w:jc w:val="left"/>
             </w:pPr>
@@ -31576,6 +32216,7 @@
           </w:tcPr>
           <w:p>
             <w:pPr>
+              <w:keepNext w:val="false"/>
               <w:spacing w:after="40" w:before="0"/>
               <w:jc w:val="left"/>
             </w:pPr>
@@ -31635,6 +32276,7 @@
           </w:tcPr>
           <w:p>
             <w:pPr>
+              <w:keepNext w:val="false"/>
               <w:spacing w:after="40" w:before="0"/>
               <w:jc w:val="center"/>
             </w:pPr>
@@ -31669,6 +32311,7 @@
           </w:tcPr>
           <w:p>
             <w:pPr>
+              <w:keepNext w:val="false"/>
               <w:spacing w:after="40" w:before="0"/>
               <w:jc w:val="left"/>
             </w:pPr>
@@ -31730,6 +32373,7 @@
           </w:tcPr>
           <w:p>
             <w:pPr>
+              <w:keepNext w:val="false"/>
               <w:spacing w:after="40" w:before="0"/>
               <w:jc w:val="center"/>
             </w:pPr>
@@ -31764,6 +32408,7 @@
           </w:tcPr>
           <w:p>
             <w:pPr>
+              <w:keepNext w:val="false"/>
               <w:spacing w:after="40" w:before="0"/>
               <w:jc w:val="left"/>
             </w:pPr>
@@ -31796,6 +32441,7 @@
           </w:tcPr>
           <w:p>
             <w:pPr>
+              <w:keepNext w:val="false"/>
               <w:spacing w:after="40" w:before="0"/>
               <w:jc w:val="left"/>
             </w:pPr>
@@ -31830,6 +32476,7 @@
           </w:tcPr>
           <w:p>
             <w:pPr>
+              <w:keepNext w:val="false"/>
               <w:spacing w:after="40" w:before="0"/>
               <w:jc w:val="left"/>
             </w:pPr>
@@ -31862,6 +32509,7 @@
           </w:tcPr>
           <w:p>
             <w:pPr>
+              <w:keepNext w:val="false"/>
               <w:spacing w:after="40" w:before="0"/>
               <w:jc w:val="left"/>
             </w:pPr>
@@ -31896,6 +32544,7 @@
           </w:tcPr>
           <w:p>
             <w:pPr>
+              <w:keepNext w:val="false"/>
               <w:spacing w:after="40" w:before="0"/>
               <w:jc w:val="left"/>
             </w:pPr>
@@ -31928,6 +32577,7 @@
           </w:tcPr>
           <w:p>
             <w:pPr>
+              <w:keepNext w:val="false"/>
               <w:spacing w:after="40" w:before="0"/>
               <w:jc w:val="left"/>
             </w:pPr>
@@ -31964,7 +32614,7 @@
         </w:rPr>
         <w:t xml:space="preserve">© 2026 SeaVuria and ARES. Aligned with KICD objectives. Developed by SeaVuria; technical implementation by ARES (with AI assistance from Claude). Licensed under </w:t>
       </w:r>
-      <w:hyperlink w:history="1" r:id="rId2y4577ljgjcqca-edzkb_">
+      <w:hyperlink w:history="1" r:id="rIdknfigupxmlaycvr8ddebj">
         <w:r>
           <w:rPr>
             <w:rFonts w:ascii="Arial" w:cs="Arial" w:eastAsia="Arial" w:hAnsi="Arial"/>
@@ -31985,7 +32635,7 @@
         </w:rPr>
         <w:t xml:space="preserve"> (</w:t>
       </w:r>
-      <w:hyperlink w:history="1" r:id="rId-kc1kcdjwcpeia9gjdc0h">
+      <w:hyperlink w:history="1" r:id="rIdkjjrbwx2mcfz8sqgksbxh">
         <w:r>
           <w:rPr>
             <w:rFonts w:ascii="Arial" w:cs="Arial" w:eastAsia="Arial" w:hAnsi="Arial"/>
@@ -32046,6 +32696,7 @@
           </w:tcPr>
           <w:p>
             <w:pPr>
+              <w:keepNext w:val="false"/>
               <w:spacing w:after="40" w:before="0"/>
               <w:jc w:val="center"/>
             </w:pPr>
@@ -32080,6 +32731,7 @@
           </w:tcPr>
           <w:p>
             <w:pPr>
+              <w:keepNext w:val="false"/>
               <w:spacing w:after="40" w:before="0"/>
               <w:jc w:val="left"/>
             </w:pPr>
@@ -32112,6 +32764,7 @@
           </w:tcPr>
           <w:p>
             <w:pPr>
+              <w:keepNext w:val="false"/>
               <w:spacing w:after="40" w:before="0"/>
               <w:jc w:val="left"/>
             </w:pPr>
@@ -32144,6 +32797,7 @@
           </w:tcPr>
           <w:p>
             <w:pPr>
+              <w:keepNext w:val="false"/>
               <w:spacing w:after="40" w:before="0"/>
               <w:jc w:val="left"/>
             </w:pPr>
@@ -32178,6 +32832,7 @@
           </w:tcPr>
           <w:p>
             <w:pPr>
+              <w:keepNext w:val="false"/>
               <w:spacing w:after="40" w:before="0"/>
               <w:jc w:val="left"/>
             </w:pPr>
@@ -32210,6 +32865,7 @@
           </w:tcPr>
           <w:p>
             <w:pPr>
+              <w:keepNext w:val="false"/>
               <w:spacing w:after="40" w:before="0"/>
               <w:jc w:val="left"/>
             </w:pPr>
@@ -32242,6 +32898,7 @@
           </w:tcPr>
           <w:p>
             <w:pPr>
+              <w:keepNext w:val="false"/>
               <w:spacing w:after="40" w:before="0"/>
               <w:jc w:val="left"/>
             </w:pPr>
@@ -32276,6 +32933,7 @@
           </w:tcPr>
           <w:p>
             <w:pPr>
+              <w:keepNext w:val="false"/>
               <w:spacing w:after="40" w:before="0"/>
               <w:jc w:val="left"/>
             </w:pPr>
@@ -32308,6 +32966,7 @@
           </w:tcPr>
           <w:p>
             <w:pPr>
+              <w:keepNext w:val="false"/>
               <w:spacing w:after="40" w:before="0"/>
               <w:jc w:val="left"/>
             </w:pPr>
@@ -32340,6 +32999,7 @@
           </w:tcPr>
           <w:p>
             <w:pPr>
+              <w:keepNext w:val="false"/>
               <w:spacing w:after="40" w:before="0"/>
               <w:jc w:val="left"/>
             </w:pPr>
@@ -32374,6 +33034,7 @@
           </w:tcPr>
           <w:p>
             <w:pPr>
+              <w:keepNext w:val="false"/>
               <w:spacing w:after="40" w:before="0"/>
               <w:jc w:val="left"/>
             </w:pPr>
@@ -32406,6 +33067,7 @@
           </w:tcPr>
           <w:p>
             <w:pPr>
+              <w:keepNext w:val="false"/>
               <w:spacing w:after="40" w:before="0"/>
               <w:jc w:val="left"/>
             </w:pPr>
@@ -32438,6 +33100,7 @@
           </w:tcPr>
           <w:p>
             <w:pPr>
+              <w:keepNext w:val="false"/>
               <w:spacing w:after="40" w:before="0"/>
               <w:jc w:val="left"/>
             </w:pPr>

--- a/data/outputs/v2/Maths/SS3.2_Rotation/Mathematics_Rotation_CBE_LessonSequence.docx
+++ b/data/outputs/v2/Maths/SS3.2_Rotation/Mathematics_Rotation_CBE_LessonSequence.docx
@@ -2258,7 +2258,7 @@
         </w:rPr>
         <w:t xml:space="preserve">© 2026 SeaVuria and ARES. This work is licensed under a </w:t>
       </w:r>
-      <w:hyperlink w:history="1" r:id="rIdhzsgwobdgooat1c1c8lxb">
+      <w:hyperlink w:history="1" r:id="rIdn_cimlgwv-2pbo9bglex_">
         <w:r>
           <w:rPr>
             <w:rFonts w:ascii="Arial" w:cs="Arial" w:eastAsia="Arial" w:hAnsi="Arial"/>
@@ -2278,7 +2278,7 @@
         </w:rPr>
         <w:t xml:space="preserve"> (</w:t>
       </w:r>
-      <w:hyperlink w:history="1" r:id="rIdhicdqbdtp7kvadhtnscet">
+      <w:hyperlink w:history="1" r:id="rId9xjpdlkcm-g_zfowi9fdm">
         <w:r>
           <w:rPr>
             <w:rFonts w:ascii="Arial" w:cs="Arial" w:eastAsia="Arial" w:hAnsi="Arial"/>
@@ -2298,7 +2298,7 @@
         </w:rPr>
         <w:t xml:space="preserve">). To view a copy of this license, visit </w:t>
       </w:r>
-      <w:hyperlink w:history="1" r:id="rIdqgnr-50gftzeka8hjb6zb">
+      <w:hyperlink w:history="1" r:id="rIdgrrvyxafh4kngjtwlpofv">
         <w:r>
           <w:rPr>
             <w:rFonts w:ascii="Arial" w:cs="Arial" w:eastAsia="Arial" w:hAnsi="Arial"/>
@@ -3337,7 +3337,7 @@
             <w:pPr>
               <w:spacing w:after="20" w:before="0"/>
             </w:pPr>
-            <w:hyperlink w:history="1" r:id="rIdqtwroftlaaslnaonodbuk">
+            <w:hyperlink w:history="1" r:id="rIdu_shiioz3rqpuppxh_jlc">
               <w:r>
                 <w:rPr>
                   <w:rFonts w:ascii="Arial" w:cs="Arial" w:eastAsia="Arial" w:hAnsi="Arial"/>
@@ -3386,7 +3386,7 @@
               <w:spacing w:after="10" w:before="0"/>
               <w:ind w:left="120"/>
             </w:pPr>
-            <w:hyperlink w:history="1" r:id="rIdxdzsxpi20_kwbvtndhdnh">
+            <w:hyperlink w:history="1" r:id="rIdafip-r8_se3tyngqdsfa3">
               <w:r>
                 <w:rPr>
                   <w:rFonts w:ascii="Arial" w:cs="Arial" w:eastAsia="Arial" w:hAnsi="Arial"/>
@@ -3431,7 +3431,7 @@
             <w:pPr>
               <w:spacing w:after="20" w:before="0"/>
             </w:pPr>
-            <w:hyperlink w:history="1" r:id="rIdmjtd0ajb6j786h1u8ryi8">
+            <w:hyperlink w:history="1" r:id="rIdqfkz0xdpcpxwwqau8jrbn">
               <w:r>
                 <w:rPr>
                   <w:rFonts w:ascii="Arial" w:cs="Arial" w:eastAsia="Arial" w:hAnsi="Arial"/>
@@ -3480,7 +3480,7 @@
               <w:spacing w:after="10" w:before="0"/>
               <w:ind w:left="120"/>
             </w:pPr>
-            <w:hyperlink w:history="1" r:id="rIdg6ol5yfff8_cjkgxcjm93">
+            <w:hyperlink w:history="1" r:id="rIdhfdjxtdvl6weyg3ftvm5q">
               <w:r>
                 <w:rPr>
                   <w:rFonts w:ascii="Arial" w:cs="Arial" w:eastAsia="Arial" w:hAnsi="Arial"/>
@@ -3680,7 +3680,7 @@
             <w:pPr>
               <w:spacing w:after="20" w:before="0"/>
             </w:pPr>
-            <w:hyperlink w:history="1" r:id="rIdmdvsruxmyoaaa5fuijaun">
+            <w:hyperlink w:history="1" r:id="rIdjbcmehmijquh9aswgrlrw">
               <w:r>
                 <w:rPr>
                   <w:rFonts w:ascii="Arial" w:cs="Arial" w:eastAsia="Arial" w:hAnsi="Arial"/>
@@ -3729,7 +3729,7 @@
               <w:spacing w:after="10" w:before="0"/>
               <w:ind w:left="120"/>
             </w:pPr>
-            <w:hyperlink w:history="1" r:id="rIdlunfxqigerztbzpturkjz">
+            <w:hyperlink w:history="1" r:id="rIdg6ibnm2tpswutudhostcd">
               <w:r>
                 <w:rPr>
                   <w:rFonts w:ascii="Arial" w:cs="Arial" w:eastAsia="Arial" w:hAnsi="Arial"/>
@@ -3774,7 +3774,7 @@
             <w:pPr>
               <w:spacing w:after="20" w:before="0"/>
             </w:pPr>
-            <w:hyperlink w:history="1" r:id="rIdedeumdlrfyyxve8ciazzf">
+            <w:hyperlink w:history="1" r:id="rId2uy4oz-djuvwyimpaz2_s">
               <w:r>
                 <w:rPr>
                   <w:rFonts w:ascii="Arial" w:cs="Arial" w:eastAsia="Arial" w:hAnsi="Arial"/>
@@ -3823,7 +3823,7 @@
               <w:spacing w:after="10" w:before="0"/>
               <w:ind w:left="120"/>
             </w:pPr>
-            <w:hyperlink w:history="1" r:id="rIdumep0mg5g5ugwxsv8jjju">
+            <w:hyperlink w:history="1" r:id="rId__vtev0tjx7horieq8b7g">
               <w:r>
                 <w:rPr>
                   <w:rFonts w:ascii="Arial" w:cs="Arial" w:eastAsia="Arial" w:hAnsi="Arial"/>
@@ -4023,7 +4023,7 @@
             <w:pPr>
               <w:spacing w:after="20" w:before="0"/>
             </w:pPr>
-            <w:hyperlink w:history="1" r:id="rIdxdbhkfx6koqisywzmx3cf">
+            <w:hyperlink w:history="1" r:id="rIdwsu42mosyo7yvpcjrlapt">
               <w:r>
                 <w:rPr>
                   <w:rFonts w:ascii="Arial" w:cs="Arial" w:eastAsia="Arial" w:hAnsi="Arial"/>
@@ -4072,7 +4072,7 @@
               <w:spacing w:after="10" w:before="0"/>
               <w:ind w:left="120"/>
             </w:pPr>
-            <w:hyperlink w:history="1" r:id="rId1isuujppcpwm1bdtphgih">
+            <w:hyperlink w:history="1" r:id="rId-l8currnlo0nhp12nlu1l">
               <w:r>
                 <w:rPr>
                   <w:rFonts w:ascii="Arial" w:cs="Arial" w:eastAsia="Arial" w:hAnsi="Arial"/>
@@ -4117,7 +4117,7 @@
             <w:pPr>
               <w:spacing w:after="20" w:before="0"/>
             </w:pPr>
-            <w:hyperlink w:history="1" r:id="rIdu2zvmsbocqgousx3_vh8e">
+            <w:hyperlink w:history="1" r:id="rIdrounjklvilzqpjykh8vim">
               <w:r>
                 <w:rPr>
                   <w:rFonts w:ascii="Arial" w:cs="Arial" w:eastAsia="Arial" w:hAnsi="Arial"/>
@@ -4166,7 +4166,7 @@
               <w:spacing w:after="10" w:before="0"/>
               <w:ind w:left="120"/>
             </w:pPr>
-            <w:hyperlink w:history="1" r:id="rIdvvwqpmuohw7vcps_8lit9">
+            <w:hyperlink w:history="1" r:id="rId2x99c9_-ww0gw2jtasykb">
               <w:r>
                 <w:rPr>
                   <w:rFonts w:ascii="Arial" w:cs="Arial" w:eastAsia="Arial" w:hAnsi="Arial"/>
@@ -4366,7 +4366,7 @@
             <w:pPr>
               <w:spacing w:after="20" w:before="0"/>
             </w:pPr>
-            <w:hyperlink w:history="1" r:id="rIds75j2ul5cfkikbraxkyow">
+            <w:hyperlink w:history="1" r:id="rIdkqj_qspcba2ilpofkhded">
               <w:r>
                 <w:rPr>
                   <w:rFonts w:ascii="Arial" w:cs="Arial" w:eastAsia="Arial" w:hAnsi="Arial"/>
@@ -4415,7 +4415,7 @@
               <w:spacing w:after="10" w:before="0"/>
               <w:ind w:left="120"/>
             </w:pPr>
-            <w:hyperlink w:history="1" r:id="rId9bflb7zm-a0wvgqamju6_">
+            <w:hyperlink w:history="1" r:id="rIdmy6cef6swb_sacnvop4xx">
               <w:r>
                 <w:rPr>
                   <w:rFonts w:ascii="Arial" w:cs="Arial" w:eastAsia="Arial" w:hAnsi="Arial"/>
@@ -4460,7 +4460,7 @@
             <w:pPr>
               <w:spacing w:after="20" w:before="0"/>
             </w:pPr>
-            <w:hyperlink w:history="1" r:id="rId6bmdidhozsqszsbyedkc7">
+            <w:hyperlink w:history="1" r:id="rId9wsrn6jf7kxy209nhs3mu">
               <w:r>
                 <w:rPr>
                   <w:rFonts w:ascii="Arial" w:cs="Arial" w:eastAsia="Arial" w:hAnsi="Arial"/>
@@ -4509,7 +4509,7 @@
               <w:spacing w:after="10" w:before="0"/>
               <w:ind w:left="120"/>
             </w:pPr>
-            <w:hyperlink w:history="1" r:id="rIdz6httoapbeljkmkrq3x0f">
+            <w:hyperlink w:history="1" r:id="rId9drlyjftcplcxqq4l6s-d">
               <w:r>
                 <w:rPr>
                   <w:rFonts w:ascii="Arial" w:cs="Arial" w:eastAsia="Arial" w:hAnsi="Arial"/>
@@ -4709,7 +4709,7 @@
             <w:pPr>
               <w:spacing w:after="20" w:before="0"/>
             </w:pPr>
-            <w:hyperlink w:history="1" r:id="rIdzcw1kywrhw82lufcbpaie">
+            <w:hyperlink w:history="1" r:id="rIdcs7xuvlo2mofqmw3r9rjw">
               <w:r>
                 <w:rPr>
                   <w:rFonts w:ascii="Arial" w:cs="Arial" w:eastAsia="Arial" w:hAnsi="Arial"/>
@@ -4758,7 +4758,7 @@
               <w:spacing w:after="10" w:before="0"/>
               <w:ind w:left="120"/>
             </w:pPr>
-            <w:hyperlink w:history="1" r:id="rIdtwvgz7k1ar1voitryayqj">
+            <w:hyperlink w:history="1" r:id="rIdsnx_h1duezxfuuwqmzvvo">
               <w:r>
                 <w:rPr>
                   <w:rFonts w:ascii="Arial" w:cs="Arial" w:eastAsia="Arial" w:hAnsi="Arial"/>
@@ -4803,7 +4803,7 @@
             <w:pPr>
               <w:spacing w:after="20" w:before="0"/>
             </w:pPr>
-            <w:hyperlink w:history="1" r:id="rIdpadwhofm5wgqgtazpvmk7">
+            <w:hyperlink w:history="1" r:id="rId62xvi085zjpcmuyl4y_km">
               <w:r>
                 <w:rPr>
                   <w:rFonts w:ascii="Arial" w:cs="Arial" w:eastAsia="Arial" w:hAnsi="Arial"/>
@@ -4852,7 +4852,7 @@
               <w:spacing w:after="10" w:before="0"/>
               <w:ind w:left="120"/>
             </w:pPr>
-            <w:hyperlink w:history="1" r:id="rIdmm4zapizf9gemmzfzilgt">
+            <w:hyperlink w:history="1" r:id="rIday_6_em7bpgcyfvys8un6">
               <w:r>
                 <w:rPr>
                   <w:rFonts w:ascii="Arial" w:cs="Arial" w:eastAsia="Arial" w:hAnsi="Arial"/>
@@ -5377,7 +5377,7 @@
         </w:rPr>
         <w:t xml:space="preserve">© 2026 SeaVuria and ARES. Aligned with KICD objectives. Developed by SeaVuria; technical implementation by ARES (with AI assistance from Claude). Licensed under </w:t>
       </w:r>
-      <w:hyperlink w:history="1" r:id="rIdg3l8jzbipnhbawy4kk6nt">
+      <w:hyperlink w:history="1" r:id="rIdlkm3fqxjobcf3itq2zgk6">
         <w:r>
           <w:rPr>
             <w:rFonts w:ascii="Arial" w:cs="Arial" w:eastAsia="Arial" w:hAnsi="Arial"/>
@@ -5398,7 +5398,7 @@
         </w:rPr>
         <w:t xml:space="preserve"> (</w:t>
       </w:r>
-      <w:hyperlink w:history="1" r:id="rIdydq-hjbvbwkon-gsifwhi">
+      <w:hyperlink w:history="1" r:id="rId9kgb2cgtgb3bnydsmihut">
         <w:r>
           <w:rPr>
             <w:rFonts w:ascii="Arial" w:cs="Arial" w:eastAsia="Arial" w:hAnsi="Arial"/>
@@ -6438,7 +6438,7 @@
             <w:pPr>
               <w:spacing w:after="20" w:before="0"/>
             </w:pPr>
-            <w:hyperlink w:history="1" r:id="rIdtcsnj_fk6f_2qlkvwludd">
+            <w:hyperlink w:history="1" r:id="rIdfbuhy6qfypff73jhgq-bx">
               <w:r>
                 <w:rPr>
                   <w:rFonts w:ascii="Arial" w:cs="Arial" w:eastAsia="Arial" w:hAnsi="Arial"/>
@@ -6471,7 +6471,7 @@
               <w:spacing w:after="10" w:before="0"/>
               <w:ind w:left="120"/>
             </w:pPr>
-            <w:hyperlink w:history="1" r:id="rIdmevdel9kanls1l_vjfft-">
+            <w:hyperlink w:history="1" r:id="rIdlilymuxyvm0dpxqwehv2p">
               <w:r>
                 <w:rPr>
                   <w:rFonts w:ascii="Arial" w:cs="Arial" w:eastAsia="Arial" w:hAnsi="Arial"/>
@@ -6516,7 +6516,7 @@
             <w:pPr>
               <w:spacing w:after="20" w:before="0"/>
             </w:pPr>
-            <w:hyperlink w:history="1" r:id="rIdlxqvslj9qyusc5hjlc5ec">
+            <w:hyperlink w:history="1" r:id="rIdzfrmwbaya-6ls6cut8b-s">
               <w:r>
                 <w:rPr>
                   <w:rFonts w:ascii="Arial" w:cs="Arial" w:eastAsia="Arial" w:hAnsi="Arial"/>
@@ -6549,7 +6549,7 @@
               <w:spacing w:after="10" w:before="0"/>
               <w:ind w:left="120"/>
             </w:pPr>
-            <w:hyperlink w:history="1" r:id="rIdvcx1qtnu9afooxjdwpqts">
+            <w:hyperlink w:history="1" r:id="rId2vwfm-qblsl2wpcm5xiih">
               <w:r>
                 <w:rPr>
                   <w:rFonts w:ascii="Arial" w:cs="Arial" w:eastAsia="Arial" w:hAnsi="Arial"/>
@@ -6749,7 +6749,7 @@
             <w:pPr>
               <w:spacing w:after="20" w:before="0"/>
             </w:pPr>
-            <w:hyperlink w:history="1" r:id="rIdvrhnzswlswinvicpyksj5">
+            <w:hyperlink w:history="1" r:id="rIdrejoz4c0_tntkwiml7inp">
               <w:r>
                 <w:rPr>
                   <w:rFonts w:ascii="Arial" w:cs="Arial" w:eastAsia="Arial" w:hAnsi="Arial"/>
@@ -6782,7 +6782,7 @@
               <w:spacing w:after="10" w:before="0"/>
               <w:ind w:left="120"/>
             </w:pPr>
-            <w:hyperlink w:history="1" r:id="rIdcnrpzb1grqzteidmzab-d">
+            <w:hyperlink w:history="1" r:id="rIduuky4kmo1e-5jzrozxf60">
               <w:r>
                 <w:rPr>
                   <w:rFonts w:ascii="Arial" w:cs="Arial" w:eastAsia="Arial" w:hAnsi="Arial"/>
@@ -6827,7 +6827,7 @@
             <w:pPr>
               <w:spacing w:after="20" w:before="0"/>
             </w:pPr>
-            <w:hyperlink w:history="1" r:id="rId3jqlrlh3vcamzfi_lhyzb">
+            <w:hyperlink w:history="1" r:id="rIdnaz_by026ezmmnq3fvpyt">
               <w:r>
                 <w:rPr>
                   <w:rFonts w:ascii="Arial" w:cs="Arial" w:eastAsia="Arial" w:hAnsi="Arial"/>
@@ -6860,7 +6860,7 @@
               <w:spacing w:after="10" w:before="0"/>
               <w:ind w:left="120"/>
             </w:pPr>
-            <w:hyperlink w:history="1" r:id="rIdi-f-jptmxuzm7qde5f-uq">
+            <w:hyperlink w:history="1" r:id="rIdkg7e65cczmmo_2cpnrgtu">
               <w:r>
                 <w:rPr>
                   <w:rFonts w:ascii="Arial" w:cs="Arial" w:eastAsia="Arial" w:hAnsi="Arial"/>
@@ -7060,7 +7060,7 @@
             <w:pPr>
               <w:spacing w:after="20" w:before="0"/>
             </w:pPr>
-            <w:hyperlink w:history="1" r:id="rIdi5vy9ro9kcwolyznf2zmr">
+            <w:hyperlink w:history="1" r:id="rIdfvuaxkevarjzxbi0zuhpw">
               <w:r>
                 <w:rPr>
                   <w:rFonts w:ascii="Arial" w:cs="Arial" w:eastAsia="Arial" w:hAnsi="Arial"/>
@@ -7093,7 +7093,7 @@
               <w:spacing w:after="10" w:before="0"/>
               <w:ind w:left="120"/>
             </w:pPr>
-            <w:hyperlink w:history="1" r:id="rIdw_r-vqanojm_hih8huvlj">
+            <w:hyperlink w:history="1" r:id="rIdcbwgmfifrrtt2v0pczob4">
               <w:r>
                 <w:rPr>
                   <w:rFonts w:ascii="Arial" w:cs="Arial" w:eastAsia="Arial" w:hAnsi="Arial"/>
@@ -7138,7 +7138,7 @@
             <w:pPr>
               <w:spacing w:after="20" w:before="0"/>
             </w:pPr>
-            <w:hyperlink w:history="1" r:id="rIdugedhdgmrbiitajcu8buv">
+            <w:hyperlink w:history="1" r:id="rIdq25a4qwvinuay6k1opusn">
               <w:r>
                 <w:rPr>
                   <w:rFonts w:ascii="Arial" w:cs="Arial" w:eastAsia="Arial" w:hAnsi="Arial"/>
@@ -7171,7 +7171,7 @@
               <w:spacing w:after="10" w:before="0"/>
               <w:ind w:left="120"/>
             </w:pPr>
-            <w:hyperlink w:history="1" r:id="rIdvq59egfebmjh2gbeyf9l8">
+            <w:hyperlink w:history="1" r:id="rId6q0714ekzfv1nwa_ivutd">
               <w:r>
                 <w:rPr>
                   <w:rFonts w:ascii="Arial" w:cs="Arial" w:eastAsia="Arial" w:hAnsi="Arial"/>
@@ -7371,7 +7371,7 @@
             <w:pPr>
               <w:spacing w:after="20" w:before="0"/>
             </w:pPr>
-            <w:hyperlink w:history="1" r:id="rIdkx5wynex2gpzckoefbb4q">
+            <w:hyperlink w:history="1" r:id="rIdzmb2vrbv-arkqagytbfyq">
               <w:r>
                 <w:rPr>
                   <w:rFonts w:ascii="Arial" w:cs="Arial" w:eastAsia="Arial" w:hAnsi="Arial"/>
@@ -7404,7 +7404,7 @@
               <w:spacing w:after="10" w:before="0"/>
               <w:ind w:left="120"/>
             </w:pPr>
-            <w:hyperlink w:history="1" r:id="rIdytsznq4h6ok5x49z7oyud">
+            <w:hyperlink w:history="1" r:id="rIdu39uvtexxdmjswvbhfbux">
               <w:r>
                 <w:rPr>
                   <w:rFonts w:ascii="Arial" w:cs="Arial" w:eastAsia="Arial" w:hAnsi="Arial"/>
@@ -7449,7 +7449,7 @@
             <w:pPr>
               <w:spacing w:after="20" w:before="0"/>
             </w:pPr>
-            <w:hyperlink w:history="1" r:id="rIdnst3i3mxtiojjg68i80je">
+            <w:hyperlink w:history="1" r:id="rIdc92bsavtgjp-cb5zgurje">
               <w:r>
                 <w:rPr>
                   <w:rFonts w:ascii="Arial" w:cs="Arial" w:eastAsia="Arial" w:hAnsi="Arial"/>
@@ -7482,7 +7482,7 @@
               <w:spacing w:after="10" w:before="0"/>
               <w:ind w:left="120"/>
             </w:pPr>
-            <w:hyperlink w:history="1" r:id="rIdlgw-x-vg6djiczw4x1lnl">
+            <w:hyperlink w:history="1" r:id="rIdanzgqirllk8jnfhlzggoe">
               <w:r>
                 <w:rPr>
                   <w:rFonts w:ascii="Arial" w:cs="Arial" w:eastAsia="Arial" w:hAnsi="Arial"/>
@@ -7682,7 +7682,7 @@
             <w:pPr>
               <w:spacing w:after="20" w:before="0"/>
             </w:pPr>
-            <w:hyperlink w:history="1" r:id="rIddyprfd6ihs5ocyd4wlxxu">
+            <w:hyperlink w:history="1" r:id="rId4bgnib6r2fa9goree4ute">
               <w:r>
                 <w:rPr>
                   <w:rFonts w:ascii="Arial" w:cs="Arial" w:eastAsia="Arial" w:hAnsi="Arial"/>
@@ -7715,7 +7715,7 @@
               <w:spacing w:after="10" w:before="0"/>
               <w:ind w:left="120"/>
             </w:pPr>
-            <w:hyperlink w:history="1" r:id="rIdjaewbef0v8iy38mup5dci">
+            <w:hyperlink w:history="1" r:id="rIducg7ujdpkerplo0gqpyb9">
               <w:r>
                 <w:rPr>
                   <w:rFonts w:ascii="Arial" w:cs="Arial" w:eastAsia="Arial" w:hAnsi="Arial"/>
@@ -7760,7 +7760,7 @@
             <w:pPr>
               <w:spacing w:after="20" w:before="0"/>
             </w:pPr>
-            <w:hyperlink w:history="1" r:id="rIdhdd6jxdr3sqmhrjhllt9s">
+            <w:hyperlink w:history="1" r:id="rId5isqxvotqfrbpiogkybmi">
               <w:r>
                 <w:rPr>
                   <w:rFonts w:ascii="Arial" w:cs="Arial" w:eastAsia="Arial" w:hAnsi="Arial"/>
@@ -7809,7 +7809,7 @@
               <w:spacing w:after="10" w:before="0"/>
               <w:ind w:left="120"/>
             </w:pPr>
-            <w:hyperlink w:history="1" r:id="rIdtbvnxiwvuoybhowq02q-y">
+            <w:hyperlink w:history="1" r:id="rIdqrhdejlidz8_cp269991w">
               <w:r>
                 <w:rPr>
                   <w:rFonts w:ascii="Arial" w:cs="Arial" w:eastAsia="Arial" w:hAnsi="Arial"/>
@@ -8334,7 +8334,7 @@
         </w:rPr>
         <w:t xml:space="preserve">© 2026 SeaVuria and ARES. Aligned with KICD objectives. Developed by SeaVuria; technical implementation by ARES (with AI assistance from Claude). Licensed under </w:t>
       </w:r>
-      <w:hyperlink w:history="1" r:id="rIdx-lust3ov7rf48i4okppp">
+      <w:hyperlink w:history="1" r:id="rIdvmttkekjxmpntcojzwtlm">
         <w:r>
           <w:rPr>
             <w:rFonts w:ascii="Arial" w:cs="Arial" w:eastAsia="Arial" w:hAnsi="Arial"/>
@@ -8355,7 +8355,7 @@
         </w:rPr>
         <w:t xml:space="preserve"> (</w:t>
       </w:r>
-      <w:hyperlink w:history="1" r:id="rIdbf6qiyxhvxirwosl48s1q">
+      <w:hyperlink w:history="1" r:id="rIdrwi5s4uh27ziu8tll9rnv">
         <w:r>
           <w:rPr>
             <w:rFonts w:ascii="Arial" w:cs="Arial" w:eastAsia="Arial" w:hAnsi="Arial"/>
@@ -9395,7 +9395,7 @@
             <w:pPr>
               <w:spacing w:after="20" w:before="0"/>
             </w:pPr>
-            <w:hyperlink w:history="1" r:id="rIdubg5ehtoujdeyxbomgqzm">
+            <w:hyperlink w:history="1" r:id="rIdxoqeawxmmhblnvkof1xsg">
               <w:r>
                 <w:rPr>
                   <w:rFonts w:ascii="Arial" w:cs="Arial" w:eastAsia="Arial" w:hAnsi="Arial"/>
@@ -9428,7 +9428,7 @@
               <w:spacing w:after="10" w:before="0"/>
               <w:ind w:left="120"/>
             </w:pPr>
-            <w:hyperlink w:history="1" r:id="rId1vee_0qe3zqlybl1vktiw">
+            <w:hyperlink w:history="1" r:id="rIdhur-4lu_mqxb3shwpsjjn">
               <w:r>
                 <w:rPr>
                   <w:rFonts w:ascii="Arial" w:cs="Arial" w:eastAsia="Arial" w:hAnsi="Arial"/>
@@ -9473,7 +9473,7 @@
             <w:pPr>
               <w:spacing w:after="20" w:before="0"/>
             </w:pPr>
-            <w:hyperlink w:history="1" r:id="rId-jr3fjuv7v9kmi_4tzmyy">
+            <w:hyperlink w:history="1" r:id="rIdfymfjlldlg4bsfqwt2ee6">
               <w:r>
                 <w:rPr>
                   <w:rFonts w:ascii="Arial" w:cs="Arial" w:eastAsia="Arial" w:hAnsi="Arial"/>
@@ -9522,7 +9522,7 @@
               <w:spacing w:after="10" w:before="0"/>
               <w:ind w:left="120"/>
             </w:pPr>
-            <w:hyperlink w:history="1" r:id="rIdjclrgdjg5ioc00wosgv_q">
+            <w:hyperlink w:history="1" r:id="rIdxcdvptqt-khdtokt10wsv">
               <w:r>
                 <w:rPr>
                   <w:rFonts w:ascii="Arial" w:cs="Arial" w:eastAsia="Arial" w:hAnsi="Arial"/>
@@ -9722,7 +9722,7 @@
             <w:pPr>
               <w:spacing w:after="20" w:before="0"/>
             </w:pPr>
-            <w:hyperlink w:history="1" r:id="rIdkz6oqzu-3d4ilzbs9buzc">
+            <w:hyperlink w:history="1" r:id="rIdoubyh6unxwaqpym4n-kog">
               <w:r>
                 <w:rPr>
                   <w:rFonts w:ascii="Arial" w:cs="Arial" w:eastAsia="Arial" w:hAnsi="Arial"/>
@@ -9755,7 +9755,7 @@
               <w:spacing w:after="10" w:before="0"/>
               <w:ind w:left="120"/>
             </w:pPr>
-            <w:hyperlink w:history="1" r:id="rIdknanttqdxcbivsqqz845y">
+            <w:hyperlink w:history="1" r:id="rIdtyxrm_qqseevcf5_7clcb">
               <w:r>
                 <w:rPr>
                   <w:rFonts w:ascii="Arial" w:cs="Arial" w:eastAsia="Arial" w:hAnsi="Arial"/>
@@ -9800,7 +9800,7 @@
             <w:pPr>
               <w:spacing w:after="20" w:before="0"/>
             </w:pPr>
-            <w:hyperlink w:history="1" r:id="rIdlm4z9f4jcyatfo3eva1qx">
+            <w:hyperlink w:history="1" r:id="rIdwf74ti1-zhz4qc6jzzlcj">
               <w:r>
                 <w:rPr>
                   <w:rFonts w:ascii="Arial" w:cs="Arial" w:eastAsia="Arial" w:hAnsi="Arial"/>
@@ -9849,7 +9849,7 @@
               <w:spacing w:after="10" w:before="0"/>
               <w:ind w:left="120"/>
             </w:pPr>
-            <w:hyperlink w:history="1" r:id="rIdmodwzjln6c_s130zhe0vd">
+            <w:hyperlink w:history="1" r:id="rIdkl3qk9mc-gyeopr6oqtsz">
               <w:r>
                 <w:rPr>
                   <w:rFonts w:ascii="Arial" w:cs="Arial" w:eastAsia="Arial" w:hAnsi="Arial"/>
@@ -10049,7 +10049,7 @@
             <w:pPr>
               <w:spacing w:after="20" w:before="0"/>
             </w:pPr>
-            <w:hyperlink w:history="1" r:id="rIdfouztk-qqs4-vygmitqxe">
+            <w:hyperlink w:history="1" r:id="rIdwl4hncbnepbapg-o73lky">
               <w:r>
                 <w:rPr>
                   <w:rFonts w:ascii="Arial" w:cs="Arial" w:eastAsia="Arial" w:hAnsi="Arial"/>
@@ -10082,7 +10082,7 @@
               <w:spacing w:after="10" w:before="0"/>
               <w:ind w:left="120"/>
             </w:pPr>
-            <w:hyperlink w:history="1" r:id="rId3bqocq3yndn-cdlj-beeb">
+            <w:hyperlink w:history="1" r:id="rId0vlgdehvww14klpjxyye9">
               <w:r>
                 <w:rPr>
                   <w:rFonts w:ascii="Arial" w:cs="Arial" w:eastAsia="Arial" w:hAnsi="Arial"/>
@@ -10127,7 +10127,7 @@
             <w:pPr>
               <w:spacing w:after="20" w:before="0"/>
             </w:pPr>
-            <w:hyperlink w:history="1" r:id="rId05odv94wuqzkslnnd7axn">
+            <w:hyperlink w:history="1" r:id="rIdifll0cumnhyhyvaf8d05f">
               <w:r>
                 <w:rPr>
                   <w:rFonts w:ascii="Arial" w:cs="Arial" w:eastAsia="Arial" w:hAnsi="Arial"/>
@@ -10176,7 +10176,7 @@
               <w:spacing w:after="10" w:before="0"/>
               <w:ind w:left="120"/>
             </w:pPr>
-            <w:hyperlink w:history="1" r:id="rIds0nuj3kp5iv_yksttg1f3">
+            <w:hyperlink w:history="1" r:id="rIdypq4wixsbytkdemdg96gw">
               <w:r>
                 <w:rPr>
                   <w:rFonts w:ascii="Arial" w:cs="Arial" w:eastAsia="Arial" w:hAnsi="Arial"/>
@@ -10376,7 +10376,7 @@
             <w:pPr>
               <w:spacing w:after="20" w:before="0"/>
             </w:pPr>
-            <w:hyperlink w:history="1" r:id="rIdct5gh5kypbcinl5izppxb">
+            <w:hyperlink w:history="1" r:id="rIdxisaujcxmraputkkytr4a">
               <w:r>
                 <w:rPr>
                   <w:rFonts w:ascii="Arial" w:cs="Arial" w:eastAsia="Arial" w:hAnsi="Arial"/>
@@ -10409,7 +10409,7 @@
               <w:spacing w:after="10" w:before="0"/>
               <w:ind w:left="120"/>
             </w:pPr>
-            <w:hyperlink w:history="1" r:id="rIdso_wb74af4pwapfqmda7y">
+            <w:hyperlink w:history="1" r:id="rIdnakhkcgro0t_k-vnx1li8">
               <w:r>
                 <w:rPr>
                   <w:rFonts w:ascii="Arial" w:cs="Arial" w:eastAsia="Arial" w:hAnsi="Arial"/>
@@ -10454,7 +10454,7 @@
             <w:pPr>
               <w:spacing w:after="20" w:before="0"/>
             </w:pPr>
-            <w:hyperlink w:history="1" r:id="rIdftrpgs4sxpcd5_xm8ffaz">
+            <w:hyperlink w:history="1" r:id="rId3yk4mbtxu7mevpuiompfu">
               <w:r>
                 <w:rPr>
                   <w:rFonts w:ascii="Arial" w:cs="Arial" w:eastAsia="Arial" w:hAnsi="Arial"/>
@@ -10503,7 +10503,7 @@
               <w:spacing w:after="10" w:before="0"/>
               <w:ind w:left="120"/>
             </w:pPr>
-            <w:hyperlink w:history="1" r:id="rId-pkqlgfdq5kxckg9y7xo9">
+            <w:hyperlink w:history="1" r:id="rIdsc9eemwv3eafv0xucfte5">
               <w:r>
                 <w:rPr>
                   <w:rFonts w:ascii="Arial" w:cs="Arial" w:eastAsia="Arial" w:hAnsi="Arial"/>
@@ -10703,7 +10703,7 @@
             <w:pPr>
               <w:spacing w:after="20" w:before="0"/>
             </w:pPr>
-            <w:hyperlink w:history="1" r:id="rId_lvmkoij-voc887kkmduf">
+            <w:hyperlink w:history="1" r:id="rIdnap43jlvhl_o5d2hznapw">
               <w:r>
                 <w:rPr>
                   <w:rFonts w:ascii="Arial" w:cs="Arial" w:eastAsia="Arial" w:hAnsi="Arial"/>
@@ -10752,7 +10752,7 @@
               <w:spacing w:after="10" w:before="0"/>
               <w:ind w:left="120"/>
             </w:pPr>
-            <w:hyperlink w:history="1" r:id="rIdrjpqzefd5x889t81uw4qu">
+            <w:hyperlink w:history="1" r:id="rIdp1lhqunfqvufokv0x9x5x">
               <w:r>
                 <w:rPr>
                   <w:rFonts w:ascii="Arial" w:cs="Arial" w:eastAsia="Arial" w:hAnsi="Arial"/>
@@ -10797,7 +10797,7 @@
             <w:pPr>
               <w:spacing w:after="20" w:before="0"/>
             </w:pPr>
-            <w:hyperlink w:history="1" r:id="rIdb5xbsq5itkumt8dhg5nnm">
+            <w:hyperlink w:history="1" r:id="rIduzcw07ytlx6661dtxhqtw">
               <w:r>
                 <w:rPr>
                   <w:rFonts w:ascii="Arial" w:cs="Arial" w:eastAsia="Arial" w:hAnsi="Arial"/>
@@ -10846,7 +10846,7 @@
               <w:spacing w:after="10" w:before="0"/>
               <w:ind w:left="120"/>
             </w:pPr>
-            <w:hyperlink w:history="1" r:id="rIduj9gotodgdymdgtdnucuv">
+            <w:hyperlink w:history="1" r:id="rIdogpdydlsjay02396es9wy">
               <w:r>
                 <w:rPr>
                   <w:rFonts w:ascii="Arial" w:cs="Arial" w:eastAsia="Arial" w:hAnsi="Arial"/>
@@ -11371,7 +11371,7 @@
         </w:rPr>
         <w:t xml:space="preserve">© 2026 SeaVuria and ARES. Aligned with KICD objectives. Developed by SeaVuria; technical implementation by ARES (with AI assistance from Claude). Licensed under </w:t>
       </w:r>
-      <w:hyperlink w:history="1" r:id="rIdcdxzapv67x1rterayszrh">
+      <w:hyperlink w:history="1" r:id="rIdnhgq-nq8o0hcr3y-u06xg">
         <w:r>
           <w:rPr>
             <w:rFonts w:ascii="Arial" w:cs="Arial" w:eastAsia="Arial" w:hAnsi="Arial"/>
@@ -11392,7 +11392,7 @@
         </w:rPr>
         <w:t xml:space="preserve"> (</w:t>
       </w:r>
-      <w:hyperlink w:history="1" r:id="rId9e2rixyijj4oeiylfspye">
+      <w:hyperlink w:history="1" r:id="rIdgfxexrmvoetrslqscscwn">
         <w:r>
           <w:rPr>
             <w:rFonts w:ascii="Arial" w:cs="Arial" w:eastAsia="Arial" w:hAnsi="Arial"/>
@@ -12432,7 +12432,7 @@
             <w:pPr>
               <w:spacing w:after="20" w:before="0"/>
             </w:pPr>
-            <w:hyperlink w:history="1" r:id="rIdwbsv60fz1sv7ip5b_hume">
+            <w:hyperlink w:history="1" r:id="rIdszcwxmwo_koc_ljcfujn5">
               <w:r>
                 <w:rPr>
                   <w:rFonts w:ascii="Arial" w:cs="Arial" w:eastAsia="Arial" w:hAnsi="Arial"/>
@@ -12465,7 +12465,7 @@
               <w:spacing w:after="10" w:before="0"/>
               <w:ind w:left="120"/>
             </w:pPr>
-            <w:hyperlink w:history="1" r:id="rIdyz_7cpoxaqrqeholg2uhd">
+            <w:hyperlink w:history="1" r:id="rIdvr8-k1upvzjch6xhbq-ow">
               <w:r>
                 <w:rPr>
                   <w:rFonts w:ascii="Arial" w:cs="Arial" w:eastAsia="Arial" w:hAnsi="Arial"/>
@@ -12510,7 +12510,7 @@
             <w:pPr>
               <w:spacing w:after="20" w:before="0"/>
             </w:pPr>
-            <w:hyperlink w:history="1" r:id="rIdiexsnici2p-sltq4yrzq2">
+            <w:hyperlink w:history="1" r:id="rIdnabl6pmnvdnasucwe4lqj">
               <w:r>
                 <w:rPr>
                   <w:rFonts w:ascii="Arial" w:cs="Arial" w:eastAsia="Arial" w:hAnsi="Arial"/>
@@ -12543,7 +12543,7 @@
               <w:spacing w:after="10" w:before="0"/>
               <w:ind w:left="120"/>
             </w:pPr>
-            <w:hyperlink w:history="1" r:id="rIdbmxzpab4wp0xen8uuidyt">
+            <w:hyperlink w:history="1" r:id="rId0m5grktav2dduejbfnixq">
               <w:r>
                 <w:rPr>
                   <w:rFonts w:ascii="Arial" w:cs="Arial" w:eastAsia="Arial" w:hAnsi="Arial"/>
@@ -12743,7 +12743,7 @@
             <w:pPr>
               <w:spacing w:after="20" w:before="0"/>
             </w:pPr>
-            <w:hyperlink w:history="1" r:id="rIdpegbvmy1uucz6f4wcppjd">
+            <w:hyperlink w:history="1" r:id="rIdsoc8l1qy8zdgkzelbplqj">
               <w:r>
                 <w:rPr>
                   <w:rFonts w:ascii="Arial" w:cs="Arial" w:eastAsia="Arial" w:hAnsi="Arial"/>
@@ -12776,7 +12776,7 @@
               <w:spacing w:after="10" w:before="0"/>
               <w:ind w:left="120"/>
             </w:pPr>
-            <w:hyperlink w:history="1" r:id="rIdy5dstyiq7_gpuec-r1q05">
+            <w:hyperlink w:history="1" r:id="rId59dgq3_2scceiqdi-9rbz">
               <w:r>
                 <w:rPr>
                   <w:rFonts w:ascii="Arial" w:cs="Arial" w:eastAsia="Arial" w:hAnsi="Arial"/>
@@ -12821,7 +12821,7 @@
             <w:pPr>
               <w:spacing w:after="20" w:before="0"/>
             </w:pPr>
-            <w:hyperlink w:history="1" r:id="rIdk-yggpjr3zl9o_fqeaocn">
+            <w:hyperlink w:history="1" r:id="rId0qkscvev8pmmqqnwt5yd9">
               <w:r>
                 <w:rPr>
                   <w:rFonts w:ascii="Arial" w:cs="Arial" w:eastAsia="Arial" w:hAnsi="Arial"/>
@@ -12854,7 +12854,7 @@
               <w:spacing w:after="10" w:before="0"/>
               <w:ind w:left="120"/>
             </w:pPr>
-            <w:hyperlink w:history="1" r:id="rId-swfj1ebacupamz6dtqgt">
+            <w:hyperlink w:history="1" r:id="rIdbx2thuwmg-585pbewolqh">
               <w:r>
                 <w:rPr>
                   <w:rFonts w:ascii="Arial" w:cs="Arial" w:eastAsia="Arial" w:hAnsi="Arial"/>
@@ -13054,7 +13054,7 @@
             <w:pPr>
               <w:spacing w:after="20" w:before="0"/>
             </w:pPr>
-            <w:hyperlink w:history="1" r:id="rId-jehwjwwcmoabl8gjbohe">
+            <w:hyperlink w:history="1" r:id="rId1lv04ug4wpvdyxsgbtv8b">
               <w:r>
                 <w:rPr>
                   <w:rFonts w:ascii="Arial" w:cs="Arial" w:eastAsia="Arial" w:hAnsi="Arial"/>
@@ -13103,7 +13103,7 @@
               <w:spacing w:after="10" w:before="0"/>
               <w:ind w:left="120"/>
             </w:pPr>
-            <w:hyperlink w:history="1" r:id="rIdp54mnnrvt-xlo083985x4">
+            <w:hyperlink w:history="1" r:id="rIdn9sz8vmshgcri_kodxxxj">
               <w:r>
                 <w:rPr>
                   <w:rFonts w:ascii="Arial" w:cs="Arial" w:eastAsia="Arial" w:hAnsi="Arial"/>
@@ -13148,7 +13148,7 @@
             <w:pPr>
               <w:spacing w:after="20" w:before="0"/>
             </w:pPr>
-            <w:hyperlink w:history="1" r:id="rIdya705ucsupu_nikheejjb">
+            <w:hyperlink w:history="1" r:id="rIdn9kjoeq5koo3fxpg1cu7d">
               <w:r>
                 <w:rPr>
                   <w:rFonts w:ascii="Arial" w:cs="Arial" w:eastAsia="Arial" w:hAnsi="Arial"/>
@@ -13181,7 +13181,7 @@
               <w:spacing w:after="10" w:before="0"/>
               <w:ind w:left="120"/>
             </w:pPr>
-            <w:hyperlink w:history="1" r:id="rIda-nhmbat0c-bulc5gsnl3">
+            <w:hyperlink w:history="1" r:id="rId7yknrfgvpl_hpw1_8kzns">
               <w:r>
                 <w:rPr>
                   <w:rFonts w:ascii="Arial" w:cs="Arial" w:eastAsia="Arial" w:hAnsi="Arial"/>
@@ -13381,7 +13381,7 @@
             <w:pPr>
               <w:spacing w:after="20" w:before="0"/>
             </w:pPr>
-            <w:hyperlink w:history="1" r:id="rIdtfvukntz7pea9efchvezl">
+            <w:hyperlink w:history="1" r:id="rIdpfvtxcmiwz96fovvvbses">
               <w:r>
                 <w:rPr>
                   <w:rFonts w:ascii="Arial" w:cs="Arial" w:eastAsia="Arial" w:hAnsi="Arial"/>
@@ -13430,7 +13430,7 @@
               <w:spacing w:after="10" w:before="0"/>
               <w:ind w:left="120"/>
             </w:pPr>
-            <w:hyperlink w:history="1" r:id="rId9onibprljjtspbbuqofv0">
+            <w:hyperlink w:history="1" r:id="rIdckv2qvnc7qnskpftfnx0p">
               <w:r>
                 <w:rPr>
                   <w:rFonts w:ascii="Arial" w:cs="Arial" w:eastAsia="Arial" w:hAnsi="Arial"/>
@@ -13475,7 +13475,7 @@
             <w:pPr>
               <w:spacing w:after="20" w:before="0"/>
             </w:pPr>
-            <w:hyperlink w:history="1" r:id="rIdujjjscbvok3jxmjkfwnyg">
+            <w:hyperlink w:history="1" r:id="rId7vqvwvw_1gr1tsxehthvx">
               <w:r>
                 <w:rPr>
                   <w:rFonts w:ascii="Arial" w:cs="Arial" w:eastAsia="Arial" w:hAnsi="Arial"/>
@@ -13508,7 +13508,7 @@
               <w:spacing w:after="10" w:before="0"/>
               <w:ind w:left="120"/>
             </w:pPr>
-            <w:hyperlink w:history="1" r:id="rIdnlparrgz7ounurzlev9uy">
+            <w:hyperlink w:history="1" r:id="rIdl-g631iggvf0b0wqqwfd6">
               <w:r>
                 <w:rPr>
                   <w:rFonts w:ascii="Arial" w:cs="Arial" w:eastAsia="Arial" w:hAnsi="Arial"/>
@@ -13708,7 +13708,7 @@
             <w:pPr>
               <w:spacing w:after="20" w:before="0"/>
             </w:pPr>
-            <w:hyperlink w:history="1" r:id="rIdxxzjzj4p2advzdjhdfdzi">
+            <w:hyperlink w:history="1" r:id="rIdid91fodc5t46vd15ia7gh">
               <w:r>
                 <w:rPr>
                   <w:rFonts w:ascii="Arial" w:cs="Arial" w:eastAsia="Arial" w:hAnsi="Arial"/>
@@ -13757,7 +13757,7 @@
               <w:spacing w:after="10" w:before="0"/>
               <w:ind w:left="120"/>
             </w:pPr>
-            <w:hyperlink w:history="1" r:id="rIdkxgsy5af-rmxjbngslahs">
+            <w:hyperlink w:history="1" r:id="rIdinecnqijdlfke1efmabld">
               <w:r>
                 <w:rPr>
                   <w:rFonts w:ascii="Arial" w:cs="Arial" w:eastAsia="Arial" w:hAnsi="Arial"/>
@@ -13802,7 +13802,7 @@
             <w:pPr>
               <w:spacing w:after="20" w:before="0"/>
             </w:pPr>
-            <w:hyperlink w:history="1" r:id="rIdbkl77yncnvf8dzufcaeu9">
+            <w:hyperlink w:history="1" r:id="rIdljcw9nx6tkupkoihfla5z">
               <w:r>
                 <w:rPr>
                   <w:rFonts w:ascii="Arial" w:cs="Arial" w:eastAsia="Arial" w:hAnsi="Arial"/>
@@ -13835,7 +13835,7 @@
               <w:spacing w:after="10" w:before="0"/>
               <w:ind w:left="120"/>
             </w:pPr>
-            <w:hyperlink w:history="1" r:id="rIdhxifm28ozdk39hpaejykz">
+            <w:hyperlink w:history="1" r:id="rIdhjeovkoqkw1jvi_dtg02t">
               <w:r>
                 <w:rPr>
                   <w:rFonts w:ascii="Arial" w:cs="Arial" w:eastAsia="Arial" w:hAnsi="Arial"/>
@@ -14360,7 +14360,7 @@
         </w:rPr>
         <w:t xml:space="preserve">© 2026 SeaVuria and ARES. Aligned with KICD objectives. Developed by SeaVuria; technical implementation by ARES (with AI assistance from Claude). Licensed under </w:t>
       </w:r>
-      <w:hyperlink w:history="1" r:id="rIdcpwvotii12eahriswpr7e">
+      <w:hyperlink w:history="1" r:id="rId_yso4jyouajbipghzhg-x">
         <w:r>
           <w:rPr>
             <w:rFonts w:ascii="Arial" w:cs="Arial" w:eastAsia="Arial" w:hAnsi="Arial"/>
@@ -14381,7 +14381,7 @@
         </w:rPr>
         <w:t xml:space="preserve"> (</w:t>
       </w:r>
-      <w:hyperlink w:history="1" r:id="rId0tknnsqqippz9338tueyy">
+      <w:hyperlink w:history="1" r:id="rIdxkikpfsx6x_v1z2x4sziu">
         <w:r>
           <w:rPr>
             <w:rFonts w:ascii="Arial" w:cs="Arial" w:eastAsia="Arial" w:hAnsi="Arial"/>
@@ -15421,7 +15421,7 @@
             <w:pPr>
               <w:spacing w:after="20" w:before="0"/>
             </w:pPr>
-            <w:hyperlink w:history="1" r:id="rIdnb0t3i6n7mvwz5nq0cblt">
+            <w:hyperlink w:history="1" r:id="rIdd3dtmwzhs7vczngcurmuj">
               <w:r>
                 <w:rPr>
                   <w:rFonts w:ascii="Arial" w:cs="Arial" w:eastAsia="Arial" w:hAnsi="Arial"/>
@@ -15454,7 +15454,7 @@
               <w:spacing w:after="10" w:before="0"/>
               <w:ind w:left="120"/>
             </w:pPr>
-            <w:hyperlink w:history="1" r:id="rIdvju1iufaigqjyzjn1px4d">
+            <w:hyperlink w:history="1" r:id="rIdmv-vqi8qihev1r5upoxu3">
               <w:r>
                 <w:rPr>
                   <w:rFonts w:ascii="Arial" w:cs="Arial" w:eastAsia="Arial" w:hAnsi="Arial"/>
@@ -15499,7 +15499,7 @@
             <w:pPr>
               <w:spacing w:after="20" w:before="0"/>
             </w:pPr>
-            <w:hyperlink w:history="1" r:id="rId4t80mlw7cauqqbzr78o0-">
+            <w:hyperlink w:history="1" r:id="rIdnwi2luezocbiicsyd4wg_">
               <w:r>
                 <w:rPr>
                   <w:rFonts w:ascii="Arial" w:cs="Arial" w:eastAsia="Arial" w:hAnsi="Arial"/>
@@ -15532,7 +15532,7 @@
               <w:spacing w:after="10" w:before="0"/>
               <w:ind w:left="120"/>
             </w:pPr>
-            <w:hyperlink w:history="1" r:id="rIdafzcszef0rlyk-crbtj6i">
+            <w:hyperlink w:history="1" r:id="rId83aj98zkglzsrf1vm-msx">
               <w:r>
                 <w:rPr>
                   <w:rFonts w:ascii="Arial" w:cs="Arial" w:eastAsia="Arial" w:hAnsi="Arial"/>
@@ -15732,7 +15732,7 @@
             <w:pPr>
               <w:spacing w:after="20" w:before="0"/>
             </w:pPr>
-            <w:hyperlink w:history="1" r:id="rIdfvl7kaurd8rxnpsobtdwf">
+            <w:hyperlink w:history="1" r:id="rIdtz1tj5akxu370xmwqhqh3">
               <w:r>
                 <w:rPr>
                   <w:rFonts w:ascii="Arial" w:cs="Arial" w:eastAsia="Arial" w:hAnsi="Arial"/>
@@ -15765,7 +15765,7 @@
               <w:spacing w:after="10" w:before="0"/>
               <w:ind w:left="120"/>
             </w:pPr>
-            <w:hyperlink w:history="1" r:id="rIdp7gk3oaur7ty2mdcpokqn">
+            <w:hyperlink w:history="1" r:id="rIdifxfe-gjimepvvzoxeddx">
               <w:r>
                 <w:rPr>
                   <w:rFonts w:ascii="Arial" w:cs="Arial" w:eastAsia="Arial" w:hAnsi="Arial"/>
@@ -15810,7 +15810,7 @@
             <w:pPr>
               <w:spacing w:after="20" w:before="0"/>
             </w:pPr>
-            <w:hyperlink w:history="1" r:id="rIdh0yuibzdas4i7uydmzxbd">
+            <w:hyperlink w:history="1" r:id="rIdblz6m2prwcnnnxpaxb7ej">
               <w:r>
                 <w:rPr>
                   <w:rFonts w:ascii="Arial" w:cs="Arial" w:eastAsia="Arial" w:hAnsi="Arial"/>
@@ -15843,7 +15843,7 @@
               <w:spacing w:after="10" w:before="0"/>
               <w:ind w:left="120"/>
             </w:pPr>
-            <w:hyperlink w:history="1" r:id="rIdbljoeynma93gqfiaf70f0">
+            <w:hyperlink w:history="1" r:id="rIdnofqkgwqbfjcvrzn3qvc8">
               <w:r>
                 <w:rPr>
                   <w:rFonts w:ascii="Arial" w:cs="Arial" w:eastAsia="Arial" w:hAnsi="Arial"/>
@@ -16043,7 +16043,7 @@
             <w:pPr>
               <w:spacing w:after="20" w:before="0"/>
             </w:pPr>
-            <w:hyperlink w:history="1" r:id="rIdcsuo5m8ueioz2pywyd1_-">
+            <w:hyperlink w:history="1" r:id="rIdnn31kqvmchohp7vcveerh">
               <w:r>
                 <w:rPr>
                   <w:rFonts w:ascii="Arial" w:cs="Arial" w:eastAsia="Arial" w:hAnsi="Arial"/>
@@ -16076,7 +16076,7 @@
               <w:spacing w:after="10" w:before="0"/>
               <w:ind w:left="120"/>
             </w:pPr>
-            <w:hyperlink w:history="1" r:id="rIdp0dlowiajqpj6pnuffkfl">
+            <w:hyperlink w:history="1" r:id="rIdjq3fbfu_ue3zkkx--ikq8">
               <w:r>
                 <w:rPr>
                   <w:rFonts w:ascii="Arial" w:cs="Arial" w:eastAsia="Arial" w:hAnsi="Arial"/>
@@ -16121,7 +16121,7 @@
             <w:pPr>
               <w:spacing w:after="20" w:before="0"/>
             </w:pPr>
-            <w:hyperlink w:history="1" r:id="rIdhizrq21g37ypdbywmmfhn">
+            <w:hyperlink w:history="1" r:id="rIdhhsbbo77fmc5ukubhn17g">
               <w:r>
                 <w:rPr>
                   <w:rFonts w:ascii="Arial" w:cs="Arial" w:eastAsia="Arial" w:hAnsi="Arial"/>
@@ -16170,7 +16170,7 @@
               <w:spacing w:after="10" w:before="0"/>
               <w:ind w:left="120"/>
             </w:pPr>
-            <w:hyperlink w:history="1" r:id="rId_5k35tjhga-xi52kmlvf7">
+            <w:hyperlink w:history="1" r:id="rId8fkqq8rjralqf6hn7waa_">
               <w:r>
                 <w:rPr>
                   <w:rFonts w:ascii="Arial" w:cs="Arial" w:eastAsia="Arial" w:hAnsi="Arial"/>
@@ -16370,7 +16370,7 @@
             <w:pPr>
               <w:spacing w:after="20" w:before="0"/>
             </w:pPr>
-            <w:hyperlink w:history="1" r:id="rIdclwyukzkoieplftgt2b0c">
+            <w:hyperlink w:history="1" r:id="rIde-sfmenjtln0b6nebrtla">
               <w:r>
                 <w:rPr>
                   <w:rFonts w:ascii="Arial" w:cs="Arial" w:eastAsia="Arial" w:hAnsi="Arial"/>
@@ -16403,7 +16403,7 @@
               <w:spacing w:after="10" w:before="0"/>
               <w:ind w:left="120"/>
             </w:pPr>
-            <w:hyperlink w:history="1" r:id="rIdc11-aub7bmtmsq5k9nw_f">
+            <w:hyperlink w:history="1" r:id="rIdcvrgmhbv_1nr2ykwbhs4i">
               <w:r>
                 <w:rPr>
                   <w:rFonts w:ascii="Arial" w:cs="Arial" w:eastAsia="Arial" w:hAnsi="Arial"/>
@@ -16448,7 +16448,7 @@
             <w:pPr>
               <w:spacing w:after="20" w:before="0"/>
             </w:pPr>
-            <w:hyperlink w:history="1" r:id="rIdwczzzp8wkp0rtag77aup_">
+            <w:hyperlink w:history="1" r:id="rIdmrvc1ydfqmp7akmjwfkjo">
               <w:r>
                 <w:rPr>
                   <w:rFonts w:ascii="Arial" w:cs="Arial" w:eastAsia="Arial" w:hAnsi="Arial"/>
@@ -16497,7 +16497,7 @@
               <w:spacing w:after="10" w:before="0"/>
               <w:ind w:left="120"/>
             </w:pPr>
-            <w:hyperlink w:history="1" r:id="rIdc_xgo6-mf-7l0jvt4lr0f">
+            <w:hyperlink w:history="1" r:id="rIdx_1grhe-bfwa8-bqpjvew">
               <w:r>
                 <w:rPr>
                   <w:rFonts w:ascii="Arial" w:cs="Arial" w:eastAsia="Arial" w:hAnsi="Arial"/>
@@ -16697,7 +16697,7 @@
             <w:pPr>
               <w:spacing w:after="20" w:before="0"/>
             </w:pPr>
-            <w:hyperlink w:history="1" r:id="rIdmigha2ggcmvgzpo_uxr64">
+            <w:hyperlink w:history="1" r:id="rIdmgqqp18pmvgqlxxaspj95">
               <w:r>
                 <w:rPr>
                   <w:rFonts w:ascii="Arial" w:cs="Arial" w:eastAsia="Arial" w:hAnsi="Arial"/>
@@ -16746,7 +16746,7 @@
               <w:spacing w:after="10" w:before="0"/>
               <w:ind w:left="120"/>
             </w:pPr>
-            <w:hyperlink w:history="1" r:id="rIdfb-4_rrlihkudvywjqwy1">
+            <w:hyperlink w:history="1" r:id="rIdnb9qgqpgkeghbjd2gzkp9">
               <w:r>
                 <w:rPr>
                   <w:rFonts w:ascii="Arial" w:cs="Arial" w:eastAsia="Arial" w:hAnsi="Arial"/>
@@ -16791,7 +16791,7 @@
             <w:pPr>
               <w:spacing w:after="20" w:before="0"/>
             </w:pPr>
-            <w:hyperlink w:history="1" r:id="rIdpv4swpsebyam5yuq4o4pd">
+            <w:hyperlink w:history="1" r:id="rIdg2qwd9pqs3vwrgaa2z5id">
               <w:r>
                 <w:rPr>
                   <w:rFonts w:ascii="Arial" w:cs="Arial" w:eastAsia="Arial" w:hAnsi="Arial"/>
@@ -16840,7 +16840,7 @@
               <w:spacing w:after="10" w:before="0"/>
               <w:ind w:left="120"/>
             </w:pPr>
-            <w:hyperlink w:history="1" r:id="rIdwljc0trcy_xiq2jc-yjoc">
+            <w:hyperlink w:history="1" r:id="rIdpjihoif_4jueow3lpxzhm">
               <w:r>
                 <w:rPr>
                   <w:rFonts w:ascii="Arial" w:cs="Arial" w:eastAsia="Arial" w:hAnsi="Arial"/>
@@ -17365,7 +17365,7 @@
         </w:rPr>
         <w:t xml:space="preserve">© 2026 SeaVuria and ARES. Aligned with KICD objectives. Developed by SeaVuria; technical implementation by ARES (with AI assistance from Claude). Licensed under </w:t>
       </w:r>
-      <w:hyperlink w:history="1" r:id="rIdvvkavflfhmu9z8eoqfrf9">
+      <w:hyperlink w:history="1" r:id="rIdkr7pwhngadcfopyzu5wpv">
         <w:r>
           <w:rPr>
             <w:rFonts w:ascii="Arial" w:cs="Arial" w:eastAsia="Arial" w:hAnsi="Arial"/>
@@ -17386,7 +17386,7 @@
         </w:rPr>
         <w:t xml:space="preserve"> (</w:t>
       </w:r>
-      <w:hyperlink w:history="1" r:id="rId-q10bppcc3cyaj7oqil1v">
+      <w:hyperlink w:history="1" r:id="rIdenpae7vcpnriod57w5dbi">
         <w:r>
           <w:rPr>
             <w:rFonts w:ascii="Arial" w:cs="Arial" w:eastAsia="Arial" w:hAnsi="Arial"/>
@@ -18426,7 +18426,7 @@
             <w:pPr>
               <w:spacing w:after="20" w:before="0"/>
             </w:pPr>
-            <w:hyperlink w:history="1" r:id="rIdtk48j5sp-hofgkcpan7nf">
+            <w:hyperlink w:history="1" r:id="rIdojgk8h8sowvyemwpfrgaw">
               <w:r>
                 <w:rPr>
                   <w:rFonts w:ascii="Arial" w:cs="Arial" w:eastAsia="Arial" w:hAnsi="Arial"/>
@@ -18475,7 +18475,7 @@
               <w:spacing w:after="10" w:before="0"/>
               <w:ind w:left="120"/>
             </w:pPr>
-            <w:hyperlink w:history="1" r:id="rIdk4uhluxvo6s-wmrn0bz0y">
+            <w:hyperlink w:history="1" r:id="rIdad77nl4hbq0zs-c7olsbe">
               <w:r>
                 <w:rPr>
                   <w:rFonts w:ascii="Arial" w:cs="Arial" w:eastAsia="Arial" w:hAnsi="Arial"/>
@@ -18520,7 +18520,7 @@
             <w:pPr>
               <w:spacing w:after="20" w:before="0"/>
             </w:pPr>
-            <w:hyperlink w:history="1" r:id="rIdufk0iteigrs73pabkvu1f">
+            <w:hyperlink w:history="1" r:id="rIdlokijmltcd99ov3otualb">
               <w:r>
                 <w:rPr>
                   <w:rFonts w:ascii="Arial" w:cs="Arial" w:eastAsia="Arial" w:hAnsi="Arial"/>
@@ -18569,7 +18569,7 @@
               <w:spacing w:after="10" w:before="0"/>
               <w:ind w:left="120"/>
             </w:pPr>
-            <w:hyperlink w:history="1" r:id="rIdkd41ry6pcsxsnjujywdig">
+            <w:hyperlink w:history="1" r:id="rIdqbxj8veaualdwjowgoibp">
               <w:r>
                 <w:rPr>
                   <w:rFonts w:ascii="Arial" w:cs="Arial" w:eastAsia="Arial" w:hAnsi="Arial"/>
@@ -18769,7 +18769,7 @@
             <w:pPr>
               <w:spacing w:after="20" w:before="0"/>
             </w:pPr>
-            <w:hyperlink w:history="1" r:id="rIdqzz-xytr1bkkunfydgbms">
+            <w:hyperlink w:history="1" r:id="rIdsq8bbv8tzyq0fcdqukvgw">
               <w:r>
                 <w:rPr>
                   <w:rFonts w:ascii="Arial" w:cs="Arial" w:eastAsia="Arial" w:hAnsi="Arial"/>
@@ -18818,7 +18818,7 @@
               <w:spacing w:after="10" w:before="0"/>
               <w:ind w:left="120"/>
             </w:pPr>
-            <w:hyperlink w:history="1" r:id="rIdxfezql86aqmtqikjtmtxr">
+            <w:hyperlink w:history="1" r:id="rIdhd77lrln4tcbty_fwx9pl">
               <w:r>
                 <w:rPr>
                   <w:rFonts w:ascii="Arial" w:cs="Arial" w:eastAsia="Arial" w:hAnsi="Arial"/>
@@ -18863,7 +18863,7 @@
             <w:pPr>
               <w:spacing w:after="20" w:before="0"/>
             </w:pPr>
-            <w:hyperlink w:history="1" r:id="rIdkkxqygjb0g_xwfne3l1y5">
+            <w:hyperlink w:history="1" r:id="rId6jraifdmlff0xnah5obkb">
               <w:r>
                 <w:rPr>
                   <w:rFonts w:ascii="Arial" w:cs="Arial" w:eastAsia="Arial" w:hAnsi="Arial"/>
@@ -18912,7 +18912,7 @@
               <w:spacing w:after="10" w:before="0"/>
               <w:ind w:left="120"/>
             </w:pPr>
-            <w:hyperlink w:history="1" r:id="rIdqwpp-fuoj7srqhq3ecjtv">
+            <w:hyperlink w:history="1" r:id="rIdp2jg9opnwxmrr-ag1zich">
               <w:r>
                 <w:rPr>
                   <w:rFonts w:ascii="Arial" w:cs="Arial" w:eastAsia="Arial" w:hAnsi="Arial"/>
@@ -19112,7 +19112,7 @@
             <w:pPr>
               <w:spacing w:after="20" w:before="0"/>
             </w:pPr>
-            <w:hyperlink w:history="1" r:id="rIdz1u5_z3btel_vofephml6">
+            <w:hyperlink w:history="1" r:id="rIdbkxrudu9ysixds7qq_cbq">
               <w:r>
                 <w:rPr>
                   <w:rFonts w:ascii="Arial" w:cs="Arial" w:eastAsia="Arial" w:hAnsi="Arial"/>
@@ -19161,7 +19161,7 @@
               <w:spacing w:after="10" w:before="0"/>
               <w:ind w:left="120"/>
             </w:pPr>
-            <w:hyperlink w:history="1" r:id="rId0uzhvgnv5vviwlczg2beo">
+            <w:hyperlink w:history="1" r:id="rIdde95kgdjlv-vwvuk2abid">
               <w:r>
                 <w:rPr>
                   <w:rFonts w:ascii="Arial" w:cs="Arial" w:eastAsia="Arial" w:hAnsi="Arial"/>
@@ -19206,7 +19206,7 @@
             <w:pPr>
               <w:spacing w:after="20" w:before="0"/>
             </w:pPr>
-            <w:hyperlink w:history="1" r:id="rIdhjezflfmmanw7yclmtcv7">
+            <w:hyperlink w:history="1" r:id="rId87ly46s8wryki4slhl706">
               <w:r>
                 <w:rPr>
                   <w:rFonts w:ascii="Arial" w:cs="Arial" w:eastAsia="Arial" w:hAnsi="Arial"/>
@@ -19255,7 +19255,7 @@
               <w:spacing w:after="10" w:before="0"/>
               <w:ind w:left="120"/>
             </w:pPr>
-            <w:hyperlink w:history="1" r:id="rIdjixgesenaouwuazgga7gh">
+            <w:hyperlink w:history="1" r:id="rIdqchfiu5ssmmqfxssyk3en">
               <w:r>
                 <w:rPr>
                   <w:rFonts w:ascii="Arial" w:cs="Arial" w:eastAsia="Arial" w:hAnsi="Arial"/>
@@ -19455,7 +19455,7 @@
             <w:pPr>
               <w:spacing w:after="20" w:before="0"/>
             </w:pPr>
-            <w:hyperlink w:history="1" r:id="rIdqaqfcu_uwtrgvraxvs-j6">
+            <w:hyperlink w:history="1" r:id="rId3pziiyxkoxlhd49grttis">
               <w:r>
                 <w:rPr>
                   <w:rFonts w:ascii="Arial" w:cs="Arial" w:eastAsia="Arial" w:hAnsi="Arial"/>
@@ -19504,7 +19504,7 @@
               <w:spacing w:after="10" w:before="0"/>
               <w:ind w:left="120"/>
             </w:pPr>
-            <w:hyperlink w:history="1" r:id="rIdefsd919tyuztmtsp2nikx">
+            <w:hyperlink w:history="1" r:id="rIdrsu0aofozk1vga9cw-135">
               <w:r>
                 <w:rPr>
                   <w:rFonts w:ascii="Arial" w:cs="Arial" w:eastAsia="Arial" w:hAnsi="Arial"/>
@@ -19549,7 +19549,7 @@
             <w:pPr>
               <w:spacing w:after="20" w:before="0"/>
             </w:pPr>
-            <w:hyperlink w:history="1" r:id="rIduvwcr2paiytnfg1y1rh5i">
+            <w:hyperlink w:history="1" r:id="rIdjv69feayh6zbiyvfh4yfj">
               <w:r>
                 <w:rPr>
                   <w:rFonts w:ascii="Arial" w:cs="Arial" w:eastAsia="Arial" w:hAnsi="Arial"/>
@@ -19598,7 +19598,7 @@
               <w:spacing w:after="10" w:before="0"/>
               <w:ind w:left="120"/>
             </w:pPr>
-            <w:hyperlink w:history="1" r:id="rIdbkk1beevzincnf17dpkku">
+            <w:hyperlink w:history="1" r:id="rIdqepvtaz887gpjworqqiso">
               <w:r>
                 <w:rPr>
                   <w:rFonts w:ascii="Arial" w:cs="Arial" w:eastAsia="Arial" w:hAnsi="Arial"/>
@@ -19798,7 +19798,7 @@
             <w:pPr>
               <w:spacing w:after="20" w:before="0"/>
             </w:pPr>
-            <w:hyperlink w:history="1" r:id="rIdizqaiza4oo2rhniwfsxim">
+            <w:hyperlink w:history="1" r:id="rId9pfegcjemyzrdqq5zlxt1">
               <w:r>
                 <w:rPr>
                   <w:rFonts w:ascii="Arial" w:cs="Arial" w:eastAsia="Arial" w:hAnsi="Arial"/>
@@ -19847,7 +19847,7 @@
               <w:spacing w:after="10" w:before="0"/>
               <w:ind w:left="120"/>
             </w:pPr>
-            <w:hyperlink w:history="1" r:id="rIdcndaw7re8uaxmo5snerdd">
+            <w:hyperlink w:history="1" r:id="rIdxw_g5o3mbycd7dnmt6vce">
               <w:r>
                 <w:rPr>
                   <w:rFonts w:ascii="Arial" w:cs="Arial" w:eastAsia="Arial" w:hAnsi="Arial"/>
@@ -19892,7 +19892,7 @@
             <w:pPr>
               <w:spacing w:after="20" w:before="0"/>
             </w:pPr>
-            <w:hyperlink w:history="1" r:id="rIdhnr3hvty-otnn6cqzs8en">
+            <w:hyperlink w:history="1" r:id="rIdwfqo2wrg8qcpumhr6onv6">
               <w:r>
                 <w:rPr>
                   <w:rFonts w:ascii="Arial" w:cs="Arial" w:eastAsia="Arial" w:hAnsi="Arial"/>
@@ -19941,7 +19941,7 @@
               <w:spacing w:after="10" w:before="0"/>
               <w:ind w:left="120"/>
             </w:pPr>
-            <w:hyperlink w:history="1" r:id="rIdmxdg_5f81mcfmk9uvi1rm">
+            <w:hyperlink w:history="1" r:id="rId4nlzyz8ulftwayf9k5kxw">
               <w:r>
                 <w:rPr>
                   <w:rFonts w:ascii="Arial" w:cs="Arial" w:eastAsia="Arial" w:hAnsi="Arial"/>
@@ -20466,7 +20466,7 @@
         </w:rPr>
         <w:t xml:space="preserve">© 2026 SeaVuria and ARES. Aligned with KICD objectives. Developed by SeaVuria; technical implementation by ARES (with AI assistance from Claude). Licensed under </w:t>
       </w:r>
-      <w:hyperlink w:history="1" r:id="rId0pqtksyxyow8ilbfcudsv">
+      <w:hyperlink w:history="1" r:id="rId_hn3ag9m1vrlpwg1okygp">
         <w:r>
           <w:rPr>
             <w:rFonts w:ascii="Arial" w:cs="Arial" w:eastAsia="Arial" w:hAnsi="Arial"/>
@@ -20487,7 +20487,7 @@
         </w:rPr>
         <w:t xml:space="preserve"> (</w:t>
       </w:r>
-      <w:hyperlink w:history="1" r:id="rIdz50uc-euda-wf9tmuosb3">
+      <w:hyperlink w:history="1" r:id="rIdhmmgupqa2rgpys0aqvoil">
         <w:r>
           <w:rPr>
             <w:rFonts w:ascii="Arial" w:cs="Arial" w:eastAsia="Arial" w:hAnsi="Arial"/>
@@ -21527,7 +21527,7 @@
             <w:pPr>
               <w:spacing w:after="20" w:before="0"/>
             </w:pPr>
-            <w:hyperlink w:history="1" r:id="rIdod09ycdtoxisoyp75suso">
+            <w:hyperlink w:history="1" r:id="rIdpglpy7i36jnxyylqpaucg">
               <w:r>
                 <w:rPr>
                   <w:rFonts w:ascii="Arial" w:cs="Arial" w:eastAsia="Arial" w:hAnsi="Arial"/>
@@ -21560,7 +21560,7 @@
               <w:spacing w:after="10" w:before="0"/>
               <w:ind w:left="120"/>
             </w:pPr>
-            <w:hyperlink w:history="1" r:id="rIdxmib_fdyhgnja54olrxeu">
+            <w:hyperlink w:history="1" r:id="rIdxvxzeaxmhdyhkndats3ec">
               <w:r>
                 <w:rPr>
                   <w:rFonts w:ascii="Arial" w:cs="Arial" w:eastAsia="Arial" w:hAnsi="Arial"/>
@@ -21605,7 +21605,7 @@
             <w:pPr>
               <w:spacing w:after="20" w:before="0"/>
             </w:pPr>
-            <w:hyperlink w:history="1" r:id="rIdgatswze2ygcsc94g_ffdv">
+            <w:hyperlink w:history="1" r:id="rIdri8yy2unfjsymwcydssx3">
               <w:r>
                 <w:rPr>
                   <w:rFonts w:ascii="Arial" w:cs="Arial" w:eastAsia="Arial" w:hAnsi="Arial"/>
@@ -21638,7 +21638,7 @@
               <w:spacing w:after="10" w:before="0"/>
               <w:ind w:left="120"/>
             </w:pPr>
-            <w:hyperlink w:history="1" r:id="rId_xlodvlzgcaoqpldyz6cd">
+            <w:hyperlink w:history="1" r:id="rIdufy5xnecflkt3b007jsol">
               <w:r>
                 <w:rPr>
                   <w:rFonts w:ascii="Arial" w:cs="Arial" w:eastAsia="Arial" w:hAnsi="Arial"/>
@@ -21838,7 +21838,7 @@
             <w:pPr>
               <w:spacing w:after="20" w:before="0"/>
             </w:pPr>
-            <w:hyperlink w:history="1" r:id="rId8chzfyvfh_qmkkvcflp_a">
+            <w:hyperlink w:history="1" r:id="rIdya4cpaiqqh-j-tczlye1v">
               <w:r>
                 <w:rPr>
                   <w:rFonts w:ascii="Arial" w:cs="Arial" w:eastAsia="Arial" w:hAnsi="Arial"/>
@@ -21871,7 +21871,7 @@
               <w:spacing w:after="10" w:before="0"/>
               <w:ind w:left="120"/>
             </w:pPr>
-            <w:hyperlink w:history="1" r:id="rIdnq5mnwzx-2frnsxhpy2q5">
+            <w:hyperlink w:history="1" r:id="rIdub972nv9zp0_d19dvqm4v">
               <w:r>
                 <w:rPr>
                   <w:rFonts w:ascii="Arial" w:cs="Arial" w:eastAsia="Arial" w:hAnsi="Arial"/>
@@ -21916,7 +21916,7 @@
             <w:pPr>
               <w:spacing w:after="20" w:before="0"/>
             </w:pPr>
-            <w:hyperlink w:history="1" r:id="rIdhe3o8rgj6qcj8za2ulu21">
+            <w:hyperlink w:history="1" r:id="rId31-e9vglrp29kng0waieh">
               <w:r>
                 <w:rPr>
                   <w:rFonts w:ascii="Arial" w:cs="Arial" w:eastAsia="Arial" w:hAnsi="Arial"/>
@@ -21949,7 +21949,7 @@
               <w:spacing w:after="10" w:before="0"/>
               <w:ind w:left="120"/>
             </w:pPr>
-            <w:hyperlink w:history="1" r:id="rId-lauofpktzrnb3vvxzd4_">
+            <w:hyperlink w:history="1" r:id="rId_fym2kgvhbdz3ky2lh0oc">
               <w:r>
                 <w:rPr>
                   <w:rFonts w:ascii="Arial" w:cs="Arial" w:eastAsia="Arial" w:hAnsi="Arial"/>
@@ -22149,7 +22149,7 @@
             <w:pPr>
               <w:spacing w:after="20" w:before="0"/>
             </w:pPr>
-            <w:hyperlink w:history="1" r:id="rIdpz6s5rc-46-sah6nuj5w7">
+            <w:hyperlink w:history="1" r:id="rId_0hjsasoayroolhtor3ga">
               <w:r>
                 <w:rPr>
                   <w:rFonts w:ascii="Arial" w:cs="Arial" w:eastAsia="Arial" w:hAnsi="Arial"/>
@@ -22182,7 +22182,7 @@
               <w:spacing w:after="10" w:before="0"/>
               <w:ind w:left="120"/>
             </w:pPr>
-            <w:hyperlink w:history="1" r:id="rIdf58e8xqxci_owsorxue6s">
+            <w:hyperlink w:history="1" r:id="rIdlk9tbur2r7ccx8611amdi">
               <w:r>
                 <w:rPr>
                   <w:rFonts w:ascii="Arial" w:cs="Arial" w:eastAsia="Arial" w:hAnsi="Arial"/>
@@ -22227,7 +22227,7 @@
             <w:pPr>
               <w:spacing w:after="20" w:before="0"/>
             </w:pPr>
-            <w:hyperlink w:history="1" r:id="rIdsuwtj6scefm1edmtep4ud">
+            <w:hyperlink w:history="1" r:id="rIdbrpkaeopsoaxsr7vjvphm">
               <w:r>
                 <w:rPr>
                   <w:rFonts w:ascii="Arial" w:cs="Arial" w:eastAsia="Arial" w:hAnsi="Arial"/>
@@ -22260,7 +22260,7 @@
               <w:spacing w:after="10" w:before="0"/>
               <w:ind w:left="120"/>
             </w:pPr>
-            <w:hyperlink w:history="1" r:id="rIdzahx8yxhxx-4bvo1hos7f">
+            <w:hyperlink w:history="1" r:id="rIdjwbvfztm62x6chzlxmidt">
               <w:r>
                 <w:rPr>
                   <w:rFonts w:ascii="Arial" w:cs="Arial" w:eastAsia="Arial" w:hAnsi="Arial"/>
@@ -22460,7 +22460,7 @@
             <w:pPr>
               <w:spacing w:after="20" w:before="0"/>
             </w:pPr>
-            <w:hyperlink w:history="1" r:id="rIdflxpl2itv1iprspczezdn">
+            <w:hyperlink w:history="1" r:id="rIdxovdysk8bzhadyq242p8w">
               <w:r>
                 <w:rPr>
                   <w:rFonts w:ascii="Arial" w:cs="Arial" w:eastAsia="Arial" w:hAnsi="Arial"/>
@@ -22493,7 +22493,7 @@
               <w:spacing w:after="10" w:before="0"/>
               <w:ind w:left="120"/>
             </w:pPr>
-            <w:hyperlink w:history="1" r:id="rIdwygxiimulok0faxocqggk">
+            <w:hyperlink w:history="1" r:id="rIdmxz7wzc_6k04chaf5d_vt">
               <w:r>
                 <w:rPr>
                   <w:rFonts w:ascii="Arial" w:cs="Arial" w:eastAsia="Arial" w:hAnsi="Arial"/>
@@ -22538,7 +22538,7 @@
             <w:pPr>
               <w:spacing w:after="20" w:before="0"/>
             </w:pPr>
-            <w:hyperlink w:history="1" r:id="rIdaecic3mfbqrhnklyfdky6">
+            <w:hyperlink w:history="1" r:id="rIdeoidr9hqbc6emchndeaiv">
               <w:r>
                 <w:rPr>
                   <w:rFonts w:ascii="Arial" w:cs="Arial" w:eastAsia="Arial" w:hAnsi="Arial"/>
@@ -22571,7 +22571,7 @@
               <w:spacing w:after="10" w:before="0"/>
               <w:ind w:left="120"/>
             </w:pPr>
-            <w:hyperlink w:history="1" r:id="rIdpbgzhazi-lvgadiq_qa7t">
+            <w:hyperlink w:history="1" r:id="rIdyogqnj2fcbxqbswt8live">
               <w:r>
                 <w:rPr>
                   <w:rFonts w:ascii="Arial" w:cs="Arial" w:eastAsia="Arial" w:hAnsi="Arial"/>
@@ -22771,7 +22771,7 @@
             <w:pPr>
               <w:spacing w:after="20" w:before="0"/>
             </w:pPr>
-            <w:hyperlink w:history="1" r:id="rIdiw3dk7ouqs9u40tguxijt">
+            <w:hyperlink w:history="1" r:id="rIdtewyynty9fyeymi4hanx6">
               <w:r>
                 <w:rPr>
                   <w:rFonts w:ascii="Arial" w:cs="Arial" w:eastAsia="Arial" w:hAnsi="Arial"/>
@@ -22820,7 +22820,7 @@
               <w:spacing w:after="10" w:before="0"/>
               <w:ind w:left="120"/>
             </w:pPr>
-            <w:hyperlink w:history="1" r:id="rIdt_d82kwqwccfii1cfcsfk">
+            <w:hyperlink w:history="1" r:id="rIdcgjcp0smnqs9m3w6ztevi">
               <w:r>
                 <w:rPr>
                   <w:rFonts w:ascii="Arial" w:cs="Arial" w:eastAsia="Arial" w:hAnsi="Arial"/>
@@ -22865,7 +22865,7 @@
             <w:pPr>
               <w:spacing w:after="20" w:before="0"/>
             </w:pPr>
-            <w:hyperlink w:history="1" r:id="rIduoihgj3-hhwmp6bkgzqgs">
+            <w:hyperlink w:history="1" r:id="rIdfg07tt6wtbgsgcl1b07fx">
               <w:r>
                 <w:rPr>
                   <w:rFonts w:ascii="Arial" w:cs="Arial" w:eastAsia="Arial" w:hAnsi="Arial"/>
@@ -22914,7 +22914,7 @@
               <w:spacing w:after="10" w:before="0"/>
               <w:ind w:left="120"/>
             </w:pPr>
-            <w:hyperlink w:history="1" r:id="rIdbsjkf94whvts0jovw4vfo">
+            <w:hyperlink w:history="1" r:id="rId0mojj7wes7wynlglhbw2m">
               <w:r>
                 <w:rPr>
                   <w:rFonts w:ascii="Arial" w:cs="Arial" w:eastAsia="Arial" w:hAnsi="Arial"/>
@@ -23439,7 +23439,7 @@
         </w:rPr>
         <w:t xml:space="preserve">© 2026 SeaVuria and ARES. Aligned with KICD objectives. Developed by SeaVuria; technical implementation by ARES (with AI assistance from Claude). Licensed under </w:t>
       </w:r>
-      <w:hyperlink w:history="1" r:id="rIdz7rvosahhl4l0xcblq7j9">
+      <w:hyperlink w:history="1" r:id="rIdr0ozvntcnplkf_xzdy97j">
         <w:r>
           <w:rPr>
             <w:rFonts w:ascii="Arial" w:cs="Arial" w:eastAsia="Arial" w:hAnsi="Arial"/>
@@ -23460,7 +23460,7 @@
         </w:rPr>
         <w:t xml:space="preserve"> (</w:t>
       </w:r>
-      <w:hyperlink w:history="1" r:id="rIdzkpmr_qkxlz4fhdhramml">
+      <w:hyperlink w:history="1" r:id="rIdjg9gdbc68fhfb3dunzpzo">
         <w:r>
           <w:rPr>
             <w:rFonts w:ascii="Arial" w:cs="Arial" w:eastAsia="Arial" w:hAnsi="Arial"/>
@@ -24500,7 +24500,7 @@
             <w:pPr>
               <w:spacing w:after="20" w:before="0"/>
             </w:pPr>
-            <w:hyperlink w:history="1" r:id="rId6f6gxoq-5hvqaz6zdelye">
+            <w:hyperlink w:history="1" r:id="rIdnqqgbe6npg5wuzoxpumj2">
               <w:r>
                 <w:rPr>
                   <w:rFonts w:ascii="Arial" w:cs="Arial" w:eastAsia="Arial" w:hAnsi="Arial"/>
@@ -24549,7 +24549,7 @@
               <w:spacing w:after="10" w:before="0"/>
               <w:ind w:left="120"/>
             </w:pPr>
-            <w:hyperlink w:history="1" r:id="rIda7mpo54v8ii4tbnmb4ok2">
+            <w:hyperlink w:history="1" r:id="rIdd1-atjnucl7qxm91j59am">
               <w:r>
                 <w:rPr>
                   <w:rFonts w:ascii="Arial" w:cs="Arial" w:eastAsia="Arial" w:hAnsi="Arial"/>
@@ -24594,7 +24594,7 @@
             <w:pPr>
               <w:spacing w:after="20" w:before="0"/>
             </w:pPr>
-            <w:hyperlink w:history="1" r:id="rIdgiahbbvapyrmyp-o12s_j">
+            <w:hyperlink w:history="1" r:id="rIdmq_hmixx0pdusl_jum5nz">
               <w:r>
                 <w:rPr>
                   <w:rFonts w:ascii="Arial" w:cs="Arial" w:eastAsia="Arial" w:hAnsi="Arial"/>
@@ -24627,7 +24627,7 @@
               <w:spacing w:after="10" w:before="0"/>
               <w:ind w:left="120"/>
             </w:pPr>
-            <w:hyperlink w:history="1" r:id="rId9q7ljdwyk-jwv8ya42qp8">
+            <w:hyperlink w:history="1" r:id="rIde4mambtcdxucmhsqqneix">
               <w:r>
                 <w:rPr>
                   <w:rFonts w:ascii="Arial" w:cs="Arial" w:eastAsia="Arial" w:hAnsi="Arial"/>
@@ -24827,7 +24827,7 @@
             <w:pPr>
               <w:spacing w:after="20" w:before="0"/>
             </w:pPr>
-            <w:hyperlink w:history="1" r:id="rId2ferxqtoeqnlms7kuoejb">
+            <w:hyperlink w:history="1" r:id="rIdjebkztlhjygwy51ut_fhd">
               <w:r>
                 <w:rPr>
                   <w:rFonts w:ascii="Arial" w:cs="Arial" w:eastAsia="Arial" w:hAnsi="Arial"/>
@@ -24876,7 +24876,7 @@
               <w:spacing w:after="10" w:before="0"/>
               <w:ind w:left="120"/>
             </w:pPr>
-            <w:hyperlink w:history="1" r:id="rIdx2ani8fn-gkn_32z57d4i">
+            <w:hyperlink w:history="1" r:id="rIdmjgihfx0bc66yxgcjiptw">
               <w:r>
                 <w:rPr>
                   <w:rFonts w:ascii="Arial" w:cs="Arial" w:eastAsia="Arial" w:hAnsi="Arial"/>
@@ -24921,7 +24921,7 @@
             <w:pPr>
               <w:spacing w:after="20" w:before="0"/>
             </w:pPr>
-            <w:hyperlink w:history="1" r:id="rId7a6k3hoiwuveinymlmhsg">
+            <w:hyperlink w:history="1" r:id="rIda0zmehiyquy64qzflrmg-">
               <w:r>
                 <w:rPr>
                   <w:rFonts w:ascii="Arial" w:cs="Arial" w:eastAsia="Arial" w:hAnsi="Arial"/>
@@ -24954,7 +24954,7 @@
               <w:spacing w:after="10" w:before="0"/>
               <w:ind w:left="120"/>
             </w:pPr>
-            <w:hyperlink w:history="1" r:id="rId_cvk-hxu50w5s_9fijrai">
+            <w:hyperlink w:history="1" r:id="rIda2b_ayw2slkvfv9rls_qp">
               <w:r>
                 <w:rPr>
                   <w:rFonts w:ascii="Arial" w:cs="Arial" w:eastAsia="Arial" w:hAnsi="Arial"/>
@@ -25154,7 +25154,7 @@
             <w:pPr>
               <w:spacing w:after="20" w:before="0"/>
             </w:pPr>
-            <w:hyperlink w:history="1" r:id="rIdot9kgngqeey9b6rbma4jt">
+            <w:hyperlink w:history="1" r:id="rId8s1rmsgalhs-kcpyywyf6">
               <w:r>
                 <w:rPr>
                   <w:rFonts w:ascii="Arial" w:cs="Arial" w:eastAsia="Arial" w:hAnsi="Arial"/>
@@ -25203,7 +25203,7 @@
               <w:spacing w:after="10" w:before="0"/>
               <w:ind w:left="120"/>
             </w:pPr>
-            <w:hyperlink w:history="1" r:id="rId27trcwofgliryprbn8whk">
+            <w:hyperlink w:history="1" r:id="rIdzn5zpfbg-dugvxyuteawi">
               <w:r>
                 <w:rPr>
                   <w:rFonts w:ascii="Arial" w:cs="Arial" w:eastAsia="Arial" w:hAnsi="Arial"/>
@@ -25248,7 +25248,7 @@
             <w:pPr>
               <w:spacing w:after="20" w:before="0"/>
             </w:pPr>
-            <w:hyperlink w:history="1" r:id="rIdxj53d50jyagptepltl_mu">
+            <w:hyperlink w:history="1" r:id="rIdugqvu2kas-bpw2rck-ktj">
               <w:r>
                 <w:rPr>
                   <w:rFonts w:ascii="Arial" w:cs="Arial" w:eastAsia="Arial" w:hAnsi="Arial"/>
@@ -25281,7 +25281,7 @@
               <w:spacing w:after="10" w:before="0"/>
               <w:ind w:left="120"/>
             </w:pPr>
-            <w:hyperlink w:history="1" r:id="rIdgfpgojhadbf_wyqcvcieb">
+            <w:hyperlink w:history="1" r:id="rIdyqht7xp7t3zbpccz6p7po">
               <w:r>
                 <w:rPr>
                   <w:rFonts w:ascii="Arial" w:cs="Arial" w:eastAsia="Arial" w:hAnsi="Arial"/>
@@ -25481,7 +25481,7 @@
             <w:pPr>
               <w:spacing w:after="20" w:before="0"/>
             </w:pPr>
-            <w:hyperlink w:history="1" r:id="rIde_q3lbiafexy6wrqmtbuc">
+            <w:hyperlink w:history="1" r:id="rIdis3a2l6c9ukcplne6d23s">
               <w:r>
                 <w:rPr>
                   <w:rFonts w:ascii="Arial" w:cs="Arial" w:eastAsia="Arial" w:hAnsi="Arial"/>
@@ -25530,7 +25530,7 @@
               <w:spacing w:after="10" w:before="0"/>
               <w:ind w:left="120"/>
             </w:pPr>
-            <w:hyperlink w:history="1" r:id="rIdpqs353owesh6u_xw_qio4">
+            <w:hyperlink w:history="1" r:id="rIdht0y7hync-vc4e9jalzzo">
               <w:r>
                 <w:rPr>
                   <w:rFonts w:ascii="Arial" w:cs="Arial" w:eastAsia="Arial" w:hAnsi="Arial"/>
@@ -25575,7 +25575,7 @@
             <w:pPr>
               <w:spacing w:after="20" w:before="0"/>
             </w:pPr>
-            <w:hyperlink w:history="1" r:id="rIdfuvcp4vpun-phctwq7buq">
+            <w:hyperlink w:history="1" r:id="rIdaogfnitpo6tgktoamckgp">
               <w:r>
                 <w:rPr>
                   <w:rFonts w:ascii="Arial" w:cs="Arial" w:eastAsia="Arial" w:hAnsi="Arial"/>
@@ -25608,7 +25608,7 @@
               <w:spacing w:after="10" w:before="0"/>
               <w:ind w:left="120"/>
             </w:pPr>
-            <w:hyperlink w:history="1" r:id="rIdnw70gtbdsdpft-cwmjrfg">
+            <w:hyperlink w:history="1" r:id="rIdeqyrqojtogwtrnt_b9ury">
               <w:r>
                 <w:rPr>
                   <w:rFonts w:ascii="Arial" w:cs="Arial" w:eastAsia="Arial" w:hAnsi="Arial"/>
@@ -25808,7 +25808,7 @@
             <w:pPr>
               <w:spacing w:after="20" w:before="0"/>
             </w:pPr>
-            <w:hyperlink w:history="1" r:id="rId3wudojk_fk7xkluejnr8_">
+            <w:hyperlink w:history="1" r:id="rId2ohb5smx-st8wueci--x3">
               <w:r>
                 <w:rPr>
                   <w:rFonts w:ascii="Arial" w:cs="Arial" w:eastAsia="Arial" w:hAnsi="Arial"/>
@@ -25857,7 +25857,7 @@
               <w:spacing w:after="10" w:before="0"/>
               <w:ind w:left="120"/>
             </w:pPr>
-            <w:hyperlink w:history="1" r:id="rIdcwv3sberu7w6hja5fvpjl">
+            <w:hyperlink w:history="1" r:id="rIdgeakyxmu6n0nkqpzoszpq">
               <w:r>
                 <w:rPr>
                   <w:rFonts w:ascii="Arial" w:cs="Arial" w:eastAsia="Arial" w:hAnsi="Arial"/>
@@ -25902,7 +25902,7 @@
             <w:pPr>
               <w:spacing w:after="20" w:before="0"/>
             </w:pPr>
-            <w:hyperlink w:history="1" r:id="rId09pgwcerflfjuff1ffoq4">
+            <w:hyperlink w:history="1" r:id="rIdp0taiyxpljwflkiic6_qo">
               <w:r>
                 <w:rPr>
                   <w:rFonts w:ascii="Arial" w:cs="Arial" w:eastAsia="Arial" w:hAnsi="Arial"/>
@@ -25951,7 +25951,7 @@
               <w:spacing w:after="10" w:before="0"/>
               <w:ind w:left="120"/>
             </w:pPr>
-            <w:hyperlink w:history="1" r:id="rId9zqnnuv_34viqmvyv2u90">
+            <w:hyperlink w:history="1" r:id="rId_ehsuryokoonipbetf5mj">
               <w:r>
                 <w:rPr>
                   <w:rFonts w:ascii="Arial" w:cs="Arial" w:eastAsia="Arial" w:hAnsi="Arial"/>
@@ -26476,7 +26476,7 @@
         </w:rPr>
         <w:t xml:space="preserve">© 2026 SeaVuria and ARES. Aligned with KICD objectives. Developed by SeaVuria; technical implementation by ARES (with AI assistance from Claude). Licensed under </w:t>
       </w:r>
-      <w:hyperlink w:history="1" r:id="rIdnlgjwvjg7u57bdakgtn-r">
+      <w:hyperlink w:history="1" r:id="rId5oqfctpbhqn-qfp3iobdj">
         <w:r>
           <w:rPr>
             <w:rFonts w:ascii="Arial" w:cs="Arial" w:eastAsia="Arial" w:hAnsi="Arial"/>
@@ -26497,7 +26497,7 @@
         </w:rPr>
         <w:t xml:space="preserve"> (</w:t>
       </w:r>
-      <w:hyperlink w:history="1" r:id="rIdfhmoz6n69_z79mqnivz4h">
+      <w:hyperlink w:history="1" r:id="rIdyk94ya6xdvfsgyp0y-8fz">
         <w:r>
           <w:rPr>
             <w:rFonts w:ascii="Arial" w:cs="Arial" w:eastAsia="Arial" w:hAnsi="Arial"/>
@@ -27537,7 +27537,7 @@
             <w:pPr>
               <w:spacing w:after="20" w:before="0"/>
             </w:pPr>
-            <w:hyperlink w:history="1" r:id="rIdtl4liyttxm1cfxpyggodu">
+            <w:hyperlink w:history="1" r:id="rIdiduvi26juffwnpfptg8d7">
               <w:r>
                 <w:rPr>
                   <w:rFonts w:ascii="Arial" w:cs="Arial" w:eastAsia="Arial" w:hAnsi="Arial"/>
@@ -27586,7 +27586,7 @@
               <w:spacing w:after="10" w:before="0"/>
               <w:ind w:left="120"/>
             </w:pPr>
-            <w:hyperlink w:history="1" r:id="rIdikruteqr4miuh-doadvuu">
+            <w:hyperlink w:history="1" r:id="rId1nja5idifw5m5opnj6tyg">
               <w:r>
                 <w:rPr>
                   <w:rFonts w:ascii="Arial" w:cs="Arial" w:eastAsia="Arial" w:hAnsi="Arial"/>
@@ -27631,7 +27631,7 @@
             <w:pPr>
               <w:spacing w:after="20" w:before="0"/>
             </w:pPr>
-            <w:hyperlink w:history="1" r:id="rIdupiiarbjzaymks8sueook">
+            <w:hyperlink w:history="1" r:id="rId2esqrwzb-ut0lm2-ll2b0">
               <w:r>
                 <w:rPr>
                   <w:rFonts w:ascii="Arial" w:cs="Arial" w:eastAsia="Arial" w:hAnsi="Arial"/>
@@ -27680,7 +27680,7 @@
               <w:spacing w:after="10" w:before="0"/>
               <w:ind w:left="120"/>
             </w:pPr>
-            <w:hyperlink w:history="1" r:id="rIdxys7bskpxzqnsfg6qwdiw">
+            <w:hyperlink w:history="1" r:id="rIdtxgyh-dukfj5snihupqj1">
               <w:r>
                 <w:rPr>
                   <w:rFonts w:ascii="Arial" w:cs="Arial" w:eastAsia="Arial" w:hAnsi="Arial"/>
@@ -27880,7 +27880,7 @@
             <w:pPr>
               <w:spacing w:after="20" w:before="0"/>
             </w:pPr>
-            <w:hyperlink w:history="1" r:id="rIdgj24hg2wi4bbb4tapt7tj">
+            <w:hyperlink w:history="1" r:id="rIdml-mganv7nig6tq77kosk">
               <w:r>
                 <w:rPr>
                   <w:rFonts w:ascii="Arial" w:cs="Arial" w:eastAsia="Arial" w:hAnsi="Arial"/>
@@ -27929,7 +27929,7 @@
               <w:spacing w:after="10" w:before="0"/>
               <w:ind w:left="120"/>
             </w:pPr>
-            <w:hyperlink w:history="1" r:id="rId9rrjv42ibcl2pnurvw_sc">
+            <w:hyperlink w:history="1" r:id="rIdyclai-c4rcimjsyzcblba">
               <w:r>
                 <w:rPr>
                   <w:rFonts w:ascii="Arial" w:cs="Arial" w:eastAsia="Arial" w:hAnsi="Arial"/>
@@ -27974,7 +27974,7 @@
             <w:pPr>
               <w:spacing w:after="20" w:before="0"/>
             </w:pPr>
-            <w:hyperlink w:history="1" r:id="rIdemujik5lwlp1ervuism-i">
+            <w:hyperlink w:history="1" r:id="rIdjt_rqtheb7a3g9pw6grvo">
               <w:r>
                 <w:rPr>
                   <w:rFonts w:ascii="Arial" w:cs="Arial" w:eastAsia="Arial" w:hAnsi="Arial"/>
@@ -28023,7 +28023,7 @@
               <w:spacing w:after="10" w:before="0"/>
               <w:ind w:left="120"/>
             </w:pPr>
-            <w:hyperlink w:history="1" r:id="rIdvaxydu2hswtrzfrzzxkwz">
+            <w:hyperlink w:history="1" r:id="rIdvnpasup-as34qai5s4uvn">
               <w:r>
                 <w:rPr>
                   <w:rFonts w:ascii="Arial" w:cs="Arial" w:eastAsia="Arial" w:hAnsi="Arial"/>
@@ -28223,7 +28223,7 @@
             <w:pPr>
               <w:spacing w:after="20" w:before="0"/>
             </w:pPr>
-            <w:hyperlink w:history="1" r:id="rIdkpfyeenjswygtcxrcceva">
+            <w:hyperlink w:history="1" r:id="rIdhtfimlhtsqpv8xmuix1xp">
               <w:r>
                 <w:rPr>
                   <w:rFonts w:ascii="Arial" w:cs="Arial" w:eastAsia="Arial" w:hAnsi="Arial"/>
@@ -28272,7 +28272,7 @@
               <w:spacing w:after="10" w:before="0"/>
               <w:ind w:left="120"/>
             </w:pPr>
-            <w:hyperlink w:history="1" r:id="rIdk2nrksyvu6smwkbhfabyt">
+            <w:hyperlink w:history="1" r:id="rIduvjoidenlfwt52y--hdwn">
               <w:r>
                 <w:rPr>
                   <w:rFonts w:ascii="Arial" w:cs="Arial" w:eastAsia="Arial" w:hAnsi="Arial"/>
@@ -28317,7 +28317,7 @@
             <w:pPr>
               <w:spacing w:after="20" w:before="0"/>
             </w:pPr>
-            <w:hyperlink w:history="1" r:id="rIda-mtencsru7prvc2ywxao">
+            <w:hyperlink w:history="1" r:id="rIdt3qwykspdy4y5jmheawbp">
               <w:r>
                 <w:rPr>
                   <w:rFonts w:ascii="Arial" w:cs="Arial" w:eastAsia="Arial" w:hAnsi="Arial"/>
@@ -28366,7 +28366,7 @@
               <w:spacing w:after="10" w:before="0"/>
               <w:ind w:left="120"/>
             </w:pPr>
-            <w:hyperlink w:history="1" r:id="rIdnwsjwxjb2ffdub1h_aujx">
+            <w:hyperlink w:history="1" r:id="rIdxyhaxo9i2ad-ypj7bu2ge">
               <w:r>
                 <w:rPr>
                   <w:rFonts w:ascii="Arial" w:cs="Arial" w:eastAsia="Arial" w:hAnsi="Arial"/>
@@ -28566,7 +28566,7 @@
             <w:pPr>
               <w:spacing w:after="20" w:before="0"/>
             </w:pPr>
-            <w:hyperlink w:history="1" r:id="rIdk-keb22ixmuleoxwpbkro">
+            <w:hyperlink w:history="1" r:id="rId37i6psfn7tkru4cwfgftu">
               <w:r>
                 <w:rPr>
                   <w:rFonts w:ascii="Arial" w:cs="Arial" w:eastAsia="Arial" w:hAnsi="Arial"/>
@@ -28615,7 +28615,7 @@
               <w:spacing w:after="10" w:before="0"/>
               <w:ind w:left="120"/>
             </w:pPr>
-            <w:hyperlink w:history="1" r:id="rIduwpnaecxcpysah1qvedmu">
+            <w:hyperlink w:history="1" r:id="rIdqlo4noo_teux4gmxhaicr">
               <w:r>
                 <w:rPr>
                   <w:rFonts w:ascii="Arial" w:cs="Arial" w:eastAsia="Arial" w:hAnsi="Arial"/>
@@ -28660,7 +28660,7 @@
             <w:pPr>
               <w:spacing w:after="20" w:before="0"/>
             </w:pPr>
-            <w:hyperlink w:history="1" r:id="rIdjaicghrzqxhrwqn-ttlbh">
+            <w:hyperlink w:history="1" r:id="rIdosc3joilwxtx5b3davkta">
               <w:r>
                 <w:rPr>
                   <w:rFonts w:ascii="Arial" w:cs="Arial" w:eastAsia="Arial" w:hAnsi="Arial"/>
@@ -28709,7 +28709,7 @@
               <w:spacing w:after="10" w:before="0"/>
               <w:ind w:left="120"/>
             </w:pPr>
-            <w:hyperlink w:history="1" r:id="rIdcdp8to72qkb7ygjnnuitq">
+            <w:hyperlink w:history="1" r:id="rIduubxd-ef1kszflyce85z8">
               <w:r>
                 <w:rPr>
                   <w:rFonts w:ascii="Arial" w:cs="Arial" w:eastAsia="Arial" w:hAnsi="Arial"/>
@@ -28909,7 +28909,7 @@
             <w:pPr>
               <w:spacing w:after="20" w:before="0"/>
             </w:pPr>
-            <w:hyperlink w:history="1" r:id="rIdnav-e8pjcym-kovqdkpns">
+            <w:hyperlink w:history="1" r:id="rIdbkgcfmfkjtsjk0wjdakxc">
               <w:r>
                 <w:rPr>
                   <w:rFonts w:ascii="Arial" w:cs="Arial" w:eastAsia="Arial" w:hAnsi="Arial"/>
@@ -28958,7 +28958,7 @@
               <w:spacing w:after="10" w:before="0"/>
               <w:ind w:left="120"/>
             </w:pPr>
-            <w:hyperlink w:history="1" r:id="rIdl9ijnawj-n-3ep56zx1ff">
+            <w:hyperlink w:history="1" r:id="rId2yqfvfniwbi5_xnytvpud">
               <w:r>
                 <w:rPr>
                   <w:rFonts w:ascii="Arial" w:cs="Arial" w:eastAsia="Arial" w:hAnsi="Arial"/>
@@ -29003,7 +29003,7 @@
             <w:pPr>
               <w:spacing w:after="20" w:before="0"/>
             </w:pPr>
-            <w:hyperlink w:history="1" r:id="rIdtrihvcmhxjhlmzpwvh_ns">
+            <w:hyperlink w:history="1" r:id="rIdd3mcublt7irrr0_wyg6jt">
               <w:r>
                 <w:rPr>
                   <w:rFonts w:ascii="Arial" w:cs="Arial" w:eastAsia="Arial" w:hAnsi="Arial"/>
@@ -29052,7 +29052,7 @@
               <w:spacing w:after="10" w:before="0"/>
               <w:ind w:left="120"/>
             </w:pPr>
-            <w:hyperlink w:history="1" r:id="rIdzocnstvzbfkk84qj5vgdq">
+            <w:hyperlink w:history="1" r:id="rIdu7vobzzwx5v9qzyhmsebo">
               <w:r>
                 <w:rPr>
                   <w:rFonts w:ascii="Arial" w:cs="Arial" w:eastAsia="Arial" w:hAnsi="Arial"/>
@@ -29577,7 +29577,7 @@
         </w:rPr>
         <w:t xml:space="preserve">© 2026 SeaVuria and ARES. Aligned with KICD objectives. Developed by SeaVuria; technical implementation by ARES (with AI assistance from Claude). Licensed under </w:t>
       </w:r>
-      <w:hyperlink w:history="1" r:id="rIdxnhrvfnztw-wcrxrw3ses">
+      <w:hyperlink w:history="1" r:id="rIdrxczxka5mlzzjonss3eg0">
         <w:r>
           <w:rPr>
             <w:rFonts w:ascii="Arial" w:cs="Arial" w:eastAsia="Arial" w:hAnsi="Arial"/>
@@ -29598,7 +29598,7 @@
         </w:rPr>
         <w:t xml:space="preserve"> (</w:t>
       </w:r>
-      <w:hyperlink w:history="1" r:id="rId59le2hjtswvz9c4yosebo">
+      <w:hyperlink w:history="1" r:id="rIdtsfe3exo544acr2kwzjvw">
         <w:r>
           <w:rPr>
             <w:rFonts w:ascii="Arial" w:cs="Arial" w:eastAsia="Arial" w:hAnsi="Arial"/>
@@ -30638,7 +30638,7 @@
             <w:pPr>
               <w:spacing w:after="20" w:before="0"/>
             </w:pPr>
-            <w:hyperlink w:history="1" r:id="rIdbl-elxg6hsuem7kjptyyl">
+            <w:hyperlink w:history="1" r:id="rId2ve0klfigsttspu_mquhx">
               <w:r>
                 <w:rPr>
                   <w:rFonts w:ascii="Arial" w:cs="Arial" w:eastAsia="Arial" w:hAnsi="Arial"/>
@@ -30671,7 +30671,7 @@
               <w:spacing w:after="10" w:before="0"/>
               <w:ind w:left="120"/>
             </w:pPr>
-            <w:hyperlink w:history="1" r:id="rIdzuqgildj7hcfauqhbkuho">
+            <w:hyperlink w:history="1" r:id="rIdjwkc3r1_zoss3fxthliyu">
               <w:r>
                 <w:rPr>
                   <w:rFonts w:ascii="Arial" w:cs="Arial" w:eastAsia="Arial" w:hAnsi="Arial"/>
@@ -30716,7 +30716,7 @@
             <w:pPr>
               <w:spacing w:after="20" w:before="0"/>
             </w:pPr>
-            <w:hyperlink w:history="1" r:id="rIdlv04cr9jwijkerdksmlhc">
+            <w:hyperlink w:history="1" r:id="rId0ozufhgm3pbmvqfklvf9m">
               <w:r>
                 <w:rPr>
                   <w:rFonts w:ascii="Arial" w:cs="Arial" w:eastAsia="Arial" w:hAnsi="Arial"/>
@@ -30749,7 +30749,7 @@
               <w:spacing w:after="10" w:before="0"/>
               <w:ind w:left="120"/>
             </w:pPr>
-            <w:hyperlink w:history="1" r:id="rIddmp3ebcbqkabrzuypxxiq">
+            <w:hyperlink w:history="1" r:id="rId3aouox7vmrqiysluseevt">
               <w:r>
                 <w:rPr>
                   <w:rFonts w:ascii="Arial" w:cs="Arial" w:eastAsia="Arial" w:hAnsi="Arial"/>
@@ -30949,7 +30949,7 @@
             <w:pPr>
               <w:spacing w:after="20" w:before="0"/>
             </w:pPr>
-            <w:hyperlink w:history="1" r:id="rIdj_x-jalgbbjbuxuxq2lvq">
+            <w:hyperlink w:history="1" r:id="rIdzdimzz9jexhq2ucl37mqx">
               <w:r>
                 <w:rPr>
                   <w:rFonts w:ascii="Arial" w:cs="Arial" w:eastAsia="Arial" w:hAnsi="Arial"/>
@@ -30982,7 +30982,7 @@
               <w:spacing w:after="10" w:before="0"/>
               <w:ind w:left="120"/>
             </w:pPr>
-            <w:hyperlink w:history="1" r:id="rIdieskgtnovsj-jglcmn-iv">
+            <w:hyperlink w:history="1" r:id="rIdys9nk4uyunlfed8cz8uei">
               <w:r>
                 <w:rPr>
                   <w:rFonts w:ascii="Arial" w:cs="Arial" w:eastAsia="Arial" w:hAnsi="Arial"/>
@@ -31027,7 +31027,7 @@
             <w:pPr>
               <w:spacing w:after="20" w:before="0"/>
             </w:pPr>
-            <w:hyperlink w:history="1" r:id="rIdiuzqvspohrbjzzi4hwim7">
+            <w:hyperlink w:history="1" r:id="rIdjxt8q95zqmcrcllrcvcqf">
               <w:r>
                 <w:rPr>
                   <w:rFonts w:ascii="Arial" w:cs="Arial" w:eastAsia="Arial" w:hAnsi="Arial"/>
@@ -31060,7 +31060,7 @@
               <w:spacing w:after="10" w:before="0"/>
               <w:ind w:left="120"/>
             </w:pPr>
-            <w:hyperlink w:history="1" r:id="rIdcusjd79grr4j3e2_lehmc">
+            <w:hyperlink w:history="1" r:id="rIdvlotlnqakc6gjzkphsgxa">
               <w:r>
                 <w:rPr>
                   <w:rFonts w:ascii="Arial" w:cs="Arial" w:eastAsia="Arial" w:hAnsi="Arial"/>
@@ -31260,7 +31260,7 @@
             <w:pPr>
               <w:spacing w:after="20" w:before="0"/>
             </w:pPr>
-            <w:hyperlink w:history="1" r:id="rIdi6-vq3suz8yolrevfv4ni">
+            <w:hyperlink w:history="1" r:id="rId8yhr0ryqbxymywvw_bdxl">
               <w:r>
                 <w:rPr>
                   <w:rFonts w:ascii="Arial" w:cs="Arial" w:eastAsia="Arial" w:hAnsi="Arial"/>
@@ -31309,7 +31309,7 @@
               <w:spacing w:after="10" w:before="0"/>
               <w:ind w:left="120"/>
             </w:pPr>
-            <w:hyperlink w:history="1" r:id="rIdaz1qll5-7pi6ucwl2zt4m">
+            <w:hyperlink w:history="1" r:id="rIdewuq232rx9k6jfw2psggk">
               <w:r>
                 <w:rPr>
                   <w:rFonts w:ascii="Arial" w:cs="Arial" w:eastAsia="Arial" w:hAnsi="Arial"/>
@@ -31354,7 +31354,7 @@
             <w:pPr>
               <w:spacing w:after="20" w:before="0"/>
             </w:pPr>
-            <w:hyperlink w:history="1" r:id="rIdlblgjo6kqpmvcyiglv5vs">
+            <w:hyperlink w:history="1" r:id="rIdgjnkxakgnrhi3q3qrsjh2">
               <w:r>
                 <w:rPr>
                   <w:rFonts w:ascii="Arial" w:cs="Arial" w:eastAsia="Arial" w:hAnsi="Arial"/>
@@ -31403,7 +31403,7 @@
               <w:spacing w:after="10" w:before="0"/>
               <w:ind w:left="120"/>
             </w:pPr>
-            <w:hyperlink w:history="1" r:id="rIdt_a4lklrhxo7lcn3nooav">
+            <w:hyperlink w:history="1" r:id="rIdtzrvltw4slikjw2kdunqo">
               <w:r>
                 <w:rPr>
                   <w:rFonts w:ascii="Arial" w:cs="Arial" w:eastAsia="Arial" w:hAnsi="Arial"/>
@@ -31603,7 +31603,7 @@
             <w:pPr>
               <w:spacing w:after="20" w:before="0"/>
             </w:pPr>
-            <w:hyperlink w:history="1" r:id="rIdllr4wytjjdq_yenevbtdv">
+            <w:hyperlink w:history="1" r:id="rId2ripby6zes32njghjux35">
               <w:r>
                 <w:rPr>
                   <w:rFonts w:ascii="Arial" w:cs="Arial" w:eastAsia="Arial" w:hAnsi="Arial"/>
@@ -31652,7 +31652,7 @@
               <w:spacing w:after="10" w:before="0"/>
               <w:ind w:left="120"/>
             </w:pPr>
-            <w:hyperlink w:history="1" r:id="rIdkpxibtszutj0vebckfwf9">
+            <w:hyperlink w:history="1" r:id="rIdgpgu7zg-c52yt1j_r6gaf">
               <w:r>
                 <w:rPr>
                   <w:rFonts w:ascii="Arial" w:cs="Arial" w:eastAsia="Arial" w:hAnsi="Arial"/>
@@ -31697,7 +31697,7 @@
             <w:pPr>
               <w:spacing w:after="20" w:before="0"/>
             </w:pPr>
-            <w:hyperlink w:history="1" r:id="rId3-tdhgplvjdi8shiwwnco">
+            <w:hyperlink w:history="1" r:id="rIdjdfaygdqrngqkrzazfz6p">
               <w:r>
                 <w:rPr>
                   <w:rFonts w:ascii="Arial" w:cs="Arial" w:eastAsia="Arial" w:hAnsi="Arial"/>
@@ -31746,7 +31746,7 @@
               <w:spacing w:after="10" w:before="0"/>
               <w:ind w:left="120"/>
             </w:pPr>
-            <w:hyperlink w:history="1" r:id="rIdv6wd4rsqb25xozu58_2vx">
+            <w:hyperlink w:history="1" r:id="rIdhhjoii5tv2bdzhnqsmh8z">
               <w:r>
                 <w:rPr>
                   <w:rFonts w:ascii="Arial" w:cs="Arial" w:eastAsia="Arial" w:hAnsi="Arial"/>
@@ -31946,7 +31946,7 @@
             <w:pPr>
               <w:spacing w:after="20" w:before="0"/>
             </w:pPr>
-            <w:hyperlink w:history="1" r:id="rIdt79sn3kx_jemkztw0ov3t">
+            <w:hyperlink w:history="1" r:id="rId2rlrflrlf-08aewysk9o7">
               <w:r>
                 <w:rPr>
                   <w:rFonts w:ascii="Arial" w:cs="Arial" w:eastAsia="Arial" w:hAnsi="Arial"/>
@@ -31995,7 +31995,7 @@
               <w:spacing w:after="10" w:before="0"/>
               <w:ind w:left="120"/>
             </w:pPr>
-            <w:hyperlink w:history="1" r:id="rId8vbj9zst_jwokdjyclvqs">
+            <w:hyperlink w:history="1" r:id="rIdn82id_-wj4-pk_t6tbkww">
               <w:r>
                 <w:rPr>
                   <w:rFonts w:ascii="Arial" w:cs="Arial" w:eastAsia="Arial" w:hAnsi="Arial"/>
@@ -32040,7 +32040,7 @@
             <w:pPr>
               <w:spacing w:after="20" w:before="0"/>
             </w:pPr>
-            <w:hyperlink w:history="1" r:id="rIdcqi8-vjwkk5u8t8vv-bq6">
+            <w:hyperlink w:history="1" r:id="rIdnd3uyuub1es2lpupy7z5h">
               <w:r>
                 <w:rPr>
                   <w:rFonts w:ascii="Arial" w:cs="Arial" w:eastAsia="Arial" w:hAnsi="Arial"/>
@@ -32089,7 +32089,7 @@
               <w:spacing w:after="10" w:before="0"/>
               <w:ind w:left="120"/>
             </w:pPr>
-            <w:hyperlink w:history="1" r:id="rIdw-knhdaodijxgnexnidgf">
+            <w:hyperlink w:history="1" r:id="rIdlexdd-le5geu-qrk4-ihz">
               <w:r>
                 <w:rPr>
                   <w:rFonts w:ascii="Arial" w:cs="Arial" w:eastAsia="Arial" w:hAnsi="Arial"/>
@@ -32614,7 +32614,7 @@
         </w:rPr>
         <w:t xml:space="preserve">© 2026 SeaVuria and ARES. Aligned with KICD objectives. Developed by SeaVuria; technical implementation by ARES (with AI assistance from Claude). Licensed under </w:t>
       </w:r>
-      <w:hyperlink w:history="1" r:id="rIdknfigupxmlaycvr8ddebj">
+      <w:hyperlink w:history="1" r:id="rIdlr-zokk211yqfqkyqg2xd">
         <w:r>
           <w:rPr>
             <w:rFonts w:ascii="Arial" w:cs="Arial" w:eastAsia="Arial" w:hAnsi="Arial"/>
@@ -32635,7 +32635,7 @@
         </w:rPr>
         <w:t xml:space="preserve"> (</w:t>
       </w:r>
-      <w:hyperlink w:history="1" r:id="rIdkjjrbwx2mcfz8sqgksbxh">
+      <w:hyperlink w:history="1" r:id="rIdwvaymrip_how9vsxfvn9e">
         <w:r>
           <w:rPr>
             <w:rFonts w:ascii="Arial" w:cs="Arial" w:eastAsia="Arial" w:hAnsi="Arial"/>
